--- a/zht/docx/060.content.docx
+++ b/zht/docx/060.content.docx
@@ -149,7 +149,7 @@
         <w:rPr>
           <w:lang w:val="zh_TW" w:bidi="zh_TW"/>
         </w:rPr>
-        <w:t>hui</w:t>
+        <w:t>huan</w:t>
       </w:r>
       <w:r>
         <w:rPr>
@@ -212,7 +212,7 @@
         <w:rPr>
           <w:lang w:val="zh_TW" w:bidi="zh_TW"/>
         </w:rPr>
-        <w:t>悔改</w:t>
+        <w:t>患難</w:t>
       </w:r>
       <w:r>
         <w:rPr>
@@ -231,7 +231,50 @@
         <w:rPr>
           <w:lang w:val="zh_TW" w:bidi="zh_TW"/>
         </w:rPr>
-        <w:t>字面意思是改變心意，但不是指對個人計劃、意圖或信仰的改變，而是對神態度的改變。這種悔改伴隨著在基督裡得救的信心（</w:t>
+        <w:t>痛苦、困擾、麻煩或迫害的經歷。</w:t>
+      </w:r>
+    </w:p>
+    <w:p>
+      <w:pPr>
+        <w:pStyle w:val="Heading3"/>
+      </w:pPr>
+      <w:r>
+        <w:rPr>
+          <w:lang w:val="zh_TW" w:bidi="zh_TW"/>
+        </w:rPr>
+        <w:t>患難常見的例子有哪些？</w:t>
+      </w:r>
+    </w:p>
+    <w:p>
+      <w:pPr/>
+      <w:r>
+        <w:rPr>
+          <w:lang w:val="zh_TW" w:bidi="zh_TW"/>
+        </w:rPr>
+      </w:r>
+      <w:r>
+        <w:rPr>
+          <w:lang w:val="zh_TW" w:bidi="zh_TW"/>
+        </w:rPr>
+        <w:t>在新約聖經中，「患難」這個詞語有時指普通人生活中的困難，例如：</w:t>
+      </w:r>
+    </w:p>
+    <w:p>
+      <w:pPr>
+        <w:pStyle w:val="ListBullet"/>
+        <w:spacing w:line="240" w:lineRule="auto"/>
+        <w:ind w:left="720"/>
+      </w:pPr>
+      <w:r>
+        <w:rPr>
+          <w:lang w:val="zh_TW" w:bidi="zh_TW"/>
+        </w:rPr>
+      </w:r>
+      <w:r>
+        <w:rPr>
+          <w:lang w:val="zh_TW" w:bidi="zh_TW"/>
+        </w:rPr>
+        <w:t>分娩的痛苦（</w:t>
       </w:r>
       <w:hyperlink r:id="rId13">
         <w:r>
@@ -242,14 +285,32 @@
             <w:color w:val="0000EE"/>
             <w:u w:val="single"/>
           </w:rPr>
-          <w:t>徒20:21</w:t>
+          <w:t>約16:21</w:t>
         </w:r>
       </w:hyperlink>
       <w:r>
         <w:rPr>
           <w:lang w:val="zh_TW" w:bidi="zh_TW"/>
         </w:rPr>
-        <w:t>）。若認為有人可以相信基督但他卻不悔改，就是不合邏輯且匪夷所思的。悔改在歸信過程中如此重要，以至於常常被強調，而不是強調得救的信心。正如基督所說，天上眾天使為一個悔改的罪人歡喜（</w:t>
+        <w:t>）</w:t>
+      </w:r>
+    </w:p>
+    <w:p>
+      <w:pPr>
+        <w:pStyle w:val="ListBullet"/>
+        <w:spacing w:line="240" w:lineRule="auto"/>
+        <w:ind w:left="720"/>
+      </w:pPr>
+      <w:r>
+        <w:rPr>
+          <w:lang w:val="zh_TW" w:bidi="zh_TW"/>
+        </w:rPr>
+      </w:r>
+      <w:r>
+        <w:rPr>
+          <w:lang w:val="zh_TW" w:bidi="zh_TW"/>
+        </w:rPr>
+        <w:t>婚姻中的憂慮（</w:t>
       </w:r>
       <w:hyperlink r:id="rId14">
         <w:r>
@@ -260,14 +321,32 @@
             <w:color w:val="0000EE"/>
             <w:u w:val="single"/>
           </w:rPr>
-          <w:t>路15:7</w:t>
+          <w:t>林前7:28</w:t>
         </w:r>
       </w:hyperlink>
       <w:r>
         <w:rPr>
           <w:lang w:val="zh_TW" w:bidi="zh_TW"/>
         </w:rPr>
-        <w:t>）。使徒們描述外邦人歸信基督為神賜給他們「悔改得生命」（</w:t>
+        <w:t>）</w:t>
+      </w:r>
+    </w:p>
+    <w:p>
+      <w:pPr>
+        <w:pStyle w:val="ListBullet"/>
+        <w:spacing w:line="240" w:lineRule="auto"/>
+        <w:ind w:left="720"/>
+      </w:pPr>
+      <w:r>
+        <w:rPr>
+          <w:lang w:val="zh_TW" w:bidi="zh_TW"/>
+        </w:rPr>
+      </w:r>
+      <w:r>
+        <w:rPr>
+          <w:lang w:val="zh_TW" w:bidi="zh_TW"/>
+        </w:rPr>
+        <w:t>寡婦的困苦（</w:t>
       </w:r>
       <w:hyperlink r:id="rId15">
         <w:r>
@@ -278,14 +357,14 @@
             <w:color w:val="0000EE"/>
             <w:u w:val="single"/>
           </w:rPr>
-          <w:t>徒11:18</w:t>
+          <w:t>雅1:27</w:t>
         </w:r>
       </w:hyperlink>
       <w:r>
         <w:rPr>
           <w:lang w:val="zh_TW" w:bidi="zh_TW"/>
         </w:rPr>
-        <w:t>）。雖然信徒可能對某一方面的認識超過另一方面，然而福音性的悔改和對基督的信心實際上兩者是密不可分的。</w:t>
+        <w:t>）</w:t>
       </w:r>
     </w:p>
     <w:p>
@@ -299,7 +378,7 @@
         <w:rPr>
           <w:lang w:val="zh_TW" w:bidi="zh_TW"/>
         </w:rPr>
-        <w:t>這樣的悔罪不是一個孤立的行為，而是一種心志，激勵人遵行與神旨意相符的行為。認識到每日的罪過和短處，就有機會重新悔罪，並對基督產生新的信心。這種悔罪的最深刻且最值得注意的表達之一，就是大衛對他與拔示巴通姦事件的記述（</w:t>
+        <w:t>這些都被稱為患難。像饑荒這樣的重大災難則被稱為「大患難」（</w:t>
       </w:r>
       <w:hyperlink r:id="rId16">
         <w:r>
@@ -310,14 +389,39 @@
             <w:color w:val="0000EE"/>
             <w:u w:val="single"/>
           </w:rPr>
-          <w:t>詩51章</w:t>
+          <w:t>徒7:11</w:t>
         </w:r>
       </w:hyperlink>
       <w:r>
         <w:rPr>
           <w:lang w:val="zh_TW" w:bidi="zh_TW"/>
         </w:rPr>
-        <w:t>）。整個教會有時也受召悔改（</w:t>
+        <w:t>）。</w:t>
+      </w:r>
+    </w:p>
+    <w:p>
+      <w:pPr>
+        <w:pStyle w:val="Heading3"/>
+      </w:pPr>
+      <w:r>
+        <w:rPr>
+          <w:lang w:val="zh_TW" w:bidi="zh_TW"/>
+        </w:rPr>
+        <w:t>耶穌如何講論患難？</w:t>
+      </w:r>
+    </w:p>
+    <w:p>
+      <w:pPr/>
+      <w:r>
+        <w:rPr>
+          <w:lang w:val="zh_TW" w:bidi="zh_TW"/>
+        </w:rPr>
+      </w:r>
+      <w:r>
+        <w:rPr>
+          <w:lang w:val="zh_TW" w:bidi="zh_TW"/>
+        </w:rPr>
+        <w:t>「患難」一詞有更為具體的意義，就是基督徒的特定經歷。基督的教導，基本上定義了「患難」這個詞語的意義。耶穌說，無論任何時候，只要福音存在於世，大災難就是不可避免的。隨著福音的傳播，大災難和迫害也會隨之出現（</w:t>
       </w:r>
       <w:hyperlink r:id="rId17">
         <w:r>
@@ -328,7 +432,7 @@
             <w:color w:val="0000EE"/>
             <w:u w:val="single"/>
           </w:rPr>
-          <w:t>啟2:5</w:t>
+          <w:t>太13:21</w:t>
         </w:r>
       </w:hyperlink>
       <w:r>
@@ -336,6 +440,20 @@
           <w:lang w:val="zh_TW" w:bidi="zh_TW"/>
         </w:rPr>
         <w:t>）。</w:t>
+      </w:r>
+    </w:p>
+    <w:p>
+      <w:pPr/>
+      <w:r>
+        <w:rPr>
+          <w:lang w:val="zh_TW" w:bidi="zh_TW"/>
+        </w:rPr>
+      </w:r>
+      <w:r>
+        <w:rPr>
+          <w:lang w:val="zh_TW" w:bidi="zh_TW"/>
+        </w:rPr>
+        <w:t>耶穌講論末後的時候，仔細發展在教會時代的患難觀念。這個教導的主要出處，來自耶穌在橄欖山上的講章（</w:t>
       </w:r>
       <w:hyperlink r:id="rId18">
         <w:r>
@@ -346,28 +464,14 @@
             <w:color w:val="0000EE"/>
             <w:u w:val="single"/>
           </w:rPr>
-          <w:t>哥林多後書第七章</w:t>
+          <w:t>太24–25</w:t>
         </w:r>
       </w:hyperlink>
       <w:r>
         <w:rPr>
           <w:lang w:val="zh_TW" w:bidi="zh_TW"/>
         </w:rPr>
-        <w:t>對這種集體悔改有一個發人深省且完整的描述，包括對罪的哀痛、決心棄絕舊有的罪惡、行為正直等各種要素。雖然悔改常伴隨著深刻的情感，但它並不等同於這些情感，而是根植於在聖潔神面前，罪人自己需要有悔改的信念。</w:t>
-      </w:r>
-    </w:p>
-    <w:p>
-      <w:pPr/>
-      <w:r>
-        <w:rPr>
-          <w:lang w:val="zh_TW" w:bidi="zh_TW"/>
-        </w:rPr>
-      </w:r>
-      <w:r>
-        <w:rPr>
-          <w:lang w:val="zh_TW" w:bidi="zh_TW"/>
-        </w:rPr>
-        <w:t>施洗約翰（</w:t>
+        <w:t>；</w:t>
       </w:r>
       <w:hyperlink r:id="rId19">
         <w:r>
@@ -378,7 +482,7 @@
             <w:color w:val="0000EE"/>
             <w:u w:val="single"/>
           </w:rPr>
-          <w:t>太3:2</w:t>
+          <w:t>可13</w:t>
         </w:r>
       </w:hyperlink>
       <w:r>
@@ -396,14 +500,14 @@
             <w:color w:val="0000EE"/>
             <w:u w:val="single"/>
           </w:rPr>
-          <w:t>可1:4</w:t>
+          <w:t>路21</w:t>
         </w:r>
       </w:hyperlink>
       <w:r>
         <w:rPr>
           <w:lang w:val="zh_TW" w:bidi="zh_TW"/>
         </w:rPr>
-        <w:t>）和基督（</w:t>
+        <w:t>）。這個唯一的教導為門徒說明，末後大災難的情況和明確的時間框架。耶穌預測了大災難的開始、規模和結局。這個大災難的教導，是耶穌私下給予十二門徒的（</w:t>
       </w:r>
       <w:hyperlink r:id="rId21">
         <w:r>
@@ -414,14 +518,28 @@
             <w:color w:val="0000EE"/>
             <w:u w:val="single"/>
           </w:rPr>
-          <w:t>可1:15</w:t>
+          <w:t>太24:3</w:t>
         </w:r>
       </w:hyperlink>
       <w:r>
         <w:rPr>
           <w:lang w:val="zh_TW" w:bidi="zh_TW"/>
         </w:rPr>
-        <w:t>）都傳悔改，他們呼召的不是義人，而是呼召罪人悔改。按照大使命的吩咐（</w:t>
+        <w:t>）。</w:t>
+      </w:r>
+    </w:p>
+    <w:p>
+      <w:pPr/>
+      <w:r>
+        <w:rPr>
+          <w:lang w:val="zh_TW" w:bidi="zh_TW"/>
+        </w:rPr>
+      </w:r>
+      <w:r>
+        <w:rPr>
+          <w:lang w:val="zh_TW" w:bidi="zh_TW"/>
+        </w:rPr>
+        <w:t>耶穌告訴十二門徒，他們將會承受患難。這患難意味著，門徒會因祂的名字而遭受致死的逼迫（</w:t>
       </w:r>
       <w:hyperlink r:id="rId22">
         <w:r>
@@ -432,14 +550,14 @@
             <w:color w:val="0000EE"/>
             <w:u w:val="single"/>
           </w:rPr>
-          <w:t>路24:44–49</w:t>
+          <w:t>太24:9</w:t>
         </w:r>
       </w:hyperlink>
       <w:r>
         <w:rPr>
           <w:lang w:val="zh_TW" w:bidi="zh_TW"/>
         </w:rPr>
-        <w:t>），使徒們也延續了同樣的教導——從彼得在五旬節的講道開始（</w:t>
+        <w:t>）。這教導指向一個觀念，即患難將在歷史上影響許多地方的基督徒。耶穌對十二門徒預言，說他們將成為災難的直接受害者（</w:t>
       </w:r>
       <w:hyperlink r:id="rId23">
         <w:r>
@@ -450,91 +568,14 @@
             <w:color w:val="0000EE"/>
             <w:u w:val="single"/>
           </w:rPr>
-          <w:t>徒2章</w:t>
+          <w:t>太24:8</w:t>
         </w:r>
       </w:hyperlink>
       <w:r>
         <w:rPr>
           <w:lang w:val="zh_TW" w:bidi="zh_TW"/>
         </w:rPr>
-        <w:t>），取得了顯著的果效。</w:t>
-      </w:r>
-      <w:r>
-        <w:rPr>
-          <w:i/>
-          <w:lang w:val="zh_TW" w:bidi="zh_TW"/>
-        </w:rPr>
-        <w:t>見</w:t>
-      </w:r>
-      <w:r>
-        <w:rPr>
-          <w:lang w:val="zh_TW" w:bidi="zh_TW"/>
-        </w:rPr>
-        <w:t>承認</w:t>
-      </w:r>
-      <w:r>
-        <w:rPr>
-          <w:lang w:val="zh_TW" w:bidi="zh_TW"/>
-        </w:rPr>
-        <w:t>；</w:t>
-      </w:r>
-      <w:r>
-        <w:rPr>
-          <w:lang w:val="zh_TW" w:bidi="zh_TW"/>
-        </w:rPr>
-        <w:t>歸信</w:t>
-      </w:r>
-      <w:r>
-        <w:rPr>
-          <w:lang w:val="zh_TW" w:bidi="zh_TW"/>
-        </w:rPr>
-        <w:t>；</w:t>
-      </w:r>
-      <w:r>
-        <w:rPr>
-          <w:lang w:val="zh_TW" w:bidi="zh_TW"/>
-        </w:rPr>
-        <w:t>饒恕</w:t>
-      </w:r>
-      <w:r>
-        <w:rPr>
-          <w:lang w:val="zh_TW" w:bidi="zh_TW"/>
-        </w:rPr>
-        <w:t>；</w:t>
-      </w:r>
-      <w:r>
-        <w:rPr>
-          <w:lang w:val="zh_TW" w:bidi="zh_TW"/>
-        </w:rPr>
-        <w:t>重生</w:t>
-      </w:r>
-      <w:r>
-        <w:rPr>
-          <w:lang w:val="zh_TW" w:bidi="zh_TW"/>
-        </w:rPr>
-        <w:t>；</w:t>
-      </w:r>
-      <w:r>
-        <w:rPr>
-          <w:lang w:val="zh_TW" w:bidi="zh_TW"/>
-        </w:rPr>
-        <w:t>救恩</w:t>
-      </w:r>
-      <w:r>
-        <w:rPr>
-          <w:lang w:val="zh_TW" w:bidi="zh_TW"/>
-        </w:rPr>
-        <w:t>。</w:t>
-      </w:r>
-      <w:r>
-        <w:rPr>
-          <w:lang w:val="zh_TW" w:bidi="zh_TW"/>
-        </w:rPr>
-      </w:r>
-      <w:r>
-        <w:rPr>
-          <w:lang w:val="zh_TW" w:bidi="zh_TW"/>
-        </w:rPr>
+        <w:t>），就是明確的起點。</w:t>
       </w:r>
     </w:p>
     <w:p>
@@ -544,214 +585,11 @@
           <w:lang w:val="zh_TW" w:bidi="zh_TW"/>
         </w:rPr>
       </w:r>
-    </w:p>
-    <w:p>
-      <w:pPr>
-        <w:pStyle w:val="Heading2"/>
-      </w:pPr>
-      <w:r>
-        <w:rPr>
-          <w:lang w:val="zh_TW" w:bidi="zh_TW"/>
-        </w:rPr>
-        <w:t>會幕</w:t>
-      </w:r>
-      <w:r>
-        <w:rPr>
-          <w:lang w:val="zh_TW" w:bidi="zh_TW"/>
-        </w:rPr>
-      </w:r>
-    </w:p>
-    <w:p>
-      <w:pPr/>
-      <w:r>
-        <w:rPr>
-          <w:lang w:val="zh_TW" w:bidi="zh_TW"/>
-        </w:rPr>
-      </w:r>
-      <w:r>
-        <w:rPr>
-          <w:lang w:val="zh_TW" w:bidi="zh_TW"/>
-        </w:rPr>
-        <w:t>以色列歷史上最早期的敬拜場所。</w:t>
-      </w:r>
-    </w:p>
-    <w:p>
-      <w:pPr/>
-      <w:r>
-        <w:rPr>
-          <w:lang w:val="zh_TW" w:bidi="zh_TW"/>
-        </w:rPr>
-      </w:r>
-      <w:r>
-        <w:rPr>
-          <w:lang w:val="zh_TW" w:bidi="zh_TW"/>
-        </w:rPr>
-        <w:t>概述</w:t>
-      </w:r>
-    </w:p>
-    <w:p>
-      <w:pPr>
-        <w:pStyle w:val="ListBullet"/>
-        <w:spacing w:line="240" w:lineRule="auto"/>
-        <w:ind w:left="720"/>
-      </w:pPr>
-      <w:r>
-        <w:rPr>
-          <w:lang w:val="zh_TW" w:bidi="zh_TW"/>
-        </w:rPr>
-      </w:r>
-      <w:r>
-        <w:rPr>
-          <w:b/>
-          <w:u w:val="single"/>
-          <w:lang w:val="zh_TW" w:bidi="zh_TW"/>
-        </w:rPr>
-        <w:t>簡介</w:t>
-      </w:r>
-    </w:p>
-    <w:p>
-      <w:pPr>
-        <w:pStyle w:val="ListBullet"/>
-        <w:spacing w:line="240" w:lineRule="auto"/>
-        <w:ind w:left="720"/>
-      </w:pPr>
-      <w:r>
-        <w:rPr>
-          <w:lang w:val="zh_TW" w:bidi="zh_TW"/>
-        </w:rPr>
-      </w:r>
-      <w:r>
-        <w:rPr>
-          <w:b/>
-          <w:u w:val="single"/>
-          <w:lang w:val="zh_TW" w:bidi="zh_TW"/>
-        </w:rPr>
-        <w:t>會幕的名稱</w:t>
-      </w:r>
-    </w:p>
-    <w:p>
-      <w:pPr>
-        <w:pStyle w:val="ListBullet"/>
-        <w:spacing w:line="240" w:lineRule="auto"/>
-        <w:ind w:left="720"/>
-      </w:pPr>
-      <w:r>
-        <w:rPr>
-          <w:lang w:val="zh_TW" w:bidi="zh_TW"/>
-        </w:rPr>
-      </w:r>
-      <w:r>
-        <w:rPr>
-          <w:b/>
-          <w:u w:val="single"/>
-          <w:lang w:val="zh_TW" w:bidi="zh_TW"/>
-        </w:rPr>
-        <w:t>背景</w:t>
-      </w:r>
-    </w:p>
-    <w:p>
-      <w:pPr>
-        <w:pStyle w:val="ListBullet"/>
-        <w:spacing w:line="240" w:lineRule="auto"/>
-        <w:ind w:left="720"/>
-      </w:pPr>
-      <w:r>
-        <w:rPr>
-          <w:lang w:val="zh_TW" w:bidi="zh_TW"/>
-        </w:rPr>
-      </w:r>
-      <w:r>
-        <w:rPr>
-          <w:b/>
-          <w:u w:val="single"/>
-          <w:lang w:val="zh_TW" w:bidi="zh_TW"/>
-        </w:rPr>
-        <w:t>會幕及其器具</w:t>
-      </w:r>
-    </w:p>
-    <w:p>
-      <w:pPr>
-        <w:pStyle w:val="ListBullet"/>
-        <w:spacing w:line="240" w:lineRule="auto"/>
-        <w:ind w:left="720"/>
-      </w:pPr>
-      <w:r>
-        <w:rPr>
-          <w:lang w:val="zh_TW" w:bidi="zh_TW"/>
-        </w:rPr>
-      </w:r>
-      <w:r>
-        <w:rPr>
-          <w:b/>
-          <w:u w:val="single"/>
-          <w:lang w:val="zh_TW" w:bidi="zh_TW"/>
-        </w:rPr>
-        <w:t>會幕本體</w:t>
-      </w:r>
-    </w:p>
-    <w:p>
-      <w:pPr>
-        <w:pStyle w:val="ListBullet"/>
-        <w:spacing w:line="240" w:lineRule="auto"/>
-        <w:ind w:left="720"/>
-      </w:pPr>
-      <w:r>
-        <w:rPr>
-          <w:lang w:val="zh_TW" w:bidi="zh_TW"/>
-        </w:rPr>
-      </w:r>
-      <w:r>
-        <w:rPr>
-          <w:b/>
-          <w:u w:val="single"/>
-          <w:lang w:val="zh_TW" w:bidi="zh_TW"/>
-        </w:rPr>
-        <w:t>外院及其器具</w:t>
-      </w:r>
-    </w:p>
-    <w:p>
-      <w:pPr>
-        <w:pStyle w:val="ListBullet"/>
-        <w:spacing w:line="240" w:lineRule="auto"/>
-        <w:ind w:left="720"/>
-      </w:pPr>
-      <w:r>
-        <w:rPr>
-          <w:lang w:val="zh_TW" w:bidi="zh_TW"/>
-        </w:rPr>
-      </w:r>
-      <w:r>
-        <w:rPr>
-          <w:b/>
-          <w:u w:val="single"/>
-          <w:lang w:val="zh_TW" w:bidi="zh_TW"/>
-        </w:rPr>
-        <w:t>會幕的建造與奉獻</w:t>
-      </w:r>
-    </w:p>
-    <w:p>
-      <w:pPr>
-        <w:pStyle w:val="Heading3"/>
-      </w:pPr>
-      <w:r>
-        <w:rPr>
-          <w:lang w:val="zh_TW" w:bidi="zh_TW"/>
-        </w:rPr>
-        <w:t>簡介</w:t>
-      </w:r>
-    </w:p>
-    <w:p>
-      <w:pPr/>
-      <w:r>
-        <w:rPr>
-          <w:lang w:val="zh_TW" w:bidi="zh_TW"/>
-        </w:rPr>
-      </w:r>
-      <w:r>
-        <w:rPr>
-          <w:lang w:val="zh_TW" w:bidi="zh_TW"/>
-        </w:rPr>
-        <w:t>會幕是聖殿的前身，從以色列在西奈山被形塑為神的子民，到早期君主時期立足於應許之地的整段時期出現。會幕是便於遷移、符合旅程中機動需求的可移動聖所，象徵著神與祂子民的同在，也因此象徵人們可以親近祂，並且是祂傳達旨意之處。早期的人們期待，當平安和安全得到保障時，將建立一個永久的國家聖所（</w:t>
+      <w:r>
+        <w:rPr>
+          <w:lang w:val="zh_TW" w:bidi="zh_TW"/>
+        </w:rPr>
+        <w:t>同一群門徒將見證先知但以理所預言的耶路撒冷「大災難」（</w:t>
       </w:r>
       <w:hyperlink r:id="rId24">
         <w:r>
@@ -762,14 +600,38 @@
             <w:color w:val="0000EE"/>
             <w:u w:val="single"/>
           </w:rPr>
-          <w:t>申12:10–11</w:t>
+          <w:t>太24:15</w:t>
         </w:r>
       </w:hyperlink>
-      <w:r>
-        <w:rPr>
-          <w:lang w:val="zh_TW" w:bidi="zh_TW"/>
-        </w:rPr>
-        <w:t>）。直到所羅門時期，聖殿才得以建成（</w:t>
+      <w:hyperlink r:id="rId18">
+        <w:r>
+          <w:rPr>
+            <w:lang w:val="zh_TW" w:bidi="zh_TW"/>
+          </w:rPr>
+          <w:rPr>
+            <w:color w:val="0000EE"/>
+            <w:u w:val="single"/>
+          </w:rPr>
+          <w:t>–</w:t>
+        </w:r>
+      </w:hyperlink>
+      <w:hyperlink r:id="rId24">
+        <w:r>
+          <w:rPr>
+            <w:lang w:val="zh_TW" w:bidi="zh_TW"/>
+          </w:rPr>
+          <w:rPr>
+            <w:color w:val="0000EE"/>
+            <w:u w:val="single"/>
+          </w:rPr>
+          <w:t>21</w:t>
+        </w:r>
+      </w:hyperlink>
+      <w:r>
+        <w:rPr>
+          <w:lang w:val="zh_TW" w:bidi="zh_TW"/>
+        </w:rPr>
+        <w:t>）。這段經文清楚表明，耶穌指的是公元70年耶路撒冷被毀滅。耶路撒冷被羅馬軍團攻陷，被視為持續大災難的象徵。馬太本人在</w:t>
       </w:r>
       <w:hyperlink r:id="rId25">
         <w:r>
@@ -780,14 +642,26 @@
             <w:color w:val="0000EE"/>
             <w:u w:val="single"/>
           </w:rPr>
-          <w:t>撒下7:10–13</w:t>
+          <w:t>二十四章15節</w:t>
         </w:r>
       </w:hyperlink>
       <w:r>
         <w:rPr>
           <w:lang w:val="zh_TW" w:bidi="zh_TW"/>
         </w:rPr>
-        <w:t>；</w:t>
+        <w:t>中作了評語，說「</w:t>
+      </w:r>
+      <w:r>
+        <w:rPr>
+          <w:lang w:val="zh_TW" w:bidi="zh_TW"/>
+        </w:rPr>
+        <w:t>讀這經的人須要會意</w:t>
+      </w:r>
+      <w:r>
+        <w:rPr>
+          <w:lang w:val="zh_TW" w:bidi="zh_TW"/>
+        </w:rPr>
+        <w:t>」。這提醒了他的原始讀者，耶穌的預言會在他們有生之年應驗。</w:t>
       </w:r>
       <w:hyperlink r:id="rId26">
         <w:r>
@@ -798,14 +672,14 @@
             <w:color w:val="0000EE"/>
             <w:u w:val="single"/>
           </w:rPr>
-          <w:t>王上5:1–5</w:t>
+          <w:t>路加福音二十一章20至24節</w:t>
         </w:r>
       </w:hyperlink>
       <w:r>
         <w:rPr>
           <w:lang w:val="zh_TW" w:bidi="zh_TW"/>
         </w:rPr>
-        <w:t>）。各項歷史事件，以及建造方式和基礎神學的相似之處，展示了會幕與聖殿之間的密切關聯。</w:t>
+        <w:t>的平行段落清楚表明，非猶太人將在猶太耶路撒冷毀滅後長期統治。這就是公元70年耶路撒冷淪陷後發生的事情。</w:t>
       </w:r>
     </w:p>
     <w:p>
@@ -816,7 +690,7 @@
         <w:rPr>
           <w:lang w:val="zh_TW" w:bidi="zh_TW"/>
         </w:rPr>
-        <w:t>會幕的名稱</w:t>
+        <w:t>基督徒應如何回應患難？</w:t>
       </w:r>
     </w:p>
     <w:p>
@@ -830,21 +704,25 @@
         <w:rPr>
           <w:lang w:val="zh_TW" w:bidi="zh_TW"/>
         </w:rPr>
-        <w:t>聖經所用的詞語和用來描述會幕的片語：</w:t>
+        <w:t>新約聖經警告信徒，要知道患難將會發生。新約聖經也定義了信徒對患難的適當回應：</w:t>
       </w:r>
     </w:p>
     <w:p>
-      <w:pPr/>
-      <w:r>
-        <w:rPr>
-          <w:lang w:val="zh_TW" w:bidi="zh_TW"/>
-        </w:rPr>
-      </w:r>
-      <w:r>
-        <w:rPr>
-          <w:lang w:val="zh_TW" w:bidi="zh_TW"/>
-        </w:rPr>
-        <w:t>1.「神聖的居所」、「聖潔之地」或「聖所」（</w:t>
+      <w:pPr>
+        <w:pStyle w:val="ListBullet"/>
+        <w:spacing w:line="240" w:lineRule="auto"/>
+        <w:ind w:left="720"/>
+      </w:pPr>
+      <w:r>
+        <w:rPr>
+          <w:lang w:val="zh_TW" w:bidi="zh_TW"/>
+        </w:rPr>
+      </w:r>
+      <w:r>
+        <w:rPr>
+          <w:lang w:val="zh_TW" w:bidi="zh_TW"/>
+        </w:rPr>
+        <w:t>基督徒應該在苦難中滿有喜樂，因為他們結出好果子。患難能使人生出忍耐和老練的力量（</w:t>
       </w:r>
       <w:hyperlink r:id="rId27">
         <w:r>
@@ -855,14 +733,56 @@
             <w:color w:val="0000EE"/>
             <w:u w:val="single"/>
           </w:rPr>
-          <w:t>出25:8</w:t>
+          <w:t>羅5:3</w:t>
         </w:r>
       </w:hyperlink>
-      <w:r>
-        <w:rPr>
-          <w:lang w:val="zh_TW" w:bidi="zh_TW"/>
-        </w:rPr>
-        <w:t>；</w:t>
+      <w:hyperlink r:id="rId18">
+        <w:r>
+          <w:rPr>
+            <w:lang w:val="zh_TW" w:bidi="zh_TW"/>
+          </w:rPr>
+          <w:rPr>
+            <w:color w:val="0000EE"/>
+            <w:u w:val="single"/>
+          </w:rPr>
+          <w:t>–</w:t>
+        </w:r>
+      </w:hyperlink>
+      <w:hyperlink r:id="rId27">
+        <w:r>
+          <w:rPr>
+            <w:lang w:val="zh_TW" w:bidi="zh_TW"/>
+          </w:rPr>
+          <w:rPr>
+            <w:color w:val="0000EE"/>
+            <w:u w:val="single"/>
+          </w:rPr>
+          <w:t>4</w:t>
+        </w:r>
+      </w:hyperlink>
+      <w:r>
+        <w:rPr>
+          <w:lang w:val="zh_TW" w:bidi="zh_TW"/>
+        </w:rPr>
+        <w:t>）。</w:t>
+      </w:r>
+    </w:p>
+    <w:p>
+      <w:pPr>
+        <w:pStyle w:val="ListBullet"/>
+        <w:spacing w:line="240" w:lineRule="auto"/>
+        <w:ind w:left="720"/>
+      </w:pPr>
+      <w:r>
+        <w:rPr>
+          <w:lang w:val="zh_TW" w:bidi="zh_TW"/>
+        </w:rPr>
+      </w:r>
+      <w:r>
+        <w:rPr>
+          <w:lang w:val="zh_TW" w:bidi="zh_TW"/>
+        </w:rPr>
+        <w:t>他們應該心存忍耐，因為神會安慰忠心的人（</w:t>
       </w:r>
       <w:hyperlink r:id="rId28">
         <w:r>
@@ -873,28 +793,14 @@
             <w:color w:val="0000EE"/>
             <w:u w:val="single"/>
           </w:rPr>
-          <w:t>利10:17–18</w:t>
+          <w:t>羅12:12</w:t>
         </w:r>
       </w:hyperlink>
       <w:r>
         <w:rPr>
           <w:lang w:val="zh_TW" w:bidi="zh_TW"/>
         </w:rPr>
-        <w:t>）源自動詞「成為聖潔」。</w:t>
-      </w:r>
-    </w:p>
-    <w:p>
-      <w:pPr/>
-      <w:r>
-        <w:rPr>
-          <w:lang w:val="zh_TW" w:bidi="zh_TW"/>
-        </w:rPr>
-      </w:r>
-      <w:r>
-        <w:rPr>
-          <w:lang w:val="zh_TW" w:bidi="zh_TW"/>
-        </w:rPr>
-        <w:t>2.「帳幕」出現了19次，聖經也以不同方式表達，例如「法櫃的帳幕」（</w:t>
+        <w:t>；</w:t>
       </w:r>
       <w:hyperlink r:id="rId29">
         <w:r>
@@ -905,14 +811,32 @@
             <w:color w:val="0000EE"/>
             <w:u w:val="single"/>
           </w:rPr>
-          <w:t>民9:15</w:t>
+          <w:t>林後1:4</w:t>
         </w:r>
       </w:hyperlink>
       <w:r>
         <w:rPr>
           <w:lang w:val="zh_TW" w:bidi="zh_TW"/>
         </w:rPr>
-        <w:t>）、「耶和華的帳幕」（</w:t>
+        <w:t>）。</w:t>
+      </w:r>
+    </w:p>
+    <w:p>
+      <w:pPr>
+        <w:pStyle w:val="ListBullet"/>
+        <w:spacing w:line="240" w:lineRule="auto"/>
+        <w:ind w:left="720"/>
+      </w:pPr>
+      <w:r>
+        <w:rPr>
+          <w:lang w:val="zh_TW" w:bidi="zh_TW"/>
+        </w:rPr>
+      </w:r>
+      <w:r>
+        <w:rPr>
+          <w:lang w:val="zh_TW" w:bidi="zh_TW"/>
+        </w:rPr>
+        <w:t>他們應該明白，患難是為了預備信徒，迎接在永恆中的榮耀（</w:t>
       </w:r>
       <w:hyperlink r:id="rId30">
         <w:r>
@@ -923,14 +847,54 @@
             <w:color w:val="0000EE"/>
             <w:u w:val="single"/>
           </w:rPr>
-          <w:t>王上2:28–30</w:t>
+          <w:t>林後4:17</w:t>
         </w:r>
       </w:hyperlink>
       <w:r>
         <w:rPr>
           <w:lang w:val="zh_TW" w:bidi="zh_TW"/>
         </w:rPr>
-        <w:t>）、「會幕的門」（</w:t>
+        <w:t>）。</w:t>
+      </w:r>
+    </w:p>
+    <w:p>
+      <w:pPr/>
+      <w:r>
+        <w:rPr>
+          <w:lang w:val="zh_TW" w:bidi="zh_TW"/>
+        </w:rPr>
+      </w:r>
+      <w:r>
+        <w:rPr>
+          <w:lang w:val="zh_TW" w:bidi="zh_TW"/>
+        </w:rPr>
+        <w:t>在歷史上，基督徒享有財富和自由是罕見的。歷史上大多數信徒都經歷苦難。教會一直是遭受逼迫的小數群體，在一個不友好的世界堅忍。對於免受患難的基督徒來說，患難似乎適用歷史上較後的時段。</w:t>
+      </w:r>
+    </w:p>
+    <w:p>
+      <w:pPr/>
+      <w:r>
+        <w:rPr>
+          <w:lang w:val="zh_TW" w:bidi="zh_TW"/>
+        </w:rPr>
+      </w:r>
+      <w:r>
+        <w:rPr>
+          <w:lang w:val="zh_TW" w:bidi="zh_TW"/>
+        </w:rPr>
+        <w:t>大多數基督徒正面臨壓迫、拒絕、困難和迫害。由於這個原因，耶穌預言的患難是持續存在的現實。患難的嚴重程度可能會有所不同，惟基督的承諾依然真實：「</w:t>
+      </w:r>
+      <w:r>
+        <w:rPr>
+          <w:lang w:val="zh_TW" w:bidi="zh_TW"/>
+        </w:rPr>
+        <w:t>在世上，你們有苦難；但你們可以放心，我已經勝了世界。</w:t>
+      </w:r>
+      <w:r>
+        <w:rPr>
+          <w:lang w:val="zh_TW" w:bidi="zh_TW"/>
+        </w:rPr>
+        <w:t>」（</w:t>
       </w:r>
       <w:hyperlink r:id="rId31">
         <w:r>
@@ -941,2828 +905,57 @@
             <w:color w:val="0000EE"/>
             <w:u w:val="single"/>
           </w:rPr>
-          <w:t>代上9:23</w:t>
+          <w:t>約16:33</w:t>
         </w:r>
       </w:hyperlink>
       <w:r>
         <w:rPr>
           <w:lang w:val="zh_TW" w:bidi="zh_TW"/>
         </w:rPr>
-        <w:t>），以及「</w:t>
-      </w:r>
-      <w:r>
-        <w:rPr>
-          <w:lang w:val="zh_TW" w:bidi="zh_TW"/>
-        </w:rPr>
-        <w:t>帳棚</w:t>
-      </w:r>
-      <w:r>
-        <w:rPr>
-          <w:lang w:val="zh_TW" w:bidi="zh_TW"/>
-        </w:rPr>
-        <w:t>」（例：</w:t>
-      </w:r>
-      <w:hyperlink r:id="rId32">
-        <w:r>
-          <w:rPr>
-            <w:lang w:val="zh_TW" w:bidi="zh_TW"/>
-          </w:rPr>
-          <w:rPr>
-            <w:color w:val="0000EE"/>
-            <w:u w:val="single"/>
-          </w:rPr>
-          <w:t>出33:7</w:t>
-        </w:r>
-      </w:hyperlink>
-      <w:r>
-        <w:rPr>
-          <w:lang w:val="zh_TW" w:bidi="zh_TW"/>
-        </w:rPr>
-        <w:t>）。「帳棚」在英文譯本中，譯為the tent of meeting，這個表達在該譯本大約出現130次。這個包含按照約定赴約的概念，並指定會幕為神與摩西及其子民會面，以顯明其旨意的地方。</w:t>
-      </w:r>
-    </w:p>
-    <w:p>
-      <w:pPr/>
-      <w:r>
-        <w:rPr>
-          <w:lang w:val="zh_TW" w:bidi="zh_TW"/>
-        </w:rPr>
-      </w:r>
-      <w:r>
-        <w:rPr>
-          <w:lang w:val="zh_TW" w:bidi="zh_TW"/>
-        </w:rPr>
-        <w:t>3.「居所」是「會幕」一詞的字面意思。在</w:t>
-      </w:r>
-      <w:hyperlink r:id="rId33">
-        <w:r>
-          <w:rPr>
-            <w:lang w:val="zh_TW" w:bidi="zh_TW"/>
-          </w:rPr>
-          <w:rPr>
-            <w:color w:val="0000EE"/>
-            <w:u w:val="single"/>
-          </w:rPr>
-          <w:t>出埃及記二十五章9節</w:t>
-        </w:r>
-      </w:hyperlink>
-      <w:r>
-        <w:rPr>
-          <w:lang w:val="zh_TW" w:bidi="zh_TW"/>
-        </w:rPr>
-        <w:t>中，這個詞指的是整個會幕（包括外院），但在</w:t>
-      </w:r>
-      <w:hyperlink r:id="rId34">
-        <w:r>
-          <w:rPr>
-            <w:lang w:val="zh_TW" w:bidi="zh_TW"/>
-          </w:rPr>
-          <w:rPr>
-            <w:color w:val="0000EE"/>
-            <w:u w:val="single"/>
-          </w:rPr>
-          <w:t>出埃及記二十六章1節</w:t>
-        </w:r>
-      </w:hyperlink>
-      <w:r>
-        <w:rPr>
-          <w:lang w:val="zh_TW" w:bidi="zh_TW"/>
-        </w:rPr>
-        <w:t>中，它指的是會幕本體（包括聖所和至聖所）。另一表達是「法櫃的帳幕」（</w:t>
-      </w:r>
-      <w:hyperlink r:id="rId35">
-        <w:r>
-          <w:rPr>
-            <w:lang w:val="zh_TW" w:bidi="zh_TW"/>
-          </w:rPr>
-          <w:rPr>
-            <w:color w:val="0000EE"/>
-            <w:u w:val="single"/>
-          </w:rPr>
-          <w:t>出38:21</w:t>
-        </w:r>
-      </w:hyperlink>
-      <w:r>
-        <w:rPr>
-          <w:lang w:val="zh_TW" w:bidi="zh_TW"/>
-        </w:rPr>
-        <w:t>；又有譯本譯為「盟約的帳幕」），這與其它表達如「法櫃的帳幕」一起，強調了兩塊法版的存在。</w:t>
-      </w:r>
-    </w:p>
-    <w:p>
-      <w:pPr/>
-      <w:r>
-        <w:rPr>
-          <w:lang w:val="zh_TW" w:bidi="zh_TW"/>
-        </w:rPr>
-      </w:r>
-      <w:r>
-        <w:rPr>
-          <w:lang w:val="zh_TW" w:bidi="zh_TW"/>
-        </w:rPr>
-        <w:t>4.「耶和華－你神的殿」（</w:t>
-      </w:r>
-      <w:hyperlink r:id="rId36">
-        <w:r>
-          <w:rPr>
-            <w:lang w:val="zh_TW" w:bidi="zh_TW"/>
-          </w:rPr>
-          <w:rPr>
-            <w:color w:val="0000EE"/>
-            <w:u w:val="single"/>
-          </w:rPr>
-          <w:t>出23:19</w:t>
-        </w:r>
-      </w:hyperlink>
-      <w:r>
-        <w:rPr>
-          <w:lang w:val="zh_TW" w:bidi="zh_TW"/>
-        </w:rPr>
         <w:t>）。</w:t>
       </w:r>
-    </w:p>
-    <w:p>
-      <w:pPr>
-        <w:pStyle w:val="Heading3"/>
-      </w:pPr>
-      <w:r>
-        <w:rPr>
-          <w:lang w:val="zh_TW" w:bidi="zh_TW"/>
-        </w:rPr>
-        <w:t>背景</w:t>
-      </w:r>
-    </w:p>
-    <w:p>
-      <w:pPr/>
-      <w:r>
-        <w:rPr>
-          <w:lang w:val="zh_TW" w:bidi="zh_TW"/>
-        </w:rPr>
-      </w:r>
-      <w:r>
-        <w:rPr>
-          <w:lang w:val="zh_TW" w:bidi="zh_TW"/>
-        </w:rPr>
-        <w:t>會幕由一個一般區域和兩個限制區域組成，其三重空間結構並非獨一無二。其它具有組織化祭司制度的已發展宗教中，也有三個主要的親近階層：一個是為所有社區成員設置的，一個是為一般祭司設置的，還有一個是為主要宗教領袖設置的內部聖所，被認為是神明的居所。以色列時代之前，在巴勒斯坦和敘利亞出土的異教聖所，已經揭示了這類分區聖所的存在。</w:t>
-      </w:r>
-    </w:p>
-    <w:p>
-      <w:pPr/>
-      <w:r>
-        <w:rPr>
-          <w:lang w:val="zh_TW" w:bidi="zh_TW"/>
-        </w:rPr>
-      </w:r>
-      <w:r>
-        <w:rPr>
-          <w:lang w:val="zh_TW" w:bidi="zh_TW"/>
-        </w:rPr>
-        <w:t>在公元前二千年期間有大量證據顯示，人們通常使用可移動且複雜的預製結構，作為君王與其他尊貴者的會客廳或聖所。定居社群的統治者在前往國內其它地區旅行時（例如埃及，迦南則相對較少），會使用這些結構。同樣，像米甸人這樣的遊牧或半遊牧民族也使用可移動聖所。在摩西之前的埃及，工匠所採用的工藝技術與建造會幕的技術相似。</w:t>
-      </w:r>
-    </w:p>
-    <w:p>
-      <w:pPr>
-        <w:pStyle w:val="Heading3"/>
-      </w:pPr>
-      <w:r>
-        <w:rPr>
-          <w:lang w:val="zh_TW" w:bidi="zh_TW"/>
-        </w:rPr>
-        <w:t>會幕及其器具</w:t>
-      </w:r>
-    </w:p>
-    <w:p>
-      <w:pPr/>
-      <w:r>
-        <w:rPr>
-          <w:lang w:val="zh_TW" w:bidi="zh_TW"/>
-        </w:rPr>
-      </w:r>
-      <w:r>
-        <w:rPr>
-          <w:lang w:val="zh_TW" w:bidi="zh_TW"/>
-        </w:rPr>
-        <w:t>出埃及記（</w:t>
-      </w:r>
-      <w:hyperlink r:id="rId37">
-        <w:r>
-          <w:rPr>
-            <w:lang w:val="zh_TW" w:bidi="zh_TW"/>
-          </w:rPr>
-          <w:rPr>
-            <w:color w:val="0000EE"/>
-            <w:u w:val="single"/>
-          </w:rPr>
-          <w:t>出25–40</w:t>
-        </w:r>
-      </w:hyperlink>
-      <w:r>
-        <w:rPr>
-          <w:lang w:val="zh_TW" w:bidi="zh_TW"/>
-        </w:rPr>
-        <w:t>）詳細描述了會幕及其器具，所用材料從貴重到普通的都有。經文按重要性排列出三種金屬：金、銅與銀。只有主要聖所的器具才使用金，所使用金屬的總量約為一英噸金（0.9公噸）、三英噸銅和四英噸銀（</w:t>
-      </w:r>
-      <w:hyperlink r:id="rId38">
-        <w:r>
-          <w:rPr>
-            <w:lang w:val="zh_TW" w:bidi="zh_TW"/>
-          </w:rPr>
-          <w:rPr>
-            <w:color w:val="0000EE"/>
-            <w:u w:val="single"/>
-          </w:rPr>
-          <w:t>38:24–31</w:t>
-        </w:r>
-      </w:hyperlink>
-      <w:r>
-        <w:rPr>
-          <w:lang w:val="zh_TW" w:bidi="zh_TW"/>
-        </w:rPr>
-        <w:t>）。另有相對大量的銀來自一項奉獻（</w:t>
-      </w:r>
-      <w:hyperlink r:id="rId39">
-        <w:r>
-          <w:rPr>
-            <w:lang w:val="zh_TW" w:bidi="zh_TW"/>
-          </w:rPr>
-          <w:rPr>
-            <w:color w:val="0000EE"/>
-            <w:u w:val="single"/>
-          </w:rPr>
-          <w:t>30:11–16</w:t>
-        </w:r>
-      </w:hyperlink>
-      <w:r>
-        <w:rPr>
-          <w:lang w:val="zh_TW" w:bidi="zh_TW"/>
-        </w:rPr>
-        <w:t>），補充了以色列人從埃及人所得的銀與金（</w:t>
-      </w:r>
-      <w:hyperlink r:id="rId40">
-        <w:r>
-          <w:rPr>
-            <w:lang w:val="zh_TW" w:bidi="zh_TW"/>
-          </w:rPr>
-          <w:rPr>
-            <w:color w:val="0000EE"/>
-            <w:u w:val="single"/>
-          </w:rPr>
-          <w:t>12:35</w:t>
-        </w:r>
-      </w:hyperlink>
-      <w:r>
-        <w:rPr>
-          <w:lang w:val="zh_TW" w:bidi="zh_TW"/>
-        </w:rPr>
-        <w:t>）。</w:t>
-      </w:r>
-    </w:p>
-    <w:p>
-      <w:pPr/>
-      <w:r>
-        <w:rPr>
-          <w:lang w:val="zh_TW" w:bidi="zh_TW"/>
-        </w:rPr>
-      </w:r>
-      <w:r>
-        <w:rPr>
-          <w:lang w:val="zh_TW" w:bidi="zh_TW"/>
-        </w:rPr>
-        <w:t>值得注意的是，在神所要求的建築樣式中，起點是內殿的家具（聖所和至聖所）。在實際建造中，這些器具是在會幕本體之後製作的，估計此舉能方便在完工後立即和妥善放置（</w:t>
-      </w:r>
-      <w:hyperlink r:id="rId41">
-        <w:r>
-          <w:rPr>
-            <w:lang w:val="zh_TW" w:bidi="zh_TW"/>
-          </w:rPr>
-          <w:rPr>
-            <w:color w:val="0000EE"/>
-            <w:u w:val="single"/>
-          </w:rPr>
-          <w:t>出25:9–27:19</w:t>
-        </w:r>
-      </w:hyperlink>
-      <w:r>
-        <w:rPr>
-          <w:lang w:val="zh_TW" w:bidi="zh_TW"/>
-        </w:rPr>
-        <w:t>，參</w:t>
-      </w:r>
-      <w:hyperlink r:id="rId42">
-        <w:r>
-          <w:rPr>
-            <w:lang w:val="zh_TW" w:bidi="zh_TW"/>
-          </w:rPr>
-          <w:rPr>
-            <w:color w:val="0000EE"/>
-            <w:u w:val="single"/>
-          </w:rPr>
-          <w:t>36:8–37:28</w:t>
-        </w:r>
-      </w:hyperlink>
-      <w:r>
-        <w:rPr>
-          <w:lang w:val="zh_TW" w:bidi="zh_TW"/>
-        </w:rPr>
-        <w:t>）。</w:t>
-      </w:r>
-    </w:p>
-    <w:p>
-      <w:pPr/>
-      <w:r>
-        <w:rPr>
-          <w:lang w:val="zh_TW" w:bidi="zh_TW"/>
-        </w:rPr>
-      </w:r>
-      <w:r>
-        <w:rPr>
-          <w:lang w:val="zh_TW" w:bidi="zh_TW"/>
-        </w:rPr>
-        <w:t>第一個列出的器具是約櫃，是至聖所中唯一的器具。約櫃是一個包金的木箱，長約1.1公尺，寬和高為0.7公尺。它是神與以色列之間盟約關係的最高象徵，經常被稱為「耶和華的約櫃」（</w:t>
-      </w:r>
-      <w:hyperlink r:id="rId43">
-        <w:r>
-          <w:rPr>
-            <w:lang w:val="zh_TW" w:bidi="zh_TW"/>
-          </w:rPr>
-          <w:rPr>
-            <w:color w:val="0000EE"/>
-            <w:u w:val="single"/>
-          </w:rPr>
-          <w:t>申10:8</w:t>
-        </w:r>
-      </w:hyperlink>
-      <w:r>
-        <w:rPr>
-          <w:lang w:val="zh_TW" w:bidi="zh_TW"/>
-        </w:rPr>
-        <w:t>）。與鄰近國家當時的約櫃不同，這個約櫃沒有任何神祇形像，只有十誡（</w:t>
-      </w:r>
-      <w:hyperlink r:id="rId44">
-        <w:r>
-          <w:rPr>
-            <w:lang w:val="zh_TW" w:bidi="zh_TW"/>
-          </w:rPr>
-          <w:rPr>
-            <w:color w:val="0000EE"/>
-            <w:u w:val="single"/>
-          </w:rPr>
-          <w:t>出25:16</w:t>
-        </w:r>
-      </w:hyperlink>
-      <w:r>
-        <w:rPr>
-          <w:lang w:val="zh_TW" w:bidi="zh_TW"/>
-        </w:rPr>
-        <w:t>）、一罐嗎哪（</w:t>
-      </w:r>
-      <w:hyperlink r:id="rId45">
-        <w:r>
-          <w:rPr>
-            <w:lang w:val="zh_TW" w:bidi="zh_TW"/>
-          </w:rPr>
-          <w:rPr>
-            <w:color w:val="0000EE"/>
-            <w:u w:val="single"/>
-          </w:rPr>
-          <w:t>16:33</w:t>
-        </w:r>
-      </w:hyperlink>
-      <w:r>
-        <w:rPr>
-          <w:lang w:val="zh_TW" w:bidi="zh_TW"/>
-        </w:rPr>
-        <w:t>）和亞倫的杖（</w:t>
-      </w:r>
-      <w:hyperlink r:id="rId46">
-        <w:r>
-          <w:rPr>
-            <w:lang w:val="zh_TW" w:bidi="zh_TW"/>
-          </w:rPr>
-          <w:rPr>
-            <w:color w:val="0000EE"/>
-            <w:u w:val="single"/>
-          </w:rPr>
-          <w:t>民17:10</w:t>
-        </w:r>
-      </w:hyperlink>
-      <w:r>
-        <w:rPr>
-          <w:lang w:val="zh_TW" w:bidi="zh_TW"/>
-        </w:rPr>
-        <w:t>），這些都象徵著神各方面的供應（見</w:t>
-      </w:r>
-      <w:hyperlink r:id="rId47">
-        <w:r>
-          <w:rPr>
-            <w:lang w:val="zh_TW" w:bidi="zh_TW"/>
-          </w:rPr>
-          <w:rPr>
-            <w:color w:val="0000EE"/>
-            <w:u w:val="single"/>
-          </w:rPr>
-          <w:t>來9:4</w:t>
-        </w:r>
-      </w:hyperlink>
-      <w:r>
-        <w:rPr>
-          <w:lang w:val="zh_TW" w:bidi="zh_TW"/>
-        </w:rPr>
-        <w:t>）。</w:t>
-      </w:r>
-    </w:p>
-    <w:p>
-      <w:pPr/>
-      <w:r>
-        <w:rPr>
-          <w:lang w:val="zh_TW" w:bidi="zh_TW"/>
-        </w:rPr>
-      </w:r>
-      <w:r>
-        <w:rPr>
-          <w:lang w:val="zh_TW" w:bidi="zh_TW"/>
-        </w:rPr>
-        <w:t>約櫃藉由兩根槓來抬運，槓穿過固定在下方四角的環（</w:t>
-      </w:r>
-      <w:hyperlink r:id="rId48">
-        <w:r>
-          <w:rPr>
-            <w:lang w:val="zh_TW" w:bidi="zh_TW"/>
-          </w:rPr>
-          <w:rPr>
-            <w:color w:val="0000EE"/>
-            <w:u w:val="single"/>
-          </w:rPr>
-          <w:t>出25:13–15</w:t>
-        </w:r>
-      </w:hyperlink>
-      <w:r>
-        <w:rPr>
-          <w:lang w:val="zh_TW" w:bidi="zh_TW"/>
-        </w:rPr>
-        <w:t>）。這兩根槓恆常留在原位，並從幔子下方向前伸入聖所，讓人知道那無法看見的約櫃與人同在。</w:t>
-      </w:r>
-    </w:p>
-    <w:p>
-      <w:pPr/>
-      <w:r>
-        <w:rPr>
-          <w:lang w:val="zh_TW" w:bidi="zh_TW"/>
-        </w:rPr>
-      </w:r>
-      <w:r>
-        <w:rPr>
-          <w:lang w:val="zh_TW" w:bidi="zh_TW"/>
-        </w:rPr>
-        <w:t>安放在約櫃之上的是施恩座（有譯本譯為「贖罪蓋」），一塊長方形的實心金板，其上固定有兩個基路伯。面向內側的基路伯與施恩座一起，構成那位看不可見之神的寶座（</w:t>
-      </w:r>
-      <w:hyperlink r:id="rId49">
-        <w:r>
-          <w:rPr>
-            <w:lang w:val="zh_TW" w:bidi="zh_TW"/>
-          </w:rPr>
-          <w:rPr>
-            <w:color w:val="0000EE"/>
-            <w:u w:val="single"/>
-          </w:rPr>
-          <w:t>出25:22</w:t>
-        </w:r>
-      </w:hyperlink>
-      <w:r>
-        <w:rPr>
-          <w:lang w:val="zh_TW" w:bidi="zh_TW"/>
-        </w:rPr>
-        <w:t>），這位神常被描述為坐在基路伯之上（</w:t>
-      </w:r>
-      <w:hyperlink r:id="rId50">
-        <w:r>
-          <w:rPr>
-            <w:lang w:val="zh_TW" w:bidi="zh_TW"/>
-          </w:rPr>
-          <w:rPr>
-            <w:color w:val="0000EE"/>
-            <w:u w:val="single"/>
-          </w:rPr>
-          <w:t>詩80:1</w:t>
-        </w:r>
-      </w:hyperlink>
-      <w:r>
-        <w:rPr>
-          <w:lang w:val="zh_TW" w:bidi="zh_TW"/>
-        </w:rPr>
-        <w:t>，</w:t>
-      </w:r>
-      <w:hyperlink r:id="rId51">
-        <w:r>
-          <w:rPr>
-            <w:lang w:val="zh_TW" w:bidi="zh_TW"/>
-          </w:rPr>
-          <w:rPr>
-            <w:color w:val="0000EE"/>
-            <w:u w:val="single"/>
-          </w:rPr>
-          <w:t>99:1</w:t>
-        </w:r>
-      </w:hyperlink>
-      <w:r>
-        <w:rPr>
-          <w:lang w:val="zh_TW" w:bidi="zh_TW"/>
-        </w:rPr>
-        <w:t>）。「施恩座」這名詞來自「施行贖罪」的動詞，贖罪日高峰之時，祭司要將血灑在施恩座上（</w:t>
-      </w:r>
-      <w:hyperlink r:id="rId52">
-        <w:r>
-          <w:rPr>
-            <w:lang w:val="zh_TW" w:bidi="zh_TW"/>
-          </w:rPr>
-          <w:rPr>
-            <w:color w:val="0000EE"/>
-            <w:u w:val="single"/>
-          </w:rPr>
-          <w:t>利16:14</w:t>
-        </w:r>
-      </w:hyperlink>
-      <w:r>
-        <w:rPr>
-          <w:lang w:val="zh_TW" w:bidi="zh_TW"/>
-        </w:rPr>
-        <w:t>）。約櫃被放置在施恩座</w:t>
-      </w:r>
-      <w:r>
-        <w:rPr>
-          <w:b/>
-          <w:lang w:val="zh_TW" w:bidi="zh_TW"/>
-        </w:rPr>
-        <w:t>之下</w:t>
-      </w:r>
-      <w:r>
-        <w:rPr>
-          <w:lang w:val="zh_TW" w:bidi="zh_TW"/>
-        </w:rPr>
-        <w:t>（</w:t>
-      </w:r>
-      <w:hyperlink r:id="rId53">
-        <w:r>
-          <w:rPr>
-            <w:lang w:val="zh_TW" w:bidi="zh_TW"/>
-          </w:rPr>
-          <w:rPr>
-            <w:color w:val="0000EE"/>
-            <w:u w:val="single"/>
-          </w:rPr>
-          <w:t>出25:21</w:t>
-        </w:r>
-      </w:hyperlink>
-      <w:r>
-        <w:rPr>
-          <w:lang w:val="zh_TW" w:bidi="zh_TW"/>
-        </w:rPr>
-        <w:t>）的事實，表明律法在神的保護之下，並解釋了為何約櫃會被稱為祂的腳凳（例：</w:t>
-      </w:r>
-      <w:hyperlink r:id="rId54">
-        <w:r>
-          <w:rPr>
-            <w:lang w:val="zh_TW" w:bidi="zh_TW"/>
-          </w:rPr>
-          <w:rPr>
-            <w:color w:val="0000EE"/>
-            <w:u w:val="single"/>
-          </w:rPr>
-          <w:t>詩132:7</w:t>
-        </w:r>
-      </w:hyperlink>
-      <w:r>
-        <w:rPr>
-          <w:lang w:val="zh_TW" w:bidi="zh_TW"/>
-        </w:rPr>
-        <w:t>）。如同伊甸園中的基路伯（</w:t>
-      </w:r>
-      <w:hyperlink r:id="rId55">
-        <w:r>
-          <w:rPr>
-            <w:lang w:val="zh_TW" w:bidi="zh_TW"/>
-          </w:rPr>
-          <w:rPr>
-            <w:color w:val="0000EE"/>
-            <w:u w:val="single"/>
-          </w:rPr>
-          <w:t>創3:24</w:t>
-        </w:r>
-      </w:hyperlink>
-      <w:r>
-        <w:rPr>
-          <w:lang w:val="zh_TW" w:bidi="zh_TW"/>
-        </w:rPr>
-        <w:t>），至聖所中的基路伯很可能具有類似的守護功能。在古代世界，像基路伯這樣具有象徵意義的有翼生物，常被安置在寶座與重要建築的守護位置上。</w:t>
-      </w:r>
-    </w:p>
-    <w:p>
-      <w:pPr/>
-      <w:r>
-        <w:rPr>
-          <w:lang w:val="zh_TW" w:bidi="zh_TW"/>
-        </w:rPr>
-      </w:r>
-      <w:r>
-        <w:rPr>
-          <w:lang w:val="zh_TW" w:bidi="zh_TW"/>
-        </w:rPr>
-        <w:t>像約櫃一樣，陳設餅的桌子（</w:t>
-      </w:r>
-      <w:hyperlink r:id="rId56">
-        <w:r>
-          <w:rPr>
-            <w:lang w:val="zh_TW" w:bidi="zh_TW"/>
-          </w:rPr>
-          <w:rPr>
-            <w:color w:val="0000EE"/>
-            <w:u w:val="single"/>
-          </w:rPr>
-          <w:t>出25:30</w:t>
-        </w:r>
-      </w:hyperlink>
-      <w:r>
-        <w:rPr>
-          <w:lang w:val="zh_TW" w:bidi="zh_TW"/>
-        </w:rPr>
-        <w:t>）是以皂莢木製成，外面包裹著金子。它稍微小一些，長0.9公尺，寬0.5公尺，高0.7公尺。各種輔助的器皿與用具都有詳細記載（</w:t>
-      </w:r>
-      <w:hyperlink r:id="rId57">
-        <w:r>
-          <w:rPr>
-            <w:lang w:val="zh_TW" w:bidi="zh_TW"/>
-          </w:rPr>
-          <w:rPr>
-            <w:color w:val="0000EE"/>
-            <w:u w:val="single"/>
-          </w:rPr>
-          <w:t>29</w:t>
-        </w:r>
-      </w:hyperlink>
-      <w:r>
-        <w:rPr>
-          <w:lang w:val="zh_TW" w:bidi="zh_TW"/>
-        </w:rPr>
-        <w:t>節），推測盤子是用來放餅的。每逢安息日，十二個餅被放置在桌上，排成兩行，象徵神對以色列十二支派的供應（</w:t>
-      </w:r>
-      <w:hyperlink r:id="rId58">
-        <w:r>
-          <w:rPr>
-            <w:lang w:val="zh_TW" w:bidi="zh_TW"/>
-          </w:rPr>
-          <w:rPr>
-            <w:color w:val="0000EE"/>
-            <w:u w:val="single"/>
-          </w:rPr>
-          <w:t>利24:5–9</w:t>
-        </w:r>
-      </w:hyperlink>
-      <w:r>
-        <w:rPr>
-          <w:lang w:val="zh_TW" w:bidi="zh_TW"/>
-        </w:rPr>
-        <w:t>）。這張桌子位於聖所的北側。</w:t>
-      </w:r>
-    </w:p>
-    <w:p>
-      <w:pPr/>
-      <w:r>
-        <w:rPr>
-          <w:lang w:val="zh_TW" w:bidi="zh_TW"/>
-        </w:rPr>
-      </w:r>
-      <w:r>
-        <w:rPr>
-          <w:lang w:val="zh_TW" w:bidi="zh_TW"/>
-        </w:rPr>
-        <w:t>在南側是七枝金燈台（</w:t>
-      </w:r>
-      <w:hyperlink r:id="rId59">
-        <w:r>
-          <w:rPr>
-            <w:lang w:val="zh_TW" w:bidi="zh_TW"/>
-          </w:rPr>
-          <w:rPr>
-            <w:color w:val="0000EE"/>
-            <w:u w:val="single"/>
-          </w:rPr>
-          <w:t>出25:31–39</w:t>
-        </w:r>
-      </w:hyperlink>
-      <w:r>
-        <w:rPr>
-          <w:lang w:val="zh_TW" w:bidi="zh_TW"/>
-        </w:rPr>
-        <w:t>，</w:t>
-      </w:r>
-      <w:hyperlink r:id="rId60">
-        <w:r>
-          <w:rPr>
-            <w:lang w:val="zh_TW" w:bidi="zh_TW"/>
-          </w:rPr>
-          <w:rPr>
-            <w:color w:val="0000EE"/>
-            <w:u w:val="single"/>
-          </w:rPr>
-          <w:t>37:17–24</w:t>
-        </w:r>
-      </w:hyperlink>
-      <w:r>
-        <w:rPr>
-          <w:lang w:val="zh_TW" w:bidi="zh_TW"/>
-        </w:rPr>
-        <w:t>，</w:t>
-      </w:r>
-      <w:hyperlink r:id="rId61">
-        <w:r>
-          <w:rPr>
-            <w:lang w:val="zh_TW" w:bidi="zh_TW"/>
-          </w:rPr>
-          <w:rPr>
-            <w:color w:val="0000EE"/>
-            <w:u w:val="single"/>
-          </w:rPr>
-          <w:t>40:24</w:t>
-        </w:r>
-      </w:hyperlink>
-      <w:r>
-        <w:rPr>
-          <w:lang w:val="zh_TW" w:bidi="zh_TW"/>
-        </w:rPr>
-        <w:t>）。這是聖所中最令人印象深刻的器具之一，如同基路伯和施恩座一樣，是用純金製成。六支金枝（左右各三支）從中央的柱幹伸出，整個燈臺以杏花為裝飾。根據聖經的資料，我們並不確定燈臺是持續點亮（</w:t>
-      </w:r>
-      <w:hyperlink r:id="rId62">
-        <w:r>
-          <w:rPr>
-            <w:lang w:val="zh_TW" w:bidi="zh_TW"/>
-          </w:rPr>
-          <w:rPr>
-            <w:color w:val="0000EE"/>
-            <w:u w:val="single"/>
-          </w:rPr>
-          <w:t>出27:20</w:t>
-        </w:r>
-      </w:hyperlink>
+      <w:r>
+        <w:rPr>
+          <w:i/>
+          <w:lang w:val="zh_TW" w:bidi="zh_TW"/>
+        </w:rPr>
+        <w:t>見</w:t>
+      </w:r>
+      <w:r>
+        <w:rPr>
+          <w:lang w:val="zh_TW" w:bidi="zh_TW"/>
+        </w:rPr>
+        <w:t xml:space="preserve"> </w:t>
+      </w:r>
+      <w:r>
+        <w:rPr>
+          <w:lang w:val="zh_TW" w:bidi="zh_TW"/>
+        </w:rPr>
+        <w:t>苦難</w:t>
+      </w:r>
       <w:r>
         <w:rPr>
           <w:lang w:val="zh_TW" w:bidi="zh_TW"/>
         </w:rPr>
         <w:t>；</w:t>
       </w:r>
-      <w:hyperlink r:id="rId63">
-        <w:r>
-          <w:rPr>
-            <w:lang w:val="zh_TW" w:bidi="zh_TW"/>
-          </w:rPr>
-          <w:rPr>
-            <w:color w:val="0000EE"/>
-            <w:u w:val="single"/>
-          </w:rPr>
-          <w:t>利24:2</w:t>
-        </w:r>
-      </w:hyperlink>
-      <w:r>
-        <w:rPr>
-          <w:lang w:val="zh_TW" w:bidi="zh_TW"/>
-        </w:rPr>
-        <w:t>），還是僅在夜間發光（大多數譯本中的</w:t>
-      </w:r>
-      <w:hyperlink r:id="rId64">
-        <w:r>
-          <w:rPr>
-            <w:lang w:val="zh_TW" w:bidi="zh_TW"/>
-          </w:rPr>
-          <w:rPr>
-            <w:color w:val="0000EE"/>
-            <w:u w:val="single"/>
-          </w:rPr>
-          <w:t>撒上3:3</w:t>
-        </w:r>
-      </w:hyperlink>
-      <w:r>
-        <w:rPr>
-          <w:lang w:val="zh_TW" w:bidi="zh_TW"/>
-        </w:rPr>
-        <w:t>均有提及）。</w:t>
-      </w:r>
-      <w:hyperlink r:id="rId65">
-        <w:r>
-          <w:rPr>
-            <w:lang w:val="zh_TW" w:bidi="zh_TW"/>
-          </w:rPr>
-          <w:rPr>
-            <w:color w:val="0000EE"/>
-            <w:u w:val="single"/>
-          </w:rPr>
-          <w:t>利未記二十四章4節</w:t>
-        </w:r>
-      </w:hyperlink>
-      <w:r>
-        <w:rPr>
-          <w:lang w:val="zh_TW" w:bidi="zh_TW"/>
-        </w:rPr>
-        <w:t>強烈支持前者，而撒母耳記上的資料可能反映，在士師時期這個做法已經開始變化。在經文中，金燈台象徵著盟約群體的持續見證（</w:t>
-      </w:r>
-      <w:hyperlink r:id="rId66">
-        <w:r>
-          <w:rPr>
-            <w:lang w:val="zh_TW" w:bidi="zh_TW"/>
-          </w:rPr>
-          <w:rPr>
-            <w:color w:val="0000EE"/>
-            <w:u w:val="single"/>
-          </w:rPr>
-          <w:t>亞4:1–7</w:t>
-        </w:r>
-      </w:hyperlink>
+      <w:r>
+        <w:rPr>
+          <w:lang w:val="zh_TW" w:bidi="zh_TW"/>
+        </w:rPr>
+        <w:t>末世論</w:t>
+      </w:r>
       <w:r>
         <w:rPr>
           <w:lang w:val="zh_TW" w:bidi="zh_TW"/>
         </w:rPr>
         <w:t>；</w:t>
       </w:r>
-      <w:hyperlink r:id="rId67">
-        <w:r>
-          <w:rPr>
-            <w:lang w:val="zh_TW" w:bidi="zh_TW"/>
-          </w:rPr>
-          <w:rPr>
-            <w:color w:val="0000EE"/>
-            <w:u w:val="single"/>
-          </w:rPr>
-          <w:t>啟2:1</w:t>
-        </w:r>
-      </w:hyperlink>
-      <w:r>
-        <w:rPr>
-          <w:lang w:val="zh_TW" w:bidi="zh_TW"/>
-        </w:rPr>
-        <w:t>）。從經文列舉服事燈臺所需、全部以純金製成的器具，可以看見對於細節的精準關注。若沒有這種精準的細節，燈光很快就會昏暗，聖所本身也會被炭垢所污穢（</w:t>
-      </w:r>
-      <w:hyperlink r:id="rId68">
-        <w:r>
-          <w:rPr>
-            <w:lang w:val="zh_TW" w:bidi="zh_TW"/>
-          </w:rPr>
-          <w:rPr>
-            <w:color w:val="0000EE"/>
-            <w:u w:val="single"/>
-          </w:rPr>
-          <w:t>出25:38</w:t>
-        </w:r>
-      </w:hyperlink>
-      <w:r>
-        <w:rPr>
-          <w:lang w:val="zh_TW" w:bidi="zh_TW"/>
-        </w:rPr>
-        <w:t>）。此外，點燈時亦只會使用最上等的橄欖油，確保光線明亮（</w:t>
-      </w:r>
-      <w:hyperlink r:id="rId62">
-        <w:r>
-          <w:rPr>
-            <w:lang w:val="zh_TW" w:bidi="zh_TW"/>
-          </w:rPr>
-          <w:rPr>
-            <w:color w:val="0000EE"/>
-            <w:u w:val="single"/>
-          </w:rPr>
-          <w:t>27:20</w:t>
-        </w:r>
-      </w:hyperlink>
-      <w:r>
-        <w:rPr>
-          <w:lang w:val="zh_TW" w:bidi="zh_TW"/>
-        </w:rPr>
-        <w:t>）。</w:t>
-      </w:r>
-    </w:p>
-    <w:p>
-      <w:pPr/>
-      <w:r>
-        <w:rPr>
-          <w:lang w:val="zh_TW" w:bidi="zh_TW"/>
-        </w:rPr>
-      </w:r>
-      <w:r>
-        <w:rPr>
-          <w:lang w:val="zh_TW" w:bidi="zh_TW"/>
-        </w:rPr>
-        <w:t>香壇（</w:t>
-      </w:r>
-      <w:hyperlink r:id="rId69">
-        <w:r>
-          <w:rPr>
-            <w:lang w:val="zh_TW" w:bidi="zh_TW"/>
-          </w:rPr>
-          <w:rPr>
-            <w:color w:val="0000EE"/>
-            <w:u w:val="single"/>
-          </w:rPr>
-          <w:t>出30:1–10</w:t>
-        </w:r>
-      </w:hyperlink>
-      <w:r>
-        <w:rPr>
-          <w:lang w:val="zh_TW" w:bidi="zh_TW"/>
-        </w:rPr>
-        <w:t>）的描述可能被故意淡化，以突顯外院的祭壇，後者通常被稱為「</w:t>
-      </w:r>
-      <w:r>
-        <w:rPr>
-          <w:b/>
-          <w:lang w:val="zh_TW" w:bidi="zh_TW"/>
-        </w:rPr>
-        <w:t>那個</w:t>
-      </w:r>
-      <w:r>
-        <w:rPr>
-          <w:lang w:val="zh_TW" w:bidi="zh_TW"/>
-        </w:rPr>
-        <w:t>祭壇」。為了區分香壇與銅製的獻祭壇，前者被稱為「金壇」（</w:t>
-      </w:r>
-      <w:hyperlink r:id="rId70">
-        <w:r>
-          <w:rPr>
-            <w:lang w:val="zh_TW" w:bidi="zh_TW"/>
-          </w:rPr>
-          <w:rPr>
-            <w:color w:val="0000EE"/>
-            <w:u w:val="single"/>
-          </w:rPr>
-          <w:t>40:5</w:t>
-        </w:r>
-      </w:hyperlink>
-      <w:r>
-        <w:rPr>
-          <w:lang w:val="zh_TW" w:bidi="zh_TW"/>
-        </w:rPr>
-        <w:t>）。香壇位於聖所內，正對著幔子另一側至聖所中的約櫃，位於陳設餅桌與燈臺之間。它以包金的皂莢木製成，邊長約45.7公分，高約0.9公尺，四角有角，周圍有一圈金邊。像約櫃一樣，香壇也有環與槓的設置，方便移動。這壇用來早晚焚香，每年的贖罪日又會</w:t>
-      </w:r>
-      <w:r>
-        <w:rPr>
-          <w:lang w:val="zh_TW" w:bidi="zh_TW"/>
-        </w:rPr>
-        <w:t>用贖罪祭牲的血行禮</w:t>
-      </w:r>
-      <w:r>
-        <w:rPr>
-          <w:lang w:val="zh_TW" w:bidi="zh_TW"/>
-        </w:rPr>
-        <w:t>（</w:t>
-      </w:r>
-      <w:hyperlink r:id="rId71">
-        <w:r>
-          <w:rPr>
-            <w:lang w:val="zh_TW" w:bidi="zh_TW"/>
-          </w:rPr>
-          <w:rPr>
-            <w:color w:val="0000EE"/>
-            <w:u w:val="single"/>
-          </w:rPr>
-          <w:t>30:7–10</w:t>
-        </w:r>
-      </w:hyperlink>
-      <w:r>
-        <w:rPr>
-          <w:lang w:val="zh_TW" w:bidi="zh_TW"/>
-        </w:rPr>
-        <w:t>）。特別配方的香被禁止用於世俗用途。起初，香表明從祭物上升之物，作為神所喜悅的馨香之氣。香在敬拜中表達對神的認定（</w:t>
-      </w:r>
-      <w:hyperlink r:id="rId72">
-        <w:r>
-          <w:rPr>
-            <w:lang w:val="zh_TW" w:bidi="zh_TW"/>
-          </w:rPr>
-          <w:rPr>
-            <w:color w:val="0000EE"/>
-            <w:u w:val="single"/>
-          </w:rPr>
-          <w:t>瑪1:11</w:t>
-        </w:r>
-      </w:hyperlink>
-      <w:r>
-        <w:rPr>
-          <w:lang w:val="zh_TW" w:bidi="zh_TW"/>
-        </w:rPr>
-        <w:t>），並在早期象徵著敬虔之人的禱告（</w:t>
-      </w:r>
-      <w:hyperlink r:id="rId73">
-        <w:r>
-          <w:rPr>
-            <w:lang w:val="zh_TW" w:bidi="zh_TW"/>
-          </w:rPr>
-          <w:rPr>
-            <w:color w:val="0000EE"/>
-            <w:u w:val="single"/>
-          </w:rPr>
-          <w:t>詩141:2</w:t>
-        </w:r>
-      </w:hyperlink>
-      <w:r>
-        <w:rPr>
-          <w:lang w:val="zh_TW" w:bidi="zh_TW"/>
-        </w:rPr>
-        <w:t>）。它也遮蔽神，不讓人眼看見祂（</w:t>
-      </w:r>
-      <w:hyperlink r:id="rId74">
-        <w:r>
-          <w:rPr>
-            <w:lang w:val="zh_TW" w:bidi="zh_TW"/>
-          </w:rPr>
-          <w:rPr>
-            <w:color w:val="0000EE"/>
-            <w:u w:val="single"/>
-          </w:rPr>
-          <w:t>利16:13</w:t>
-        </w:r>
-      </w:hyperlink>
-      <w:r>
-        <w:rPr>
-          <w:lang w:val="zh_TW" w:bidi="zh_TW"/>
-        </w:rPr>
-        <w:t>）。</w:t>
-      </w:r>
-    </w:p>
-    <w:p>
-      <w:pPr>
-        <w:pStyle w:val="Heading3"/>
-      </w:pPr>
-      <w:r>
-        <w:rPr>
-          <w:lang w:val="zh_TW" w:bidi="zh_TW"/>
-        </w:rPr>
-        <w:t>會幕本體</w:t>
-      </w:r>
-    </w:p>
-    <w:p>
-      <w:pPr/>
-      <w:r>
-        <w:rPr>
-          <w:lang w:val="zh_TW" w:bidi="zh_TW"/>
-        </w:rPr>
-      </w:r>
-      <w:r>
-        <w:rPr>
-          <w:lang w:val="zh_TW" w:bidi="zh_TW"/>
-        </w:rPr>
-        <w:t>會幕基本上是支撐在剛硬骨架上的帳棚結構。與其它器具相同，其細節在聖經中記載三次，以凸顯會幕本體的重要性。規格記載在</w:t>
-      </w:r>
-      <w:hyperlink r:id="rId75">
-        <w:r>
-          <w:rPr>
-            <w:lang w:val="zh_TW" w:bidi="zh_TW"/>
-          </w:rPr>
-          <w:rPr>
-            <w:color w:val="0000EE"/>
-            <w:u w:val="single"/>
-          </w:rPr>
-          <w:t>出埃及記二十六章</w:t>
-        </w:r>
-      </w:hyperlink>
-      <w:r>
-        <w:rPr>
-          <w:lang w:val="zh_TW" w:bidi="zh_TW"/>
-        </w:rPr>
-        <w:t>，建造過程記載在</w:t>
-      </w:r>
-      <w:hyperlink r:id="rId76">
-        <w:r>
-          <w:rPr>
-            <w:lang w:val="zh_TW" w:bidi="zh_TW"/>
-          </w:rPr>
-          <w:rPr>
-            <w:color w:val="0000EE"/>
-            <w:u w:val="single"/>
-          </w:rPr>
-          <w:t>出埃及記三十六章8至38節</w:t>
-        </w:r>
-      </w:hyperlink>
-      <w:r>
-        <w:rPr>
-          <w:lang w:val="zh_TW" w:bidi="zh_TW"/>
-        </w:rPr>
-        <w:t>，最終的豎立記載在</w:t>
-      </w:r>
-      <w:hyperlink r:id="rId77">
-        <w:r>
-          <w:rPr>
-            <w:lang w:val="zh_TW" w:bidi="zh_TW"/>
-          </w:rPr>
-          <w:rPr>
-            <w:color w:val="0000EE"/>
-            <w:u w:val="single"/>
-          </w:rPr>
-          <w:t>出埃及記四十章16至19節</w:t>
-        </w:r>
-      </w:hyperlink>
-      <w:r>
-        <w:rPr>
-          <w:lang w:val="zh_TW" w:bidi="zh_TW"/>
-        </w:rPr>
-        <w:t>。整體尺寸約為長13.7公尺，寬4.6公尺，高4.6公尺。</w:t>
-      </w:r>
-    </w:p>
-    <w:p>
-      <w:pPr/>
-      <w:r>
-        <w:rPr>
-          <w:lang w:val="zh_TW" w:bidi="zh_TW"/>
-        </w:rPr>
-      </w:r>
-      <w:r>
-        <w:rPr>
-          <w:lang w:val="zh_TW" w:bidi="zh_TW"/>
-        </w:rPr>
-        <w:t>其基本骨架是一系列豎立的支架，每個支架高4.6公尺，寬0.7公尺，各自立在兩個銀座上（</w:t>
-      </w:r>
-      <w:hyperlink r:id="rId78">
-        <w:r>
-          <w:rPr>
-            <w:lang w:val="zh_TW" w:bidi="zh_TW"/>
-          </w:rPr>
-          <w:rPr>
-            <w:color w:val="0000EE"/>
-            <w:u w:val="single"/>
-          </w:rPr>
-          <w:t>出26:15–25</w:t>
-        </w:r>
-      </w:hyperlink>
-      <w:r>
-        <w:rPr>
-          <w:lang w:val="zh_TW" w:bidi="zh_TW"/>
-        </w:rPr>
-        <w:t>）。學者曾認為這些支架或框架是實心的皂莢木板，但大多數現代學者則認為每個框架由兩個直立側面組成，通過像梯子一樣的水平物件連接。這樣的結構會更穩固，形狀保持得更好，並且可以從聖所內部看到美麗的內層幔簾。在南北兩側各有20個這樣的框架，西端有6個。此外，在西側有兩個角件，所有牆壁都通過扣件連接在一起（</w:t>
-      </w:r>
-      <w:hyperlink r:id="rId79">
-        <w:r>
-          <w:rPr>
-            <w:lang w:val="zh_TW" w:bidi="zh_TW"/>
-          </w:rPr>
-          <w:rPr>
-            <w:color w:val="0000EE"/>
-            <w:u w:val="single"/>
-          </w:rPr>
-          <w:t>23–25節</w:t>
-        </w:r>
-      </w:hyperlink>
-      <w:r>
-        <w:rPr>
-          <w:lang w:val="zh_TW" w:bidi="zh_TW"/>
-        </w:rPr>
-        <w:t>）。一系列穿過每個直立框架上金環的橫杆有助結構更加穩固對齊（</w:t>
-      </w:r>
-      <w:hyperlink r:id="rId80">
-        <w:r>
-          <w:rPr>
-            <w:lang w:val="zh_TW" w:bidi="zh_TW"/>
-          </w:rPr>
-          <w:rPr>
-            <w:color w:val="0000EE"/>
-            <w:u w:val="single"/>
-          </w:rPr>
-          <w:t>26–29節</w:t>
-        </w:r>
-      </w:hyperlink>
-      <w:r>
-        <w:rPr>
-          <w:lang w:val="zh_TW" w:bidi="zh_TW"/>
-        </w:rPr>
-        <w:t>）。三個側面各有五根橫杆。南側與北側中央那根橫杆貫穿全長，其餘四根大概各自延伸到一半，使每個框架實際上被三根橫杆固定。所有木料部分都包上金子。</w:t>
-      </w:r>
-    </w:p>
-    <w:p>
-      <w:pPr/>
-      <w:r>
-        <w:rPr>
-          <w:lang w:val="zh_TW" w:bidi="zh_TW"/>
-        </w:rPr>
-      </w:r>
-      <w:r>
-        <w:rPr>
-          <w:lang w:val="zh_TW" w:bidi="zh_TW"/>
-        </w:rPr>
-        <w:t>在這個骨架之上，有幾層覆蓋物形成會幕的頂部、側面和背面。第一層是十幅細麻幔子，染成藍色、紫色和紅色，並繡有基路伯（</w:t>
-      </w:r>
-      <w:hyperlink r:id="rId81">
-        <w:r>
-          <w:rPr>
-            <w:lang w:val="zh_TW" w:bidi="zh_TW"/>
-          </w:rPr>
-          <w:rPr>
-            <w:color w:val="0000EE"/>
-            <w:u w:val="single"/>
-          </w:rPr>
-          <w:t>出26:1–6</w:t>
-        </w:r>
-      </w:hyperlink>
-      <w:r>
-        <w:rPr>
-          <w:lang w:val="zh_TW" w:bidi="zh_TW"/>
-        </w:rPr>
-        <w:t>，</w:t>
-      </w:r>
-      <w:hyperlink r:id="rId82">
-        <w:r>
-          <w:rPr>
-            <w:lang w:val="zh_TW" w:bidi="zh_TW"/>
-          </w:rPr>
-          <w:rPr>
-            <w:color w:val="0000EE"/>
-            <w:u w:val="single"/>
-          </w:rPr>
-          <w:t>36:8–13</w:t>
-        </w:r>
-      </w:hyperlink>
-      <w:r>
-        <w:rPr>
-          <w:lang w:val="zh_TW" w:bidi="zh_TW"/>
-        </w:rPr>
-        <w:t>）。每塊尺寸為12.8公尺乘1.8公尺。沿長邊把幔子配對接合，形成五組幔子。這兩幅大幔子本身，又藉著50個金鉤連接，金鉤穿過兩者上相等數量的環。這些幔子很可能像桌布一樣，拉展覆蓋在結構之上。</w:t>
-      </w:r>
-    </w:p>
-    <w:p>
-      <w:pPr/>
-      <w:r>
-        <w:rPr>
-          <w:lang w:val="zh_TW" w:bidi="zh_TW"/>
-        </w:rPr>
-      </w:r>
-      <w:r>
-        <w:rPr>
-          <w:lang w:val="zh_TW" w:bidi="zh_TW"/>
-        </w:rPr>
-        <w:t>十一幅山羊毛的幔子或篷布，每幅13.7公尺乘1.8公尺。構成下一層。這些幔子以五幅與六幅分成兩組，再用類似於下層幔子的方式接連，只是使用銅鉤而非金鉤。山羊毛篷布較長的部分提供重疊，以保護下層幔子，而較大的篷布在會幕前後兩端均有重疊（</w:t>
-      </w:r>
-      <w:hyperlink r:id="rId83">
-        <w:r>
-          <w:rPr>
-            <w:lang w:val="zh_TW" w:bidi="zh_TW"/>
-          </w:rPr>
-          <w:rPr>
-            <w:color w:val="0000EE"/>
-            <w:u w:val="single"/>
-          </w:rPr>
-          <w:t>出26:7–9</w:t>
-        </w:r>
-      </w:hyperlink>
-      <w:r>
-        <w:rPr>
-          <w:lang w:val="zh_TW" w:bidi="zh_TW"/>
-        </w:rPr>
-        <w:t>、</w:t>
-      </w:r>
-      <w:hyperlink r:id="rId83">
-        <w:r>
-          <w:rPr>
-            <w:lang w:val="zh_TW" w:bidi="zh_TW"/>
-          </w:rPr>
-          <w:rPr>
-            <w:color w:val="0000EE"/>
-            <w:u w:val="single"/>
-          </w:rPr>
-          <w:t>12–13</w:t>
-        </w:r>
-      </w:hyperlink>
-      <w:r>
-        <w:rPr>
-          <w:lang w:val="zh_TW" w:bidi="zh_TW"/>
-        </w:rPr>
-        <w:t>）。另外兩層確保了完全的防水，一層是染成紅色的海狗皮，一層是山羊皮。</w:t>
-      </w:r>
-    </w:p>
-    <w:p>
-      <w:pPr/>
-      <w:r>
-        <w:rPr>
-          <w:lang w:val="zh_TW" w:bidi="zh_TW"/>
-        </w:rPr>
-      </w:r>
-      <w:r>
-        <w:rPr>
-          <w:lang w:val="zh_TW" w:bidi="zh_TW"/>
-        </w:rPr>
-        <w:t>有一幅幔子將聖所隔開，其材料與下層幔子相同，懸掛在連接兩幅大幔子的金鉤之下，由四根包金、立在銀座上的皂莢木柱支撐。幔子與幔子上的基路伯，是聖所的象徵性守護者。幔子的所在位置，使至聖所成為一個長寬高皆為4.6公尺的正立方體。多層重叠的材料，以及對接縫的細緻處理，凸顯了內殿最深處的幽暗。神被黑暗圍繞，謹慎地隔絕於任何未經授權的視線之外（</w:t>
-      </w:r>
-      <w:hyperlink r:id="rId84">
-        <w:r>
-          <w:rPr>
-            <w:lang w:val="zh_TW" w:bidi="zh_TW"/>
-          </w:rPr>
-          <w:rPr>
-            <w:color w:val="0000EE"/>
-            <w:u w:val="single"/>
-          </w:rPr>
-          <w:t>詩97:2</w:t>
-        </w:r>
-      </w:hyperlink>
-      <w:r>
-        <w:rPr>
-          <w:lang w:val="zh_TW" w:bidi="zh_TW"/>
-        </w:rPr>
-        <w:t>）。聖所的面積為9.1公尺乘4.6公尺，正好是至聖所面積的兩倍。一幅以與主幔子相同布料製作的門簾，隔在聖所與外院之間，懸掛在五根皂莢木柱上的金鉤上，這些柱子包金，立在銅座上。這部分門簾形成了會幕的東牆，未有資料顯示其上有否刺繡撒拉弗。</w:t>
-      </w:r>
-    </w:p>
-    <w:p>
-      <w:pPr/>
-      <w:r>
-        <w:rPr>
-          <w:lang w:val="zh_TW" w:bidi="zh_TW"/>
-        </w:rPr>
-      </w:r>
-      <w:r>
-        <w:rPr>
-          <w:lang w:val="zh_TW" w:bidi="zh_TW"/>
-        </w:rPr>
-        <w:t>會幕雖然外觀可能略顯矮胖，給人堅實的印象，卻可以輕易拆卸、搬運並重新組裝。以當時的標準來說，它是配得作為神居所的建築，由最高超的人類技藝以及最優良的材料建造而成。</w:t>
-      </w:r>
-    </w:p>
-    <w:p>
-      <w:pPr>
-        <w:pStyle w:val="Heading3"/>
-      </w:pPr>
-      <w:r>
-        <w:rPr>
-          <w:lang w:val="zh_TW" w:bidi="zh_TW"/>
-        </w:rPr>
-        <w:t>外院及其器具</w:t>
-      </w:r>
-    </w:p>
-    <w:p>
-      <w:pPr/>
-      <w:r>
-        <w:rPr>
-          <w:lang w:val="zh_TW" w:bidi="zh_TW"/>
-        </w:rPr>
-      </w:r>
-      <w:r>
-        <w:rPr>
-          <w:lang w:val="zh_TW" w:bidi="zh_TW"/>
-        </w:rPr>
-        <w:t>會幕的院子呈長方形，南北兩邊長45.7公尺，東西兩邊寬22.9公尺（</w:t>
-      </w:r>
-      <w:hyperlink r:id="rId85">
-        <w:r>
-          <w:rPr>
-            <w:lang w:val="zh_TW" w:bidi="zh_TW"/>
-          </w:rPr>
-          <w:rPr>
-            <w:color w:val="0000EE"/>
-            <w:u w:val="single"/>
-          </w:rPr>
-          <w:t>出27:9–18</w:t>
-        </w:r>
-      </w:hyperlink>
-      <w:r>
-        <w:rPr>
-          <w:lang w:val="zh_TW" w:bidi="zh_TW"/>
-        </w:rPr>
-        <w:t>，</w:t>
-      </w:r>
-      <w:hyperlink r:id="rId86">
-        <w:r>
-          <w:rPr>
-            <w:lang w:val="zh_TW" w:bidi="zh_TW"/>
-          </w:rPr>
-          <w:rPr>
-            <w:color w:val="0000EE"/>
-            <w:u w:val="single"/>
-          </w:rPr>
-          <w:t>38:9–19</w:t>
-        </w:r>
-      </w:hyperlink>
-      <w:r>
-        <w:rPr>
-          <w:lang w:val="zh_TW" w:bidi="zh_TW"/>
-        </w:rPr>
-        <w:t>）。會幕本體位於西端。細麻布製成的簾子高2.3公尺，遮蔽了整個會幕區域。在東部區域有一個中央入口，寬9.1公尺。一幅同樣高度的繡花門簾遮住此入口，入口大概向內凹入，以便從兩側進入。所有幔子由銀杆支撐，銀杆穿過連接在包銀柱子上的銀鉤，而柱子則立在銅座上（</w:t>
-      </w:r>
-      <w:hyperlink r:id="rId87">
-        <w:r>
-          <w:rPr>
-            <w:lang w:val="zh_TW" w:bidi="zh_TW"/>
-          </w:rPr>
-          <w:rPr>
-            <w:color w:val="0000EE"/>
-            <w:u w:val="single"/>
-          </w:rPr>
-          <w:t>38:17</w:t>
-        </w:r>
-      </w:hyperlink>
-      <w:r>
-        <w:rPr>
-          <w:lang w:val="zh_TW" w:bidi="zh_TW"/>
-        </w:rPr>
-        <w:t>）。</w:t>
-      </w:r>
-    </w:p>
-    <w:p>
-      <w:pPr/>
-      <w:r>
-        <w:rPr>
-          <w:lang w:val="zh_TW" w:bidi="zh_TW"/>
-        </w:rPr>
-      </w:r>
-      <w:r>
-        <w:rPr>
-          <w:lang w:val="zh_TW" w:bidi="zh_TW"/>
-        </w:rPr>
-        <w:t>燔祭壇（</w:t>
-      </w:r>
-      <w:hyperlink r:id="rId88">
-        <w:r>
-          <w:rPr>
-            <w:lang w:val="zh_TW" w:bidi="zh_TW"/>
-          </w:rPr>
-          <w:rPr>
-            <w:color w:val="0000EE"/>
-            <w:u w:val="single"/>
-          </w:rPr>
-          <w:t>出27:1–8</w:t>
-        </w:r>
-      </w:hyperlink>
-      <w:r>
-        <w:rPr>
-          <w:lang w:val="zh_TW" w:bidi="zh_TW"/>
-        </w:rPr>
-        <w:t>，</w:t>
-      </w:r>
-      <w:hyperlink r:id="rId89">
-        <w:r>
-          <w:rPr>
-            <w:lang w:val="zh_TW" w:bidi="zh_TW"/>
-          </w:rPr>
-          <w:rPr>
-            <w:color w:val="0000EE"/>
-            <w:u w:val="single"/>
-          </w:rPr>
-          <w:t>38:1–7</w:t>
-        </w:r>
-      </w:hyperlink>
-      <w:r>
-        <w:rPr>
-          <w:lang w:val="zh_TW" w:bidi="zh_TW"/>
-        </w:rPr>
-        <w:t>）位於院子的東端，靠近入口處（</w:t>
-      </w:r>
-      <w:hyperlink r:id="rId90">
-        <w:r>
-          <w:rPr>
-            <w:lang w:val="zh_TW" w:bidi="zh_TW"/>
-          </w:rPr>
-          <w:rPr>
-            <w:color w:val="0000EE"/>
-            <w:u w:val="single"/>
-          </w:rPr>
-          <w:t>40:29</w:t>
-        </w:r>
-      </w:hyperlink>
-      <w:r>
-        <w:rPr>
-          <w:lang w:val="zh_TW" w:bidi="zh_TW"/>
-        </w:rPr>
-        <w:t>），提醒人若不先到獻祭之地，就不能親近神。這壇長寬各2.1公尺，高1.4公尺，與所羅門聖殿中的巨大祭壇相比顯得小巧（</w:t>
-      </w:r>
-      <w:hyperlink r:id="rId91">
-        <w:r>
-          <w:rPr>
-            <w:lang w:val="zh_TW" w:bidi="zh_TW"/>
-          </w:rPr>
-          <w:rPr>
-            <w:color w:val="0000EE"/>
-            <w:u w:val="single"/>
-          </w:rPr>
-          <w:t>代下4:1</w:t>
-        </w:r>
-      </w:hyperlink>
-      <w:r>
-        <w:rPr>
-          <w:lang w:val="zh_TW" w:bidi="zh_TW"/>
-        </w:rPr>
-        <w:t>）。其本質為包銅的中空木框，重量足以便於搬運，由包銅的槓穿過四角的銅環來抬運。網（</w:t>
-      </w:r>
-      <w:hyperlink r:id="rId92">
-        <w:r>
-          <w:rPr>
-            <w:lang w:val="zh_TW" w:bidi="zh_TW"/>
-          </w:rPr>
-          <w:rPr>
-            <w:color w:val="0000EE"/>
-            <w:u w:val="single"/>
-          </w:rPr>
-          <w:t>出27:4–5</w:t>
-        </w:r>
-      </w:hyperlink>
-      <w:r>
-        <w:rPr>
-          <w:lang w:val="zh_TW" w:bidi="zh_TW"/>
-        </w:rPr>
-        <w:t>）可能置於壇的中間，一些學者認為網外延至壇下方側面，用以通風並讓祭牲的血流至壇底。壇角可能象徵祭牲，亦可用來拴綁即將被獻的動物。在以色列，人若抓住壇角便可求庇護（例：</w:t>
-      </w:r>
-      <w:hyperlink r:id="rId93">
-        <w:r>
-          <w:rPr>
-            <w:lang w:val="zh_TW" w:bidi="zh_TW"/>
-          </w:rPr>
-          <w:rPr>
-            <w:color w:val="0000EE"/>
-            <w:u w:val="single"/>
-          </w:rPr>
-          <w:t>王上1:50</w:t>
-        </w:r>
-      </w:hyperlink>
-      <w:r>
-        <w:rPr>
-          <w:lang w:val="zh_TW" w:bidi="zh_TW"/>
-        </w:rPr>
-        <w:t>），可能象徵他把自己獻給神為祭，以求取祂的保護。壇的下方可能填上泥土，以吸收血（</w:t>
-      </w:r>
-      <w:hyperlink r:id="rId94">
-        <w:r>
-          <w:rPr>
-            <w:lang w:val="zh_TW" w:bidi="zh_TW"/>
-          </w:rPr>
-          <w:rPr>
-            <w:color w:val="0000EE"/>
-            <w:u w:val="single"/>
-          </w:rPr>
-          <w:t>出20:24</w:t>
-        </w:r>
-      </w:hyperlink>
-      <w:r>
-        <w:rPr>
-          <w:lang w:val="zh_TW" w:bidi="zh_TW"/>
-        </w:rPr>
-        <w:t>）。所有附屬器具皆為銅製：收灰的盆、鏟子、灑血用的盤、取肉的器具，以及火鼎（</w:t>
-      </w:r>
-      <w:hyperlink r:id="rId95">
-        <w:r>
-          <w:rPr>
-            <w:lang w:val="zh_TW" w:bidi="zh_TW"/>
-          </w:rPr>
-          <w:rPr>
-            <w:color w:val="0000EE"/>
-            <w:u w:val="single"/>
-          </w:rPr>
-          <w:t>27:3</w:t>
-        </w:r>
-      </w:hyperlink>
-      <w:r>
-        <w:rPr>
-          <w:lang w:val="zh_TW" w:bidi="zh_TW"/>
-        </w:rPr>
-        <w:t>）。</w:t>
-      </w:r>
-    </w:p>
-    <w:p>
-      <w:pPr/>
-      <w:r>
-        <w:rPr>
-          <w:lang w:val="zh_TW" w:bidi="zh_TW"/>
-        </w:rPr>
-      </w:r>
-      <w:r>
-        <w:rPr>
-          <w:lang w:val="zh_TW" w:bidi="zh_TW"/>
-        </w:rPr>
-        <w:t>經文沒有保留洗濯盆（有譯本譯為「洗臉盆」）尺寸的規格（</w:t>
-      </w:r>
-      <w:hyperlink r:id="rId96">
-        <w:r>
-          <w:rPr>
-            <w:lang w:val="zh_TW" w:bidi="zh_TW"/>
-          </w:rPr>
-          <w:rPr>
-            <w:color w:val="0000EE"/>
-            <w:u w:val="single"/>
-          </w:rPr>
-          <w:t>出30:17–20</w:t>
-        </w:r>
-      </w:hyperlink>
-      <w:r>
-        <w:rPr>
-          <w:lang w:val="zh_TW" w:bidi="zh_TW"/>
-        </w:rPr>
-        <w:t>，</w:t>
-      </w:r>
-      <w:hyperlink r:id="rId97">
-        <w:r>
-          <w:rPr>
-            <w:lang w:val="zh_TW" w:bidi="zh_TW"/>
-          </w:rPr>
-          <w:rPr>
-            <w:color w:val="0000EE"/>
-            <w:u w:val="single"/>
-          </w:rPr>
-          <w:t>38:8</w:t>
-        </w:r>
-      </w:hyperlink>
-      <w:r>
-        <w:rPr>
-          <w:lang w:val="zh_TW" w:bidi="zh_TW"/>
-        </w:rPr>
-        <w:t>），但它是用院子入口事奉之婦女的鏡子所造。洗濯盆設在燔祭壇與會幕之間。人若未在洗濯盆清洗就事奉神，是可被處死之罪；嚴正提醒人在為神做任何事之前，必須潔淨並順服。銅座可能只是支撐洗濯盆的基座，也可能包含一個放在下方的盆，讓祭司洗腳。</w:t>
-      </w:r>
-    </w:p>
-    <w:p>
-      <w:pPr>
-        <w:pStyle w:val="Heading3"/>
-      </w:pPr>
-      <w:r>
-        <w:rPr>
-          <w:lang w:val="zh_TW" w:bidi="zh_TW"/>
-        </w:rPr>
-        <w:t>會幕的建造與奉獻</w:t>
-      </w:r>
-    </w:p>
-    <w:p>
-      <w:pPr/>
-      <w:r>
-        <w:rPr>
-          <w:lang w:val="zh_TW" w:bidi="zh_TW"/>
-        </w:rPr>
-      </w:r>
-      <w:r>
-        <w:rPr>
-          <w:lang w:val="zh_TW" w:bidi="zh_TW"/>
-        </w:rPr>
-        <w:t>神仔細說明了會幕的建造細節，所需的技能超過摩西與亞倫能力。因此，在建造工程中，比撒列與亞何利亞伯居於重要地位（</w:t>
-      </w:r>
-      <w:hyperlink r:id="rId98">
-        <w:r>
-          <w:rPr>
-            <w:lang w:val="zh_TW" w:bidi="zh_TW"/>
-          </w:rPr>
-          <w:rPr>
-            <w:color w:val="0000EE"/>
-            <w:u w:val="single"/>
-          </w:rPr>
-          <w:t>出30:1–11</w:t>
-        </w:r>
-      </w:hyperlink>
-      <w:r>
-        <w:rPr>
-          <w:lang w:val="zh_TW" w:bidi="zh_TW"/>
-        </w:rPr>
-        <w:t>），並有一大群專家作為後援，他們必然是在埃及習得這些工藝。在一次非凡的群體行動中，以色列人非常慷慨地獻出禮物，所獻上的富富有餘，摩西結果攔住他們（</w:t>
-      </w:r>
-      <w:hyperlink r:id="rId99">
-        <w:r>
-          <w:rPr>
-            <w:lang w:val="zh_TW" w:bidi="zh_TW"/>
-          </w:rPr>
-          <w:rPr>
-            <w:color w:val="0000EE"/>
-            <w:u w:val="single"/>
-          </w:rPr>
-          <w:t>35:20–24</w:t>
-        </w:r>
-      </w:hyperlink>
-      <w:r>
-        <w:rPr>
-          <w:lang w:val="zh_TW" w:bidi="zh_TW"/>
-        </w:rPr>
-        <w:t>，</w:t>
-      </w:r>
-      <w:hyperlink r:id="rId100">
-        <w:r>
-          <w:rPr>
-            <w:lang w:val="zh_TW" w:bidi="zh_TW"/>
-          </w:rPr>
-          <w:rPr>
-            <w:color w:val="0000EE"/>
-            <w:u w:val="single"/>
-          </w:rPr>
-          <w:t>36:4–7</w:t>
-        </w:r>
-      </w:hyperlink>
-      <w:r>
-        <w:rPr>
-          <w:lang w:val="zh_TW" w:bidi="zh_TW"/>
-        </w:rPr>
-        <w:t>）。此外，許多人獻出他們的特殊技能（</w:t>
-      </w:r>
-      <w:hyperlink r:id="rId101">
-        <w:r>
-          <w:rPr>
-            <w:lang w:val="zh_TW" w:bidi="zh_TW"/>
-          </w:rPr>
-          <w:rPr>
-            <w:color w:val="0000EE"/>
-            <w:u w:val="single"/>
-          </w:rPr>
-          <w:t>35:25–29</w:t>
-        </w:r>
-      </w:hyperlink>
-      <w:r>
-        <w:rPr>
-          <w:lang w:val="zh_TW" w:bidi="zh_TW"/>
-        </w:rPr>
-        <w:t>）。</w:t>
-      </w:r>
-    </w:p>
-    <w:p>
-      <w:pPr/>
-      <w:r>
-        <w:rPr>
-          <w:lang w:val="zh_TW" w:bidi="zh_TW"/>
-        </w:rPr>
-      </w:r>
-      <w:r>
-        <w:rPr>
-          <w:lang w:val="zh_TW" w:bidi="zh_TW"/>
-        </w:rPr>
-        <w:t>除了施恩座與基路伯之外，所有器物製作完成並安置在適當的位置時（</w:t>
-      </w:r>
-      <w:hyperlink r:id="rId102">
-        <w:r>
-          <w:rPr>
-            <w:lang w:val="zh_TW" w:bidi="zh_TW"/>
-          </w:rPr>
-          <w:rPr>
-            <w:color w:val="0000EE"/>
-            <w:u w:val="single"/>
-          </w:rPr>
-          <w:t>出40:1–33</w:t>
-        </w:r>
-      </w:hyperlink>
-      <w:r>
-        <w:rPr>
-          <w:lang w:val="zh_TW" w:bidi="zh_TW"/>
-        </w:rPr>
-        <w:t>），都用特別的膏油膏抹（</w:t>
-      </w:r>
-      <w:hyperlink r:id="rId103">
-        <w:r>
-          <w:rPr>
-            <w:lang w:val="zh_TW" w:bidi="zh_TW"/>
-          </w:rPr>
-          <w:rPr>
-            <w:color w:val="0000EE"/>
-            <w:u w:val="single"/>
-          </w:rPr>
-          <w:t>30:22–33</w:t>
-        </w:r>
-      </w:hyperlink>
-      <w:r>
-        <w:rPr>
-          <w:lang w:val="zh_TW" w:bidi="zh_TW"/>
-        </w:rPr>
-        <w:t>，</w:t>
-      </w:r>
-      <w:hyperlink r:id="rId104">
-        <w:r>
-          <w:rPr>
-            <w:lang w:val="zh_TW" w:bidi="zh_TW"/>
-          </w:rPr>
-          <w:rPr>
-            <w:color w:val="0000EE"/>
-            <w:u w:val="single"/>
-          </w:rPr>
-          <w:t>40:9–11</w:t>
-        </w:r>
-      </w:hyperlink>
-      <w:r>
-        <w:rPr>
-          <w:lang w:val="zh_TW" w:bidi="zh_TW"/>
-        </w:rPr>
-        <w:t>），象徵將它們分別為聖，並奉獻於特定用途。當耶和華的榮耀充滿會幕，就是建造的高峰（</w:t>
-      </w:r>
-      <w:hyperlink r:id="rId105">
-        <w:r>
-          <w:rPr>
-            <w:lang w:val="zh_TW" w:bidi="zh_TW"/>
-          </w:rPr>
-          <w:rPr>
-            <w:color w:val="0000EE"/>
-            <w:u w:val="single"/>
-          </w:rPr>
-          <w:t>40:34</w:t>
-        </w:r>
-      </w:hyperlink>
-      <w:r>
-        <w:rPr>
-          <w:lang w:val="zh_TW" w:bidi="zh_TW"/>
-        </w:rPr>
-        <w:t>）。祂來到祂子民中間居住，自此，日間的雲柱與夜間的火柱就是祂同在與引導的確據。然而，人接近祂時不能有絲毫疏忽，甚至連摩西也被排除在至聖所以外。會幕是在出埃及滿一年那天立起來的，距離西奈山的啟示只有九個月。</w:t>
-      </w:r>
-    </w:p>
-    <w:p>
-      <w:pPr/>
-      <w:r>
-        <w:rPr>
-          <w:lang w:val="zh_TW" w:bidi="zh_TW"/>
-        </w:rPr>
-      </w:r>
-      <w:r>
-        <w:rPr>
-          <w:lang w:val="zh_TW" w:bidi="zh_TW"/>
-        </w:rPr>
-        <w:t>此後，每當以色列安營時，利未人就圍繞會幕三面安營（</w:t>
-      </w:r>
-      <w:hyperlink r:id="rId106">
-        <w:r>
-          <w:rPr>
-            <w:lang w:val="zh_TW" w:bidi="zh_TW"/>
-          </w:rPr>
-          <w:rPr>
-            <w:color w:val="0000EE"/>
-            <w:u w:val="single"/>
-          </w:rPr>
-          <w:t>民1:53</w:t>
-        </w:r>
-      </w:hyperlink>
-      <w:r>
-        <w:rPr>
-          <w:lang w:val="zh_TW" w:bidi="zh_TW"/>
-        </w:rPr>
-        <w:t>），摩西與亞倫的家族則佔據剩下的東側（</w:t>
-      </w:r>
-      <w:hyperlink r:id="rId107">
-        <w:r>
-          <w:rPr>
-            <w:lang w:val="zh_TW" w:bidi="zh_TW"/>
-          </w:rPr>
-          <w:rPr>
-            <w:color w:val="0000EE"/>
-            <w:u w:val="single"/>
-          </w:rPr>
-          <w:t>民3:14–38</w:t>
-        </w:r>
-      </w:hyperlink>
-      <w:r>
-        <w:rPr>
-          <w:lang w:val="zh_TW" w:bidi="zh_TW"/>
-        </w:rPr>
-        <w:t>），使任何未經授權的人無法闖入神聖區域。會幕遷移時，其拆卸有嚴格的規定（</w:t>
-      </w:r>
-      <w:hyperlink r:id="rId108">
-        <w:r>
-          <w:rPr>
-            <w:lang w:val="zh_TW" w:bidi="zh_TW"/>
-          </w:rPr>
-          <w:rPr>
-            <w:color w:val="0000EE"/>
-            <w:u w:val="single"/>
-          </w:rPr>
-          <w:t>4:5–15</w:t>
-        </w:r>
-      </w:hyperlink>
-      <w:r>
-        <w:rPr>
-          <w:lang w:val="zh_TW" w:bidi="zh_TW"/>
-        </w:rPr>
-        <w:t>）。哥轄族負責用槓抬運較為神聖的器具；革順族負責所有幔子、燔祭壇及其附屬器具；米拉利族則抬運骨架、橫木與底座等器具。即使在前進期間，會幕亦必須保持在中央位置，前後各有六個支派（</w:t>
-      </w:r>
-      <w:hyperlink r:id="rId109">
-        <w:r>
-          <w:rPr>
-            <w:lang w:val="zh_TW" w:bidi="zh_TW"/>
-          </w:rPr>
-          <w:rPr>
-            <w:color w:val="0000EE"/>
-            <w:u w:val="single"/>
-          </w:rPr>
-          <w:t>民2章</w:t>
-        </w:r>
-      </w:hyperlink>
-      <w:r>
-        <w:rPr>
-          <w:lang w:val="zh_TW" w:bidi="zh_TW"/>
-        </w:rPr>
-        <w:t>）。</w:t>
-      </w:r>
-    </w:p>
-    <w:p>
-      <w:pPr/>
-      <w:r>
-        <w:rPr>
-          <w:lang w:val="zh_TW" w:bidi="zh_TW"/>
-        </w:rPr>
-      </w:r>
-      <w:r>
-        <w:rPr>
-          <w:i/>
-          <w:lang w:val="zh_TW" w:bidi="zh_TW"/>
-        </w:rPr>
-        <w:t>另見</w:t>
-      </w:r>
-      <w:r>
-        <w:rPr>
-          <w:lang w:val="zh_TW" w:bidi="zh_TW"/>
-        </w:rPr>
-        <w:t>聖殿</w:t>
-      </w:r>
-      <w:r>
-        <w:rPr>
-          <w:lang w:val="zh_TW" w:bidi="zh_TW"/>
-        </w:rPr>
-        <w:t>。</w:t>
-      </w:r>
-      <w:r>
-        <w:rPr>
-          <w:lang w:val="zh_TW" w:bidi="zh_TW"/>
-        </w:rPr>
-      </w:r>
-      <w:r>
-        <w:rPr>
-          <w:lang w:val="zh_TW" w:bidi="zh_TW"/>
-        </w:rPr>
-      </w:r>
-    </w:p>
-    <w:p>
-      <w:pPr/>
-      <w:r>
-        <w:rPr>
-          <w:lang w:val="zh_TW" w:bidi="zh_TW"/>
-        </w:rPr>
-      </w:r>
-    </w:p>
-    <w:p>
-      <w:pPr>
-        <w:pStyle w:val="Heading2"/>
-      </w:pPr>
-      <w:r>
-        <w:rPr>
-          <w:lang w:val="zh_TW" w:bidi="zh_TW"/>
-        </w:rPr>
-        <w:t>會堂</w:t>
-      </w:r>
-      <w:r>
-        <w:rPr>
-          <w:lang w:val="zh_TW" w:bidi="zh_TW"/>
-        </w:rPr>
-      </w:r>
-    </w:p>
-    <w:p>
-      <w:pPr/>
-      <w:r>
-        <w:rPr>
-          <w:lang w:val="zh_TW" w:bidi="zh_TW"/>
-        </w:rPr>
-      </w:r>
-      <w:r>
-        <w:rPr>
-          <w:lang w:val="zh_TW" w:bidi="zh_TW"/>
-        </w:rPr>
-        <w:t>希臘詞sunagoge的音譯，意指「聚集」。該詞在新約中使用超過50次，主要指猶太社群在巴勒斯坦及散居地的宗教聚會場所。sunagoge一詞通常是對舊約中描述百姓聚集或集會的希伯來詞的希臘文翻譯。</w:t>
-      </w:r>
-    </w:p>
-    <w:p>
-      <w:pPr>
-        <w:pStyle w:val="Heading3"/>
-      </w:pPr>
-      <w:r>
-        <w:rPr>
-          <w:lang w:val="zh_TW" w:bidi="zh_TW"/>
-        </w:rPr>
-        <w:t>起源與早期歷史</w:t>
-      </w:r>
-    </w:p>
-    <w:p>
-      <w:pPr/>
-      <w:r>
-        <w:rPr>
-          <w:lang w:val="zh_TW" w:bidi="zh_TW"/>
-        </w:rPr>
-      </w:r>
-      <w:r>
-        <w:rPr>
-          <w:lang w:val="zh_TW" w:bidi="zh_TW"/>
-        </w:rPr>
-        <w:t>尚不清楚猶太會堂的制度是如何或何時開始的。我們可以想像在公元前586年巴比倫人摧毀聖殿後，耶路撒冷的情況。那些留在城市及周圍，想要持守信仰的人，產生了聚集敬拜的需要，他們在那裡會繼續教導律法和先知的信息。因此，有人認為猶太會堂可能起源於這樣的情況。散居各地的猶太人也會意識到類似的需求。猶太長老在被擄巴比倫期間與以西結會面（</w:t>
-      </w:r>
-      <w:hyperlink r:id="rId110">
-        <w:r>
-          <w:rPr>
-            <w:lang w:val="zh_TW" w:bidi="zh_TW"/>
-          </w:rPr>
-          <w:rPr>
-            <w:color w:val="0000EE"/>
-            <w:u w:val="single"/>
-          </w:rPr>
-          <w:t>以西結書8:1</w:t>
-        </w:r>
-      </w:hyperlink>
-      <w:r>
-        <w:rPr>
-          <w:lang w:val="zh_TW" w:bidi="zh_TW"/>
-        </w:rPr>
-        <w:t>，</w:t>
-      </w:r>
-      <w:hyperlink r:id="rId111">
-        <w:r>
-          <w:rPr>
-            <w:lang w:val="zh_TW" w:bidi="zh_TW"/>
-          </w:rPr>
-          <w:rPr>
-            <w:color w:val="0000EE"/>
-            <w:u w:val="single"/>
-          </w:rPr>
-          <w:t>14:1</w:t>
-        </w:r>
-      </w:hyperlink>
-      <w:r>
-        <w:rPr>
-          <w:lang w:val="zh_TW" w:bidi="zh_TW"/>
-        </w:rPr>
-        <w:t>，</w:t>
-      </w:r>
-      <w:hyperlink r:id="rId112">
-        <w:r>
-          <w:rPr>
-            <w:lang w:val="zh_TW" w:bidi="zh_TW"/>
-          </w:rPr>
-          <w:rPr>
-            <w:color w:val="0000EE"/>
-            <w:u w:val="single"/>
-          </w:rPr>
-          <w:t>20:1</w:t>
-        </w:r>
-      </w:hyperlink>
-      <w:r>
-        <w:rPr>
-          <w:lang w:val="zh_TW" w:bidi="zh_TW"/>
-        </w:rPr>
-        <w:t>）。然而，在這個早期階段，沒有實際的猶太會堂的確鑿證據。在</w:t>
-      </w:r>
-      <w:hyperlink r:id="rId113">
-        <w:r>
-          <w:rPr>
-            <w:lang w:val="zh_TW" w:bidi="zh_TW"/>
-          </w:rPr>
-          <w:rPr>
-            <w:color w:val="0000EE"/>
-            <w:u w:val="single"/>
-          </w:rPr>
-          <w:t>尼希米記八章1至8節</w:t>
-        </w:r>
-      </w:hyperlink>
-      <w:r>
-        <w:rPr>
-          <w:lang w:val="zh_TW" w:bidi="zh_TW"/>
-        </w:rPr>
-        <w:t>中，被擄歸回的群體聚集在耶路撒冷，文士以斯拉帶來律法，在</w:t>
-      </w:r>
-      <w:r>
-        <w:rPr>
-          <w:lang w:val="zh_TW" w:bidi="zh_TW"/>
-        </w:rPr>
-        <w:t>木臺上誦讀</w:t>
-      </w:r>
-      <w:r>
-        <w:rPr>
-          <w:lang w:val="zh_TW" w:bidi="zh_TW"/>
-        </w:rPr>
-        <w:t>並解釋，使人們明白所讀的。當以斯拉稱頌耶和華時，人們低頭敬拜。這些是後來猶太會堂崇拜的基本元素。關於猶太會堂第一個無可爭議的證據來自公元前三世紀的埃及。從公元前一世紀開始，會堂的證據充沛。</w:t>
-      </w:r>
-    </w:p>
-    <w:p>
-      <w:pPr>
-        <w:pStyle w:val="Heading3"/>
-      </w:pPr>
-      <w:r>
-        <w:rPr>
-          <w:lang w:val="zh_TW" w:bidi="zh_TW"/>
-        </w:rPr>
-        <w:t>新約時期的會堂</w:t>
-      </w:r>
-    </w:p>
-    <w:p>
-      <w:pPr/>
-      <w:r>
-        <w:rPr>
-          <w:lang w:val="zh_TW" w:bidi="zh_TW"/>
-        </w:rPr>
-      </w:r>
-      <w:r>
-        <w:rPr>
-          <w:lang w:val="zh_TW" w:bidi="zh_TW"/>
-        </w:rPr>
-        <w:t>福音書給人一種印象，即許多會堂遍布於巴勒斯坦。耶穌經常在會堂裡教導（比如，</w:t>
-      </w:r>
-      <w:hyperlink r:id="rId114">
-        <w:r>
-          <w:rPr>
-            <w:lang w:val="zh_TW" w:bidi="zh_TW"/>
-          </w:rPr>
-          <w:rPr>
-            <w:color w:val="0000EE"/>
-            <w:u w:val="single"/>
-          </w:rPr>
-          <w:t>馬太福音4:23</w:t>
-        </w:r>
-      </w:hyperlink>
-      <w:r>
-        <w:rPr>
-          <w:lang w:val="zh_TW" w:bidi="zh_TW"/>
-        </w:rPr>
-        <w:t>，</w:t>
-      </w:r>
-      <w:hyperlink r:id="rId115">
-        <w:r>
-          <w:rPr>
-            <w:lang w:val="zh_TW" w:bidi="zh_TW"/>
-          </w:rPr>
-          <w:rPr>
-            <w:color w:val="0000EE"/>
-            <w:u w:val="single"/>
-          </w:rPr>
-          <w:t>9:35</w:t>
-        </w:r>
-      </w:hyperlink>
-      <w:r>
-        <w:rPr>
-          <w:lang w:val="zh_TW" w:bidi="zh_TW"/>
-        </w:rPr>
-        <w:t>），尤其是在加利利的事工期間，但在猶大地區可能也一樣。</w:t>
-      </w:r>
-      <w:hyperlink r:id="rId116">
-        <w:r>
-          <w:rPr>
-            <w:lang w:val="zh_TW" w:bidi="zh_TW"/>
-          </w:rPr>
-          <w:rPr>
-            <w:color w:val="0000EE"/>
-            <w:u w:val="single"/>
-          </w:rPr>
-          <w:t>約翰福音十八章20節</w:t>
-        </w:r>
-      </w:hyperlink>
-      <w:r>
-        <w:rPr>
-          <w:lang w:val="zh_TW" w:bidi="zh_TW"/>
-        </w:rPr>
-        <w:t>記載了耶穌在大祭司面前受審時所說的話：「</w:t>
-      </w:r>
-      <w:r>
-        <w:rPr>
-          <w:lang w:val="zh_TW" w:bidi="zh_TW"/>
-        </w:rPr>
-        <w:t>我從來是明明地對世人說話。我常在會堂和殿裏，就是猶太人聚集的地方教訓人</w:t>
-      </w:r>
-      <w:r>
-        <w:rPr>
-          <w:lang w:val="zh_TW" w:bidi="zh_TW"/>
-        </w:rPr>
-        <w:t>」（和合本）。</w:t>
-      </w:r>
-    </w:p>
-    <w:p>
-      <w:pPr/>
-      <w:r>
-        <w:rPr>
-          <w:lang w:val="zh_TW" w:bidi="zh_TW"/>
-        </w:rPr>
-      </w:r>
-      <w:r>
-        <w:rPr>
-          <w:lang w:val="zh_TW" w:bidi="zh_TW"/>
-        </w:rPr>
-        <w:t>使徒行傳提到使徒在耶路撒冷的猶太會堂（</w:t>
-      </w:r>
-      <w:hyperlink r:id="rId117">
-        <w:r>
-          <w:rPr>
-            <w:lang w:val="zh_TW" w:bidi="zh_TW"/>
-          </w:rPr>
-          <w:rPr>
-            <w:color w:val="0000EE"/>
-            <w:u w:val="single"/>
-          </w:rPr>
-          <w:t>使徒行傳6:9</w:t>
-        </w:r>
-      </w:hyperlink>
-      <w:r>
-        <w:rPr>
-          <w:lang w:val="zh_TW" w:bidi="zh_TW"/>
-        </w:rPr>
-        <w:t>）、大馬士革（</w:t>
-      </w:r>
-      <w:hyperlink r:id="rId118">
-        <w:r>
-          <w:rPr>
-            <w:lang w:val="zh_TW" w:bidi="zh_TW"/>
-          </w:rPr>
-          <w:rPr>
-            <w:color w:val="0000EE"/>
-            <w:u w:val="single"/>
-          </w:rPr>
-          <w:t>9:2</w:t>
-        </w:r>
-      </w:hyperlink>
-      <w:r>
-        <w:rPr>
-          <w:lang w:val="zh_TW" w:bidi="zh_TW"/>
-        </w:rPr>
-        <w:t>）、塞浦路斯（</w:t>
-      </w:r>
-      <w:hyperlink r:id="rId119">
-        <w:r>
-          <w:rPr>
-            <w:lang w:val="zh_TW" w:bidi="zh_TW"/>
-          </w:rPr>
-          <w:rPr>
-            <w:color w:val="0000EE"/>
-            <w:u w:val="single"/>
-          </w:rPr>
-          <w:t>13:5</w:t>
-        </w:r>
-      </w:hyperlink>
-      <w:r>
-        <w:rPr>
-          <w:lang w:val="zh_TW" w:bidi="zh_TW"/>
-        </w:rPr>
-        <w:t>）、羅馬行省加拉太（</w:t>
-      </w:r>
-      <w:hyperlink r:id="rId120">
-        <w:r>
-          <w:rPr>
-            <w:lang w:val="zh_TW" w:bidi="zh_TW"/>
-          </w:rPr>
-          <w:rPr>
-            <w:color w:val="0000EE"/>
-            <w:u w:val="single"/>
-          </w:rPr>
-          <w:t>13:14</w:t>
-        </w:r>
-      </w:hyperlink>
-      <w:r>
-        <w:rPr>
-          <w:lang w:val="zh_TW" w:bidi="zh_TW"/>
-        </w:rPr>
-        <w:t>，</w:t>
-      </w:r>
-      <w:hyperlink r:id="rId121">
-        <w:r>
-          <w:rPr>
-            <w:lang w:val="zh_TW" w:bidi="zh_TW"/>
-          </w:rPr>
-          <w:rPr>
-            <w:color w:val="0000EE"/>
-            <w:u w:val="single"/>
-          </w:rPr>
-          <w:t>14:1</w:t>
-        </w:r>
-      </w:hyperlink>
-      <w:r>
-        <w:rPr>
-          <w:lang w:val="zh_TW" w:bidi="zh_TW"/>
-        </w:rPr>
-        <w:t>）、馬其頓和希臘（</w:t>
-      </w:r>
-      <w:hyperlink r:id="rId122">
-        <w:r>
-          <w:rPr>
-            <w:lang w:val="zh_TW" w:bidi="zh_TW"/>
-          </w:rPr>
-          <w:rPr>
-            <w:color w:val="0000EE"/>
-            <w:u w:val="single"/>
-          </w:rPr>
-          <w:t>17:1、10、17</w:t>
-        </w:r>
-      </w:hyperlink>
-      <w:r>
-        <w:rPr>
-          <w:lang w:val="zh_TW" w:bidi="zh_TW"/>
-        </w:rPr>
-        <w:t>，</w:t>
-      </w:r>
-      <w:hyperlink r:id="rId123">
-        <w:r>
-          <w:rPr>
-            <w:lang w:val="zh_TW" w:bidi="zh_TW"/>
-          </w:rPr>
-          <w:rPr>
-            <w:color w:val="0000EE"/>
-            <w:u w:val="single"/>
-          </w:rPr>
-          <w:t>18:4</w:t>
-        </w:r>
-      </w:hyperlink>
-      <w:r>
-        <w:rPr>
-          <w:lang w:val="zh_TW" w:bidi="zh_TW"/>
-        </w:rPr>
-        <w:t>），以及羅馬亞細亞省的以弗所（</w:t>
-      </w:r>
-      <w:hyperlink r:id="rId124">
-        <w:r>
-          <w:rPr>
-            <w:lang w:val="zh_TW" w:bidi="zh_TW"/>
-          </w:rPr>
-          <w:rPr>
-            <w:color w:val="0000EE"/>
-            <w:u w:val="single"/>
-          </w:rPr>
-          <w:t>19:8</w:t>
-        </w:r>
-      </w:hyperlink>
-      <w:r>
-        <w:rPr>
-          <w:lang w:val="zh_TW" w:bidi="zh_TW"/>
-        </w:rPr>
-        <w:t>）。保羅的習慣是，只要他被允許自由地傳道，他就直接去猶太會堂，在那裡傳道。</w:t>
-      </w:r>
-    </w:p>
-    <w:p>
-      <w:pPr>
-        <w:pStyle w:val="Heading3"/>
-      </w:pPr>
-      <w:r>
-        <w:rPr>
-          <w:lang w:val="zh_TW" w:bidi="zh_TW"/>
-        </w:rPr>
-        <w:t>會堂敬拜</w:t>
-      </w:r>
-    </w:p>
-    <w:p>
-      <w:pPr/>
-      <w:r>
-        <w:rPr>
-          <w:lang w:val="zh_TW" w:bidi="zh_TW"/>
-        </w:rPr>
-      </w:r>
-      <w:r>
-        <w:rPr>
-          <w:lang w:val="zh_TW" w:bidi="zh_TW"/>
-        </w:rPr>
-        <w:t>福音書和使徒行傳提供了猶太人在安息日在會堂中敬拜的豐富證據。人們也在每週的第二天和第五天聚會敬拜。路加為我們提供了最早的會堂敬拜的描述（</w:t>
-      </w:r>
-      <w:hyperlink r:id="rId125">
-        <w:r>
-          <w:rPr>
-            <w:lang w:val="zh_TW" w:bidi="zh_TW"/>
-          </w:rPr>
-          <w:rPr>
-            <w:color w:val="0000EE"/>
-            <w:u w:val="single"/>
-          </w:rPr>
-          <w:t>路4:16–22</w:t>
-        </w:r>
-      </w:hyperlink>
-      <w:r>
-        <w:rPr>
-          <w:lang w:val="zh_TW" w:bidi="zh_TW"/>
-        </w:rPr>
-        <w:t>）。米示拿（Mishnah）描述了猶太會堂敬拜的模式：宣告信仰，示瑪（Shema，包括誦讀</w:t>
-      </w:r>
-      <w:hyperlink r:id="rId126">
-        <w:r>
-          <w:rPr>
-            <w:lang w:val="zh_TW" w:bidi="zh_TW"/>
-          </w:rPr>
-          <w:rPr>
-            <w:color w:val="0000EE"/>
-            <w:u w:val="single"/>
-          </w:rPr>
-          <w:t>申命記6:4–9</w:t>
-        </w:r>
-      </w:hyperlink>
-      <w:r>
-        <w:rPr>
-          <w:lang w:val="zh_TW" w:bidi="zh_TW"/>
-        </w:rPr>
-        <w:t>，</w:t>
-      </w:r>
-      <w:hyperlink r:id="rId127">
-        <w:r>
-          <w:rPr>
-            <w:lang w:val="zh_TW" w:bidi="zh_TW"/>
-          </w:rPr>
-          <w:rPr>
-            <w:color w:val="0000EE"/>
-            <w:u w:val="single"/>
-          </w:rPr>
-          <w:t>11:13–21</w:t>
-        </w:r>
-      </w:hyperlink>
-      <w:r>
-        <w:rPr>
-          <w:lang w:val="zh_TW" w:bidi="zh_TW"/>
-        </w:rPr>
-        <w:t>；</w:t>
-      </w:r>
-      <w:hyperlink r:id="rId128">
-        <w:r>
-          <w:rPr>
-            <w:lang w:val="zh_TW" w:bidi="zh_TW"/>
-          </w:rPr>
-          <w:rPr>
-            <w:color w:val="0000EE"/>
-            <w:u w:val="single"/>
-          </w:rPr>
-          <w:t>民數記15:37–41</w:t>
-        </w:r>
-      </w:hyperlink>
-      <w:r>
-        <w:rPr>
-          <w:lang w:val="zh_TW" w:bidi="zh_TW"/>
-        </w:rPr>
-        <w:t>）；禱告（如18篇祝福）；讀經（誦讀律法是基本做法，見</w:t>
-      </w:r>
-      <w:hyperlink r:id="rId129">
-        <w:r>
-          <w:rPr>
-            <w:lang w:val="zh_TW" w:bidi="zh_TW"/>
-          </w:rPr>
-          <w:rPr>
-            <w:color w:val="0000EE"/>
-            <w:u w:val="single"/>
-          </w:rPr>
-          <w:t>使徒行傳15:21</w:t>
-        </w:r>
-      </w:hyperlink>
-      <w:r>
-        <w:rPr>
-          <w:lang w:val="zh_TW" w:bidi="zh_TW"/>
-        </w:rPr>
-        <w:t>，並按照三年周期誦讀；先知書也會被誦讀，但較為隨機）；解釋（隨著巴勒斯坦地區對聖經希伯來文的知識減少，在希伯來文聖經誦讀後會提供亞蘭文翻譯，而在散居地區則提供希臘文翻譯）；講論（在誦讀之後，任何符合資格的人都可以向人們講論，如耶穌和使徒保羅經常所做的）；以及祝福。</w:t>
-      </w:r>
-    </w:p>
-    <w:p>
-      <w:pPr>
-        <w:pStyle w:val="Heading3"/>
-      </w:pPr>
-      <w:r>
-        <w:rPr>
-          <w:lang w:val="zh_TW" w:bidi="zh_TW"/>
-        </w:rPr>
-        <w:t>司法職能</w:t>
-      </w:r>
-    </w:p>
-    <w:p>
-      <w:pPr/>
-      <w:r>
-        <w:rPr>
-          <w:lang w:val="zh_TW" w:bidi="zh_TW"/>
-        </w:rPr>
-      </w:r>
-      <w:r>
-        <w:rPr>
-          <w:lang w:val="zh_TW" w:bidi="zh_TW"/>
-        </w:rPr>
-        <w:t>司法管理也是猶太會堂的一部分工作。違背律法和那些被認為違背猶太教做法的人會被帶到會堂的長老面前。在極端情況下，他們可能會將違背的人逐出會堂（見</w:t>
-      </w:r>
-      <w:hyperlink r:id="rId130">
-        <w:r>
-          <w:rPr>
-            <w:lang w:val="zh_TW" w:bidi="zh_TW"/>
-          </w:rPr>
-          <w:rPr>
-            <w:color w:val="0000EE"/>
-            <w:u w:val="single"/>
-          </w:rPr>
-          <w:t>約翰福音9:22、34–35</w:t>
-        </w:r>
-      </w:hyperlink>
-      <w:r>
-        <w:rPr>
-          <w:lang w:val="zh_TW" w:bidi="zh_TW"/>
-        </w:rPr>
-        <w:t>，</w:t>
-      </w:r>
-      <w:hyperlink r:id="rId131">
-        <w:r>
-          <w:rPr>
-            <w:lang w:val="zh_TW" w:bidi="zh_TW"/>
-          </w:rPr>
-          <w:rPr>
-            <w:color w:val="0000EE"/>
-            <w:u w:val="single"/>
-          </w:rPr>
-          <w:t>12:42</w:t>
-        </w:r>
-      </w:hyperlink>
-      <w:r>
-        <w:rPr>
-          <w:lang w:val="zh_TW" w:bidi="zh_TW"/>
-        </w:rPr>
-        <w:t>）或鞭打他。耶穌警告祂的門徒要準備好面對這兩種可能性（</w:t>
-      </w:r>
-      <w:hyperlink r:id="rId132">
-        <w:r>
-          <w:rPr>
-            <w:lang w:val="zh_TW" w:bidi="zh_TW"/>
-          </w:rPr>
-          <w:rPr>
-            <w:color w:val="0000EE"/>
-            <w:u w:val="single"/>
-          </w:rPr>
-          <w:t>馬太福音10:17</w:t>
-        </w:r>
-      </w:hyperlink>
-      <w:r>
-        <w:rPr>
-          <w:lang w:val="zh_TW" w:bidi="zh_TW"/>
-        </w:rPr>
-        <w:t>；</w:t>
-      </w:r>
-      <w:hyperlink r:id="rId133">
-        <w:r>
-          <w:rPr>
-            <w:lang w:val="zh_TW" w:bidi="zh_TW"/>
-          </w:rPr>
-          <w:rPr>
-            <w:color w:val="0000EE"/>
-            <w:u w:val="single"/>
-          </w:rPr>
-          <w:t>約翰福音16:2</w:t>
-        </w:r>
-      </w:hyperlink>
-      <w:r>
-        <w:rPr>
-          <w:lang w:val="zh_TW" w:bidi="zh_TW"/>
-        </w:rPr>
-        <w:t>）。掃羅逼迫基督徒，他持有寫給大馬士革會堂的信件，授予他逮捕基督徒並將他們捆綁帶到耶路撒冷的權柄（</w:t>
-      </w:r>
-      <w:hyperlink r:id="rId118">
-        <w:r>
-          <w:rPr>
-            <w:lang w:val="zh_TW" w:bidi="zh_TW"/>
-          </w:rPr>
-          <w:rPr>
-            <w:color w:val="0000EE"/>
-            <w:u w:val="single"/>
-          </w:rPr>
-          <w:t>使徒行傳9:2</w:t>
-        </w:r>
-      </w:hyperlink>
-      <w:r>
-        <w:rPr>
-          <w:lang w:val="zh_TW" w:bidi="zh_TW"/>
-        </w:rPr>
-        <w:t>）。在</w:t>
-      </w:r>
-      <w:hyperlink r:id="rId134">
-        <w:r>
-          <w:rPr>
-            <w:lang w:val="zh_TW" w:bidi="zh_TW"/>
-          </w:rPr>
-          <w:rPr>
-            <w:color w:val="0000EE"/>
-            <w:u w:val="single"/>
-          </w:rPr>
-          <w:t>使徒行傳二十二章19節</w:t>
-        </w:r>
-      </w:hyperlink>
-      <w:r>
-        <w:rPr>
-          <w:lang w:val="zh_TW" w:bidi="zh_TW"/>
-        </w:rPr>
-        <w:t>中，他提到把</w:t>
-      </w:r>
-      <w:r>
-        <w:rPr>
-          <w:lang w:val="zh_TW" w:bidi="zh_TW"/>
-        </w:rPr>
-        <w:t>人收在監裏，又在各會堂裏鞭打他們</w:t>
-      </w:r>
-      <w:r>
-        <w:rPr>
-          <w:lang w:val="zh_TW" w:bidi="zh_TW"/>
-        </w:rPr>
-        <w:t>。保羅本人在會堂中受鞭打三十九次（</w:t>
-      </w:r>
-      <w:hyperlink r:id="rId135">
-        <w:r>
-          <w:rPr>
-            <w:lang w:val="zh_TW" w:bidi="zh_TW"/>
-          </w:rPr>
-          <w:rPr>
-            <w:color w:val="0000EE"/>
-            <w:u w:val="single"/>
-          </w:rPr>
-          <w:t>哥林多後書11:24</w:t>
-        </w:r>
-      </w:hyperlink>
-      <w:r>
-        <w:rPr>
-          <w:lang w:val="zh_TW" w:bidi="zh_TW"/>
-        </w:rPr>
-        <w:t>）。</w:t>
-      </w:r>
-    </w:p>
-    <w:p>
-      <w:pPr>
-        <w:pStyle w:val="Heading3"/>
-      </w:pPr>
-      <w:r>
-        <w:rPr>
-          <w:lang w:val="zh_TW" w:bidi="zh_TW"/>
-        </w:rPr>
-        <w:t>教導律法</w:t>
-      </w:r>
-    </w:p>
-    <w:p>
-      <w:pPr/>
-      <w:r>
-        <w:rPr>
-          <w:lang w:val="zh_TW" w:bidi="zh_TW"/>
-        </w:rPr>
-      </w:r>
-      <w:r>
-        <w:rPr>
-          <w:lang w:val="zh_TW" w:bidi="zh_TW"/>
-        </w:rPr>
-        <w:t>誦讀律法在猶太會堂的崇拜中具有核心意義。教導人們律法，尤其是教導孩子，與猶太會堂密不可分。在猶太會堂的建築中或學校裡都可能會教導律法。</w:t>
-      </w:r>
-    </w:p>
-    <w:p>
-      <w:pPr>
-        <w:pStyle w:val="Heading3"/>
-      </w:pPr>
-      <w:r>
-        <w:rPr>
-          <w:lang w:val="zh_TW" w:bidi="zh_TW"/>
-        </w:rPr>
-        <w:t>組織結構</w:t>
-      </w:r>
-    </w:p>
-    <w:p>
-      <w:pPr/>
-      <w:r>
-        <w:rPr>
-          <w:lang w:val="zh_TW" w:bidi="zh_TW"/>
-        </w:rPr>
-      </w:r>
-      <w:r>
-        <w:rPr>
-          <w:lang w:val="zh_TW" w:bidi="zh_TW"/>
-        </w:rPr>
-        <w:t>新約特別提到（比如，</w:t>
-      </w:r>
-      <w:hyperlink r:id="rId136">
-        <w:r>
-          <w:rPr>
-            <w:lang w:val="zh_TW" w:bidi="zh_TW"/>
-          </w:rPr>
-          <w:rPr>
-            <w:color w:val="0000EE"/>
-            <w:u w:val="single"/>
-          </w:rPr>
-          <w:t>馬可福音5:22</w:t>
-        </w:r>
-      </w:hyperlink>
-      <w:r>
-        <w:rPr>
-          <w:lang w:val="zh_TW" w:bidi="zh_TW"/>
-        </w:rPr>
-        <w:t>；</w:t>
-      </w:r>
-      <w:hyperlink r:id="rId137">
-        <w:r>
-          <w:rPr>
-            <w:lang w:val="zh_TW" w:bidi="zh_TW"/>
-          </w:rPr>
-          <w:rPr>
-            <w:color w:val="0000EE"/>
-            <w:u w:val="single"/>
-          </w:rPr>
-          <w:t>路加福音13:14</w:t>
-        </w:r>
-      </w:hyperlink>
-      <w:r>
-        <w:rPr>
-          <w:lang w:val="zh_TW" w:bidi="zh_TW"/>
-        </w:rPr>
-        <w:t>；</w:t>
-      </w:r>
-      <w:hyperlink r:id="rId138">
-        <w:r>
-          <w:rPr>
-            <w:lang w:val="zh_TW" w:bidi="zh_TW"/>
-          </w:rPr>
-          <w:rPr>
-            <w:color w:val="0000EE"/>
-            <w:u w:val="single"/>
-          </w:rPr>
-          <w:t>使徒行傳18:8</w:t>
-        </w:r>
-      </w:hyperlink>
-      <w:r>
-        <w:rPr>
-          <w:lang w:val="zh_TW" w:bidi="zh_TW"/>
-        </w:rPr>
-        <w:t>、</w:t>
-      </w:r>
-      <w:hyperlink r:id="rId139">
-        <w:r>
-          <w:rPr>
-            <w:lang w:val="zh_TW" w:bidi="zh_TW"/>
-          </w:rPr>
-          <w:rPr>
-            <w:color w:val="0000EE"/>
-            <w:u w:val="single"/>
-          </w:rPr>
-          <w:t>17</w:t>
-        </w:r>
-      </w:hyperlink>
-      <w:r>
-        <w:rPr>
-          <w:lang w:val="zh_TW" w:bidi="zh_TW"/>
-        </w:rPr>
-        <w:t>）猶太會堂中的兩個職位：「管會堂的」，負責次序以及選擇經文的誦讀者；以及執事（</w:t>
-      </w:r>
-      <w:hyperlink r:id="rId140">
-        <w:r>
-          <w:rPr>
-            <w:lang w:val="zh_TW" w:bidi="zh_TW"/>
-          </w:rPr>
-          <w:rPr>
-            <w:color w:val="0000EE"/>
-            <w:u w:val="single"/>
-          </w:rPr>
-          <w:t>路加福音4:20</w:t>
-        </w:r>
-      </w:hyperlink>
-      <w:r>
-        <w:rPr>
-          <w:lang w:val="zh_TW" w:bidi="zh_TW"/>
-        </w:rPr>
-        <w:t>），負責拿出和收起經文書卷，並對不守規矩的學生施以體罰。後來，還有一位被任命為禱告的領袖。</w:t>
-      </w:r>
-    </w:p>
-    <w:p>
-      <w:pPr>
-        <w:pStyle w:val="Heading3"/>
-      </w:pPr>
-      <w:r>
-        <w:rPr>
-          <w:lang w:val="zh_TW" w:bidi="zh_TW"/>
-        </w:rPr>
-        <w:t>建築</w:t>
-      </w:r>
-    </w:p>
-    <w:p>
-      <w:pPr/>
-      <w:r>
-        <w:rPr>
-          <w:lang w:val="zh_TW" w:bidi="zh_TW"/>
-        </w:rPr>
-      </w:r>
-      <w:r>
-        <w:rPr>
-          <w:lang w:val="zh_TW" w:bidi="zh_TW"/>
-        </w:rPr>
-        <w:t>在建築結構上，猶太會堂是仿照聖殿而建的。它通常建在高地上，並且建造的結構使人們可以面向耶路撒冷的方向坐著。有一個可移動的箱子用來放置律法書和先知書的書卷，還有一個平台用於誦讀經文和講論。男女會分開坐。文士喜愛「高位」，面向人群（</w:t>
-      </w:r>
-      <w:hyperlink r:id="rId141">
-        <w:r>
-          <w:rPr>
-            <w:lang w:val="zh_TW" w:bidi="zh_TW"/>
-          </w:rPr>
-          <w:rPr>
-            <w:color w:val="0000EE"/>
-            <w:u w:val="single"/>
-          </w:rPr>
-          <w:t>馬可福音12:39</w:t>
-        </w:r>
-      </w:hyperlink>
-      <w:r>
-        <w:rPr>
-          <w:lang w:val="zh_TW" w:bidi="zh_TW"/>
-        </w:rPr>
-        <w:t>）。許多會堂裝飾著葡萄葉、七枝燈台、逾越節的羔羊和盛嗎哪的罐子。早期的會堂還有一個革尼匝（genizah），即一個地下室或閣樓，用來存放磨損的書卷，因為它們記載了神的名字，太過神聖而不能被銷毀。</w:t>
-      </w:r>
-    </w:p>
-    <w:p>
-      <w:pPr/>
-      <w:r>
-        <w:rPr>
-          <w:lang w:val="zh_TW" w:bidi="zh_TW"/>
-        </w:rPr>
-      </w:r>
-      <w:r>
-        <w:rPr>
-          <w:i/>
-          <w:lang w:val="zh_TW" w:bidi="zh_TW"/>
-        </w:rPr>
-        <w:t>另見</w:t>
-      </w:r>
-      <w:r>
-        <w:rPr>
-          <w:lang w:val="zh_TW" w:bidi="zh_TW"/>
-        </w:rPr>
-        <w:t xml:space="preserve"> </w:t>
-      </w:r>
-      <w:r>
-        <w:rPr>
-          <w:lang w:val="zh_TW" w:bidi="zh_TW"/>
-        </w:rPr>
-        <w:t>猶太教</w:t>
-      </w:r>
-      <w:r>
-        <w:rPr>
-          <w:lang w:val="zh_TW" w:bidi="zh_TW"/>
-        </w:rPr>
-        <w:t>；</w:t>
-      </w:r>
-      <w:r>
-        <w:rPr>
-          <w:lang w:val="zh_TW" w:bidi="zh_TW"/>
-        </w:rPr>
-        <w:t>管會堂的</w:t>
+      <w:r>
+        <w:rPr>
+          <w:lang w:val="zh_TW" w:bidi="zh_TW"/>
+        </w:rPr>
+        <w:t>迫害</w:t>
       </w:r>
       <w:r>
         <w:rPr>

--- a/zht/docx/060.content.docx
+++ b/zht/docx/060.content.docx
@@ -149,7 +149,7 @@
         <w:rPr>
           <w:lang w:val="zh_TW" w:bidi="zh_TW"/>
         </w:rPr>
-        <w:t>huan</w:t>
+        <w:t>hua</w:t>
       </w:r>
       <w:r>
         <w:rPr>
@@ -212,7 +212,7 @@
         <w:rPr>
           <w:lang w:val="zh_TW" w:bidi="zh_TW"/>
         </w:rPr>
-        <w:t>患難</w:t>
+        <w:t>話語、神的道、神的話</w:t>
       </w:r>
       <w:r>
         <w:rPr>
@@ -231,7 +231,25 @@
         <w:rPr>
           <w:lang w:val="zh_TW" w:bidi="zh_TW"/>
         </w:rPr>
-        <w:t>痛苦、困擾、麻煩或迫害的經歷。</w:t>
+        <w:t>「話語」是溝通的方式。當人們使用「話語」這個詞時，通常是指說話。然而，當神在歷世歷代「說話」時，祂以不同的方式來傳達祂的意思（</w:t>
+      </w:r>
+      <w:hyperlink r:id="rId13">
+        <w:r>
+          <w:rPr>
+            <w:lang w:val="zh_TW" w:bidi="zh_TW"/>
+          </w:rPr>
+          <w:rPr>
+            <w:color w:val="0000EE"/>
+            <w:u w:val="single"/>
+          </w:rPr>
+          <w:t>來1:1</w:t>
+        </w:r>
+      </w:hyperlink>
+      <w:r>
+        <w:rPr>
+          <w:lang w:val="zh_TW" w:bidi="zh_TW"/>
+        </w:rPr>
+        <w:t>）。神溝通最完整和完美的例子就是祂的兒子耶穌基督。</w:t>
       </w:r>
     </w:p>
     <w:p>
@@ -242,7 +260,7 @@
         <w:rPr>
           <w:lang w:val="zh_TW" w:bidi="zh_TW"/>
         </w:rPr>
-        <w:t>患難常見的例子有哪些？</w:t>
+        <w:t>話語的重要性</w:t>
       </w:r>
     </w:p>
     <w:p>
@@ -256,7 +274,57 @@
         <w:rPr>
           <w:lang w:val="zh_TW" w:bidi="zh_TW"/>
         </w:rPr>
-        <w:t>在新約聖經中，「患難」這個詞語有時指普通人生活中的困難，例如：</w:t>
+        <w:t>在大多數人無法讀寫的社會中，口頭的話語在法律、貿易、宗教、婚姻和名聲等方面顯得格外重要。書面文件如收據、協議和記錄並不那麼實用。誠實的言語和個人的誠信，對於溝通和維持關係至關重要。因此，詩人、先知、故事講述者和教師的話語，會被謹慎地記住，並傳承下去。</w:t>
+      </w:r>
+    </w:p>
+    <w:p>
+      <w:pPr/>
+      <w:r>
+        <w:rPr>
+          <w:lang w:val="zh_TW" w:bidi="zh_TW"/>
+        </w:rPr>
+      </w:r>
+      <w:r>
+        <w:rPr>
+          <w:lang w:val="zh_TW" w:bidi="zh_TW"/>
+        </w:rPr>
+        <w:t>人們非常關注話語的真實性。愚蠢的話、奉承（虛假的讚美）、謊言和有害的言語，被認為是不正當的。在商業、法律和社區生活中，誓言（承諾）非常重要。祝福一旦被說出來，它就具有力量，不能收回（</w:t>
+      </w:r>
+      <w:hyperlink r:id="rId14">
+        <w:r>
+          <w:rPr>
+            <w:lang w:val="zh_TW" w:bidi="zh_TW"/>
+          </w:rPr>
+          <w:rPr>
+            <w:color w:val="0000EE"/>
+            <w:u w:val="single"/>
+          </w:rPr>
+          <w:t>創27:30–38</w:t>
+        </w:r>
+      </w:hyperlink>
+      <w:r>
+        <w:rPr>
+          <w:lang w:val="zh_TW" w:bidi="zh_TW"/>
+        </w:rPr>
+        <w:t>；</w:t>
+      </w:r>
+      <w:hyperlink r:id="rId15">
+        <w:r>
+          <w:rPr>
+            <w:lang w:val="zh_TW" w:bidi="zh_TW"/>
+          </w:rPr>
+          <w:rPr>
+            <w:color w:val="0000EE"/>
+            <w:u w:val="single"/>
+          </w:rPr>
+          <w:t>太10:12–13</w:t>
+        </w:r>
+      </w:hyperlink>
+      <w:r>
+        <w:rPr>
+          <w:lang w:val="zh_TW" w:bidi="zh_TW"/>
+        </w:rPr>
+        <w:t>）。同樣的情況也適用於：</w:t>
       </w:r>
     </w:p>
     <w:p>
@@ -274,9 +342,9 @@
         <w:rPr>
           <w:lang w:val="zh_TW" w:bidi="zh_TW"/>
         </w:rPr>
-        <w:t>分娩的痛苦（</w:t>
-      </w:r>
-      <w:hyperlink r:id="rId13">
+        <w:t>許願（</w:t>
+      </w:r>
+      <w:hyperlink r:id="rId16">
         <w:r>
           <w:rPr>
             <w:lang w:val="zh_TW" w:bidi="zh_TW"/>
@@ -285,7 +353,7 @@
             <w:color w:val="0000EE"/>
             <w:u w:val="single"/>
           </w:rPr>
-          <w:t>約16:21</w:t>
+          <w:t>士11:34–35</w:t>
         </w:r>
       </w:hyperlink>
       <w:r>
@@ -310,9 +378,9 @@
         <w:rPr>
           <w:lang w:val="zh_TW" w:bidi="zh_TW"/>
         </w:rPr>
-        <w:t>婚姻中的憂慮（</w:t>
-      </w:r>
-      <w:hyperlink r:id="rId14">
+        <w:t>咒詛（</w:t>
+      </w:r>
+      <w:hyperlink r:id="rId17">
         <w:r>
           <w:rPr>
             <w:lang w:val="zh_TW" w:bidi="zh_TW"/>
@@ -321,7 +389,7 @@
             <w:color w:val="0000EE"/>
             <w:u w:val="single"/>
           </w:rPr>
-          <w:t>林前7:28</w:t>
+          <w:t>創27:12–13</w:t>
         </w:r>
       </w:hyperlink>
       <w:r>
@@ -329,6 +397,275 @@
           <w:lang w:val="zh_TW" w:bidi="zh_TW"/>
         </w:rPr>
         <w:t>）</w:t>
+      </w:r>
+    </w:p>
+    <w:p>
+      <w:pPr/>
+      <w:r>
+        <w:rPr>
+          <w:lang w:val="zh_TW" w:bidi="zh_TW"/>
+        </w:rPr>
+      </w:r>
+      <w:r>
+        <w:rPr>
+          <w:lang w:val="zh_TW" w:bidi="zh_TW"/>
+        </w:rPr>
+        <w:t>命令的話語，尤其是來自祭司、士師或王的命令，也具有極大的權威（</w:t>
+      </w:r>
+      <w:hyperlink r:id="rId18">
+        <w:r>
+          <w:rPr>
+            <w:lang w:val="zh_TW" w:bidi="zh_TW"/>
+          </w:rPr>
+          <w:rPr>
+            <w:color w:val="0000EE"/>
+            <w:u w:val="single"/>
+          </w:rPr>
+          <w:t>傳8:4</w:t>
+        </w:r>
+      </w:hyperlink>
+      <w:r>
+        <w:rPr>
+          <w:lang w:val="zh_TW" w:bidi="zh_TW"/>
+        </w:rPr>
+        <w:t>）。</w:t>
+      </w:r>
+    </w:p>
+    <w:p>
+      <w:pPr/>
+      <w:r>
+        <w:rPr>
+          <w:lang w:val="zh_TW" w:bidi="zh_TW"/>
+        </w:rPr>
+      </w:r>
+      <w:r>
+        <w:rPr>
+          <w:lang w:val="zh_TW" w:bidi="zh_TW"/>
+        </w:rPr>
+        <w:t>這種對話語的尊重在新約中依然存在。話語揭示了人心中的想法，因此每句隨便的、傷害性的或欺騙性的話，都會受到審判（</w:t>
+      </w:r>
+      <w:hyperlink r:id="rId19">
+        <w:r>
+          <w:rPr>
+            <w:lang w:val="zh_TW" w:bidi="zh_TW"/>
+          </w:rPr>
+          <w:rPr>
+            <w:color w:val="0000EE"/>
+            <w:u w:val="single"/>
+          </w:rPr>
+          <w:t>太12:34–37</w:t>
+        </w:r>
+      </w:hyperlink>
+      <w:r>
+        <w:rPr>
+          <w:lang w:val="zh_TW" w:bidi="zh_TW"/>
+        </w:rPr>
+        <w:t>；</w:t>
+      </w:r>
+      <w:hyperlink r:id="rId20">
+        <w:r>
+          <w:rPr>
+            <w:lang w:val="zh_TW" w:bidi="zh_TW"/>
+          </w:rPr>
+          <w:rPr>
+            <w:color w:val="0000EE"/>
+            <w:u w:val="single"/>
+          </w:rPr>
+          <w:t>5:22</w:t>
+        </w:r>
+      </w:hyperlink>
+      <w:r>
+        <w:rPr>
+          <w:lang w:val="zh_TW" w:bidi="zh_TW"/>
+        </w:rPr>
+        <w:t>），褻瀆神的言語同樣會受到審判（褻瀆，</w:t>
+      </w:r>
+      <w:hyperlink r:id="rId21">
+        <w:r>
+          <w:rPr>
+            <w:lang w:val="zh_TW" w:bidi="zh_TW"/>
+          </w:rPr>
+          <w:rPr>
+            <w:color w:val="0000EE"/>
+            <w:u w:val="single"/>
+          </w:rPr>
+          <w:t>路12:10</w:t>
+        </w:r>
+      </w:hyperlink>
+      <w:r>
+        <w:rPr>
+          <w:lang w:val="zh_TW" w:bidi="zh_TW"/>
+        </w:rPr>
+        <w:t>）。保羅（</w:t>
+      </w:r>
+      <w:hyperlink r:id="rId22">
+        <w:r>
+          <w:rPr>
+            <w:lang w:val="zh_TW" w:bidi="zh_TW"/>
+          </w:rPr>
+          <w:rPr>
+            <w:color w:val="0000EE"/>
+            <w:u w:val="single"/>
+          </w:rPr>
+          <w:t>弗4:29</w:t>
+        </w:r>
+      </w:hyperlink>
+      <w:r>
+        <w:rPr>
+          <w:lang w:val="zh_TW" w:bidi="zh_TW"/>
+        </w:rPr>
+        <w:t>，</w:t>
+      </w:r>
+      <w:hyperlink r:id="rId23">
+        <w:r>
+          <w:rPr>
+            <w:lang w:val="zh_TW" w:bidi="zh_TW"/>
+          </w:rPr>
+          <w:rPr>
+            <w:color w:val="0000EE"/>
+            <w:u w:val="single"/>
+          </w:rPr>
+          <w:t>5:4</w:t>
+        </w:r>
+      </w:hyperlink>
+      <w:r>
+        <w:rPr>
+          <w:lang w:val="zh_TW" w:bidi="zh_TW"/>
+        </w:rPr>
+        <w:t>）和雅各（</w:t>
+      </w:r>
+      <w:hyperlink r:id="rId24">
+        <w:r>
+          <w:rPr>
+            <w:lang w:val="zh_TW" w:bidi="zh_TW"/>
+          </w:rPr>
+          <w:rPr>
+            <w:color w:val="0000EE"/>
+            <w:u w:val="single"/>
+          </w:rPr>
+          <w:t>雅3:1–12</w:t>
+        </w:r>
+      </w:hyperlink>
+      <w:r>
+        <w:rPr>
+          <w:lang w:val="zh_TW" w:bidi="zh_TW"/>
+        </w:rPr>
+        <w:t>）繼承了希伯來人對話語的尊重。</w:t>
+      </w:r>
+    </w:p>
+    <w:p>
+      <w:pPr>
+        <w:pStyle w:val="Heading3"/>
+      </w:pPr>
+      <w:r>
+        <w:rPr>
+          <w:lang w:val="zh_TW" w:bidi="zh_TW"/>
+        </w:rPr>
+        <w:t>神的話</w:t>
+      </w:r>
+    </w:p>
+    <w:p>
+      <w:pPr/>
+      <w:r>
+        <w:rPr>
+          <w:lang w:val="zh_TW" w:bidi="zh_TW"/>
+        </w:rPr>
+      </w:r>
+      <w:r>
+        <w:rPr>
+          <w:lang w:val="zh_TW" w:bidi="zh_TW"/>
+        </w:rPr>
+        <w:t>神的話已經記載在聖經中。祂的話臨到先知，並通過先知傳遞（</w:t>
+      </w:r>
+      <w:hyperlink r:id="rId25">
+        <w:r>
+          <w:rPr>
+            <w:lang w:val="zh_TW" w:bidi="zh_TW"/>
+          </w:rPr>
+          <w:rPr>
+            <w:color w:val="0000EE"/>
+            <w:u w:val="single"/>
+          </w:rPr>
+          <w:t>王上12:22</w:t>
+        </w:r>
+      </w:hyperlink>
+      <w:r>
+        <w:rPr>
+          <w:lang w:val="zh_TW" w:bidi="zh_TW"/>
+        </w:rPr>
+        <w:t>；</w:t>
+      </w:r>
+      <w:hyperlink r:id="rId26">
+        <w:r>
+          <w:rPr>
+            <w:lang w:val="zh_TW" w:bidi="zh_TW"/>
+          </w:rPr>
+          <w:rPr>
+            <w:color w:val="0000EE"/>
+            <w:u w:val="single"/>
+          </w:rPr>
+          <w:t>代上17:3</w:t>
+        </w:r>
+      </w:hyperlink>
+      <w:r>
+        <w:rPr>
+          <w:lang w:val="zh_TW" w:bidi="zh_TW"/>
+        </w:rPr>
+        <w:t>；參</w:t>
+      </w:r>
+      <w:hyperlink r:id="rId27">
+        <w:r>
+          <w:rPr>
+            <w:lang w:val="zh_TW" w:bidi="zh_TW"/>
+          </w:rPr>
+          <w:rPr>
+            <w:color w:val="0000EE"/>
+            <w:u w:val="single"/>
+          </w:rPr>
+          <w:t>路3:2</w:t>
+        </w:r>
+      </w:hyperlink>
+      <w:r>
+        <w:rPr>
+          <w:lang w:val="zh_TW" w:bidi="zh_TW"/>
+        </w:rPr>
+        <w:t>），先知「奉耶和華的命」說話和行事。神的話也透過律法傳達出來，神在西奈山「說」出律法（</w:t>
+      </w:r>
+      <w:hyperlink r:id="rId28">
+        <w:r>
+          <w:rPr>
+            <w:lang w:val="zh_TW" w:bidi="zh_TW"/>
+          </w:rPr>
+          <w:rPr>
+            <w:color w:val="0000EE"/>
+            <w:u w:val="single"/>
+          </w:rPr>
+          <w:t>出20:1</w:t>
+        </w:r>
+      </w:hyperlink>
+      <w:r>
+        <w:rPr>
+          <w:lang w:val="zh_TW" w:bidi="zh_TW"/>
+        </w:rPr>
+        <w:t>）。因此，神的「話」有許多律法同義詞（見</w:t>
+      </w:r>
+      <w:hyperlink r:id="rId29">
+        <w:r>
+          <w:rPr>
+            <w:lang w:val="zh_TW" w:bidi="zh_TW"/>
+          </w:rPr>
+          <w:rPr>
+            <w:color w:val="0000EE"/>
+            <w:u w:val="single"/>
+          </w:rPr>
+          <w:t>詩119章</w:t>
+        </w:r>
+      </w:hyperlink>
+      <w:r>
+        <w:rPr>
+          <w:lang w:val="zh_TW" w:bidi="zh_TW"/>
+        </w:rPr>
+        <w:t>）：</w:t>
       </w:r>
     </w:p>
     <w:p>
@@ -346,25 +683,43 @@
         <w:rPr>
           <w:lang w:val="zh_TW" w:bidi="zh_TW"/>
         </w:rPr>
-        <w:t>寡婦的困苦（</w:t>
-      </w:r>
-      <w:hyperlink r:id="rId15">
-        <w:r>
-          <w:rPr>
-            <w:lang w:val="zh_TW" w:bidi="zh_TW"/>
-          </w:rPr>
-          <w:rPr>
-            <w:color w:val="0000EE"/>
-            <w:u w:val="single"/>
-          </w:rPr>
-          <w:t>雅1:27</w:t>
-        </w:r>
-      </w:hyperlink>
-      <w:r>
-        <w:rPr>
-          <w:lang w:val="zh_TW" w:bidi="zh_TW"/>
-        </w:rPr>
-        <w:t>）</w:t>
+        <w:t>「律例」</w:t>
+      </w:r>
+    </w:p>
+    <w:p>
+      <w:pPr>
+        <w:pStyle w:val="ListBullet"/>
+        <w:spacing w:line="240" w:lineRule="auto"/>
+        <w:ind w:left="720"/>
+      </w:pPr>
+      <w:r>
+        <w:rPr>
+          <w:lang w:val="zh_TW" w:bidi="zh_TW"/>
+        </w:rPr>
+      </w:r>
+      <w:r>
+        <w:rPr>
+          <w:lang w:val="zh_TW" w:bidi="zh_TW"/>
+        </w:rPr>
+        <w:t>「命令」</w:t>
+      </w:r>
+    </w:p>
+    <w:p>
+      <w:pPr>
+        <w:pStyle w:val="ListBullet"/>
+        <w:spacing w:line="240" w:lineRule="auto"/>
+        <w:ind w:left="720"/>
+      </w:pPr>
+      <w:r>
+        <w:rPr>
+          <w:lang w:val="zh_TW" w:bidi="zh_TW"/>
+        </w:rPr>
+      </w:r>
+      <w:r>
+        <w:rPr>
+          <w:lang w:val="zh_TW" w:bidi="zh_TW"/>
+        </w:rPr>
+        <w:t>「訓詞」</w:t>
       </w:r>
     </w:p>
     <w:p>
@@ -378,9 +733,9 @@
         <w:rPr>
           <w:lang w:val="zh_TW" w:bidi="zh_TW"/>
         </w:rPr>
-        <w:t>這些都被稱為患難。像饑荒這樣的重大災難則被稱為「大患難」（</w:t>
-      </w:r>
-      <w:hyperlink r:id="rId16">
+        <w:t>當沒有神的啟示時，就像「饑荒（famine）」一樣（</w:t>
+      </w:r>
+      <w:hyperlink r:id="rId30">
         <w:r>
           <w:rPr>
             <w:lang w:val="zh_TW" w:bidi="zh_TW"/>
@@ -389,25 +744,206 @@
             <w:color w:val="0000EE"/>
             <w:u w:val="single"/>
           </w:rPr>
-          <w:t>徒7:11</w:t>
+          <w:t>撒上3:1</w:t>
         </w:r>
       </w:hyperlink>
       <w:r>
         <w:rPr>
           <w:lang w:val="zh_TW" w:bidi="zh_TW"/>
         </w:rPr>
+        <w:t>）。神的話不僅包括警告和命令，還包含應許。神的每一句話都是可信的（</w:t>
+      </w:r>
+      <w:hyperlink r:id="rId31">
+        <w:r>
+          <w:rPr>
+            <w:lang w:val="zh_TW" w:bidi="zh_TW"/>
+          </w:rPr>
+          <w:rPr>
+            <w:color w:val="0000EE"/>
+            <w:u w:val="single"/>
+          </w:rPr>
+          <w:t>賽31:2</w:t>
+        </w:r>
+      </w:hyperlink>
+      <w:r>
+        <w:rPr>
+          <w:lang w:val="zh_TW" w:bidi="zh_TW"/>
+        </w:rPr>
+        <w:t>），在天上永遠立定（</w:t>
+      </w:r>
+      <w:hyperlink r:id="rId32">
+        <w:r>
+          <w:rPr>
+            <w:lang w:val="zh_TW" w:bidi="zh_TW"/>
+          </w:rPr>
+          <w:rPr>
+            <w:color w:val="0000EE"/>
+            <w:u w:val="single"/>
+          </w:rPr>
+          <w:t>詩119:89</w:t>
+        </w:r>
+      </w:hyperlink>
+      <w:r>
+        <w:rPr>
+          <w:lang w:val="zh_TW" w:bidi="zh_TW"/>
+        </w:rPr>
+        <w:t>；</w:t>
+      </w:r>
+      <w:hyperlink r:id="rId33">
+        <w:r>
+          <w:rPr>
+            <w:lang w:val="zh_TW" w:bidi="zh_TW"/>
+          </w:rPr>
+          <w:rPr>
+            <w:color w:val="0000EE"/>
+            <w:u w:val="single"/>
+          </w:rPr>
+          <w:t>賽40:8</w:t>
+        </w:r>
+      </w:hyperlink>
+      <w:r>
+        <w:rPr>
+          <w:lang w:val="zh_TW" w:bidi="zh_TW"/>
+        </w:rPr>
+        <w:t>），並以神起誓為保證（</w:t>
+      </w:r>
+      <w:hyperlink r:id="rId34">
+        <w:r>
+          <w:rPr>
+            <w:lang w:val="zh_TW" w:bidi="zh_TW"/>
+          </w:rPr>
+          <w:rPr>
+            <w:color w:val="0000EE"/>
+            <w:u w:val="single"/>
+          </w:rPr>
+          <w:t>耶1:12</w:t>
+        </w:r>
+      </w:hyperlink>
+      <w:r>
+        <w:rPr>
+          <w:lang w:val="zh_TW" w:bidi="zh_TW"/>
+        </w:rPr>
+        <w:t>；</w:t>
+      </w:r>
+      <w:hyperlink r:id="rId35">
+        <w:r>
+          <w:rPr>
+            <w:lang w:val="zh_TW" w:bidi="zh_TW"/>
+          </w:rPr>
+          <w:rPr>
+            <w:color w:val="0000EE"/>
+            <w:u w:val="single"/>
+          </w:rPr>
+          <w:t>詩110:4</w:t>
+        </w:r>
+      </w:hyperlink>
+      <w:r>
+        <w:rPr>
+          <w:lang w:val="zh_TW" w:bidi="zh_TW"/>
+        </w:rPr>
+        <w:t>；</w:t>
+      </w:r>
+      <w:hyperlink r:id="rId36">
+        <w:r>
+          <w:rPr>
+            <w:lang w:val="zh_TW" w:bidi="zh_TW"/>
+          </w:rPr>
+          <w:rPr>
+            <w:color w:val="0000EE"/>
+            <w:u w:val="single"/>
+          </w:rPr>
+          <w:t>結12:25、28</w:t>
+        </w:r>
+      </w:hyperlink>
+      <w:r>
+        <w:rPr>
+          <w:lang w:val="zh_TW" w:bidi="zh_TW"/>
+        </w:rPr>
+        <w:t>）。神的話表達了神的心意，並不是沉重的或難以遵行的，反而是喜樂、盼望和保護的泉源，使人不致犯罪（</w:t>
+      </w:r>
+      <w:hyperlink r:id="rId37">
+        <w:r>
+          <w:rPr>
+            <w:lang w:val="zh_TW" w:bidi="zh_TW"/>
+          </w:rPr>
+          <w:rPr>
+            <w:color w:val="0000EE"/>
+            <w:u w:val="single"/>
+          </w:rPr>
+          <w:t>詩1，</w:t>
+        </w:r>
+      </w:hyperlink>
+      <w:hyperlink r:id="rId29">
+        <w:r>
+          <w:rPr>
+            <w:lang w:val="zh_TW" w:bidi="zh_TW"/>
+          </w:rPr>
+          <w:rPr>
+            <w:color w:val="0000EE"/>
+            <w:u w:val="single"/>
+          </w:rPr>
+          <w:t>119章</w:t>
+        </w:r>
+      </w:hyperlink>
+      <w:r>
+        <w:rPr>
+          <w:lang w:val="zh_TW" w:bidi="zh_TW"/>
+        </w:rPr>
+        <w:t>；</w:t>
+      </w:r>
+      <w:hyperlink r:id="rId38">
+        <w:r>
+          <w:rPr>
+            <w:lang w:val="zh_TW" w:bidi="zh_TW"/>
+          </w:rPr>
+          <w:rPr>
+            <w:color w:val="0000EE"/>
+            <w:u w:val="single"/>
+          </w:rPr>
+          <w:t>耶15:16</w:t>
+        </w:r>
+      </w:hyperlink>
+      <w:r>
+        <w:rPr>
+          <w:lang w:val="zh_TW" w:bidi="zh_TW"/>
+        </w:rPr>
+        <w:t>）。人可以靠神的話活著（</w:t>
+      </w:r>
+      <w:hyperlink r:id="rId39">
+        <w:r>
+          <w:rPr>
+            <w:lang w:val="zh_TW" w:bidi="zh_TW"/>
+          </w:rPr>
+          <w:rPr>
+            <w:color w:val="0000EE"/>
+            <w:u w:val="single"/>
+          </w:rPr>
+          <w:t>申8:3</w:t>
+        </w:r>
+      </w:hyperlink>
+      <w:r>
+        <w:rPr>
+          <w:lang w:val="zh_TW" w:bidi="zh_TW"/>
+        </w:rPr>
+        <w:t>；</w:t>
+      </w:r>
+      <w:hyperlink r:id="rId40">
+        <w:r>
+          <w:rPr>
+            <w:lang w:val="zh_TW" w:bidi="zh_TW"/>
+          </w:rPr>
+          <w:rPr>
+            <w:color w:val="0000EE"/>
+            <w:u w:val="single"/>
+          </w:rPr>
+          <w:t>太4:4</w:t>
+        </w:r>
+      </w:hyperlink>
+      <w:r>
+        <w:rPr>
+          <w:lang w:val="zh_TW" w:bidi="zh_TW"/>
+        </w:rPr>
         <w:t>）。</w:t>
-      </w:r>
-    </w:p>
-    <w:p>
-      <w:pPr>
-        <w:pStyle w:val="Heading3"/>
-      </w:pPr>
-      <w:r>
-        <w:rPr>
-          <w:lang w:val="zh_TW" w:bidi="zh_TW"/>
-        </w:rPr>
-        <w:t>耶穌如何講論患難？</w:t>
       </w:r>
     </w:p>
     <w:p>
@@ -421,9 +957,9 @@
         <w:rPr>
           <w:lang w:val="zh_TW" w:bidi="zh_TW"/>
         </w:rPr>
-        <w:t>「患難」一詞有更為具體的意義，就是基督徒的特定經歷。基督的教導，基本上定義了「患難」這個詞語的意義。耶穌說，無論任何時候，只要福音存在於世，大災難就是不可避免的。隨著福音的傳播，大災難和迫害也會隨之出現（</w:t>
-      </w:r>
-      <w:hyperlink r:id="rId17">
+        <w:t>神的話有大能執行祂的旨意。它不會「徒然（empty）」返回祂那裡，而是會成就祂的旨意（</w:t>
+      </w:r>
+      <w:hyperlink r:id="rId41">
         <w:r>
           <w:rPr>
             <w:lang w:val="zh_TW" w:bidi="zh_TW"/>
@@ -432,7 +968,151 @@
             <w:color w:val="0000EE"/>
             <w:u w:val="single"/>
           </w:rPr>
-          <w:t>太13:21</w:t>
+          <w:t>賽55:11</w:t>
+        </w:r>
+      </w:hyperlink>
+      <w:r>
+        <w:rPr>
+          <w:lang w:val="zh_TW" w:bidi="zh_TW"/>
+        </w:rPr>
+        <w:t>）。神憑著祂的話創造了世界，祂的話也持續維持著世界（</w:t>
+      </w:r>
+      <w:hyperlink r:id="rId42">
+        <w:r>
+          <w:rPr>
+            <w:lang w:val="zh_TW" w:bidi="zh_TW"/>
+          </w:rPr>
+          <w:rPr>
+            <w:color w:val="0000EE"/>
+            <w:u w:val="single"/>
+          </w:rPr>
+          <w:t>創1章</w:t>
+        </w:r>
+      </w:hyperlink>
+      <w:r>
+        <w:rPr>
+          <w:lang w:val="zh_TW" w:bidi="zh_TW"/>
+        </w:rPr>
+        <w:t>；</w:t>
+      </w:r>
+      <w:hyperlink r:id="rId43">
+        <w:r>
+          <w:rPr>
+            <w:lang w:val="zh_TW" w:bidi="zh_TW"/>
+          </w:rPr>
+          <w:rPr>
+            <w:color w:val="0000EE"/>
+            <w:u w:val="single"/>
+          </w:rPr>
+          <w:t>詩33:6</w:t>
+        </w:r>
+      </w:hyperlink>
+      <w:r>
+        <w:rPr>
+          <w:lang w:val="zh_TW" w:bidi="zh_TW"/>
+        </w:rPr>
+        <w:t>；參</w:t>
+      </w:r>
+      <w:hyperlink r:id="rId44">
+        <w:r>
+          <w:rPr>
+            <w:lang w:val="zh_TW" w:bidi="zh_TW"/>
+          </w:rPr>
+          <w:rPr>
+            <w:color w:val="0000EE"/>
+            <w:u w:val="single"/>
+          </w:rPr>
+          <w:t>來1:2</w:t>
+        </w:r>
+      </w:hyperlink>
+      <w:r>
+        <w:rPr>
+          <w:lang w:val="zh_TW" w:bidi="zh_TW"/>
+        </w:rPr>
+        <w:t>，</w:t>
+      </w:r>
+      <w:hyperlink r:id="rId45">
+        <w:r>
+          <w:rPr>
+            <w:lang w:val="zh_TW" w:bidi="zh_TW"/>
+          </w:rPr>
+          <w:rPr>
+            <w:color w:val="0000EE"/>
+            <w:u w:val="single"/>
+          </w:rPr>
+          <w:t>11:3</w:t>
+        </w:r>
+      </w:hyperlink>
+      <w:r>
+        <w:rPr>
+          <w:lang w:val="zh_TW" w:bidi="zh_TW"/>
+        </w:rPr>
+        <w:t>；</w:t>
+      </w:r>
+      <w:hyperlink r:id="rId46">
+        <w:r>
+          <w:rPr>
+            <w:lang w:val="zh_TW" w:bidi="zh_TW"/>
+          </w:rPr>
+          <w:rPr>
+            <w:color w:val="0000EE"/>
+            <w:u w:val="single"/>
+          </w:rPr>
+          <w:t>彼後3:5</w:t>
+        </w:r>
+      </w:hyperlink>
+      <w:r>
+        <w:rPr>
+          <w:lang w:val="zh_TW" w:bidi="zh_TW"/>
+        </w:rPr>
+        <w:t>）。最終，這些神的啟示被記錄下來，形成了聖經，成為「神的道」（</w:t>
+      </w:r>
+      <w:hyperlink r:id="rId47">
+        <w:r>
+          <w:rPr>
+            <w:lang w:val="zh_TW" w:bidi="zh_TW"/>
+          </w:rPr>
+          <w:rPr>
+            <w:color w:val="0000EE"/>
+            <w:u w:val="single"/>
+          </w:rPr>
+          <w:t>可7:13</w:t>
+        </w:r>
+      </w:hyperlink>
+      <w:r>
+        <w:rPr>
+          <w:lang w:val="zh_TW" w:bidi="zh_TW"/>
+        </w:rPr>
+        <w:t>；參</w:t>
+      </w:r>
+      <w:hyperlink r:id="rId48">
+        <w:r>
+          <w:rPr>
+            <w:lang w:val="zh_TW" w:bidi="zh_TW"/>
+          </w:rPr>
+          <w:rPr>
+            <w:color w:val="0000EE"/>
+            <w:u w:val="single"/>
+          </w:rPr>
+          <w:t>路16:29–31</w:t>
+        </w:r>
+      </w:hyperlink>
+      <w:r>
+        <w:rPr>
+          <w:lang w:val="zh_TW" w:bidi="zh_TW"/>
+        </w:rPr>
+        <w:t>；</w:t>
+      </w:r>
+      <w:hyperlink r:id="rId49">
+        <w:r>
+          <w:rPr>
+            <w:lang w:val="zh_TW" w:bidi="zh_TW"/>
+          </w:rPr>
+          <w:rPr>
+            <w:color w:val="0000EE"/>
+            <w:u w:val="single"/>
+          </w:rPr>
+          <w:t>約5:39</w:t>
         </w:r>
       </w:hyperlink>
       <w:r>
@@ -453,9 +1133,9 @@
         <w:rPr>
           <w:lang w:val="zh_TW" w:bidi="zh_TW"/>
         </w:rPr>
-        <w:t>耶穌講論末後的時候，仔細發展在教會時代的患難觀念。這個教導的主要出處，來自耶穌在橄欖山上的講章（</w:t>
-      </w:r>
-      <w:hyperlink r:id="rId18">
+        <w:t>耶穌傳講神的話，祂「說話行事都有大能」（</w:t>
+      </w:r>
+      <w:hyperlink r:id="rId50">
         <w:r>
           <w:rPr>
             <w:lang w:val="zh_TW" w:bidi="zh_TW"/>
@@ -464,16 +1144,16 @@
             <w:color w:val="0000EE"/>
             <w:u w:val="single"/>
           </w:rPr>
-          <w:t>太24–25</w:t>
+          <w:t>路24:19</w:t>
         </w:r>
       </w:hyperlink>
       <w:r>
         <w:rPr>
           <w:lang w:val="zh_TW" w:bidi="zh_TW"/>
         </w:rPr>
-        <w:t>；</w:t>
-      </w:r>
-      <w:hyperlink r:id="rId19">
+        <w:t>），並且以權柄教訓人（</w:t>
+      </w:r>
+      <w:hyperlink r:id="rId51">
         <w:r>
           <w:rPr>
             <w:lang w:val="zh_TW" w:bidi="zh_TW"/>
@@ -482,16 +1162,16 @@
             <w:color w:val="0000EE"/>
             <w:u w:val="single"/>
           </w:rPr>
-          <w:t>可13</w:t>
+          <w:t>可1:22、27</w:t>
         </w:r>
       </w:hyperlink>
       <w:r>
         <w:rPr>
           <w:lang w:val="zh_TW" w:bidi="zh_TW"/>
         </w:rPr>
-        <w:t>；</w:t>
-      </w:r>
-      <w:hyperlink r:id="rId20">
+        <w:t>）。祂的話對自然界、疾病、惡鬼，甚至死亡都有權柄（</w:t>
+      </w:r>
+      <w:hyperlink r:id="rId52">
         <w:r>
           <w:rPr>
             <w:lang w:val="zh_TW" w:bidi="zh_TW"/>
@@ -500,16 +1180,16 @@
             <w:color w:val="0000EE"/>
             <w:u w:val="single"/>
           </w:rPr>
-          <w:t>路21</w:t>
+          <w:t>太8:8、13</w:t>
         </w:r>
       </w:hyperlink>
       <w:r>
         <w:rPr>
           <w:lang w:val="zh_TW" w:bidi="zh_TW"/>
         </w:rPr>
-        <w:t>）。這個唯一的教導為門徒說明，末後大災難的情況和明確的時間框架。耶穌預測了大災難的開始、規模和結局。這個大災難的教導，是耶穌私下給予十二門徒的（</w:t>
-      </w:r>
-      <w:hyperlink r:id="rId21">
+        <w:t>）。耶穌的「天國道理」像是播種在願意的心田中，當它被接受，就會生出為神結的果子（</w:t>
+      </w:r>
+      <w:hyperlink r:id="rId53">
         <w:r>
           <w:rPr>
             <w:lang w:val="zh_TW" w:bidi="zh_TW"/>
@@ -518,14 +1198,265 @@
             <w:color w:val="0000EE"/>
             <w:u w:val="single"/>
           </w:rPr>
-          <w:t>太24:3</w:t>
+          <w:t>太13:19</w:t>
         </w:r>
       </w:hyperlink>
       <w:r>
         <w:rPr>
           <w:lang w:val="zh_TW" w:bidi="zh_TW"/>
         </w:rPr>
-        <w:t>）。</w:t>
+        <w:t>；</w:t>
+      </w:r>
+      <w:hyperlink r:id="rId54">
+        <w:r>
+          <w:rPr>
+            <w:lang w:val="zh_TW" w:bidi="zh_TW"/>
+          </w:rPr>
+          <w:rPr>
+            <w:color w:val="0000EE"/>
+            <w:u w:val="single"/>
+          </w:rPr>
+          <w:t>可4:14</w:t>
+        </w:r>
+      </w:hyperlink>
+      <w:r>
+        <w:rPr>
+          <w:lang w:val="zh_TW" w:bidi="zh_TW"/>
+        </w:rPr>
+        <w:t>）。耶穌的話潔淨了祂的門徒，並使他們得自由（</w:t>
+      </w:r>
+      <w:hyperlink r:id="rId55">
+        <w:r>
+          <w:rPr>
+            <w:lang w:val="zh_TW" w:bidi="zh_TW"/>
+          </w:rPr>
+          <w:rPr>
+            <w:color w:val="0000EE"/>
+            <w:u w:val="single"/>
+          </w:rPr>
+          <w:t>約8:31</w:t>
+        </w:r>
+      </w:hyperlink>
+      <w:r>
+        <w:rPr>
+          <w:lang w:val="zh_TW" w:bidi="zh_TW"/>
+        </w:rPr>
+        <w:t>，</w:t>
+      </w:r>
+      <w:hyperlink r:id="rId56">
+        <w:r>
+          <w:rPr>
+            <w:lang w:val="zh_TW" w:bidi="zh_TW"/>
+          </w:rPr>
+          <w:rPr>
+            <w:color w:val="0000EE"/>
+            <w:u w:val="single"/>
+          </w:rPr>
+          <w:t>12:48</w:t>
+        </w:r>
+      </w:hyperlink>
+      <w:r>
+        <w:rPr>
+          <w:lang w:val="zh_TW" w:bidi="zh_TW"/>
+        </w:rPr>
+        <w:t>，</w:t>
+      </w:r>
+      <w:hyperlink r:id="rId57">
+        <w:r>
+          <w:rPr>
+            <w:lang w:val="zh_TW" w:bidi="zh_TW"/>
+          </w:rPr>
+          <w:rPr>
+            <w:color w:val="0000EE"/>
+            <w:u w:val="single"/>
+          </w:rPr>
+          <w:t>15:3</w:t>
+        </w:r>
+      </w:hyperlink>
+      <w:r>
+        <w:rPr>
+          <w:lang w:val="zh_TW" w:bidi="zh_TW"/>
+        </w:rPr>
+        <w:t>，</w:t>
+      </w:r>
+      <w:hyperlink r:id="rId58">
+        <w:r>
+          <w:rPr>
+            <w:lang w:val="zh_TW" w:bidi="zh_TW"/>
+          </w:rPr>
+          <w:rPr>
+            <w:color w:val="0000EE"/>
+            <w:u w:val="single"/>
+          </w:rPr>
+          <w:t>17:14</w:t>
+        </w:r>
+      </w:hyperlink>
+      <w:r>
+        <w:rPr>
+          <w:lang w:val="zh_TW" w:bidi="zh_TW"/>
+        </w:rPr>
+        <w:t>）。教會所傳講的信心之道（</w:t>
+      </w:r>
+      <w:hyperlink r:id="rId59">
+        <w:r>
+          <w:rPr>
+            <w:lang w:val="zh_TW" w:bidi="zh_TW"/>
+          </w:rPr>
+          <w:rPr>
+            <w:color w:val="0000EE"/>
+            <w:u w:val="single"/>
+          </w:rPr>
+          <w:t>羅10:8</w:t>
+        </w:r>
+      </w:hyperlink>
+      <w:hyperlink r:id="rId60">
+        <w:r>
+          <w:rPr>
+            <w:lang w:val="zh_TW" w:bidi="zh_TW"/>
+          </w:rPr>
+          <w:rPr>
+            <w:color w:val="0000EE"/>
+            <w:u w:val="single"/>
+          </w:rPr>
+          <w:t>–</w:t>
+        </w:r>
+      </w:hyperlink>
+      <w:hyperlink r:id="rId59">
+        <w:r>
+          <w:rPr>
+            <w:lang w:val="zh_TW" w:bidi="zh_TW"/>
+          </w:rPr>
+          <w:rPr>
+            <w:color w:val="0000EE"/>
+            <w:u w:val="single"/>
+          </w:rPr>
+          <w:t>9、17</w:t>
+        </w:r>
+      </w:hyperlink>
+      <w:r>
+        <w:rPr>
+          <w:lang w:val="zh_TW" w:bidi="zh_TW"/>
+        </w:rPr>
+        <w:t>）有各種不同的描述：</w:t>
+      </w:r>
+    </w:p>
+    <w:p>
+      <w:pPr>
+        <w:pStyle w:val="ListBullet"/>
+        <w:spacing w:line="240" w:lineRule="auto"/>
+        <w:ind w:left="720"/>
+      </w:pPr>
+      <w:r>
+        <w:rPr>
+          <w:lang w:val="zh_TW" w:bidi="zh_TW"/>
+        </w:rPr>
+      </w:r>
+      <w:r>
+        <w:rPr>
+          <w:lang w:val="zh_TW" w:bidi="zh_TW"/>
+        </w:rPr>
+        <w:t>救恩（salvation）之道</w:t>
+      </w:r>
+    </w:p>
+    <w:p>
+      <w:pPr>
+        <w:pStyle w:val="ListBullet"/>
+        <w:spacing w:line="240" w:lineRule="auto"/>
+        <w:ind w:left="720"/>
+      </w:pPr>
+      <w:r>
+        <w:rPr>
+          <w:lang w:val="zh_TW" w:bidi="zh_TW"/>
+        </w:rPr>
+      </w:r>
+      <w:r>
+        <w:rPr>
+          <w:lang w:val="zh_TW" w:bidi="zh_TW"/>
+        </w:rPr>
+        <w:t>恩典（grace）之道</w:t>
+      </w:r>
+    </w:p>
+    <w:p>
+      <w:pPr>
+        <w:pStyle w:val="ListBullet"/>
+        <w:spacing w:line="240" w:lineRule="auto"/>
+        <w:ind w:left="720"/>
+      </w:pPr>
+      <w:r>
+        <w:rPr>
+          <w:lang w:val="zh_TW" w:bidi="zh_TW"/>
+        </w:rPr>
+      </w:r>
+      <w:r>
+        <w:rPr>
+          <w:lang w:val="zh_TW" w:bidi="zh_TW"/>
+        </w:rPr>
+        <w:t>和好（reconciliation）之道</w:t>
+      </w:r>
+    </w:p>
+    <w:p>
+      <w:pPr>
+        <w:pStyle w:val="ListBullet"/>
+        <w:spacing w:line="240" w:lineRule="auto"/>
+        <w:ind w:left="720"/>
+      </w:pPr>
+      <w:r>
+        <w:rPr>
+          <w:lang w:val="zh_TW" w:bidi="zh_TW"/>
+        </w:rPr>
+      </w:r>
+      <w:r>
+        <w:rPr>
+          <w:lang w:val="zh_TW" w:bidi="zh_TW"/>
+        </w:rPr>
+        <w:t>福音（the gospel）之道</w:t>
+      </w:r>
+    </w:p>
+    <w:p>
+      <w:pPr>
+        <w:pStyle w:val="ListBullet"/>
+        <w:spacing w:line="240" w:lineRule="auto"/>
+        <w:ind w:left="720"/>
+      </w:pPr>
+      <w:r>
+        <w:rPr>
+          <w:lang w:val="zh_TW" w:bidi="zh_TW"/>
+        </w:rPr>
+      </w:r>
+      <w:r>
+        <w:rPr>
+          <w:lang w:val="zh_TW" w:bidi="zh_TW"/>
+        </w:rPr>
+        <w:t>公義（righteousness）之道</w:t>
+      </w:r>
+    </w:p>
+    <w:p>
+      <w:pPr>
+        <w:pStyle w:val="ListBullet"/>
+        <w:spacing w:line="240" w:lineRule="auto"/>
+        <w:ind w:left="720"/>
+      </w:pPr>
+      <w:r>
+        <w:rPr>
+          <w:lang w:val="zh_TW" w:bidi="zh_TW"/>
+        </w:rPr>
+      </w:r>
+      <w:r>
+        <w:rPr>
+          <w:lang w:val="zh_TW" w:bidi="zh_TW"/>
+        </w:rPr>
+        <w:t>生命（life）之道</w:t>
+      </w:r>
+    </w:p>
+    <w:p>
+      <w:pPr>
+        <w:pStyle w:val="Heading3"/>
+      </w:pPr>
+      <w:r>
+        <w:rPr>
+          <w:lang w:val="zh_TW" w:bidi="zh_TW"/>
+        </w:rPr>
+        <w:t>神的道</w:t>
       </w:r>
     </w:p>
     <w:p>
@@ -539,43 +1470,33 @@
         <w:rPr>
           <w:lang w:val="zh_TW" w:bidi="zh_TW"/>
         </w:rPr>
-        <w:t>耶穌告訴十二門徒，他們將會承受患難。這患難意味著，門徒會因祂的名字而遭受致死的逼迫（</w:t>
-      </w:r>
-      <w:hyperlink r:id="rId22">
-        <w:r>
-          <w:rPr>
-            <w:lang w:val="zh_TW" w:bidi="zh_TW"/>
-          </w:rPr>
-          <w:rPr>
-            <w:color w:val="0000EE"/>
-            <w:u w:val="single"/>
-          </w:rPr>
-          <w:t>太24:9</w:t>
-        </w:r>
-      </w:hyperlink>
-      <w:r>
-        <w:rPr>
-          <w:lang w:val="zh_TW" w:bidi="zh_TW"/>
-        </w:rPr>
-        <w:t>）。這教導指向一個觀念，即患難將在歷史上影響許多地方的基督徒。耶穌對十二門徒預言，說他們將成為災難的直接受害者（</w:t>
-      </w:r>
-      <w:hyperlink r:id="rId23">
-        <w:r>
-          <w:rPr>
-            <w:lang w:val="zh_TW" w:bidi="zh_TW"/>
-          </w:rPr>
-          <w:rPr>
-            <w:color w:val="0000EE"/>
-            <w:u w:val="single"/>
-          </w:rPr>
-          <w:t>太24:8</w:t>
-        </w:r>
-      </w:hyperlink>
-      <w:r>
-        <w:rPr>
-          <w:lang w:val="zh_TW" w:bidi="zh_TW"/>
-        </w:rPr>
-        <w:t>），就是明確的起點。</w:t>
+        <w:t>在約翰福音的開頭，約翰稱神的兒子為「道（the Word）」。作為「道」，子完全啟示並傳達了神。「道」的希臘文是</w:t>
+      </w:r>
+      <w:r>
+        <w:rPr>
+          <w:i/>
+          <w:lang w:val="zh_TW" w:bidi="zh_TW"/>
+        </w:rPr>
+        <w:t>logos</w:t>
+      </w:r>
+      <w:r>
+        <w:rPr>
+          <w:lang w:val="zh_TW" w:bidi="zh_TW"/>
+        </w:rPr>
+        <w:t>，這個詞在希臘文化中有兩個主要含義。它可以指人的內在思想或理性，也可以指思想的表達，即言語。在希臘哲學中，</w:t>
+      </w:r>
+      <w:r>
+        <w:rPr>
+          <w:i/>
+          <w:lang w:val="zh_TW" w:bidi="zh_TW"/>
+        </w:rPr>
+        <w:t>logos</w:t>
+      </w:r>
+      <w:r>
+        <w:rPr>
+          <w:lang w:val="zh_TW" w:bidi="zh_TW"/>
+        </w:rPr>
+        <w:t xml:space="preserve"> 也意味著宇宙的原則或創造宇宙的能量。</w:t>
       </w:r>
     </w:p>
     <w:p>
@@ -589,9 +1510,22 @@
         <w:rPr>
           <w:lang w:val="zh_TW" w:bidi="zh_TW"/>
         </w:rPr>
-        <w:t>同一群門徒將見證先知但以理所預言的耶路撒冷「大災難」（</w:t>
-      </w:r>
-      <w:hyperlink r:id="rId24">
+        <w:t>在猶太和希臘思想中，</w:t>
+      </w:r>
+      <w:r>
+        <w:rPr>
+          <w:i/>
+          <w:lang w:val="zh_TW" w:bidi="zh_TW"/>
+        </w:rPr>
+        <w:t>logos</w:t>
+      </w:r>
+      <w:r>
+        <w:rPr>
+          <w:lang w:val="zh_TW" w:bidi="zh_TW"/>
+        </w:rPr>
+        <w:t>與創始的概念有關——世界是藉著神的道創造的（</w:t>
+      </w:r>
+      <w:hyperlink r:id="rId61">
         <w:r>
           <w:rPr>
             <w:lang w:val="zh_TW" w:bidi="zh_TW"/>
@@ -600,10 +1534,16 @@
             <w:color w:val="0000EE"/>
             <w:u w:val="single"/>
           </w:rPr>
-          <w:t>太24:15</w:t>
+          <w:t>創1:3</w:t>
         </w:r>
       </w:hyperlink>
-      <w:hyperlink r:id="rId18">
+      <w:r>
+        <w:rPr>
+          <w:lang w:val="zh_TW" w:bidi="zh_TW"/>
+        </w:rPr>
+        <w:t>及其下文，重複地出現「神說」這個短語）。約翰考慮過這些想法，但他最可能是創造了一個新的概念來識別神的兒子是神在人類形象中的表達（</w:t>
+      </w:r>
+      <w:hyperlink r:id="rId62">
         <w:r>
           <w:rPr>
             <w:lang w:val="zh_TW" w:bidi="zh_TW"/>
@@ -612,85 +1552,14 @@
             <w:color w:val="0000EE"/>
             <w:u w:val="single"/>
           </w:rPr>
-          <w:t>–</w:t>
+          <w:t>約1:14</w:t>
         </w:r>
       </w:hyperlink>
-      <w:hyperlink r:id="rId24">
-        <w:r>
-          <w:rPr>
-            <w:lang w:val="zh_TW" w:bidi="zh_TW"/>
-          </w:rPr>
-          <w:rPr>
-            <w:color w:val="0000EE"/>
-            <w:u w:val="single"/>
-          </w:rPr>
-          <w:t>21</w:t>
-        </w:r>
-      </w:hyperlink>
-      <w:r>
-        <w:rPr>
-          <w:lang w:val="zh_TW" w:bidi="zh_TW"/>
-        </w:rPr>
-        <w:t>）。這段經文清楚表明，耶穌指的是公元70年耶路撒冷被毀滅。耶路撒冷被羅馬軍團攻陷，被視為持續大災難的象徵。馬太本人在</w:t>
-      </w:r>
-      <w:hyperlink r:id="rId25">
-        <w:r>
-          <w:rPr>
-            <w:lang w:val="zh_TW" w:bidi="zh_TW"/>
-          </w:rPr>
-          <w:rPr>
-            <w:color w:val="0000EE"/>
-            <w:u w:val="single"/>
-          </w:rPr>
-          <w:t>二十四章15節</w:t>
-        </w:r>
-      </w:hyperlink>
-      <w:r>
-        <w:rPr>
-          <w:lang w:val="zh_TW" w:bidi="zh_TW"/>
-        </w:rPr>
-        <w:t>中作了評語，說「</w:t>
-      </w:r>
-      <w:r>
-        <w:rPr>
-          <w:lang w:val="zh_TW" w:bidi="zh_TW"/>
-        </w:rPr>
-        <w:t>讀這經的人須要會意</w:t>
-      </w:r>
-      <w:r>
-        <w:rPr>
-          <w:lang w:val="zh_TW" w:bidi="zh_TW"/>
-        </w:rPr>
-        <w:t>」。這提醒了他的原始讀者，耶穌的預言會在他們有生之年應驗。</w:t>
-      </w:r>
-      <w:hyperlink r:id="rId26">
-        <w:r>
-          <w:rPr>
-            <w:lang w:val="zh_TW" w:bidi="zh_TW"/>
-          </w:rPr>
-          <w:rPr>
-            <w:color w:val="0000EE"/>
-            <w:u w:val="single"/>
-          </w:rPr>
-          <w:t>路加福音二十一章20至24節</w:t>
-        </w:r>
-      </w:hyperlink>
-      <w:r>
-        <w:rPr>
-          <w:lang w:val="zh_TW" w:bidi="zh_TW"/>
-        </w:rPr>
-        <w:t>的平行段落清楚表明，非猶太人將在猶太耶路撒冷毀滅後長期統治。這就是公元70年耶路撒冷淪陷後發生的事情。</w:t>
-      </w:r>
-    </w:p>
-    <w:p>
-      <w:pPr>
-        <w:pStyle w:val="Heading3"/>
-      </w:pPr>
-      <w:r>
-        <w:rPr>
-          <w:lang w:val="zh_TW" w:bidi="zh_TW"/>
-        </w:rPr>
-        <w:t>基督徒應如何回應患難？</w:t>
+      <w:r>
+        <w:rPr>
+          <w:lang w:val="zh_TW" w:bidi="zh_TW"/>
+        </w:rPr>
+        <w:t>）。</w:t>
       </w:r>
     </w:p>
     <w:p>
@@ -704,27 +1573,9 @@
         <w:rPr>
           <w:lang w:val="zh_TW" w:bidi="zh_TW"/>
         </w:rPr>
-        <w:t>新約聖經警告信徒，要知道患難將會發生。新約聖經也定義了信徒對患難的適當回應：</w:t>
-      </w:r>
-    </w:p>
-    <w:p>
-      <w:pPr>
-        <w:pStyle w:val="ListBullet"/>
-        <w:spacing w:line="240" w:lineRule="auto"/>
-        <w:ind w:left="720"/>
-      </w:pPr>
-      <w:r>
-        <w:rPr>
-          <w:lang w:val="zh_TW" w:bidi="zh_TW"/>
-        </w:rPr>
-      </w:r>
-      <w:r>
-        <w:rPr>
-          <w:lang w:val="zh_TW" w:bidi="zh_TW"/>
-        </w:rPr>
-        <w:t>基督徒應該在苦難中滿有喜樂，因為他們結出好果子。患難能使人生出忍耐和老練的力量（</w:t>
-      </w:r>
-      <w:hyperlink r:id="rId27">
+        <w:t>子是那不能看見之神的形像（</w:t>
+      </w:r>
+      <w:hyperlink r:id="rId63">
         <w:r>
           <w:rPr>
             <w:lang w:val="zh_TW" w:bidi="zh_TW"/>
@@ -733,10 +1584,16 @@
             <w:color w:val="0000EE"/>
             <w:u w:val="single"/>
           </w:rPr>
-          <w:t>羅5:3</w:t>
+          <w:t>西1:15</w:t>
         </w:r>
       </w:hyperlink>
-      <w:hyperlink r:id="rId18">
+      <w:r>
+        <w:rPr>
+          <w:lang w:val="zh_TW" w:bidi="zh_TW"/>
+        </w:rPr>
+        <w:t>），是神本體的真像（</w:t>
+      </w:r>
+      <w:hyperlink r:id="rId64">
         <w:r>
           <w:rPr>
             <w:lang w:val="zh_TW" w:bidi="zh_TW"/>
@@ -745,10 +1602,16 @@
             <w:color w:val="0000EE"/>
             <w:u w:val="single"/>
           </w:rPr>
-          <w:t>–</w:t>
+          <w:t>來1:3</w:t>
         </w:r>
       </w:hyperlink>
-      <w:hyperlink r:id="rId27">
+      <w:r>
+        <w:rPr>
+          <w:lang w:val="zh_TW" w:bidi="zh_TW"/>
+        </w:rPr>
+        <w:t>）。在神格（Godhead）中，子啟示並使神為人所知，這是約翰福音中的一個關鍵主題。約翰在約翰壹書中使用了類似的稱號：「生命之道」（</w:t>
+      </w:r>
+      <w:hyperlink r:id="rId65">
         <w:r>
           <w:rPr>
             <w:lang w:val="zh_TW" w:bidi="zh_TW"/>
@@ -757,34 +1620,16 @@
             <w:color w:val="0000EE"/>
             <w:u w:val="single"/>
           </w:rPr>
-          <w:t>4</w:t>
+          <w:t>約一1:1–3</w:t>
         </w:r>
       </w:hyperlink>
       <w:r>
         <w:rPr>
           <w:lang w:val="zh_TW" w:bidi="zh_TW"/>
         </w:rPr>
-        <w:t>）。</w:t>
-      </w:r>
-    </w:p>
-    <w:p>
-      <w:pPr>
-        <w:pStyle w:val="ListBullet"/>
-        <w:spacing w:line="240" w:lineRule="auto"/>
-        <w:ind w:left="720"/>
-      </w:pPr>
-      <w:r>
-        <w:rPr>
-          <w:lang w:val="zh_TW" w:bidi="zh_TW"/>
-        </w:rPr>
-      </w:r>
-      <w:r>
-        <w:rPr>
-          <w:lang w:val="zh_TW" w:bidi="zh_TW"/>
-        </w:rPr>
-        <w:t>他們應該心存忍耐，因為神會安慰忠心的人（</w:t>
-      </w:r>
-      <w:hyperlink r:id="rId28">
+        <w:t>）。在</w:t>
+      </w:r>
+      <w:hyperlink r:id="rId66">
         <w:r>
           <w:rPr>
             <w:lang w:val="zh_TW" w:bidi="zh_TW"/>
@@ -793,68 +1638,14 @@
             <w:color w:val="0000EE"/>
             <w:u w:val="single"/>
           </w:rPr>
-          <w:t>羅12:12</w:t>
+          <w:t>啟示錄十九章11至16節</w:t>
         </w:r>
       </w:hyperlink>
       <w:r>
         <w:rPr>
           <w:lang w:val="zh_TW" w:bidi="zh_TW"/>
         </w:rPr>
-        <w:t>；</w:t>
-      </w:r>
-      <w:hyperlink r:id="rId29">
-        <w:r>
-          <w:rPr>
-            <w:lang w:val="zh_TW" w:bidi="zh_TW"/>
-          </w:rPr>
-          <w:rPr>
-            <w:color w:val="0000EE"/>
-            <w:u w:val="single"/>
-          </w:rPr>
-          <w:t>林後1:4</w:t>
-        </w:r>
-      </w:hyperlink>
-      <w:r>
-        <w:rPr>
-          <w:lang w:val="zh_TW" w:bidi="zh_TW"/>
-        </w:rPr>
-        <w:t>）。</w:t>
-      </w:r>
-    </w:p>
-    <w:p>
-      <w:pPr>
-        <w:pStyle w:val="ListBullet"/>
-        <w:spacing w:line="240" w:lineRule="auto"/>
-        <w:ind w:left="720"/>
-      </w:pPr>
-      <w:r>
-        <w:rPr>
-          <w:lang w:val="zh_TW" w:bidi="zh_TW"/>
-        </w:rPr>
-      </w:r>
-      <w:r>
-        <w:rPr>
-          <w:lang w:val="zh_TW" w:bidi="zh_TW"/>
-        </w:rPr>
-        <w:t>他們應該明白，患難是為了預備信徒，迎接在永恆中的榮耀（</w:t>
-      </w:r>
-      <w:hyperlink r:id="rId30">
-        <w:r>
-          <w:rPr>
-            <w:lang w:val="zh_TW" w:bidi="zh_TW"/>
-          </w:rPr>
-          <w:rPr>
-            <w:color w:val="0000EE"/>
-            <w:u w:val="single"/>
-          </w:rPr>
-          <w:t>林後4:17</w:t>
-        </w:r>
-      </w:hyperlink>
-      <w:r>
-        <w:rPr>
-          <w:lang w:val="zh_TW" w:bidi="zh_TW"/>
-        </w:rPr>
-        <w:t>）。</w:t>
+        <w:t>中，耶穌被顯明為萬王之王、萬主之主，祂有一個名字：「神的道（the Word of God）」。</w:t>
       </w:r>
     </w:p>
     <w:p>
@@ -866,60 +1657,10 @@
       </w:r>
       <w:r>
         <w:rPr>
-          <w:lang w:val="zh_TW" w:bidi="zh_TW"/>
-        </w:rPr>
-        <w:t>在歷史上，基督徒享有財富和自由是罕見的。歷史上大多數信徒都經歷苦難。教會一直是遭受逼迫的小數群體，在一個不友好的世界堅忍。對於免受患難的基督徒來說，患難似乎適用歷史上較後的時段。</w:t>
-      </w:r>
-    </w:p>
-    <w:p>
-      <w:pPr/>
-      <w:r>
-        <w:rPr>
-          <w:lang w:val="zh_TW" w:bidi="zh_TW"/>
-        </w:rPr>
-      </w:r>
-      <w:r>
-        <w:rPr>
-          <w:lang w:val="zh_TW" w:bidi="zh_TW"/>
-        </w:rPr>
-        <w:t>大多數基督徒正面臨壓迫、拒絕、困難和迫害。由於這個原因，耶穌預言的患難是持續存在的現實。患難的嚴重程度可能會有所不同，惟基督的承諾依然真實：「</w:t>
-      </w:r>
-      <w:r>
-        <w:rPr>
-          <w:lang w:val="zh_TW" w:bidi="zh_TW"/>
-        </w:rPr>
-        <w:t>在世上，你們有苦難；但你們可以放心，我已經勝了世界。</w:t>
-      </w:r>
-      <w:r>
-        <w:rPr>
-          <w:lang w:val="zh_TW" w:bidi="zh_TW"/>
-        </w:rPr>
-        <w:t>」（</w:t>
-      </w:r>
-      <w:hyperlink r:id="rId31">
-        <w:r>
-          <w:rPr>
-            <w:lang w:val="zh_TW" w:bidi="zh_TW"/>
-          </w:rPr>
-          <w:rPr>
-            <w:color w:val="0000EE"/>
-            <w:u w:val="single"/>
-          </w:rPr>
-          <w:t>約16:33</w:t>
-        </w:r>
-      </w:hyperlink>
-      <w:r>
-        <w:rPr>
-          <w:lang w:val="zh_TW" w:bidi="zh_TW"/>
-        </w:rPr>
-        <w:t>）。</w:t>
-      </w:r>
-      <w:r>
-        <w:rPr>
           <w:i/>
           <w:lang w:val="zh_TW" w:bidi="zh_TW"/>
         </w:rPr>
-        <w:t>見</w:t>
+        <w:t>另見</w:t>
       </w:r>
       <w:r>
         <w:rPr>
@@ -931,7 +1672,7 @@
         <w:rPr>
           <w:lang w:val="zh_TW" w:bidi="zh_TW"/>
         </w:rPr>
-        <w:t>苦難</w:t>
+        <w:t>聖經</w:t>
       </w:r>
       <w:r>
         <w:rPr>
@@ -943,7 +1684,7 @@
         <w:rPr>
           <w:lang w:val="zh_TW" w:bidi="zh_TW"/>
         </w:rPr>
-        <w:t>末世論</w:t>
+        <w:t>約翰福音</w:t>
       </w:r>
       <w:r>
         <w:rPr>
@@ -955,7 +1696,19 @@
         <w:rPr>
           <w:lang w:val="zh_TW" w:bidi="zh_TW"/>
         </w:rPr>
-        <w:t>迫害</w:t>
+        <w:t>道</w:t>
+      </w:r>
+      <w:r>
+        <w:rPr>
+          <w:lang w:val="zh_TW" w:bidi="zh_TW"/>
+        </w:rPr>
+        <w:t>；</w:t>
+      </w:r>
+      <w:r>
+        <w:rPr>
+          <w:lang w:val="zh_TW" w:bidi="zh_TW"/>
+        </w:rPr>
+        <w:t>啟示</w:t>
       </w:r>
       <w:r>
         <w:rPr>

--- a/zht/docx/060.content.docx
+++ b/zht/docx/060.content.docx
@@ -19,7 +19,7 @@
         <w:rPr>
           <w:lang w:val="zh_TW" w:bidi="zh_TW"/>
         </w:rPr>
-        <w:t>Resource: Tyndale Open Bible Dictionary</w:t>
+        <w:t>Resource: Aquifer Open Bible Dictionary</w:t>
       </w:r>
       <w:r>
         <w:rPr>
@@ -112,7 +112,7 @@
         <w:rPr>
           <w:lang w:val="zh_TW" w:bidi="zh_TW"/>
         </w:rPr>
-        <w:t>Tyndale Open Bible Dictionary</w:t>
+        <w:t>Aquifer Open Bible Dictionary</w:t>
       </w:r>
     </w:p>
     <w:p>

--- a/zht/docx/060.content.docx
+++ b/zht/docx/060.content.docx
@@ -149,7 +149,7 @@
         <w:rPr>
           <w:lang w:val="zh_TW" w:bidi="zh_TW"/>
         </w:rPr>
-        <w:t>hua</w:t>
+        <w:t>hong</w:t>
       </w:r>
       <w:r>
         <w:rPr>
@@ -212,7 +212,7 @@
         <w:rPr>
           <w:lang w:val="zh_TW" w:bidi="zh_TW"/>
         </w:rPr>
-        <w:t>話語、神的道、神的話</w:t>
+        <w:t>烘焙師</w:t>
       </w:r>
       <w:r>
         <w:rPr>
@@ -231,7 +231,25 @@
         <w:rPr>
           <w:lang w:val="zh_TW" w:bidi="zh_TW"/>
         </w:rPr>
-        <w:t>「話語」是溝通的方式。當人們使用「話語」這個詞時，通常是指說話。然而，當神在歷世歷代「說話」時，祂以不同的方式來傳達祂的意思（</w:t>
+        <w:t>烘焙師是預備食物的人。在聖經時代，烘焙師的工作場所包括：</w:t>
+      </w:r>
+    </w:p>
+    <w:p>
+      <w:pPr>
+        <w:pStyle w:val="ListBullet"/>
+        <w:spacing w:line="240" w:lineRule="auto"/>
+        <w:ind w:left="720"/>
+      </w:pPr>
+      <w:r>
+        <w:rPr>
+          <w:lang w:val="zh_TW" w:bidi="zh_TW"/>
+        </w:rPr>
+      </w:r>
+      <w:r>
+        <w:rPr>
+          <w:lang w:val="zh_TW" w:bidi="zh_TW"/>
+        </w:rPr>
+        <w:t>家中（</w:t>
       </w:r>
       <w:hyperlink r:id="rId13">
         <w:r>
@@ -242,25 +260,152 @@
             <w:color w:val="0000EE"/>
             <w:u w:val="single"/>
           </w:rPr>
-          <w:t>來1:1</w:t>
+          <w:t>創19:3</w:t>
         </w:r>
       </w:hyperlink>
       <w:r>
         <w:rPr>
           <w:lang w:val="zh_TW" w:bidi="zh_TW"/>
         </w:rPr>
-        <w:t>）。神溝通最完整和完美的例子就是祂的兒子耶穌基督。</w:t>
+        <w:t>），</w:t>
       </w:r>
     </w:p>
     <w:p>
       <w:pPr>
-        <w:pStyle w:val="Heading3"/>
-      </w:pPr>
-      <w:r>
-        <w:rPr>
-          <w:lang w:val="zh_TW" w:bidi="zh_TW"/>
-        </w:rPr>
-        <w:t>話語的重要性</w:t>
+        <w:pStyle w:val="ListBullet"/>
+        <w:spacing w:line="240" w:lineRule="auto"/>
+        <w:ind w:left="720"/>
+      </w:pPr>
+      <w:r>
+        <w:rPr>
+          <w:lang w:val="zh_TW" w:bidi="zh_TW"/>
+        </w:rPr>
+      </w:r>
+      <w:r>
+        <w:rPr>
+          <w:lang w:val="zh_TW" w:bidi="zh_TW"/>
+        </w:rPr>
+        <w:t>公共的烘焙作坊（</w:t>
+      </w:r>
+      <w:hyperlink r:id="rId14">
+        <w:r>
+          <w:rPr>
+            <w:lang w:val="zh_TW" w:bidi="zh_TW"/>
+          </w:rPr>
+          <w:rPr>
+            <w:color w:val="0000EE"/>
+            <w:u w:val="single"/>
+          </w:rPr>
+          <w:t>耶37:21</w:t>
+        </w:r>
+      </w:hyperlink>
+      <w:r>
+        <w:rPr>
+          <w:lang w:val="zh_TW" w:bidi="zh_TW"/>
+        </w:rPr>
+        <w:t>），</w:t>
+      </w:r>
+    </w:p>
+    <w:p>
+      <w:pPr>
+        <w:pStyle w:val="ListBullet"/>
+        <w:spacing w:line="240" w:lineRule="auto"/>
+        <w:ind w:left="720"/>
+      </w:pPr>
+      <w:r>
+        <w:rPr>
+          <w:lang w:val="zh_TW" w:bidi="zh_TW"/>
+        </w:rPr>
+      </w:r>
+      <w:r>
+        <w:rPr>
+          <w:lang w:val="zh_TW" w:bidi="zh_TW"/>
+        </w:rPr>
+        <w:t>君王和貴族的宮殿中（</w:t>
+      </w:r>
+      <w:hyperlink r:id="rId15">
+        <w:r>
+          <w:rPr>
+            <w:lang w:val="zh_TW" w:bidi="zh_TW"/>
+          </w:rPr>
+          <w:rPr>
+            <w:color w:val="0000EE"/>
+            <w:u w:val="single"/>
+          </w:rPr>
+          <w:t>創40:1</w:t>
+        </w:r>
+      </w:hyperlink>
+      <w:hyperlink r:id="rId15">
+        <w:r>
+          <w:rPr>
+            <w:lang w:val="zh_TW" w:bidi="zh_TW"/>
+          </w:rPr>
+          <w:rPr>
+            <w:color w:val="0000EE"/>
+            <w:u w:val="single"/>
+          </w:rPr>
+          <w:t>-</w:t>
+        </w:r>
+      </w:hyperlink>
+      <w:r>
+        <w:rPr>
+          <w:lang w:val="zh_TW" w:bidi="zh_TW"/>
+        </w:rPr>
+        <w:t>22，</w:t>
+      </w:r>
+      <w:hyperlink r:id="rId16">
+        <w:r>
+          <w:rPr>
+            <w:lang w:val="zh_TW" w:bidi="zh_TW"/>
+          </w:rPr>
+          <w:rPr>
+            <w:color w:val="0000EE"/>
+            <w:u w:val="single"/>
+          </w:rPr>
+          <w:t>41:10</w:t>
+        </w:r>
+      </w:hyperlink>
+      <w:r>
+        <w:rPr>
+          <w:lang w:val="zh_TW" w:bidi="zh_TW"/>
+        </w:rPr>
+        <w:t>、</w:t>
+      </w:r>
+      <w:hyperlink r:id="rId16">
+        <w:r>
+          <w:rPr>
+            <w:lang w:val="zh_TW" w:bidi="zh_TW"/>
+          </w:rPr>
+          <w:rPr>
+            <w:color w:val="0000EE"/>
+            <w:u w:val="single"/>
+          </w:rPr>
+          <w:t>13</w:t>
+        </w:r>
+      </w:hyperlink>
+      <w:r>
+        <w:rPr>
+          <w:lang w:val="zh_TW" w:bidi="zh_TW"/>
+        </w:rPr>
+        <w:t>；</w:t>
+      </w:r>
+      <w:hyperlink r:id="rId17">
+        <w:r>
+          <w:rPr>
+            <w:lang w:val="zh_TW" w:bidi="zh_TW"/>
+          </w:rPr>
+          <w:rPr>
+            <w:color w:val="0000EE"/>
+            <w:u w:val="single"/>
+          </w:rPr>
+          <w:t>撒上8:13</w:t>
+        </w:r>
+      </w:hyperlink>
+      <w:r>
+        <w:rPr>
+          <w:lang w:val="zh_TW" w:bidi="zh_TW"/>
+        </w:rPr>
+        <w:t>）</w:t>
       </w:r>
     </w:p>
     <w:p>
@@ -274,7 +419,91 @@
         <w:rPr>
           <w:lang w:val="zh_TW" w:bidi="zh_TW"/>
         </w:rPr>
-        <w:t>在大多數人無法讀寫的社會中，口頭的話語在法律、貿易、宗教、婚姻和名聲等方面顯得格外重要。書面文件如收據、協議和記錄並不那麼實用。誠實的言語和個人的誠信，對於溝通和維持關係至關重要。因此，詩人、先知、故事講述者和教師的話語，會被謹慎地記住，並傳承下去。</w:t>
+        <w:t>他們以油和麵粉這些基本原料製作餅和糕。以色列人在逃離埃及時，在旅程中烤了無酵餅作為食物（</w:t>
+      </w:r>
+      <w:hyperlink r:id="rId18">
+        <w:r>
+          <w:rPr>
+            <w:lang w:val="zh_TW" w:bidi="zh_TW"/>
+          </w:rPr>
+          <w:rPr>
+            <w:color w:val="0000EE"/>
+            <w:u w:val="single"/>
+          </w:rPr>
+          <w:t>出12:39</w:t>
+        </w:r>
+      </w:hyperlink>
+      <w:r>
+        <w:rPr>
+          <w:lang w:val="zh_TW" w:bidi="zh_TW"/>
+        </w:rPr>
+        <w:t>）。這些餅和糕通常是在平底鍋或爐中烘烤而成（</w:t>
+      </w:r>
+      <w:hyperlink r:id="rId19">
+        <w:r>
+          <w:rPr>
+            <w:lang w:val="zh_TW" w:bidi="zh_TW"/>
+          </w:rPr>
+          <w:rPr>
+            <w:color w:val="0000EE"/>
+            <w:u w:val="single"/>
+          </w:rPr>
+          <w:t>利2:4</w:t>
+        </w:r>
+      </w:hyperlink>
+      <w:r>
+        <w:rPr>
+          <w:lang w:val="zh_TW" w:bidi="zh_TW"/>
+        </w:rPr>
+        <w:t>，</w:t>
+      </w:r>
+      <w:hyperlink r:id="rId20">
+        <w:r>
+          <w:rPr>
+            <w:lang w:val="zh_TW" w:bidi="zh_TW"/>
+          </w:rPr>
+          <w:rPr>
+            <w:color w:val="0000EE"/>
+            <w:u w:val="single"/>
+          </w:rPr>
+          <w:t>26:26</w:t>
+        </w:r>
+      </w:hyperlink>
+      <w:r>
+        <w:rPr>
+          <w:lang w:val="zh_TW" w:bidi="zh_TW"/>
+        </w:rPr>
+        <w:t>）。隨著以色列社會的發展，專業的烘焙師逐漸出現，並形成行會。有人便指出，何西阿可能曾從事烘焙工作，因為他對烘焙技術十分熟悉（</w:t>
+      </w:r>
+      <w:hyperlink r:id="rId21">
+        <w:r>
+          <w:rPr>
+            <w:lang w:val="zh_TW" w:bidi="zh_TW"/>
+          </w:rPr>
+          <w:rPr>
+            <w:color w:val="0000EE"/>
+            <w:u w:val="single"/>
+          </w:rPr>
+          <w:t>何7:4</w:t>
+        </w:r>
+      </w:hyperlink>
+      <w:hyperlink r:id="rId21">
+        <w:r>
+          <w:rPr>
+            <w:lang w:val="zh_TW" w:bidi="zh_TW"/>
+          </w:rPr>
+          <w:rPr>
+            <w:color w:val="0000EE"/>
+            <w:u w:val="single"/>
+          </w:rPr>
+          <w:t>-</w:t>
+        </w:r>
+      </w:hyperlink>
+      <w:r>
+        <w:rPr>
+          <w:lang w:val="zh_TW" w:bidi="zh_TW"/>
+        </w:rPr>
+        <w:t>8）。</w:t>
       </w:r>
     </w:p>
     <w:p>
@@ -286,117 +515,38 @@
       </w:r>
       <w:r>
         <w:rPr>
-          <w:lang w:val="zh_TW" w:bidi="zh_TW"/>
-        </w:rPr>
-        <w:t>人們非常關注話語的真實性。愚蠢的話、奉承（虛假的讚美）、謊言和有害的言語，被認為是不正當的。在商業、法律和社區生活中，誓言（承諾）非常重要。祝福一旦被說出來，它就具有力量，不能收回（</w:t>
-      </w:r>
-      <w:hyperlink r:id="rId14">
-        <w:r>
-          <w:rPr>
-            <w:lang w:val="zh_TW" w:bidi="zh_TW"/>
-          </w:rPr>
-          <w:rPr>
-            <w:color w:val="0000EE"/>
-            <w:u w:val="single"/>
-          </w:rPr>
-          <w:t>創27:30–38</w:t>
-        </w:r>
-      </w:hyperlink>
-      <w:r>
-        <w:rPr>
-          <w:lang w:val="zh_TW" w:bidi="zh_TW"/>
-        </w:rPr>
-        <w:t>；</w:t>
-      </w:r>
-      <w:hyperlink r:id="rId15">
-        <w:r>
-          <w:rPr>
-            <w:lang w:val="zh_TW" w:bidi="zh_TW"/>
-          </w:rPr>
-          <w:rPr>
-            <w:color w:val="0000EE"/>
-            <w:u w:val="single"/>
-          </w:rPr>
-          <w:t>太10:12–13</w:t>
-        </w:r>
-      </w:hyperlink>
-      <w:r>
-        <w:rPr>
-          <w:lang w:val="zh_TW" w:bidi="zh_TW"/>
-        </w:rPr>
-        <w:t>）。同樣的情況也適用於：</w:t>
-      </w:r>
-    </w:p>
-    <w:p>
-      <w:pPr>
-        <w:pStyle w:val="ListBullet"/>
-        <w:spacing w:line="240" w:lineRule="auto"/>
-        <w:ind w:left="720"/>
-      </w:pPr>
-      <w:r>
-        <w:rPr>
-          <w:lang w:val="zh_TW" w:bidi="zh_TW"/>
-        </w:rPr>
-      </w:r>
-      <w:r>
-        <w:rPr>
-          <w:lang w:val="zh_TW" w:bidi="zh_TW"/>
-        </w:rPr>
-        <w:t>許願（</w:t>
-      </w:r>
-      <w:hyperlink r:id="rId16">
-        <w:r>
-          <w:rPr>
-            <w:lang w:val="zh_TW" w:bidi="zh_TW"/>
-          </w:rPr>
-          <w:rPr>
-            <w:color w:val="0000EE"/>
-            <w:u w:val="single"/>
-          </w:rPr>
-          <w:t>士11:34–35</w:t>
-        </w:r>
-      </w:hyperlink>
-      <w:r>
-        <w:rPr>
-          <w:lang w:val="zh_TW" w:bidi="zh_TW"/>
-        </w:rPr>
-        <w:t>）</w:t>
-      </w:r>
-    </w:p>
-    <w:p>
-      <w:pPr>
-        <w:pStyle w:val="ListBullet"/>
-        <w:spacing w:line="240" w:lineRule="auto"/>
-        <w:ind w:left="720"/>
-      </w:pPr>
-      <w:r>
-        <w:rPr>
-          <w:lang w:val="zh_TW" w:bidi="zh_TW"/>
-        </w:rPr>
-      </w:r>
-      <w:r>
-        <w:rPr>
-          <w:lang w:val="zh_TW" w:bidi="zh_TW"/>
-        </w:rPr>
-        <w:t>咒詛（</w:t>
-      </w:r>
-      <w:hyperlink r:id="rId17">
-        <w:r>
-          <w:rPr>
-            <w:lang w:val="zh_TW" w:bidi="zh_TW"/>
-          </w:rPr>
-          <w:rPr>
-            <w:color w:val="0000EE"/>
-            <w:u w:val="single"/>
-          </w:rPr>
-          <w:t>創27:12–13</w:t>
-        </w:r>
-      </w:hyperlink>
-      <w:r>
-        <w:rPr>
-          <w:lang w:val="zh_TW" w:bidi="zh_TW"/>
-        </w:rPr>
-        <w:t>）</w:t>
+          <w:i/>
+          <w:lang w:val="zh_TW" w:bidi="zh_TW"/>
+        </w:rPr>
+        <w:t>另見</w:t>
+      </w:r>
+      <w:r>
+        <w:rPr>
+          <w:lang w:val="zh_TW" w:bidi="zh_TW"/>
+        </w:rPr>
+        <w:t xml:space="preserve"> </w:t>
+      </w:r>
+      <w:r>
+        <w:rPr>
+          <w:lang w:val="zh_TW" w:bidi="zh_TW"/>
+        </w:rPr>
+        <w:t>食物和食物準備</w:t>
+      </w:r>
+      <w:r>
+        <w:rPr>
+          <w:lang w:val="zh_TW" w:bidi="zh_TW"/>
+        </w:rPr>
+        <w:t>。</w:t>
+      </w:r>
+      <w:r>
+        <w:rPr>
+          <w:lang w:val="zh_TW" w:bidi="zh_TW"/>
+        </w:rPr>
+      </w:r>
+      <w:r>
+        <w:rPr>
+          <w:lang w:val="zh_TW" w:bidi="zh_TW"/>
+        </w:rPr>
       </w:r>
     </w:p>
     <w:p>
@@ -406,29 +556,21 @@
           <w:lang w:val="zh_TW" w:bidi="zh_TW"/>
         </w:rPr>
       </w:r>
-      <w:r>
-        <w:rPr>
-          <w:lang w:val="zh_TW" w:bidi="zh_TW"/>
-        </w:rPr>
-        <w:t>命令的話語，尤其是來自祭司、士師或王的命令，也具有極大的權威（</w:t>
-      </w:r>
-      <w:hyperlink r:id="rId18">
-        <w:r>
-          <w:rPr>
-            <w:lang w:val="zh_TW" w:bidi="zh_TW"/>
-          </w:rPr>
-          <w:rPr>
-            <w:color w:val="0000EE"/>
-            <w:u w:val="single"/>
-          </w:rPr>
-          <w:t>傳8:4</w:t>
-        </w:r>
-      </w:hyperlink>
-      <w:r>
-        <w:rPr>
-          <w:lang w:val="zh_TW" w:bidi="zh_TW"/>
-        </w:rPr>
-        <w:t>）。</w:t>
+    </w:p>
+    <w:p>
+      <w:pPr>
+        <w:pStyle w:val="Heading2"/>
+      </w:pPr>
+      <w:r>
+        <w:rPr>
+          <w:lang w:val="zh_TW" w:bidi="zh_TW"/>
+        </w:rPr>
+        <w:t>洪水</w:t>
+      </w:r>
+      <w:r>
+        <w:rPr>
+          <w:lang w:val="zh_TW" w:bidi="zh_TW"/>
+        </w:rPr>
       </w:r>
     </w:p>
     <w:p>
@@ -442,9 +584,9 @@
         <w:rPr>
           <w:lang w:val="zh_TW" w:bidi="zh_TW"/>
         </w:rPr>
-        <w:t>這種對話語的尊重在新約中依然存在。話語揭示了人心中的想法，因此每句隨便的、傷害性的或欺騙性的話，都會受到審判（</w:t>
-      </w:r>
-      <w:hyperlink r:id="rId19">
+        <w:t>水勢上漲氾濫，淹沒大地，特別指</w:t>
+      </w:r>
+      <w:hyperlink r:id="rId22">
         <w:r>
           <w:rPr>
             <w:lang w:val="zh_TW" w:bidi="zh_TW"/>
@@ -453,104 +595,14 @@
             <w:color w:val="0000EE"/>
             <w:u w:val="single"/>
           </w:rPr>
-          <w:t>太12:34–37</w:t>
+          <w:t>創世記六至九章</w:t>
         </w:r>
       </w:hyperlink>
       <w:r>
         <w:rPr>
           <w:lang w:val="zh_TW" w:bidi="zh_TW"/>
         </w:rPr>
-        <w:t>；</w:t>
-      </w:r>
-      <w:hyperlink r:id="rId20">
-        <w:r>
-          <w:rPr>
-            <w:lang w:val="zh_TW" w:bidi="zh_TW"/>
-          </w:rPr>
-          <w:rPr>
-            <w:color w:val="0000EE"/>
-            <w:u w:val="single"/>
-          </w:rPr>
-          <w:t>5:22</w:t>
-        </w:r>
-      </w:hyperlink>
-      <w:r>
-        <w:rPr>
-          <w:lang w:val="zh_TW" w:bidi="zh_TW"/>
-        </w:rPr>
-        <w:t>），褻瀆神的言語同樣會受到審判（褻瀆，</w:t>
-      </w:r>
-      <w:hyperlink r:id="rId21">
-        <w:r>
-          <w:rPr>
-            <w:lang w:val="zh_TW" w:bidi="zh_TW"/>
-          </w:rPr>
-          <w:rPr>
-            <w:color w:val="0000EE"/>
-            <w:u w:val="single"/>
-          </w:rPr>
-          <w:t>路12:10</w:t>
-        </w:r>
-      </w:hyperlink>
-      <w:r>
-        <w:rPr>
-          <w:lang w:val="zh_TW" w:bidi="zh_TW"/>
-        </w:rPr>
-        <w:t>）。保羅（</w:t>
-      </w:r>
-      <w:hyperlink r:id="rId22">
-        <w:r>
-          <w:rPr>
-            <w:lang w:val="zh_TW" w:bidi="zh_TW"/>
-          </w:rPr>
-          <w:rPr>
-            <w:color w:val="0000EE"/>
-            <w:u w:val="single"/>
-          </w:rPr>
-          <w:t>弗4:29</w:t>
-        </w:r>
-      </w:hyperlink>
-      <w:r>
-        <w:rPr>
-          <w:lang w:val="zh_TW" w:bidi="zh_TW"/>
-        </w:rPr>
-        <w:t>，</w:t>
-      </w:r>
-      <w:hyperlink r:id="rId23">
-        <w:r>
-          <w:rPr>
-            <w:lang w:val="zh_TW" w:bidi="zh_TW"/>
-          </w:rPr>
-          <w:rPr>
-            <w:color w:val="0000EE"/>
-            <w:u w:val="single"/>
-          </w:rPr>
-          <w:t>5:4</w:t>
-        </w:r>
-      </w:hyperlink>
-      <w:r>
-        <w:rPr>
-          <w:lang w:val="zh_TW" w:bidi="zh_TW"/>
-        </w:rPr>
-        <w:t>）和雅各（</w:t>
-      </w:r>
-      <w:hyperlink r:id="rId24">
-        <w:r>
-          <w:rPr>
-            <w:lang w:val="zh_TW" w:bidi="zh_TW"/>
-          </w:rPr>
-          <w:rPr>
-            <w:color w:val="0000EE"/>
-            <w:u w:val="single"/>
-          </w:rPr>
-          <w:t>雅3:1–12</w:t>
-        </w:r>
-      </w:hyperlink>
-      <w:r>
-        <w:rPr>
-          <w:lang w:val="zh_TW" w:bidi="zh_TW"/>
-        </w:rPr>
-        <w:t>）繼承了希伯來人對話語的尊重。</w:t>
+        <w:t>挪亞時代的洪水。</w:t>
       </w:r>
     </w:p>
     <w:p>
@@ -561,7 +613,7 @@
         <w:rPr>
           <w:lang w:val="zh_TW" w:bidi="zh_TW"/>
         </w:rPr>
-        <w:t>神的話</w:t>
+        <w:t>聖經記載</w:t>
       </w:r>
     </w:p>
     <w:p>
@@ -575,7 +627,61 @@
         <w:rPr>
           <w:lang w:val="zh_TW" w:bidi="zh_TW"/>
         </w:rPr>
-        <w:t>神的話已經記載在聖經中。祂的話臨到先知，並通過先知傳遞（</w:t>
+        <w:t>挪亞洪水的故事記載在</w:t>
+      </w:r>
+      <w:hyperlink r:id="rId22">
+        <w:r>
+          <w:rPr>
+            <w:lang w:val="zh_TW" w:bidi="zh_TW"/>
+          </w:rPr>
+          <w:rPr>
+            <w:color w:val="0000EE"/>
+            <w:u w:val="single"/>
+          </w:rPr>
+          <w:t>創世記六至九章</w:t>
+        </w:r>
+      </w:hyperlink>
+      <w:r>
+        <w:rPr>
+          <w:lang w:val="zh_TW" w:bidi="zh_TW"/>
+        </w:rPr>
+        <w:t>。聖經常常提到這件事，且一律視為真實事件（</w:t>
+      </w:r>
+      <w:hyperlink r:id="rId23">
+        <w:r>
+          <w:rPr>
+            <w:lang w:val="zh_TW" w:bidi="zh_TW"/>
+          </w:rPr>
+          <w:rPr>
+            <w:color w:val="0000EE"/>
+            <w:u w:val="single"/>
+          </w:rPr>
+          <w:t>創10:1、32</w:t>
+        </w:r>
+      </w:hyperlink>
+      <w:r>
+        <w:rPr>
+          <w:lang w:val="zh_TW" w:bidi="zh_TW"/>
+        </w:rPr>
+        <w:t>，</w:t>
+      </w:r>
+      <w:hyperlink r:id="rId24">
+        <w:r>
+          <w:rPr>
+            <w:lang w:val="zh_TW" w:bidi="zh_TW"/>
+          </w:rPr>
+          <w:rPr>
+            <w:color w:val="0000EE"/>
+            <w:u w:val="single"/>
+          </w:rPr>
+          <w:t>11:10</w:t>
+        </w:r>
+      </w:hyperlink>
+      <w:r>
+        <w:rPr>
+          <w:lang w:val="zh_TW" w:bidi="zh_TW"/>
+        </w:rPr>
+        <w:t>；</w:t>
       </w:r>
       <w:hyperlink r:id="rId25">
         <w:r>
@@ -586,13 +692,31 @@
             <w:color w:val="0000EE"/>
             <w:u w:val="single"/>
           </w:rPr>
-          <w:t>王上12:22</w:t>
+          <w:t>太24:38</w:t>
         </w:r>
       </w:hyperlink>
       <w:r>
         <w:rPr>
           <w:lang w:val="zh_TW" w:bidi="zh_TW"/>
         </w:rPr>
+        <w:t>–</w:t>
+      </w:r>
+      <w:hyperlink r:id="rId25">
+        <w:r>
+          <w:rPr>
+            <w:lang w:val="zh_TW" w:bidi="zh_TW"/>
+          </w:rPr>
+          <w:rPr>
+            <w:color w:val="0000EE"/>
+            <w:u w:val="single"/>
+          </w:rPr>
+          <w:t>39</w:t>
+        </w:r>
+      </w:hyperlink>
+      <w:r>
+        <w:rPr>
+          <w:lang w:val="zh_TW" w:bidi="zh_TW"/>
+        </w:rPr>
         <w:t>；</w:t>
       </w:r>
       <w:hyperlink r:id="rId26">
@@ -604,14 +728,14 @@
             <w:color w:val="0000EE"/>
             <w:u w:val="single"/>
           </w:rPr>
-          <w:t>代上17:3</w:t>
+          <w:t>路17:27</w:t>
         </w:r>
       </w:hyperlink>
       <w:r>
         <w:rPr>
           <w:lang w:val="zh_TW" w:bidi="zh_TW"/>
         </w:rPr>
-        <w:t>；參</w:t>
+        <w:t>；</w:t>
       </w:r>
       <w:hyperlink r:id="rId27">
         <w:r>
@@ -622,14 +746,14 @@
             <w:color w:val="0000EE"/>
             <w:u w:val="single"/>
           </w:rPr>
-          <w:t>路3:2</w:t>
+          <w:t>彼後2:5</w:t>
         </w:r>
       </w:hyperlink>
       <w:r>
         <w:rPr>
           <w:lang w:val="zh_TW" w:bidi="zh_TW"/>
         </w:rPr>
-        <w:t>），先知「奉耶和華的命」說話和行事。神的話也透過律法傳達出來，神在西奈山「說」出律法（</w:t>
+        <w:t>）。在聖經裡，神降下洪水是因為人類的罪惡極其深重，「人在地上罪惡很大」（</w:t>
       </w:r>
       <w:hyperlink r:id="rId28">
         <w:r>
@@ -640,14 +764,14 @@
             <w:color w:val="0000EE"/>
             <w:u w:val="single"/>
           </w:rPr>
-          <w:t>出20:1</w:t>
+          <w:t>創6:5</w:t>
         </w:r>
       </w:hyperlink>
       <w:r>
         <w:rPr>
           <w:lang w:val="zh_TW" w:bidi="zh_TW"/>
         </w:rPr>
-        <w:t>）。因此，神的「話」有許多律法同義詞（見</w:t>
+        <w:t>）。神決定毀滅全人類，重新開始，又揀選那些願意順服祂的人（參</w:t>
       </w:r>
       <w:hyperlink r:id="rId29">
         <w:r>
@@ -658,68 +782,14 @@
             <w:color w:val="0000EE"/>
             <w:u w:val="single"/>
           </w:rPr>
-          <w:t>詩119章</w:t>
+          <w:t>創1:26–28</w:t>
         </w:r>
       </w:hyperlink>
       <w:r>
         <w:rPr>
           <w:lang w:val="zh_TW" w:bidi="zh_TW"/>
         </w:rPr>
-        <w:t>）：</w:t>
-      </w:r>
-    </w:p>
-    <w:p>
-      <w:pPr>
-        <w:pStyle w:val="ListBullet"/>
-        <w:spacing w:line="240" w:lineRule="auto"/>
-        <w:ind w:left="720"/>
-      </w:pPr>
-      <w:r>
-        <w:rPr>
-          <w:lang w:val="zh_TW" w:bidi="zh_TW"/>
-        </w:rPr>
-      </w:r>
-      <w:r>
-        <w:rPr>
-          <w:lang w:val="zh_TW" w:bidi="zh_TW"/>
-        </w:rPr>
-        <w:t>「律例」</w:t>
-      </w:r>
-    </w:p>
-    <w:p>
-      <w:pPr>
-        <w:pStyle w:val="ListBullet"/>
-        <w:spacing w:line="240" w:lineRule="auto"/>
-        <w:ind w:left="720"/>
-      </w:pPr>
-      <w:r>
-        <w:rPr>
-          <w:lang w:val="zh_TW" w:bidi="zh_TW"/>
-        </w:rPr>
-      </w:r>
-      <w:r>
-        <w:rPr>
-          <w:lang w:val="zh_TW" w:bidi="zh_TW"/>
-        </w:rPr>
-        <w:t>「命令」</w:t>
-      </w:r>
-    </w:p>
-    <w:p>
-      <w:pPr>
-        <w:pStyle w:val="ListBullet"/>
-        <w:spacing w:line="240" w:lineRule="auto"/>
-        <w:ind w:left="720"/>
-      </w:pPr>
-      <w:r>
-        <w:rPr>
-          <w:lang w:val="zh_TW" w:bidi="zh_TW"/>
-        </w:rPr>
-      </w:r>
-      <w:r>
-        <w:rPr>
-          <w:lang w:val="zh_TW" w:bidi="zh_TW"/>
-        </w:rPr>
-        <w:t>「訓詞」</w:t>
+        <w:t>）。當時唯有挪亞、他的兒子和他們的妻子對耶和華忠心，神藉著他們在毀滅之後重建大地。</w:t>
       </w:r>
     </w:p>
     <w:p>
@@ -733,7 +803,7 @@
         <w:rPr>
           <w:lang w:val="zh_TW" w:bidi="zh_TW"/>
         </w:rPr>
-        <w:t>當沒有神的啟示時，就像「饑荒（famine）」一樣（</w:t>
+        <w:t>挪亞花了一百二十年建造一艘大船，同時警告世人神即將來臨的審判（</w:t>
       </w:r>
       <w:hyperlink r:id="rId30">
         <w:r>
@@ -744,14 +814,14 @@
             <w:color w:val="0000EE"/>
             <w:u w:val="single"/>
           </w:rPr>
-          <w:t>撒上3:1</w:t>
+          <w:t>創6:3</w:t>
         </w:r>
       </w:hyperlink>
       <w:r>
         <w:rPr>
           <w:lang w:val="zh_TW" w:bidi="zh_TW"/>
         </w:rPr>
-        <w:t>）。神的話不僅包括警告和命令，還包含應許。神的每一句話都是可信的（</w:t>
+        <w:t>；參</w:t>
       </w:r>
       <w:hyperlink r:id="rId31">
         <w:r>
@@ -762,14 +832,14 @@
             <w:color w:val="0000EE"/>
             <w:u w:val="single"/>
           </w:rPr>
-          <w:t>賽31:2</w:t>
+          <w:t>來11:7</w:t>
         </w:r>
       </w:hyperlink>
       <w:r>
         <w:rPr>
           <w:lang w:val="zh_TW" w:bidi="zh_TW"/>
         </w:rPr>
-        <w:t>），在天上永遠立定（</w:t>
+        <w:t>；</w:t>
       </w:r>
       <w:hyperlink r:id="rId32">
         <w:r>
@@ -780,7 +850,7 @@
             <w:color w:val="0000EE"/>
             <w:u w:val="single"/>
           </w:rPr>
-          <w:t>詩119:89</w:t>
+          <w:t>彼前3:20</w:t>
         </w:r>
       </w:hyperlink>
       <w:r>
@@ -789,6 +859,24 @@
         </w:rPr>
         <w:t>；</w:t>
       </w:r>
+      <w:hyperlink r:id="rId27">
+        <w:r>
+          <w:rPr>
+            <w:lang w:val="zh_TW" w:bidi="zh_TW"/>
+          </w:rPr>
+          <w:rPr>
+            <w:color w:val="0000EE"/>
+            <w:u w:val="single"/>
+          </w:rPr>
+          <w:t>彼後2:5</w:t>
+        </w:r>
+      </w:hyperlink>
+      <w:r>
+        <w:rPr>
+          <w:lang w:val="zh_TW" w:bidi="zh_TW"/>
+        </w:rPr>
+        <w:t>）。當洪水來臨時，大雨傾盆而下，地底的泉源也湧上來（</w:t>
+      </w:r>
       <w:hyperlink r:id="rId33">
         <w:r>
           <w:rPr>
@@ -798,14 +886,14 @@
             <w:color w:val="0000EE"/>
             <w:u w:val="single"/>
           </w:rPr>
-          <w:t>賽40:8</w:t>
+          <w:t>創7:11</w:t>
         </w:r>
       </w:hyperlink>
       <w:r>
         <w:rPr>
           <w:lang w:val="zh_TW" w:bidi="zh_TW"/>
         </w:rPr>
-        <w:t>），並以神起誓為保證（</w:t>
+        <w:t>）;只有挪亞一家和他帶入方舟的各樣陸地動物得以倖存。洪水持續超過一年，最後水勢消退，大地重新乾涸（</w:t>
       </w:r>
       <w:hyperlink r:id="rId34">
         <w:r>
@@ -816,14 +904,32 @@
             <w:color w:val="0000EE"/>
             <w:u w:val="single"/>
           </w:rPr>
-          <w:t>耶1:12</w:t>
+          <w:t>創7:6</w:t>
         </w:r>
       </w:hyperlink>
       <w:r>
         <w:rPr>
           <w:lang w:val="zh_TW" w:bidi="zh_TW"/>
         </w:rPr>
-        <w:t>；</w:t>
+        <w:t>–</w:t>
+      </w:r>
+      <w:hyperlink r:id="rId34">
+        <w:r>
+          <w:rPr>
+            <w:lang w:val="zh_TW" w:bidi="zh_TW"/>
+          </w:rPr>
+          <w:rPr>
+            <w:color w:val="0000EE"/>
+            <w:u w:val="single"/>
+          </w:rPr>
+          <w:t>12、24</w:t>
+        </w:r>
+      </w:hyperlink>
+      <w:r>
+        <w:rPr>
+          <w:lang w:val="zh_TW" w:bidi="zh_TW"/>
+        </w:rPr>
+        <w:t>，</w:t>
       </w:r>
       <w:hyperlink r:id="rId35">
         <w:r>
@@ -834,16 +940,16 @@
             <w:color w:val="0000EE"/>
             <w:u w:val="single"/>
           </w:rPr>
-          <w:t>詩110:4</w:t>
+          <w:t>8:3</w:t>
         </w:r>
       </w:hyperlink>
       <w:r>
         <w:rPr>
           <w:lang w:val="zh_TW" w:bidi="zh_TW"/>
         </w:rPr>
-        <w:t>；</w:t>
-      </w:r>
-      <w:hyperlink r:id="rId36">
+        <w:t>–</w:t>
+      </w:r>
+      <w:hyperlink r:id="rId35">
         <w:r>
           <w:rPr>
             <w:lang w:val="zh_TW" w:bidi="zh_TW"/>
@@ -852,16 +958,16 @@
             <w:color w:val="0000EE"/>
             <w:u w:val="single"/>
           </w:rPr>
-          <w:t>結12:25、28</w:t>
+          <w:t>6、10</w:t>
         </w:r>
       </w:hyperlink>
       <w:r>
         <w:rPr>
           <w:lang w:val="zh_TW" w:bidi="zh_TW"/>
         </w:rPr>
-        <w:t>）。神的話表達了神的心意，並不是沉重的或難以遵行的，反而是喜樂、盼望和保護的泉源，使人不致犯罪（</w:t>
-      </w:r>
-      <w:hyperlink r:id="rId37">
+        <w:t>–</w:t>
+      </w:r>
+      <w:hyperlink r:id="rId35">
         <w:r>
           <w:rPr>
             <w:lang w:val="zh_TW" w:bidi="zh_TW"/>
@@ -870,80 +976,25 @@
             <w:color w:val="0000EE"/>
             <w:u w:val="single"/>
           </w:rPr>
-          <w:t>詩1，</w:t>
+          <w:t>14</w:t>
         </w:r>
       </w:hyperlink>
-      <w:hyperlink r:id="rId29">
-        <w:r>
-          <w:rPr>
-            <w:lang w:val="zh_TW" w:bidi="zh_TW"/>
-          </w:rPr>
-          <w:rPr>
-            <w:color w:val="0000EE"/>
-            <w:u w:val="single"/>
-          </w:rPr>
-          <w:t>119章</w:t>
-        </w:r>
-      </w:hyperlink>
-      <w:r>
-        <w:rPr>
-          <w:lang w:val="zh_TW" w:bidi="zh_TW"/>
-        </w:rPr>
-        <w:t>；</w:t>
-      </w:r>
-      <w:hyperlink r:id="rId38">
-        <w:r>
-          <w:rPr>
-            <w:lang w:val="zh_TW" w:bidi="zh_TW"/>
-          </w:rPr>
-          <w:rPr>
-            <w:color w:val="0000EE"/>
-            <w:u w:val="single"/>
-          </w:rPr>
-          <w:t>耶15:16</w:t>
-        </w:r>
-      </w:hyperlink>
-      <w:r>
-        <w:rPr>
-          <w:lang w:val="zh_TW" w:bidi="zh_TW"/>
-        </w:rPr>
-        <w:t>）。人可以靠神的話活著（</w:t>
-      </w:r>
-      <w:hyperlink r:id="rId39">
-        <w:r>
-          <w:rPr>
-            <w:lang w:val="zh_TW" w:bidi="zh_TW"/>
-          </w:rPr>
-          <w:rPr>
-            <w:color w:val="0000EE"/>
-            <w:u w:val="single"/>
-          </w:rPr>
-          <w:t>申8:3</w:t>
-        </w:r>
-      </w:hyperlink>
-      <w:r>
-        <w:rPr>
-          <w:lang w:val="zh_TW" w:bidi="zh_TW"/>
-        </w:rPr>
-        <w:t>；</w:t>
-      </w:r>
-      <w:hyperlink r:id="rId40">
-        <w:r>
-          <w:rPr>
-            <w:lang w:val="zh_TW" w:bidi="zh_TW"/>
-          </w:rPr>
-          <w:rPr>
-            <w:color w:val="0000EE"/>
-            <w:u w:val="single"/>
-          </w:rPr>
-          <w:t>太4:4</w:t>
-        </w:r>
-      </w:hyperlink>
-      <w:r>
-        <w:rPr>
-          <w:lang w:val="zh_TW" w:bidi="zh_TW"/>
-        </w:rPr>
-        <w:t>）。</w:t>
+      <w:r>
+        <w:rPr>
+          <w:lang w:val="zh_TW" w:bidi="zh_TW"/>
+        </w:rPr>
+        <w:t>）。挪亞和家人出了方舟後，獻祭感謝神。神也應許不再以洪水毀滅全地。</w:t>
+      </w:r>
+    </w:p>
+    <w:p>
+      <w:pPr>
+        <w:pStyle w:val="Heading3"/>
+      </w:pPr>
+      <w:r>
+        <w:rPr>
+          <w:lang w:val="zh_TW" w:bidi="zh_TW"/>
+        </w:rPr>
+        <w:t>洪水的範圍</w:t>
       </w:r>
     </w:p>
     <w:p>
@@ -957,7 +1008,127 @@
         <w:rPr>
           <w:lang w:val="zh_TW" w:bidi="zh_TW"/>
         </w:rPr>
-        <w:t>神的話有大能執行祂的旨意。它不會「徒然（empty）」返回祂那裡，而是會成就祂的旨意（</w:t>
+        <w:t>相信洪水事件真實存在的學者，對於其範圍仍有不同看法。經文似乎暗示洪水淹沒全地，甚至高過最高的山頂（</w:t>
+      </w:r>
+      <w:hyperlink r:id="rId36">
+        <w:r>
+          <w:rPr>
+            <w:lang w:val="zh_TW" w:bidi="zh_TW"/>
+          </w:rPr>
+          <w:rPr>
+            <w:color w:val="0000EE"/>
+            <w:u w:val="single"/>
+          </w:rPr>
+          <w:t>創7:17</w:t>
+        </w:r>
+      </w:hyperlink>
+      <w:r>
+        <w:rPr>
+          <w:lang w:val="zh_TW" w:bidi="zh_TW"/>
+        </w:rPr>
+        <w:t>–</w:t>
+      </w:r>
+      <w:hyperlink r:id="rId36">
+        <w:r>
+          <w:rPr>
+            <w:lang w:val="zh_TW" w:bidi="zh_TW"/>
+          </w:rPr>
+          <w:rPr>
+            <w:color w:val="0000EE"/>
+            <w:u w:val="single"/>
+          </w:rPr>
+          <w:t>20</w:t>
+        </w:r>
+      </w:hyperlink>
+      <w:r>
+        <w:rPr>
+          <w:lang w:val="zh_TW" w:bidi="zh_TW"/>
+        </w:rPr>
+        <w:t>，</w:t>
+      </w:r>
+      <w:hyperlink r:id="rId37">
+        <w:r>
+          <w:rPr>
+            <w:lang w:val="zh_TW" w:bidi="zh_TW"/>
+          </w:rPr>
+          <w:rPr>
+            <w:color w:val="0000EE"/>
+            <w:u w:val="single"/>
+          </w:rPr>
+          <w:t>8:4</w:t>
+        </w:r>
+      </w:hyperlink>
+      <w:r>
+        <w:rPr>
+          <w:lang w:val="zh_TW" w:bidi="zh_TW"/>
+        </w:rPr>
+        <w:t>）。有人主張，經文所說「天下的高山都淹沒了」（</w:t>
+      </w:r>
+      <w:hyperlink r:id="rId38">
+        <w:r>
+          <w:rPr>
+            <w:lang w:val="zh_TW" w:bidi="zh_TW"/>
+          </w:rPr>
+          <w:rPr>
+            <w:color w:val="0000EE"/>
+            <w:u w:val="single"/>
+          </w:rPr>
+          <w:t>創7:19</w:t>
+        </w:r>
+      </w:hyperlink>
+      <w:r>
+        <w:rPr>
+          <w:lang w:val="zh_TW" w:bidi="zh_TW"/>
+        </w:rPr>
+        <w:t>），應當指整個地球都被水覆蓋。但也有人認為洪水只是局部性的，因為經文說「看起來」（譯註：英譯本有此字）彷彿全地都被淹沒。神想要毀滅人類，而當時人類可能只生活在美索不達米亞。因此，全球的洪水是沒有必要的。另外，「地」這個詞在聖經也常常不是按字面意思。在</w:t>
+      </w:r>
+      <w:hyperlink r:id="rId39">
+        <w:r>
+          <w:rPr>
+            <w:lang w:val="zh_TW" w:bidi="zh_TW"/>
+          </w:rPr>
+          <w:rPr>
+            <w:color w:val="0000EE"/>
+            <w:u w:val="single"/>
+          </w:rPr>
+          <w:t>創世記一章1節</w:t>
+        </w:r>
+      </w:hyperlink>
+      <w:r>
+        <w:rPr>
+          <w:lang w:val="zh_TW" w:bidi="zh_TW"/>
+        </w:rPr>
+        <w:t>中，「天地」指的是整個宇宙；「地」有時候也只是指一個國家（</w:t>
+      </w:r>
+      <w:hyperlink r:id="rId40">
+        <w:r>
+          <w:rPr>
+            <w:lang w:val="zh_TW" w:bidi="zh_TW"/>
+          </w:rPr>
+          <w:rPr>
+            <w:color w:val="0000EE"/>
+            <w:u w:val="single"/>
+          </w:rPr>
+          <w:t>創47:13</w:t>
+        </w:r>
+      </w:hyperlink>
+      <w:r>
+        <w:rPr>
+          <w:lang w:val="zh_TW" w:bidi="zh_TW"/>
+        </w:rPr>
+        <w:t>）、</w:t>
+      </w:r>
+      <w:r>
+        <w:rPr>
+          <w:lang w:val="zh_TW" w:bidi="zh_TW"/>
+        </w:rPr>
+        <w:t>一塊田</w:t>
+      </w:r>
+      <w:r>
+        <w:rPr>
+          <w:lang w:val="zh_TW" w:bidi="zh_TW"/>
+        </w:rPr>
+        <w:t>（</w:t>
       </w:r>
       <w:hyperlink r:id="rId41">
         <w:r>
@@ -968,158 +1139,14 @@
             <w:color w:val="0000EE"/>
             <w:u w:val="single"/>
           </w:rPr>
-          <w:t>賽55:11</w:t>
+          <w:t>23:15</w:t>
         </w:r>
       </w:hyperlink>
       <w:r>
         <w:rPr>
           <w:lang w:val="zh_TW" w:bidi="zh_TW"/>
         </w:rPr>
-        <w:t>）。神憑著祂的話創造了世界，祂的話也持續維持著世界（</w:t>
-      </w:r>
-      <w:hyperlink r:id="rId42">
-        <w:r>
-          <w:rPr>
-            <w:lang w:val="zh_TW" w:bidi="zh_TW"/>
-          </w:rPr>
-          <w:rPr>
-            <w:color w:val="0000EE"/>
-            <w:u w:val="single"/>
-          </w:rPr>
-          <w:t>創1章</w:t>
-        </w:r>
-      </w:hyperlink>
-      <w:r>
-        <w:rPr>
-          <w:lang w:val="zh_TW" w:bidi="zh_TW"/>
-        </w:rPr>
-        <w:t>；</w:t>
-      </w:r>
-      <w:hyperlink r:id="rId43">
-        <w:r>
-          <w:rPr>
-            <w:lang w:val="zh_TW" w:bidi="zh_TW"/>
-          </w:rPr>
-          <w:rPr>
-            <w:color w:val="0000EE"/>
-            <w:u w:val="single"/>
-          </w:rPr>
-          <w:t>詩33:6</w:t>
-        </w:r>
-      </w:hyperlink>
-      <w:r>
-        <w:rPr>
-          <w:lang w:val="zh_TW" w:bidi="zh_TW"/>
-        </w:rPr>
-        <w:t>；參</w:t>
-      </w:r>
-      <w:hyperlink r:id="rId44">
-        <w:r>
-          <w:rPr>
-            <w:lang w:val="zh_TW" w:bidi="zh_TW"/>
-          </w:rPr>
-          <w:rPr>
-            <w:color w:val="0000EE"/>
-            <w:u w:val="single"/>
-          </w:rPr>
-          <w:t>來1:2</w:t>
-        </w:r>
-      </w:hyperlink>
-      <w:r>
-        <w:rPr>
-          <w:lang w:val="zh_TW" w:bidi="zh_TW"/>
-        </w:rPr>
-        <w:t>，</w:t>
-      </w:r>
-      <w:hyperlink r:id="rId45">
-        <w:r>
-          <w:rPr>
-            <w:lang w:val="zh_TW" w:bidi="zh_TW"/>
-          </w:rPr>
-          <w:rPr>
-            <w:color w:val="0000EE"/>
-            <w:u w:val="single"/>
-          </w:rPr>
-          <w:t>11:3</w:t>
-        </w:r>
-      </w:hyperlink>
-      <w:r>
-        <w:rPr>
-          <w:lang w:val="zh_TW" w:bidi="zh_TW"/>
-        </w:rPr>
-        <w:t>；</w:t>
-      </w:r>
-      <w:hyperlink r:id="rId46">
-        <w:r>
-          <w:rPr>
-            <w:lang w:val="zh_TW" w:bidi="zh_TW"/>
-          </w:rPr>
-          <w:rPr>
-            <w:color w:val="0000EE"/>
-            <w:u w:val="single"/>
-          </w:rPr>
-          <w:t>彼後3:5</w:t>
-        </w:r>
-      </w:hyperlink>
-      <w:r>
-        <w:rPr>
-          <w:lang w:val="zh_TW" w:bidi="zh_TW"/>
-        </w:rPr>
-        <w:t>）。最終，這些神的啟示被記錄下來，形成了聖經，成為「神的道」（</w:t>
-      </w:r>
-      <w:hyperlink r:id="rId47">
-        <w:r>
-          <w:rPr>
-            <w:lang w:val="zh_TW" w:bidi="zh_TW"/>
-          </w:rPr>
-          <w:rPr>
-            <w:color w:val="0000EE"/>
-            <w:u w:val="single"/>
-          </w:rPr>
-          <w:t>可7:13</w:t>
-        </w:r>
-      </w:hyperlink>
-      <w:r>
-        <w:rPr>
-          <w:lang w:val="zh_TW" w:bidi="zh_TW"/>
-        </w:rPr>
-        <w:t>；參</w:t>
-      </w:r>
-      <w:hyperlink r:id="rId48">
-        <w:r>
-          <w:rPr>
-            <w:lang w:val="zh_TW" w:bidi="zh_TW"/>
-          </w:rPr>
-          <w:rPr>
-            <w:color w:val="0000EE"/>
-            <w:u w:val="single"/>
-          </w:rPr>
-          <w:t>路16:29–31</w:t>
-        </w:r>
-      </w:hyperlink>
-      <w:r>
-        <w:rPr>
-          <w:lang w:val="zh_TW" w:bidi="zh_TW"/>
-        </w:rPr>
-        <w:t>；</w:t>
-      </w:r>
-      <w:hyperlink r:id="rId49">
-        <w:r>
-          <w:rPr>
-            <w:lang w:val="zh_TW" w:bidi="zh_TW"/>
-          </w:rPr>
-          <w:rPr>
-            <w:color w:val="0000EE"/>
-            <w:u w:val="single"/>
-          </w:rPr>
-          <w:t>約5:39</w:t>
-        </w:r>
-      </w:hyperlink>
-      <w:r>
-        <w:rPr>
-          <w:lang w:val="zh_TW" w:bidi="zh_TW"/>
-        </w:rPr>
-        <w:t>）。</w:t>
+        <w:t>）等等。所以，我們不一定要認為創世記的洪水描述，是指全球被淹沒。</w:t>
       </w:r>
     </w:p>
     <w:p>
@@ -1133,330 +1160,19 @@
         <w:rPr>
           <w:lang w:val="zh_TW" w:bidi="zh_TW"/>
         </w:rPr>
-        <w:t>耶穌傳講神的話，祂「說話行事都有大能」（</w:t>
-      </w:r>
-      <w:hyperlink r:id="rId50">
-        <w:r>
-          <w:rPr>
-            <w:lang w:val="zh_TW" w:bidi="zh_TW"/>
-          </w:rPr>
-          <w:rPr>
-            <w:color w:val="0000EE"/>
-            <w:u w:val="single"/>
-          </w:rPr>
-          <w:t>路24:19</w:t>
-        </w:r>
-      </w:hyperlink>
-      <w:r>
-        <w:rPr>
-          <w:lang w:val="zh_TW" w:bidi="zh_TW"/>
-        </w:rPr>
-        <w:t>），並且以權柄教訓人（</w:t>
-      </w:r>
-      <w:hyperlink r:id="rId51">
-        <w:r>
-          <w:rPr>
-            <w:lang w:val="zh_TW" w:bidi="zh_TW"/>
-          </w:rPr>
-          <w:rPr>
-            <w:color w:val="0000EE"/>
-            <w:u w:val="single"/>
-          </w:rPr>
-          <w:t>可1:22、27</w:t>
-        </w:r>
-      </w:hyperlink>
-      <w:r>
-        <w:rPr>
-          <w:lang w:val="zh_TW" w:bidi="zh_TW"/>
-        </w:rPr>
-        <w:t>）。祂的話對自然界、疾病、惡鬼，甚至死亡都有權柄（</w:t>
-      </w:r>
-      <w:hyperlink r:id="rId52">
-        <w:r>
-          <w:rPr>
-            <w:lang w:val="zh_TW" w:bidi="zh_TW"/>
-          </w:rPr>
-          <w:rPr>
-            <w:color w:val="0000EE"/>
-            <w:u w:val="single"/>
-          </w:rPr>
-          <w:t>太8:8、13</w:t>
-        </w:r>
-      </w:hyperlink>
-      <w:r>
-        <w:rPr>
-          <w:lang w:val="zh_TW" w:bidi="zh_TW"/>
-        </w:rPr>
-        <w:t>）。耶穌的「天國道理」像是播種在願意的心田中，當它被接受，就會生出為神結的果子（</w:t>
-      </w:r>
-      <w:hyperlink r:id="rId53">
-        <w:r>
-          <w:rPr>
-            <w:lang w:val="zh_TW" w:bidi="zh_TW"/>
-          </w:rPr>
-          <w:rPr>
-            <w:color w:val="0000EE"/>
-            <w:u w:val="single"/>
-          </w:rPr>
-          <w:t>太13:19</w:t>
-        </w:r>
-      </w:hyperlink>
-      <w:r>
-        <w:rPr>
-          <w:lang w:val="zh_TW" w:bidi="zh_TW"/>
-        </w:rPr>
-        <w:t>；</w:t>
-      </w:r>
-      <w:hyperlink r:id="rId54">
-        <w:r>
-          <w:rPr>
-            <w:lang w:val="zh_TW" w:bidi="zh_TW"/>
-          </w:rPr>
-          <w:rPr>
-            <w:color w:val="0000EE"/>
-            <w:u w:val="single"/>
-          </w:rPr>
-          <w:t>可4:14</w:t>
-        </w:r>
-      </w:hyperlink>
-      <w:r>
-        <w:rPr>
-          <w:lang w:val="zh_TW" w:bidi="zh_TW"/>
-        </w:rPr>
-        <w:t>）。耶穌的話潔淨了祂的門徒，並使他們得自由（</w:t>
-      </w:r>
-      <w:hyperlink r:id="rId55">
-        <w:r>
-          <w:rPr>
-            <w:lang w:val="zh_TW" w:bidi="zh_TW"/>
-          </w:rPr>
-          <w:rPr>
-            <w:color w:val="0000EE"/>
-            <w:u w:val="single"/>
-          </w:rPr>
-          <w:t>約8:31</w:t>
-        </w:r>
-      </w:hyperlink>
-      <w:r>
-        <w:rPr>
-          <w:lang w:val="zh_TW" w:bidi="zh_TW"/>
-        </w:rPr>
-        <w:t>，</w:t>
-      </w:r>
-      <w:hyperlink r:id="rId56">
-        <w:r>
-          <w:rPr>
-            <w:lang w:val="zh_TW" w:bidi="zh_TW"/>
-          </w:rPr>
-          <w:rPr>
-            <w:color w:val="0000EE"/>
-            <w:u w:val="single"/>
-          </w:rPr>
-          <w:t>12:48</w:t>
-        </w:r>
-      </w:hyperlink>
-      <w:r>
-        <w:rPr>
-          <w:lang w:val="zh_TW" w:bidi="zh_TW"/>
-        </w:rPr>
-        <w:t>，</w:t>
-      </w:r>
-      <w:hyperlink r:id="rId57">
-        <w:r>
-          <w:rPr>
-            <w:lang w:val="zh_TW" w:bidi="zh_TW"/>
-          </w:rPr>
-          <w:rPr>
-            <w:color w:val="0000EE"/>
-            <w:u w:val="single"/>
-          </w:rPr>
-          <w:t>15:3</w:t>
-        </w:r>
-      </w:hyperlink>
-      <w:r>
-        <w:rPr>
-          <w:lang w:val="zh_TW" w:bidi="zh_TW"/>
-        </w:rPr>
-        <w:t>，</w:t>
-      </w:r>
-      <w:hyperlink r:id="rId58">
-        <w:r>
-          <w:rPr>
-            <w:lang w:val="zh_TW" w:bidi="zh_TW"/>
-          </w:rPr>
-          <w:rPr>
-            <w:color w:val="0000EE"/>
-            <w:u w:val="single"/>
-          </w:rPr>
-          <w:t>17:14</w:t>
-        </w:r>
-      </w:hyperlink>
-      <w:r>
-        <w:rPr>
-          <w:lang w:val="zh_TW" w:bidi="zh_TW"/>
-        </w:rPr>
-        <w:t>）。教會所傳講的信心之道（</w:t>
-      </w:r>
-      <w:hyperlink r:id="rId59">
-        <w:r>
-          <w:rPr>
-            <w:lang w:val="zh_TW" w:bidi="zh_TW"/>
-          </w:rPr>
-          <w:rPr>
-            <w:color w:val="0000EE"/>
-            <w:u w:val="single"/>
-          </w:rPr>
-          <w:t>羅10:8</w:t>
-        </w:r>
-      </w:hyperlink>
-      <w:hyperlink r:id="rId60">
-        <w:r>
-          <w:rPr>
-            <w:lang w:val="zh_TW" w:bidi="zh_TW"/>
-          </w:rPr>
-          <w:rPr>
-            <w:color w:val="0000EE"/>
-            <w:u w:val="single"/>
-          </w:rPr>
-          <w:t>–</w:t>
-        </w:r>
-      </w:hyperlink>
-      <w:hyperlink r:id="rId59">
-        <w:r>
-          <w:rPr>
-            <w:lang w:val="zh_TW" w:bidi="zh_TW"/>
-          </w:rPr>
-          <w:rPr>
-            <w:color w:val="0000EE"/>
-            <w:u w:val="single"/>
-          </w:rPr>
-          <w:t>9、17</w:t>
-        </w:r>
-      </w:hyperlink>
-      <w:r>
-        <w:rPr>
-          <w:lang w:val="zh_TW" w:bidi="zh_TW"/>
-        </w:rPr>
-        <w:t>）有各種不同的描述：</w:t>
-      </w:r>
-    </w:p>
-    <w:p>
-      <w:pPr>
-        <w:pStyle w:val="ListBullet"/>
-        <w:spacing w:line="240" w:lineRule="auto"/>
-        <w:ind w:left="720"/>
-      </w:pPr>
-      <w:r>
-        <w:rPr>
-          <w:lang w:val="zh_TW" w:bidi="zh_TW"/>
-        </w:rPr>
-      </w:r>
-      <w:r>
-        <w:rPr>
-          <w:lang w:val="zh_TW" w:bidi="zh_TW"/>
-        </w:rPr>
-        <w:t>救恩（salvation）之道</w:t>
-      </w:r>
-    </w:p>
-    <w:p>
-      <w:pPr>
-        <w:pStyle w:val="ListBullet"/>
-        <w:spacing w:line="240" w:lineRule="auto"/>
-        <w:ind w:left="720"/>
-      </w:pPr>
-      <w:r>
-        <w:rPr>
-          <w:lang w:val="zh_TW" w:bidi="zh_TW"/>
-        </w:rPr>
-      </w:r>
-      <w:r>
-        <w:rPr>
-          <w:lang w:val="zh_TW" w:bidi="zh_TW"/>
-        </w:rPr>
-        <w:t>恩典（grace）之道</w:t>
-      </w:r>
-    </w:p>
-    <w:p>
-      <w:pPr>
-        <w:pStyle w:val="ListBullet"/>
-        <w:spacing w:line="240" w:lineRule="auto"/>
-        <w:ind w:left="720"/>
-      </w:pPr>
-      <w:r>
-        <w:rPr>
-          <w:lang w:val="zh_TW" w:bidi="zh_TW"/>
-        </w:rPr>
-      </w:r>
-      <w:r>
-        <w:rPr>
-          <w:lang w:val="zh_TW" w:bidi="zh_TW"/>
-        </w:rPr>
-        <w:t>和好（reconciliation）之道</w:t>
-      </w:r>
-    </w:p>
-    <w:p>
-      <w:pPr>
-        <w:pStyle w:val="ListBullet"/>
-        <w:spacing w:line="240" w:lineRule="auto"/>
-        <w:ind w:left="720"/>
-      </w:pPr>
-      <w:r>
-        <w:rPr>
-          <w:lang w:val="zh_TW" w:bidi="zh_TW"/>
-        </w:rPr>
-      </w:r>
-      <w:r>
-        <w:rPr>
-          <w:lang w:val="zh_TW" w:bidi="zh_TW"/>
-        </w:rPr>
-        <w:t>福音（the gospel）之道</w:t>
-      </w:r>
-    </w:p>
-    <w:p>
-      <w:pPr>
-        <w:pStyle w:val="ListBullet"/>
-        <w:spacing w:line="240" w:lineRule="auto"/>
-        <w:ind w:left="720"/>
-      </w:pPr>
-      <w:r>
-        <w:rPr>
-          <w:lang w:val="zh_TW" w:bidi="zh_TW"/>
-        </w:rPr>
-      </w:r>
-      <w:r>
-        <w:rPr>
-          <w:lang w:val="zh_TW" w:bidi="zh_TW"/>
-        </w:rPr>
-        <w:t>公義（righteousness）之道</w:t>
-      </w:r>
-    </w:p>
-    <w:p>
-      <w:pPr>
-        <w:pStyle w:val="ListBullet"/>
-        <w:spacing w:line="240" w:lineRule="auto"/>
-        <w:ind w:left="720"/>
-      </w:pPr>
-      <w:r>
-        <w:rPr>
-          <w:lang w:val="zh_TW" w:bidi="zh_TW"/>
-        </w:rPr>
-      </w:r>
-      <w:r>
-        <w:rPr>
-          <w:lang w:val="zh_TW" w:bidi="zh_TW"/>
-        </w:rPr>
-        <w:t>生命（life）之道</w:t>
-      </w:r>
-    </w:p>
-    <w:p>
-      <w:pPr>
-        <w:pStyle w:val="Heading3"/>
-      </w:pPr>
-      <w:r>
-        <w:rPr>
-          <w:lang w:val="zh_TW" w:bidi="zh_TW"/>
-        </w:rPr>
-        <w:t>神的道</w:t>
+        <w:t>有些相信洪水覆蓋全球的學者指出，許多高山頂上都有發現海洋化石，認為洪水必定覆蓋至山巔。反對者則認為所有的山原本就來自海洋，因此山上有海洋生物的證據屬，於合理現象。人們對洪水覆蓋全球還是部分地方的看法，往往取決於他們的神學信念和對聖經的解釋。參見</w:t>
+      </w:r>
+      <w:r>
+        <w:rPr>
+          <w:lang w:val="zh_TW" w:bidi="zh_TW"/>
+        </w:rPr>
+        <w:t>「洪水的科學證據？」</w:t>
+      </w:r>
+      <w:r>
+        <w:rPr>
+          <w:lang w:val="zh_TW" w:bidi="zh_TW"/>
+        </w:rPr>
+        <w:t>。</w:t>
       </w:r>
     </w:p>
     <w:p>
@@ -1468,211 +1184,16 @@
       </w:r>
       <w:r>
         <w:rPr>
-          <w:lang w:val="zh_TW" w:bidi="zh_TW"/>
-        </w:rPr>
-        <w:t>在約翰福音的開頭，約翰稱神的兒子為「道（the Word）」。作為「道」，子完全啟示並傳達了神。「道」的希臘文是</w:t>
-      </w:r>
-      <w:r>
-        <w:rPr>
           <w:i/>
           <w:lang w:val="zh_TW" w:bidi="zh_TW"/>
         </w:rPr>
-        <w:t>logos</w:t>
-      </w:r>
-      <w:r>
-        <w:rPr>
-          <w:lang w:val="zh_TW" w:bidi="zh_TW"/>
-        </w:rPr>
-        <w:t>，這個詞在希臘文化中有兩個主要含義。它可以指人的內在思想或理性，也可以指思想的表達，即言語。在希臘哲學中，</w:t>
-      </w:r>
-      <w:r>
-        <w:rPr>
-          <w:i/>
-          <w:lang w:val="zh_TW" w:bidi="zh_TW"/>
-        </w:rPr>
-        <w:t>logos</w:t>
-      </w:r>
-      <w:r>
-        <w:rPr>
-          <w:lang w:val="zh_TW" w:bidi="zh_TW"/>
-        </w:rPr>
-        <w:t xml:space="preserve"> 也意味著宇宙的原則或創造宇宙的能量。</w:t>
-      </w:r>
-    </w:p>
-    <w:p>
-      <w:pPr/>
-      <w:r>
-        <w:rPr>
-          <w:lang w:val="zh_TW" w:bidi="zh_TW"/>
-        </w:rPr>
-      </w:r>
-      <w:r>
-        <w:rPr>
-          <w:lang w:val="zh_TW" w:bidi="zh_TW"/>
-        </w:rPr>
-        <w:t>在猶太和希臘思想中，</w:t>
-      </w:r>
-      <w:r>
-        <w:rPr>
-          <w:i/>
-          <w:lang w:val="zh_TW" w:bidi="zh_TW"/>
-        </w:rPr>
-        <w:t>logos</w:t>
-      </w:r>
-      <w:r>
-        <w:rPr>
-          <w:lang w:val="zh_TW" w:bidi="zh_TW"/>
-        </w:rPr>
-        <w:t>與創始的概念有關——世界是藉著神的道創造的（</w:t>
-      </w:r>
-      <w:hyperlink r:id="rId61">
-        <w:r>
-          <w:rPr>
-            <w:lang w:val="zh_TW" w:bidi="zh_TW"/>
-          </w:rPr>
-          <w:rPr>
-            <w:color w:val="0000EE"/>
-            <w:u w:val="single"/>
-          </w:rPr>
-          <w:t>創1:3</w:t>
-        </w:r>
-      </w:hyperlink>
-      <w:r>
-        <w:rPr>
-          <w:lang w:val="zh_TW" w:bidi="zh_TW"/>
-        </w:rPr>
-        <w:t>及其下文，重複地出現「神說」這個短語）。約翰考慮過這些想法，但他最可能是創造了一個新的概念來識別神的兒子是神在人類形象中的表達（</w:t>
-      </w:r>
-      <w:hyperlink r:id="rId62">
-        <w:r>
-          <w:rPr>
-            <w:lang w:val="zh_TW" w:bidi="zh_TW"/>
-          </w:rPr>
-          <w:rPr>
-            <w:color w:val="0000EE"/>
-            <w:u w:val="single"/>
-          </w:rPr>
-          <w:t>約1:14</w:t>
-        </w:r>
-      </w:hyperlink>
-      <w:r>
-        <w:rPr>
-          <w:lang w:val="zh_TW" w:bidi="zh_TW"/>
-        </w:rPr>
-        <w:t>）。</w:t>
-      </w:r>
-    </w:p>
-    <w:p>
-      <w:pPr/>
-      <w:r>
-        <w:rPr>
-          <w:lang w:val="zh_TW" w:bidi="zh_TW"/>
-        </w:rPr>
-      </w:r>
-      <w:r>
-        <w:rPr>
-          <w:lang w:val="zh_TW" w:bidi="zh_TW"/>
-        </w:rPr>
-        <w:t>子是那不能看見之神的形像（</w:t>
-      </w:r>
-      <w:hyperlink r:id="rId63">
-        <w:r>
-          <w:rPr>
-            <w:lang w:val="zh_TW" w:bidi="zh_TW"/>
-          </w:rPr>
-          <w:rPr>
-            <w:color w:val="0000EE"/>
-            <w:u w:val="single"/>
-          </w:rPr>
-          <w:t>西1:15</w:t>
-        </w:r>
-      </w:hyperlink>
-      <w:r>
-        <w:rPr>
-          <w:lang w:val="zh_TW" w:bidi="zh_TW"/>
-        </w:rPr>
-        <w:t>），是神本體的真像（</w:t>
-      </w:r>
-      <w:hyperlink r:id="rId64">
-        <w:r>
-          <w:rPr>
-            <w:lang w:val="zh_TW" w:bidi="zh_TW"/>
-          </w:rPr>
-          <w:rPr>
-            <w:color w:val="0000EE"/>
-            <w:u w:val="single"/>
-          </w:rPr>
-          <w:t>來1:3</w:t>
-        </w:r>
-      </w:hyperlink>
-      <w:r>
-        <w:rPr>
-          <w:lang w:val="zh_TW" w:bidi="zh_TW"/>
-        </w:rPr>
-        <w:t>）。在神格（Godhead）中，子啟示並使神為人所知，這是約翰福音中的一個關鍵主題。約翰在約翰壹書中使用了類似的稱號：「生命之道」（</w:t>
-      </w:r>
-      <w:hyperlink r:id="rId65">
-        <w:r>
-          <w:rPr>
-            <w:lang w:val="zh_TW" w:bidi="zh_TW"/>
-          </w:rPr>
-          <w:rPr>
-            <w:color w:val="0000EE"/>
-            <w:u w:val="single"/>
-          </w:rPr>
-          <w:t>約一1:1–3</w:t>
-        </w:r>
-      </w:hyperlink>
-      <w:r>
-        <w:rPr>
-          <w:lang w:val="zh_TW" w:bidi="zh_TW"/>
-        </w:rPr>
-        <w:t>）。在</w:t>
-      </w:r>
-      <w:hyperlink r:id="rId66">
-        <w:r>
-          <w:rPr>
-            <w:lang w:val="zh_TW" w:bidi="zh_TW"/>
-          </w:rPr>
-          <w:rPr>
-            <w:color w:val="0000EE"/>
-            <w:u w:val="single"/>
-          </w:rPr>
-          <w:t>啟示錄十九章11至16節</w:t>
-        </w:r>
-      </w:hyperlink>
-      <w:r>
-        <w:rPr>
-          <w:lang w:val="zh_TW" w:bidi="zh_TW"/>
-        </w:rPr>
-        <w:t>中，耶穌被顯明為萬王之王、萬主之主，祂有一個名字：「神的道（the Word of God）」。</w:t>
-      </w:r>
-    </w:p>
-    <w:p>
-      <w:pPr/>
-      <w:r>
-        <w:rPr>
-          <w:lang w:val="zh_TW" w:bidi="zh_TW"/>
-        </w:rPr>
-      </w:r>
-      <w:r>
-        <w:rPr>
-          <w:i/>
-          <w:lang w:val="zh_TW" w:bidi="zh_TW"/>
-        </w:rPr>
         <w:t>另見</w:t>
       </w:r>
       <w:r>
         <w:rPr>
           <w:lang w:val="zh_TW" w:bidi="zh_TW"/>
         </w:rPr>
-        <w:t xml:space="preserve"> </w:t>
-      </w:r>
-      <w:r>
-        <w:rPr>
-          <w:lang w:val="zh_TW" w:bidi="zh_TW"/>
-        </w:rPr>
-        <w:t>聖經</w:t>
+        <w:t>吉加墨詩史詩</w:t>
       </w:r>
       <w:r>
         <w:rPr>
@@ -1684,31 +1205,7 @@
         <w:rPr>
           <w:lang w:val="zh_TW" w:bidi="zh_TW"/>
         </w:rPr>
-        <w:t>約翰福音</w:t>
-      </w:r>
-      <w:r>
-        <w:rPr>
-          <w:lang w:val="zh_TW" w:bidi="zh_TW"/>
-        </w:rPr>
-        <w:t>；</w:t>
-      </w:r>
-      <w:r>
-        <w:rPr>
-          <w:lang w:val="zh_TW" w:bidi="zh_TW"/>
-        </w:rPr>
-        <w:t>道</w:t>
-      </w:r>
-      <w:r>
-        <w:rPr>
-          <w:lang w:val="zh_TW" w:bidi="zh_TW"/>
-        </w:rPr>
-        <w:t>；</w:t>
-      </w:r>
-      <w:r>
-        <w:rPr>
-          <w:lang w:val="zh_TW" w:bidi="zh_TW"/>
-        </w:rPr>
-        <w:t>啟示</w:t>
+        <w:t>挪亞 #1</w:t>
       </w:r>
       <w:r>
         <w:rPr>

--- a/zht/docx/060.content.docx
+++ b/zht/docx/060.content.docx
@@ -149,7 +149,7 @@
         <w:rPr>
           <w:lang w:val="zh_TW" w:bidi="zh_TW"/>
         </w:rPr>
-        <w:t>hong</w:t>
+        <w:t>hei</w:t>
       </w:r>
       <w:r>
         <w:rPr>
@@ -212,7 +212,7 @@
         <w:rPr>
           <w:lang w:val="zh_TW" w:bidi="zh_TW"/>
         </w:rPr>
-        <w:t>烘焙師</w:t>
+        <w:t>黑暗</w:t>
       </w:r>
       <w:r>
         <w:rPr>
@@ -231,7 +231,373 @@
         <w:rPr>
           <w:lang w:val="zh_TW" w:bidi="zh_TW"/>
         </w:rPr>
-        <w:t>烘焙師是預備食物的人。在聖經時代，烘焙師的工作場所包括：</w:t>
+        <w:t>缺乏光或光明。在聖經中，「黑暗」一詞通常帶有象徵意義，不僅僅是指沒有光的地方。</w:t>
+      </w:r>
+    </w:p>
+    <w:p>
+      <w:pPr>
+        <w:pStyle w:val="Heading3"/>
+      </w:pPr>
+      <w:r>
+        <w:rPr>
+          <w:lang w:val="zh_TW" w:bidi="zh_TW"/>
+        </w:rPr>
+        <w:t>聖經中字面意義上的黑暗</w:t>
+      </w:r>
+    </w:p>
+    <w:p>
+      <w:pPr/>
+      <w:r>
+        <w:rPr>
+          <w:lang w:val="zh_TW" w:bidi="zh_TW"/>
+        </w:rPr>
+      </w:r>
+      <w:r>
+        <w:rPr>
+          <w:lang w:val="zh_TW" w:bidi="zh_TW"/>
+        </w:rPr>
+        <w:t>在創造故事中，神首先創造了沒有光的世界。然後神命令光出現，分開光與黑暗。祂稱黑暗為「夜」（</w:t>
+      </w:r>
+      <w:hyperlink r:id="rId13">
+        <w:r>
+          <w:rPr>
+            <w:lang w:val="zh_TW" w:bidi="zh_TW"/>
+          </w:rPr>
+          <w:rPr>
+            <w:color w:val="0000EE"/>
+            <w:u w:val="single"/>
+          </w:rPr>
+          <w:t>創1:2、4–5、18</w:t>
+        </w:r>
+      </w:hyperlink>
+      <w:r>
+        <w:rPr>
+          <w:lang w:val="zh_TW" w:bidi="zh_TW"/>
+        </w:rPr>
+        <w:t>）。在字面上的黑暗也出現在埃及的十災之中，第九災是人能「感覺」得到的黑暗（</w:t>
+      </w:r>
+      <w:hyperlink r:id="rId14">
+        <w:r>
+          <w:rPr>
+            <w:lang w:val="zh_TW" w:bidi="zh_TW"/>
+          </w:rPr>
+          <w:rPr>
+            <w:color w:val="0000EE"/>
+            <w:u w:val="single"/>
+          </w:rPr>
+          <w:t>出10:21–23</w:t>
+        </w:r>
+      </w:hyperlink>
+      <w:r>
+        <w:rPr>
+          <w:lang w:val="zh_TW" w:bidi="zh_TW"/>
+        </w:rPr>
+        <w:t>）。黑暗持續了三天，僅影響埃及人；無論埃及人在哪裡，所見都是黑暗，但以色列人居住的地方卻仍然有光。以色列人出埃及時，雲彩為以色列人發光，卻使埃及人陷入黑暗（</w:t>
+      </w:r>
+      <w:hyperlink r:id="rId15">
+        <w:r>
+          <w:rPr>
+            <w:lang w:val="zh_TW" w:bidi="zh_TW"/>
+          </w:rPr>
+          <w:rPr>
+            <w:color w:val="0000EE"/>
+            <w:u w:val="single"/>
+          </w:rPr>
+          <w:t>出14:20</w:t>
+        </w:r>
+      </w:hyperlink>
+      <w:r>
+        <w:rPr>
+          <w:lang w:val="zh_TW" w:bidi="zh_TW"/>
+        </w:rPr>
+        <w:t>）。聖經也提到，盜賊與淫婦都在黑暗或夜間行惡（</w:t>
+      </w:r>
+      <w:hyperlink r:id="rId16">
+        <w:r>
+          <w:rPr>
+            <w:lang w:val="zh_TW" w:bidi="zh_TW"/>
+          </w:rPr>
+          <w:rPr>
+            <w:color w:val="0000EE"/>
+            <w:u w:val="single"/>
+          </w:rPr>
+          <w:t>伯24:16–17</w:t>
+        </w:r>
+      </w:hyperlink>
+      <w:r>
+        <w:rPr>
+          <w:lang w:val="zh_TW" w:bidi="zh_TW"/>
+        </w:rPr>
+        <w:t>）。</w:t>
+      </w:r>
+    </w:p>
+    <w:p>
+      <w:pPr/>
+      <w:r>
+        <w:rPr>
+          <w:lang w:val="zh_TW" w:bidi="zh_TW"/>
+        </w:rPr>
+      </w:r>
+      <w:r>
+        <w:rPr>
+          <w:lang w:val="zh_TW" w:bidi="zh_TW"/>
+        </w:rPr>
+        <w:t>新約僅有兩次提到字面上的黑暗（不是象徵性的黑暗）。第一次是耶穌被釘十字架時，從正午到下午三時，全地被黑暗遮蓋了三小時（</w:t>
+      </w:r>
+      <w:hyperlink r:id="rId17">
+        <w:r>
+          <w:rPr>
+            <w:lang w:val="zh_TW" w:bidi="zh_TW"/>
+          </w:rPr>
+          <w:rPr>
+            <w:color w:val="0000EE"/>
+            <w:u w:val="single"/>
+          </w:rPr>
+          <w:t>太27:45</w:t>
+        </w:r>
+      </w:hyperlink>
+      <w:r>
+        <w:rPr>
+          <w:lang w:val="zh_TW" w:bidi="zh_TW"/>
+        </w:rPr>
+        <w:t>；</w:t>
+      </w:r>
+      <w:hyperlink r:id="rId18">
+        <w:r>
+          <w:rPr>
+            <w:lang w:val="zh_TW" w:bidi="zh_TW"/>
+          </w:rPr>
+          <w:rPr>
+            <w:color w:val="0000EE"/>
+            <w:u w:val="single"/>
+          </w:rPr>
+          <w:t>可15:33</w:t>
+        </w:r>
+      </w:hyperlink>
+      <w:r>
+        <w:rPr>
+          <w:lang w:val="zh_TW" w:bidi="zh_TW"/>
+        </w:rPr>
+        <w:t>；</w:t>
+      </w:r>
+      <w:hyperlink r:id="rId19">
+        <w:r>
+          <w:rPr>
+            <w:lang w:val="zh_TW" w:bidi="zh_TW"/>
+          </w:rPr>
+          <w:rPr>
+            <w:color w:val="0000EE"/>
+            <w:u w:val="single"/>
+          </w:rPr>
+          <w:t>路23:44</w:t>
+        </w:r>
+      </w:hyperlink>
+      <w:r>
+        <w:rPr>
+          <w:lang w:val="zh_TW" w:bidi="zh_TW"/>
+        </w:rPr>
+        <w:t>）。第二次是在基督再來的時候，「</w:t>
+      </w:r>
+      <w:r>
+        <w:rPr>
+          <w:lang w:val="zh_TW" w:bidi="zh_TW"/>
+        </w:rPr>
+        <w:t>日頭就變黑了， 月亮也不放光</w:t>
+      </w:r>
+      <w:r>
+        <w:rPr>
+          <w:lang w:val="zh_TW" w:bidi="zh_TW"/>
+        </w:rPr>
+        <w:t>」（</w:t>
+      </w:r>
+      <w:hyperlink r:id="rId20">
+        <w:r>
+          <w:rPr>
+            <w:lang w:val="zh_TW" w:bidi="zh_TW"/>
+          </w:rPr>
+          <w:rPr>
+            <w:color w:val="0000EE"/>
+            <w:u w:val="single"/>
+          </w:rPr>
+          <w:t>太24:29</w:t>
+        </w:r>
+      </w:hyperlink>
+      <w:r>
+        <w:rPr>
+          <w:lang w:val="zh_TW" w:bidi="zh_TW"/>
+        </w:rPr>
+        <w:t>）。</w:t>
+      </w:r>
+    </w:p>
+    <w:p>
+      <w:pPr>
+        <w:pStyle w:val="Heading3"/>
+      </w:pPr>
+      <w:r>
+        <w:rPr>
+          <w:lang w:val="zh_TW" w:bidi="zh_TW"/>
+        </w:rPr>
+        <w:t>神掌管光明與黑暗</w:t>
+      </w:r>
+    </w:p>
+    <w:p>
+      <w:pPr/>
+      <w:r>
+        <w:rPr>
+          <w:lang w:val="zh_TW" w:bidi="zh_TW"/>
+        </w:rPr>
+      </w:r>
+      <w:r>
+        <w:rPr>
+          <w:lang w:val="zh_TW" w:bidi="zh_TW"/>
+        </w:rPr>
+        <w:t>聖經有多處提到黑暗圍繞著神，一開始只是指缺乏光，但後來逐漸延伸出更深的意義。神在西奈山上，</w:t>
+      </w:r>
+      <w:r>
+        <w:rPr>
+          <w:lang w:val="zh_TW" w:bidi="zh_TW"/>
+        </w:rPr>
+        <w:t>幽暗之中</w:t>
+      </w:r>
+      <w:r>
+        <w:rPr>
+          <w:lang w:val="zh_TW" w:bidi="zh_TW"/>
+        </w:rPr>
+        <w:t>向摩西說話（</w:t>
+      </w:r>
+      <w:hyperlink r:id="rId21">
+        <w:r>
+          <w:rPr>
+            <w:lang w:val="zh_TW" w:bidi="zh_TW"/>
+          </w:rPr>
+          <w:rPr>
+            <w:color w:val="0000EE"/>
+            <w:u w:val="single"/>
+          </w:rPr>
+          <w:t>出20:21</w:t>
+        </w:r>
+      </w:hyperlink>
+      <w:r>
+        <w:rPr>
+          <w:lang w:val="zh_TW" w:bidi="zh_TW"/>
+        </w:rPr>
+        <w:t>；</w:t>
+      </w:r>
+      <w:hyperlink r:id="rId22">
+        <w:r>
+          <w:rPr>
+            <w:lang w:val="zh_TW" w:bidi="zh_TW"/>
+          </w:rPr>
+          <w:rPr>
+            <w:color w:val="0000EE"/>
+            <w:u w:val="single"/>
+          </w:rPr>
+          <w:t>申4:11</w:t>
+        </w:r>
+      </w:hyperlink>
+      <w:r>
+        <w:rPr>
+          <w:lang w:val="zh_TW" w:bidi="zh_TW"/>
+        </w:rPr>
+        <w:t>），或是從黑暗中說話（</w:t>
+      </w:r>
+      <w:hyperlink r:id="rId23">
+        <w:r>
+          <w:rPr>
+            <w:lang w:val="zh_TW" w:bidi="zh_TW"/>
+          </w:rPr>
+          <w:rPr>
+            <w:color w:val="0000EE"/>
+            <w:u w:val="single"/>
+          </w:rPr>
+          <w:t>申5:23</w:t>
+        </w:r>
+      </w:hyperlink>
+      <w:r>
+        <w:rPr>
+          <w:lang w:val="zh_TW" w:bidi="zh_TW"/>
+        </w:rPr>
+        <w:t>）。黑暗又被描述為神的</w:t>
+      </w:r>
+      <w:r>
+        <w:rPr>
+          <w:lang w:val="zh_TW" w:bidi="zh_TW"/>
+        </w:rPr>
+        <w:t>藏身之處和行宮</w:t>
+      </w:r>
+      <w:r>
+        <w:rPr>
+          <w:lang w:val="zh_TW" w:bidi="zh_TW"/>
+        </w:rPr>
+        <w:t>（</w:t>
+      </w:r>
+      <w:hyperlink r:id="rId24">
+        <w:r>
+          <w:rPr>
+            <w:lang w:val="zh_TW" w:bidi="zh_TW"/>
+          </w:rPr>
+          <w:rPr>
+            <w:color w:val="0000EE"/>
+            <w:u w:val="single"/>
+          </w:rPr>
+          <w:t>撒下22:12</w:t>
+        </w:r>
+      </w:hyperlink>
+      <w:r>
+        <w:rPr>
+          <w:lang w:val="zh_TW" w:bidi="zh_TW"/>
+        </w:rPr>
+        <w:t>；</w:t>
+      </w:r>
+      <w:hyperlink r:id="rId25">
+        <w:r>
+          <w:rPr>
+            <w:lang w:val="zh_TW" w:bidi="zh_TW"/>
+          </w:rPr>
+          <w:rPr>
+            <w:color w:val="0000EE"/>
+            <w:u w:val="single"/>
+          </w:rPr>
+          <w:t>詩18:11</w:t>
+        </w:r>
+      </w:hyperlink>
+      <w:r>
+        <w:rPr>
+          <w:lang w:val="zh_TW" w:bidi="zh_TW"/>
+        </w:rPr>
+        <w:t>，</w:t>
+      </w:r>
+      <w:hyperlink r:id="rId26">
+        <w:r>
+          <w:rPr>
+            <w:lang w:val="zh_TW" w:bidi="zh_TW"/>
+          </w:rPr>
+          <w:rPr>
+            <w:color w:val="0000EE"/>
+            <w:u w:val="single"/>
+          </w:rPr>
+          <w:t>97:2</w:t>
+        </w:r>
+      </w:hyperlink>
+      <w:r>
+        <w:rPr>
+          <w:lang w:val="zh_TW" w:bidi="zh_TW"/>
+        </w:rPr>
+        <w:t>）。</w:t>
+      </w:r>
+    </w:p>
+    <w:p>
+      <w:pPr/>
+      <w:r>
+        <w:rPr>
+          <w:lang w:val="zh_TW" w:bidi="zh_TW"/>
+        </w:rPr>
+      </w:r>
+      <w:r>
+        <w:rPr>
+          <w:lang w:val="zh_TW" w:bidi="zh_TW"/>
+        </w:rPr>
+        <w:t>神掌管光明與黑暗：</w:t>
       </w:r>
     </w:p>
     <w:p>
@@ -249,25 +615,25 @@
         <w:rPr>
           <w:lang w:val="zh_TW" w:bidi="zh_TW"/>
         </w:rPr>
-        <w:t>家中（</w:t>
-      </w:r>
-      <w:hyperlink r:id="rId13">
-        <w:r>
-          <w:rPr>
-            <w:lang w:val="zh_TW" w:bidi="zh_TW"/>
-          </w:rPr>
-          <w:rPr>
-            <w:color w:val="0000EE"/>
-            <w:u w:val="single"/>
-          </w:rPr>
-          <w:t>創19:3</w:t>
-        </w:r>
-      </w:hyperlink>
-      <w:r>
-        <w:rPr>
-          <w:lang w:val="zh_TW" w:bidi="zh_TW"/>
-        </w:rPr>
-        <w:t>），</w:t>
+        <w:t>神掌管光明和黑暗的界線（</w:t>
+      </w:r>
+      <w:hyperlink r:id="rId27">
+        <w:r>
+          <w:rPr>
+            <w:lang w:val="zh_TW" w:bidi="zh_TW"/>
+          </w:rPr>
+          <w:rPr>
+            <w:color w:val="0000EE"/>
+            <w:u w:val="single"/>
+          </w:rPr>
+          <w:t>伯26:10</w:t>
+        </w:r>
+      </w:hyperlink>
+      <w:r>
+        <w:rPr>
+          <w:lang w:val="zh_TW" w:bidi="zh_TW"/>
+        </w:rPr>
+        <w:t>）。</w:t>
       </w:r>
     </w:p>
     <w:p>
@@ -285,25 +651,43 @@
         <w:rPr>
           <w:lang w:val="zh_TW" w:bidi="zh_TW"/>
         </w:rPr>
-        <w:t>公共的烘焙作坊（</w:t>
-      </w:r>
-      <w:hyperlink r:id="rId14">
-        <w:r>
-          <w:rPr>
-            <w:lang w:val="zh_TW" w:bidi="zh_TW"/>
-          </w:rPr>
-          <w:rPr>
-            <w:color w:val="0000EE"/>
-            <w:u w:val="single"/>
-          </w:rPr>
-          <w:t>耶37:21</w:t>
-        </w:r>
-      </w:hyperlink>
-      <w:r>
-        <w:rPr>
-          <w:lang w:val="zh_TW" w:bidi="zh_TW"/>
-        </w:rPr>
-        <w:t>），</w:t>
+        <w:t>神使黑暗來臨（</w:t>
+      </w:r>
+      <w:hyperlink r:id="rId28">
+        <w:r>
+          <w:rPr>
+            <w:lang w:val="zh_TW" w:bidi="zh_TW"/>
+          </w:rPr>
+          <w:rPr>
+            <w:color w:val="0000EE"/>
+            <w:u w:val="single"/>
+          </w:rPr>
+          <w:t>詩104:20</w:t>
+        </w:r>
+      </w:hyperlink>
+      <w:r>
+        <w:rPr>
+          <w:lang w:val="zh_TW" w:bidi="zh_TW"/>
+        </w:rPr>
+        <w:t>，</w:t>
+      </w:r>
+      <w:hyperlink r:id="rId29">
+        <w:r>
+          <w:rPr>
+            <w:lang w:val="zh_TW" w:bidi="zh_TW"/>
+          </w:rPr>
+          <w:rPr>
+            <w:color w:val="0000EE"/>
+            <w:u w:val="single"/>
+          </w:rPr>
+          <w:t>105:28</w:t>
+        </w:r>
+      </w:hyperlink>
+      <w:r>
+        <w:rPr>
+          <w:lang w:val="zh_TW" w:bidi="zh_TW"/>
+        </w:rPr>
+        <w:t>）。</w:t>
       </w:r>
     </w:p>
     <w:p>
@@ -321,91 +705,25 @@
         <w:rPr>
           <w:lang w:val="zh_TW" w:bidi="zh_TW"/>
         </w:rPr>
-        <w:t>君王和貴族的宮殿中（</w:t>
-      </w:r>
-      <w:hyperlink r:id="rId15">
-        <w:r>
-          <w:rPr>
-            <w:lang w:val="zh_TW" w:bidi="zh_TW"/>
-          </w:rPr>
-          <w:rPr>
-            <w:color w:val="0000EE"/>
-            <w:u w:val="single"/>
-          </w:rPr>
-          <w:t>創40:1</w:t>
-        </w:r>
-      </w:hyperlink>
-      <w:hyperlink r:id="rId15">
-        <w:r>
-          <w:rPr>
-            <w:lang w:val="zh_TW" w:bidi="zh_TW"/>
-          </w:rPr>
-          <w:rPr>
-            <w:color w:val="0000EE"/>
-            <w:u w:val="single"/>
-          </w:rPr>
-          <w:t>-</w:t>
-        </w:r>
-      </w:hyperlink>
-      <w:r>
-        <w:rPr>
-          <w:lang w:val="zh_TW" w:bidi="zh_TW"/>
-        </w:rPr>
-        <w:t>22，</w:t>
-      </w:r>
-      <w:hyperlink r:id="rId16">
-        <w:r>
-          <w:rPr>
-            <w:lang w:val="zh_TW" w:bidi="zh_TW"/>
-          </w:rPr>
-          <w:rPr>
-            <w:color w:val="0000EE"/>
-            <w:u w:val="single"/>
-          </w:rPr>
-          <w:t>41:10</w:t>
-        </w:r>
-      </w:hyperlink>
-      <w:r>
-        <w:rPr>
-          <w:lang w:val="zh_TW" w:bidi="zh_TW"/>
-        </w:rPr>
-        <w:t>、</w:t>
-      </w:r>
-      <w:hyperlink r:id="rId16">
-        <w:r>
-          <w:rPr>
-            <w:lang w:val="zh_TW" w:bidi="zh_TW"/>
-          </w:rPr>
-          <w:rPr>
-            <w:color w:val="0000EE"/>
-            <w:u w:val="single"/>
-          </w:rPr>
-          <w:t>13</w:t>
-        </w:r>
-      </w:hyperlink>
-      <w:r>
-        <w:rPr>
-          <w:lang w:val="zh_TW" w:bidi="zh_TW"/>
-        </w:rPr>
-        <w:t>；</w:t>
-      </w:r>
-      <w:hyperlink r:id="rId17">
-        <w:r>
-          <w:rPr>
-            <w:lang w:val="zh_TW" w:bidi="zh_TW"/>
-          </w:rPr>
-          <w:rPr>
-            <w:color w:val="0000EE"/>
-            <w:u w:val="single"/>
-          </w:rPr>
-          <w:t>撒上8:13</w:t>
-        </w:r>
-      </w:hyperlink>
-      <w:r>
-        <w:rPr>
-          <w:lang w:val="zh_TW" w:bidi="zh_TW"/>
-        </w:rPr>
-        <w:t>）</w:t>
+        <w:t>神造光和暗（</w:t>
+      </w:r>
+      <w:hyperlink r:id="rId30">
+        <w:r>
+          <w:rPr>
+            <w:lang w:val="zh_TW" w:bidi="zh_TW"/>
+          </w:rPr>
+          <w:rPr>
+            <w:color w:val="0000EE"/>
+            <w:u w:val="single"/>
+          </w:rPr>
+          <w:t>賽45:7</w:t>
+        </w:r>
+      </w:hyperlink>
+      <w:r>
+        <w:rPr>
+          <w:lang w:val="zh_TW" w:bidi="zh_TW"/>
+        </w:rPr>
+        <w:t>）。</w:t>
       </w:r>
     </w:p>
     <w:p>
@@ -419,91 +737,102 @@
         <w:rPr>
           <w:lang w:val="zh_TW" w:bidi="zh_TW"/>
         </w:rPr>
-        <w:t>他們以油和麵粉這些基本原料製作餅和糕。以色列人在逃離埃及時，在旅程中烤了無酵餅作為食物（</w:t>
-      </w:r>
-      <w:hyperlink r:id="rId18">
-        <w:r>
-          <w:rPr>
-            <w:lang w:val="zh_TW" w:bidi="zh_TW"/>
-          </w:rPr>
-          <w:rPr>
-            <w:color w:val="0000EE"/>
-            <w:u w:val="single"/>
-          </w:rPr>
-          <w:t>出12:39</w:t>
-        </w:r>
-      </w:hyperlink>
-      <w:r>
-        <w:rPr>
-          <w:lang w:val="zh_TW" w:bidi="zh_TW"/>
-        </w:rPr>
-        <w:t>）。這些餅和糕通常是在平底鍋或爐中烘烤而成（</w:t>
-      </w:r>
-      <w:hyperlink r:id="rId19">
-        <w:r>
-          <w:rPr>
-            <w:lang w:val="zh_TW" w:bidi="zh_TW"/>
-          </w:rPr>
-          <w:rPr>
-            <w:color w:val="0000EE"/>
-            <w:u w:val="single"/>
-          </w:rPr>
-          <w:t>利2:4</w:t>
-        </w:r>
-      </w:hyperlink>
-      <w:r>
-        <w:rPr>
-          <w:lang w:val="zh_TW" w:bidi="zh_TW"/>
-        </w:rPr>
-        <w:t>，</w:t>
-      </w:r>
-      <w:hyperlink r:id="rId20">
-        <w:r>
-          <w:rPr>
-            <w:lang w:val="zh_TW" w:bidi="zh_TW"/>
-          </w:rPr>
-          <w:rPr>
-            <w:color w:val="0000EE"/>
-            <w:u w:val="single"/>
-          </w:rPr>
-          <w:t>26:26</w:t>
-        </w:r>
-      </w:hyperlink>
-      <w:r>
-        <w:rPr>
-          <w:lang w:val="zh_TW" w:bidi="zh_TW"/>
-        </w:rPr>
-        <w:t>）。隨著以色列社會的發展，專業的烘焙師逐漸出現，並形成行會。有人便指出，何西阿可能曾從事烘焙工作，因為他對烘焙技術十分熟悉（</w:t>
-      </w:r>
-      <w:hyperlink r:id="rId21">
-        <w:r>
-          <w:rPr>
-            <w:lang w:val="zh_TW" w:bidi="zh_TW"/>
-          </w:rPr>
-          <w:rPr>
-            <w:color w:val="0000EE"/>
-            <w:u w:val="single"/>
-          </w:rPr>
-          <w:t>何7:4</w:t>
-        </w:r>
-      </w:hyperlink>
-      <w:hyperlink r:id="rId21">
-        <w:r>
-          <w:rPr>
-            <w:lang w:val="zh_TW" w:bidi="zh_TW"/>
-          </w:rPr>
-          <w:rPr>
-            <w:color w:val="0000EE"/>
-            <w:u w:val="single"/>
-          </w:rPr>
-          <w:t>-</w:t>
-        </w:r>
-      </w:hyperlink>
-      <w:r>
-        <w:rPr>
-          <w:lang w:val="zh_TW" w:bidi="zh_TW"/>
-        </w:rPr>
-        <w:t>8）。</w:t>
+        <w:t>聖經也說神住在幽暗之處（</w:t>
+      </w:r>
+      <w:hyperlink r:id="rId31">
+        <w:r>
+          <w:rPr>
+            <w:lang w:val="zh_TW" w:bidi="zh_TW"/>
+          </w:rPr>
+          <w:rPr>
+            <w:color w:val="0000EE"/>
+            <w:u w:val="single"/>
+          </w:rPr>
+          <w:t>王上8:12</w:t>
+        </w:r>
+      </w:hyperlink>
+      <w:r>
+        <w:rPr>
+          <w:lang w:val="zh_TW" w:bidi="zh_TW"/>
+        </w:rPr>
+        <w:t>；</w:t>
+      </w:r>
+      <w:hyperlink r:id="rId32">
+        <w:r>
+          <w:rPr>
+            <w:lang w:val="zh_TW" w:bidi="zh_TW"/>
+          </w:rPr>
+          <w:rPr>
+            <w:color w:val="0000EE"/>
+            <w:u w:val="single"/>
+          </w:rPr>
+          <w:t>代下6:1</w:t>
+        </w:r>
+      </w:hyperlink>
+      <w:r>
+        <w:rPr>
+          <w:lang w:val="zh_TW" w:bidi="zh_TW"/>
+        </w:rPr>
+        <w:t>）。</w:t>
+      </w:r>
+      <w:r>
+        <w:rPr>
+          <w:lang w:val="zh_TW" w:bidi="zh_TW"/>
+        </w:rPr>
+        <w:t>黑雲</w:t>
+      </w:r>
+      <w:r>
+        <w:rPr>
+          <w:lang w:val="zh_TW" w:bidi="zh_TW"/>
+        </w:rPr>
+        <w:t>在祂腳下（</w:t>
+      </w:r>
+      <w:hyperlink r:id="rId33">
+        <w:r>
+          <w:rPr>
+            <w:lang w:val="zh_TW" w:bidi="zh_TW"/>
+          </w:rPr>
+          <w:rPr>
+            <w:color w:val="0000EE"/>
+            <w:u w:val="single"/>
+          </w:rPr>
+          <w:t>撒下22:10</w:t>
+        </w:r>
+      </w:hyperlink>
+      <w:r>
+        <w:rPr>
+          <w:lang w:val="zh_TW" w:bidi="zh_TW"/>
+        </w:rPr>
+        <w:t>；</w:t>
+      </w:r>
+      <w:hyperlink r:id="rId34">
+        <w:r>
+          <w:rPr>
+            <w:lang w:val="zh_TW" w:bidi="zh_TW"/>
+          </w:rPr>
+          <w:rPr>
+            <w:color w:val="0000EE"/>
+            <w:u w:val="single"/>
+          </w:rPr>
+          <w:t>詩18:9</w:t>
+        </w:r>
+      </w:hyperlink>
+      <w:r>
+        <w:rPr>
+          <w:lang w:val="zh_TW" w:bidi="zh_TW"/>
+        </w:rPr>
+        <w:t>）。</w:t>
+      </w:r>
+    </w:p>
+    <w:p>
+      <w:pPr>
+        <w:pStyle w:val="Heading3"/>
+      </w:pPr>
+      <w:r>
+        <w:rPr>
+          <w:lang w:val="zh_TW" w:bidi="zh_TW"/>
+        </w:rPr>
+        <w:t>黑暗的象徵意義</w:t>
       </w:r>
     </w:p>
     <w:p>
@@ -515,38 +844,135 @@
       </w:r>
       <w:r>
         <w:rPr>
-          <w:i/>
-          <w:lang w:val="zh_TW" w:bidi="zh_TW"/>
-        </w:rPr>
-        <w:t>另見</w:t>
-      </w:r>
-      <w:r>
-        <w:rPr>
-          <w:lang w:val="zh_TW" w:bidi="zh_TW"/>
-        </w:rPr>
-        <w:t xml:space="preserve"> </w:t>
-      </w:r>
-      <w:r>
-        <w:rPr>
-          <w:lang w:val="zh_TW" w:bidi="zh_TW"/>
-        </w:rPr>
-        <w:t>食物和食物準備</w:t>
-      </w:r>
-      <w:r>
-        <w:rPr>
-          <w:lang w:val="zh_TW" w:bidi="zh_TW"/>
-        </w:rPr>
-        <w:t>。</w:t>
-      </w:r>
-      <w:r>
-        <w:rPr>
-          <w:lang w:val="zh_TW" w:bidi="zh_TW"/>
-        </w:rPr>
-      </w:r>
-      <w:r>
-        <w:rPr>
-          <w:lang w:val="zh_TW" w:bidi="zh_TW"/>
-        </w:rPr>
+          <w:lang w:val="zh_TW" w:bidi="zh_TW"/>
+        </w:rPr>
+        <w:t>聖經經常使用「黑暗」象徵上的意義，特別是在約伯記、詩篇和以賽亞書等詩詞中。當聖經這樣使用黑暗時，通常表示人不明白神的旨意。聖經用光與黑暗來解釋一個重要真理：當人認識神，就好像有光；當人不認識神，就好像在黑暗中（</w:t>
+      </w:r>
+      <w:hyperlink r:id="rId35">
+        <w:r>
+          <w:rPr>
+            <w:lang w:val="zh_TW" w:bidi="zh_TW"/>
+          </w:rPr>
+          <w:rPr>
+            <w:color w:val="0000EE"/>
+            <w:u w:val="single"/>
+          </w:rPr>
+          <w:t>伯12:24–25</w:t>
+        </w:r>
+      </w:hyperlink>
+      <w:r>
+        <w:rPr>
+          <w:lang w:val="zh_TW" w:bidi="zh_TW"/>
+        </w:rPr>
+        <w:t>；</w:t>
+      </w:r>
+      <w:hyperlink r:id="rId36">
+        <w:r>
+          <w:rPr>
+            <w:lang w:val="zh_TW" w:bidi="zh_TW"/>
+          </w:rPr>
+          <w:rPr>
+            <w:color w:val="0000EE"/>
+            <w:u w:val="single"/>
+          </w:rPr>
+          <w:t>太4:16</w:t>
+        </w:r>
+      </w:hyperlink>
+      <w:r>
+        <w:rPr>
+          <w:lang w:val="zh_TW" w:bidi="zh_TW"/>
+        </w:rPr>
+        <w:t>；</w:t>
+      </w:r>
+      <w:hyperlink r:id="rId37">
+        <w:r>
+          <w:rPr>
+            <w:lang w:val="zh_TW" w:bidi="zh_TW"/>
+          </w:rPr>
+          <w:rPr>
+            <w:color w:val="0000EE"/>
+            <w:u w:val="single"/>
+          </w:rPr>
+          <w:t>約1:5</w:t>
+        </w:r>
+      </w:hyperlink>
+      <w:r>
+        <w:rPr>
+          <w:lang w:val="zh_TW" w:bidi="zh_TW"/>
+        </w:rPr>
+        <w:t>，</w:t>
+      </w:r>
+      <w:hyperlink r:id="rId38">
+        <w:r>
+          <w:rPr>
+            <w:lang w:val="zh_TW" w:bidi="zh_TW"/>
+          </w:rPr>
+          <w:rPr>
+            <w:color w:val="0000EE"/>
+            <w:u w:val="single"/>
+          </w:rPr>
+          <w:t>8:12</w:t>
+        </w:r>
+      </w:hyperlink>
+      <w:r>
+        <w:rPr>
+          <w:lang w:val="zh_TW" w:bidi="zh_TW"/>
+        </w:rPr>
+        <w:t>，</w:t>
+      </w:r>
+      <w:hyperlink r:id="rId39">
+        <w:r>
+          <w:rPr>
+            <w:lang w:val="zh_TW" w:bidi="zh_TW"/>
+          </w:rPr>
+          <w:rPr>
+            <w:color w:val="0000EE"/>
+            <w:u w:val="single"/>
+          </w:rPr>
+          <w:t>12:35、46</w:t>
+        </w:r>
+      </w:hyperlink>
+      <w:r>
+        <w:rPr>
+          <w:lang w:val="zh_TW" w:bidi="zh_TW"/>
+        </w:rPr>
+        <w:t>；</w:t>
+      </w:r>
+      <w:hyperlink r:id="rId40">
+        <w:r>
+          <w:rPr>
+            <w:lang w:val="zh_TW" w:bidi="zh_TW"/>
+          </w:rPr>
+          <w:rPr>
+            <w:color w:val="0000EE"/>
+            <w:u w:val="single"/>
+          </w:rPr>
+          <w:t>約一1:5</w:t>
+        </w:r>
+      </w:hyperlink>
+      <w:r>
+        <w:rPr>
+          <w:lang w:val="zh_TW" w:bidi="zh_TW"/>
+        </w:rPr>
+        <w:t>，</w:t>
+      </w:r>
+      <w:hyperlink r:id="rId41">
+        <w:r>
+          <w:rPr>
+            <w:lang w:val="zh_TW" w:bidi="zh_TW"/>
+          </w:rPr>
+          <w:rPr>
+            <w:color w:val="0000EE"/>
+            <w:u w:val="single"/>
+          </w:rPr>
+          <w:t>2:8–9、11</w:t>
+        </w:r>
+      </w:hyperlink>
+      <w:r>
+        <w:rPr>
+          <w:lang w:val="zh_TW" w:bidi="zh_TW"/>
+        </w:rPr>
+        <w:t>）。</w:t>
       </w:r>
     </w:p>
     <w:p>
@@ -556,21 +982,137 @@
           <w:lang w:val="zh_TW" w:bidi="zh_TW"/>
         </w:rPr>
       </w:r>
-    </w:p>
-    <w:p>
-      <w:pPr>
-        <w:pStyle w:val="Heading2"/>
-      </w:pPr>
-      <w:r>
-        <w:rPr>
-          <w:lang w:val="zh_TW" w:bidi="zh_TW"/>
-        </w:rPr>
-        <w:t>洪水</w:t>
-      </w:r>
-      <w:r>
-        <w:rPr>
-          <w:lang w:val="zh_TW" w:bidi="zh_TW"/>
-        </w:rPr>
+      <w:r>
+        <w:rPr>
+          <w:lang w:val="zh_TW" w:bidi="zh_TW"/>
+        </w:rPr>
+        <w:t>在約伯記中，黑暗有時意味著完全的虛空（</w:t>
+      </w:r>
+      <w:hyperlink r:id="rId42">
+        <w:r>
+          <w:rPr>
+            <w:lang w:val="zh_TW" w:bidi="zh_TW"/>
+          </w:rPr>
+          <w:rPr>
+            <w:color w:val="0000EE"/>
+            <w:u w:val="single"/>
+          </w:rPr>
+          <w:t>伯3:4–6</w:t>
+        </w:r>
+      </w:hyperlink>
+      <w:r>
+        <w:rPr>
+          <w:lang w:val="zh_TW" w:bidi="zh_TW"/>
+        </w:rPr>
+        <w:t>）。聖經也用黑暗來談論死亡，描述死人之地為沒有光的幽暗之地（</w:t>
+      </w:r>
+      <w:hyperlink r:id="rId43">
+        <w:r>
+          <w:rPr>
+            <w:lang w:val="zh_TW" w:bidi="zh_TW"/>
+          </w:rPr>
+          <w:rPr>
+            <w:color w:val="0000EE"/>
+            <w:u w:val="single"/>
+          </w:rPr>
+          <w:t>伯10:21–22</w:t>
+        </w:r>
+      </w:hyperlink>
+      <w:r>
+        <w:rPr>
+          <w:lang w:val="zh_TW" w:bidi="zh_TW"/>
+        </w:rPr>
+        <w:t>，</w:t>
+      </w:r>
+      <w:hyperlink r:id="rId44">
+        <w:r>
+          <w:rPr>
+            <w:lang w:val="zh_TW" w:bidi="zh_TW"/>
+          </w:rPr>
+          <w:rPr>
+            <w:color w:val="0000EE"/>
+            <w:u w:val="single"/>
+          </w:rPr>
+          <w:t>15:24</w:t>
+        </w:r>
+      </w:hyperlink>
+      <w:r>
+        <w:rPr>
+          <w:lang w:val="zh_TW" w:bidi="zh_TW"/>
+        </w:rPr>
+        <w:t>，</w:t>
+      </w:r>
+      <w:hyperlink r:id="rId45">
+        <w:r>
+          <w:rPr>
+            <w:lang w:val="zh_TW" w:bidi="zh_TW"/>
+          </w:rPr>
+          <w:rPr>
+            <w:color w:val="0000EE"/>
+            <w:u w:val="single"/>
+          </w:rPr>
+          <w:t>17:12–13</w:t>
+        </w:r>
+      </w:hyperlink>
+      <w:r>
+        <w:rPr>
+          <w:lang w:val="zh_TW" w:bidi="zh_TW"/>
+        </w:rPr>
+        <w:t>，</w:t>
+      </w:r>
+      <w:hyperlink r:id="rId46">
+        <w:r>
+          <w:rPr>
+            <w:lang w:val="zh_TW" w:bidi="zh_TW"/>
+          </w:rPr>
+          <w:rPr>
+            <w:color w:val="0000EE"/>
+            <w:u w:val="single"/>
+          </w:rPr>
+          <w:t>18:18</w:t>
+        </w:r>
+      </w:hyperlink>
+      <w:r>
+        <w:rPr>
+          <w:lang w:val="zh_TW" w:bidi="zh_TW"/>
+        </w:rPr>
+        <w:t>；</w:t>
+      </w:r>
+      <w:hyperlink r:id="rId47">
+        <w:r>
+          <w:rPr>
+            <w:lang w:val="zh_TW" w:bidi="zh_TW"/>
+          </w:rPr>
+          <w:rPr>
+            <w:color w:val="0000EE"/>
+            <w:u w:val="single"/>
+          </w:rPr>
+          <w:t>傳6:4</w:t>
+        </w:r>
+      </w:hyperlink>
+      <w:r>
+        <w:rPr>
+          <w:lang w:val="zh_TW" w:bidi="zh_TW"/>
+        </w:rPr>
+        <w:t>，</w:t>
+      </w:r>
+      <w:hyperlink r:id="rId48">
+        <w:r>
+          <w:rPr>
+            <w:lang w:val="zh_TW" w:bidi="zh_TW"/>
+          </w:rPr>
+          <w:rPr>
+            <w:color w:val="0000EE"/>
+            <w:u w:val="single"/>
+          </w:rPr>
+          <w:t>11:8</w:t>
+        </w:r>
+      </w:hyperlink>
+      <w:r>
+        <w:rPr>
+          <w:lang w:val="zh_TW" w:bidi="zh_TW"/>
+        </w:rPr>
+        <w:t>）。</w:t>
       </w:r>
     </w:p>
     <w:p>
@@ -584,36 +1126,385 @@
         <w:rPr>
           <w:lang w:val="zh_TW" w:bidi="zh_TW"/>
         </w:rPr>
-        <w:t>水勢上漲氾濫，淹沒大地，特別指</w:t>
-      </w:r>
-      <w:hyperlink r:id="rId22">
-        <w:r>
-          <w:rPr>
-            <w:lang w:val="zh_TW" w:bidi="zh_TW"/>
-          </w:rPr>
-          <w:rPr>
-            <w:color w:val="0000EE"/>
-            <w:u w:val="single"/>
-          </w:rPr>
-          <w:t>創世記六至九章</w:t>
-        </w:r>
-      </w:hyperlink>
-      <w:r>
-        <w:rPr>
-          <w:lang w:val="zh_TW" w:bidi="zh_TW"/>
-        </w:rPr>
-        <w:t>挪亞時代的洪水。</w:t>
-      </w:r>
-    </w:p>
-    <w:p>
-      <w:pPr>
-        <w:pStyle w:val="Heading3"/>
-      </w:pPr>
-      <w:r>
-        <w:rPr>
-          <w:lang w:val="zh_TW" w:bidi="zh_TW"/>
-        </w:rPr>
-        <w:t>聖經記載</w:t>
+        <w:t>黑暗也常象徵負面的情緒，如恐懼與憂愁；它也代表罪人所遭遇的苦難（</w:t>
+      </w:r>
+      <w:hyperlink r:id="rId49">
+        <w:r>
+          <w:rPr>
+            <w:lang w:val="zh_TW" w:bidi="zh_TW"/>
+          </w:rPr>
+          <w:rPr>
+            <w:color w:val="0000EE"/>
+            <w:u w:val="single"/>
+          </w:rPr>
+          <w:t>創15:12</w:t>
+        </w:r>
+      </w:hyperlink>
+      <w:r>
+        <w:rPr>
+          <w:lang w:val="zh_TW" w:bidi="zh_TW"/>
+        </w:rPr>
+        <w:t>；</w:t>
+      </w:r>
+      <w:hyperlink r:id="rId50">
+        <w:r>
+          <w:rPr>
+            <w:lang w:val="zh_TW" w:bidi="zh_TW"/>
+          </w:rPr>
+          <w:rPr>
+            <w:color w:val="0000EE"/>
+            <w:u w:val="single"/>
+          </w:rPr>
+          <w:t>伯5:14</w:t>
+        </w:r>
+      </w:hyperlink>
+      <w:r>
+        <w:rPr>
+          <w:lang w:val="zh_TW" w:bidi="zh_TW"/>
+        </w:rPr>
+        <w:t>，</w:t>
+      </w:r>
+      <w:hyperlink r:id="rId51">
+        <w:r>
+          <w:rPr>
+            <w:lang w:val="zh_TW" w:bidi="zh_TW"/>
+          </w:rPr>
+          <w:rPr>
+            <w:color w:val="0000EE"/>
+            <w:u w:val="single"/>
+          </w:rPr>
+          <w:t>12:25</w:t>
+        </w:r>
+      </w:hyperlink>
+      <w:r>
+        <w:rPr>
+          <w:lang w:val="zh_TW" w:bidi="zh_TW"/>
+        </w:rPr>
+        <w:t>，</w:t>
+      </w:r>
+      <w:hyperlink r:id="rId52">
+        <w:r>
+          <w:rPr>
+            <w:lang w:val="zh_TW" w:bidi="zh_TW"/>
+          </w:rPr>
+          <w:rPr>
+            <w:color w:val="0000EE"/>
+            <w:u w:val="single"/>
+          </w:rPr>
+          <w:t>15:22、30</w:t>
+        </w:r>
+      </w:hyperlink>
+      <w:r>
+        <w:rPr>
+          <w:lang w:val="zh_TW" w:bidi="zh_TW"/>
+        </w:rPr>
+        <w:t>，</w:t>
+      </w:r>
+      <w:hyperlink r:id="rId53">
+        <w:r>
+          <w:rPr>
+            <w:lang w:val="zh_TW" w:bidi="zh_TW"/>
+          </w:rPr>
+          <w:rPr>
+            <w:color w:val="0000EE"/>
+            <w:u w:val="single"/>
+          </w:rPr>
+          <w:t>19:8</w:t>
+        </w:r>
+      </w:hyperlink>
+      <w:r>
+        <w:rPr>
+          <w:lang w:val="zh_TW" w:bidi="zh_TW"/>
+        </w:rPr>
+        <w:t>，</w:t>
+      </w:r>
+      <w:hyperlink r:id="rId54">
+        <w:r>
+          <w:rPr>
+            <w:lang w:val="zh_TW" w:bidi="zh_TW"/>
+          </w:rPr>
+          <w:rPr>
+            <w:color w:val="0000EE"/>
+            <w:u w:val="single"/>
+          </w:rPr>
+          <w:t>22:11</w:t>
+        </w:r>
+      </w:hyperlink>
+      <w:r>
+        <w:rPr>
+          <w:lang w:val="zh_TW" w:bidi="zh_TW"/>
+        </w:rPr>
+        <w:t>；</w:t>
+      </w:r>
+      <w:hyperlink r:id="rId55">
+        <w:r>
+          <w:rPr>
+            <w:lang w:val="zh_TW" w:bidi="zh_TW"/>
+          </w:rPr>
+          <w:rPr>
+            <w:color w:val="0000EE"/>
+            <w:u w:val="single"/>
+          </w:rPr>
+          <w:t>詩35:6</w:t>
+        </w:r>
+      </w:hyperlink>
+      <w:r>
+        <w:rPr>
+          <w:lang w:val="zh_TW" w:bidi="zh_TW"/>
+        </w:rPr>
+        <w:t>，</w:t>
+      </w:r>
+      <w:hyperlink r:id="rId56">
+        <w:r>
+          <w:rPr>
+            <w:lang w:val="zh_TW" w:bidi="zh_TW"/>
+          </w:rPr>
+          <w:rPr>
+            <w:color w:val="0000EE"/>
+            <w:u w:val="single"/>
+          </w:rPr>
+          <w:t>107:10、14</w:t>
+        </w:r>
+      </w:hyperlink>
+      <w:r>
+        <w:rPr>
+          <w:lang w:val="zh_TW" w:bidi="zh_TW"/>
+        </w:rPr>
+        <w:t>；</w:t>
+      </w:r>
+      <w:hyperlink r:id="rId57">
+        <w:r>
+          <w:rPr>
+            <w:lang w:val="zh_TW" w:bidi="zh_TW"/>
+          </w:rPr>
+          <w:rPr>
+            <w:color w:val="0000EE"/>
+            <w:u w:val="single"/>
+          </w:rPr>
+          <w:t>傳5:17</w:t>
+        </w:r>
+      </w:hyperlink>
+      <w:r>
+        <w:rPr>
+          <w:lang w:val="zh_TW" w:bidi="zh_TW"/>
+        </w:rPr>
+        <w:t>；</w:t>
+      </w:r>
+      <w:hyperlink r:id="rId58">
+        <w:r>
+          <w:rPr>
+            <w:lang w:val="zh_TW" w:bidi="zh_TW"/>
+          </w:rPr>
+          <w:rPr>
+            <w:color w:val="0000EE"/>
+            <w:u w:val="single"/>
+          </w:rPr>
+          <w:t>賽5:30</w:t>
+        </w:r>
+      </w:hyperlink>
+      <w:r>
+        <w:rPr>
+          <w:lang w:val="zh_TW" w:bidi="zh_TW"/>
+        </w:rPr>
+        <w:t>）。有時黑暗象徵邪惡的行為（</w:t>
+      </w:r>
+      <w:hyperlink r:id="rId59">
+        <w:r>
+          <w:rPr>
+            <w:lang w:val="zh_TW" w:bidi="zh_TW"/>
+          </w:rPr>
+          <w:rPr>
+            <w:color w:val="0000EE"/>
+            <w:u w:val="single"/>
+          </w:rPr>
+          <w:t>箴2:13</w:t>
+        </w:r>
+      </w:hyperlink>
+      <w:r>
+        <w:rPr>
+          <w:lang w:val="zh_TW" w:bidi="zh_TW"/>
+        </w:rPr>
+        <w:t>，</w:t>
+      </w:r>
+      <w:hyperlink r:id="rId60">
+        <w:r>
+          <w:rPr>
+            <w:lang w:val="zh_TW" w:bidi="zh_TW"/>
+          </w:rPr>
+          <w:rPr>
+            <w:color w:val="0000EE"/>
+            <w:u w:val="single"/>
+          </w:rPr>
+          <w:t>4:19</w:t>
+        </w:r>
+      </w:hyperlink>
+      <w:r>
+        <w:rPr>
+          <w:lang w:val="zh_TW" w:bidi="zh_TW"/>
+        </w:rPr>
+        <w:t>；</w:t>
+      </w:r>
+      <w:hyperlink r:id="rId61">
+        <w:r>
+          <w:rPr>
+            <w:lang w:val="zh_TW" w:bidi="zh_TW"/>
+          </w:rPr>
+          <w:rPr>
+            <w:color w:val="0000EE"/>
+            <w:u w:val="single"/>
+          </w:rPr>
+          <w:t>賽5:20</w:t>
+        </w:r>
+      </w:hyperlink>
+      <w:r>
+        <w:rPr>
+          <w:lang w:val="zh_TW" w:bidi="zh_TW"/>
+        </w:rPr>
+        <w:t>，</w:t>
+      </w:r>
+      <w:hyperlink r:id="rId62">
+        <w:r>
+          <w:rPr>
+            <w:lang w:val="zh_TW" w:bidi="zh_TW"/>
+          </w:rPr>
+          <w:rPr>
+            <w:color w:val="0000EE"/>
+            <w:u w:val="single"/>
+          </w:rPr>
+          <w:t>60:2</w:t>
+        </w:r>
+      </w:hyperlink>
+      <w:r>
+        <w:rPr>
+          <w:lang w:val="zh_TW" w:bidi="zh_TW"/>
+        </w:rPr>
+        <w:t>）。在新約中，「黑暗」通常有兩層意思：指人行惡事，或指人不明白神的真理（</w:t>
+      </w:r>
+      <w:hyperlink r:id="rId36">
+        <w:r>
+          <w:rPr>
+            <w:lang w:val="zh_TW" w:bidi="zh_TW"/>
+          </w:rPr>
+          <w:rPr>
+            <w:color w:val="0000EE"/>
+            <w:u w:val="single"/>
+          </w:rPr>
+          <w:t>太4:16</w:t>
+        </w:r>
+      </w:hyperlink>
+      <w:r>
+        <w:rPr>
+          <w:lang w:val="zh_TW" w:bidi="zh_TW"/>
+        </w:rPr>
+        <w:t>，</w:t>
+      </w:r>
+      <w:hyperlink r:id="rId63">
+        <w:r>
+          <w:rPr>
+            <w:lang w:val="zh_TW" w:bidi="zh_TW"/>
+          </w:rPr>
+          <w:rPr>
+            <w:color w:val="0000EE"/>
+            <w:u w:val="single"/>
+          </w:rPr>
+          <w:t>6:23</w:t>
+        </w:r>
+      </w:hyperlink>
+      <w:r>
+        <w:rPr>
+          <w:lang w:val="zh_TW" w:bidi="zh_TW"/>
+        </w:rPr>
+        <w:t>；</w:t>
+      </w:r>
+      <w:hyperlink r:id="rId64">
+        <w:r>
+          <w:rPr>
+            <w:lang w:val="zh_TW" w:bidi="zh_TW"/>
+          </w:rPr>
+          <w:rPr>
+            <w:color w:val="0000EE"/>
+            <w:u w:val="single"/>
+          </w:rPr>
+          <w:t>路1:79</w:t>
+        </w:r>
+      </w:hyperlink>
+      <w:r>
+        <w:rPr>
+          <w:lang w:val="zh_TW" w:bidi="zh_TW"/>
+        </w:rPr>
+        <w:t>，</w:t>
+      </w:r>
+      <w:hyperlink r:id="rId65">
+        <w:r>
+          <w:rPr>
+            <w:lang w:val="zh_TW" w:bidi="zh_TW"/>
+          </w:rPr>
+          <w:rPr>
+            <w:color w:val="0000EE"/>
+            <w:u w:val="single"/>
+          </w:rPr>
+          <w:t>11:35</w:t>
+        </w:r>
+      </w:hyperlink>
+      <w:r>
+        <w:rPr>
+          <w:lang w:val="zh_TW" w:bidi="zh_TW"/>
+        </w:rPr>
+        <w:t>，</w:t>
+      </w:r>
+      <w:hyperlink r:id="rId66">
+        <w:r>
+          <w:rPr>
+            <w:lang w:val="zh_TW" w:bidi="zh_TW"/>
+          </w:rPr>
+          <w:rPr>
+            <w:color w:val="0000EE"/>
+            <w:u w:val="single"/>
+          </w:rPr>
+          <w:t>22:53</w:t>
+        </w:r>
+      </w:hyperlink>
+      <w:r>
+        <w:rPr>
+          <w:lang w:val="zh_TW" w:bidi="zh_TW"/>
+        </w:rPr>
+        <w:t>；</w:t>
+      </w:r>
+      <w:hyperlink r:id="rId67">
+        <w:r>
+          <w:rPr>
+            <w:lang w:val="zh_TW" w:bidi="zh_TW"/>
+          </w:rPr>
+          <w:rPr>
+            <w:color w:val="0000EE"/>
+            <w:u w:val="single"/>
+          </w:rPr>
+          <w:t>羅2:19</w:t>
+        </w:r>
+      </w:hyperlink>
+      <w:r>
+        <w:rPr>
+          <w:lang w:val="zh_TW" w:bidi="zh_TW"/>
+        </w:rPr>
+        <w:t>；</w:t>
+      </w:r>
+      <w:hyperlink r:id="rId68">
+        <w:r>
+          <w:rPr>
+            <w:lang w:val="zh_TW" w:bidi="zh_TW"/>
+          </w:rPr>
+          <w:rPr>
+            <w:color w:val="0000EE"/>
+            <w:u w:val="single"/>
+          </w:rPr>
+          <w:t>西1:13</w:t>
+        </w:r>
+      </w:hyperlink>
+      <w:r>
+        <w:rPr>
+          <w:lang w:val="zh_TW" w:bidi="zh_TW"/>
+        </w:rPr>
+        <w:t>）。</w:t>
       </w:r>
     </w:p>
     <w:p>
@@ -627,36 +1518,90 @@
         <w:rPr>
           <w:lang w:val="zh_TW" w:bidi="zh_TW"/>
         </w:rPr>
-        <w:t>挪亞洪水的故事記載在</w:t>
-      </w:r>
-      <w:hyperlink r:id="rId22">
-        <w:r>
-          <w:rPr>
-            <w:lang w:val="zh_TW" w:bidi="zh_TW"/>
-          </w:rPr>
-          <w:rPr>
-            <w:color w:val="0000EE"/>
-            <w:u w:val="single"/>
-          </w:rPr>
-          <w:t>創世記六至九章</w:t>
-        </w:r>
-      </w:hyperlink>
-      <w:r>
-        <w:rPr>
-          <w:lang w:val="zh_TW" w:bidi="zh_TW"/>
-        </w:rPr>
-        <w:t>。聖經常常提到這件事，且一律視為真實事件（</w:t>
-      </w:r>
-      <w:hyperlink r:id="rId23">
-        <w:r>
-          <w:rPr>
-            <w:lang w:val="zh_TW" w:bidi="zh_TW"/>
-          </w:rPr>
-          <w:rPr>
-            <w:color w:val="0000EE"/>
-            <w:u w:val="single"/>
-          </w:rPr>
-          <w:t>創10:1、32</w:t>
+        <w:t>舊約先知常提到一個特別的時間，稱為「耶和華的日子」，並形容那日是極其黑暗的（</w:t>
+      </w:r>
+      <w:hyperlink r:id="rId69">
+        <w:r>
+          <w:rPr>
+            <w:lang w:val="zh_TW" w:bidi="zh_TW"/>
+          </w:rPr>
+          <w:rPr>
+            <w:color w:val="0000EE"/>
+            <w:u w:val="single"/>
+          </w:rPr>
+          <w:t>結32:8</w:t>
+        </w:r>
+      </w:hyperlink>
+      <w:r>
+        <w:rPr>
+          <w:lang w:val="zh_TW" w:bidi="zh_TW"/>
+        </w:rPr>
+        <w:t>；</w:t>
+      </w:r>
+      <w:hyperlink r:id="rId70">
+        <w:r>
+          <w:rPr>
+            <w:lang w:val="zh_TW" w:bidi="zh_TW"/>
+          </w:rPr>
+          <w:rPr>
+            <w:color w:val="0000EE"/>
+            <w:u w:val="single"/>
+          </w:rPr>
+          <w:t>珥2:2、31</w:t>
+        </w:r>
+      </w:hyperlink>
+      <w:r>
+        <w:rPr>
+          <w:lang w:val="zh_TW" w:bidi="zh_TW"/>
+        </w:rPr>
+        <w:t>；</w:t>
+      </w:r>
+      <w:hyperlink r:id="rId71">
+        <w:r>
+          <w:rPr>
+            <w:lang w:val="zh_TW" w:bidi="zh_TW"/>
+          </w:rPr>
+          <w:rPr>
+            <w:color w:val="0000EE"/>
+            <w:u w:val="single"/>
+          </w:rPr>
+          <w:t>摩5:18、20</w:t>
+        </w:r>
+      </w:hyperlink>
+      <w:r>
+        <w:rPr>
+          <w:lang w:val="zh_TW" w:bidi="zh_TW"/>
+        </w:rPr>
+        <w:t>；</w:t>
+      </w:r>
+      <w:hyperlink r:id="rId72">
+        <w:r>
+          <w:rPr>
+            <w:lang w:val="zh_TW" w:bidi="zh_TW"/>
+          </w:rPr>
+          <w:rPr>
+            <w:color w:val="0000EE"/>
+            <w:u w:val="single"/>
+          </w:rPr>
+          <w:t>番1:15</w:t>
+        </w:r>
+      </w:hyperlink>
+      <w:r>
+        <w:rPr>
+          <w:lang w:val="zh_TW" w:bidi="zh_TW"/>
+        </w:rPr>
+        <w:t>）。新約也提到這樣的黑暗，用來描述耶穌再來審判世界的時候（</w:t>
+      </w:r>
+      <w:hyperlink r:id="rId73">
+        <w:r>
+          <w:rPr>
+            <w:lang w:val="zh_TW" w:bidi="zh_TW"/>
+          </w:rPr>
+          <w:rPr>
+            <w:color w:val="0000EE"/>
+            <w:u w:val="single"/>
+          </w:rPr>
+          <w:t>太8:12</w:t>
         </w:r>
       </w:hyperlink>
       <w:r>
@@ -665,16 +1610,34 @@
         </w:rPr>
         <w:t>，</w:t>
       </w:r>
-      <w:hyperlink r:id="rId24">
-        <w:r>
-          <w:rPr>
-            <w:lang w:val="zh_TW" w:bidi="zh_TW"/>
-          </w:rPr>
-          <w:rPr>
-            <w:color w:val="0000EE"/>
-            <w:u w:val="single"/>
-          </w:rPr>
-          <w:t>11:10</w:t>
+      <w:hyperlink r:id="rId74">
+        <w:r>
+          <w:rPr>
+            <w:lang w:val="zh_TW" w:bidi="zh_TW"/>
+          </w:rPr>
+          <w:rPr>
+            <w:color w:val="0000EE"/>
+            <w:u w:val="single"/>
+          </w:rPr>
+          <w:t>22:13</w:t>
+        </w:r>
+      </w:hyperlink>
+      <w:r>
+        <w:rPr>
+          <w:lang w:val="zh_TW" w:bidi="zh_TW"/>
+        </w:rPr>
+        <w:t>，</w:t>
+      </w:r>
+      <w:hyperlink r:id="rId75">
+        <w:r>
+          <w:rPr>
+            <w:lang w:val="zh_TW" w:bidi="zh_TW"/>
+          </w:rPr>
+          <w:rPr>
+            <w:color w:val="0000EE"/>
+            <w:u w:val="single"/>
+          </w:rPr>
+          <w:t>25:30</w:t>
         </w:r>
       </w:hyperlink>
       <w:r>
@@ -683,34 +1646,16 @@
         </w:rPr>
         <w:t>；</w:t>
       </w:r>
-      <w:hyperlink r:id="rId25">
-        <w:r>
-          <w:rPr>
-            <w:lang w:val="zh_TW" w:bidi="zh_TW"/>
-          </w:rPr>
-          <w:rPr>
-            <w:color w:val="0000EE"/>
-            <w:u w:val="single"/>
-          </w:rPr>
-          <w:t>太24:38</w:t>
-        </w:r>
-      </w:hyperlink>
-      <w:r>
-        <w:rPr>
-          <w:lang w:val="zh_TW" w:bidi="zh_TW"/>
-        </w:rPr>
-        <w:t>–</w:t>
-      </w:r>
-      <w:hyperlink r:id="rId25">
-        <w:r>
-          <w:rPr>
-            <w:lang w:val="zh_TW" w:bidi="zh_TW"/>
-          </w:rPr>
-          <w:rPr>
-            <w:color w:val="0000EE"/>
-            <w:u w:val="single"/>
-          </w:rPr>
-          <w:t>39</w:t>
+      <w:hyperlink r:id="rId76">
+        <w:r>
+          <w:rPr>
+            <w:lang w:val="zh_TW" w:bidi="zh_TW"/>
+          </w:rPr>
+          <w:rPr>
+            <w:color w:val="0000EE"/>
+            <w:u w:val="single"/>
+          </w:rPr>
+          <w:t>彼後2:17</w:t>
         </w:r>
       </w:hyperlink>
       <w:r>
@@ -719,16 +1664,88 @@
         </w:rPr>
         <w:t>；</w:t>
       </w:r>
-      <w:hyperlink r:id="rId26">
-        <w:r>
-          <w:rPr>
-            <w:lang w:val="zh_TW" w:bidi="zh_TW"/>
-          </w:rPr>
-          <w:rPr>
-            <w:color w:val="0000EE"/>
-            <w:u w:val="single"/>
-          </w:rPr>
-          <w:t>路17:27</w:t>
+      <w:hyperlink r:id="rId77">
+        <w:r>
+          <w:rPr>
+            <w:lang w:val="zh_TW" w:bidi="zh_TW"/>
+          </w:rPr>
+          <w:rPr>
+            <w:color w:val="0000EE"/>
+            <w:u w:val="single"/>
+          </w:rPr>
+          <w:t>猶6、13</w:t>
+        </w:r>
+      </w:hyperlink>
+      <w:r>
+        <w:rPr>
+          <w:lang w:val="zh_TW" w:bidi="zh_TW"/>
+        </w:rPr>
+        <w:t>）。聖經說，人若認識神，就好像從黑暗進入光明（</w:t>
+      </w:r>
+      <w:hyperlink r:id="rId78">
+        <w:r>
+          <w:rPr>
+            <w:lang w:val="zh_TW" w:bidi="zh_TW"/>
+          </w:rPr>
+          <w:rPr>
+            <w:color w:val="0000EE"/>
+            <w:u w:val="single"/>
+          </w:rPr>
+          <w:t>賽9:2</w:t>
+        </w:r>
+      </w:hyperlink>
+      <w:r>
+        <w:rPr>
+          <w:lang w:val="zh_TW" w:bidi="zh_TW"/>
+        </w:rPr>
+        <w:t>，</w:t>
+      </w:r>
+      <w:hyperlink r:id="rId79">
+        <w:r>
+          <w:rPr>
+            <w:lang w:val="zh_TW" w:bidi="zh_TW"/>
+          </w:rPr>
+          <w:rPr>
+            <w:color w:val="0000EE"/>
+            <w:u w:val="single"/>
+          </w:rPr>
+          <w:t>29:18</w:t>
+        </w:r>
+      </w:hyperlink>
+      <w:r>
+        <w:rPr>
+          <w:lang w:val="zh_TW" w:bidi="zh_TW"/>
+        </w:rPr>
+        <w:t>，</w:t>
+      </w:r>
+      <w:hyperlink r:id="rId80">
+        <w:r>
+          <w:rPr>
+            <w:lang w:val="zh_TW" w:bidi="zh_TW"/>
+          </w:rPr>
+          <w:rPr>
+            <w:color w:val="0000EE"/>
+            <w:u w:val="single"/>
+          </w:rPr>
+          <w:t>42:7</w:t>
+        </w:r>
+      </w:hyperlink>
+      <w:r>
+        <w:rPr>
+          <w:lang w:val="zh_TW" w:bidi="zh_TW"/>
+        </w:rPr>
+        <w:t>）。黑暗不能成為人躲避神的地方（</w:t>
+      </w:r>
+      <w:hyperlink r:id="rId81">
+        <w:r>
+          <w:rPr>
+            <w:lang w:val="zh_TW" w:bidi="zh_TW"/>
+          </w:rPr>
+          <w:rPr>
+            <w:color w:val="0000EE"/>
+            <w:u w:val="single"/>
+          </w:rPr>
+          <w:t>伯34:22</w:t>
         </w:r>
       </w:hyperlink>
       <w:r>
@@ -737,59 +1754,41 @@
         </w:rPr>
         <w:t>；</w:t>
       </w:r>
-      <w:hyperlink r:id="rId27">
-        <w:r>
-          <w:rPr>
-            <w:lang w:val="zh_TW" w:bidi="zh_TW"/>
-          </w:rPr>
-          <w:rPr>
-            <w:color w:val="0000EE"/>
-            <w:u w:val="single"/>
-          </w:rPr>
-          <w:t>彼後2:5</w:t>
-        </w:r>
-      </w:hyperlink>
-      <w:r>
-        <w:rPr>
-          <w:lang w:val="zh_TW" w:bidi="zh_TW"/>
-        </w:rPr>
-        <w:t>）。在聖經裡，神降下洪水是因為人類的罪惡極其深重，「人在地上罪惡很大」（</w:t>
-      </w:r>
-      <w:hyperlink r:id="rId28">
-        <w:r>
-          <w:rPr>
-            <w:lang w:val="zh_TW" w:bidi="zh_TW"/>
-          </w:rPr>
-          <w:rPr>
-            <w:color w:val="0000EE"/>
-            <w:u w:val="single"/>
-          </w:rPr>
-          <w:t>創6:5</w:t>
-        </w:r>
-      </w:hyperlink>
-      <w:r>
-        <w:rPr>
-          <w:lang w:val="zh_TW" w:bidi="zh_TW"/>
-        </w:rPr>
-        <w:t>）。神決定毀滅全人類，重新開始，又揀選那些願意順服祂的人（參</w:t>
-      </w:r>
-      <w:hyperlink r:id="rId29">
-        <w:r>
-          <w:rPr>
-            <w:lang w:val="zh_TW" w:bidi="zh_TW"/>
-          </w:rPr>
-          <w:rPr>
-            <w:color w:val="0000EE"/>
-            <w:u w:val="single"/>
-          </w:rPr>
-          <w:t>創1:26–28</w:t>
-        </w:r>
-      </w:hyperlink>
-      <w:r>
-        <w:rPr>
-          <w:lang w:val="zh_TW" w:bidi="zh_TW"/>
-        </w:rPr>
-        <w:t>）。當時唯有挪亞、他的兒子和他們的妻子對耶和華忠心，神藉著他們在毀滅之後重建大地。</w:t>
+      <w:hyperlink r:id="rId82">
+        <w:r>
+          <w:rPr>
+            <w:lang w:val="zh_TW" w:bidi="zh_TW"/>
+          </w:rPr>
+          <w:rPr>
+            <w:color w:val="0000EE"/>
+            <w:u w:val="single"/>
+          </w:rPr>
+          <w:t>詩139:11–12</w:t>
+        </w:r>
+      </w:hyperlink>
+      <w:r>
+        <w:rPr>
+          <w:lang w:val="zh_TW" w:bidi="zh_TW"/>
+        </w:rPr>
+        <w:t>；</w:t>
+      </w:r>
+      <w:hyperlink r:id="rId83">
+        <w:r>
+          <w:rPr>
+            <w:lang w:val="zh_TW" w:bidi="zh_TW"/>
+          </w:rPr>
+          <w:rPr>
+            <w:color w:val="0000EE"/>
+            <w:u w:val="single"/>
+          </w:rPr>
+          <w:t>賽29:15</w:t>
+        </w:r>
+      </w:hyperlink>
+      <w:r>
+        <w:rPr>
+          <w:lang w:val="zh_TW" w:bidi="zh_TW"/>
+        </w:rPr>
+        <w:t>）。</w:t>
       </w:r>
     </w:p>
     <w:p>
@@ -801,389 +1800,6 @@
       </w:r>
       <w:r>
         <w:rPr>
-          <w:lang w:val="zh_TW" w:bidi="zh_TW"/>
-        </w:rPr>
-        <w:t>挪亞花了一百二十年建造一艘大船，同時警告世人神即將來臨的審判（</w:t>
-      </w:r>
-      <w:hyperlink r:id="rId30">
-        <w:r>
-          <w:rPr>
-            <w:lang w:val="zh_TW" w:bidi="zh_TW"/>
-          </w:rPr>
-          <w:rPr>
-            <w:color w:val="0000EE"/>
-            <w:u w:val="single"/>
-          </w:rPr>
-          <w:t>創6:3</w:t>
-        </w:r>
-      </w:hyperlink>
-      <w:r>
-        <w:rPr>
-          <w:lang w:val="zh_TW" w:bidi="zh_TW"/>
-        </w:rPr>
-        <w:t>；參</w:t>
-      </w:r>
-      <w:hyperlink r:id="rId31">
-        <w:r>
-          <w:rPr>
-            <w:lang w:val="zh_TW" w:bidi="zh_TW"/>
-          </w:rPr>
-          <w:rPr>
-            <w:color w:val="0000EE"/>
-            <w:u w:val="single"/>
-          </w:rPr>
-          <w:t>來11:7</w:t>
-        </w:r>
-      </w:hyperlink>
-      <w:r>
-        <w:rPr>
-          <w:lang w:val="zh_TW" w:bidi="zh_TW"/>
-        </w:rPr>
-        <w:t>；</w:t>
-      </w:r>
-      <w:hyperlink r:id="rId32">
-        <w:r>
-          <w:rPr>
-            <w:lang w:val="zh_TW" w:bidi="zh_TW"/>
-          </w:rPr>
-          <w:rPr>
-            <w:color w:val="0000EE"/>
-            <w:u w:val="single"/>
-          </w:rPr>
-          <w:t>彼前3:20</w:t>
-        </w:r>
-      </w:hyperlink>
-      <w:r>
-        <w:rPr>
-          <w:lang w:val="zh_TW" w:bidi="zh_TW"/>
-        </w:rPr>
-        <w:t>；</w:t>
-      </w:r>
-      <w:hyperlink r:id="rId27">
-        <w:r>
-          <w:rPr>
-            <w:lang w:val="zh_TW" w:bidi="zh_TW"/>
-          </w:rPr>
-          <w:rPr>
-            <w:color w:val="0000EE"/>
-            <w:u w:val="single"/>
-          </w:rPr>
-          <w:t>彼後2:5</w:t>
-        </w:r>
-      </w:hyperlink>
-      <w:r>
-        <w:rPr>
-          <w:lang w:val="zh_TW" w:bidi="zh_TW"/>
-        </w:rPr>
-        <w:t>）。當洪水來臨時，大雨傾盆而下，地底的泉源也湧上來（</w:t>
-      </w:r>
-      <w:hyperlink r:id="rId33">
-        <w:r>
-          <w:rPr>
-            <w:lang w:val="zh_TW" w:bidi="zh_TW"/>
-          </w:rPr>
-          <w:rPr>
-            <w:color w:val="0000EE"/>
-            <w:u w:val="single"/>
-          </w:rPr>
-          <w:t>創7:11</w:t>
-        </w:r>
-      </w:hyperlink>
-      <w:r>
-        <w:rPr>
-          <w:lang w:val="zh_TW" w:bidi="zh_TW"/>
-        </w:rPr>
-        <w:t>）;只有挪亞一家和他帶入方舟的各樣陸地動物得以倖存。洪水持續超過一年，最後水勢消退，大地重新乾涸（</w:t>
-      </w:r>
-      <w:hyperlink r:id="rId34">
-        <w:r>
-          <w:rPr>
-            <w:lang w:val="zh_TW" w:bidi="zh_TW"/>
-          </w:rPr>
-          <w:rPr>
-            <w:color w:val="0000EE"/>
-            <w:u w:val="single"/>
-          </w:rPr>
-          <w:t>創7:6</w:t>
-        </w:r>
-      </w:hyperlink>
-      <w:r>
-        <w:rPr>
-          <w:lang w:val="zh_TW" w:bidi="zh_TW"/>
-        </w:rPr>
-        <w:t>–</w:t>
-      </w:r>
-      <w:hyperlink r:id="rId34">
-        <w:r>
-          <w:rPr>
-            <w:lang w:val="zh_TW" w:bidi="zh_TW"/>
-          </w:rPr>
-          <w:rPr>
-            <w:color w:val="0000EE"/>
-            <w:u w:val="single"/>
-          </w:rPr>
-          <w:t>12、24</w:t>
-        </w:r>
-      </w:hyperlink>
-      <w:r>
-        <w:rPr>
-          <w:lang w:val="zh_TW" w:bidi="zh_TW"/>
-        </w:rPr>
-        <w:t>，</w:t>
-      </w:r>
-      <w:hyperlink r:id="rId35">
-        <w:r>
-          <w:rPr>
-            <w:lang w:val="zh_TW" w:bidi="zh_TW"/>
-          </w:rPr>
-          <w:rPr>
-            <w:color w:val="0000EE"/>
-            <w:u w:val="single"/>
-          </w:rPr>
-          <w:t>8:3</w:t>
-        </w:r>
-      </w:hyperlink>
-      <w:r>
-        <w:rPr>
-          <w:lang w:val="zh_TW" w:bidi="zh_TW"/>
-        </w:rPr>
-        <w:t>–</w:t>
-      </w:r>
-      <w:hyperlink r:id="rId35">
-        <w:r>
-          <w:rPr>
-            <w:lang w:val="zh_TW" w:bidi="zh_TW"/>
-          </w:rPr>
-          <w:rPr>
-            <w:color w:val="0000EE"/>
-            <w:u w:val="single"/>
-          </w:rPr>
-          <w:t>6、10</w:t>
-        </w:r>
-      </w:hyperlink>
-      <w:r>
-        <w:rPr>
-          <w:lang w:val="zh_TW" w:bidi="zh_TW"/>
-        </w:rPr>
-        <w:t>–</w:t>
-      </w:r>
-      <w:hyperlink r:id="rId35">
-        <w:r>
-          <w:rPr>
-            <w:lang w:val="zh_TW" w:bidi="zh_TW"/>
-          </w:rPr>
-          <w:rPr>
-            <w:color w:val="0000EE"/>
-            <w:u w:val="single"/>
-          </w:rPr>
-          <w:t>14</w:t>
-        </w:r>
-      </w:hyperlink>
-      <w:r>
-        <w:rPr>
-          <w:lang w:val="zh_TW" w:bidi="zh_TW"/>
-        </w:rPr>
-        <w:t>）。挪亞和家人出了方舟後，獻祭感謝神。神也應許不再以洪水毀滅全地。</w:t>
-      </w:r>
-    </w:p>
-    <w:p>
-      <w:pPr>
-        <w:pStyle w:val="Heading3"/>
-      </w:pPr>
-      <w:r>
-        <w:rPr>
-          <w:lang w:val="zh_TW" w:bidi="zh_TW"/>
-        </w:rPr>
-        <w:t>洪水的範圍</w:t>
-      </w:r>
-    </w:p>
-    <w:p>
-      <w:pPr/>
-      <w:r>
-        <w:rPr>
-          <w:lang w:val="zh_TW" w:bidi="zh_TW"/>
-        </w:rPr>
-      </w:r>
-      <w:r>
-        <w:rPr>
-          <w:lang w:val="zh_TW" w:bidi="zh_TW"/>
-        </w:rPr>
-        <w:t>相信洪水事件真實存在的學者，對於其範圍仍有不同看法。經文似乎暗示洪水淹沒全地，甚至高過最高的山頂（</w:t>
-      </w:r>
-      <w:hyperlink r:id="rId36">
-        <w:r>
-          <w:rPr>
-            <w:lang w:val="zh_TW" w:bidi="zh_TW"/>
-          </w:rPr>
-          <w:rPr>
-            <w:color w:val="0000EE"/>
-            <w:u w:val="single"/>
-          </w:rPr>
-          <w:t>創7:17</w:t>
-        </w:r>
-      </w:hyperlink>
-      <w:r>
-        <w:rPr>
-          <w:lang w:val="zh_TW" w:bidi="zh_TW"/>
-        </w:rPr>
-        <w:t>–</w:t>
-      </w:r>
-      <w:hyperlink r:id="rId36">
-        <w:r>
-          <w:rPr>
-            <w:lang w:val="zh_TW" w:bidi="zh_TW"/>
-          </w:rPr>
-          <w:rPr>
-            <w:color w:val="0000EE"/>
-            <w:u w:val="single"/>
-          </w:rPr>
-          <w:t>20</w:t>
-        </w:r>
-      </w:hyperlink>
-      <w:r>
-        <w:rPr>
-          <w:lang w:val="zh_TW" w:bidi="zh_TW"/>
-        </w:rPr>
-        <w:t>，</w:t>
-      </w:r>
-      <w:hyperlink r:id="rId37">
-        <w:r>
-          <w:rPr>
-            <w:lang w:val="zh_TW" w:bidi="zh_TW"/>
-          </w:rPr>
-          <w:rPr>
-            <w:color w:val="0000EE"/>
-            <w:u w:val="single"/>
-          </w:rPr>
-          <w:t>8:4</w:t>
-        </w:r>
-      </w:hyperlink>
-      <w:r>
-        <w:rPr>
-          <w:lang w:val="zh_TW" w:bidi="zh_TW"/>
-        </w:rPr>
-        <w:t>）。有人主張，經文所說「天下的高山都淹沒了」（</w:t>
-      </w:r>
-      <w:hyperlink r:id="rId38">
-        <w:r>
-          <w:rPr>
-            <w:lang w:val="zh_TW" w:bidi="zh_TW"/>
-          </w:rPr>
-          <w:rPr>
-            <w:color w:val="0000EE"/>
-            <w:u w:val="single"/>
-          </w:rPr>
-          <w:t>創7:19</w:t>
-        </w:r>
-      </w:hyperlink>
-      <w:r>
-        <w:rPr>
-          <w:lang w:val="zh_TW" w:bidi="zh_TW"/>
-        </w:rPr>
-        <w:t>），應當指整個地球都被水覆蓋。但也有人認為洪水只是局部性的，因為經文說「看起來」（譯註：英譯本有此字）彷彿全地都被淹沒。神想要毀滅人類，而當時人類可能只生活在美索不達米亞。因此，全球的洪水是沒有必要的。另外，「地」這個詞在聖經也常常不是按字面意思。在</w:t>
-      </w:r>
-      <w:hyperlink r:id="rId39">
-        <w:r>
-          <w:rPr>
-            <w:lang w:val="zh_TW" w:bidi="zh_TW"/>
-          </w:rPr>
-          <w:rPr>
-            <w:color w:val="0000EE"/>
-            <w:u w:val="single"/>
-          </w:rPr>
-          <w:t>創世記一章1節</w:t>
-        </w:r>
-      </w:hyperlink>
-      <w:r>
-        <w:rPr>
-          <w:lang w:val="zh_TW" w:bidi="zh_TW"/>
-        </w:rPr>
-        <w:t>中，「天地」指的是整個宇宙；「地」有時候也只是指一個國家（</w:t>
-      </w:r>
-      <w:hyperlink r:id="rId40">
-        <w:r>
-          <w:rPr>
-            <w:lang w:val="zh_TW" w:bidi="zh_TW"/>
-          </w:rPr>
-          <w:rPr>
-            <w:color w:val="0000EE"/>
-            <w:u w:val="single"/>
-          </w:rPr>
-          <w:t>創47:13</w:t>
-        </w:r>
-      </w:hyperlink>
-      <w:r>
-        <w:rPr>
-          <w:lang w:val="zh_TW" w:bidi="zh_TW"/>
-        </w:rPr>
-        <w:t>）、</w:t>
-      </w:r>
-      <w:r>
-        <w:rPr>
-          <w:lang w:val="zh_TW" w:bidi="zh_TW"/>
-        </w:rPr>
-        <w:t>一塊田</w:t>
-      </w:r>
-      <w:r>
-        <w:rPr>
-          <w:lang w:val="zh_TW" w:bidi="zh_TW"/>
-        </w:rPr>
-        <w:t>（</w:t>
-      </w:r>
-      <w:hyperlink r:id="rId41">
-        <w:r>
-          <w:rPr>
-            <w:lang w:val="zh_TW" w:bidi="zh_TW"/>
-          </w:rPr>
-          <w:rPr>
-            <w:color w:val="0000EE"/>
-            <w:u w:val="single"/>
-          </w:rPr>
-          <w:t>23:15</w:t>
-        </w:r>
-      </w:hyperlink>
-      <w:r>
-        <w:rPr>
-          <w:lang w:val="zh_TW" w:bidi="zh_TW"/>
-        </w:rPr>
-        <w:t>）等等。所以，我們不一定要認為創世記的洪水描述，是指全球被淹沒。</w:t>
-      </w:r>
-    </w:p>
-    <w:p>
-      <w:pPr/>
-      <w:r>
-        <w:rPr>
-          <w:lang w:val="zh_TW" w:bidi="zh_TW"/>
-        </w:rPr>
-      </w:r>
-      <w:r>
-        <w:rPr>
-          <w:lang w:val="zh_TW" w:bidi="zh_TW"/>
-        </w:rPr>
-        <w:t>有些相信洪水覆蓋全球的學者指出，許多高山頂上都有發現海洋化石，認為洪水必定覆蓋至山巔。反對者則認為所有的山原本就來自海洋，因此山上有海洋生物的證據屬，於合理現象。人們對洪水覆蓋全球還是部分地方的看法，往往取決於他們的神學信念和對聖經的解釋。參見</w:t>
-      </w:r>
-      <w:r>
-        <w:rPr>
-          <w:lang w:val="zh_TW" w:bidi="zh_TW"/>
-        </w:rPr>
-        <w:t>「洪水的科學證據？」</w:t>
-      </w:r>
-      <w:r>
-        <w:rPr>
-          <w:lang w:val="zh_TW" w:bidi="zh_TW"/>
-        </w:rPr>
-        <w:t>。</w:t>
-      </w:r>
-    </w:p>
-    <w:p>
-      <w:pPr/>
-      <w:r>
-        <w:rPr>
-          <w:lang w:val="zh_TW" w:bidi="zh_TW"/>
-        </w:rPr>
-      </w:r>
-      <w:r>
-        <w:rPr>
           <w:i/>
           <w:lang w:val="zh_TW" w:bidi="zh_TW"/>
         </w:rPr>
@@ -1193,19 +1809,7 @@
         <w:rPr>
           <w:lang w:val="zh_TW" w:bidi="zh_TW"/>
         </w:rPr>
-        <w:t>吉加墨詩史詩</w:t>
-      </w:r>
-      <w:r>
-        <w:rPr>
-          <w:lang w:val="zh_TW" w:bidi="zh_TW"/>
-        </w:rPr>
-        <w:t>；</w:t>
-      </w:r>
-      <w:r>
-        <w:rPr>
-          <w:lang w:val="zh_TW" w:bidi="zh_TW"/>
-        </w:rPr>
-        <w:t>挪亞 #1</w:t>
+        <w:t>光</w:t>
       </w:r>
       <w:r>
         <w:rPr>

--- a/zht/docx/060.content.docx
+++ b/zht/docx/060.content.docx
@@ -149,7 +149,7 @@
         <w:rPr>
           <w:lang w:val="zh_TW" w:bidi="zh_TW"/>
         </w:rPr>
-        <w:t>hei</w:t>
+        <w:t>he</w:t>
       </w:r>
       <w:r>
         <w:rPr>
@@ -212,7 +212,7 @@
         <w:rPr>
           <w:lang w:val="zh_TW" w:bidi="zh_TW"/>
         </w:rPr>
-        <w:t>黑暗</w:t>
+        <w:t>何巴</w:t>
       </w:r>
       <w:r>
         <w:rPr>
@@ -231,7 +231,1227 @@
         <w:rPr>
           <w:lang w:val="zh_TW" w:bidi="zh_TW"/>
         </w:rPr>
-        <w:t>缺乏光或光明。在聖經中，「黑暗」一詞通常帶有象徵意義，不僅僅是指沒有光的地方。</w:t>
+        <w:t>一位米甸人，與摩西的家族有親屬關係（</w:t>
+      </w:r>
+      <w:hyperlink r:id="rId13">
+        <w:r>
+          <w:rPr>
+            <w:lang w:val="zh_TW" w:bidi="zh_TW"/>
+          </w:rPr>
+          <w:rPr>
+            <w:color w:val="0000EE"/>
+            <w:u w:val="single"/>
+          </w:rPr>
+          <w:t>民10:29</w:t>
+        </w:r>
+      </w:hyperlink>
+      <w:r>
+        <w:rPr>
+          <w:lang w:val="zh_TW" w:bidi="zh_TW"/>
+        </w:rPr>
+        <w:t>；</w:t>
+      </w:r>
+      <w:hyperlink r:id="rId14">
+        <w:r>
+          <w:rPr>
+            <w:lang w:val="zh_TW" w:bidi="zh_TW"/>
+          </w:rPr>
+          <w:rPr>
+            <w:color w:val="0000EE"/>
+            <w:u w:val="single"/>
+          </w:rPr>
+          <w:t>士4:11</w:t>
+        </w:r>
+      </w:hyperlink>
+      <w:r>
+        <w:rPr>
+          <w:lang w:val="zh_TW" w:bidi="zh_TW"/>
+        </w:rPr>
+        <w:t>）。他可能是摩西的岳父，也可能是摩西的內兄。如果他是摩西的岳父，他還有另外兩個名字。他通常稱為葉忒羅（</w:t>
+      </w:r>
+      <w:hyperlink r:id="rId15">
+        <w:r>
+          <w:rPr>
+            <w:lang w:val="zh_TW" w:bidi="zh_TW"/>
+          </w:rPr>
+          <w:rPr>
+            <w:color w:val="0000EE"/>
+            <w:u w:val="single"/>
+          </w:rPr>
+          <w:t>出3:1</w:t>
+        </w:r>
+      </w:hyperlink>
+      <w:r>
+        <w:rPr>
+          <w:lang w:val="zh_TW" w:bidi="zh_TW"/>
+        </w:rPr>
+        <w:t>，</w:t>
+      </w:r>
+      <w:hyperlink r:id="rId16">
+        <w:r>
+          <w:rPr>
+            <w:lang w:val="zh_TW" w:bidi="zh_TW"/>
+          </w:rPr>
+          <w:rPr>
+            <w:color w:val="0000EE"/>
+            <w:u w:val="single"/>
+          </w:rPr>
+          <w:t>4:18</w:t>
+        </w:r>
+      </w:hyperlink>
+      <w:r>
+        <w:rPr>
+          <w:lang w:val="zh_TW" w:bidi="zh_TW"/>
+        </w:rPr>
+        <w:t>，</w:t>
+      </w:r>
+      <w:hyperlink r:id="rId17">
+        <w:r>
+          <w:rPr>
+            <w:lang w:val="zh_TW" w:bidi="zh_TW"/>
+          </w:rPr>
+          <w:rPr>
+            <w:color w:val="0000EE"/>
+            <w:u w:val="single"/>
+          </w:rPr>
+          <w:t>18:1–12</w:t>
+        </w:r>
+      </w:hyperlink>
+      <w:r>
+        <w:rPr>
+          <w:lang w:val="zh_TW" w:bidi="zh_TW"/>
+        </w:rPr>
+        <w:t>）。但他也被稱為流珥（</w:t>
+      </w:r>
+      <w:hyperlink r:id="rId18">
+        <w:r>
+          <w:rPr>
+            <w:lang w:val="zh_TW" w:bidi="zh_TW"/>
+          </w:rPr>
+          <w:rPr>
+            <w:color w:val="0000EE"/>
+            <w:u w:val="single"/>
+          </w:rPr>
+          <w:t>出2:18</w:t>
+        </w:r>
+      </w:hyperlink>
+      <w:r>
+        <w:rPr>
+          <w:lang w:val="zh_TW" w:bidi="zh_TW"/>
+        </w:rPr>
+        <w:t>）。葉忒羅是米甸的祭司（</w:t>
+      </w:r>
+      <w:hyperlink r:id="rId19">
+        <w:r>
+          <w:rPr>
+            <w:lang w:val="zh_TW" w:bidi="zh_TW"/>
+          </w:rPr>
+          <w:rPr>
+            <w:color w:val="0000EE"/>
+            <w:u w:val="single"/>
+          </w:rPr>
+          <w:t>出18:1</w:t>
+        </w:r>
+      </w:hyperlink>
+      <w:r>
+        <w:rPr>
+          <w:lang w:val="zh_TW" w:bidi="zh_TW"/>
+        </w:rPr>
+        <w:t>），也是基尼人祖先（</w:t>
+      </w:r>
+      <w:hyperlink r:id="rId14">
+        <w:r>
+          <w:rPr>
+            <w:lang w:val="zh_TW" w:bidi="zh_TW"/>
+          </w:rPr>
+          <w:rPr>
+            <w:color w:val="0000EE"/>
+            <w:u w:val="single"/>
+          </w:rPr>
+          <w:t>士4:11）</w:t>
+        </w:r>
+      </w:hyperlink>
+      <w:r>
+        <w:rPr>
+          <w:lang w:val="zh_TW" w:bidi="zh_TW"/>
+        </w:rPr>
+        <w:t>。</w:t>
+      </w:r>
+    </w:p>
+    <w:p>
+      <w:pPr/>
+      <w:r>
+        <w:rPr>
+          <w:lang w:val="zh_TW" w:bidi="zh_TW"/>
+        </w:rPr>
+      </w:r>
+      <w:r>
+        <w:rPr>
+          <w:lang w:val="zh_TW" w:bidi="zh_TW"/>
+        </w:rPr>
+        <w:t>學者無法確定何巴是摩西的岳父還是小舅子。在</w:t>
+      </w:r>
+      <w:hyperlink r:id="rId14">
+        <w:r>
+          <w:rPr>
+            <w:lang w:val="zh_TW" w:bidi="zh_TW"/>
+          </w:rPr>
+          <w:rPr>
+            <w:color w:val="0000EE"/>
+            <w:u w:val="single"/>
+          </w:rPr>
+          <w:t>士師記四章11節</w:t>
+        </w:r>
+      </w:hyperlink>
+      <w:r>
+        <w:rPr>
+          <w:lang w:val="zh_TW" w:bidi="zh_TW"/>
+        </w:rPr>
+        <w:t>中，何巴似乎就是葉忒羅。一些古代聖經抄本在</w:t>
+      </w:r>
+      <w:hyperlink r:id="rId20">
+        <w:r>
+          <w:rPr>
+            <w:lang w:val="zh_TW" w:bidi="zh_TW"/>
+          </w:rPr>
+          <w:rPr>
+            <w:color w:val="0000EE"/>
+            <w:u w:val="single"/>
+          </w:rPr>
+          <w:t>士師記一章16節</w:t>
+        </w:r>
+      </w:hyperlink>
+      <w:r>
+        <w:rPr>
+          <w:lang w:val="zh_TW" w:bidi="zh_TW"/>
+        </w:rPr>
+        <w:t>中提到「摩西的岳父是基尼人」時（譯註：和合本譯為：摩西的內兄是基尼人），加上了何巴這個名字。在</w:t>
+      </w:r>
+      <w:hyperlink r:id="rId18">
+        <w:r>
+          <w:rPr>
+            <w:lang w:val="zh_TW" w:bidi="zh_TW"/>
+          </w:rPr>
+          <w:rPr>
+            <w:color w:val="0000EE"/>
+            <w:u w:val="single"/>
+          </w:rPr>
+          <w:t>出埃及記二章18節</w:t>
+        </w:r>
+      </w:hyperlink>
+      <w:r>
+        <w:rPr>
+          <w:lang w:val="zh_TW" w:bidi="zh_TW"/>
+        </w:rPr>
+        <w:t>中提到流珥時，也加上了何巴這名字。然而，</w:t>
+      </w:r>
+      <w:hyperlink r:id="rId13">
+        <w:r>
+          <w:rPr>
+            <w:lang w:val="zh_TW" w:bidi="zh_TW"/>
+          </w:rPr>
+          <w:rPr>
+            <w:color w:val="0000EE"/>
+            <w:u w:val="single"/>
+          </w:rPr>
+          <w:t>民數記十章29節a</w:t>
+        </w:r>
+      </w:hyperlink>
+      <w:r>
+        <w:rPr>
+          <w:lang w:val="zh_TW" w:bidi="zh_TW"/>
+        </w:rPr>
+        <w:t>也可以理解為何巴是流珥的兒子（也就是摩西的小舅子）。在這段經文中，摩西請何巴帶領以色列人穿越曠野，因為何巴熟悉當地的地形。</w:t>
+      </w:r>
+    </w:p>
+    <w:p>
+      <w:pPr/>
+      <w:r>
+        <w:rPr>
+          <w:lang w:val="zh_TW" w:bidi="zh_TW"/>
+        </w:rPr>
+      </w:r>
+      <w:r>
+        <w:rPr>
+          <w:i/>
+          <w:lang w:val="zh_TW" w:bidi="zh_TW"/>
+        </w:rPr>
+        <w:t>另見</w:t>
+      </w:r>
+      <w:r>
+        <w:rPr>
+          <w:lang w:val="zh_TW" w:bidi="zh_TW"/>
+        </w:rPr>
+        <w:t xml:space="preserve"> </w:t>
+      </w:r>
+      <w:r>
+        <w:rPr>
+          <w:lang w:val="zh_TW" w:bidi="zh_TW"/>
+        </w:rPr>
+        <w:t>葉忒羅</w:t>
+      </w:r>
+      <w:r>
+        <w:rPr>
+          <w:lang w:val="zh_TW" w:bidi="zh_TW"/>
+        </w:rPr>
+        <w:t>。</w:t>
+      </w:r>
+      <w:r>
+        <w:rPr>
+          <w:lang w:val="zh_TW" w:bidi="zh_TW"/>
+        </w:rPr>
+      </w:r>
+      <w:r>
+        <w:rPr>
+          <w:lang w:val="zh_TW" w:bidi="zh_TW"/>
+        </w:rPr>
+      </w:r>
+    </w:p>
+    <w:p>
+      <w:pPr/>
+      <w:r>
+        <w:rPr>
+          <w:lang w:val="zh_TW" w:bidi="zh_TW"/>
+        </w:rPr>
+      </w:r>
+    </w:p>
+    <w:p>
+      <w:pPr>
+        <w:pStyle w:val="Heading2"/>
+      </w:pPr>
+      <w:r>
+        <w:rPr>
+          <w:lang w:val="zh_TW" w:bidi="zh_TW"/>
+        </w:rPr>
+        <w:t>何把</w:t>
+      </w:r>
+      <w:r>
+        <w:rPr>
+          <w:lang w:val="zh_TW" w:bidi="zh_TW"/>
+        </w:rPr>
+      </w:r>
+    </w:p>
+    <w:p>
+      <w:pPr/>
+      <w:r>
+        <w:rPr>
+          <w:lang w:val="zh_TW" w:bidi="zh_TW"/>
+        </w:rPr>
+      </w:r>
+      <w:r>
+        <w:rPr>
+          <w:lang w:val="zh_TW" w:bidi="zh_TW"/>
+        </w:rPr>
+        <w:t>亞伯拉罕追擊基大老瑪的軍隊時所到的地方（</w:t>
+      </w:r>
+      <w:hyperlink r:id="rId21">
+        <w:r>
+          <w:rPr>
+            <w:lang w:val="zh_TW" w:bidi="zh_TW"/>
+          </w:rPr>
+          <w:rPr>
+            <w:color w:val="0000EE"/>
+            <w:u w:val="single"/>
+          </w:rPr>
+          <w:t>創14:15</w:t>
+        </w:r>
+      </w:hyperlink>
+      <w:r>
+        <w:rPr>
+          <w:lang w:val="zh_TW" w:bidi="zh_TW"/>
+        </w:rPr>
+        <w:t>）。其位置不確定，但有各種說法。有些人認為是距大馬士革西北約50英里（80公里）的何把；另一些人則認為是阿瑪爾那信件中的胡北（Ube）地區；還有一些人認為是距大馬士革東方10英里（16公里）的伊勒·薩利希特（Tell el-Salihite）。</w:t>
+      </w:r>
+      <w:r>
+        <w:rPr>
+          <w:lang w:val="zh_TW" w:bidi="zh_TW"/>
+        </w:rPr>
+      </w:r>
+      <w:r>
+        <w:rPr>
+          <w:lang w:val="zh_TW" w:bidi="zh_TW"/>
+        </w:rPr>
+      </w:r>
+    </w:p>
+    <w:p>
+      <w:pPr/>
+      <w:r>
+        <w:rPr>
+          <w:lang w:val="zh_TW" w:bidi="zh_TW"/>
+        </w:rPr>
+      </w:r>
+    </w:p>
+    <w:p>
+      <w:pPr>
+        <w:pStyle w:val="Heading2"/>
+      </w:pPr>
+      <w:r>
+        <w:rPr>
+          <w:lang w:val="zh_TW" w:bidi="zh_TW"/>
+        </w:rPr>
+        <w:t>何珥山</w:t>
+      </w:r>
+      <w:r>
+        <w:rPr>
+          <w:lang w:val="zh_TW" w:bidi="zh_TW"/>
+        </w:rPr>
+      </w:r>
+    </w:p>
+    <w:p>
+      <w:pPr>
+        <w:pStyle w:val="ListNumber"/>
+        <w:numPr>
+          <w:ilvl w:val="0"/>
+          <w:numId w:val="14"/>
+        </w:numPr>
+        <w:spacing w:line="240" w:lineRule="auto"/>
+        <w:ind w:left="720"/>
+      </w:pPr>
+      <w:r>
+        <w:rPr>
+          <w:lang w:val="zh_TW" w:bidi="zh_TW"/>
+        </w:rPr>
+      </w:r>
+      <w:r>
+        <w:rPr>
+          <w:lang w:val="zh_TW" w:bidi="zh_TW"/>
+        </w:rPr>
+        <w:t>位於以東地邊界的一座山（</w:t>
+      </w:r>
+      <w:hyperlink r:id="rId22">
+        <w:r>
+          <w:rPr>
+            <w:lang w:val="zh_TW" w:bidi="zh_TW"/>
+          </w:rPr>
+          <w:rPr>
+            <w:color w:val="0000EE"/>
+            <w:u w:val="single"/>
+          </w:rPr>
+          <w:t>民20:23，</w:t>
+        </w:r>
+      </w:hyperlink>
+      <w:hyperlink r:id="rId23">
+        <w:r>
+          <w:rPr>
+            <w:lang w:val="zh_TW" w:bidi="zh_TW"/>
+          </w:rPr>
+          <w:rPr>
+            <w:color w:val="0000EE"/>
+            <w:u w:val="single"/>
+          </w:rPr>
+          <w:t>33:37</w:t>
+        </w:r>
+      </w:hyperlink>
+      <w:r>
+        <w:rPr>
+          <w:lang w:val="zh_TW" w:bidi="zh_TW"/>
+        </w:rPr>
+        <w:t>）。以色列人在曠野漂流將近四十年後（</w:t>
+      </w:r>
+      <w:hyperlink r:id="rId24">
+        <w:r>
+          <w:rPr>
+            <w:lang w:val="zh_TW" w:bidi="zh_TW"/>
+          </w:rPr>
+          <w:rPr>
+            <w:color w:val="0000EE"/>
+            <w:u w:val="single"/>
+          </w:rPr>
+          <w:t>申2:14</w:t>
+        </w:r>
+      </w:hyperlink>
+      <w:r>
+        <w:rPr>
+          <w:lang w:val="zh_TW" w:bidi="zh_TW"/>
+        </w:rPr>
+        <w:t>），首先來到何珥山（</w:t>
+      </w:r>
+      <w:hyperlink r:id="rId25">
+        <w:r>
+          <w:rPr>
+            <w:lang w:val="zh_TW" w:bidi="zh_TW"/>
+          </w:rPr>
+          <w:rPr>
+            <w:color w:val="0000EE"/>
+            <w:u w:val="single"/>
+          </w:rPr>
+          <w:t>民20:22</w:t>
+        </w:r>
+      </w:hyperlink>
+      <w:r>
+        <w:rPr>
+          <w:lang w:val="zh_TW" w:bidi="zh_TW"/>
+        </w:rPr>
+        <w:t>）。摩西的哥哥亞倫因為在米利巴沒有遵行耶和華的吩咐（</w:t>
+      </w:r>
+      <w:hyperlink r:id="rId26">
+        <w:r>
+          <w:rPr>
+            <w:lang w:val="zh_TW" w:bidi="zh_TW"/>
+          </w:rPr>
+          <w:rPr>
+            <w:color w:val="0000EE"/>
+            <w:u w:val="single"/>
+          </w:rPr>
+          <w:t>民20:7–13、24</w:t>
+        </w:r>
+      </w:hyperlink>
+      <w:r>
+        <w:rPr>
+          <w:lang w:val="zh_TW" w:bidi="zh_TW"/>
+        </w:rPr>
+        <w:t>），所以不得進入迦南。亞倫在何珥山山頂脫下祭司的聖衣，由他的兒子以利亞撒穿上，亞倫就在那裡去世，享年123歲（</w:t>
+      </w:r>
+      <w:hyperlink r:id="rId27">
+        <w:r>
+          <w:rPr>
+            <w:lang w:val="zh_TW" w:bidi="zh_TW"/>
+          </w:rPr>
+          <w:rPr>
+            <w:color w:val="0000EE"/>
+            <w:u w:val="single"/>
+          </w:rPr>
+          <w:t>民20:25–29</w:t>
+        </w:r>
+      </w:hyperlink>
+      <w:r>
+        <w:rPr>
+          <w:lang w:val="zh_TW" w:bidi="zh_TW"/>
+        </w:rPr>
+        <w:t>）。後來，摩西也受了相似的懲罰，他死在尼波山，這件事與亞倫死在何珥山的事件相提並論（</w:t>
+      </w:r>
+      <w:hyperlink r:id="rId28">
+        <w:r>
+          <w:rPr>
+            <w:lang w:val="zh_TW" w:bidi="zh_TW"/>
+          </w:rPr>
+          <w:rPr>
+            <w:color w:val="0000EE"/>
+            <w:u w:val="single"/>
+          </w:rPr>
+          <w:t>申32:49–51</w:t>
+        </w:r>
+      </w:hyperlink>
+      <w:r>
+        <w:rPr>
+          <w:lang w:val="zh_TW" w:bidi="zh_TW"/>
+        </w:rPr>
+        <w:t>）。根據</w:t>
+      </w:r>
+      <w:hyperlink r:id="rId29">
+        <w:r>
+          <w:rPr>
+            <w:lang w:val="zh_TW" w:bidi="zh_TW"/>
+          </w:rPr>
+          <w:rPr>
+            <w:color w:val="0000EE"/>
+            <w:u w:val="single"/>
+          </w:rPr>
+          <w:t>申命記十章6節</w:t>
+        </w:r>
+      </w:hyperlink>
+      <w:r>
+        <w:rPr>
+          <w:lang w:val="zh_TW" w:bidi="zh_TW"/>
+        </w:rPr>
+        <w:t>，亞倫死在摩西拉（可能是</w:t>
+      </w:r>
+      <w:hyperlink r:id="rId30">
+        <w:r>
+          <w:rPr>
+            <w:lang w:val="zh_TW" w:bidi="zh_TW"/>
+          </w:rPr>
+          <w:rPr>
+            <w:color w:val="0000EE"/>
+            <w:u w:val="single"/>
+          </w:rPr>
+          <w:t>民33:30–31</w:t>
+        </w:r>
+      </w:hyperlink>
+      <w:r>
+        <w:rPr>
+          <w:lang w:val="zh_TW" w:bidi="zh_TW"/>
+        </w:rPr>
+        <w:t>中的摩西錄），並葬在那裡。因此這地方必定非常靠近何珥山，甚至可能就是何珥山的一部分。</w:t>
+        <w:br/>
+      </w:r>
+      <w:r>
+        <w:rPr>
+          <w:lang w:val="zh_TW" w:bidi="zh_TW"/>
+        </w:rPr>
+        <w:t>何珥山的確切位置至今仍未確定。傳統認為它是哈倫先知山（Jebel Nebi Harun，意思是「先知亞倫之山」），海拔約4,800英尺（1.5公里），也是以東最高的山。穆斯林認為山頂的一座小建築就是亞倫的墳墓。然而，哈倫先知山位於佩特拉（Petra）附近，在以東腹地，距離加低斯東邊太遠，相較之下，馬代拉山（Jebel Madeira）更可能是這座山。它位於以東西北邊界，距離加低斯東北約15英里（24公里）。此外，希伯來文hor可能只是「山」的意思（如</w:t>
+      </w:r>
+      <w:hyperlink r:id="rId31">
+        <w:r>
+          <w:rPr>
+            <w:lang w:val="zh_TW" w:bidi="zh_TW"/>
+          </w:rPr>
+          <w:rPr>
+            <w:color w:val="0000EE"/>
+            <w:u w:val="single"/>
+          </w:rPr>
+          <w:t>創49:26</w:t>
+        </w:r>
+      </w:hyperlink>
+      <w:r>
+        <w:rPr>
+          <w:lang w:val="zh_TW" w:bidi="zh_TW"/>
+        </w:rPr>
+        <w:t>），因此「何珥山」可能只是「群山之山」或「高山」的意思，而不是專有名稱。</w:t>
+      </w:r>
+    </w:p>
+    <w:p>
+      <w:pPr>
+        <w:pStyle w:val="ListNumber"/>
+        <w:spacing w:line="240" w:lineRule="auto"/>
+        <w:ind w:left="720"/>
+      </w:pPr>
+      <w:r>
+        <w:rPr>
+          <w:lang w:val="zh_TW" w:bidi="zh_TW"/>
+        </w:rPr>
+      </w:r>
+      <w:r>
+        <w:rPr>
+          <w:lang w:val="zh_TW" w:bidi="zh_TW"/>
+        </w:rPr>
+        <w:t>另一座位於北方邊界的山（</w:t>
+      </w:r>
+      <w:hyperlink r:id="rId32">
+        <w:r>
+          <w:rPr>
+            <w:lang w:val="zh_TW" w:bidi="zh_TW"/>
+          </w:rPr>
+          <w:rPr>
+            <w:color w:val="0000EE"/>
+            <w:u w:val="single"/>
+          </w:rPr>
+          <w:t>民34:7–8</w:t>
+        </w:r>
+      </w:hyperlink>
+      <w:r>
+        <w:rPr>
+          <w:lang w:val="zh_TW" w:bidi="zh_TW"/>
+        </w:rPr>
+        <w:t>），一般認為是黑門山或阿卡爾山（Jebel Akkar），也可能只是指一座特別高的山。</w:t>
+      </w:r>
+      <w:r>
+        <w:rPr>
+          <w:lang w:val="zh_TW" w:bidi="zh_TW"/>
+        </w:rPr>
+      </w:r>
+      <w:r>
+        <w:rPr>
+          <w:lang w:val="zh_TW" w:bidi="zh_TW"/>
+        </w:rPr>
+      </w:r>
+    </w:p>
+    <w:p>
+      <w:pPr/>
+      <w:r>
+        <w:rPr>
+          <w:lang w:val="zh_TW" w:bidi="zh_TW"/>
+        </w:rPr>
+      </w:r>
+    </w:p>
+    <w:p>
+      <w:pPr>
+        <w:pStyle w:val="Heading2"/>
+      </w:pPr>
+      <w:r>
+        <w:rPr>
+          <w:lang w:val="zh_TW" w:bidi="zh_TW"/>
+        </w:rPr>
+        <w:t>何利</w:t>
+      </w:r>
+      <w:r>
+        <w:rPr>
+          <w:lang w:val="zh_TW" w:bidi="zh_TW"/>
+        </w:rPr>
+      </w:r>
+    </w:p>
+    <w:p>
+      <w:pPr>
+        <w:pStyle w:val="ListNumber"/>
+        <w:numPr>
+          <w:ilvl w:val="0"/>
+          <w:numId w:val="15"/>
+        </w:numPr>
+        <w:spacing w:line="240" w:lineRule="auto"/>
+        <w:ind w:left="720"/>
+      </w:pPr>
+      <w:r>
+        <w:rPr>
+          <w:lang w:val="zh_TW" w:bidi="zh_TW"/>
+        </w:rPr>
+      </w:r>
+      <w:r>
+        <w:rPr>
+          <w:lang w:val="zh_TW" w:bidi="zh_TW"/>
+        </w:rPr>
+        <w:t>羅坍的長子。羅坍是以東地一個何利人宗族的祖先（</w:t>
+      </w:r>
+      <w:hyperlink r:id="rId33">
+        <w:r>
+          <w:rPr>
+            <w:lang w:val="zh_TW" w:bidi="zh_TW"/>
+          </w:rPr>
+          <w:rPr>
+            <w:color w:val="0000EE"/>
+            <w:u w:val="single"/>
+          </w:rPr>
+          <w:t>創36:22</w:t>
+        </w:r>
+      </w:hyperlink>
+      <w:r>
+        <w:rPr>
+          <w:lang w:val="zh_TW" w:bidi="zh_TW"/>
+        </w:rPr>
+        <w:t>；</w:t>
+      </w:r>
+      <w:hyperlink r:id="rId34">
+        <w:r>
+          <w:rPr>
+            <w:lang w:val="zh_TW" w:bidi="zh_TW"/>
+          </w:rPr>
+          <w:rPr>
+            <w:color w:val="0000EE"/>
+            <w:u w:val="single"/>
+          </w:rPr>
+          <w:t>代上1:39</w:t>
+        </w:r>
+      </w:hyperlink>
+      <w:r>
+        <w:rPr>
+          <w:lang w:val="zh_TW" w:bidi="zh_TW"/>
+        </w:rPr>
+        <w:t>）。</w:t>
+      </w:r>
+    </w:p>
+    <w:p>
+      <w:pPr>
+        <w:pStyle w:val="ListNumber"/>
+        <w:spacing w:line="240" w:lineRule="auto"/>
+        <w:ind w:left="720"/>
+      </w:pPr>
+      <w:r>
+        <w:rPr>
+          <w:lang w:val="zh_TW" w:bidi="zh_TW"/>
+        </w:rPr>
+      </w:r>
+      <w:r>
+        <w:rPr>
+          <w:lang w:val="zh_TW" w:bidi="zh_TW"/>
+        </w:rPr>
+        <w:t>沙法的父親，屬於西緬支派。沙法是摩西派去窺探迦南地的十二個探子之一（</w:t>
+      </w:r>
+      <w:hyperlink r:id="rId35">
+        <w:r>
+          <w:rPr>
+            <w:lang w:val="zh_TW" w:bidi="zh_TW"/>
+          </w:rPr>
+          <w:rPr>
+            <w:color w:val="0000EE"/>
+            <w:u w:val="single"/>
+          </w:rPr>
+          <w:t>民13:5</w:t>
+        </w:r>
+      </w:hyperlink>
+      <w:r>
+        <w:rPr>
+          <w:lang w:val="zh_TW" w:bidi="zh_TW"/>
+        </w:rPr>
+        <w:t>）。</w:t>
+      </w:r>
+      <w:r>
+        <w:rPr>
+          <w:lang w:val="zh_TW" w:bidi="zh_TW"/>
+        </w:rPr>
+      </w:r>
+      <w:r>
+        <w:rPr>
+          <w:lang w:val="zh_TW" w:bidi="zh_TW"/>
+        </w:rPr>
+      </w:r>
+    </w:p>
+    <w:p>
+      <w:pPr/>
+      <w:r>
+        <w:rPr>
+          <w:lang w:val="zh_TW" w:bidi="zh_TW"/>
+        </w:rPr>
+      </w:r>
+    </w:p>
+    <w:p>
+      <w:pPr>
+        <w:pStyle w:val="Heading2"/>
+      </w:pPr>
+      <w:r>
+        <w:rPr>
+          <w:lang w:val="zh_TW" w:bidi="zh_TW"/>
+        </w:rPr>
+        <w:t>何利人</w:t>
+      </w:r>
+      <w:r>
+        <w:rPr>
+          <w:lang w:val="zh_TW" w:bidi="zh_TW"/>
+        </w:rPr>
+      </w:r>
+    </w:p>
+    <w:p>
+      <w:pPr/>
+      <w:r>
+        <w:rPr>
+          <w:lang w:val="zh_TW" w:bidi="zh_TW"/>
+        </w:rPr>
+      </w:r>
+      <w:r>
+        <w:rPr>
+          <w:lang w:val="zh_TW" w:bidi="zh_TW"/>
+        </w:rPr>
+        <w:t>傳統認為他們是住在西珥山洞穴的人，他們在以東人之前居住該處，被稱為西珥的子孫（</w:t>
+      </w:r>
+      <w:hyperlink r:id="rId36">
+        <w:r>
+          <w:rPr>
+            <w:lang w:val="zh_TW" w:bidi="zh_TW"/>
+          </w:rPr>
+          <w:rPr>
+            <w:color w:val="0000EE"/>
+            <w:u w:val="single"/>
+          </w:rPr>
+          <w:t>創36:20</w:t>
+        </w:r>
+      </w:hyperlink>
+      <w:r>
+        <w:rPr>
+          <w:lang w:val="zh_TW" w:bidi="zh_TW"/>
+        </w:rPr>
+        <w:t>）。在聖經中，他們被基大老瑪和他的盟友擊敗（</w:t>
+      </w:r>
+      <w:hyperlink r:id="rId37">
+        <w:r>
+          <w:rPr>
+            <w:lang w:val="zh_TW" w:bidi="zh_TW"/>
+          </w:rPr>
+          <w:rPr>
+            <w:color w:val="0000EE"/>
+            <w:u w:val="single"/>
+          </w:rPr>
+          <w:t>創14:6</w:t>
+        </w:r>
+      </w:hyperlink>
+      <w:r>
+        <w:rPr>
+          <w:lang w:val="zh_TW" w:bidi="zh_TW"/>
+        </w:rPr>
+        <w:t>）。他們由族長統治（</w:t>
+      </w:r>
+      <w:hyperlink r:id="rId38">
+        <w:r>
+          <w:rPr>
+            <w:lang w:val="zh_TW" w:bidi="zh_TW"/>
+          </w:rPr>
+          <w:rPr>
+            <w:color w:val="0000EE"/>
+            <w:u w:val="single"/>
+          </w:rPr>
+          <w:t>創36:29–30</w:t>
+        </w:r>
+      </w:hyperlink>
+      <w:r>
+        <w:rPr>
+          <w:lang w:val="zh_TW" w:bidi="zh_TW"/>
+        </w:rPr>
+        <w:t>），最終被以掃的後代消滅（</w:t>
+      </w:r>
+      <w:hyperlink r:id="rId39">
+        <w:r>
+          <w:rPr>
+            <w:lang w:val="zh_TW" w:bidi="zh_TW"/>
+          </w:rPr>
+          <w:rPr>
+            <w:color w:val="0000EE"/>
+            <w:u w:val="single"/>
+          </w:rPr>
+          <w:t>申2:12、22</w:t>
+        </w:r>
+      </w:hyperlink>
+      <w:r>
+        <w:rPr>
+          <w:lang w:val="zh_TW" w:bidi="zh_TW"/>
+        </w:rPr>
+        <w:t>）。</w:t>
+      </w:r>
+    </w:p>
+    <w:p>
+      <w:pPr/>
+      <w:r>
+        <w:rPr>
+          <w:lang w:val="zh_TW" w:bidi="zh_TW"/>
+        </w:rPr>
+      </w:r>
+      <w:r>
+        <w:rPr>
+          <w:lang w:val="zh_TW" w:bidi="zh_TW"/>
+        </w:rPr>
+        <w:t>自從發現戶利安人是許多近東民族的前身開始，「何利人」這個流行且出自聖經的詞源，就一直受到爭議。戶利安人是來自山上的非閃族人。大約在公元前二千年，他們遷移到美索不達米亞的北部和東北部，後來移居到敘利亞和巴勒斯坦地區。由於戶利安語在約旦河西部地區盛行，且從語音上看，舊約希伯來語中的「何利人」對應聖經外的「戶利安」，因此幾位學者和翻譯者用「戶利安」代替「何利人」。許多人將屬於戶利安語言和文化群體的希未人與何利人等同起來。這些評鑒學者認為何利人（Ho</w:t>
+      </w:r>
+      <w:r>
+        <w:rPr>
+          <w:i/>
+          <w:lang w:val="zh_TW" w:bidi="zh_TW"/>
+        </w:rPr>
+        <w:t>r</w:t>
+      </w:r>
+      <w:r>
+        <w:rPr>
+          <w:lang w:val="zh_TW" w:bidi="zh_TW"/>
+        </w:rPr>
+        <w:t>ite）中的</w:t>
+      </w:r>
+      <w:r>
+        <w:rPr>
+          <w:i/>
+          <w:lang w:val="zh_TW" w:bidi="zh_TW"/>
+        </w:rPr>
+        <w:t>r(esh)</w:t>
+      </w:r>
+      <w:r>
+        <w:rPr>
+          <w:lang w:val="zh_TW" w:bidi="zh_TW"/>
+        </w:rPr>
+        <w:t>，在早期文本被誤認希未人（Hivite）中的</w:t>
+      </w:r>
+      <w:r>
+        <w:rPr>
+          <w:i/>
+          <w:lang w:val="zh_TW" w:bidi="zh_TW"/>
+        </w:rPr>
+        <w:t>w(aw)</w:t>
+      </w:r>
+      <w:r>
+        <w:rPr>
+          <w:lang w:val="zh_TW" w:bidi="zh_TW"/>
+        </w:rPr>
+        <w:t>。</w:t>
+      </w:r>
+      <w:hyperlink r:id="rId40">
+        <w:r>
+          <w:rPr>
+            <w:lang w:val="zh_TW" w:bidi="zh_TW"/>
+          </w:rPr>
+          <w:rPr>
+            <w:color w:val="0000EE"/>
+            <w:u w:val="single"/>
+          </w:rPr>
+          <w:t>創世記三十六章20至30節</w:t>
+        </w:r>
+      </w:hyperlink>
+      <w:r>
+        <w:rPr>
+          <w:lang w:val="zh_TW" w:bidi="zh_TW"/>
+        </w:rPr>
+        <w:t>中的祭便被稱為何利人，而在第</w:t>
+      </w:r>
+      <w:hyperlink r:id="rId41">
+        <w:r>
+          <w:rPr>
+            <w:lang w:val="zh_TW" w:bidi="zh_TW"/>
+          </w:rPr>
+          <w:rPr>
+            <w:color w:val="0000EE"/>
+            <w:u w:val="single"/>
+          </w:rPr>
+          <w:t>2</w:t>
+        </w:r>
+      </w:hyperlink>
+      <w:r>
+        <w:rPr>
+          <w:lang w:val="zh_TW" w:bidi="zh_TW"/>
+        </w:rPr>
+        <w:t>節中，此人被稱為希未人。</w:t>
+      </w:r>
+      <w:hyperlink r:id="rId42">
+        <w:r>
+          <w:rPr>
+            <w:lang w:val="zh_TW" w:bidi="zh_TW"/>
+          </w:rPr>
+          <w:rPr>
+            <w:color w:val="0000EE"/>
+            <w:u w:val="single"/>
+          </w:rPr>
+          <w:t>約書亞記九章7節</w:t>
+        </w:r>
+      </w:hyperlink>
+      <w:r>
+        <w:rPr>
+          <w:lang w:val="zh_TW" w:bidi="zh_TW"/>
+        </w:rPr>
+        <w:t>和</w:t>
+      </w:r>
+      <w:hyperlink r:id="rId43">
+        <w:r>
+          <w:rPr>
+            <w:lang w:val="zh_TW" w:bidi="zh_TW"/>
+          </w:rPr>
+          <w:rPr>
+            <w:color w:val="0000EE"/>
+            <w:u w:val="single"/>
+          </w:rPr>
+          <w:t>創世記三十四章2節</w:t>
+        </w:r>
+      </w:hyperlink>
+      <w:r>
+        <w:rPr>
+          <w:lang w:val="zh_TW" w:bidi="zh_TW"/>
+        </w:rPr>
+        <w:t>的七十士譯本中是「何利人」，而馬所拉文本則為「希未人」。一些七十士譯本的抄本將馬所拉文本中的「希未人」寫作「赫人」（</w:t>
+      </w:r>
+      <w:hyperlink r:id="rId44">
+        <w:r>
+          <w:rPr>
+            <w:lang w:val="zh_TW" w:bidi="zh_TW"/>
+          </w:rPr>
+          <w:rPr>
+            <w:color w:val="0000EE"/>
+            <w:u w:val="single"/>
+          </w:rPr>
+          <w:t>書11:3</w:t>
+        </w:r>
+      </w:hyperlink>
+      <w:r>
+        <w:rPr>
+          <w:lang w:val="zh_TW" w:bidi="zh_TW"/>
+        </w:rPr>
+        <w:t>，</w:t>
+      </w:r>
+      <w:hyperlink r:id="rId45">
+        <w:r>
+          <w:rPr>
+            <w:lang w:val="zh_TW" w:bidi="zh_TW"/>
+          </w:rPr>
+          <w:rPr>
+            <w:color w:val="0000EE"/>
+            <w:u w:val="single"/>
+          </w:rPr>
+          <w:t>士3:3</w:t>
+        </w:r>
+      </w:hyperlink>
+      <w:r>
+        <w:rPr>
+          <w:lang w:val="zh_TW" w:bidi="zh_TW"/>
+        </w:rPr>
+        <w:t>）。在</w:t>
+      </w:r>
+      <w:hyperlink r:id="rId41">
+        <w:r>
+          <w:rPr>
+            <w:lang w:val="zh_TW" w:bidi="zh_TW"/>
+          </w:rPr>
+          <w:rPr>
+            <w:color w:val="0000EE"/>
+            <w:u w:val="single"/>
+          </w:rPr>
+          <w:t>創世記三十六章2節</w:t>
+        </w:r>
+      </w:hyperlink>
+      <w:r>
+        <w:rPr>
+          <w:lang w:val="zh_TW" w:bidi="zh_TW"/>
+        </w:rPr>
+        <w:t>中，現存的希伯來抄本錯誤地將「何利人」寫作「希未人」。看來舊約中的這些經文不適用於戶利安人，何利人的個人名字也不符合戶利安的例子（</w:t>
+      </w:r>
+      <w:hyperlink r:id="rId40">
+        <w:r>
+          <w:rPr>
+            <w:lang w:val="zh_TW" w:bidi="zh_TW"/>
+          </w:rPr>
+          <w:rPr>
+            <w:color w:val="0000EE"/>
+            <w:u w:val="single"/>
+          </w:rPr>
+          <w:t>創36:20–30</w:t>
+        </w:r>
+      </w:hyperlink>
+      <w:r>
+        <w:rPr>
+          <w:lang w:val="zh_TW" w:bidi="zh_TW"/>
+        </w:rPr>
+        <w:t>）。他們似乎是閃族人。何利人來自約旦河東岸，是以東人的前身（</w:t>
+      </w:r>
+      <w:hyperlink r:id="rId37">
+        <w:r>
+          <w:rPr>
+            <w:lang w:val="zh_TW" w:bidi="zh_TW"/>
+          </w:rPr>
+          <w:rPr>
+            <w:color w:val="0000EE"/>
+            <w:u w:val="single"/>
+          </w:rPr>
+          <w:t>14:6</w:t>
+        </w:r>
+      </w:hyperlink>
+      <w:r>
+        <w:rPr>
+          <w:lang w:val="zh_TW" w:bidi="zh_TW"/>
+        </w:rPr>
+        <w:t>）。後來所說的何利人可能是指西部的何利人，他們可能是戶利安人（</w:t>
+      </w:r>
+      <w:hyperlink r:id="rId46">
+        <w:r>
+          <w:rPr>
+            <w:lang w:val="zh_TW" w:bidi="zh_TW"/>
+          </w:rPr>
+          <w:rPr>
+            <w:color w:val="0000EE"/>
+            <w:u w:val="single"/>
+          </w:rPr>
+          <w:t>賽17:9</w:t>
+        </w:r>
+      </w:hyperlink>
+      <w:r>
+        <w:rPr>
+          <w:lang w:val="zh_TW" w:bidi="zh_TW"/>
+        </w:rPr>
+        <w:t>），非閃族，但與以東人的前身東部何利人截然不同。</w:t>
+      </w:r>
+      <w:hyperlink r:id="rId43">
+        <w:r>
+          <w:rPr>
+            <w:lang w:val="zh_TW" w:bidi="zh_TW"/>
+          </w:rPr>
+          <w:rPr>
+            <w:color w:val="0000EE"/>
+            <w:u w:val="single"/>
+          </w:rPr>
+          <w:t>創世記三十章2節</w:t>
+        </w:r>
+      </w:hyperlink>
+      <w:r>
+        <w:rPr>
+          <w:lang w:val="zh_TW" w:bidi="zh_TW"/>
+        </w:rPr>
+        <w:t>和</w:t>
+      </w:r>
+      <w:hyperlink r:id="rId42">
+        <w:r>
+          <w:rPr>
+            <w:lang w:val="zh_TW" w:bidi="zh_TW"/>
+          </w:rPr>
+          <w:rPr>
+            <w:color w:val="0000EE"/>
+            <w:u w:val="single"/>
+          </w:rPr>
+          <w:t>約書亞記九章7節</w:t>
+        </w:r>
+      </w:hyperlink>
+      <w:r>
+        <w:rPr>
+          <w:lang w:val="zh_TW" w:bidi="zh_TW"/>
+        </w:rPr>
+        <w:t>的希伯來文抄本，與七十士譯本譯者所用的抄本，可能來自不同譜系的抄本，其中保留了其自身的民族傳統。將希未人和何利人，視為在語言和文化上與戶利安人有關的民族群體，似乎較為理想。</w:t>
+      </w:r>
+    </w:p>
+    <w:p>
+      <w:pPr/>
+      <w:r>
+        <w:rPr>
+          <w:lang w:val="zh_TW" w:bidi="zh_TW"/>
+        </w:rPr>
+      </w:r>
+      <w:r>
+        <w:rPr>
+          <w:i/>
+          <w:lang w:val="zh_TW" w:bidi="zh_TW"/>
+        </w:rPr>
+        <w:t>另見</w:t>
+      </w:r>
+      <w:r>
+        <w:rPr>
+          <w:lang w:val="zh_TW" w:bidi="zh_TW"/>
+        </w:rPr>
+        <w:t>戶利安人</w:t>
+      </w:r>
+      <w:r>
+        <w:rPr>
+          <w:lang w:val="zh_TW" w:bidi="zh_TW"/>
+        </w:rPr>
+        <w:t>、</w:t>
+      </w:r>
+      <w:r>
+        <w:rPr>
+          <w:lang w:val="zh_TW" w:bidi="zh_TW"/>
+        </w:rPr>
+        <w:t>希未人</w:t>
+      </w:r>
+      <w:r>
+        <w:rPr>
+          <w:lang w:val="zh_TW" w:bidi="zh_TW"/>
+        </w:rPr>
+        <w:t>。</w:t>
+      </w:r>
+      <w:r>
+        <w:rPr>
+          <w:lang w:val="zh_TW" w:bidi="zh_TW"/>
+        </w:rPr>
+      </w:r>
+      <w:r>
+        <w:rPr>
+          <w:lang w:val="zh_TW" w:bidi="zh_TW"/>
+        </w:rPr>
+      </w:r>
+    </w:p>
+    <w:p>
+      <w:pPr/>
+      <w:r>
+        <w:rPr>
+          <w:lang w:val="zh_TW" w:bidi="zh_TW"/>
+        </w:rPr>
+      </w:r>
+    </w:p>
+    <w:p>
+      <w:pPr>
+        <w:pStyle w:val="Heading2"/>
+      </w:pPr>
+      <w:r>
+        <w:rPr>
+          <w:lang w:val="zh_TW" w:bidi="zh_TW"/>
+        </w:rPr>
+        <w:t>何西阿書</w:t>
+      </w:r>
+      <w:r>
+        <w:rPr>
+          <w:lang w:val="zh_TW" w:bidi="zh_TW"/>
+        </w:rPr>
+      </w:r>
+    </w:p>
+    <w:p>
+      <w:pPr/>
+      <w:r>
+        <w:rPr>
+          <w:lang w:val="zh_TW" w:bidi="zh_TW"/>
+        </w:rPr>
+      </w:r>
+      <w:r>
+        <w:rPr>
+          <w:lang w:val="zh_TW" w:bidi="zh_TW"/>
+        </w:rPr>
+        <w:t>何西阿書在舊約聖經書卷的傳統次序中，是十二小先知書的第一卷，成書於公元前八世紀後期。</w:t>
+      </w:r>
+    </w:p>
+    <w:p>
+      <w:pPr/>
+      <w:r>
+        <w:rPr>
+          <w:lang w:val="zh_TW" w:bidi="zh_TW"/>
+        </w:rPr>
+      </w:r>
+      <w:r>
+        <w:rPr>
+          <w:lang w:val="zh_TW" w:bidi="zh_TW"/>
+        </w:rPr>
+        <w:t>何西阿是在以色列北國最後的歲月中，向百姓宣講神話語的先知，也是唯一一位長期居住在北國並事奉的先知。神揀選何西阿，為要揭露當時以色列普遍存在的信仰背離與道德敗壞的光景。何西阿呼籲百姓要悔改、離棄惡行，歸回耶和華；同時，也透過何西阿自身的生命經歷，神也彰顯出祂對以色列那份信實、不改變、且永不止息的愛。</w:t>
       </w:r>
     </w:p>
     <w:p>
@@ -242,362 +1462,7 @@
         <w:rPr>
           <w:lang w:val="zh_TW" w:bidi="zh_TW"/>
         </w:rPr>
-        <w:t>聖經中字面意義上的黑暗</w:t>
-      </w:r>
-    </w:p>
-    <w:p>
-      <w:pPr/>
-      <w:r>
-        <w:rPr>
-          <w:lang w:val="zh_TW" w:bidi="zh_TW"/>
-        </w:rPr>
-      </w:r>
-      <w:r>
-        <w:rPr>
-          <w:lang w:val="zh_TW" w:bidi="zh_TW"/>
-        </w:rPr>
-        <w:t>在創造故事中，神首先創造了沒有光的世界。然後神命令光出現，分開光與黑暗。祂稱黑暗為「夜」（</w:t>
-      </w:r>
-      <w:hyperlink r:id="rId13">
-        <w:r>
-          <w:rPr>
-            <w:lang w:val="zh_TW" w:bidi="zh_TW"/>
-          </w:rPr>
-          <w:rPr>
-            <w:color w:val="0000EE"/>
-            <w:u w:val="single"/>
-          </w:rPr>
-          <w:t>創1:2、4–5、18</w:t>
-        </w:r>
-      </w:hyperlink>
-      <w:r>
-        <w:rPr>
-          <w:lang w:val="zh_TW" w:bidi="zh_TW"/>
-        </w:rPr>
-        <w:t>）。在字面上的黑暗也出現在埃及的十災之中，第九災是人能「感覺」得到的黑暗（</w:t>
-      </w:r>
-      <w:hyperlink r:id="rId14">
-        <w:r>
-          <w:rPr>
-            <w:lang w:val="zh_TW" w:bidi="zh_TW"/>
-          </w:rPr>
-          <w:rPr>
-            <w:color w:val="0000EE"/>
-            <w:u w:val="single"/>
-          </w:rPr>
-          <w:t>出10:21–23</w:t>
-        </w:r>
-      </w:hyperlink>
-      <w:r>
-        <w:rPr>
-          <w:lang w:val="zh_TW" w:bidi="zh_TW"/>
-        </w:rPr>
-        <w:t>）。黑暗持續了三天，僅影響埃及人；無論埃及人在哪裡，所見都是黑暗，但以色列人居住的地方卻仍然有光。以色列人出埃及時，雲彩為以色列人發光，卻使埃及人陷入黑暗（</w:t>
-      </w:r>
-      <w:hyperlink r:id="rId15">
-        <w:r>
-          <w:rPr>
-            <w:lang w:val="zh_TW" w:bidi="zh_TW"/>
-          </w:rPr>
-          <w:rPr>
-            <w:color w:val="0000EE"/>
-            <w:u w:val="single"/>
-          </w:rPr>
-          <w:t>出14:20</w:t>
-        </w:r>
-      </w:hyperlink>
-      <w:r>
-        <w:rPr>
-          <w:lang w:val="zh_TW" w:bidi="zh_TW"/>
-        </w:rPr>
-        <w:t>）。聖經也提到，盜賊與淫婦都在黑暗或夜間行惡（</w:t>
-      </w:r>
-      <w:hyperlink r:id="rId16">
-        <w:r>
-          <w:rPr>
-            <w:lang w:val="zh_TW" w:bidi="zh_TW"/>
-          </w:rPr>
-          <w:rPr>
-            <w:color w:val="0000EE"/>
-            <w:u w:val="single"/>
-          </w:rPr>
-          <w:t>伯24:16–17</w:t>
-        </w:r>
-      </w:hyperlink>
-      <w:r>
-        <w:rPr>
-          <w:lang w:val="zh_TW" w:bidi="zh_TW"/>
-        </w:rPr>
-        <w:t>）。</w:t>
-      </w:r>
-    </w:p>
-    <w:p>
-      <w:pPr/>
-      <w:r>
-        <w:rPr>
-          <w:lang w:val="zh_TW" w:bidi="zh_TW"/>
-        </w:rPr>
-      </w:r>
-      <w:r>
-        <w:rPr>
-          <w:lang w:val="zh_TW" w:bidi="zh_TW"/>
-        </w:rPr>
-        <w:t>新約僅有兩次提到字面上的黑暗（不是象徵性的黑暗）。第一次是耶穌被釘十字架時，從正午到下午三時，全地被黑暗遮蓋了三小時（</w:t>
-      </w:r>
-      <w:hyperlink r:id="rId17">
-        <w:r>
-          <w:rPr>
-            <w:lang w:val="zh_TW" w:bidi="zh_TW"/>
-          </w:rPr>
-          <w:rPr>
-            <w:color w:val="0000EE"/>
-            <w:u w:val="single"/>
-          </w:rPr>
-          <w:t>太27:45</w:t>
-        </w:r>
-      </w:hyperlink>
-      <w:r>
-        <w:rPr>
-          <w:lang w:val="zh_TW" w:bidi="zh_TW"/>
-        </w:rPr>
-        <w:t>；</w:t>
-      </w:r>
-      <w:hyperlink r:id="rId18">
-        <w:r>
-          <w:rPr>
-            <w:lang w:val="zh_TW" w:bidi="zh_TW"/>
-          </w:rPr>
-          <w:rPr>
-            <w:color w:val="0000EE"/>
-            <w:u w:val="single"/>
-          </w:rPr>
-          <w:t>可15:33</w:t>
-        </w:r>
-      </w:hyperlink>
-      <w:r>
-        <w:rPr>
-          <w:lang w:val="zh_TW" w:bidi="zh_TW"/>
-        </w:rPr>
-        <w:t>；</w:t>
-      </w:r>
-      <w:hyperlink r:id="rId19">
-        <w:r>
-          <w:rPr>
-            <w:lang w:val="zh_TW" w:bidi="zh_TW"/>
-          </w:rPr>
-          <w:rPr>
-            <w:color w:val="0000EE"/>
-            <w:u w:val="single"/>
-          </w:rPr>
-          <w:t>路23:44</w:t>
-        </w:r>
-      </w:hyperlink>
-      <w:r>
-        <w:rPr>
-          <w:lang w:val="zh_TW" w:bidi="zh_TW"/>
-        </w:rPr>
-        <w:t>）。第二次是在基督再來的時候，「</w:t>
-      </w:r>
-      <w:r>
-        <w:rPr>
-          <w:lang w:val="zh_TW" w:bidi="zh_TW"/>
-        </w:rPr>
-        <w:t>日頭就變黑了， 月亮也不放光</w:t>
-      </w:r>
-      <w:r>
-        <w:rPr>
-          <w:lang w:val="zh_TW" w:bidi="zh_TW"/>
-        </w:rPr>
-        <w:t>」（</w:t>
-      </w:r>
-      <w:hyperlink r:id="rId20">
-        <w:r>
-          <w:rPr>
-            <w:lang w:val="zh_TW" w:bidi="zh_TW"/>
-          </w:rPr>
-          <w:rPr>
-            <w:color w:val="0000EE"/>
-            <w:u w:val="single"/>
-          </w:rPr>
-          <w:t>太24:29</w:t>
-        </w:r>
-      </w:hyperlink>
-      <w:r>
-        <w:rPr>
-          <w:lang w:val="zh_TW" w:bidi="zh_TW"/>
-        </w:rPr>
-        <w:t>）。</w:t>
-      </w:r>
-    </w:p>
-    <w:p>
-      <w:pPr>
-        <w:pStyle w:val="Heading3"/>
-      </w:pPr>
-      <w:r>
-        <w:rPr>
-          <w:lang w:val="zh_TW" w:bidi="zh_TW"/>
-        </w:rPr>
-        <w:t>神掌管光明與黑暗</w:t>
-      </w:r>
-    </w:p>
-    <w:p>
-      <w:pPr/>
-      <w:r>
-        <w:rPr>
-          <w:lang w:val="zh_TW" w:bidi="zh_TW"/>
-        </w:rPr>
-      </w:r>
-      <w:r>
-        <w:rPr>
-          <w:lang w:val="zh_TW" w:bidi="zh_TW"/>
-        </w:rPr>
-        <w:t>聖經有多處提到黑暗圍繞著神，一開始只是指缺乏光，但後來逐漸延伸出更深的意義。神在西奈山上，</w:t>
-      </w:r>
-      <w:r>
-        <w:rPr>
-          <w:lang w:val="zh_TW" w:bidi="zh_TW"/>
-        </w:rPr>
-        <w:t>幽暗之中</w:t>
-      </w:r>
-      <w:r>
-        <w:rPr>
-          <w:lang w:val="zh_TW" w:bidi="zh_TW"/>
-        </w:rPr>
-        <w:t>向摩西說話（</w:t>
-      </w:r>
-      <w:hyperlink r:id="rId21">
-        <w:r>
-          <w:rPr>
-            <w:lang w:val="zh_TW" w:bidi="zh_TW"/>
-          </w:rPr>
-          <w:rPr>
-            <w:color w:val="0000EE"/>
-            <w:u w:val="single"/>
-          </w:rPr>
-          <w:t>出20:21</w:t>
-        </w:r>
-      </w:hyperlink>
-      <w:r>
-        <w:rPr>
-          <w:lang w:val="zh_TW" w:bidi="zh_TW"/>
-        </w:rPr>
-        <w:t>；</w:t>
-      </w:r>
-      <w:hyperlink r:id="rId22">
-        <w:r>
-          <w:rPr>
-            <w:lang w:val="zh_TW" w:bidi="zh_TW"/>
-          </w:rPr>
-          <w:rPr>
-            <w:color w:val="0000EE"/>
-            <w:u w:val="single"/>
-          </w:rPr>
-          <w:t>申4:11</w:t>
-        </w:r>
-      </w:hyperlink>
-      <w:r>
-        <w:rPr>
-          <w:lang w:val="zh_TW" w:bidi="zh_TW"/>
-        </w:rPr>
-        <w:t>），或是從黑暗中說話（</w:t>
-      </w:r>
-      <w:hyperlink r:id="rId23">
-        <w:r>
-          <w:rPr>
-            <w:lang w:val="zh_TW" w:bidi="zh_TW"/>
-          </w:rPr>
-          <w:rPr>
-            <w:color w:val="0000EE"/>
-            <w:u w:val="single"/>
-          </w:rPr>
-          <w:t>申5:23</w:t>
-        </w:r>
-      </w:hyperlink>
-      <w:r>
-        <w:rPr>
-          <w:lang w:val="zh_TW" w:bidi="zh_TW"/>
-        </w:rPr>
-        <w:t>）。黑暗又被描述為神的</w:t>
-      </w:r>
-      <w:r>
-        <w:rPr>
-          <w:lang w:val="zh_TW" w:bidi="zh_TW"/>
-        </w:rPr>
-        <w:t>藏身之處和行宮</w:t>
-      </w:r>
-      <w:r>
-        <w:rPr>
-          <w:lang w:val="zh_TW" w:bidi="zh_TW"/>
-        </w:rPr>
-        <w:t>（</w:t>
-      </w:r>
-      <w:hyperlink r:id="rId24">
-        <w:r>
-          <w:rPr>
-            <w:lang w:val="zh_TW" w:bidi="zh_TW"/>
-          </w:rPr>
-          <w:rPr>
-            <w:color w:val="0000EE"/>
-            <w:u w:val="single"/>
-          </w:rPr>
-          <w:t>撒下22:12</w:t>
-        </w:r>
-      </w:hyperlink>
-      <w:r>
-        <w:rPr>
-          <w:lang w:val="zh_TW" w:bidi="zh_TW"/>
-        </w:rPr>
-        <w:t>；</w:t>
-      </w:r>
-      <w:hyperlink r:id="rId25">
-        <w:r>
-          <w:rPr>
-            <w:lang w:val="zh_TW" w:bidi="zh_TW"/>
-          </w:rPr>
-          <w:rPr>
-            <w:color w:val="0000EE"/>
-            <w:u w:val="single"/>
-          </w:rPr>
-          <w:t>詩18:11</w:t>
-        </w:r>
-      </w:hyperlink>
-      <w:r>
-        <w:rPr>
-          <w:lang w:val="zh_TW" w:bidi="zh_TW"/>
-        </w:rPr>
-        <w:t>，</w:t>
-      </w:r>
-      <w:hyperlink r:id="rId26">
-        <w:r>
-          <w:rPr>
-            <w:lang w:val="zh_TW" w:bidi="zh_TW"/>
-          </w:rPr>
-          <w:rPr>
-            <w:color w:val="0000EE"/>
-            <w:u w:val="single"/>
-          </w:rPr>
-          <w:t>97:2</w:t>
-        </w:r>
-      </w:hyperlink>
-      <w:r>
-        <w:rPr>
-          <w:lang w:val="zh_TW" w:bidi="zh_TW"/>
-        </w:rPr>
-        <w:t>）。</w:t>
-      </w:r>
-    </w:p>
-    <w:p>
-      <w:pPr/>
-      <w:r>
-        <w:rPr>
-          <w:lang w:val="zh_TW" w:bidi="zh_TW"/>
-        </w:rPr>
-      </w:r>
-      <w:r>
-        <w:rPr>
-          <w:lang w:val="zh_TW" w:bidi="zh_TW"/>
-        </w:rPr>
-        <w:t>神掌管光明與黑暗：</w:t>
+        <w:t>概述</w:t>
       </w:r>
     </w:p>
     <w:p>
@@ -615,25 +1480,7 @@
         <w:rPr>
           <w:lang w:val="zh_TW" w:bidi="zh_TW"/>
         </w:rPr>
-        <w:t>神掌管光明和黑暗的界線（</w:t>
-      </w:r>
-      <w:hyperlink r:id="rId27">
-        <w:r>
-          <w:rPr>
-            <w:lang w:val="zh_TW" w:bidi="zh_TW"/>
-          </w:rPr>
-          <w:rPr>
-            <w:color w:val="0000EE"/>
-            <w:u w:val="single"/>
-          </w:rPr>
-          <w:t>伯26:10</w:t>
-        </w:r>
-      </w:hyperlink>
-      <w:r>
-        <w:rPr>
-          <w:lang w:val="zh_TW" w:bidi="zh_TW"/>
-        </w:rPr>
-        <w:t>）。</w:t>
+        <w:t>何西阿書的的作者是誰？</w:t>
       </w:r>
     </w:p>
     <w:p>
@@ -651,43 +1498,7 @@
         <w:rPr>
           <w:lang w:val="zh_TW" w:bidi="zh_TW"/>
         </w:rPr>
-        <w:t>神使黑暗來臨（</w:t>
-      </w:r>
-      <w:hyperlink r:id="rId28">
-        <w:r>
-          <w:rPr>
-            <w:lang w:val="zh_TW" w:bidi="zh_TW"/>
-          </w:rPr>
-          <w:rPr>
-            <w:color w:val="0000EE"/>
-            <w:u w:val="single"/>
-          </w:rPr>
-          <w:t>詩104:20</w:t>
-        </w:r>
-      </w:hyperlink>
-      <w:r>
-        <w:rPr>
-          <w:lang w:val="zh_TW" w:bidi="zh_TW"/>
-        </w:rPr>
-        <w:t>，</w:t>
-      </w:r>
-      <w:hyperlink r:id="rId29">
-        <w:r>
-          <w:rPr>
-            <w:lang w:val="zh_TW" w:bidi="zh_TW"/>
-          </w:rPr>
-          <w:rPr>
-            <w:color w:val="0000EE"/>
-            <w:u w:val="single"/>
-          </w:rPr>
-          <w:t>105:28</w:t>
-        </w:r>
-      </w:hyperlink>
-      <w:r>
-        <w:rPr>
-          <w:lang w:val="zh_TW" w:bidi="zh_TW"/>
-        </w:rPr>
-        <w:t>）。</w:t>
+        <w:t>何西阿書是否具有歷史真實性？</w:t>
       </w:r>
     </w:p>
     <w:p>
@@ -705,18 +1516,759 @@
         <w:rPr>
           <w:lang w:val="zh_TW" w:bidi="zh_TW"/>
         </w:rPr>
-        <w:t>神造光和暗（</w:t>
-      </w:r>
-      <w:hyperlink r:id="rId30">
-        <w:r>
-          <w:rPr>
-            <w:lang w:val="zh_TW" w:bidi="zh_TW"/>
-          </w:rPr>
-          <w:rPr>
-            <w:color w:val="0000EE"/>
-            <w:u w:val="single"/>
-          </w:rPr>
-          <w:t>賽45:7</w:t>
+        <w:t>何西阿書的故事內容是什麼？</w:t>
+      </w:r>
+    </w:p>
+    <w:p>
+      <w:pPr>
+        <w:pStyle w:val="ListBullet"/>
+        <w:spacing w:line="240" w:lineRule="auto"/>
+        <w:ind w:left="720"/>
+      </w:pPr>
+      <w:r>
+        <w:rPr>
+          <w:lang w:val="zh_TW" w:bidi="zh_TW"/>
+        </w:rPr>
+      </w:r>
+      <w:r>
+        <w:rPr>
+          <w:lang w:val="zh_TW" w:bidi="zh_TW"/>
+        </w:rPr>
+        <w:t>何西阿書於何時寫成？</w:t>
+      </w:r>
+    </w:p>
+    <w:p>
+      <w:pPr>
+        <w:pStyle w:val="ListBullet"/>
+        <w:spacing w:line="240" w:lineRule="auto"/>
+        <w:ind w:left="720"/>
+      </w:pPr>
+      <w:r>
+        <w:rPr>
+          <w:lang w:val="zh_TW" w:bidi="zh_TW"/>
+        </w:rPr>
+      </w:r>
+      <w:r>
+        <w:rPr>
+          <w:lang w:val="zh_TW" w:bidi="zh_TW"/>
+        </w:rPr>
+        <w:t>何西阿書寫於何地？寫給誰？</w:t>
+      </w:r>
+    </w:p>
+    <w:p>
+      <w:pPr>
+        <w:pStyle w:val="ListBullet"/>
+        <w:spacing w:line="240" w:lineRule="auto"/>
+        <w:ind w:left="720"/>
+      </w:pPr>
+      <w:r>
+        <w:rPr>
+          <w:lang w:val="zh_TW" w:bidi="zh_TW"/>
+        </w:rPr>
+      </w:r>
+      <w:r>
+        <w:rPr>
+          <w:lang w:val="zh_TW" w:bidi="zh_TW"/>
+        </w:rPr>
+        <w:t>為何要寫何西阿書？</w:t>
+      </w:r>
+    </w:p>
+    <w:p>
+      <w:pPr>
+        <w:pStyle w:val="ListBullet"/>
+        <w:spacing w:line="240" w:lineRule="auto"/>
+        <w:ind w:left="720"/>
+      </w:pPr>
+      <w:r>
+        <w:rPr>
+          <w:lang w:val="zh_TW" w:bidi="zh_TW"/>
+        </w:rPr>
+      </w:r>
+      <w:r>
+        <w:rPr>
+          <w:lang w:val="zh_TW" w:bidi="zh_TW"/>
+        </w:rPr>
+        <w:t>何西阿書的主題是什麼？</w:t>
+      </w:r>
+    </w:p>
+    <w:p>
+      <w:pPr>
+        <w:pStyle w:val="ListBullet"/>
+        <w:spacing w:line="240" w:lineRule="auto"/>
+        <w:ind w:left="720"/>
+      </w:pPr>
+      <w:r>
+        <w:rPr>
+          <w:lang w:val="zh_TW" w:bidi="zh_TW"/>
+        </w:rPr>
+      </w:r>
+      <w:r>
+        <w:rPr>
+          <w:lang w:val="zh_TW" w:bidi="zh_TW"/>
+        </w:rPr>
+        <w:t>何西阿書的核心信息是什麼？</w:t>
+      </w:r>
+    </w:p>
+    <w:p>
+      <w:pPr>
+        <w:pStyle w:val="Heading3"/>
+      </w:pPr>
+      <w:r>
+        <w:rPr>
+          <w:lang w:val="zh_TW" w:bidi="zh_TW"/>
+        </w:rPr>
+        <w:t>何西阿書的作者是誰？</w:t>
+      </w:r>
+    </w:p>
+    <w:p>
+      <w:pPr/>
+      <w:r>
+        <w:rPr>
+          <w:lang w:val="zh_TW" w:bidi="zh_TW"/>
+        </w:rPr>
+      </w:r>
+      <w:r>
+        <w:rPr>
+          <w:lang w:val="zh_TW" w:bidi="zh_TW"/>
+        </w:rPr>
+        <w:t>何西阿的事奉至少持續了三十八年，約在公元前 753 年至 715 年間。無論他出身於農民階層，或以色列較富裕的社會群體，他都顯示出相當的學識。</w:t>
+      </w:r>
+    </w:p>
+    <w:p>
+      <w:pPr/>
+      <w:r>
+        <w:rPr>
+          <w:lang w:val="zh_TW" w:bidi="zh_TW"/>
+        </w:rPr>
+      </w:r>
+      <w:r>
+        <w:rPr>
+          <w:lang w:val="zh_TW" w:bidi="zh_TW"/>
+        </w:rPr>
+        <w:t>何西阿與妓女歌篾的婚姻，在當時極可能引起極大的爭議。並在歷世歷代的讀者與解經家之間引發熱烈的討論。然而，從信仰的角度來看，歌篾確是眾所皆知的妓女；何西阿蒙召娶她，並非出於個人感情，而是要成為以色列屬靈不忠的具體象徵，並藉此彰顯神對悖逆子民不變的慈愛與信實的盟約之愛。</w:t>
+      </w:r>
+    </w:p>
+    <w:p>
+      <w:pPr>
+        <w:pStyle w:val="Heading3"/>
+      </w:pPr>
+      <w:r>
+        <w:rPr>
+          <w:lang w:val="zh_TW" w:bidi="zh_TW"/>
+        </w:rPr>
+        <w:t>何西阿書是否具有歷史真實性？</w:t>
+      </w:r>
+    </w:p>
+    <w:p>
+      <w:pPr/>
+      <w:r>
+        <w:rPr>
+          <w:lang w:val="zh_TW" w:bidi="zh_TW"/>
+        </w:rPr>
+      </w:r>
+      <w:r>
+        <w:rPr>
+          <w:lang w:val="zh_TW" w:bidi="zh_TW"/>
+        </w:rPr>
+        <w:t>多數學者認同何西阿書具有高度的歷史真實性與文學整體性。然而，學界主要聚焦於兩項討論焦點：</w:t>
+      </w:r>
+    </w:p>
+    <w:p>
+      <w:pPr>
+        <w:pStyle w:val="ListNumber"/>
+        <w:numPr>
+          <w:ilvl w:val="0"/>
+          <w:numId w:val="16"/>
+        </w:numPr>
+        <w:spacing w:line="240" w:lineRule="auto"/>
+        <w:ind w:left="720"/>
+      </w:pPr>
+      <w:r>
+        <w:rPr>
+          <w:lang w:val="zh_TW" w:bidi="zh_TW"/>
+        </w:rPr>
+      </w:r>
+      <w:r>
+        <w:rPr>
+          <w:lang w:val="zh_TW" w:bidi="zh_TW"/>
+        </w:rPr>
+        <w:t>書中提及猶大的經文段落（例：</w:t>
+      </w:r>
+      <w:hyperlink r:id="rId47">
+        <w:r>
+          <w:rPr>
+            <w:lang w:val="zh_TW" w:bidi="zh_TW"/>
+          </w:rPr>
+          <w:rPr>
+            <w:color w:val="0000EE"/>
+            <w:u w:val="single"/>
+          </w:rPr>
+          <w:t>何1:1</w:t>
+        </w:r>
+      </w:hyperlink>
+      <w:r>
+        <w:rPr>
+          <w:lang w:val="zh_TW" w:bidi="zh_TW"/>
+        </w:rPr>
+        <w:t>、</w:t>
+      </w:r>
+      <w:hyperlink r:id="rId47">
+        <w:r>
+          <w:rPr>
+            <w:lang w:val="zh_TW" w:bidi="zh_TW"/>
+          </w:rPr>
+          <w:rPr>
+            <w:color w:val="0000EE"/>
+            <w:u w:val="single"/>
+          </w:rPr>
+          <w:t>7</w:t>
+        </w:r>
+      </w:hyperlink>
+      <w:r>
+        <w:rPr>
+          <w:lang w:val="zh_TW" w:bidi="zh_TW"/>
+        </w:rPr>
+        <w:t>、</w:t>
+      </w:r>
+      <w:hyperlink r:id="rId47">
+        <w:r>
+          <w:rPr>
+            <w:lang w:val="zh_TW" w:bidi="zh_TW"/>
+          </w:rPr>
+          <w:rPr>
+            <w:color w:val="0000EE"/>
+            <w:u w:val="single"/>
+          </w:rPr>
+          <w:t>11</w:t>
+        </w:r>
+      </w:hyperlink>
+      <w:r>
+        <w:rPr>
+          <w:lang w:val="zh_TW" w:bidi="zh_TW"/>
+        </w:rPr>
+        <w:t>，</w:t>
+      </w:r>
+      <w:hyperlink r:id="rId48">
+        <w:r>
+          <w:rPr>
+            <w:lang w:val="zh_TW" w:bidi="zh_TW"/>
+          </w:rPr>
+          <w:rPr>
+            <w:color w:val="0000EE"/>
+            <w:u w:val="single"/>
+          </w:rPr>
+          <w:t>4:15</w:t>
+        </w:r>
+      </w:hyperlink>
+      <w:r>
+        <w:rPr>
+          <w:lang w:val="zh_TW" w:bidi="zh_TW"/>
+        </w:rPr>
+        <w:t>，</w:t>
+      </w:r>
+      <w:hyperlink r:id="rId49">
+        <w:r>
+          <w:rPr>
+            <w:lang w:val="zh_TW" w:bidi="zh_TW"/>
+          </w:rPr>
+          <w:rPr>
+            <w:color w:val="0000EE"/>
+            <w:u w:val="single"/>
+          </w:rPr>
+          <w:t>5:5</w:t>
+        </w:r>
+      </w:hyperlink>
+      <w:r>
+        <w:rPr>
+          <w:lang w:val="zh_TW" w:bidi="zh_TW"/>
+        </w:rPr>
+        <w:t>、</w:t>
+      </w:r>
+      <w:hyperlink r:id="rId49">
+        <w:r>
+          <w:rPr>
+            <w:lang w:val="zh_TW" w:bidi="zh_TW"/>
+          </w:rPr>
+          <w:rPr>
+            <w:color w:val="0000EE"/>
+            <w:u w:val="single"/>
+          </w:rPr>
+          <w:t>10</w:t>
+        </w:r>
+      </w:hyperlink>
+      <w:hyperlink r:id="rId49">
+        <w:r>
+          <w:rPr>
+            <w:lang w:val="zh_TW" w:bidi="zh_TW"/>
+          </w:rPr>
+          <w:rPr>
+            <w:color w:val="0000EE"/>
+            <w:u w:val="single"/>
+          </w:rPr>
+          <w:t>-1</w:t>
+        </w:r>
+      </w:hyperlink>
+      <w:r>
+        <w:rPr>
+          <w:lang w:val="zh_TW" w:bidi="zh_TW"/>
+        </w:rPr>
+        <w:t>4，</w:t>
+      </w:r>
+      <w:hyperlink r:id="rId50">
+        <w:r>
+          <w:rPr>
+            <w:lang w:val="zh_TW" w:bidi="zh_TW"/>
+          </w:rPr>
+          <w:rPr>
+            <w:color w:val="0000EE"/>
+            <w:u w:val="single"/>
+          </w:rPr>
+          <w:t>6:4</w:t>
+        </w:r>
+      </w:hyperlink>
+      <w:r>
+        <w:rPr>
+          <w:lang w:val="zh_TW" w:bidi="zh_TW"/>
+        </w:rPr>
+        <w:t>、</w:t>
+      </w:r>
+      <w:hyperlink r:id="rId50">
+        <w:r>
+          <w:rPr>
+            <w:lang w:val="zh_TW" w:bidi="zh_TW"/>
+          </w:rPr>
+          <w:rPr>
+            <w:color w:val="0000EE"/>
+            <w:u w:val="single"/>
+          </w:rPr>
+          <w:t>11</w:t>
+        </w:r>
+      </w:hyperlink>
+      <w:r>
+        <w:rPr>
+          <w:lang w:val="zh_TW" w:bidi="zh_TW"/>
+        </w:rPr>
+        <w:t>，</w:t>
+      </w:r>
+      <w:hyperlink r:id="rId51">
+        <w:r>
+          <w:rPr>
+            <w:lang w:val="zh_TW" w:bidi="zh_TW"/>
+          </w:rPr>
+          <w:rPr>
+            <w:color w:val="0000EE"/>
+            <w:u w:val="single"/>
+          </w:rPr>
+          <w:t>8:14</w:t>
+        </w:r>
+      </w:hyperlink>
+      <w:r>
+        <w:rPr>
+          <w:lang w:val="zh_TW" w:bidi="zh_TW"/>
+        </w:rPr>
+        <w:t>，</w:t>
+      </w:r>
+      <w:hyperlink r:id="rId52">
+        <w:r>
+          <w:rPr>
+            <w:lang w:val="zh_TW" w:bidi="zh_TW"/>
+          </w:rPr>
+          <w:rPr>
+            <w:color w:val="0000EE"/>
+            <w:u w:val="single"/>
+          </w:rPr>
+          <w:t>11:12</w:t>
+        </w:r>
+      </w:hyperlink>
+      <w:r>
+        <w:rPr>
+          <w:lang w:val="zh_TW" w:bidi="zh_TW"/>
+        </w:rPr>
+        <w:t>，</w:t>
+      </w:r>
+      <w:hyperlink r:id="rId53">
+        <w:r>
+          <w:rPr>
+            <w:lang w:val="zh_TW" w:bidi="zh_TW"/>
+          </w:rPr>
+          <w:rPr>
+            <w:color w:val="0000EE"/>
+            <w:u w:val="single"/>
+          </w:rPr>
+          <w:t>12:2</w:t>
+        </w:r>
+      </w:hyperlink>
+      <w:r>
+        <w:rPr>
+          <w:lang w:val="zh_TW" w:bidi="zh_TW"/>
+        </w:rPr>
+        <w:t>）</w:t>
+      </w:r>
+    </w:p>
+    <w:p>
+      <w:pPr>
+        <w:pStyle w:val="ListNumber"/>
+        <w:spacing w:line="240" w:lineRule="auto"/>
+        <w:ind w:left="720"/>
+      </w:pPr>
+      <w:r>
+        <w:rPr>
+          <w:lang w:val="zh_TW" w:bidi="zh_TW"/>
+        </w:rPr>
+      </w:r>
+      <w:r>
+        <w:rPr>
+          <w:lang w:val="zh_TW" w:bidi="zh_TW"/>
+        </w:rPr>
+        <w:t>論及未來祝福與民族拯救的段落（例：</w:t>
+      </w:r>
+      <w:hyperlink r:id="rId54">
+        <w:r>
+          <w:rPr>
+            <w:lang w:val="zh_TW" w:bidi="zh_TW"/>
+          </w:rPr>
+          <w:rPr>
+            <w:color w:val="0000EE"/>
+            <w:u w:val="single"/>
+          </w:rPr>
+          <w:t>何11:8–11</w:t>
+        </w:r>
+      </w:hyperlink>
+      <w:r>
+        <w:rPr>
+          <w:lang w:val="zh_TW" w:bidi="zh_TW"/>
+        </w:rPr>
+        <w:t>，</w:t>
+      </w:r>
+      <w:hyperlink r:id="rId55">
+        <w:r>
+          <w:rPr>
+            <w:lang w:val="zh_TW" w:bidi="zh_TW"/>
+          </w:rPr>
+          <w:rPr>
+            <w:color w:val="0000EE"/>
+            <w:u w:val="single"/>
+          </w:rPr>
+          <w:t>14:2–9</w:t>
+        </w:r>
+      </w:hyperlink>
+      <w:r>
+        <w:rPr>
+          <w:lang w:val="zh_TW" w:bidi="zh_TW"/>
+        </w:rPr>
+        <w:t>）</w:t>
+      </w:r>
+    </w:p>
+    <w:p>
+      <w:pPr/>
+      <w:r>
+        <w:rPr>
+          <w:lang w:val="zh_TW" w:bidi="zh_TW"/>
+        </w:rPr>
+      </w:r>
+      <w:r>
+        <w:rPr>
+          <w:lang w:val="zh_TW" w:bidi="zh_TW"/>
+        </w:rPr>
+        <w:t>何西阿提及猶大是可以理解的。作為神的僕人，他為北國以色列偏離大衛王朝正統、落入不敬虔君王的統治而深感憂傷。而北國由不敬虔的君王掌權必然面臨神的審判。藉著屬天的啓示，何西阿明白神對猶大與以色列的整體歷史的主權安排。</w:t>
+      </w:r>
+    </w:p>
+    <w:p>
+      <w:pPr/>
+      <w:r>
+        <w:rPr>
+          <w:lang w:val="zh_TW" w:bidi="zh_TW"/>
+        </w:rPr>
+      </w:r>
+      <w:r>
+        <w:rPr>
+          <w:lang w:val="zh_TW" w:bidi="zh_TW"/>
+        </w:rPr>
+        <w:t>此外，未來的拯救與祝福，並不會削弱神對罪惡的審判。正如何西阿對歌篾的愛與接納，並未否定她過去的罪行；和好與赦免，從來不是忽視罪，而是在悔改與公義中實現的恢復。</w:t>
+      </w:r>
+    </w:p>
+    <w:p>
+      <w:pPr>
+        <w:pStyle w:val="Heading3"/>
+      </w:pPr>
+      <w:r>
+        <w:rPr>
+          <w:lang w:val="zh_TW" w:bidi="zh_TW"/>
+        </w:rPr>
+        <w:t>何西阿書的故事內容是什麼？</w:t>
+      </w:r>
+    </w:p>
+    <w:p>
+      <w:pPr/>
+      <w:r>
+        <w:rPr>
+          <w:lang w:val="zh_TW" w:bidi="zh_TW"/>
+        </w:rPr>
+      </w:r>
+      <w:r>
+        <w:rPr>
+          <w:lang w:val="zh_TW" w:bidi="zh_TW"/>
+        </w:rPr>
+        <w:t>何西阿生活於以色列北國最繁榮的時期，是耶羅波安二世在位期間（約公元前793年至753年）。他同時也見證了北國以色列在公元前722年被亞述攻陷、百姓被擄的國難。</w:t>
+      </w:r>
+    </w:p>
+    <w:p>
+      <w:pPr/>
+      <w:r>
+        <w:rPr>
+          <w:lang w:val="zh_TW" w:bidi="zh_TW"/>
+        </w:rPr>
+      </w:r>
+      <w:hyperlink r:id="rId56">
+        <w:r>
+          <w:rPr>
+            <w:lang w:val="zh_TW" w:bidi="zh_TW"/>
+          </w:rPr>
+          <w:rPr>
+            <w:color w:val="0000EE"/>
+            <w:u w:val="single"/>
+          </w:rPr>
+          <w:t>何西阿書一章1節</w:t>
+        </w:r>
+      </w:hyperlink>
+      <w:r>
+        <w:rPr>
+          <w:lang w:val="zh_TW" w:bidi="zh_TW"/>
+        </w:rPr>
+        <w:t xml:space="preserve"> 提到了幾位猶大的王：</w:t>
+      </w:r>
+    </w:p>
+    <w:p>
+      <w:pPr>
+        <w:pStyle w:val="ListBullet"/>
+        <w:spacing w:line="240" w:lineRule="auto"/>
+        <w:ind w:left="720"/>
+      </w:pPr>
+      <w:r>
+        <w:rPr>
+          <w:lang w:val="zh_TW" w:bidi="zh_TW"/>
+        </w:rPr>
+      </w:r>
+      <w:r>
+        <w:rPr>
+          <w:lang w:val="zh_TW" w:bidi="zh_TW"/>
+        </w:rPr>
+        <w:t>烏西雅</w:t>
+      </w:r>
+    </w:p>
+    <w:p>
+      <w:pPr>
+        <w:pStyle w:val="ListBullet"/>
+        <w:spacing w:line="240" w:lineRule="auto"/>
+        <w:ind w:left="720"/>
+      </w:pPr>
+      <w:r>
+        <w:rPr>
+          <w:lang w:val="zh_TW" w:bidi="zh_TW"/>
+        </w:rPr>
+      </w:r>
+      <w:r>
+        <w:rPr>
+          <w:lang w:val="zh_TW" w:bidi="zh_TW"/>
+        </w:rPr>
+        <w:t>約坦</w:t>
+      </w:r>
+    </w:p>
+    <w:p>
+      <w:pPr>
+        <w:pStyle w:val="ListBullet"/>
+        <w:spacing w:line="240" w:lineRule="auto"/>
+        <w:ind w:left="720"/>
+      </w:pPr>
+      <w:r>
+        <w:rPr>
+          <w:lang w:val="zh_TW" w:bidi="zh_TW"/>
+        </w:rPr>
+      </w:r>
+      <w:r>
+        <w:rPr>
+          <w:lang w:val="zh_TW" w:bidi="zh_TW"/>
+        </w:rPr>
+        <w:t>亞哈斯</w:t>
+      </w:r>
+    </w:p>
+    <w:p>
+      <w:pPr>
+        <w:pStyle w:val="ListBullet"/>
+        <w:spacing w:line="240" w:lineRule="auto"/>
+        <w:ind w:left="720"/>
+      </w:pPr>
+      <w:r>
+        <w:rPr>
+          <w:lang w:val="zh_TW" w:bidi="zh_TW"/>
+        </w:rPr>
+      </w:r>
+      <w:r>
+        <w:rPr>
+          <w:lang w:val="zh_TW" w:bidi="zh_TW"/>
+        </w:rPr>
+        <w:t>希西家</w:t>
+      </w:r>
+    </w:p>
+    <w:p>
+      <w:pPr/>
+      <w:r>
+        <w:rPr>
+          <w:lang w:val="zh_TW" w:bidi="zh_TW"/>
+        </w:rPr>
+      </w:r>
+      <w:r>
+        <w:rPr>
+          <w:lang w:val="zh_TW" w:bidi="zh_TW"/>
+        </w:rPr>
+        <w:t>同一節經文也提到了以色列的兩位王：</w:t>
+      </w:r>
+    </w:p>
+    <w:p>
+      <w:pPr>
+        <w:pStyle w:val="ListBullet"/>
+        <w:spacing w:line="240" w:lineRule="auto"/>
+        <w:ind w:left="720"/>
+      </w:pPr>
+      <w:r>
+        <w:rPr>
+          <w:lang w:val="zh_TW" w:bidi="zh_TW"/>
+        </w:rPr>
+      </w:r>
+      <w:r>
+        <w:rPr>
+          <w:lang w:val="zh_TW" w:bidi="zh_TW"/>
+        </w:rPr>
+        <w:t>約阿施</w:t>
+      </w:r>
+    </w:p>
+    <w:p>
+      <w:pPr>
+        <w:pStyle w:val="ListBullet"/>
+        <w:spacing w:line="240" w:lineRule="auto"/>
+        <w:ind w:left="720"/>
+      </w:pPr>
+      <w:r>
+        <w:rPr>
+          <w:lang w:val="zh_TW" w:bidi="zh_TW"/>
+        </w:rPr>
+      </w:r>
+      <w:r>
+        <w:rPr>
+          <w:lang w:val="zh_TW" w:bidi="zh_TW"/>
+        </w:rPr>
+        <w:t>耶羅波安</w:t>
+      </w:r>
+    </w:p>
+    <w:p>
+      <w:pPr/>
+      <w:r>
+        <w:rPr>
+          <w:lang w:val="zh_TW" w:bidi="zh_TW"/>
+        </w:rPr>
+      </w:r>
+      <w:r>
+        <w:rPr>
+          <w:lang w:val="zh_TW" w:bidi="zh_TW"/>
+        </w:rPr>
+        <w:t>烏西雅與約阿施、耶羅波安在位時間部分重疊；亞哈斯作猶大王時，正值亞述入侵並攻陷以色列；而希西家則可能在亞述擄掠期間與亞哈斯共同統治猶大。</w:t>
+      </w:r>
+    </w:p>
+    <w:p>
+      <w:pPr/>
+      <w:r>
+        <w:rPr>
+          <w:lang w:val="zh_TW" w:bidi="zh_TW"/>
+        </w:rPr>
+      </w:r>
+      <w:r>
+        <w:rPr>
+          <w:lang w:val="zh_TW" w:bidi="zh_TW"/>
+        </w:rPr>
+        <w:t>耶羅波安在位四十一年，但卻效法他父親尼八的惡行（</w:t>
+      </w:r>
+      <w:hyperlink r:id="rId57">
+        <w:r>
+          <w:rPr>
+            <w:lang w:val="zh_TW" w:bidi="zh_TW"/>
+          </w:rPr>
+          <w:rPr>
+            <w:color w:val="0000EE"/>
+            <w:u w:val="single"/>
+          </w:rPr>
+          <w:t>王下14:23–24</w:t>
+        </w:r>
+      </w:hyperlink>
+      <w:r>
+        <w:rPr>
+          <w:lang w:val="zh_TW" w:bidi="zh_TW"/>
+        </w:rPr>
+        <w:t>）。雖然以色列的國勢在他統治時一時昌盛，但政府的腐敗及屬靈的敗壞，為日後的動盪埋下了伏筆，並最終導致以色列的滅亡。富有的地主——包括王在內——壓迫窮苦的農民，使許多較低階層的小地主被迫離開田地，湧入城裡。這些社會問題很快引發以色列全面的腐敗，最終使國家陷入混亂的狀態之中（</w:t>
+      </w:r>
+      <w:hyperlink r:id="rId58">
+        <w:r>
+          <w:rPr>
+            <w:lang w:val="zh_TW" w:bidi="zh_TW"/>
+          </w:rPr>
+          <w:rPr>
+            <w:color w:val="0000EE"/>
+            <w:u w:val="single"/>
+          </w:rPr>
+          <w:t>何4:1–2</w:t>
+        </w:r>
+      </w:hyperlink>
+      <w:r>
+        <w:rPr>
+          <w:lang w:val="zh_TW" w:bidi="zh_TW"/>
+        </w:rPr>
+        <w:t>，</w:t>
+      </w:r>
+      <w:hyperlink r:id="rId59">
+        <w:r>
+          <w:rPr>
+            <w:lang w:val="zh_TW" w:bidi="zh_TW"/>
+          </w:rPr>
+          <w:rPr>
+            <w:color w:val="0000EE"/>
+            <w:u w:val="single"/>
+          </w:rPr>
+          <w:t>7:1–7</w:t>
+        </w:r>
+      </w:hyperlink>
+      <w:r>
+        <w:rPr>
+          <w:lang w:val="zh_TW" w:bidi="zh_TW"/>
+        </w:rPr>
+        <w:t>，</w:t>
+      </w:r>
+      <w:hyperlink r:id="rId60">
+        <w:r>
+          <w:rPr>
+            <w:lang w:val="zh_TW" w:bidi="zh_TW"/>
+          </w:rPr>
+          <w:rPr>
+            <w:color w:val="0000EE"/>
+            <w:u w:val="single"/>
+          </w:rPr>
+          <w:t>8:3–4</w:t>
+        </w:r>
+      </w:hyperlink>
+      <w:r>
+        <w:rPr>
+          <w:lang w:val="zh_TW" w:bidi="zh_TW"/>
+        </w:rPr>
+        <w:t>，</w:t>
+      </w:r>
+      <w:hyperlink r:id="rId61">
+        <w:r>
+          <w:rPr>
+            <w:lang w:val="zh_TW" w:bidi="zh_TW"/>
+          </w:rPr>
+          <w:rPr>
+            <w:color w:val="0000EE"/>
+            <w:u w:val="single"/>
+          </w:rPr>
+          <w:t>9:15</w:t>
         </w:r>
       </w:hyperlink>
       <w:r>
@@ -727,6 +2279,17 @@
       </w:r>
     </w:p>
     <w:p>
+      <w:pPr>
+        <w:pStyle w:val="Heading3"/>
+      </w:pPr>
+      <w:r>
+        <w:rPr>
+          <w:lang w:val="zh_TW" w:bidi="zh_TW"/>
+        </w:rPr>
+        <w:t>何西阿書寫於何時？</w:t>
+      </w:r>
+    </w:p>
+    <w:p>
       <w:pPr/>
       <w:r>
         <w:rPr>
@@ -737,18 +2300,828 @@
         <w:rPr>
           <w:lang w:val="zh_TW" w:bidi="zh_TW"/>
         </w:rPr>
-        <w:t>聖經也說神住在幽暗之處（</w:t>
-      </w:r>
-      <w:hyperlink r:id="rId31">
-        <w:r>
-          <w:rPr>
-            <w:lang w:val="zh_TW" w:bidi="zh_TW"/>
-          </w:rPr>
-          <w:rPr>
-            <w:color w:val="0000EE"/>
-            <w:u w:val="single"/>
-          </w:rPr>
-          <w:t>王上8:12</w:t>
+        <w:t>何西阿約在耶羅波安二世在位期間（公元前793至753年）開始作為祂的使者事奉神；其事奉一直延續到猶大王希西家在位的時期（公元前715至686年）。</w:t>
+      </w:r>
+    </w:p>
+    <w:p>
+      <w:pPr/>
+      <w:r>
+        <w:rPr>
+          <w:lang w:val="zh_TW" w:bidi="zh_TW"/>
+        </w:rPr>
+      </w:r>
+      <w:r>
+        <w:rPr>
+          <w:lang w:val="zh_TW" w:bidi="zh_TW"/>
+        </w:rPr>
+        <w:t>多項事實顯示，何西阿很可能也在以色列王何細亞統治期間（公元前732至722年）持續傳講預言信息，具體理由包括：</w:t>
+      </w:r>
+    </w:p>
+    <w:p>
+      <w:pPr>
+        <w:pStyle w:val="ListNumber"/>
+        <w:numPr>
+          <w:ilvl w:val="0"/>
+          <w:numId w:val="17"/>
+        </w:numPr>
+        <w:spacing w:line="240" w:lineRule="auto"/>
+        <w:ind w:left="720"/>
+      </w:pPr>
+      <w:r>
+        <w:rPr>
+          <w:lang w:val="zh_TW" w:bidi="zh_TW"/>
+        </w:rPr>
+      </w:r>
+      <w:r>
+        <w:rPr>
+          <w:lang w:val="zh_TW" w:bidi="zh_TW"/>
+        </w:rPr>
+        <w:t>「沙勒幔」（</w:t>
+      </w:r>
+      <w:hyperlink r:id="rId62">
+        <w:r>
+          <w:rPr>
+            <w:lang w:val="zh_TW" w:bidi="zh_TW"/>
+          </w:rPr>
+          <w:rPr>
+            <w:color w:val="0000EE"/>
+            <w:u w:val="single"/>
+          </w:rPr>
+          <w:t>何10:14</w:t>
+        </w:r>
+      </w:hyperlink>
+      <w:r>
+        <w:rPr>
+          <w:lang w:val="zh_TW" w:bidi="zh_TW"/>
+        </w:rPr>
+        <w:t>）可能指的是亞述王撒縵以色，他在何細亞王統治初期入侵以色列（</w:t>
+      </w:r>
+      <w:hyperlink r:id="rId63">
+        <w:r>
+          <w:rPr>
+            <w:lang w:val="zh_TW" w:bidi="zh_TW"/>
+          </w:rPr>
+          <w:rPr>
+            <w:color w:val="0000EE"/>
+            <w:u w:val="single"/>
+          </w:rPr>
+          <w:t>王下17:3</w:t>
+        </w:r>
+      </w:hyperlink>
+      <w:r>
+        <w:rPr>
+          <w:lang w:val="zh_TW" w:bidi="zh_TW"/>
+        </w:rPr>
+        <w:t>）。</w:t>
+      </w:r>
+    </w:p>
+    <w:p>
+      <w:pPr>
+        <w:pStyle w:val="ListNumber"/>
+        <w:spacing w:line="240" w:lineRule="auto"/>
+        <w:ind w:left="720"/>
+      </w:pPr>
+      <w:r>
+        <w:rPr>
+          <w:lang w:val="zh_TW" w:bidi="zh_TW"/>
+        </w:rPr>
+      </w:r>
+      <w:r>
+        <w:rPr>
+          <w:lang w:val="zh_TW" w:bidi="zh_TW"/>
+        </w:rPr>
+        <w:t>「耶雷布」（</w:t>
+      </w:r>
+      <w:hyperlink r:id="rId64">
+        <w:r>
+          <w:rPr>
+            <w:lang w:val="zh_TW" w:bidi="zh_TW"/>
+          </w:rPr>
+          <w:rPr>
+            <w:color w:val="0000EE"/>
+            <w:u w:val="single"/>
+          </w:rPr>
+          <w:t>何5:13</w:t>
+        </w:r>
+      </w:hyperlink>
+      <w:r>
+        <w:rPr>
+          <w:lang w:val="zh_TW" w:bidi="zh_TW"/>
+        </w:rPr>
+        <w:t>，</w:t>
+      </w:r>
+      <w:hyperlink r:id="rId65">
+        <w:r>
+          <w:rPr>
+            <w:lang w:val="zh_TW" w:bidi="zh_TW"/>
+          </w:rPr>
+          <w:rPr>
+            <w:color w:val="0000EE"/>
+            <w:u w:val="single"/>
+          </w:rPr>
+          <w:t>10:6</w:t>
+        </w:r>
+      </w:hyperlink>
+      <w:r>
+        <w:rPr>
+          <w:lang w:val="zh_TW" w:bidi="zh_TW"/>
+        </w:rPr>
+        <w:t>）可能是對亞述王撒珥根二世的稱呼，其統治時間約為公元前722至705年。</w:t>
+      </w:r>
+    </w:p>
+    <w:p>
+      <w:pPr>
+        <w:pStyle w:val="ListNumber"/>
+        <w:spacing w:line="240" w:lineRule="auto"/>
+        <w:ind w:left="720"/>
+      </w:pPr>
+      <w:r>
+        <w:rPr>
+          <w:lang w:val="zh_TW" w:bidi="zh_TW"/>
+        </w:rPr>
+      </w:r>
+      <w:r>
+        <w:rPr>
+          <w:lang w:val="zh_TW" w:bidi="zh_TW"/>
+        </w:rPr>
+        <w:t>亞述入侵的預言的語氣顯示出這個事件迫在眉睫（</w:t>
+      </w:r>
+      <w:hyperlink r:id="rId66">
+        <w:r>
+          <w:rPr>
+            <w:lang w:val="zh_TW" w:bidi="zh_TW"/>
+          </w:rPr>
+          <w:rPr>
+            <w:color w:val="0000EE"/>
+            <w:u w:val="single"/>
+          </w:rPr>
+          <w:t>何10:5–6</w:t>
+        </w:r>
+      </w:hyperlink>
+      <w:r>
+        <w:rPr>
+          <w:lang w:val="zh_TW" w:bidi="zh_TW"/>
+        </w:rPr>
+        <w:t>，</w:t>
+      </w:r>
+      <w:hyperlink r:id="rId67">
+        <w:r>
+          <w:rPr>
+            <w:lang w:val="zh_TW" w:bidi="zh_TW"/>
+          </w:rPr>
+          <w:rPr>
+            <w:color w:val="0000EE"/>
+            <w:u w:val="single"/>
+          </w:rPr>
+          <w:t>13:15–16</w:t>
+        </w:r>
+      </w:hyperlink>
+      <w:r>
+        <w:rPr>
+          <w:lang w:val="zh_TW" w:bidi="zh_TW"/>
+        </w:rPr>
+        <w:t>）。</w:t>
+      </w:r>
+    </w:p>
+    <w:p>
+      <w:pPr>
+        <w:pStyle w:val="ListNumber"/>
+        <w:spacing w:line="240" w:lineRule="auto"/>
+        <w:ind w:left="720"/>
+      </w:pPr>
+      <w:r>
+        <w:rPr>
+          <w:lang w:val="zh_TW" w:bidi="zh_TW"/>
+        </w:rPr>
+      </w:r>
+      <w:r>
+        <w:rPr>
+          <w:lang w:val="zh_TW" w:bidi="zh_TW"/>
+        </w:rPr>
+        <w:t>書中多次提及以色列倚靠埃及尋求政治援助，這正符合何細亞王在期間北國所面臨的政治處境（</w:t>
+      </w:r>
+      <w:hyperlink r:id="rId68">
+        <w:r>
+          <w:rPr>
+            <w:lang w:val="zh_TW" w:bidi="zh_TW"/>
+          </w:rPr>
+          <w:rPr>
+            <w:color w:val="0000EE"/>
+            <w:u w:val="single"/>
+          </w:rPr>
+          <w:t>何7:11</w:t>
+        </w:r>
+      </w:hyperlink>
+      <w:r>
+        <w:rPr>
+          <w:lang w:val="zh_TW" w:bidi="zh_TW"/>
+        </w:rPr>
+        <w:t>，</w:t>
+      </w:r>
+      <w:hyperlink r:id="rId69">
+        <w:r>
+          <w:rPr>
+            <w:lang w:val="zh_TW" w:bidi="zh_TW"/>
+          </w:rPr>
+          <w:rPr>
+            <w:color w:val="0000EE"/>
+            <w:u w:val="single"/>
+          </w:rPr>
+          <w:t>11:11</w:t>
+        </w:r>
+      </w:hyperlink>
+      <w:r>
+        <w:rPr>
+          <w:lang w:val="zh_TW" w:bidi="zh_TW"/>
+        </w:rPr>
+        <w:t>）。</w:t>
+      </w:r>
+    </w:p>
+    <w:p>
+      <w:pPr/>
+      <w:r>
+        <w:rPr>
+          <w:lang w:val="zh_TW" w:bidi="zh_TW"/>
+        </w:rPr>
+      </w:r>
+      <w:r>
+        <w:rPr>
+          <w:lang w:val="zh_TW" w:bidi="zh_TW"/>
+        </w:rPr>
+        <w:t>綜合以上因素可見，何西阿的信息極有可能是在公元前722年，以色列滅亡前後不久彙編完成的。</w:t>
+      </w:r>
+    </w:p>
+    <w:p>
+      <w:pPr>
+        <w:pStyle w:val="Heading3"/>
+      </w:pPr>
+      <w:r>
+        <w:rPr>
+          <w:lang w:val="zh_TW" w:bidi="zh_TW"/>
+        </w:rPr>
+        <w:t>何西阿書寫於何地？寫給誰？</w:t>
+      </w:r>
+    </w:p>
+    <w:p>
+      <w:pPr/>
+      <w:r>
+        <w:rPr>
+          <w:lang w:val="zh_TW" w:bidi="zh_TW"/>
+        </w:rPr>
+      </w:r>
+      <w:r>
+        <w:rPr>
+          <w:lang w:val="zh_TW" w:bidi="zh_TW"/>
+        </w:rPr>
+        <w:t>何西阿是在以色列境內傳講神話語的先知。書中他稱撒馬利亞的君王為「我們的王」（</w:t>
+      </w:r>
+      <w:hyperlink r:id="rId70">
+        <w:r>
+          <w:rPr>
+            <w:lang w:val="zh_TW" w:bidi="zh_TW"/>
+          </w:rPr>
+          <w:rPr>
+            <w:color w:val="0000EE"/>
+            <w:u w:val="single"/>
+          </w:rPr>
+          <w:t>何7:5</w:t>
+        </w:r>
+      </w:hyperlink>
+      <w:r>
+        <w:rPr>
+          <w:lang w:val="zh_TW" w:bidi="zh_TW"/>
+        </w:rPr>
+        <w:t>）。他對以色列各地的地理環境的描寫十分深刻。當他提及基列時的語氣，彷彿親眼見過該地的情景（</w:t>
+      </w:r>
+      <w:hyperlink r:id="rId71">
+        <w:r>
+          <w:rPr>
+            <w:lang w:val="zh_TW" w:bidi="zh_TW"/>
+          </w:rPr>
+          <w:rPr>
+            <w:color w:val="0000EE"/>
+            <w:u w:val="single"/>
+          </w:rPr>
+          <w:t>何6:8</w:t>
+        </w:r>
+      </w:hyperlink>
+      <w:r>
+        <w:rPr>
+          <w:lang w:val="zh_TW" w:bidi="zh_TW"/>
+        </w:rPr>
+        <w:t>，</w:t>
+      </w:r>
+      <w:hyperlink r:id="rId72">
+        <w:r>
+          <w:rPr>
+            <w:lang w:val="zh_TW" w:bidi="zh_TW"/>
+          </w:rPr>
+          <w:rPr>
+            <w:color w:val="0000EE"/>
+            <w:u w:val="single"/>
+          </w:rPr>
+          <w:t>12:11</w:t>
+        </w:r>
+      </w:hyperlink>
+      <w:r>
+        <w:rPr>
+          <w:lang w:val="zh_TW" w:bidi="zh_TW"/>
+        </w:rPr>
+        <w:t>）。因此，何西阿極有可能是唯一一位在整個先知事奉期間始終居住於北國以色列的先知。</w:t>
+      </w:r>
+    </w:p>
+    <w:p>
+      <w:pPr>
+        <w:pStyle w:val="Heading3"/>
+      </w:pPr>
+      <w:r>
+        <w:rPr>
+          <w:lang w:val="zh_TW" w:bidi="zh_TW"/>
+        </w:rPr>
+        <w:t>為何要寫何西阿書？</w:t>
+      </w:r>
+    </w:p>
+    <w:p>
+      <w:pPr/>
+      <w:r>
+        <w:rPr>
+          <w:lang w:val="zh_TW" w:bidi="zh_TW"/>
+        </w:rPr>
+      </w:r>
+      <w:r>
+        <w:rPr>
+          <w:lang w:val="zh_TW" w:bidi="zh_TW"/>
+        </w:rPr>
+        <w:t>先知何西阿受召的主要使命，是呼籲以色列悔改，離棄罪惡，歸回耶和華。他描繪以色列的神乃是一位滿有忍耐與慈愛、並始終信實的神。這一神學核心，是何西阿的信息最鮮明的特色之一（見</w:t>
+      </w:r>
+      <w:hyperlink r:id="rId73">
+        <w:r>
+          <w:rPr>
+            <w:lang w:val="zh_TW" w:bidi="zh_TW"/>
+          </w:rPr>
+          <w:rPr>
+            <w:color w:val="0000EE"/>
+            <w:u w:val="single"/>
+          </w:rPr>
+          <w:t>何2:19</w:t>
+        </w:r>
+      </w:hyperlink>
+      <w:r>
+        <w:rPr>
+          <w:lang w:val="zh_TW" w:bidi="zh_TW"/>
+        </w:rPr>
+        <w:t>）。</w:t>
+      </w:r>
+    </w:p>
+    <w:p>
+      <w:pPr/>
+      <w:r>
+        <w:rPr>
+          <w:lang w:val="zh_TW" w:bidi="zh_TW"/>
+        </w:rPr>
+      </w:r>
+      <w:r>
+        <w:rPr>
+          <w:lang w:val="zh_TW" w:bidi="zh_TW"/>
+        </w:rPr>
+        <w:t>「慈愛與忠誠（Loving devotion）」最能表現出耶和華對祂子民不變的愛與信實。何西阿的家庭生活正是這份慈愛忠誠的象徵。</w:t>
+      </w:r>
+    </w:p>
+    <w:p>
+      <w:pPr>
+        <w:pStyle w:val="Heading3"/>
+      </w:pPr>
+      <w:r>
+        <w:rPr>
+          <w:lang w:val="zh_TW" w:bidi="zh_TW"/>
+        </w:rPr>
+        <w:t>何西阿書的主題是什麼？</w:t>
+      </w:r>
+    </w:p>
+    <w:p>
+      <w:pPr/>
+      <w:r>
+        <w:rPr>
+          <w:lang w:val="zh_TW" w:bidi="zh_TW"/>
+        </w:rPr>
+      </w:r>
+      <w:r>
+        <w:rPr>
+          <w:lang w:val="zh_TW" w:bidi="zh_TW"/>
+        </w:rPr>
+        <w:t>何西阿書的主要段落與核心主題，可概述如下。</w:t>
+      </w:r>
+    </w:p>
+    <w:p>
+      <w:pPr>
+        <w:pStyle w:val="Heading4"/>
+      </w:pPr>
+      <w:r>
+        <w:rPr>
+          <w:lang w:val="zh_TW" w:bidi="zh_TW"/>
+        </w:rPr>
+        <w:t>第一至三章</w:t>
+      </w:r>
+    </w:p>
+    <w:p>
+      <w:pPr/>
+      <w:r>
+        <w:rPr>
+          <w:lang w:val="zh_TW" w:bidi="zh_TW"/>
+        </w:rPr>
+      </w:r>
+      <w:r>
+        <w:rPr>
+          <w:lang w:val="zh_TW" w:bidi="zh_TW"/>
+        </w:rPr>
+        <w:t>何西阿書的前面三章聚焦於先知何西阿個人的生命經歷，尤其突顯出他對不忠之妻所表現出的忠誠與愛。</w:t>
+      </w:r>
+    </w:p>
+    <w:p>
+      <w:pPr/>
+      <w:r>
+        <w:rPr>
+          <w:lang w:val="zh_TW" w:bidi="zh_TW"/>
+        </w:rPr>
+      </w:r>
+      <w:r>
+        <w:rPr>
+          <w:lang w:val="zh_TW" w:bidi="zh_TW"/>
+        </w:rPr>
+        <w:t>神吩咐何西阿娶妓女歌篾為妻，並與她生兒育女（</w:t>
+      </w:r>
+      <w:hyperlink r:id="rId74">
+        <w:r>
+          <w:rPr>
+            <w:lang w:val="zh_TW" w:bidi="zh_TW"/>
+          </w:rPr>
+          <w:rPr>
+            <w:color w:val="0000EE"/>
+            <w:u w:val="single"/>
+          </w:rPr>
+          <w:t>何1:2–3:5</w:t>
+        </w:r>
+      </w:hyperlink>
+      <w:r>
+        <w:rPr>
+          <w:lang w:val="zh_TW" w:bidi="zh_TW"/>
+        </w:rPr>
+        <w:t>）。這一命令長久以來使許多解經家感到困惑，因為在以色列中，祭司與先知並不會與妓女結婚。中世紀的猶太作家多半將此段敘事視為象徵性的記載，而非實際歷史事件。後來有些學者則發現</w:t>
+      </w:r>
+      <w:hyperlink r:id="rId75">
+        <w:r>
+          <w:rPr>
+            <w:lang w:val="zh_TW" w:bidi="zh_TW"/>
+          </w:rPr>
+          <w:rPr>
+            <w:color w:val="0000EE"/>
+            <w:u w:val="single"/>
+          </w:rPr>
+          <w:t>何西阿書第一章</w:t>
+        </w:r>
+      </w:hyperlink>
+      <w:r>
+        <w:rPr>
+          <w:lang w:val="zh_TW" w:bidi="zh_TW"/>
+        </w:rPr>
+        <w:t>與</w:t>
+      </w:r>
+      <w:hyperlink r:id="rId76">
+        <w:r>
+          <w:rPr>
+            <w:lang w:val="zh_TW" w:bidi="zh_TW"/>
+          </w:rPr>
+          <w:rPr>
+            <w:color w:val="0000EE"/>
+            <w:u w:val="single"/>
+          </w:rPr>
+          <w:t>第三章</w:t>
+        </w:r>
+      </w:hyperlink>
+      <w:r>
+        <w:rPr>
+          <w:lang w:val="zh_TW" w:bidi="zh_TW"/>
+        </w:rPr>
+        <w:t>間的差異，認為第三章是何西阿對自身婚姻的個人敘述，而第一章則是他對早期先知事奉經歷的回顧。另有部分解經家主張這兩章皆為真實歷史；但也有學者認為</w:t>
+      </w:r>
+      <w:hyperlink r:id="rId75">
+        <w:r>
+          <w:rPr>
+            <w:lang w:val="zh_TW" w:bidi="zh_TW"/>
+          </w:rPr>
+          <w:rPr>
+            <w:color w:val="0000EE"/>
+            <w:u w:val="single"/>
+          </w:rPr>
+          <w:t>第一章</w:t>
+        </w:r>
+      </w:hyperlink>
+      <w:r>
+        <w:rPr>
+          <w:lang w:val="zh_TW" w:bidi="zh_TW"/>
+        </w:rPr>
+        <w:t>屬於歷史記載，而</w:t>
+      </w:r>
+      <w:hyperlink r:id="rId76">
+        <w:r>
+          <w:rPr>
+            <w:lang w:val="zh_TW" w:bidi="zh_TW"/>
+          </w:rPr>
+          <w:rPr>
+            <w:color w:val="0000EE"/>
+            <w:u w:val="single"/>
+          </w:rPr>
+          <w:t>第三章</w:t>
+        </w:r>
+      </w:hyperlink>
+      <w:r>
+        <w:rPr>
+          <w:lang w:val="zh_TW" w:bidi="zh_TW"/>
+        </w:rPr>
+        <w:t>則是何西阿對婚姻關係的寓意性詮釋。</w:t>
+      </w:r>
+    </w:p>
+    <w:p>
+      <w:pPr/>
+      <w:r>
+        <w:rPr>
+          <w:lang w:val="zh_TW" w:bidi="zh_TW"/>
+        </w:rPr>
+      </w:r>
+      <w:r>
+        <w:rPr>
+          <w:lang w:val="zh_TW" w:bidi="zh_TW"/>
+        </w:rPr>
+        <w:t>關於歌篾的性行為，人們長期以來有廣泛的討論，主要形成了兩種觀點：</w:t>
+      </w:r>
+    </w:p>
+    <w:p>
+      <w:pPr>
+        <w:pStyle w:val="ListNumber"/>
+        <w:numPr>
+          <w:ilvl w:val="0"/>
+          <w:numId w:val="18"/>
+        </w:numPr>
+        <w:spacing w:line="240" w:lineRule="auto"/>
+        <w:ind w:left="720"/>
+      </w:pPr>
+      <w:r>
+        <w:rPr>
+          <w:lang w:val="zh_TW" w:bidi="zh_TW"/>
+        </w:rPr>
+      </w:r>
+      <w:r>
+        <w:rPr>
+          <w:lang w:val="zh_TW" w:bidi="zh_TW"/>
+        </w:rPr>
+        <w:t>第一種觀點認為，歌篾在與何西阿婚姻的初期可能是一位忠誠的妻子。「娶淫婦為妻」（</w:t>
+      </w:r>
+      <w:hyperlink r:id="rId77">
+        <w:r>
+          <w:rPr>
+            <w:lang w:val="zh_TW" w:bidi="zh_TW"/>
+          </w:rPr>
+          <w:rPr>
+            <w:color w:val="0000EE"/>
+            <w:u w:val="single"/>
+          </w:rPr>
+          <w:t>何1:2</w:t>
+        </w:r>
+      </w:hyperlink>
+      <w:r>
+        <w:rPr>
+          <w:lang w:val="zh_TW" w:bidi="zh_TW"/>
+        </w:rPr>
+        <w:t>）並非是在描述她當時實際的行為，而是指她內在的罪性與悖逆本質。神隨後將這一特質顯露出來，藉此揭露以色列陷入偶像崇拜的屬靈光景。</w:t>
+      </w:r>
+    </w:p>
+    <w:p>
+      <w:pPr>
+        <w:pStyle w:val="ListNumber"/>
+        <w:spacing w:line="240" w:lineRule="auto"/>
+        <w:ind w:left="720"/>
+      </w:pPr>
+      <w:r>
+        <w:rPr>
+          <w:lang w:val="zh_TW" w:bidi="zh_TW"/>
+        </w:rPr>
+      </w:r>
+      <w:r>
+        <w:rPr>
+          <w:lang w:val="zh_TW" w:bidi="zh_TW"/>
+        </w:rPr>
+        <w:t>第二種觀點則認為，歌篾本身就是一位眾所周知的妓女，而神吩咐何西阿娶她為妻，正是為了具體呈現以色列的屬靈淫亂，以及神信實的慈愛。此一觀點在福音派學者中最為常見，並且在採取字義、文法與歷史並重的詮釋原則下，被視為最單純的理解。</w:t>
+      </w:r>
+    </w:p>
+    <w:p>
+      <w:pPr/>
+      <w:r>
+        <w:rPr>
+          <w:lang w:val="zh_TW" w:bidi="zh_TW"/>
+        </w:rPr>
+      </w:r>
+      <w:r>
+        <w:rPr>
+          <w:lang w:val="zh_TW" w:bidi="zh_TW"/>
+        </w:rPr>
+        <w:t>至於何西阿為何需要將歌篾贖回，經文並未明確地説明其具體原因；同樣地，贖價為何部分以糧食、部分以金錢支付，也無從得知。這一交易或許象徵著神將來要將以色列從被擄之地拯救出來。然而，北國的十個支派最終並未從亞述的被擄中歸回。儘管猶大也曾領受警告（</w:t>
+      </w:r>
+      <w:hyperlink r:id="rId78">
+        <w:r>
+          <w:rPr>
+            <w:lang w:val="zh_TW" w:bidi="zh_TW"/>
+          </w:rPr>
+          <w:rPr>
+            <w:color w:val="0000EE"/>
+            <w:u w:val="single"/>
+          </w:rPr>
+          <w:t>何6:11</w:t>
+        </w:r>
+      </w:hyperlink>
+      <w:r>
+        <w:rPr>
+          <w:lang w:val="zh_TW" w:bidi="zh_TW"/>
+        </w:rPr>
+        <w:t>），但因為這樣的詮釋並不適用於南國猶大，所以何西阿的信息主要是針對北國。</w:t>
+      </w:r>
+    </w:p>
+    <w:p>
+      <w:pPr/>
+      <w:r>
+        <w:rPr>
+          <w:lang w:val="zh_TW" w:bidi="zh_TW"/>
+        </w:rPr>
+      </w:r>
+      <w:r>
+        <w:rPr>
+          <w:lang w:val="zh_TW" w:bidi="zh_TW"/>
+        </w:rPr>
+        <w:t>何西阿與歌篾所生的孩子，都被賦予具有象徵意義的名字。第一個孩子是兒子，名叫耶斯列（</w:t>
+      </w:r>
+      <w:hyperlink r:id="rId79">
+        <w:r>
+          <w:rPr>
+            <w:lang w:val="zh_TW" w:bidi="zh_TW"/>
+          </w:rPr>
+          <w:rPr>
+            <w:color w:val="0000EE"/>
+            <w:u w:val="single"/>
+          </w:rPr>
+          <w:t>何1:4a</w:t>
+        </w:r>
+      </w:hyperlink>
+      <w:r>
+        <w:rPr>
+          <w:lang w:val="zh_TW" w:bidi="zh_TW"/>
+        </w:rPr>
+        <w:t>），象徵神對耶戶家族的審判，因耶戶曾在耶斯列平原殺滅亞哈的家族（</w:t>
+      </w:r>
+      <w:hyperlink r:id="rId80">
+        <w:r>
+          <w:rPr>
+            <w:lang w:val="zh_TW" w:bidi="zh_TW"/>
+          </w:rPr>
+          <w:rPr>
+            <w:color w:val="0000EE"/>
+            <w:u w:val="single"/>
+          </w:rPr>
+          <w:t>王下10:1–11</w:t>
+        </w:r>
+      </w:hyperlink>
+      <w:r>
+        <w:rPr>
+          <w:lang w:val="zh_TW" w:bidi="zh_TW"/>
+        </w:rPr>
+        <w:t>，</w:t>
+      </w:r>
+      <w:hyperlink r:id="rId80">
+        <w:r>
+          <w:rPr>
+            <w:lang w:val="zh_TW" w:bidi="zh_TW"/>
+          </w:rPr>
+          <w:rPr>
+            <w:color w:val="0000EE"/>
+            <w:u w:val="single"/>
+          </w:rPr>
+          <w:t>30</w:t>
+        </w:r>
+      </w:hyperlink>
+      <w:r>
+        <w:rPr>
+          <w:lang w:val="zh_TW" w:bidi="zh_TW"/>
+        </w:rPr>
+        <w:t>）。</w:t>
+      </w:r>
+    </w:p>
+    <w:p>
+      <w:pPr/>
+      <w:r>
+        <w:rPr>
+          <w:lang w:val="zh_TW" w:bidi="zh_TW"/>
+        </w:rPr>
+      </w:r>
+      <w:r>
+        <w:rPr>
+          <w:lang w:val="zh_TW" w:bidi="zh_TW"/>
+        </w:rPr>
+        <w:t>第二個孩子是女兒，名叫羅‧路哈瑪（</w:t>
+      </w:r>
+      <w:hyperlink r:id="rId81">
+        <w:r>
+          <w:rPr>
+            <w:lang w:val="zh_TW" w:bidi="zh_TW"/>
+          </w:rPr>
+          <w:rPr>
+            <w:color w:val="0000EE"/>
+            <w:u w:val="single"/>
+          </w:rPr>
+          <w:t>何1:6a</w:t>
+        </w:r>
+      </w:hyperlink>
+      <w:r>
+        <w:rPr>
+          <w:lang w:val="zh_TW" w:bidi="zh_TW"/>
+        </w:rPr>
+        <w:t xml:space="preserve"> ），意為「不蒙憐憫」或「未得慈愛」，象徵北國以色列即將臨到的審判：其屬靈敗壞已達極點，終必被擊敗，並被擄到外邦（</w:t>
+      </w:r>
+      <w:hyperlink r:id="rId81">
+        <w:r>
+          <w:rPr>
+            <w:lang w:val="zh_TW" w:bidi="zh_TW"/>
+          </w:rPr>
+          <w:rPr>
+            <w:color w:val="0000EE"/>
+            <w:u w:val="single"/>
+          </w:rPr>
+          <w:t>何1:6b</w:t>
+        </w:r>
+      </w:hyperlink>
+      <w:r>
+        <w:rPr>
+          <w:lang w:val="zh_TW" w:bidi="zh_TW"/>
+        </w:rPr>
+        <w:t>）。</w:t>
+      </w:r>
+    </w:p>
+    <w:p>
+      <w:pPr/>
+      <w:r>
+        <w:rPr>
+          <w:lang w:val="zh_TW" w:bidi="zh_TW"/>
+        </w:rPr>
+      </w:r>
+      <w:r>
+        <w:rPr>
+          <w:lang w:val="zh_TW" w:bidi="zh_TW"/>
+        </w:rPr>
+        <w:t>第三個孩子是兒子，名叫羅‧阿米，意為「非我子民」（</w:t>
+      </w:r>
+      <w:hyperlink r:id="rId82">
+        <w:r>
+          <w:rPr>
+            <w:lang w:val="zh_TW" w:bidi="zh_TW"/>
+          </w:rPr>
+          <w:rPr>
+            <w:color w:val="0000EE"/>
+            <w:u w:val="single"/>
+          </w:rPr>
+          <w:t>何1:8–9</w:t>
+        </w:r>
+      </w:hyperlink>
+      <w:r>
+        <w:rPr>
+          <w:lang w:val="zh_TW" w:bidi="zh_TW"/>
+        </w:rPr>
+        <w:t>），表明神暫時否定以色列作為祂子民的身分。然而，這樣的否定並非是永久的（</w:t>
+      </w:r>
+      <w:hyperlink r:id="rId83">
+        <w:r>
+          <w:rPr>
+            <w:lang w:val="zh_TW" w:bidi="zh_TW"/>
+          </w:rPr>
+          <w:rPr>
+            <w:color w:val="0000EE"/>
+            <w:u w:val="single"/>
+          </w:rPr>
+          <w:t>何1:10–2:1</w:t>
+        </w:r>
+      </w:hyperlink>
+      <w:r>
+        <w:rPr>
+          <w:lang w:val="zh_TW" w:bidi="zh_TW"/>
+        </w:rPr>
+        <w:t>）。儘管某一世代悖逆不順服，神仍必信實地成就祂對亞伯拉罕的應許（</w:t>
+      </w:r>
+      <w:hyperlink r:id="rId84">
+        <w:r>
+          <w:rPr>
+            <w:lang w:val="zh_TW" w:bidi="zh_TW"/>
+          </w:rPr>
+          <w:rPr>
+            <w:color w:val="0000EE"/>
+            <w:u w:val="single"/>
+          </w:rPr>
+          <w:t>何1:10</w:t>
         </w:r>
       </w:hyperlink>
       <w:r>
@@ -757,16 +3130,34 @@
         </w:rPr>
         <w:t>；</w:t>
       </w:r>
-      <w:hyperlink r:id="rId32">
-        <w:r>
-          <w:rPr>
-            <w:lang w:val="zh_TW" w:bidi="zh_TW"/>
-          </w:rPr>
-          <w:rPr>
-            <w:color w:val="0000EE"/>
-            <w:u w:val="single"/>
-          </w:rPr>
-          <w:t>代下6:1</w:t>
+      <w:hyperlink r:id="rId85">
+        <w:r>
+          <w:rPr>
+            <w:lang w:val="zh_TW" w:bidi="zh_TW"/>
+          </w:rPr>
+          <w:rPr>
+            <w:color w:val="0000EE"/>
+            <w:u w:val="single"/>
+          </w:rPr>
+          <w:t>創22:17</w:t>
+        </w:r>
+      </w:hyperlink>
+      <w:r>
+        <w:rPr>
+          <w:lang w:val="zh_TW" w:bidi="zh_TW"/>
+        </w:rPr>
+        <w:t>），以及祂對與摩西所立的約（</w:t>
+      </w:r>
+      <w:hyperlink r:id="rId86">
+        <w:r>
+          <w:rPr>
+            <w:lang w:val="zh_TW" w:bidi="zh_TW"/>
+          </w:rPr>
+          <w:rPr>
+            <w:color w:val="0000EE"/>
+            <w:u w:val="single"/>
+          </w:rPr>
+          <w:t>出19:1–7</w:t>
         </w:r>
       </w:hyperlink>
       <w:r>
@@ -775,17 +3166,3623 @@
         </w:rPr>
         <w:t>）。</w:t>
       </w:r>
-      <w:r>
-        <w:rPr>
-          <w:lang w:val="zh_TW" w:bidi="zh_TW"/>
-        </w:rPr>
-        <w:t>黑雲</w:t>
-      </w:r>
-      <w:r>
-        <w:rPr>
-          <w:lang w:val="zh_TW" w:bidi="zh_TW"/>
-        </w:rPr>
-        <w:t>在祂腳下（</w:t>
+    </w:p>
+    <w:p>
+      <w:pPr/>
+      <w:r>
+        <w:rPr>
+          <w:lang w:val="zh_TW" w:bidi="zh_TW"/>
+        </w:rPr>
+      </w:r>
+      <w:r>
+        <w:rPr>
+          <w:lang w:val="zh_TW" w:bidi="zh_TW"/>
+        </w:rPr>
+        <w:t>歌篾並不喜悅她的婚姻，便轉而尋求其他情人；正如以色列藉著敬拜假神來尋求滿足。他們錯誤地將一切美善與賜福歸功於外邦偶像，而非滿有憐憫的神（</w:t>
+      </w:r>
+      <w:hyperlink r:id="rId87">
+        <w:r>
+          <w:rPr>
+            <w:lang w:val="zh_TW" w:bidi="zh_TW"/>
+          </w:rPr>
+          <w:rPr>
+            <w:color w:val="0000EE"/>
+            <w:u w:val="single"/>
+          </w:rPr>
+          <w:t>何2:8</w:t>
+        </w:r>
+      </w:hyperlink>
+      <w:r>
+        <w:rPr>
+          <w:lang w:val="zh_TW" w:bidi="zh_TW"/>
+        </w:rPr>
+        <w:t>、</w:t>
+      </w:r>
+      <w:hyperlink r:id="rId87">
+        <w:r>
+          <w:rPr>
+            <w:lang w:val="zh_TW" w:bidi="zh_TW"/>
+          </w:rPr>
+          <w:rPr>
+            <w:color w:val="0000EE"/>
+            <w:u w:val="single"/>
+          </w:rPr>
+          <w:t>12</w:t>
+        </w:r>
+      </w:hyperlink>
+      <w:r>
+        <w:rPr>
+          <w:lang w:val="zh_TW" w:bidi="zh_TW"/>
+        </w:rPr>
+        <w:t>）。然而，當他們終於明白罪惡不能帶來持久的喜樂時，悔改的以色列便會回轉、歸向起初所愛的神。</w:t>
+      </w:r>
+    </w:p>
+    <w:p>
+      <w:pPr/>
+      <w:r>
+        <w:rPr>
+          <w:lang w:val="zh_TW" w:bidi="zh_TW"/>
+        </w:rPr>
+      </w:r>
+      <w:r>
+        <w:rPr>
+          <w:lang w:val="zh_TW" w:bidi="zh_TW"/>
+        </w:rPr>
+        <w:t>何西阿因歌篾犯姦淫而宣告與她離婚，象徵耶和華因以色列的不忠而與她離異（</w:t>
+      </w:r>
+      <w:hyperlink r:id="rId88">
+        <w:r>
+          <w:rPr>
+            <w:lang w:val="zh_TW" w:bidi="zh_TW"/>
+          </w:rPr>
+          <w:rPr>
+            <w:color w:val="0000EE"/>
+            <w:u w:val="single"/>
+          </w:rPr>
+          <w:t>何2:2</w:t>
+        </w:r>
+      </w:hyperlink>
+      <w:r>
+        <w:rPr>
+          <w:lang w:val="zh_TW" w:bidi="zh_TW"/>
+        </w:rPr>
+        <w:t>；另見</w:t>
+      </w:r>
+      <w:hyperlink r:id="rId89">
+        <w:r>
+          <w:rPr>
+            <w:lang w:val="zh_TW" w:bidi="zh_TW"/>
+          </w:rPr>
+          <w:rPr>
+            <w:color w:val="0000EE"/>
+            <w:u w:val="single"/>
+          </w:rPr>
+          <w:t>耶3:1–4:2</w:t>
+        </w:r>
+      </w:hyperlink>
+      <w:r>
+        <w:rPr>
+          <w:lang w:val="zh_TW" w:bidi="zh_TW"/>
+        </w:rPr>
+        <w:t>）。他們的孩子則代表當時以色列民族中的每一個成員（</w:t>
+      </w:r>
+      <w:hyperlink r:id="rId90">
+        <w:r>
+          <w:rPr>
+            <w:lang w:val="zh_TW" w:bidi="zh_TW"/>
+          </w:rPr>
+          <w:rPr>
+            <w:color w:val="0000EE"/>
+            <w:u w:val="single"/>
+          </w:rPr>
+          <w:t>何2:2–5</w:t>
+        </w:r>
+      </w:hyperlink>
+      <w:r>
+        <w:rPr>
+          <w:lang w:val="zh_TW" w:bidi="zh_TW"/>
+        </w:rPr>
+        <w:t>）。</w:t>
+      </w:r>
+    </w:p>
+    <w:p>
+      <w:pPr/>
+      <w:r>
+        <w:rPr>
+          <w:lang w:val="zh_TW" w:bidi="zh_TW"/>
+        </w:rPr>
+      </w:r>
+      <w:hyperlink r:id="rId76">
+        <w:r>
+          <w:rPr>
+            <w:lang w:val="zh_TW" w:bidi="zh_TW"/>
+          </w:rPr>
+          <w:rPr>
+            <w:color w:val="0000EE"/>
+            <w:u w:val="single"/>
+          </w:rPr>
+          <w:t>第三章</w:t>
+        </w:r>
+      </w:hyperlink>
+      <w:r>
+        <w:rPr>
+          <w:lang w:val="zh_TW" w:bidi="zh_TW"/>
+        </w:rPr>
+        <w:t>以恢復為主題，總結以色列的歷史。何西阿為歌篾所付出的贖價（</w:t>
+      </w:r>
+      <w:hyperlink r:id="rId91">
+        <w:r>
+          <w:rPr>
+            <w:lang w:val="zh_TW" w:bidi="zh_TW"/>
+          </w:rPr>
+          <w:rPr>
+            <w:color w:val="0000EE"/>
+            <w:u w:val="single"/>
+          </w:rPr>
+          <w:t>何3:2</w:t>
+        </w:r>
+      </w:hyperlink>
+      <w:r>
+        <w:rPr>
+          <w:lang w:val="zh_TW" w:bidi="zh_TW"/>
+        </w:rPr>
+        <w:t>）顯明以色列受制於罪與撒但的捆綁（</w:t>
+      </w:r>
+      <w:hyperlink r:id="rId92">
+        <w:r>
+          <w:rPr>
+            <w:lang w:val="zh_TW" w:bidi="zh_TW"/>
+          </w:rPr>
+          <w:rPr>
+            <w:color w:val="0000EE"/>
+            <w:u w:val="single"/>
+          </w:rPr>
+          <w:t>來2:14–15</w:t>
+        </w:r>
+      </w:hyperlink>
+      <w:r>
+        <w:rPr>
+          <w:lang w:val="zh_TW" w:bidi="zh_TW"/>
+        </w:rPr>
+        <w:t>）。這筆贖價是為女奴而付，因歌篾因其淫行而淪為奴隸（見</w:t>
+      </w:r>
+      <w:hyperlink r:id="rId93">
+        <w:r>
+          <w:rPr>
+            <w:lang w:val="zh_TW" w:bidi="zh_TW"/>
+          </w:rPr>
+          <w:rPr>
+            <w:color w:val="0000EE"/>
+            <w:u w:val="single"/>
+          </w:rPr>
+          <w:t>出21:32</w:t>
+        </w:r>
+      </w:hyperlink>
+      <w:r>
+        <w:rPr>
+          <w:lang w:val="zh_TW" w:bidi="zh_TW"/>
+        </w:rPr>
+        <w:t>）。歌篾被隔離的狀態，如同以色列被擄的處境，其目的乃是為了潔淨（</w:t>
+      </w:r>
+      <w:hyperlink r:id="rId94">
+        <w:r>
+          <w:rPr>
+            <w:lang w:val="zh_TW" w:bidi="zh_TW"/>
+          </w:rPr>
+          <w:rPr>
+            <w:color w:val="0000EE"/>
+            <w:u w:val="single"/>
+          </w:rPr>
+          <w:t>何3:3</w:t>
+        </w:r>
+      </w:hyperlink>
+      <w:r>
+        <w:rPr>
+          <w:lang w:val="zh_TW" w:bidi="zh_TW"/>
+        </w:rPr>
+        <w:t>；</w:t>
+      </w:r>
+      <w:hyperlink r:id="rId95">
+        <w:r>
+          <w:rPr>
+            <w:lang w:val="zh_TW" w:bidi="zh_TW"/>
+          </w:rPr>
+          <w:rPr>
+            <w:color w:val="0000EE"/>
+            <w:u w:val="single"/>
+          </w:rPr>
+          <w:t>申21:13</w:t>
+        </w:r>
+      </w:hyperlink>
+      <w:r>
+        <w:rPr>
+          <w:lang w:val="zh_TW" w:bidi="zh_TW"/>
+        </w:rPr>
+        <w:t>，</w:t>
+      </w:r>
+      <w:hyperlink r:id="rId96">
+        <w:r>
+          <w:rPr>
+            <w:lang w:val="zh_TW" w:bidi="zh_TW"/>
+          </w:rPr>
+          <w:rPr>
+            <w:color w:val="0000EE"/>
+            <w:u w:val="single"/>
+          </w:rPr>
+          <w:t>30:2</w:t>
+        </w:r>
+      </w:hyperlink>
+      <w:r>
+        <w:rPr>
+          <w:lang w:val="zh_TW" w:bidi="zh_TW"/>
+        </w:rPr>
+        <w:t>）。</w:t>
+      </w:r>
+    </w:p>
+    <w:p>
+      <w:pPr/>
+      <w:r>
+        <w:rPr>
+          <w:lang w:val="zh_TW" w:bidi="zh_TW"/>
+        </w:rPr>
+      </w:r>
+      <w:r>
+        <w:rPr>
+          <w:lang w:val="zh_TW" w:bidi="zh_TW"/>
+        </w:rPr>
+        <w:t>在被擄到巴比倫之後（「後來」），並且在「末後的日子」，以色列將回轉歸向她的丈夫，重新享受這段更新的關係所帶來的祝福。經文中提到彌賽亞——「大衛他們的王」——將要興起，帶領以色列歸向耶和華（</w:t>
+      </w:r>
+      <w:hyperlink r:id="rId97">
+        <w:r>
+          <w:rPr>
+            <w:lang w:val="zh_TW" w:bidi="zh_TW"/>
+          </w:rPr>
+          <w:rPr>
+            <w:color w:val="0000EE"/>
+            <w:u w:val="single"/>
+          </w:rPr>
+          <w:t>何3:5</w:t>
+        </w:r>
+      </w:hyperlink>
+      <w:r>
+        <w:rPr>
+          <w:lang w:val="zh_TW" w:bidi="zh_TW"/>
+        </w:rPr>
+        <w:t>）。</w:t>
+      </w:r>
+    </w:p>
+    <w:p>
+      <w:pPr/>
+      <w:r>
+        <w:rPr>
+          <w:lang w:val="zh_TW" w:bidi="zh_TW"/>
+        </w:rPr>
+      </w:r>
+      <w:r>
+        <w:rPr>
+          <w:lang w:val="zh_TW" w:bidi="zh_TW"/>
+        </w:rPr>
+        <w:t>何西阿書的最後一個主要段落，進一步詳述並展開了</w:t>
+      </w:r>
+      <w:hyperlink r:id="rId98">
+        <w:r>
+          <w:rPr>
+            <w:lang w:val="zh_TW" w:bidi="zh_TW"/>
+          </w:rPr>
+          <w:rPr>
+            <w:color w:val="0000EE"/>
+            <w:u w:val="single"/>
+          </w:rPr>
+          <w:t>第一至第三章</w:t>
+        </w:r>
+      </w:hyperlink>
+      <w:r>
+        <w:rPr>
+          <w:lang w:val="zh_TW" w:bidi="zh_TW"/>
+        </w:rPr>
+        <w:t>所呈現的核心主題。何西阿在此宣告並預言了：</w:t>
+      </w:r>
+    </w:p>
+    <w:p>
+      <w:pPr>
+        <w:pStyle w:val="ListBullet"/>
+        <w:spacing w:line="240" w:lineRule="auto"/>
+        <w:ind w:left="720"/>
+      </w:pPr>
+      <w:r>
+        <w:rPr>
+          <w:lang w:val="zh_TW" w:bidi="zh_TW"/>
+        </w:rPr>
+      </w:r>
+      <w:r>
+        <w:rPr>
+          <w:lang w:val="zh_TW" w:bidi="zh_TW"/>
+        </w:rPr>
+        <w:t>以色列的背道（</w:t>
+      </w:r>
+      <w:hyperlink r:id="rId99">
+        <w:r>
+          <w:rPr>
+            <w:lang w:val="zh_TW" w:bidi="zh_TW"/>
+          </w:rPr>
+          <w:rPr>
+            <w:color w:val="0000EE"/>
+            <w:u w:val="single"/>
+          </w:rPr>
+          <w:t>何4:1–7:16</w:t>
+        </w:r>
+      </w:hyperlink>
+      <w:r>
+        <w:rPr>
+          <w:lang w:val="zh_TW" w:bidi="zh_TW"/>
+        </w:rPr>
+        <w:t>）</w:t>
+      </w:r>
+    </w:p>
+    <w:p>
+      <w:pPr>
+        <w:pStyle w:val="ListBullet"/>
+        <w:spacing w:line="240" w:lineRule="auto"/>
+        <w:ind w:left="720"/>
+      </w:pPr>
+      <w:r>
+        <w:rPr>
+          <w:lang w:val="zh_TW" w:bidi="zh_TW"/>
+        </w:rPr>
+      </w:r>
+      <w:r>
+        <w:rPr>
+          <w:lang w:val="zh_TW" w:bidi="zh_TW"/>
+        </w:rPr>
+        <w:t>懲罰（</w:t>
+      </w:r>
+      <w:hyperlink r:id="rId100">
+        <w:r>
+          <w:rPr>
+            <w:lang w:val="zh_TW" w:bidi="zh_TW"/>
+          </w:rPr>
+          <w:rPr>
+            <w:color w:val="0000EE"/>
+            <w:u w:val="single"/>
+          </w:rPr>
+          <w:t>何8:1–10:15</w:t>
+        </w:r>
+      </w:hyperlink>
+      <w:r>
+        <w:rPr>
+          <w:lang w:val="zh_TW" w:bidi="zh_TW"/>
+        </w:rPr>
+        <w:t>）</w:t>
+      </w:r>
+    </w:p>
+    <w:p>
+      <w:pPr>
+        <w:pStyle w:val="ListBullet"/>
+        <w:spacing w:line="240" w:lineRule="auto"/>
+        <w:ind w:left="720"/>
+      </w:pPr>
+      <w:r>
+        <w:rPr>
+          <w:lang w:val="zh_TW" w:bidi="zh_TW"/>
+        </w:rPr>
+      </w:r>
+      <w:r>
+        <w:rPr>
+          <w:lang w:val="zh_TW" w:bidi="zh_TW"/>
+        </w:rPr>
+        <w:t>恢復（</w:t>
+      </w:r>
+      <w:hyperlink r:id="rId101">
+        <w:r>
+          <w:rPr>
+            <w:lang w:val="zh_TW" w:bidi="zh_TW"/>
+          </w:rPr>
+          <w:rPr>
+            <w:color w:val="0000EE"/>
+            <w:u w:val="single"/>
+          </w:rPr>
+          <w:t>何11:1–14:9</w:t>
+        </w:r>
+      </w:hyperlink>
+      <w:r>
+        <w:rPr>
+          <w:lang w:val="zh_TW" w:bidi="zh_TW"/>
+        </w:rPr>
+        <w:t>）</w:t>
+      </w:r>
+    </w:p>
+    <w:p>
+      <w:pPr>
+        <w:pStyle w:val="Heading4"/>
+      </w:pPr>
+      <w:r>
+        <w:rPr>
+          <w:lang w:val="zh_TW" w:bidi="zh_TW"/>
+        </w:rPr>
+        <w:t>第四章</w:t>
+      </w:r>
+    </w:p>
+    <w:p>
+      <w:pPr/>
+      <w:r>
+        <w:rPr>
+          <w:lang w:val="zh_TW" w:bidi="zh_TW"/>
+        </w:rPr>
+      </w:r>
+      <w:r>
+        <w:rPr>
+          <w:lang w:val="zh_TW" w:bidi="zh_TW"/>
+        </w:rPr>
+        <w:t>以色列深深陷入不敬虔的行為，並逐漸遠離神（</w:t>
+      </w:r>
+      <w:hyperlink r:id="rId58">
+        <w:r>
+          <w:rPr>
+            <w:lang w:val="zh_TW" w:bidi="zh_TW"/>
+          </w:rPr>
+          <w:rPr>
+            <w:color w:val="0000EE"/>
+            <w:u w:val="single"/>
+          </w:rPr>
+          <w:t>何4:1–2</w:t>
+        </w:r>
+      </w:hyperlink>
+      <w:r>
+        <w:rPr>
+          <w:lang w:val="zh_TW" w:bidi="zh_TW"/>
+        </w:rPr>
+        <w:t>；參</w:t>
+      </w:r>
+      <w:hyperlink r:id="rId102">
+        <w:r>
+          <w:rPr>
+            <w:lang w:val="zh_TW" w:bidi="zh_TW"/>
+          </w:rPr>
+          <w:rPr>
+            <w:color w:val="0000EE"/>
+            <w:u w:val="single"/>
+          </w:rPr>
+          <w:t>出20:1–17</w:t>
+        </w:r>
+      </w:hyperlink>
+      <w:r>
+        <w:rPr>
+          <w:lang w:val="zh_TW" w:bidi="zh_TW"/>
+        </w:rPr>
+        <w:t>）。百姓因冷漠及而祭司的欺騙忽視神的話語（</w:t>
+      </w:r>
+      <w:hyperlink r:id="rId103">
+        <w:r>
+          <w:rPr>
+            <w:lang w:val="zh_TW" w:bidi="zh_TW"/>
+          </w:rPr>
+          <w:rPr>
+            <w:color w:val="0000EE"/>
+            <w:u w:val="single"/>
+          </w:rPr>
+          <w:t>何4:6–9</w:t>
+        </w:r>
+      </w:hyperlink>
+      <w:r>
+        <w:rPr>
+          <w:lang w:val="zh_TW" w:bidi="zh_TW"/>
+        </w:rPr>
+        <w:t>；參</w:t>
+      </w:r>
+      <w:hyperlink r:id="rId104">
+        <w:r>
+          <w:rPr>
+            <w:lang w:val="zh_TW" w:bidi="zh_TW"/>
+          </w:rPr>
+          <w:rPr>
+            <w:color w:val="0000EE"/>
+            <w:u w:val="single"/>
+          </w:rPr>
+          <w:t>賽5:13</w:t>
+        </w:r>
+      </w:hyperlink>
+      <w:r>
+        <w:rPr>
+          <w:lang w:val="zh_TW" w:bidi="zh_TW"/>
+        </w:rPr>
+        <w:t>；</w:t>
+      </w:r>
+      <w:hyperlink r:id="rId105">
+        <w:r>
+          <w:rPr>
+            <w:lang w:val="zh_TW" w:bidi="zh_TW"/>
+          </w:rPr>
+          <w:rPr>
+            <w:color w:val="0000EE"/>
+            <w:u w:val="single"/>
+          </w:rPr>
+          <w:t>摩8:11–12</w:t>
+        </w:r>
+      </w:hyperlink>
+      <w:r>
+        <w:rPr>
+          <w:lang w:val="zh_TW" w:bidi="zh_TW"/>
+        </w:rPr>
+        <w:t>；</w:t>
+      </w:r>
+      <w:hyperlink r:id="rId106">
+        <w:r>
+          <w:rPr>
+            <w:lang w:val="zh_TW" w:bidi="zh_TW"/>
+          </w:rPr>
+          <w:rPr>
+            <w:color w:val="0000EE"/>
+            <w:u w:val="single"/>
+          </w:rPr>
+          <w:t>番1:6</w:t>
+        </w:r>
+      </w:hyperlink>
+      <w:r>
+        <w:rPr>
+          <w:lang w:val="zh_TW" w:bidi="zh_TW"/>
+        </w:rPr>
+        <w:t>）。以色列跟隨著敗壞的宗教領袖，正如他們的君王效法先前邪惡君王的腐敗行徑一般（</w:t>
+      </w:r>
+      <w:hyperlink r:id="rId107">
+        <w:r>
+          <w:rPr>
+            <w:lang w:val="zh_TW" w:bidi="zh_TW"/>
+          </w:rPr>
+          <w:rPr>
+            <w:color w:val="0000EE"/>
+            <w:u w:val="single"/>
+          </w:rPr>
+          <w:t>何4:9</w:t>
+        </w:r>
+      </w:hyperlink>
+      <w:r>
+        <w:rPr>
+          <w:lang w:val="zh_TW" w:bidi="zh_TW"/>
+        </w:rPr>
+        <w:t>）。他們不再尋求神的話，反而向偶像與占卜求問指引（</w:t>
+      </w:r>
+      <w:hyperlink r:id="rId108">
+        <w:r>
+          <w:rPr>
+            <w:lang w:val="zh_TW" w:bidi="zh_TW"/>
+          </w:rPr>
+          <w:rPr>
+            <w:color w:val="0000EE"/>
+            <w:u w:val="single"/>
+          </w:rPr>
+          <w:t>何4:12–13</w:t>
+        </w:r>
+      </w:hyperlink>
+      <w:r>
+        <w:rPr>
+          <w:lang w:val="zh_TW" w:bidi="zh_TW"/>
+        </w:rPr>
+        <w:t>）。最終，以色列喪失了其作為祭司的身分（</w:t>
+      </w:r>
+      <w:hyperlink r:id="rId109">
+        <w:r>
+          <w:rPr>
+            <w:lang w:val="zh_TW" w:bidi="zh_TW"/>
+          </w:rPr>
+          <w:rPr>
+            <w:color w:val="0000EE"/>
+            <w:u w:val="single"/>
+          </w:rPr>
+          <w:t>何4:6</w:t>
+        </w:r>
+      </w:hyperlink>
+      <w:r>
+        <w:rPr>
+          <w:lang w:val="zh_TW" w:bidi="zh_TW"/>
+        </w:rPr>
+        <w:t>；參</w:t>
+      </w:r>
+      <w:hyperlink r:id="rId110">
+        <w:r>
+          <w:rPr>
+            <w:lang w:val="zh_TW" w:bidi="zh_TW"/>
+          </w:rPr>
+          <w:rPr>
+            <w:color w:val="0000EE"/>
+            <w:u w:val="single"/>
+          </w:rPr>
+          <w:t>出19:6</w:t>
+        </w:r>
+      </w:hyperlink>
+      <w:r>
+        <w:rPr>
+          <w:lang w:val="zh_TW" w:bidi="zh_TW"/>
+        </w:rPr>
+        <w:t>），因為祭司在很大程度上要為國家背離信仰負責（</w:t>
+      </w:r>
+      <w:hyperlink r:id="rId111">
+        <w:r>
+          <w:rPr>
+            <w:lang w:val="zh_TW" w:bidi="zh_TW"/>
+          </w:rPr>
+          <w:rPr>
+            <w:color w:val="0000EE"/>
+            <w:u w:val="single"/>
+          </w:rPr>
+          <w:t>何5:1</w:t>
+        </w:r>
+      </w:hyperlink>
+      <w:r>
+        <w:rPr>
+          <w:lang w:val="zh_TW" w:bidi="zh_TW"/>
+        </w:rPr>
+        <w:t>）。</w:t>
+      </w:r>
+    </w:p>
+    <w:p>
+      <w:pPr>
+        <w:pStyle w:val="Heading4"/>
+      </w:pPr>
+      <w:r>
+        <w:rPr>
+          <w:lang w:val="zh_TW" w:bidi="zh_TW"/>
+        </w:rPr>
+        <w:t>第五至第六章</w:t>
+      </w:r>
+    </w:p>
+    <w:p>
+      <w:pPr/>
+      <w:r>
+        <w:rPr>
+          <w:lang w:val="zh_TW" w:bidi="zh_TW"/>
+        </w:rPr>
+      </w:r>
+      <w:r>
+        <w:rPr>
+          <w:lang w:val="zh_TW" w:bidi="zh_TW"/>
+        </w:rPr>
+        <w:t>在對北國以色列提出控訴之後，神隨即發出嚴厲的警告（</w:t>
+      </w:r>
+      <w:hyperlink r:id="rId112">
+        <w:r>
+          <w:rPr>
+            <w:lang w:val="zh_TW" w:bidi="zh_TW"/>
+          </w:rPr>
+          <w:rPr>
+            <w:color w:val="0000EE"/>
+            <w:u w:val="single"/>
+          </w:rPr>
+          <w:t>何5:8–14</w:t>
+        </w:r>
+      </w:hyperlink>
+      <w:r>
+        <w:rPr>
+          <w:lang w:val="zh_TW" w:bidi="zh_TW"/>
+        </w:rPr>
+        <w:t>）。號角將在便雅憫的山地吹響（</w:t>
+      </w:r>
+      <w:hyperlink r:id="rId113">
+        <w:r>
+          <w:rPr>
+            <w:lang w:val="zh_TW" w:bidi="zh_TW"/>
+          </w:rPr>
+          <w:rPr>
+            <w:color w:val="0000EE"/>
+            <w:u w:val="single"/>
+          </w:rPr>
+          <w:t>何5:8</w:t>
+        </w:r>
+      </w:hyperlink>
+      <w:r>
+        <w:rPr>
+          <w:lang w:val="zh_TW" w:bidi="zh_TW"/>
+        </w:rPr>
+        <w:t>），這地帶位於以色列與猶大之間。此處的警報表明以色列正遭受入侵，而猶大也同樣面臨危險（</w:t>
+      </w:r>
+      <w:hyperlink r:id="rId114">
+        <w:r>
+          <w:rPr>
+            <w:lang w:val="zh_TW" w:bidi="zh_TW"/>
+          </w:rPr>
+          <w:rPr>
+            <w:color w:val="0000EE"/>
+            <w:u w:val="single"/>
+          </w:rPr>
+          <w:t>何5:9–12</w:t>
+        </w:r>
+      </w:hyperlink>
+      <w:r>
+        <w:rPr>
+          <w:lang w:val="zh_TW" w:bidi="zh_TW"/>
+        </w:rPr>
+        <w:t>）。北國不倚靠神的誡命，反而順從人的命令（</w:t>
+      </w:r>
+      <w:hyperlink r:id="rId115">
+        <w:r>
+          <w:rPr>
+            <w:lang w:val="zh_TW" w:bidi="zh_TW"/>
+          </w:rPr>
+          <w:rPr>
+            <w:color w:val="0000EE"/>
+            <w:u w:val="single"/>
+          </w:rPr>
+          <w:t>何5:11</w:t>
+        </w:r>
+      </w:hyperlink>
+      <w:r>
+        <w:rPr>
+          <w:lang w:val="zh_TW" w:bidi="zh_TW"/>
+        </w:rPr>
+        <w:t>）。以色列曾向亞述求助，卻最終遭到背叛並走向失敗（</w:t>
+      </w:r>
+      <w:hyperlink r:id="rId64">
+        <w:r>
+          <w:rPr>
+            <w:lang w:val="zh_TW" w:bidi="zh_TW"/>
+          </w:rPr>
+          <w:rPr>
+            <w:color w:val="0000EE"/>
+            <w:u w:val="single"/>
+          </w:rPr>
+          <w:t>何5:13</w:t>
+        </w:r>
+      </w:hyperlink>
+      <w:r>
+        <w:rPr>
+          <w:lang w:val="zh_TW" w:bidi="zh_TW"/>
+        </w:rPr>
+        <w:t>）。在這段關於公元前722年以色列被亞述滅亡的預言中，何西阿將神描繪為最終的管教者（</w:t>
+      </w:r>
+      <w:hyperlink r:id="rId116">
+        <w:r>
+          <w:rPr>
+            <w:lang w:val="zh_TW" w:bidi="zh_TW"/>
+          </w:rPr>
+          <w:rPr>
+            <w:color w:val="0000EE"/>
+            <w:u w:val="single"/>
+          </w:rPr>
+          <w:t>何5:14</w:t>
+        </w:r>
+      </w:hyperlink>
+      <w:r>
+        <w:rPr>
+          <w:lang w:val="zh_TW" w:bidi="zh_TW"/>
+        </w:rPr>
+        <w:t>）。</w:t>
+      </w:r>
+    </w:p>
+    <w:p>
+      <w:pPr/>
+      <w:r>
+        <w:rPr>
+          <w:lang w:val="zh_TW" w:bidi="zh_TW"/>
+        </w:rPr>
+      </w:r>
+      <w:r>
+        <w:rPr>
+          <w:lang w:val="zh_TW" w:bidi="zh_TW"/>
+        </w:rPr>
+        <w:t>在揭示刑罰之後，神立刻發出悔改的呼召（</w:t>
+      </w:r>
+      <w:hyperlink r:id="rId117">
+        <w:r>
+          <w:rPr>
+            <w:lang w:val="zh_TW" w:bidi="zh_TW"/>
+          </w:rPr>
+          <w:rPr>
+            <w:color w:val="0000EE"/>
+            <w:u w:val="single"/>
+          </w:rPr>
+          <w:t>何5:15–6:3</w:t>
+        </w:r>
+      </w:hyperlink>
+      <w:r>
+        <w:rPr>
+          <w:lang w:val="zh_TW" w:bidi="zh_TW"/>
+        </w:rPr>
+        <w:t>）。（此處的章節劃分並不理想，因為</w:t>
+      </w:r>
+      <w:hyperlink r:id="rId118">
+        <w:r>
+          <w:rPr>
+            <w:lang w:val="zh_TW" w:bidi="zh_TW"/>
+          </w:rPr>
+          <w:rPr>
+            <w:color w:val="0000EE"/>
+            <w:u w:val="single"/>
+          </w:rPr>
+          <w:t>何西阿書六章1至3節</w:t>
+        </w:r>
+      </w:hyperlink>
+      <w:r>
+        <w:rPr>
+          <w:lang w:val="zh_TW" w:bidi="zh_TW"/>
+        </w:rPr>
+        <w:t>應與</w:t>
+      </w:r>
+      <w:hyperlink r:id="rId119">
+        <w:r>
+          <w:rPr>
+            <w:lang w:val="zh_TW" w:bidi="zh_TW"/>
+          </w:rPr>
+          <w:rPr>
+            <w:color w:val="0000EE"/>
+            <w:u w:val="single"/>
+          </w:rPr>
+          <w:t>五章15節</w:t>
+        </w:r>
+      </w:hyperlink>
+      <w:r>
+        <w:rPr>
+          <w:lang w:val="zh_TW" w:bidi="zh_TW"/>
+        </w:rPr>
+        <w:t>連在一起理解。）這段呼籲歸向耶和華的話，或可被視為何西阿在領受啟示後的個人回應；然而，更恰當的理解是將</w:t>
+      </w:r>
+      <w:hyperlink r:id="rId118">
+        <w:r>
+          <w:rPr>
+            <w:lang w:val="zh_TW" w:bidi="zh_TW"/>
+          </w:rPr>
+          <w:rPr>
+            <w:color w:val="0000EE"/>
+            <w:u w:val="single"/>
+          </w:rPr>
+          <w:t>何西阿書六章1至3節</w:t>
+        </w:r>
+      </w:hyperlink>
+      <w:r>
+        <w:rPr>
+          <w:lang w:val="zh_TW" w:bidi="zh_TW"/>
+        </w:rPr>
+        <w:t>代表將來悔改歸回的餘民之呼聲。亞述無法帶來醫治，任何列國亦然；惟有神能在屬靈、政治與身體各層面醫治以色列（</w:t>
+      </w:r>
+      <w:hyperlink r:id="rId120">
+        <w:r>
+          <w:rPr>
+            <w:lang w:val="zh_TW" w:bidi="zh_TW"/>
+          </w:rPr>
+          <w:rPr>
+            <w:color w:val="0000EE"/>
+            <w:u w:val="single"/>
+          </w:rPr>
+          <w:t>何6:1</w:t>
+        </w:r>
+      </w:hyperlink>
+      <w:r>
+        <w:rPr>
+          <w:lang w:val="zh_TW" w:bidi="zh_TW"/>
+        </w:rPr>
+        <w:t>；另見</w:t>
+      </w:r>
+      <w:hyperlink r:id="rId121">
+        <w:r>
+          <w:rPr>
+            <w:lang w:val="zh_TW" w:bidi="zh_TW"/>
+          </w:rPr>
+          <w:rPr>
+            <w:color w:val="0000EE"/>
+            <w:u w:val="single"/>
+          </w:rPr>
+          <w:t>出15:26</w:t>
+        </w:r>
+      </w:hyperlink>
+      <w:r>
+        <w:rPr>
+          <w:lang w:val="zh_TW" w:bidi="zh_TW"/>
+        </w:rPr>
+        <w:t>；</w:t>
+      </w:r>
+      <w:hyperlink r:id="rId122">
+        <w:r>
+          <w:rPr>
+            <w:lang w:val="zh_TW" w:bidi="zh_TW"/>
+          </w:rPr>
+          <w:rPr>
+            <w:color w:val="0000EE"/>
+            <w:u w:val="single"/>
+          </w:rPr>
+          <w:t>申32:39</w:t>
+        </w:r>
+      </w:hyperlink>
+      <w:r>
+        <w:rPr>
+          <w:lang w:val="zh_TW" w:bidi="zh_TW"/>
+        </w:rPr>
+        <w:t>；</w:t>
+      </w:r>
+      <w:hyperlink r:id="rId123">
+        <w:r>
+          <w:rPr>
+            <w:lang w:val="zh_TW" w:bidi="zh_TW"/>
+          </w:rPr>
+          <w:rPr>
+            <w:color w:val="0000EE"/>
+            <w:u w:val="single"/>
+          </w:rPr>
+          <w:t>賽53:5</w:t>
+        </w:r>
+      </w:hyperlink>
+      <w:r>
+        <w:rPr>
+          <w:lang w:val="zh_TW" w:bidi="zh_TW"/>
+        </w:rPr>
+        <w:t>；</w:t>
+      </w:r>
+      <w:hyperlink r:id="rId124">
+        <w:r>
+          <w:rPr>
+            <w:lang w:val="zh_TW" w:bidi="zh_TW"/>
+          </w:rPr>
+          <w:rPr>
+            <w:color w:val="0000EE"/>
+            <w:u w:val="single"/>
+          </w:rPr>
+          <w:t>結37:1–14</w:t>
+        </w:r>
+      </w:hyperlink>
+      <w:r>
+        <w:rPr>
+          <w:lang w:val="zh_TW" w:bidi="zh_TW"/>
+        </w:rPr>
+        <w:t>；</w:t>
+      </w:r>
+      <w:hyperlink r:id="rId125">
+        <w:r>
+          <w:rPr>
+            <w:lang w:val="zh_TW" w:bidi="zh_TW"/>
+          </w:rPr>
+          <w:rPr>
+            <w:color w:val="0000EE"/>
+            <w:u w:val="single"/>
+          </w:rPr>
+          <w:t>瑪4:2</w:t>
+        </w:r>
+      </w:hyperlink>
+      <w:r>
+        <w:rPr>
+          <w:lang w:val="zh_TW" w:bidi="zh_TW"/>
+        </w:rPr>
+        <w:t>）。</w:t>
+      </w:r>
+    </w:p>
+    <w:p>
+      <w:pPr/>
+      <w:r>
+        <w:rPr>
+          <w:lang w:val="zh_TW" w:bidi="zh_TW"/>
+        </w:rPr>
+      </w:r>
+      <w:r>
+        <w:rPr>
+          <w:lang w:val="zh_TW" w:bidi="zh_TW"/>
+        </w:rPr>
+        <w:t>在呼召悔改之後，神再次將焦點轉向以色列（</w:t>
+      </w:r>
+      <w:hyperlink r:id="rId126">
+        <w:r>
+          <w:rPr>
+            <w:lang w:val="zh_TW" w:bidi="zh_TW"/>
+          </w:rPr>
+          <w:rPr>
+            <w:color w:val="0000EE"/>
+            <w:u w:val="single"/>
+          </w:rPr>
+          <w:t>何6:4–11</w:t>
+        </w:r>
+      </w:hyperlink>
+      <w:r>
+        <w:rPr>
+          <w:lang w:val="zh_TW" w:bidi="zh_TW"/>
+        </w:rPr>
+        <w:t>，另見</w:t>
+      </w:r>
+      <w:hyperlink r:id="rId48">
+        <w:r>
+          <w:rPr>
+            <w:lang w:val="zh_TW" w:bidi="zh_TW"/>
+          </w:rPr>
+          <w:rPr>
+            <w:color w:val="0000EE"/>
+            <w:u w:val="single"/>
+          </w:rPr>
+          <w:t>4:15</w:t>
+        </w:r>
+      </w:hyperlink>
+      <w:r>
+        <w:rPr>
+          <w:lang w:val="zh_TW" w:bidi="zh_TW"/>
+        </w:rPr>
+        <w:t>）。以色列背離了其創造主，違背了祂的信息（</w:t>
+      </w:r>
+      <w:hyperlink r:id="rId127">
+        <w:r>
+          <w:rPr>
+            <w:lang w:val="zh_TW" w:bidi="zh_TW"/>
+          </w:rPr>
+          <w:rPr>
+            <w:color w:val="0000EE"/>
+            <w:u w:val="single"/>
+          </w:rPr>
+          <w:t>何6:7</w:t>
+        </w:r>
+      </w:hyperlink>
+      <w:r>
+        <w:rPr>
+          <w:lang w:val="zh_TW" w:bidi="zh_TW"/>
+        </w:rPr>
+        <w:t>）。基列只是以色列暴力本性的其中一個例證（</w:t>
+      </w:r>
+      <w:hyperlink r:id="rId71">
+        <w:r>
+          <w:rPr>
+            <w:lang w:val="zh_TW" w:bidi="zh_TW"/>
+          </w:rPr>
+          <w:rPr>
+            <w:color w:val="0000EE"/>
+            <w:u w:val="single"/>
+          </w:rPr>
+          <w:t>何6:8</w:t>
+        </w:r>
+      </w:hyperlink>
+      <w:r>
+        <w:rPr>
+          <w:lang w:val="zh_TW" w:bidi="zh_TW"/>
+        </w:rPr>
+        <w:t>）。甚至連祭司也以暴力聞名（</w:t>
+      </w:r>
+      <w:hyperlink r:id="rId128">
+        <w:r>
+          <w:rPr>
+            <w:lang w:val="zh_TW" w:bidi="zh_TW"/>
+          </w:rPr>
+          <w:rPr>
+            <w:color w:val="0000EE"/>
+            <w:u w:val="single"/>
+          </w:rPr>
+          <w:t>何6:9</w:t>
+        </w:r>
+      </w:hyperlink>
+      <w:r>
+        <w:rPr>
+          <w:lang w:val="zh_TW" w:bidi="zh_TW"/>
+        </w:rPr>
+        <w:t>；另見</w:t>
+      </w:r>
+      <w:hyperlink r:id="rId129">
+        <w:r>
+          <w:rPr>
+            <w:lang w:val="zh_TW" w:bidi="zh_TW"/>
+          </w:rPr>
+          <w:rPr>
+            <w:color w:val="0000EE"/>
+            <w:u w:val="single"/>
+          </w:rPr>
+          <w:t>撒上2:12–17</w:t>
+        </w:r>
+      </w:hyperlink>
+      <w:r>
+        <w:rPr>
+          <w:lang w:val="zh_TW" w:bidi="zh_TW"/>
+        </w:rPr>
+        <w:t>；</w:t>
+      </w:r>
+      <w:hyperlink r:id="rId130">
+        <w:r>
+          <w:rPr>
+            <w:lang w:val="zh_TW" w:bidi="zh_TW"/>
+          </w:rPr>
+          <w:rPr>
+            <w:color w:val="0000EE"/>
+            <w:u w:val="single"/>
+          </w:rPr>
+          <w:t>耶5:31</w:t>
+        </w:r>
+      </w:hyperlink>
+      <w:r>
+        <w:rPr>
+          <w:lang w:val="zh_TW" w:bidi="zh_TW"/>
+        </w:rPr>
+        <w:t>）。因此，神宣告以色列的罪惡是「可憎的」（</w:t>
+      </w:r>
+      <w:hyperlink r:id="rId131">
+        <w:r>
+          <w:rPr>
+            <w:lang w:val="zh_TW" w:bidi="zh_TW"/>
+          </w:rPr>
+          <w:rPr>
+            <w:color w:val="0000EE"/>
+            <w:u w:val="single"/>
+          </w:rPr>
+          <w:t>何6:10</w:t>
+        </w:r>
+      </w:hyperlink>
+      <w:r>
+        <w:rPr>
+          <w:lang w:val="zh_TW" w:bidi="zh_TW"/>
+        </w:rPr>
+        <w:t>）。</w:t>
+      </w:r>
+    </w:p>
+    <w:p>
+      <w:pPr>
+        <w:pStyle w:val="Heading4"/>
+      </w:pPr>
+      <w:r>
+        <w:rPr>
+          <w:lang w:val="zh_TW" w:bidi="zh_TW"/>
+        </w:rPr>
+        <w:t>第七章</w:t>
+      </w:r>
+    </w:p>
+    <w:p>
+      <w:pPr/>
+      <w:r>
+        <w:rPr>
+          <w:lang w:val="zh_TW" w:bidi="zh_TW"/>
+        </w:rPr>
+      </w:r>
+      <w:hyperlink r:id="rId132">
+        <w:r>
+          <w:rPr>
+            <w:lang w:val="zh_TW" w:bidi="zh_TW"/>
+          </w:rPr>
+          <w:rPr>
+            <w:color w:val="0000EE"/>
+            <w:u w:val="single"/>
+          </w:rPr>
+          <w:t>何西阿書第七章</w:t>
+        </w:r>
+      </w:hyperlink>
+      <w:r>
+        <w:rPr>
+          <w:lang w:val="zh_TW" w:bidi="zh_TW"/>
+        </w:rPr>
+        <w:t>呈現了神對以色列最終的看法。神一切試圖使以色列悔改的作為，反而更加顯明了他們的罪惡（</w:t>
+      </w:r>
+      <w:hyperlink r:id="rId133">
+        <w:r>
+          <w:rPr>
+            <w:lang w:val="zh_TW" w:bidi="zh_TW"/>
+          </w:rPr>
+          <w:rPr>
+            <w:color w:val="0000EE"/>
+            <w:u w:val="single"/>
+          </w:rPr>
+          <w:t>何7:1</w:t>
+        </w:r>
+      </w:hyperlink>
+      <w:r>
+        <w:rPr>
+          <w:lang w:val="zh_TW" w:bidi="zh_TW"/>
+        </w:rPr>
+        <w:t>）。他們自以為可以犯罪而不被神察覺（</w:t>
+      </w:r>
+      <w:hyperlink r:id="rId134">
+        <w:r>
+          <w:rPr>
+            <w:lang w:val="zh_TW" w:bidi="zh_TW"/>
+          </w:rPr>
+          <w:rPr>
+            <w:color w:val="0000EE"/>
+            <w:u w:val="single"/>
+          </w:rPr>
+          <w:t>何7:2</w:t>
+        </w:r>
+      </w:hyperlink>
+      <w:r>
+        <w:rPr>
+          <w:lang w:val="zh_TW" w:bidi="zh_TW"/>
+        </w:rPr>
+        <w:t>；另見</w:t>
+      </w:r>
+      <w:hyperlink r:id="rId135">
+        <w:r>
+          <w:rPr>
+            <w:lang w:val="zh_TW" w:bidi="zh_TW"/>
+          </w:rPr>
+          <w:rPr>
+            <w:color w:val="0000EE"/>
+            <w:u w:val="single"/>
+          </w:rPr>
+          <w:t>詩90:8</w:t>
+        </w:r>
+      </w:hyperlink>
+      <w:r>
+        <w:rPr>
+          <w:lang w:val="zh_TW" w:bidi="zh_TW"/>
+        </w:rPr>
+        <w:t>；</w:t>
+      </w:r>
+      <w:hyperlink r:id="rId136">
+        <w:r>
+          <w:rPr>
+            <w:lang w:val="zh_TW" w:bidi="zh_TW"/>
+          </w:rPr>
+          <w:rPr>
+            <w:color w:val="0000EE"/>
+            <w:u w:val="single"/>
+          </w:rPr>
+          <w:t>太12:36–37</w:t>
+        </w:r>
+      </w:hyperlink>
+      <w:r>
+        <w:rPr>
+          <w:lang w:val="zh_TW" w:bidi="zh_TW"/>
+        </w:rPr>
+        <w:t>）。以色列的領袖見百姓與君王與首領一樣敗壞，反而以此為樂（</w:t>
+      </w:r>
+      <w:hyperlink r:id="rId137">
+        <w:r>
+          <w:rPr>
+            <w:lang w:val="zh_TW" w:bidi="zh_TW"/>
+          </w:rPr>
+          <w:rPr>
+            <w:color w:val="0000EE"/>
+            <w:u w:val="single"/>
+          </w:rPr>
+          <w:t>何7:3</w:t>
+        </w:r>
+      </w:hyperlink>
+      <w:r>
+        <w:rPr>
+          <w:lang w:val="zh_TW" w:bidi="zh_TW"/>
+        </w:rPr>
+        <w:t>）。整個以色列因持續不斷的淫亂而惡名昭彰（</w:t>
+      </w:r>
+      <w:hyperlink r:id="rId138">
+        <w:r>
+          <w:rPr>
+            <w:lang w:val="zh_TW" w:bidi="zh_TW"/>
+          </w:rPr>
+          <w:rPr>
+            <w:color w:val="0000EE"/>
+            <w:u w:val="single"/>
+          </w:rPr>
+          <w:t>何7:4</w:t>
+        </w:r>
+      </w:hyperlink>
+      <w:r>
+        <w:rPr>
+          <w:lang w:val="zh_TW" w:bidi="zh_TW"/>
+        </w:rPr>
+        <w:t>）。以色列沒有將自身與不信之人分別出來（</w:t>
+      </w:r>
+      <w:hyperlink r:id="rId139">
+        <w:r>
+          <w:rPr>
+            <w:lang w:val="zh_TW" w:bidi="zh_TW"/>
+          </w:rPr>
+          <w:rPr>
+            <w:color w:val="0000EE"/>
+            <w:u w:val="single"/>
+          </w:rPr>
+          <w:t>何7:8</w:t>
+        </w:r>
+      </w:hyperlink>
+      <w:r>
+        <w:rPr>
+          <w:lang w:val="zh_TW" w:bidi="zh_TW"/>
+        </w:rPr>
+        <w:t xml:space="preserve">；另見 </w:t>
+      </w:r>
+      <w:hyperlink r:id="rId140">
+        <w:r>
+          <w:rPr>
+            <w:lang w:val="zh_TW" w:bidi="zh_TW"/>
+          </w:rPr>
+          <w:rPr>
+            <w:color w:val="0000EE"/>
+            <w:u w:val="single"/>
+          </w:rPr>
+          <w:t>出34:12–16</w:t>
+        </w:r>
+      </w:hyperlink>
+      <w:r>
+        <w:rPr>
+          <w:lang w:val="zh_TW" w:bidi="zh_TW"/>
+        </w:rPr>
+        <w:t>；</w:t>
+      </w:r>
+      <w:hyperlink r:id="rId141">
+        <w:r>
+          <w:rPr>
+            <w:lang w:val="zh_TW" w:bidi="zh_TW"/>
+          </w:rPr>
+          <w:rPr>
+            <w:color w:val="0000EE"/>
+            <w:u w:val="single"/>
+          </w:rPr>
+          <w:t>林後6:14–7:1</w:t>
+        </w:r>
+      </w:hyperlink>
+      <w:r>
+        <w:rPr>
+          <w:lang w:val="zh_TW" w:bidi="zh_TW"/>
+        </w:rPr>
+        <w:t>）。何西阿以「沒有翻過的餅」來形容以色列（</w:t>
+      </w:r>
+      <w:hyperlink r:id="rId139">
+        <w:r>
+          <w:rPr>
+            <w:lang w:val="zh_TW" w:bidi="zh_TW"/>
+          </w:rPr>
+          <w:rPr>
+            <w:color w:val="0000EE"/>
+            <w:u w:val="single"/>
+          </w:rPr>
+          <w:t>何7:8</w:t>
+        </w:r>
+      </w:hyperlink>
+      <w:r>
+        <w:rPr>
+          <w:lang w:val="zh_TW" w:bidi="zh_TW"/>
+        </w:rPr>
+        <w:t>），指出其在屬靈與政治上極不平衡，一面過熟，一面卻仍生。</w:t>
+      </w:r>
+    </w:p>
+    <w:p>
+      <w:pPr/>
+      <w:r>
+        <w:rPr>
+          <w:lang w:val="zh_TW" w:bidi="zh_TW"/>
+        </w:rPr>
+      </w:r>
+      <w:r>
+        <w:rPr>
+          <w:lang w:val="zh_TW" w:bidi="zh_TW"/>
+        </w:rPr>
+        <w:t>在外交事務上，以色列如「</w:t>
+      </w:r>
+      <w:r>
+        <w:rPr>
+          <w:lang w:val="zh_TW" w:bidi="zh_TW"/>
+        </w:rPr>
+        <w:t>鴿子愚蠢無知</w:t>
+      </w:r>
+      <w:r>
+        <w:rPr>
+          <w:lang w:val="zh_TW" w:bidi="zh_TW"/>
+        </w:rPr>
+        <w:t>」，在埃及與亞述之間來回擺盪，卻毫無分辨能力（</w:t>
+      </w:r>
+      <w:hyperlink r:id="rId68">
+        <w:r>
+          <w:rPr>
+            <w:lang w:val="zh_TW" w:bidi="zh_TW"/>
+          </w:rPr>
+          <w:rPr>
+            <w:color w:val="0000EE"/>
+            <w:u w:val="single"/>
+          </w:rPr>
+          <w:t>何7:11</w:t>
+        </w:r>
+      </w:hyperlink>
+      <w:r>
+        <w:rPr>
+          <w:lang w:val="zh_TW" w:bidi="zh_TW"/>
+        </w:rPr>
+        <w:t>）。他們在需要指引之時並未尋求耶和華的旨意，反而倚靠世上的強權。正因他們對耶和華缺乏信心，且未與罪惡分別，神的管教必然臨到（</w:t>
+      </w:r>
+      <w:hyperlink r:id="rId142">
+        <w:r>
+          <w:rPr>
+            <w:lang w:val="zh_TW" w:bidi="zh_TW"/>
+          </w:rPr>
+          <w:rPr>
+            <w:color w:val="0000EE"/>
+            <w:u w:val="single"/>
+          </w:rPr>
+          <w:t>何7:12</w:t>
+        </w:r>
+      </w:hyperlink>
+      <w:r>
+        <w:rPr>
+          <w:lang w:val="zh_TW" w:bidi="zh_TW"/>
+        </w:rPr>
+        <w:t>；另見</w:t>
+      </w:r>
+      <w:hyperlink r:id="rId143">
+        <w:r>
+          <w:rPr>
+            <w:lang w:val="zh_TW" w:bidi="zh_TW"/>
+          </w:rPr>
+          <w:rPr>
+            <w:color w:val="0000EE"/>
+            <w:u w:val="single"/>
+          </w:rPr>
+          <w:t>林前11:32</w:t>
+        </w:r>
+      </w:hyperlink>
+      <w:r>
+        <w:rPr>
+          <w:lang w:val="zh_TW" w:bidi="zh_TW"/>
+        </w:rPr>
+        <w:t>；</w:t>
+      </w:r>
+      <w:hyperlink r:id="rId144">
+        <w:r>
+          <w:rPr>
+            <w:lang w:val="zh_TW" w:bidi="zh_TW"/>
+          </w:rPr>
+          <w:rPr>
+            <w:color w:val="0000EE"/>
+            <w:u w:val="single"/>
+          </w:rPr>
+          <w:t>來12:5–15</w:t>
+        </w:r>
+      </w:hyperlink>
+      <w:r>
+        <w:rPr>
+          <w:lang w:val="zh_TW" w:bidi="zh_TW"/>
+        </w:rPr>
+        <w:t>）。</w:t>
+      </w:r>
+    </w:p>
+    <w:p>
+      <w:pPr>
+        <w:pStyle w:val="Heading4"/>
+      </w:pPr>
+      <w:r>
+        <w:rPr>
+          <w:lang w:val="zh_TW" w:bidi="zh_TW"/>
+        </w:rPr>
+        <w:t>第八章</w:t>
+      </w:r>
+    </w:p>
+    <w:p>
+      <w:pPr/>
+      <w:r>
+        <w:rPr>
+          <w:lang w:val="zh_TW" w:bidi="zh_TW"/>
+        </w:rPr>
+      </w:r>
+      <w:hyperlink r:id="rId145">
+        <w:r>
+          <w:rPr>
+            <w:lang w:val="zh_TW" w:bidi="zh_TW"/>
+          </w:rPr>
+          <w:rPr>
+            <w:color w:val="0000EE"/>
+            <w:u w:val="single"/>
+          </w:rPr>
+          <w:t>何西阿書第八章</w:t>
+        </w:r>
+      </w:hyperlink>
+      <w:r>
+        <w:rPr>
+          <w:lang w:val="zh_TW" w:bidi="zh_TW"/>
+        </w:rPr>
+        <w:t xml:space="preserve">論及以色列即將臨到的審判（見 </w:t>
+      </w:r>
+      <w:hyperlink r:id="rId146">
+        <w:r>
+          <w:rPr>
+            <w:lang w:val="zh_TW" w:bidi="zh_TW"/>
+          </w:rPr>
+          <w:rPr>
+            <w:color w:val="0000EE"/>
+            <w:u w:val="single"/>
+          </w:rPr>
+          <w:t>何8:7</w:t>
+        </w:r>
+      </w:hyperlink>
+      <w:r>
+        <w:rPr>
+          <w:lang w:val="zh_TW" w:bidi="zh_TW"/>
+        </w:rPr>
+        <w:t>）。警報已響起，警告百姓亞述人的逼近（</w:t>
+      </w:r>
+      <w:hyperlink r:id="rId147">
+        <w:r>
+          <w:rPr>
+            <w:lang w:val="zh_TW" w:bidi="zh_TW"/>
+          </w:rPr>
+          <w:rPr>
+            <w:color w:val="0000EE"/>
+            <w:u w:val="single"/>
+          </w:rPr>
+          <w:t>何8:1</w:t>
+        </w:r>
+      </w:hyperlink>
+      <w:r>
+        <w:rPr>
+          <w:lang w:val="zh_TW" w:bidi="zh_TW"/>
+        </w:rPr>
+        <w:t>；另見</w:t>
+      </w:r>
+      <w:hyperlink r:id="rId148">
+        <w:r>
+          <w:rPr>
+            <w:lang w:val="zh_TW" w:bidi="zh_TW"/>
+          </w:rPr>
+          <w:rPr>
+            <w:color w:val="0000EE"/>
+            <w:u w:val="single"/>
+          </w:rPr>
+          <w:t>結17:2–21</w:t>
+        </w:r>
+      </w:hyperlink>
+      <w:r>
+        <w:rPr>
+          <w:lang w:val="zh_TW" w:bidi="zh_TW"/>
+        </w:rPr>
+        <w:t>）。亞述將攻擊以色列（</w:t>
+      </w:r>
+      <w:hyperlink r:id="rId147">
+        <w:r>
+          <w:rPr>
+            <w:lang w:val="zh_TW" w:bidi="zh_TW"/>
+          </w:rPr>
+          <w:rPr>
+            <w:color w:val="0000EE"/>
+            <w:u w:val="single"/>
+          </w:rPr>
+          <w:t>何8:1</w:t>
+        </w:r>
+      </w:hyperlink>
+      <w:r>
+        <w:rPr>
+          <w:lang w:val="zh_TW" w:bidi="zh_TW"/>
+        </w:rPr>
+        <w:t>），因為以色列違背了西奈之約（見</w:t>
+      </w:r>
+      <w:hyperlink r:id="rId149">
+        <w:r>
+          <w:rPr>
+            <w:lang w:val="zh_TW" w:bidi="zh_TW"/>
+          </w:rPr>
+          <w:rPr>
+            <w:color w:val="0000EE"/>
+            <w:u w:val="single"/>
+          </w:rPr>
+          <w:t>申27:9–29:29</w:t>
+        </w:r>
+      </w:hyperlink>
+      <w:r>
+        <w:rPr>
+          <w:lang w:val="zh_TW" w:bidi="zh_TW"/>
+        </w:rPr>
+        <w:t>），也不遵守摩西的律法。以色列虛假地向神呼求拯救，企圖逃避即將臨到的刑罰（見</w:t>
+      </w:r>
+      <w:hyperlink r:id="rId150">
+        <w:r>
+          <w:rPr>
+            <w:lang w:val="zh_TW" w:bidi="zh_TW"/>
+          </w:rPr>
+          <w:rPr>
+            <w:color w:val="0000EE"/>
+            <w:u w:val="single"/>
+          </w:rPr>
+          <w:t>賽10:5</w:t>
+        </w:r>
+      </w:hyperlink>
+      <w:r>
+        <w:rPr>
+          <w:lang w:val="zh_TW" w:bidi="zh_TW"/>
+        </w:rPr>
+        <w:t>），然而神並不回應，亞述仍將持續追擊這十個支派（</w:t>
+      </w:r>
+      <w:hyperlink r:id="rId151">
+        <w:r>
+          <w:rPr>
+            <w:lang w:val="zh_TW" w:bidi="zh_TW"/>
+          </w:rPr>
+          <w:rPr>
+            <w:color w:val="0000EE"/>
+            <w:u w:val="single"/>
+          </w:rPr>
+          <w:t>何8:2–3</w:t>
+        </w:r>
+      </w:hyperlink>
+      <w:r>
+        <w:rPr>
+          <w:lang w:val="zh_TW" w:bidi="zh_TW"/>
+        </w:rPr>
+        <w:t>）。神施行審判的其它原因還包含了：以色列在未尋求神旨意的情況下擅自立王（</w:t>
+      </w:r>
+      <w:hyperlink r:id="rId152">
+        <w:r>
+          <w:rPr>
+            <w:lang w:val="zh_TW" w:bidi="zh_TW"/>
+          </w:rPr>
+          <w:rPr>
+            <w:color w:val="0000EE"/>
+            <w:u w:val="single"/>
+          </w:rPr>
+          <w:t>何8:4a</w:t>
+        </w:r>
+      </w:hyperlink>
+      <w:r>
+        <w:rPr>
+          <w:lang w:val="zh_TW" w:bidi="zh_TW"/>
+        </w:rPr>
+        <w:t>），以及他們對偶像的崇拜（</w:t>
+      </w:r>
+      <w:hyperlink r:id="rId153">
+        <w:r>
+          <w:rPr>
+            <w:lang w:val="zh_TW" w:bidi="zh_TW"/>
+          </w:rPr>
+          <w:rPr>
+            <w:color w:val="0000EE"/>
+            <w:u w:val="single"/>
+          </w:rPr>
+          <w:t>何8:4b-6</w:t>
+        </w:r>
+      </w:hyperlink>
+      <w:r>
+        <w:rPr>
+          <w:lang w:val="zh_TW" w:bidi="zh_TW"/>
+        </w:rPr>
+        <w:t>）。由於全國的悖逆，他們所獻的祭並不蒙悅納（見</w:t>
+      </w:r>
+      <w:hyperlink r:id="rId154">
+        <w:r>
+          <w:rPr>
+            <w:lang w:val="zh_TW" w:bidi="zh_TW"/>
+          </w:rPr>
+          <w:rPr>
+            <w:color w:val="0000EE"/>
+            <w:u w:val="single"/>
+          </w:rPr>
+          <w:t>撒上15:22</w:t>
+        </w:r>
+      </w:hyperlink>
+      <w:r>
+        <w:rPr>
+          <w:lang w:val="zh_TW" w:bidi="zh_TW"/>
+        </w:rPr>
+        <w:t>；</w:t>
+      </w:r>
+      <w:hyperlink r:id="rId155">
+        <w:r>
+          <w:rPr>
+            <w:lang w:val="zh_TW" w:bidi="zh_TW"/>
+          </w:rPr>
+          <w:rPr>
+            <w:color w:val="0000EE"/>
+            <w:u w:val="single"/>
+          </w:rPr>
+          <w:t>賽1:11–15</w:t>
+        </w:r>
+      </w:hyperlink>
+      <w:r>
+        <w:rPr>
+          <w:lang w:val="zh_TW" w:bidi="zh_TW"/>
+        </w:rPr>
+        <w:t>）。因此，以色列將再次被擄，彷彿先前在埃及的被擄（</w:t>
+      </w:r>
+      <w:hyperlink r:id="rId156">
+        <w:r>
+          <w:rPr>
+            <w:lang w:val="zh_TW" w:bidi="zh_TW"/>
+          </w:rPr>
+          <w:rPr>
+            <w:color w:val="0000EE"/>
+            <w:u w:val="single"/>
+          </w:rPr>
+          <w:t>何8:13</w:t>
+        </w:r>
+      </w:hyperlink>
+      <w:r>
+        <w:rPr>
+          <w:lang w:val="zh_TW" w:bidi="zh_TW"/>
+        </w:rPr>
+        <w:t>）。</w:t>
+      </w:r>
+    </w:p>
+    <w:p>
+      <w:pPr>
+        <w:pStyle w:val="Heading4"/>
+      </w:pPr>
+      <w:r>
+        <w:rPr>
+          <w:lang w:val="zh_TW" w:bidi="zh_TW"/>
+        </w:rPr>
+        <w:t>第九章</w:t>
+      </w:r>
+    </w:p>
+    <w:p>
+      <w:pPr/>
+      <w:r>
+        <w:rPr>
+          <w:lang w:val="zh_TW" w:bidi="zh_TW"/>
+        </w:rPr>
+      </w:r>
+      <w:hyperlink r:id="rId157">
+        <w:r>
+          <w:rPr>
+            <w:lang w:val="zh_TW" w:bidi="zh_TW"/>
+          </w:rPr>
+          <w:rPr>
+            <w:color w:val="0000EE"/>
+            <w:u w:val="single"/>
+          </w:rPr>
+          <w:t>何西阿書第九章</w:t>
+        </w:r>
+      </w:hyperlink>
+      <w:r>
+        <w:rPr>
+          <w:lang w:val="zh_TW" w:bidi="zh_TW"/>
+        </w:rPr>
+        <w:t>繼續深化被擄的主題。以色列將失去一切喜樂（</w:t>
+      </w:r>
+      <w:hyperlink r:id="rId158">
+        <w:r>
+          <w:rPr>
+            <w:lang w:val="zh_TW" w:bidi="zh_TW"/>
+          </w:rPr>
+          <w:rPr>
+            <w:color w:val="0000EE"/>
+            <w:u w:val="single"/>
+          </w:rPr>
+          <w:t>何9:1</w:t>
+        </w:r>
+      </w:hyperlink>
+      <w:r>
+        <w:rPr>
+          <w:lang w:val="zh_TW" w:bidi="zh_TW"/>
+        </w:rPr>
+        <w:t>）。土地的出產不再供養他們，因為他們將不再居住在那地（</w:t>
+      </w:r>
+      <w:hyperlink r:id="rId159">
+        <w:r>
+          <w:rPr>
+            <w:lang w:val="zh_TW" w:bidi="zh_TW"/>
+          </w:rPr>
+          <w:rPr>
+            <w:color w:val="0000EE"/>
+            <w:u w:val="single"/>
+          </w:rPr>
+          <w:t>何9:2–3</w:t>
+        </w:r>
+      </w:hyperlink>
+      <w:r>
+        <w:rPr>
+          <w:lang w:val="zh_TW" w:bidi="zh_TW"/>
+        </w:rPr>
+        <w:t>）。部分以色列人將逃往埃及，其餘的人則被擄到亞述。所有獻祭都會停止，他們甚至必須為了生存而耗用原本屬於獻祭用的酒與肉（</w:t>
+      </w:r>
+      <w:hyperlink r:id="rId160">
+        <w:r>
+          <w:rPr>
+            <w:lang w:val="zh_TW" w:bidi="zh_TW"/>
+          </w:rPr>
+          <w:rPr>
+            <w:color w:val="0000EE"/>
+            <w:u w:val="single"/>
+          </w:rPr>
+          <w:t>何9:4–5</w:t>
+        </w:r>
+      </w:hyperlink>
+      <w:r>
+        <w:rPr>
+          <w:lang w:val="zh_TW" w:bidi="zh_TW"/>
+        </w:rPr>
+        <w:t>）。那些逃往埃及的人也難逃死亡，他們也將被埃及人所殺（</w:t>
+      </w:r>
+      <w:hyperlink r:id="rId161">
+        <w:r>
+          <w:rPr>
+            <w:lang w:val="zh_TW" w:bidi="zh_TW"/>
+          </w:rPr>
+          <w:rPr>
+            <w:color w:val="0000EE"/>
+            <w:u w:val="single"/>
+          </w:rPr>
+          <w:t>何9:6</w:t>
+        </w:r>
+      </w:hyperlink>
+      <w:r>
+        <w:rPr>
+          <w:lang w:val="zh_TW" w:bidi="zh_TW"/>
+        </w:rPr>
+        <w:t>）。</w:t>
+      </w:r>
+    </w:p>
+    <w:p>
+      <w:pPr>
+        <w:pStyle w:val="Heading4"/>
+      </w:pPr>
+      <w:r>
+        <w:rPr>
+          <w:lang w:val="zh_TW" w:bidi="zh_TW"/>
+        </w:rPr>
+        <w:t>第十章</w:t>
+      </w:r>
+    </w:p>
+    <w:p>
+      <w:pPr/>
+      <w:r>
+        <w:rPr>
+          <w:lang w:val="zh_TW" w:bidi="zh_TW"/>
+        </w:rPr>
+      </w:r>
+      <w:hyperlink r:id="rId162">
+        <w:r>
+          <w:rPr>
+            <w:lang w:val="zh_TW" w:bidi="zh_TW"/>
+          </w:rPr>
+          <w:rPr>
+            <w:color w:val="0000EE"/>
+            <w:u w:val="single"/>
+          </w:rPr>
+          <w:t>何西阿書第十章</w:t>
+        </w:r>
+      </w:hyperlink>
+      <w:r>
+        <w:rPr>
+          <w:lang w:val="zh_TW" w:bidi="zh_TW"/>
+        </w:rPr>
+        <w:t>進一步描寫以色列的惡行所帶來的後果。以色列原本如同一棵結實纍纍的葡萄樹（</w:t>
+      </w:r>
+      <w:hyperlink r:id="rId163">
+        <w:r>
+          <w:rPr>
+            <w:lang w:val="zh_TW" w:bidi="zh_TW"/>
+          </w:rPr>
+          <w:rPr>
+            <w:color w:val="0000EE"/>
+            <w:u w:val="single"/>
+          </w:rPr>
+          <w:t>何10:1</w:t>
+        </w:r>
+      </w:hyperlink>
+      <w:r>
+        <w:rPr>
+          <w:lang w:val="zh_TW" w:bidi="zh_TW"/>
+        </w:rPr>
+        <w:t>），卻將其豐盛的祝福濫用於異教祭壇的獻祭。他們在神面前成為有罪的百姓，且神將拆毀他們的祭壇，並廢去他們的君王（</w:t>
+      </w:r>
+      <w:hyperlink r:id="rId164">
+        <w:r>
+          <w:rPr>
+            <w:lang w:val="zh_TW" w:bidi="zh_TW"/>
+          </w:rPr>
+          <w:rPr>
+            <w:color w:val="0000EE"/>
+            <w:u w:val="single"/>
+          </w:rPr>
+          <w:t>何10:2–3</w:t>
+        </w:r>
+      </w:hyperlink>
+      <w:r>
+        <w:rPr>
+          <w:lang w:val="zh_TW" w:bidi="zh_TW"/>
+        </w:rPr>
+        <w:t>）。基比亞事件再次被提及（</w:t>
+      </w:r>
+      <w:hyperlink r:id="rId165">
+        <w:r>
+          <w:rPr>
+            <w:lang w:val="zh_TW" w:bidi="zh_TW"/>
+          </w:rPr>
+          <w:rPr>
+            <w:color w:val="0000EE"/>
+            <w:u w:val="single"/>
+          </w:rPr>
+          <w:t>何9:9</w:t>
+        </w:r>
+      </w:hyperlink>
+      <w:r>
+        <w:rPr>
+          <w:lang w:val="zh_TW" w:bidi="zh_TW"/>
+        </w:rPr>
+        <w:t>），為要提醒以色列：偏離神的罪惡不僅具有傳染性，而且會帶來長久而深遠的後果（</w:t>
+      </w:r>
+      <w:hyperlink r:id="rId165">
+        <w:r>
+          <w:rPr>
+            <w:lang w:val="zh_TW" w:bidi="zh_TW"/>
+          </w:rPr>
+          <w:rPr>
+            <w:color w:val="0000EE"/>
+            <w:u w:val="single"/>
+          </w:rPr>
+          <w:t>何9:10</w:t>
+        </w:r>
+      </w:hyperlink>
+      <w:r>
+        <w:rPr>
+          <w:lang w:val="zh_TW" w:bidi="zh_TW"/>
+        </w:rPr>
+        <w:t>）。</w:t>
+      </w:r>
+      <w:hyperlink r:id="rId166">
+        <w:r>
+          <w:rPr>
+            <w:lang w:val="zh_TW" w:bidi="zh_TW"/>
+          </w:rPr>
+          <w:rPr>
+            <w:color w:val="0000EE"/>
+            <w:u w:val="single"/>
+          </w:rPr>
+          <w:t>何西阿書十章10節</w:t>
+        </w:r>
+      </w:hyperlink>
+      <w:r>
+        <w:rPr>
+          <w:lang w:val="zh_TW" w:bidi="zh_TW"/>
+        </w:rPr>
+        <w:t>所提到的「兩樣的罪」，很可能是指在伯特利與但所設立的兩個金牛犢偶像，這些都招致了神的刑罰。而其結果將是沉重勞役與嚴厲的轄制（</w:t>
+      </w:r>
+      <w:hyperlink r:id="rId167">
+        <w:r>
+          <w:rPr>
+            <w:lang w:val="zh_TW" w:bidi="zh_TW"/>
+          </w:rPr>
+          <w:rPr>
+            <w:color w:val="0000EE"/>
+            <w:u w:val="single"/>
+          </w:rPr>
+          <w:t>何10:11</w:t>
+        </w:r>
+      </w:hyperlink>
+      <w:r>
+        <w:rPr>
+          <w:lang w:val="zh_TW" w:bidi="zh_TW"/>
+        </w:rPr>
+        <w:t>）。</w:t>
+      </w:r>
+    </w:p>
+    <w:p>
+      <w:pPr>
+        <w:pStyle w:val="Heading4"/>
+      </w:pPr>
+      <w:r>
+        <w:rPr>
+          <w:lang w:val="zh_TW" w:bidi="zh_TW"/>
+        </w:rPr>
+        <w:t>第十一至十四章</w:t>
+      </w:r>
+    </w:p>
+    <w:p>
+      <w:pPr/>
+      <w:r>
+        <w:rPr>
+          <w:lang w:val="zh_TW" w:bidi="zh_TW"/>
+        </w:rPr>
+      </w:r>
+      <w:r>
+        <w:rPr>
+          <w:lang w:val="zh_TW" w:bidi="zh_TW"/>
+        </w:rPr>
+        <w:t>第十一至第十四章總結了何西阿的預言，宣告了以色列將來得以恢復的信息。這恢復的根基在於父不變的慈愛（</w:t>
+      </w:r>
+      <w:hyperlink r:id="rId168">
+        <w:r>
+          <w:rPr>
+            <w:lang w:val="zh_TW" w:bidi="zh_TW"/>
+          </w:rPr>
+          <w:rPr>
+            <w:color w:val="0000EE"/>
+            <w:u w:val="single"/>
+          </w:rPr>
+          <w:t>何11:1–12</w:t>
+        </w:r>
+      </w:hyperlink>
+      <w:r>
+        <w:rPr>
+          <w:lang w:val="zh_TW" w:bidi="zh_TW"/>
+        </w:rPr>
+        <w:t>）。作為一個民族，以色列曾被呼召出埃及，成為耶和華的兒子（</w:t>
+      </w:r>
+      <w:hyperlink r:id="rId169">
+        <w:r>
+          <w:rPr>
+            <w:lang w:val="zh_TW" w:bidi="zh_TW"/>
+          </w:rPr>
+          <w:rPr>
+            <w:color w:val="0000EE"/>
+            <w:u w:val="single"/>
+          </w:rPr>
+          <w:t>何11:1</w:t>
+        </w:r>
+      </w:hyperlink>
+      <w:r>
+        <w:rPr>
+          <w:lang w:val="zh_TW" w:bidi="zh_TW"/>
+        </w:rPr>
+        <w:t>；另見</w:t>
+      </w:r>
+      <w:hyperlink r:id="rId170">
+        <w:r>
+          <w:rPr>
+            <w:lang w:val="zh_TW" w:bidi="zh_TW"/>
+          </w:rPr>
+          <w:rPr>
+            <w:color w:val="0000EE"/>
+            <w:u w:val="single"/>
+          </w:rPr>
+          <w:t>出4:22–23</w:t>
+        </w:r>
+      </w:hyperlink>
+      <w:r>
+        <w:rPr>
+          <w:lang w:val="zh_TW" w:bidi="zh_TW"/>
+        </w:rPr>
+        <w:t>）。然而，以色列並未回應父的愛，反而轉向與外邦結盟（</w:t>
+      </w:r>
+      <w:hyperlink r:id="rId171">
+        <w:r>
+          <w:rPr>
+            <w:lang w:val="zh_TW" w:bidi="zh_TW"/>
+          </w:rPr>
+          <w:rPr>
+            <w:color w:val="0000EE"/>
+            <w:u w:val="single"/>
+          </w:rPr>
+          <w:t>何11:5</w:t>
+        </w:r>
+      </w:hyperlink>
+      <w:r>
+        <w:rPr>
+          <w:lang w:val="zh_TW" w:bidi="zh_TW"/>
+        </w:rPr>
+        <w:t>），因此招致審判（</w:t>
+      </w:r>
+      <w:hyperlink r:id="rId172">
+        <w:r>
+          <w:rPr>
+            <w:lang w:val="zh_TW" w:bidi="zh_TW"/>
+          </w:rPr>
+          <w:rPr>
+            <w:color w:val="0000EE"/>
+            <w:u w:val="single"/>
+          </w:rPr>
+          <w:t>何11:5–7</w:t>
+        </w:r>
+      </w:hyperlink>
+      <w:r>
+        <w:rPr>
+          <w:lang w:val="zh_TW" w:bidi="zh_TW"/>
+        </w:rPr>
+        <w:t>）。耶和華的話語顯明，因祂完全的聖潔與公義，祂的審判決不改變（</w:t>
+      </w:r>
+      <w:hyperlink r:id="rId173">
+        <w:r>
+          <w:rPr>
+            <w:lang w:val="zh_TW" w:bidi="zh_TW"/>
+          </w:rPr>
+          <w:rPr>
+            <w:color w:val="0000EE"/>
+            <w:u w:val="single"/>
+          </w:rPr>
+          <w:t>何12:1–13:16</w:t>
+        </w:r>
+      </w:hyperlink>
+      <w:r>
+        <w:rPr>
+          <w:lang w:val="zh_TW" w:bidi="zh_TW"/>
+        </w:rPr>
+        <w:t>）。以色列的罪惡要求公正的刑罰（</w:t>
+      </w:r>
+      <w:hyperlink r:id="rId174">
+        <w:r>
+          <w:rPr>
+            <w:lang w:val="zh_TW" w:bidi="zh_TW"/>
+          </w:rPr>
+          <w:rPr>
+            <w:color w:val="0000EE"/>
+            <w:u w:val="single"/>
+          </w:rPr>
+          <w:t>何12:1–2</w:t>
+        </w:r>
+      </w:hyperlink>
+      <w:r>
+        <w:rPr>
+          <w:lang w:val="zh_TW" w:bidi="zh_TW"/>
+        </w:rPr>
+        <w:t>），而北國的滅亡正是以色列自己所造成的結果。儘管如此，神仍宣告祂可以成為以色列的幫助（</w:t>
+      </w:r>
+      <w:hyperlink r:id="rId175">
+        <w:r>
+          <w:rPr>
+            <w:lang w:val="zh_TW" w:bidi="zh_TW"/>
+          </w:rPr>
+          <w:rPr>
+            <w:color w:val="0000EE"/>
+            <w:u w:val="single"/>
+          </w:rPr>
+          <w:t>何13:9</w:t>
+        </w:r>
+      </w:hyperlink>
+      <w:r>
+        <w:rPr>
+          <w:lang w:val="zh_TW" w:bidi="zh_TW"/>
+        </w:rPr>
+        <w:t>）。</w:t>
+      </w:r>
+    </w:p>
+    <w:p>
+      <w:pPr/>
+      <w:r>
+        <w:rPr>
+          <w:lang w:val="zh_TW" w:bidi="zh_TW"/>
+        </w:rPr>
+      </w:r>
+      <w:r>
+        <w:rPr>
+          <w:lang w:val="zh_TW" w:bidi="zh_TW"/>
+        </w:rPr>
+        <w:t>以色列本應及時悔改，卻始終沒有作為（</w:t>
+      </w:r>
+      <w:hyperlink r:id="rId176">
+        <w:r>
+          <w:rPr>
+            <w:lang w:val="zh_TW" w:bidi="zh_TW"/>
+          </w:rPr>
+          <w:rPr>
+            <w:color w:val="0000EE"/>
+            <w:u w:val="single"/>
+          </w:rPr>
+          <w:t>何13:13</w:t>
+        </w:r>
+      </w:hyperlink>
+      <w:r>
+        <w:rPr>
+          <w:lang w:val="zh_TW" w:bidi="zh_TW"/>
+        </w:rPr>
+        <w:t>）。然而，耶和華的憐憫最終將勝過死亡，使以色列在屬靈、政治，甚至可能在身體層面得以存活（</w:t>
+      </w:r>
+      <w:hyperlink r:id="rId177">
+        <w:r>
+          <w:rPr>
+            <w:lang w:val="zh_TW" w:bidi="zh_TW"/>
+          </w:rPr>
+          <w:rPr>
+            <w:color w:val="0000EE"/>
+            <w:u w:val="single"/>
+          </w:rPr>
+          <w:t>13:14</w:t>
+        </w:r>
+      </w:hyperlink>
+      <w:r>
+        <w:rPr>
+          <w:lang w:val="zh_TW" w:bidi="zh_TW"/>
+        </w:rPr>
+        <w:t>；另見</w:t>
+      </w:r>
+      <w:hyperlink r:id="rId124">
+        <w:r>
+          <w:rPr>
+            <w:lang w:val="zh_TW" w:bidi="zh_TW"/>
+          </w:rPr>
+          <w:rPr>
+            <w:color w:val="0000EE"/>
+            <w:u w:val="single"/>
+          </w:rPr>
+          <w:t>拉37:1–14</w:t>
+        </w:r>
+      </w:hyperlink>
+      <w:r>
+        <w:rPr>
+          <w:lang w:val="zh_TW" w:bidi="zh_TW"/>
+        </w:rPr>
+        <w:t>；</w:t>
+      </w:r>
+      <w:hyperlink r:id="rId178">
+        <w:r>
+          <w:rPr>
+            <w:lang w:val="zh_TW" w:bidi="zh_TW"/>
+          </w:rPr>
+          <w:rPr>
+            <w:color w:val="0000EE"/>
+            <w:u w:val="single"/>
+          </w:rPr>
+          <w:t>但12:1–2</w:t>
+        </w:r>
+      </w:hyperlink>
+      <w:r>
+        <w:rPr>
+          <w:lang w:val="zh_TW" w:bidi="zh_TW"/>
+        </w:rPr>
+        <w:t>、</w:t>
+      </w:r>
+      <w:hyperlink r:id="rId178">
+        <w:r>
+          <w:rPr>
+            <w:lang w:val="zh_TW" w:bidi="zh_TW"/>
+          </w:rPr>
+          <w:rPr>
+            <w:color w:val="0000EE"/>
+            <w:u w:val="single"/>
+          </w:rPr>
+          <w:t>13</w:t>
+        </w:r>
+      </w:hyperlink>
+      <w:r>
+        <w:rPr>
+          <w:lang w:val="zh_TW" w:bidi="zh_TW"/>
+        </w:rPr>
+        <w:t>）。</w:t>
+      </w:r>
+    </w:p>
+    <w:p>
+      <w:pPr/>
+      <w:r>
+        <w:rPr>
+          <w:lang w:val="zh_TW" w:bidi="zh_TW"/>
+        </w:rPr>
+      </w:r>
+      <w:hyperlink r:id="rId179">
+        <w:r>
+          <w:rPr>
+            <w:lang w:val="zh_TW" w:bidi="zh_TW"/>
+          </w:rPr>
+          <w:rPr>
+            <w:color w:val="0000EE"/>
+            <w:u w:val="single"/>
+          </w:rPr>
+          <w:t>何西阿書十四章</w:t>
+        </w:r>
+      </w:hyperlink>
+      <w:r>
+        <w:rPr>
+          <w:lang w:val="zh_TW" w:bidi="zh_TW"/>
+        </w:rPr>
+        <w:t>呈現了神滿有慈愛的邀請，呼籲以色列藉著認罪、禱告與讚美回轉歸向祂（</w:t>
+      </w:r>
+      <w:hyperlink r:id="rId180">
+        <w:r>
+          <w:rPr>
+            <w:lang w:val="zh_TW" w:bidi="zh_TW"/>
+          </w:rPr>
+          <w:rPr>
+            <w:color w:val="0000EE"/>
+            <w:u w:val="single"/>
+          </w:rPr>
+          <w:t>何14:2</w:t>
+        </w:r>
+      </w:hyperlink>
+      <w:r>
+        <w:rPr>
+          <w:lang w:val="zh_TW" w:bidi="zh_TW"/>
+        </w:rPr>
+        <w:t>）。「嘴唇的祭」（</w:t>
+      </w:r>
+      <w:hyperlink r:id="rId180">
+        <w:r>
+          <w:rPr>
+            <w:lang w:val="zh_TW" w:bidi="zh_TW"/>
+          </w:rPr>
+          <w:rPr>
+            <w:color w:val="0000EE"/>
+            <w:u w:val="single"/>
+          </w:rPr>
+          <w:t>何14:2</w:t>
+        </w:r>
+      </w:hyperlink>
+      <w:r>
+        <w:rPr>
+          <w:lang w:val="zh_TW" w:bidi="zh_TW"/>
+        </w:rPr>
+        <w:t>）指的是感謝祭，這類祭物通常包括年幼的公牛（</w:t>
+      </w:r>
+      <w:hyperlink r:id="rId181">
+        <w:r>
+          <w:rPr>
+            <w:lang w:val="zh_TW" w:bidi="zh_TW"/>
+          </w:rPr>
+          <w:rPr>
+            <w:color w:val="0000EE"/>
+            <w:u w:val="single"/>
+          </w:rPr>
+          <w:t>出24:5</w:t>
+        </w:r>
+      </w:hyperlink>
+      <w:r>
+        <w:rPr>
+          <w:lang w:val="zh_TW" w:bidi="zh_TW"/>
+        </w:rPr>
+        <w:t>；</w:t>
+      </w:r>
+      <w:hyperlink r:id="rId182">
+        <w:r>
+          <w:rPr>
+            <w:lang w:val="zh_TW" w:bidi="zh_TW"/>
+          </w:rPr>
+          <w:rPr>
+            <w:color w:val="0000EE"/>
+            <w:u w:val="single"/>
+          </w:rPr>
+          <w:t>利7:11–15</w:t>
+        </w:r>
+      </w:hyperlink>
+      <w:r>
+        <w:rPr>
+          <w:lang w:val="zh_TW" w:bidi="zh_TW"/>
+        </w:rPr>
+        <w:t>；另見</w:t>
+      </w:r>
+      <w:hyperlink r:id="rId183">
+        <w:r>
+          <w:rPr>
+            <w:lang w:val="zh_TW" w:bidi="zh_TW"/>
+          </w:rPr>
+          <w:rPr>
+            <w:color w:val="0000EE"/>
+            <w:u w:val="single"/>
+          </w:rPr>
+          <w:t>詩51:17–19</w:t>
+        </w:r>
+      </w:hyperlink>
+      <w:r>
+        <w:rPr>
+          <w:lang w:val="zh_TW" w:bidi="zh_TW"/>
+        </w:rPr>
+        <w:t>，</w:t>
+      </w:r>
+      <w:hyperlink r:id="rId184">
+        <w:r>
+          <w:rPr>
+            <w:lang w:val="zh_TW" w:bidi="zh_TW"/>
+          </w:rPr>
+          <w:rPr>
+            <w:color w:val="0000EE"/>
+            <w:u w:val="single"/>
+          </w:rPr>
+          <w:t>69:30–31</w:t>
+        </w:r>
+      </w:hyperlink>
+      <w:r>
+        <w:rPr>
+          <w:lang w:val="zh_TW" w:bidi="zh_TW"/>
+        </w:rPr>
+        <w:t>；</w:t>
+      </w:r>
+      <w:hyperlink r:id="rId185">
+        <w:r>
+          <w:rPr>
+            <w:lang w:val="zh_TW" w:bidi="zh_TW"/>
+          </w:rPr>
+          <w:rPr>
+            <w:color w:val="0000EE"/>
+            <w:u w:val="single"/>
+          </w:rPr>
+          <w:t>來13:15–16</w:t>
+        </w:r>
+      </w:hyperlink>
+      <w:r>
+        <w:rPr>
+          <w:lang w:val="zh_TW" w:bidi="zh_TW"/>
+        </w:rPr>
+        <w:t>）。以色列在認罪時，也必須承認拯救既不來自亞述（政治聯盟），也不來自偶像（</w:t>
+      </w:r>
+      <w:hyperlink r:id="rId186">
+        <w:r>
+          <w:rPr>
+            <w:lang w:val="zh_TW" w:bidi="zh_TW"/>
+          </w:rPr>
+          <w:rPr>
+            <w:color w:val="0000EE"/>
+            <w:u w:val="single"/>
+          </w:rPr>
+          <w:t>何14:3</w:t>
+        </w:r>
+      </w:hyperlink>
+      <w:r>
+        <w:rPr>
+          <w:lang w:val="zh_TW" w:bidi="zh_TW"/>
+        </w:rPr>
+        <w:t>）。</w:t>
+      </w:r>
+    </w:p>
+    <w:p>
+      <w:pPr/>
+      <w:r>
+        <w:rPr>
+          <w:lang w:val="zh_TW" w:bidi="zh_TW"/>
+        </w:rPr>
+      </w:r>
+      <w:r>
+        <w:rPr>
+          <w:lang w:val="zh_TW" w:bidi="zh_TW"/>
+        </w:rPr>
+        <w:t>神在以色列恢復的過程中屢次應許祂的祝福（請注意</w:t>
+      </w:r>
+      <w:hyperlink r:id="rId187">
+        <w:r>
+          <w:rPr>
+            <w:lang w:val="zh_TW" w:bidi="zh_TW"/>
+          </w:rPr>
+          <w:rPr>
+            <w:color w:val="0000EE"/>
+            <w:u w:val="single"/>
+          </w:rPr>
+          <w:t>何14:4–5</w:t>
+        </w:r>
+      </w:hyperlink>
+      <w:r>
+        <w:rPr>
+          <w:lang w:val="zh_TW" w:bidi="zh_TW"/>
+        </w:rPr>
+        <w:t>中反覆出現「我必」）。耶和華將在屬靈上醫治以色列、無條件地愛他們、使他們全然昌盛，並完全保護他們（</w:t>
+      </w:r>
+      <w:hyperlink r:id="rId188">
+        <w:r>
+          <w:rPr>
+            <w:lang w:val="zh_TW" w:bidi="zh_TW"/>
+          </w:rPr>
+          <w:rPr>
+            <w:color w:val="0000EE"/>
+            <w:u w:val="single"/>
+          </w:rPr>
+          <w:t>何14:4–7</w:t>
+        </w:r>
+      </w:hyperlink>
+      <w:r>
+        <w:rPr>
+          <w:lang w:val="zh_TW" w:bidi="zh_TW"/>
+        </w:rPr>
+        <w:t>）。以色列將如百合花般美麗、如香柏樹般堅固、又如橄欖樹般多結果子。</w:t>
+      </w:r>
+    </w:p>
+    <w:p>
+      <w:pPr>
+        <w:pStyle w:val="Heading3"/>
+      </w:pPr>
+      <w:r>
+        <w:rPr>
+          <w:lang w:val="zh_TW" w:bidi="zh_TW"/>
+        </w:rPr>
+        <w:t>何西阿書的核心信息是什麼？</w:t>
+      </w:r>
+    </w:p>
+    <w:p>
+      <w:pPr/>
+      <w:r>
+        <w:rPr>
+          <w:lang w:val="zh_TW" w:bidi="zh_TW"/>
+        </w:rPr>
+      </w:r>
+      <w:r>
+        <w:rPr>
+          <w:lang w:val="zh_TW" w:bidi="zh_TW"/>
+        </w:rPr>
+        <w:t>何西阿書的核心信息集中在全書最後一節經文（</w:t>
+      </w:r>
+      <w:hyperlink r:id="rId189">
+        <w:r>
+          <w:rPr>
+            <w:lang w:val="zh_TW" w:bidi="zh_TW"/>
+          </w:rPr>
+          <w:rPr>
+            <w:color w:val="0000EE"/>
+            <w:u w:val="single"/>
+          </w:rPr>
+          <w:t>何14:9</w:t>
+        </w:r>
+      </w:hyperlink>
+      <w:r>
+        <w:rPr>
+          <w:lang w:val="zh_TW" w:bidi="zh_TW"/>
+        </w:rPr>
+        <w:t>）。智慧人必行在敬虔的道路上，愚昧人卻行在悖逆不敬虔的路徑中。凡選擇敬虔生活的人，將經歷以下恩典：</w:t>
+      </w:r>
+    </w:p>
+    <w:p>
+      <w:pPr>
+        <w:pStyle w:val="ListBullet"/>
+        <w:spacing w:line="240" w:lineRule="auto"/>
+        <w:ind w:left="720"/>
+      </w:pPr>
+      <w:r>
+        <w:rPr>
+          <w:lang w:val="zh_TW" w:bidi="zh_TW"/>
+        </w:rPr>
+      </w:r>
+      <w:r>
+        <w:rPr>
+          <w:lang w:val="zh_TW" w:bidi="zh_TW"/>
+        </w:rPr>
+        <w:t>恢復</w:t>
+      </w:r>
+    </w:p>
+    <w:p>
+      <w:pPr>
+        <w:pStyle w:val="ListBullet"/>
+        <w:spacing w:line="240" w:lineRule="auto"/>
+        <w:ind w:left="720"/>
+      </w:pPr>
+      <w:r>
+        <w:rPr>
+          <w:lang w:val="zh_TW" w:bidi="zh_TW"/>
+        </w:rPr>
+      </w:r>
+      <w:r>
+        <w:rPr>
+          <w:lang w:val="zh_TW" w:bidi="zh_TW"/>
+        </w:rPr>
+        <w:t>勝過死亡（</w:t>
+      </w:r>
+      <w:hyperlink r:id="rId177">
+        <w:r>
+          <w:rPr>
+            <w:lang w:val="zh_TW" w:bidi="zh_TW"/>
+          </w:rPr>
+          <w:rPr>
+            <w:color w:val="0000EE"/>
+            <w:u w:val="single"/>
+          </w:rPr>
+          <w:t>何13:14</w:t>
+        </w:r>
+      </w:hyperlink>
+      <w:r>
+        <w:rPr>
+          <w:lang w:val="zh_TW" w:bidi="zh_TW"/>
+        </w:rPr>
+        <w:t>）</w:t>
+      </w:r>
+    </w:p>
+    <w:p>
+      <w:pPr>
+        <w:pStyle w:val="ListBullet"/>
+        <w:spacing w:line="240" w:lineRule="auto"/>
+        <w:ind w:left="720"/>
+      </w:pPr>
+      <w:r>
+        <w:rPr>
+          <w:lang w:val="zh_TW" w:bidi="zh_TW"/>
+        </w:rPr>
+      </w:r>
+      <w:r>
+        <w:rPr>
+          <w:lang w:val="zh_TW" w:bidi="zh_TW"/>
+        </w:rPr>
+        <w:t>祝福（</w:t>
+      </w:r>
+      <w:hyperlink r:id="rId188">
+        <w:r>
+          <w:rPr>
+            <w:lang w:val="zh_TW" w:bidi="zh_TW"/>
+          </w:rPr>
+          <w:rPr>
+            <w:color w:val="0000EE"/>
+            <w:u w:val="single"/>
+          </w:rPr>
+          <w:t>何14:4–7</w:t>
+        </w:r>
+      </w:hyperlink>
+      <w:r>
+        <w:rPr>
+          <w:lang w:val="zh_TW" w:bidi="zh_TW"/>
+        </w:rPr>
+        <w:t>）</w:t>
+      </w:r>
+    </w:p>
+    <w:p>
+      <w:pPr/>
+      <w:r>
+        <w:rPr>
+          <w:lang w:val="zh_TW" w:bidi="zh_TW"/>
+        </w:rPr>
+      </w:r>
+      <w:r>
+        <w:rPr>
+          <w:lang w:val="zh_TW" w:bidi="zh_TW"/>
+        </w:rPr>
+        <w:t>偶像崇拜，是指任何取代神、佔據人心位置的事物。以色列並沒有尋求神的：</w:t>
+      </w:r>
+    </w:p>
+    <w:p>
+      <w:pPr>
+        <w:pStyle w:val="ListBullet"/>
+        <w:spacing w:line="240" w:lineRule="auto"/>
+        <w:ind w:left="720"/>
+      </w:pPr>
+      <w:r>
+        <w:rPr>
+          <w:lang w:val="zh_TW" w:bidi="zh_TW"/>
+        </w:rPr>
+      </w:r>
+      <w:r>
+        <w:rPr>
+          <w:lang w:val="zh_TW" w:bidi="zh_TW"/>
+        </w:rPr>
+        <w:t>引導</w:t>
+      </w:r>
+    </w:p>
+    <w:p>
+      <w:pPr>
+        <w:pStyle w:val="ListBullet"/>
+        <w:spacing w:line="240" w:lineRule="auto"/>
+        <w:ind w:left="720"/>
+      </w:pPr>
+      <w:r>
+        <w:rPr>
+          <w:lang w:val="zh_TW" w:bidi="zh_TW"/>
+        </w:rPr>
+      </w:r>
+      <w:r>
+        <w:rPr>
+          <w:lang w:val="zh_TW" w:bidi="zh_TW"/>
+        </w:rPr>
+        <w:t>幫助</w:t>
+      </w:r>
+    </w:p>
+    <w:p>
+      <w:pPr>
+        <w:pStyle w:val="ListBullet"/>
+        <w:spacing w:line="240" w:lineRule="auto"/>
+        <w:ind w:left="720"/>
+      </w:pPr>
+      <w:r>
+        <w:rPr>
+          <w:lang w:val="zh_TW" w:bidi="zh_TW"/>
+        </w:rPr>
+      </w:r>
+      <w:r>
+        <w:rPr>
+          <w:lang w:val="zh_TW" w:bidi="zh_TW"/>
+        </w:rPr>
+        <w:t>祝福</w:t>
+      </w:r>
+    </w:p>
+    <w:p>
+      <w:pPr>
+        <w:pStyle w:val="ListBullet"/>
+        <w:spacing w:line="240" w:lineRule="auto"/>
+        <w:ind w:left="720"/>
+      </w:pPr>
+      <w:r>
+        <w:rPr>
+          <w:lang w:val="zh_TW" w:bidi="zh_TW"/>
+        </w:rPr>
+      </w:r>
+      <w:r>
+        <w:rPr>
+          <w:lang w:val="zh_TW" w:bidi="zh_TW"/>
+        </w:rPr>
+        <w:t>拯救</w:t>
+      </w:r>
+    </w:p>
+    <w:p>
+      <w:pPr/>
+      <w:r>
+        <w:rPr>
+          <w:lang w:val="zh_TW" w:bidi="zh_TW"/>
+        </w:rPr>
+      </w:r>
+      <w:r>
+        <w:rPr>
+          <w:lang w:val="zh_TW" w:bidi="zh_TW"/>
+        </w:rPr>
+        <w:t>相反地，以色列轉而倚靠：</w:t>
+      </w:r>
+    </w:p>
+    <w:p>
+      <w:pPr>
+        <w:pStyle w:val="ListBullet"/>
+        <w:spacing w:line="240" w:lineRule="auto"/>
+        <w:ind w:left="720"/>
+      </w:pPr>
+      <w:r>
+        <w:rPr>
+          <w:lang w:val="zh_TW" w:bidi="zh_TW"/>
+        </w:rPr>
+      </w:r>
+      <w:r>
+        <w:rPr>
+          <w:lang w:val="zh_TW" w:bidi="zh_TW"/>
+        </w:rPr>
+        <w:t>外邦神明（</w:t>
+      </w:r>
+      <w:hyperlink r:id="rId190">
+        <w:r>
+          <w:rPr>
+            <w:lang w:val="zh_TW" w:bidi="zh_TW"/>
+          </w:rPr>
+          <w:rPr>
+            <w:color w:val="0000EE"/>
+            <w:u w:val="single"/>
+          </w:rPr>
+          <w:t>何4:12–19</w:t>
+        </w:r>
+      </w:hyperlink>
+      <w:r>
+        <w:rPr>
+          <w:lang w:val="zh_TW" w:bidi="zh_TW"/>
+        </w:rPr>
+        <w:t>）</w:t>
+      </w:r>
+    </w:p>
+    <w:p>
+      <w:pPr>
+        <w:pStyle w:val="ListBullet"/>
+        <w:spacing w:line="240" w:lineRule="auto"/>
+        <w:ind w:left="720"/>
+      </w:pPr>
+      <w:r>
+        <w:rPr>
+          <w:lang w:val="zh_TW" w:bidi="zh_TW"/>
+        </w:rPr>
+      </w:r>
+      <w:r>
+        <w:rPr>
+          <w:lang w:val="zh_TW" w:bidi="zh_TW"/>
+        </w:rPr>
+        <w:t>民族驕傲（</w:t>
+      </w:r>
+      <w:hyperlink r:id="rId191">
+        <w:r>
+          <w:rPr>
+            <w:lang w:val="zh_TW" w:bidi="zh_TW"/>
+          </w:rPr>
+          <w:rPr>
+            <w:color w:val="0000EE"/>
+            <w:u w:val="single"/>
+          </w:rPr>
+          <w:t>何5:5</w:t>
+        </w:r>
+      </w:hyperlink>
+      <w:r>
+        <w:rPr>
+          <w:lang w:val="zh_TW" w:bidi="zh_TW"/>
+        </w:rPr>
+        <w:t>）</w:t>
+      </w:r>
+    </w:p>
+    <w:p>
+      <w:pPr>
+        <w:pStyle w:val="ListBullet"/>
+        <w:spacing w:line="240" w:lineRule="auto"/>
+        <w:ind w:left="720"/>
+      </w:pPr>
+      <w:r>
+        <w:rPr>
+          <w:lang w:val="zh_TW" w:bidi="zh_TW"/>
+        </w:rPr>
+      </w:r>
+      <w:r>
+        <w:rPr>
+          <w:lang w:val="zh_TW" w:bidi="zh_TW"/>
+        </w:rPr>
+        <w:t>宗教儀式（</w:t>
+      </w:r>
+      <w:hyperlink r:id="rId192">
+        <w:r>
+          <w:rPr>
+            <w:lang w:val="zh_TW" w:bidi="zh_TW"/>
+          </w:rPr>
+          <w:rPr>
+            <w:color w:val="0000EE"/>
+            <w:u w:val="single"/>
+          </w:rPr>
+          <w:t>何6:6</w:t>
+        </w:r>
+      </w:hyperlink>
+      <w:r>
+        <w:rPr>
+          <w:lang w:val="zh_TW" w:bidi="zh_TW"/>
+        </w:rPr>
+        <w:t>）</w:t>
+      </w:r>
+    </w:p>
+    <w:p>
+      <w:pPr>
+        <w:pStyle w:val="ListBullet"/>
+        <w:spacing w:line="240" w:lineRule="auto"/>
+        <w:ind w:left="720"/>
+      </w:pPr>
+      <w:r>
+        <w:rPr>
+          <w:lang w:val="zh_TW" w:bidi="zh_TW"/>
+        </w:rPr>
+      </w:r>
+      <w:r>
+        <w:rPr>
+          <w:lang w:val="zh_TW" w:bidi="zh_TW"/>
+        </w:rPr>
+        <w:t>政治上的權宜之計（</w:t>
+      </w:r>
+      <w:hyperlink r:id="rId137">
+        <w:r>
+          <w:rPr>
+            <w:lang w:val="zh_TW" w:bidi="zh_TW"/>
+          </w:rPr>
+          <w:rPr>
+            <w:color w:val="0000EE"/>
+            <w:u w:val="single"/>
+          </w:rPr>
+          <w:t>何7:3</w:t>
+        </w:r>
+      </w:hyperlink>
+      <w:r>
+        <w:rPr>
+          <w:lang w:val="zh_TW" w:bidi="zh_TW"/>
+        </w:rPr>
+        <w:t>）</w:t>
+      </w:r>
+    </w:p>
+    <w:p>
+      <w:pPr>
+        <w:pStyle w:val="ListBullet"/>
+        <w:spacing w:line="240" w:lineRule="auto"/>
+        <w:ind w:left="720"/>
+      </w:pPr>
+      <w:r>
+        <w:rPr>
+          <w:lang w:val="zh_TW" w:bidi="zh_TW"/>
+        </w:rPr>
+      </w:r>
+      <w:r>
+        <w:rPr>
+          <w:lang w:val="zh_TW" w:bidi="zh_TW"/>
+        </w:rPr>
+        <w:t>政治聯盟（</w:t>
+      </w:r>
+      <w:hyperlink r:id="rId68">
+        <w:r>
+          <w:rPr>
+            <w:lang w:val="zh_TW" w:bidi="zh_TW"/>
+          </w:rPr>
+          <w:rPr>
+            <w:color w:val="0000EE"/>
+            <w:u w:val="single"/>
+          </w:rPr>
+          <w:t>何7:11</w:t>
+        </w:r>
+      </w:hyperlink>
+      <w:r>
+        <w:rPr>
+          <w:lang w:val="zh_TW" w:bidi="zh_TW"/>
+        </w:rPr>
+        <w:t>）</w:t>
+      </w:r>
+    </w:p>
+    <w:p>
+      <w:pPr>
+        <w:pStyle w:val="ListBullet"/>
+        <w:spacing w:line="240" w:lineRule="auto"/>
+        <w:ind w:left="720"/>
+      </w:pPr>
+      <w:r>
+        <w:rPr>
+          <w:lang w:val="zh_TW" w:bidi="zh_TW"/>
+        </w:rPr>
+      </w:r>
+      <w:r>
+        <w:rPr>
+          <w:lang w:val="zh_TW" w:bidi="zh_TW"/>
+        </w:rPr>
+        <w:t>世俗政權（</w:t>
+      </w:r>
+      <w:hyperlink r:id="rId152">
+        <w:r>
+          <w:rPr>
+            <w:lang w:val="zh_TW" w:bidi="zh_TW"/>
+          </w:rPr>
+          <w:rPr>
+            <w:color w:val="0000EE"/>
+            <w:u w:val="single"/>
+          </w:rPr>
+          <w:t>何8:4</w:t>
+        </w:r>
+      </w:hyperlink>
+      <w:r>
+        <w:rPr>
+          <w:lang w:val="zh_TW" w:bidi="zh_TW"/>
+        </w:rPr>
+        <w:t>）</w:t>
+      </w:r>
+    </w:p>
+    <w:p>
+      <w:pPr>
+        <w:pStyle w:val="ListBullet"/>
+        <w:spacing w:line="240" w:lineRule="auto"/>
+        <w:ind w:left="720"/>
+      </w:pPr>
+      <w:r>
+        <w:rPr>
+          <w:lang w:val="zh_TW" w:bidi="zh_TW"/>
+        </w:rPr>
+      </w:r>
+      <w:r>
+        <w:rPr>
+          <w:lang w:val="zh_TW" w:bidi="zh_TW"/>
+        </w:rPr>
+        <w:t>建設工程（</w:t>
+      </w:r>
+      <w:hyperlink r:id="rId51">
+        <w:r>
+          <w:rPr>
+            <w:lang w:val="zh_TW" w:bidi="zh_TW"/>
+          </w:rPr>
+          <w:rPr>
+            <w:color w:val="0000EE"/>
+            <w:u w:val="single"/>
+          </w:rPr>
+          <w:t>何8:14</w:t>
+        </w:r>
+      </w:hyperlink>
+      <w:r>
+        <w:rPr>
+          <w:lang w:val="zh_TW" w:bidi="zh_TW"/>
+        </w:rPr>
+        <w:t>）</w:t>
+      </w:r>
+    </w:p>
+    <w:p>
+      <w:pPr>
+        <w:pStyle w:val="ListBullet"/>
+        <w:spacing w:line="240" w:lineRule="auto"/>
+        <w:ind w:left="720"/>
+      </w:pPr>
+      <w:r>
+        <w:rPr>
+          <w:lang w:val="zh_TW" w:bidi="zh_TW"/>
+        </w:rPr>
+      </w:r>
+      <w:r>
+        <w:rPr>
+          <w:lang w:val="zh_TW" w:bidi="zh_TW"/>
+        </w:rPr>
+        <w:t>自私的財富（</w:t>
+      </w:r>
+      <w:hyperlink r:id="rId163">
+        <w:r>
+          <w:rPr>
+            <w:lang w:val="zh_TW" w:bidi="zh_TW"/>
+          </w:rPr>
+          <w:rPr>
+            <w:color w:val="0000EE"/>
+            <w:u w:val="single"/>
+          </w:rPr>
+          <w:t>何10:1</w:t>
+        </w:r>
+      </w:hyperlink>
+      <w:r>
+        <w:rPr>
+          <w:lang w:val="zh_TW" w:bidi="zh_TW"/>
+        </w:rPr>
+        <w:t>）</w:t>
+      </w:r>
+    </w:p>
+    <w:p>
+      <w:pPr>
+        <w:pStyle w:val="ListBullet"/>
+        <w:spacing w:line="240" w:lineRule="auto"/>
+        <w:ind w:left="720"/>
+      </w:pPr>
+      <w:r>
+        <w:rPr>
+          <w:lang w:val="zh_TW" w:bidi="zh_TW"/>
+        </w:rPr>
+      </w:r>
+      <w:r>
+        <w:rPr>
+          <w:lang w:val="zh_TW" w:bidi="zh_TW"/>
+        </w:rPr>
+        <w:t>偶像崇拜（</w:t>
+      </w:r>
+      <w:hyperlink r:id="rId193">
+        <w:r>
+          <w:rPr>
+            <w:lang w:val="zh_TW" w:bidi="zh_TW"/>
+          </w:rPr>
+          <w:rPr>
+            <w:color w:val="0000EE"/>
+            <w:u w:val="single"/>
+          </w:rPr>
+          <w:t>何13:2</w:t>
+        </w:r>
+      </w:hyperlink>
+      <w:r>
+        <w:rPr>
+          <w:lang w:val="zh_TW" w:bidi="zh_TW"/>
+        </w:rPr>
+        <w:t>）</w:t>
+      </w:r>
+    </w:p>
+    <w:p>
+      <w:pPr/>
+      <w:r>
+        <w:rPr>
+          <w:lang w:val="zh_TW" w:bidi="zh_TW"/>
+        </w:rPr>
+      </w:r>
+      <w:r>
+        <w:rPr>
+          <w:lang w:val="zh_TW" w:bidi="zh_TW"/>
+        </w:rPr>
+        <w:t>然而，真正的祝福與安全，唯有在神裡面才能尋得（</w:t>
+      </w:r>
+      <w:hyperlink r:id="rId194">
+        <w:r>
+          <w:rPr>
+            <w:lang w:val="zh_TW" w:bidi="zh_TW"/>
+          </w:rPr>
+          <w:rPr>
+            <w:color w:val="0000EE"/>
+            <w:u w:val="single"/>
+          </w:rPr>
+          <w:t>何13:4</w:t>
+        </w:r>
+      </w:hyperlink>
+      <w:r>
+        <w:rPr>
+          <w:lang w:val="zh_TW" w:bidi="zh_TW"/>
+        </w:rPr>
+        <w:t>、</w:t>
+      </w:r>
+      <w:hyperlink r:id="rId194">
+        <w:r>
+          <w:rPr>
+            <w:lang w:val="zh_TW" w:bidi="zh_TW"/>
+          </w:rPr>
+          <w:rPr>
+            <w:color w:val="0000EE"/>
+            <w:u w:val="single"/>
+          </w:rPr>
+          <w:t>9</w:t>
+        </w:r>
+      </w:hyperlink>
+      <w:r>
+        <w:rPr>
+          <w:lang w:val="zh_TW" w:bidi="zh_TW"/>
+        </w:rPr>
+        <w:t>，</w:t>
+      </w:r>
+      <w:hyperlink r:id="rId188">
+        <w:r>
+          <w:rPr>
+            <w:lang w:val="zh_TW" w:bidi="zh_TW"/>
+          </w:rPr>
+          <w:rPr>
+            <w:color w:val="0000EE"/>
+            <w:u w:val="single"/>
+          </w:rPr>
+          <w:t>14:4–7</w:t>
+        </w:r>
+      </w:hyperlink>
+      <w:r>
+        <w:rPr>
+          <w:lang w:val="zh_TW" w:bidi="zh_TW"/>
+        </w:rPr>
+        <w:t>）。</w:t>
+      </w:r>
+    </w:p>
+    <w:p>
+      <w:pPr/>
+      <w:r>
+        <w:rPr>
+          <w:lang w:val="zh_TW" w:bidi="zh_TW"/>
+        </w:rPr>
+      </w:r>
+      <w:r>
+        <w:rPr>
+          <w:lang w:val="zh_TW" w:bidi="zh_TW"/>
+        </w:rPr>
+        <w:t>何西阿將背道（離棄信仰）描述為具有傳染性的罪。它可能會從屬靈領袖或百姓中的任何一方開始，隨後在彼此之間蔓延擴散（</w:t>
+      </w:r>
+      <w:hyperlink r:id="rId107">
+        <w:r>
+          <w:rPr>
+            <w:lang w:val="zh_TW" w:bidi="zh_TW"/>
+          </w:rPr>
+          <w:rPr>
+            <w:color w:val="0000EE"/>
+            <w:u w:val="single"/>
+          </w:rPr>
+          <w:t>何4:9</w:t>
+        </w:r>
+      </w:hyperlink>
+      <w:r>
+        <w:rPr>
+          <w:lang w:val="zh_TW" w:bidi="zh_TW"/>
+        </w:rPr>
+        <w:t>）。而對背道的懲罰，則取決於個人所承擔的責任大小（</w:t>
+      </w:r>
+      <w:hyperlink r:id="rId111">
+        <w:r>
+          <w:rPr>
+            <w:lang w:val="zh_TW" w:bidi="zh_TW"/>
+          </w:rPr>
+          <w:rPr>
+            <w:color w:val="0000EE"/>
+            <w:u w:val="single"/>
+          </w:rPr>
+          <w:t>何5:1</w:t>
+        </w:r>
+      </w:hyperlink>
+      <w:r>
+        <w:rPr>
+          <w:lang w:val="zh_TW" w:bidi="zh_TW"/>
+        </w:rPr>
+        <w:t>，</w:t>
+      </w:r>
+      <w:hyperlink r:id="rId175">
+        <w:r>
+          <w:rPr>
+            <w:lang w:val="zh_TW" w:bidi="zh_TW"/>
+          </w:rPr>
+          <w:rPr>
+            <w:color w:val="0000EE"/>
+            <w:u w:val="single"/>
+          </w:rPr>
+          <w:t>13:9</w:t>
+        </w:r>
+      </w:hyperlink>
+      <w:r>
+        <w:rPr>
+          <w:lang w:val="zh_TW" w:bidi="zh_TW"/>
+        </w:rPr>
+        <w:t>，</w:t>
+      </w:r>
+      <w:hyperlink r:id="rId195">
+        <w:r>
+          <w:rPr>
+            <w:lang w:val="zh_TW" w:bidi="zh_TW"/>
+          </w:rPr>
+          <w:rPr>
+            <w:color w:val="0000EE"/>
+            <w:u w:val="single"/>
+          </w:rPr>
+          <w:t>14:4</w:t>
+        </w:r>
+      </w:hyperlink>
+      <w:r>
+        <w:rPr>
+          <w:lang w:val="zh_TW" w:bidi="zh_TW"/>
+        </w:rPr>
+        <w:t>）。</w:t>
+      </w:r>
+    </w:p>
+    <w:p>
+      <w:pPr/>
+      <w:r>
+        <w:rPr>
+          <w:lang w:val="zh_TW" w:bidi="zh_TW"/>
+        </w:rPr>
+      </w:r>
+      <w:r>
+        <w:rPr>
+          <w:i/>
+          <w:lang w:val="zh_TW" w:bidi="zh_TW"/>
+        </w:rPr>
+        <w:t>另見</w:t>
+      </w:r>
+      <w:r>
+        <w:rPr>
+          <w:lang w:val="zh_TW" w:bidi="zh_TW"/>
+        </w:rPr>
+        <w:t xml:space="preserve"> </w:t>
+      </w:r>
+      <w:r>
+        <w:rPr>
+          <w:lang w:val="zh_TW" w:bidi="zh_TW"/>
+        </w:rPr>
+        <w:t>何西阿（人物）</w:t>
+      </w:r>
+      <w:r>
+        <w:rPr>
+          <w:lang w:val="zh_TW" w:bidi="zh_TW"/>
+        </w:rPr>
+        <w:t>；</w:t>
+      </w:r>
+      <w:r>
+        <w:rPr>
+          <w:lang w:val="zh_TW" w:bidi="zh_TW"/>
+        </w:rPr>
+        <w:t>以色列的歷史</w:t>
+      </w:r>
+      <w:r>
+        <w:rPr>
+          <w:lang w:val="zh_TW" w:bidi="zh_TW"/>
+        </w:rPr>
+        <w:t>；</w:t>
+      </w:r>
+      <w:r>
+        <w:rPr>
+          <w:lang w:val="zh_TW" w:bidi="zh_TW"/>
+        </w:rPr>
+        <w:t>預言</w:t>
+      </w:r>
+      <w:r>
+        <w:rPr>
+          <w:lang w:val="zh_TW" w:bidi="zh_TW"/>
+        </w:rPr>
+        <w:t>；</w:t>
+      </w:r>
+      <w:r>
+        <w:rPr>
+          <w:lang w:val="zh_TW" w:bidi="zh_TW"/>
+        </w:rPr>
+        <w:t>先知，女先知</w:t>
+      </w:r>
+      <w:r>
+        <w:rPr>
+          <w:lang w:val="zh_TW" w:bidi="zh_TW"/>
+        </w:rPr>
+        <w:t>。</w:t>
+      </w:r>
+      <w:r>
+        <w:rPr>
+          <w:lang w:val="zh_TW" w:bidi="zh_TW"/>
+        </w:rPr>
+      </w:r>
+      <w:r>
+        <w:rPr>
+          <w:lang w:val="zh_TW" w:bidi="zh_TW"/>
+        </w:rPr>
+      </w:r>
+    </w:p>
+    <w:p>
+      <w:pPr/>
+      <w:r>
+        <w:rPr>
+          <w:lang w:val="zh_TW" w:bidi="zh_TW"/>
+        </w:rPr>
+      </w:r>
+    </w:p>
+    <w:p>
+      <w:pPr>
+        <w:pStyle w:val="Heading2"/>
+      </w:pPr>
+      <w:r>
+        <w:rPr>
+          <w:lang w:val="zh_TW" w:bidi="zh_TW"/>
+        </w:rPr>
+        <w:t>和撒那</w:t>
+      </w:r>
+      <w:r>
+        <w:rPr>
+          <w:lang w:val="zh_TW" w:bidi="zh_TW"/>
+        </w:rPr>
+      </w:r>
+    </w:p>
+    <w:p>
+      <w:pPr/>
+      <w:r>
+        <w:rPr>
+          <w:lang w:val="zh_TW" w:bidi="zh_TW"/>
+        </w:rPr>
+      </w:r>
+      <w:r>
+        <w:rPr>
+          <w:lang w:val="zh_TW" w:bidi="zh_TW"/>
+        </w:rPr>
+        <w:t>希伯來文的意思是「拯救」。它來自</w:t>
+      </w:r>
+      <w:hyperlink r:id="rId196">
+        <w:r>
+          <w:rPr>
+            <w:lang w:val="zh_TW" w:bidi="zh_TW"/>
+          </w:rPr>
+          <w:rPr>
+            <w:color w:val="0000EE"/>
+            <w:u w:val="single"/>
+          </w:rPr>
+          <w:t>詩篇一一八篇25節</w:t>
+        </w:r>
+      </w:hyperlink>
+      <w:r>
+        <w:rPr>
+          <w:lang w:val="zh_TW" w:bidi="zh_TW"/>
+        </w:rPr>
+        <w:t>：「耶和華啊，求你拯救！」</w:t>
+      </w:r>
+    </w:p>
+    <w:p>
+      <w:pPr/>
+      <w:r>
+        <w:rPr>
+          <w:lang w:val="zh_TW" w:bidi="zh_TW"/>
+        </w:rPr>
+      </w:r>
+      <w:hyperlink r:id="rId197">
+        <w:r>
+          <w:rPr>
+            <w:lang w:val="zh_TW" w:bidi="zh_TW"/>
+          </w:rPr>
+          <w:rPr>
+            <w:color w:val="0000EE"/>
+            <w:u w:val="single"/>
+          </w:rPr>
+          <w:t>詩篇一一八篇</w:t>
+        </w:r>
+      </w:hyperlink>
+      <w:r>
+        <w:rPr>
+          <w:lang w:val="zh_TW" w:bidi="zh_TW"/>
+        </w:rPr>
+        <w:t>是一首表達信靠耶和華幫助的詩歌。當人需要神的幫助時，就會這樣說。整首詩篇是「讚美詩」（Hallel）的一部分，是猶太人在重要節日中吟唱的詩歌。第</w:t>
+      </w:r>
+      <w:hyperlink r:id="rId196">
+        <w:r>
+          <w:rPr>
+            <w:lang w:val="zh_TW" w:bidi="zh_TW"/>
+          </w:rPr>
+          <w:rPr>
+            <w:color w:val="0000EE"/>
+            <w:u w:val="single"/>
+          </w:rPr>
+          <w:t>25</w:t>
+        </w:r>
+      </w:hyperlink>
+      <w:r>
+        <w:rPr>
+          <w:lang w:val="zh_TW" w:bidi="zh_TW"/>
+        </w:rPr>
+        <w:t>節在住棚節中被使用，當經文被誦讀時，人們會揮動番石榴樹、柳樹和棕樹的枝條。此外，在其它慶典中，人們也可能以揮動枝條的方式來表達喜樂。例如，在</w:t>
+      </w:r>
+      <w:hyperlink r:id="rId198">
+        <w:r>
+          <w:rPr>
+            <w:lang w:val="zh_TW" w:bidi="zh_TW"/>
+          </w:rPr>
+          <w:rPr>
+            <w:color w:val="0000EE"/>
+            <w:u w:val="single"/>
+          </w:rPr>
+          <w:t>馬加比二書十章6至7節</w:t>
+        </w:r>
+      </w:hyperlink>
+      <w:r>
+        <w:rPr>
+          <w:lang w:val="zh_TW" w:bidi="zh_TW"/>
+        </w:rPr>
+        <w:t>記載中，人們在為了使聖殿恢復聖潔而舉行的儀式上，也揮動枝條。</w:t>
+      </w:r>
+    </w:p>
+    <w:p>
+      <w:pPr/>
+      <w:r>
+        <w:rPr>
+          <w:lang w:val="zh_TW" w:bidi="zh_TW"/>
+        </w:rPr>
+      </w:r>
+      <w:r>
+        <w:rPr>
+          <w:lang w:val="zh_TW" w:bidi="zh_TW"/>
+        </w:rPr>
+        <w:t>當耶穌進入耶路撒冷時，群眾高喊「和散那」（</w:t>
+      </w:r>
+      <w:hyperlink r:id="rId199">
+        <w:r>
+          <w:rPr>
+            <w:lang w:val="zh_TW" w:bidi="zh_TW"/>
+          </w:rPr>
+          <w:rPr>
+            <w:color w:val="0000EE"/>
+            <w:u w:val="single"/>
+          </w:rPr>
+          <w:t>太21:9；</w:t>
+        </w:r>
+      </w:hyperlink>
+      <w:hyperlink r:id="rId200">
+        <w:r>
+          <w:rPr>
+            <w:lang w:val="zh_TW" w:bidi="zh_TW"/>
+          </w:rPr>
+          <w:rPr>
+            <w:color w:val="0000EE"/>
+            <w:u w:val="single"/>
+          </w:rPr>
+          <w:t>可11:9–10；</w:t>
+        </w:r>
+      </w:hyperlink>
+      <w:hyperlink r:id="rId201">
+        <w:r>
+          <w:rPr>
+            <w:lang w:val="zh_TW" w:bidi="zh_TW"/>
+          </w:rPr>
+          <w:rPr>
+            <w:color w:val="0000EE"/>
+            <w:u w:val="single"/>
+          </w:rPr>
+          <w:t>約12:13</w:t>
+        </w:r>
+      </w:hyperlink>
+      <w:r>
+        <w:rPr>
+          <w:lang w:val="zh_TW" w:bidi="zh_TW"/>
+        </w:rPr>
+        <w:t>）。然後他們說：「奉耶和華名來的是應當稱頌的！」（</w:t>
+      </w:r>
+      <w:hyperlink r:id="rId202">
+        <w:r>
+          <w:rPr>
+            <w:lang w:val="zh_TW" w:bidi="zh_TW"/>
+          </w:rPr>
+          <w:rPr>
+            <w:color w:val="0000EE"/>
+            <w:u w:val="single"/>
+          </w:rPr>
+          <w:t>詩118:26</w:t>
+        </w:r>
+      </w:hyperlink>
+      <w:r>
+        <w:rPr>
+          <w:lang w:val="zh_TW" w:bidi="zh_TW"/>
+        </w:rPr>
+        <w:t>）。這表明群眾正在迎接耶穌為彌賽亞（神所揀選的救主）。</w:t>
+      </w:r>
+    </w:p>
+    <w:p>
+      <w:pPr/>
+      <w:r>
+        <w:rPr>
+          <w:lang w:val="zh_TW" w:bidi="zh_TW"/>
+        </w:rPr>
+      </w:r>
+      <w:r>
+        <w:rPr>
+          <w:lang w:val="zh_TW" w:bidi="zh_TW"/>
+        </w:rPr>
+        <w:t>在耶穌之前，人們就已認為「奉耶和華名來的是應當稱頌的」這句話指向彌賽亞。也可能「和散那」一詞本身就帶有關於彌賽亞的含義。</w:t>
+      </w:r>
+    </w:p>
+    <w:p>
+      <w:pPr/>
+      <w:r>
+        <w:rPr>
+          <w:lang w:val="zh_TW" w:bidi="zh_TW"/>
+        </w:rPr>
+      </w:r>
+      <w:r>
+        <w:rPr>
+          <w:lang w:val="zh_TW" w:bidi="zh_TW"/>
+        </w:rPr>
+        <w:t>耶穌進入耶路撒冷時，群眾的其他稱呼也支持這一觀點。在</w:t>
+      </w:r>
+      <w:hyperlink r:id="rId199">
+        <w:r>
+          <w:rPr>
+            <w:lang w:val="zh_TW" w:bidi="zh_TW"/>
+          </w:rPr>
+          <w:rPr>
+            <w:color w:val="0000EE"/>
+            <w:u w:val="single"/>
+          </w:rPr>
+          <w:t>馬太福音二十章9節</w:t>
+        </w:r>
+      </w:hyperlink>
+      <w:r>
+        <w:rPr>
+          <w:lang w:val="zh_TW" w:bidi="zh_TW"/>
+        </w:rPr>
+        <w:t>中，耶穌被稱為「大衛的子孫」；在</w:t>
+      </w:r>
+      <w:hyperlink r:id="rId203">
+        <w:r>
+          <w:rPr>
+            <w:lang w:val="zh_TW" w:bidi="zh_TW"/>
+          </w:rPr>
+          <w:rPr>
+            <w:color w:val="0000EE"/>
+            <w:u w:val="single"/>
+          </w:rPr>
+          <w:t>馬可福音十一章10節</w:t>
+        </w:r>
+      </w:hyperlink>
+      <w:r>
+        <w:rPr>
+          <w:lang w:val="zh_TW" w:bidi="zh_TW"/>
+        </w:rPr>
+        <w:t>中，提到了「我祖大衛之國」。在</w:t>
+      </w:r>
+      <w:hyperlink r:id="rId201">
+        <w:r>
+          <w:rPr>
+            <w:lang w:val="zh_TW" w:bidi="zh_TW"/>
+          </w:rPr>
+          <w:rPr>
+            <w:color w:val="0000EE"/>
+            <w:u w:val="single"/>
+          </w:rPr>
+          <w:t>約翰福音十二章13節</w:t>
+        </w:r>
+      </w:hyperlink>
+      <w:r>
+        <w:rPr>
+          <w:lang w:val="zh_TW" w:bidi="zh_TW"/>
+        </w:rPr>
+        <w:t>中，耶穌被稱為「以色列王」。這些稱呼都表明群眾相信耶穌是彌賽亞。</w:t>
+      </w:r>
+    </w:p>
+    <w:p>
+      <w:pPr/>
+      <w:r>
+        <w:rPr>
+          <w:lang w:val="zh_TW" w:bidi="zh_TW"/>
+        </w:rPr>
+      </w:r>
+      <w:r>
+        <w:rPr>
+          <w:lang w:val="zh_TW" w:bidi="zh_TW"/>
+        </w:rPr>
+        <w:t>當群眾高喊「和散那」時，我們不必認為他們是在期待脫離羅馬的統治。他們可能並不清楚耶穌會如何拯救他們。我們所能確定的是，他們相信耶穌是神所差派來拯救他們的。如果這種讚美中沒有耶穌認為是正確敬拜的元素，祂大概也不會接受。直到耶穌死而復活後，人們才真正明白耶穌作為彌賽亞的真意。</w:t>
+      </w:r>
+    </w:p>
+    <w:p>
+      <w:pPr/>
+      <w:r>
+        <w:rPr>
+          <w:lang w:val="zh_TW" w:bidi="zh_TW"/>
+        </w:rPr>
+      </w:r>
+      <w:r>
+        <w:rPr>
+          <w:i/>
+          <w:lang w:val="zh_TW" w:bidi="zh_TW"/>
+        </w:rPr>
+        <w:t>另見</w:t>
+      </w:r>
+      <w:r>
+        <w:rPr>
+          <w:lang w:val="zh_TW" w:bidi="zh_TW"/>
+        </w:rPr>
+        <w:t xml:space="preserve"> </w:t>
+      </w:r>
+      <w:r>
+        <w:rPr>
+          <w:lang w:val="zh_TW" w:bidi="zh_TW"/>
+        </w:rPr>
+        <w:t>讚美詩；</w:t>
+      </w:r>
+      <w:r>
+        <w:rPr>
+          <w:lang w:val="zh_TW" w:bidi="zh_TW"/>
+        </w:rPr>
+        <w:t>哈利路亞；</w:t>
+      </w:r>
+      <w:r>
+        <w:rPr>
+          <w:lang w:val="zh_TW" w:bidi="zh_TW"/>
+        </w:rPr>
+        <w:t>彌賽亞</w:t>
+      </w:r>
+      <w:r>
+        <w:rPr>
+          <w:lang w:val="zh_TW" w:bidi="zh_TW"/>
+        </w:rPr>
+        <w:t>。</w:t>
+      </w:r>
+      <w:r>
+        <w:rPr>
+          <w:lang w:val="zh_TW" w:bidi="zh_TW"/>
+        </w:rPr>
+      </w:r>
+      <w:r>
+        <w:rPr>
+          <w:lang w:val="zh_TW" w:bidi="zh_TW"/>
+        </w:rPr>
+      </w:r>
+    </w:p>
+    <w:p>
+      <w:pPr/>
+      <w:r>
+        <w:rPr>
+          <w:lang w:val="zh_TW" w:bidi="zh_TW"/>
+        </w:rPr>
+      </w:r>
+    </w:p>
+    <w:p>
+      <w:pPr>
+        <w:pStyle w:val="Heading2"/>
+      </w:pPr>
+      <w:r>
+        <w:rPr>
+          <w:lang w:val="zh_TW" w:bidi="zh_TW"/>
+        </w:rPr>
+        <w:t>荷幔（Hemam）</w:t>
+      </w:r>
+      <w:r>
+        <w:rPr>
+          <w:lang w:val="zh_TW" w:bidi="zh_TW"/>
+        </w:rPr>
+      </w:r>
+    </w:p>
+    <w:p>
+      <w:pPr/>
+      <w:r>
+        <w:rPr>
+          <w:lang w:val="zh_TW" w:bidi="zh_TW"/>
+        </w:rPr>
+      </w:r>
+      <w:r>
+        <w:rPr>
+          <w:lang w:val="zh_TW" w:bidi="zh_TW"/>
+        </w:rPr>
+        <w:t>某英文譯本在</w:t>
       </w:r>
       <w:hyperlink r:id="rId33">
         <w:r>
@@ -796,7 +6793,92 @@
             <w:color w:val="0000EE"/>
             <w:u w:val="single"/>
           </w:rPr>
-          <w:t>撒下22:10</w:t>
+          <w:t>創世記三十六章22節</w:t>
+        </w:r>
+      </w:hyperlink>
+      <w:r>
+        <w:rPr>
+          <w:lang w:val="zh_TW" w:bidi="zh_TW"/>
+        </w:rPr>
+        <w:t>將羅坍的兒子希幔（Heman）拼寫為荷幔（Hemam）。</w:t>
+      </w:r>
+      <w:r>
+        <w:rPr>
+          <w:i/>
+          <w:lang w:val="zh_TW" w:bidi="zh_TW"/>
+        </w:rPr>
+        <w:t xml:space="preserve">見 </w:t>
+      </w:r>
+      <w:r>
+        <w:rPr>
+          <w:lang w:val="zh_TW" w:bidi="zh_TW"/>
+        </w:rPr>
+        <w:t>希幔 #1</w:t>
+      </w:r>
+      <w:r>
+        <w:rPr>
+          <w:lang w:val="zh_TW" w:bidi="zh_TW"/>
+        </w:rPr>
+        <w:t>。</w:t>
+      </w:r>
+      <w:r>
+        <w:rPr>
+          <w:lang w:val="zh_TW" w:bidi="zh_TW"/>
+        </w:rPr>
+      </w:r>
+      <w:r>
+        <w:rPr>
+          <w:lang w:val="zh_TW" w:bidi="zh_TW"/>
+        </w:rPr>
+      </w:r>
+    </w:p>
+    <w:p>
+      <w:pPr/>
+      <w:r>
+        <w:rPr>
+          <w:lang w:val="zh_TW" w:bidi="zh_TW"/>
+        </w:rPr>
+      </w:r>
+    </w:p>
+    <w:p>
+      <w:pPr>
+        <w:pStyle w:val="Heading2"/>
+      </w:pPr>
+      <w:r>
+        <w:rPr>
+          <w:lang w:val="zh_TW" w:bidi="zh_TW"/>
+        </w:rPr>
+        <w:t>赫</w:t>
+      </w:r>
+      <w:r>
+        <w:rPr>
+          <w:lang w:val="zh_TW" w:bidi="zh_TW"/>
+        </w:rPr>
+      </w:r>
+    </w:p>
+    <w:p>
+      <w:pPr/>
+      <w:r>
+        <w:rPr>
+          <w:lang w:val="zh_TW" w:bidi="zh_TW"/>
+        </w:rPr>
+      </w:r>
+      <w:r>
+        <w:rPr>
+          <w:lang w:val="zh_TW" w:bidi="zh_TW"/>
+        </w:rPr>
+        <w:t>含的後代，迦南的後裔，赫人之祖（</w:t>
+      </w:r>
+      <w:hyperlink r:id="rId204">
+        <w:r>
+          <w:rPr>
+            <w:lang w:val="zh_TW" w:bidi="zh_TW"/>
+          </w:rPr>
+          <w:rPr>
+            <w:color w:val="0000EE"/>
+            <w:u w:val="single"/>
+          </w:rPr>
+          <w:t>創10:15</w:t>
         </w:r>
       </w:hyperlink>
       <w:r>
@@ -805,16 +6887,16 @@
         </w:rPr>
         <w:t>；</w:t>
       </w:r>
-      <w:hyperlink r:id="rId34">
-        <w:r>
-          <w:rPr>
-            <w:lang w:val="zh_TW" w:bidi="zh_TW"/>
-          </w:rPr>
-          <w:rPr>
-            <w:color w:val="0000EE"/>
-            <w:u w:val="single"/>
-          </w:rPr>
-          <w:t>詩18:9</w:t>
+      <w:hyperlink r:id="rId205">
+        <w:r>
+          <w:rPr>
+            <w:lang w:val="zh_TW" w:bidi="zh_TW"/>
+          </w:rPr>
+          <w:rPr>
+            <w:color w:val="0000EE"/>
+            <w:u w:val="single"/>
+          </w:rPr>
+          <w:t>代上1:13</w:t>
         </w:r>
       </w:hyperlink>
       <w:r>
@@ -823,6 +6905,353 @@
         </w:rPr>
         <w:t>）。</w:t>
       </w:r>
+      <w:r>
+        <w:rPr>
+          <w:i/>
+          <w:lang w:val="zh_TW" w:bidi="zh_TW"/>
+        </w:rPr>
+        <w:t>見</w:t>
+      </w:r>
+      <w:r>
+        <w:rPr>
+          <w:lang w:val="zh_TW" w:bidi="zh_TW"/>
+        </w:rPr>
+        <w:t>赫人</w:t>
+      </w:r>
+      <w:r>
+        <w:rPr>
+          <w:lang w:val="zh_TW" w:bidi="zh_TW"/>
+        </w:rPr>
+        <w:t>。</w:t>
+      </w:r>
+      <w:r>
+        <w:rPr>
+          <w:lang w:val="zh_TW" w:bidi="zh_TW"/>
+        </w:rPr>
+      </w:r>
+      <w:r>
+        <w:rPr>
+          <w:lang w:val="zh_TW" w:bidi="zh_TW"/>
+        </w:rPr>
+      </w:r>
+    </w:p>
+    <w:p>
+      <w:pPr/>
+      <w:r>
+        <w:rPr>
+          <w:lang w:val="zh_TW" w:bidi="zh_TW"/>
+        </w:rPr>
+      </w:r>
+    </w:p>
+    <w:p>
+      <w:pPr>
+        <w:pStyle w:val="Heading2"/>
+      </w:pPr>
+      <w:r>
+        <w:rPr>
+          <w:lang w:val="zh_TW" w:bidi="zh_TW"/>
+        </w:rPr>
+        <w:t>赫里奧坡里</w:t>
+      </w:r>
+      <w:r>
+        <w:rPr>
+          <w:lang w:val="zh_TW" w:bidi="zh_TW"/>
+        </w:rPr>
+      </w:r>
+    </w:p>
+    <w:p>
+      <w:pPr/>
+      <w:r>
+        <w:rPr>
+          <w:lang w:val="zh_TW" w:bidi="zh_TW"/>
+        </w:rPr>
+      </w:r>
+      <w:r>
+        <w:rPr>
+          <w:lang w:val="zh_TW" w:bidi="zh_TW"/>
+        </w:rPr>
+        <w:t>埃及的一座古城，以敬拜太陽神瑞（Re）聞名。城名的意思是「太陽之城」，位於下埃及的尼羅河三角洲（Nile River delta）地區，靠近現今的開羅。約在公元前2,400年，阿圖姆—瑞（Atum-Re）成為主要神明後，赫里奧坡里逐漸成為重要的宗教中心。歷代多位法老擴建城中的神廟，並興建紀念碑，尤其是在新王國時期（公元前1570–1150年）。</w:t>
+      </w:r>
+    </w:p>
+    <w:p>
+      <w:pPr/>
+      <w:r>
+        <w:rPr>
+          <w:lang w:val="zh_TW" w:bidi="zh_TW"/>
+        </w:rPr>
+      </w:r>
+      <w:r>
+        <w:rPr>
+          <w:lang w:val="zh_TW" w:bidi="zh_TW"/>
+        </w:rPr>
+        <w:t>赫里奧坡里的神廟保存王室的官方記錄，因此其中的祭司也成為埃及的官方歷史學家。公元前五世紀的希臘歷史學家希羅多德（Herodotus）記載，赫里奧坡里的祭司以精通埃及歷史聞名。這座城也設有祭司學校和醫學院。</w:t>
+      </w:r>
+    </w:p>
+    <w:p>
+      <w:pPr/>
+      <w:r>
+        <w:rPr>
+          <w:lang w:val="zh_TW" w:bidi="zh_TW"/>
+        </w:rPr>
+      </w:r>
+      <w:r>
+        <w:rPr>
+          <w:lang w:val="zh_TW" w:bidi="zh_TW"/>
+        </w:rPr>
+        <w:t>埃及還有其它敬拜太陽的中心，而赫里奧坡里一直興盛了約2,000年。雖然它在政治上並不十分重要，卻對宗教有深遠的影響。赫里奧坡里的瑞神神廟是埃及第二大的宗教建築，僅次於底比斯亞捫神（Amon）神廟。</w:t>
+      </w:r>
+    </w:p>
+    <w:p>
+      <w:pPr/>
+      <w:r>
+        <w:rPr>
+          <w:lang w:val="zh_TW" w:bidi="zh_TW"/>
+        </w:rPr>
+      </w:r>
+      <w:r>
+        <w:rPr>
+          <w:lang w:val="zh_TW" w:bidi="zh_TW"/>
+        </w:rPr>
+        <w:t>在舊約聖經中，赫里奧坡里稱為安城。約瑟在埃及作官期間，娶了亞西納，她的父親波提非拉是安城的祭司（</w:t>
+      </w:r>
+      <w:hyperlink r:id="rId206">
+        <w:r>
+          <w:rPr>
+            <w:lang w:val="zh_TW" w:bidi="zh_TW"/>
+          </w:rPr>
+          <w:rPr>
+            <w:color w:val="0000EE"/>
+            <w:u w:val="single"/>
+          </w:rPr>
+          <w:t>創41:45、50，</w:t>
+        </w:r>
+      </w:hyperlink>
+      <w:hyperlink r:id="rId207">
+        <w:r>
+          <w:rPr>
+            <w:lang w:val="zh_TW" w:bidi="zh_TW"/>
+          </w:rPr>
+          <w:rPr>
+            <w:color w:val="0000EE"/>
+            <w:u w:val="single"/>
+          </w:rPr>
+          <w:t>46:20</w:t>
+        </w:r>
+      </w:hyperlink>
+      <w:r>
+        <w:rPr>
+          <w:lang w:val="zh_TW" w:bidi="zh_TW"/>
+        </w:rPr>
+        <w:t>）。先知以西結曾警告，巴比倫王尼布甲尼撒會毀滅埃及的諸城，其中包括赫里奧坡里（</w:t>
+      </w:r>
+      <w:hyperlink r:id="rId208">
+        <w:r>
+          <w:rPr>
+            <w:lang w:val="zh_TW" w:bidi="zh_TW"/>
+          </w:rPr>
+          <w:rPr>
+            <w:color w:val="0000EE"/>
+            <w:u w:val="single"/>
+          </w:rPr>
+          <w:t>結30:17</w:t>
+        </w:r>
+      </w:hyperlink>
+      <w:r>
+        <w:rPr>
+          <w:lang w:val="zh_TW" w:bidi="zh_TW"/>
+        </w:rPr>
+        <w:t>，譯註：和合本譯為亞文）。</w:t>
+      </w:r>
+    </w:p>
+    <w:p>
+      <w:pPr/>
+      <w:r>
+        <w:rPr>
+          <w:lang w:val="zh_TW" w:bidi="zh_TW"/>
+        </w:rPr>
+      </w:r>
+      <w:r>
+        <w:rPr>
+          <w:lang w:val="zh_TW" w:bidi="zh_TW"/>
+        </w:rPr>
+        <w:t>在</w:t>
+      </w:r>
+      <w:hyperlink r:id="rId209">
+        <w:r>
+          <w:rPr>
+            <w:lang w:val="zh_TW" w:bidi="zh_TW"/>
+          </w:rPr>
+          <w:rPr>
+            <w:color w:val="0000EE"/>
+            <w:u w:val="single"/>
+          </w:rPr>
+          <w:t>阿摩司書一章5節</w:t>
+        </w:r>
+      </w:hyperlink>
+      <w:r>
+        <w:rPr>
+          <w:lang w:val="zh_TW" w:bidi="zh_TW"/>
+        </w:rPr>
+        <w:t>中，有英文譯本採用另一種譯法，並在旁註中指出，「亞文平原」也可譯為「安（On）」。同樣的改動也見於</w:t>
+      </w:r>
+      <w:hyperlink r:id="rId208">
+        <w:r>
+          <w:rPr>
+            <w:lang w:val="zh_TW" w:bidi="zh_TW"/>
+          </w:rPr>
+          <w:rPr>
+            <w:color w:val="0000EE"/>
+            <w:u w:val="single"/>
+          </w:rPr>
+          <w:t>以西結書三十章17節</w:t>
+        </w:r>
+      </w:hyperlink>
+      <w:r>
+        <w:rPr>
+          <w:lang w:val="zh_TW" w:bidi="zh_TW"/>
+        </w:rPr>
+        <w:t>，有英文譯本改用「赫里奧坡里（Heliopolis）」（譯註：和合本譯為亞文）。</w:t>
+      </w:r>
+    </w:p>
+    <w:p>
+      <w:pPr/>
+      <w:r>
+        <w:rPr>
+          <w:lang w:val="zh_TW" w:bidi="zh_TW"/>
+        </w:rPr>
+      </w:r>
+      <w:r>
+        <w:rPr>
+          <w:lang w:val="zh_TW" w:bidi="zh_TW"/>
+        </w:rPr>
+        <w:t>耶利米也說，赫里奧坡里的神聖柱像將遭受毀壞（</w:t>
+      </w:r>
+      <w:hyperlink r:id="rId210">
+        <w:r>
+          <w:rPr>
+            <w:lang w:val="zh_TW" w:bidi="zh_TW"/>
+          </w:rPr>
+          <w:rPr>
+            <w:color w:val="0000EE"/>
+            <w:u w:val="single"/>
+          </w:rPr>
+          <w:t>耶43:13</w:t>
+        </w:r>
+      </w:hyperlink>
+      <w:r>
+        <w:rPr>
+          <w:lang w:val="zh_TW" w:bidi="zh_TW"/>
+        </w:rPr>
+        <w:t>）。</w:t>
+      </w:r>
+      <w:hyperlink r:id="rId211">
+        <w:r>
+          <w:rPr>
+            <w:lang w:val="zh_TW" w:bidi="zh_TW"/>
+          </w:rPr>
+          <w:rPr>
+            <w:color w:val="0000EE"/>
+            <w:u w:val="single"/>
+          </w:rPr>
+          <w:t>以賽亞書十九章18節</w:t>
+        </w:r>
+      </w:hyperlink>
+      <w:r>
+        <w:rPr>
+          <w:lang w:val="zh_TW" w:bidi="zh_TW"/>
+        </w:rPr>
+        <w:t>提到的城，也可能是指赫里奧坡里。</w:t>
+      </w:r>
+    </w:p>
+    <w:p>
+      <w:pPr/>
+      <w:r>
+        <w:rPr>
+          <w:lang w:val="zh_TW" w:bidi="zh_TW"/>
+        </w:rPr>
+      </w:r>
+      <w:r>
+        <w:rPr>
+          <w:lang w:val="zh_TW" w:bidi="zh_TW"/>
+        </w:rPr>
+        <w:t>赫里奧坡里在公元前四世紀和三世紀逐漸變得不再重要，部分原因是亞歷山大建立了新的圖書館。後來，亞歷山大取代赫里奧坡里，成為埃及主要的學術中心。</w:t>
+      </w:r>
+    </w:p>
+    <w:p>
+      <w:pPr/>
+      <w:r>
+        <w:rPr>
+          <w:lang w:val="zh_TW" w:bidi="zh_TW"/>
+        </w:rPr>
+      </w:r>
+      <w:r>
+        <w:rPr>
+          <w:lang w:val="zh_TW" w:bidi="zh_TW"/>
+        </w:rPr>
+        <w:t>如今，這座古代太陽之城只留下少量遺跡，但在赫里奧坡里的遺址上，仍可看見塞斯托里斯一世（Sesostris I）所建的一座方尖碑（obelisk）。塞斯托里斯一世於公元前1971至1928年統治埃及。近代，人們陸續把赫里奧坡里幾座由圖特摩斯三世（Thutmose III）建造的方尖碑移往世界各地。圖特摩斯三世在公元前1490年至1436年統治埃及。</w:t>
+      </w:r>
+      <w:r>
+        <w:rPr>
+          <w:lang w:val="zh_TW" w:bidi="zh_TW"/>
+        </w:rPr>
+      </w:r>
+      <w:r>
+        <w:rPr>
+          <w:lang w:val="zh_TW" w:bidi="zh_TW"/>
+        </w:rPr>
+      </w:r>
+    </w:p>
+    <w:p>
+      <w:pPr/>
+      <w:r>
+        <w:rPr>
+          <w:lang w:val="zh_TW" w:bidi="zh_TW"/>
+        </w:rPr>
+      </w:r>
+    </w:p>
+    <w:p>
+      <w:pPr>
+        <w:pStyle w:val="Heading2"/>
+      </w:pPr>
+      <w:r>
+        <w:rPr>
+          <w:lang w:val="zh_TW" w:bidi="zh_TW"/>
+        </w:rPr>
+        <w:t>赫人</w:t>
+      </w:r>
+      <w:r>
+        <w:rPr>
+          <w:lang w:val="zh_TW" w:bidi="zh_TW"/>
+        </w:rPr>
+      </w:r>
+    </w:p>
+    <w:p>
+      <w:pPr/>
+      <w:r>
+        <w:rPr>
+          <w:lang w:val="zh_TW" w:bidi="zh_TW"/>
+        </w:rPr>
+      </w:r>
+      <w:r>
+        <w:rPr>
+          <w:lang w:val="zh_TW" w:bidi="zh_TW"/>
+        </w:rPr>
+        <w:t>聖經中的民族，在亞伯蘭的後裔和以色列的子孫要得地為業的應許中，扮演重要角色。赫人的資料，在世俗歷史上並不為人知，並被一些聖經歷史的評論者認為是神話中的民族。然而考古學家和歷史學家發現了有關赫人的資料，現在已知他們曾在小亞細亞建立一個帝國。他們擁有足夠的軍事力量，能夠挑戰自負的拉美西斯二世統治下的埃及軍隊，並在奧倫特斯河的加低斯（Kadesh）與他打成平手。</w:t>
+      </w:r>
+    </w:p>
+    <w:p>
+      <w:pPr/>
+      <w:r>
+        <w:rPr>
+          <w:lang w:val="zh_TW" w:bidi="zh_TW"/>
+        </w:rPr>
+      </w:r>
+      <w:r>
+        <w:rPr>
+          <w:lang w:val="zh_TW" w:bidi="zh_TW"/>
+        </w:rPr>
+        <w:t>多數時候，聖經的描述暗示赫人不過是小群體。然而赫人諸王與埃及的聯繫，以及他們參與所羅門的馬匹貿易，加上他們參與敘利亞與以色列分裂王國的衝突，表明赫人是具有重大影響力的民族。</w:t>
+      </w:r>
     </w:p>
     <w:p>
       <w:pPr>
@@ -832,7 +7261,7 @@
         <w:rPr>
           <w:lang w:val="zh_TW" w:bidi="zh_TW"/>
         </w:rPr>
-        <w:t>黑暗的象徵意義</w:t>
+        <w:t>地理</w:t>
       </w:r>
     </w:p>
     <w:p>
@@ -846,18 +7275,421 @@
         <w:rPr>
           <w:lang w:val="zh_TW" w:bidi="zh_TW"/>
         </w:rPr>
-        <w:t>聖經經常使用「黑暗」象徵上的意義，特別是在約伯記、詩篇和以賽亞書等詩詞中。當聖經這樣使用黑暗時，通常表示人不明白神的旨意。聖經用光與黑暗來解釋一個重要真理：當人認識神，就好像有光；當人不認識神，就好像在黑暗中（</w:t>
-      </w:r>
-      <w:hyperlink r:id="rId35">
-        <w:r>
-          <w:rPr>
-            <w:lang w:val="zh_TW" w:bidi="zh_TW"/>
-          </w:rPr>
-          <w:rPr>
-            <w:color w:val="0000EE"/>
-            <w:u w:val="single"/>
-          </w:rPr>
-          <w:t>伯12:24–25</w:t>
+        <w:t>赫人帝國的中心位於安納托利亞（小亞細亞，現代土耳其），首都在哈圖沙斯（Hattusas，現代的巴哈茲科伊，Baghazkoy），位於哈利斯河（Halys River，現今的基齊爾伊爾馬克）的河彎處。這個帝國有時擴展到更大的地區，但沒有明確邊界，因為它包括了安納托利亞王國附庸的城邦國家，這些國家通過條約與其建立關係，但不屬於國家的一部分。由於赫人廣泛存在於巴勒斯坦－敘利亞，所以他們在埃及的影響力顯著，他們也在埃及的藝術和銘文中廣為人知。赫人活躍在巴勒斯坦的情況，從聖經多處可見，而赫人在諸如希伯崙這樣的巴勒斯坦城市的作用，在族長時代就已顯示出來。</w:t>
+      </w:r>
+    </w:p>
+    <w:p>
+      <w:pPr>
+        <w:pStyle w:val="Heading3"/>
+      </w:pPr>
+      <w:r>
+        <w:rPr>
+          <w:lang w:val="zh_TW" w:bidi="zh_TW"/>
+        </w:rPr>
+        <w:t>歷史</w:t>
+      </w:r>
+    </w:p>
+    <w:p>
+      <w:pPr/>
+      <w:r>
+        <w:rPr>
+          <w:lang w:val="zh_TW" w:bidi="zh_TW"/>
+        </w:rPr>
+      </w:r>
+      <w:r>
+        <w:rPr>
+          <w:lang w:val="zh_TW" w:bidi="zh_TW"/>
+        </w:rPr>
+        <w:t>人們認為，赫人（也稱為哈提人，Hattians）既非閃族特人，也不屬非印歐人的族群。他們在公元前三千年佔據了安納托利亞高原。在這一千年的後期，印歐人侵占該地區，並掌握了政治權力。</w:t>
+      </w:r>
+    </w:p>
+    <w:p>
+      <w:pPr/>
+      <w:r>
+        <w:rPr>
+          <w:lang w:val="zh_TW" w:bidi="zh_TW"/>
+        </w:rPr>
+      </w:r>
+      <w:r>
+        <w:rPr>
+          <w:lang w:val="zh_TW" w:bidi="zh_TW"/>
+        </w:rPr>
+        <w:t>真正意義上的歷史，即基於書面記錄的歷史，始於公元前1900年左右亞述商人抵達安納托利亞時期。這些商人在各個城市建立據點，並使用楔形文字泥板與他們的家鄉通信。在凱瑟里（Kayseri）附近發現了許多這樣的記錄。這些記錄提到赫人諸侯之間爭奪安納托利亞霸權的鬥爭，並提到一位名為阿尼塔斯（Anittas）的王，他在後來的赫人資料中有所記載。</w:t>
+      </w:r>
+    </w:p>
+    <w:p>
+      <w:pPr/>
+      <w:r>
+        <w:rPr>
+          <w:lang w:val="zh_TW" w:bidi="zh_TW"/>
+        </w:rPr>
+      </w:r>
+      <w:r>
+        <w:rPr>
+          <w:lang w:val="zh_TW" w:bidi="zh_TW"/>
+        </w:rPr>
+        <w:t>公元前15世紀，戶利安人（Hurrians）的統治被埃及法老圖特摩斯三世的戰役打破，但另一個戶利安王國米坦尼（Mitanni）很快在西亞細亞崛起。米坦尼對赫人構成威脅，但隨著雄心勃勃且精力充沛的君主蘇庇努利瑪一世（Suppiluliuma I，約公元前1380–1340）的到來，赫人帝國的活力和力量重新崛起。這是阿瑪爾那書信寫作的時期，這些書信見證了巴勒斯坦－敘利亞的混亂局勢。</w:t>
+      </w:r>
+    </w:p>
+    <w:p>
+      <w:pPr/>
+      <w:r>
+        <w:rPr>
+          <w:lang w:val="zh_TW" w:bidi="zh_TW"/>
+        </w:rPr>
+      </w:r>
+      <w:r>
+        <w:rPr>
+          <w:lang w:val="zh_TW" w:bidi="zh_TW"/>
+        </w:rPr>
+        <w:t>蘇庇努利瑪對米坦尼進行一次出色的軍事遠征，隨後通過結合武力和外交天才，為自己建立了附庸城邦國的緩衝區。這些城邦國家透過條約與他結盟，而這些條約的文本可見於赫人的文獻中。</w:t>
+      </w:r>
+    </w:p>
+    <w:p>
+      <w:pPr/>
+      <w:r>
+        <w:rPr>
+          <w:lang w:val="zh_TW" w:bidi="zh_TW"/>
+        </w:rPr>
+      </w:r>
+      <w:r>
+        <w:rPr>
+          <w:lang w:val="zh_TW" w:bidi="zh_TW"/>
+        </w:rPr>
+        <w:t>14世紀上半葉，因著阿蒙霍特普三世（Amenhotep III）昏庸和阿肯那頓（Akhenaten）只重視宗教，埃及作為亞洲帝國的角色逐漸成為記憶。隨著第十九王朝開始，埃及人開始有意奪回失去的領土。雙方爭奪巴勒斯坦－敘利亞，最為激烈的一次就是奧倫特斯河上著名的加低斯戰役。起初，赫人的戰車取得優勢。拉美西斯二世慶祝戰役的勝利，但他只不過是勉強逃過一劫。赫人的王穆瓦塔里斯（Muwatallis）也聲稱取得勝利，但從政治角度來看，這場戰役並未分出勝負。在他之後的王哈圖西里斯三世（Hattusilis III），在埃及法老拉美西斯二世統治的第21年，與他簽署條約；協議透過哈圖西里斯的女兒與拉美西斯二世成婚得到確認。</w:t>
+      </w:r>
+    </w:p>
+    <w:p>
+      <w:pPr/>
+      <w:r>
+        <w:rPr>
+          <w:lang w:val="zh_TW" w:bidi="zh_TW"/>
+        </w:rPr>
+      </w:r>
+      <w:r>
+        <w:rPr>
+          <w:lang w:val="zh_TW" w:bidi="zh_TW"/>
+        </w:rPr>
+        <w:t>約在公元前13世紀中期，赫人受到來自西方的阿希亞瓦（Ahhiyawa）的威脅，他們可能與阿卡伊人（Achaeans）和海上民族有關（見</w:t>
+      </w:r>
+      <w:r>
+        <w:rPr>
+          <w:lang w:val="zh_TW" w:bidi="zh_TW"/>
+        </w:rPr>
+        <w:t>非利士、非利士人</w:t>
+      </w:r>
+      <w:r>
+        <w:rPr>
+          <w:lang w:val="zh_TW" w:bidi="zh_TW"/>
+        </w:rPr>
+        <w:t>）。海上民族到來的浪潮，使赫人帝國在公元前1190年左右終結；他們沿著地中海東部海岸推進，直到最終在尼羅河三角洲被拉美西斯三世阻止。</w:t>
+      </w:r>
+    </w:p>
+    <w:p>
+      <w:pPr/>
+      <w:r>
+        <w:rPr>
+          <w:lang w:val="zh_TW" w:bidi="zh_TW"/>
+        </w:rPr>
+      </w:r>
+      <w:r>
+        <w:rPr>
+          <w:lang w:val="zh_TW" w:bidi="zh_TW"/>
+        </w:rPr>
+        <w:t>在敘利亞北部，獨立的城邦繼續由擁有赫人名字的王統治，並豎立刻有赫人象形文字的紀念碑。亞述人將該地區繼續稱為赫人之地，舊約聖經提到這些國家的統治者為「赫人的王」。這些小國很快被納入向亞述進貢的國家，並在撒縵以色五世和撒珥根二世統治期間成為亞述的省份，這些亞述的統治者也在公元前721年征服撒馬利亞，結束了北國以色列。</w:t>
+      </w:r>
+    </w:p>
+    <w:p>
+      <w:pPr>
+        <w:pStyle w:val="Heading3"/>
+      </w:pPr>
+      <w:r>
+        <w:rPr>
+          <w:lang w:val="zh_TW" w:bidi="zh_TW"/>
+        </w:rPr>
+        <w:t>語言與文學</w:t>
+      </w:r>
+    </w:p>
+    <w:p>
+      <w:pPr/>
+      <w:r>
+        <w:rPr>
+          <w:lang w:val="zh_TW" w:bidi="zh_TW"/>
+        </w:rPr>
+      </w:r>
+      <w:r>
+        <w:rPr>
+          <w:lang w:val="zh_TW" w:bidi="zh_TW"/>
+        </w:rPr>
+        <w:t>在博加茲柯伊（Boghazkoy）發現的文獻上，可見人們使用了八種不同的語言。其中只有兩種語言──赫梯語和亞喀得語，被用於官方的王室記錄。亞喀得語是帝國的通用語言，也是阿瑪爾那泥板的主要語言。戶利安是唯一有完整文本書寫的另一種語言。其它的語言主要出現在赫人的短篇宗教文獻中，其中一種語言僅由一些專門術語識別出來。</w:t>
+      </w:r>
+    </w:p>
+    <w:p>
+      <w:pPr/>
+      <w:r>
+        <w:rPr>
+          <w:lang w:val="zh_TW" w:bidi="zh_TW"/>
+        </w:rPr>
+      </w:r>
+      <w:r>
+        <w:rPr>
+          <w:lang w:val="zh_TW" w:bidi="zh_TW"/>
+        </w:rPr>
+        <w:t>該八種語言分別是：（1）赫梯語，也稱為涅西特語（Nesite），洪茲尼（B. Hrozny）認定其與印歐語系有關聯。這說法曾一度受到學者質疑，但已被無可置疑地證實。（2）哈提語（Hattic，或哈提安語，Hattian），是安納托利亞原住民的語言，祭司在執行與赫人神廟相關的宗教禮儀時說這種語言。（3）盧維語（Luwian）是另一種印歐語言，與赫梯語密切相關。（4）帕萊語（Palaic），一種鮮為人知的語言，也是印歐語系。（5）戶利安語（Hurrian）出現在許多儀式和禮儀文獻中，人們也發現了吉爾伽美什史詩的戶利安語譯文片段。米坦尼王圖什拉塔（Tushratta）寫給阿蒙霍特普三世的阿瑪爾那泥板，就是用戶利安語寫成的。還有（6）米坦尼統治者的雅利安語，（7）亞喀得語和（8）蘇美語。除了楔形文字外，赫人還使用象形文字，這些文字刻寫在石頭和鉛上。</w:t>
+      </w:r>
+    </w:p>
+    <w:p>
+      <w:pPr/>
+      <w:r>
+        <w:rPr>
+          <w:lang w:val="zh_TW" w:bidi="zh_TW"/>
+        </w:rPr>
+      </w:r>
+      <w:r>
+        <w:rPr>
+          <w:lang w:val="zh_TW" w:bidi="zh_TW"/>
+        </w:rPr>
+        <w:t>赫人的檔案包含官方文件的文獻，例如條約、法律、指令、君王編年史、信件和其他歷史記錄。還有許多宗教文獻，包括神話、傳說、史詩、咒語、儀式、預兆、祈禱，以及節日和慶祝活動的描述。</w:t>
+      </w:r>
+    </w:p>
+    <w:p>
+      <w:pPr>
+        <w:pStyle w:val="Heading3"/>
+      </w:pPr>
+      <w:r>
+        <w:rPr>
+          <w:lang w:val="zh_TW" w:bidi="zh_TW"/>
+        </w:rPr>
+        <w:t>人</w:t>
+      </w:r>
+    </w:p>
+    <w:p>
+      <w:pPr/>
+      <w:r>
+        <w:rPr>
+          <w:lang w:val="zh_TW" w:bidi="zh_TW"/>
+        </w:rPr>
+      </w:r>
+      <w:r>
+        <w:rPr>
+          <w:lang w:val="zh_TW" w:bidi="zh_TW"/>
+        </w:rPr>
+        <w:t>赫人文明的多樣性語言，與民族背景的多樣性相輔相成，在帝國所覆蓋的地理範圍內尤其如此。赫人的外貌可以從他們的浮雕和埃及紀念碑上的描繪得知。他們的描繪表明赫梯人的面容不太吸引人，並穿戴厚重的外套、高尖的帽子和上翹的鞋子。</w:t>
+      </w:r>
+    </w:p>
+    <w:p>
+      <w:pPr>
+        <w:pStyle w:val="Heading3"/>
+      </w:pPr>
+      <w:r>
+        <w:rPr>
+          <w:lang w:val="zh_TW" w:bidi="zh_TW"/>
+        </w:rPr>
+        <w:t>宗教</w:t>
+      </w:r>
+    </w:p>
+    <w:p>
+      <w:pPr/>
+      <w:r>
+        <w:rPr>
+          <w:lang w:val="zh_TW" w:bidi="zh_TW"/>
+        </w:rPr>
+      </w:r>
+      <w:r>
+        <w:rPr>
+          <w:lang w:val="zh_TW" w:bidi="zh_TW"/>
+        </w:rPr>
+        <w:t>赫人有一個諸神的神廟，從銘文中的名字，以及從浮雕中的外觀得知。人們可以從神明右手所持的武器或工具，左手的符號，翅膀或類似的附屬物，以及神明站立其上的動物，識別出這些神明。</w:t>
+      </w:r>
+    </w:p>
+    <w:p>
+      <w:pPr/>
+      <w:r>
+        <w:rPr>
+          <w:lang w:val="zh_TW" w:bidi="zh_TW"/>
+        </w:rPr>
+      </w:r>
+      <w:r>
+        <w:rPr>
+          <w:lang w:val="zh_TW" w:bidi="zh_TW"/>
+        </w:rPr>
+        <w:t>神廟的主神是掌管天氣的神，他的動物是公牛。在眾多當地神明中，逐漸出現一群官方諸神，由太陽女神阿里娜（Arinna）領導，她是國家和君王的最高神明。赫人的條約中，通常列有一串神明，作為條約和誓言的見證者。</w:t>
+      </w:r>
+    </w:p>
+    <w:p>
+      <w:pPr>
+        <w:pStyle w:val="Heading3"/>
+      </w:pPr>
+      <w:r>
+        <w:rPr>
+          <w:lang w:val="zh_TW" w:bidi="zh_TW"/>
+        </w:rPr>
+        <w:t>赫人與聖經</w:t>
+      </w:r>
+    </w:p>
+    <w:p>
+      <w:pPr/>
+      <w:r>
+        <w:rPr>
+          <w:lang w:val="zh_TW" w:bidi="zh_TW"/>
+        </w:rPr>
+      </w:r>
+      <w:r>
+        <w:rPr>
+          <w:lang w:val="zh_TW" w:bidi="zh_TW"/>
+        </w:rPr>
+        <w:t>「赫人」這個名字在舊約中出現近50次，但在新約則沒有出現；如果將赫人的祖先赫的名字包括在內，那出現的次數就超過60次。其中許多次，是與迦南的赫人有關。他們的祖先和同名的赫在「國家列表」中，被列為迦南的一個兒子（</w:t>
+      </w:r>
+      <w:hyperlink r:id="rId204">
+        <w:r>
+          <w:rPr>
+            <w:lang w:val="zh_TW" w:bidi="zh_TW"/>
+          </w:rPr>
+          <w:rPr>
+            <w:color w:val="0000EE"/>
+            <w:u w:val="single"/>
+          </w:rPr>
+          <w:t>創10:15</w:t>
+        </w:r>
+      </w:hyperlink>
+      <w:r>
+        <w:rPr>
+          <w:lang w:val="zh_TW" w:bidi="zh_TW"/>
+        </w:rPr>
+        <w:t>；參</w:t>
+      </w:r>
+      <w:hyperlink r:id="rId205">
+        <w:r>
+          <w:rPr>
+            <w:lang w:val="zh_TW" w:bidi="zh_TW"/>
+          </w:rPr>
+          <w:rPr>
+            <w:color w:val="0000EE"/>
+            <w:u w:val="single"/>
+          </w:rPr>
+          <w:t>代上1:13</w:t>
+        </w:r>
+      </w:hyperlink>
+      <w:r>
+        <w:rPr>
+          <w:lang w:val="zh_TW" w:bidi="zh_TW"/>
+        </w:rPr>
+        <w:t>）。大多數提到「赫人的兒子」（sons of Heth，和合本作「赫人」）的經文，出現在亞伯拉罕購買麥比拉洞的敘述中（</w:t>
+      </w:r>
+      <w:hyperlink r:id="rId212">
+        <w:r>
+          <w:rPr>
+            <w:lang w:val="zh_TW" w:bidi="zh_TW"/>
+          </w:rPr>
+          <w:rPr>
+            <w:color w:val="0000EE"/>
+            <w:u w:val="single"/>
+          </w:rPr>
+          <w:t>創23</w:t>
+        </w:r>
+      </w:hyperlink>
+      <w:r>
+        <w:rPr>
+          <w:lang w:val="zh_TW" w:bidi="zh_TW"/>
+        </w:rPr>
+        <w:t>）。</w:t>
+      </w:r>
+    </w:p>
+    <w:p>
+      <w:pPr/>
+      <w:r>
+        <w:rPr>
+          <w:lang w:val="zh_TW" w:bidi="zh_TW"/>
+        </w:rPr>
+      </w:r>
+      <w:r>
+        <w:rPr>
+          <w:lang w:val="zh_TW" w:bidi="zh_TW"/>
+        </w:rPr>
+        <w:t>舊約提到赫人的地方，包括</w:t>
+      </w:r>
+      <w:hyperlink r:id="rId213">
+        <w:r>
+          <w:rPr>
+            <w:lang w:val="zh_TW" w:bidi="zh_TW"/>
+          </w:rPr>
+          <w:rPr>
+            <w:color w:val="0000EE"/>
+            <w:u w:val="single"/>
+          </w:rPr>
+          <w:t>創世記二十六章34節</w:t>
+        </w:r>
+      </w:hyperlink>
+      <w:r>
+        <w:rPr>
+          <w:lang w:val="zh_TW" w:bidi="zh_TW"/>
+        </w:rPr>
+        <w:t>，</w:t>
+      </w:r>
+      <w:hyperlink r:id="rId214">
+        <w:r>
+          <w:rPr>
+            <w:lang w:val="zh_TW" w:bidi="zh_TW"/>
+          </w:rPr>
+          <w:rPr>
+            <w:color w:val="0000EE"/>
+            <w:u w:val="single"/>
+          </w:rPr>
+          <w:t>二十七章46節</w:t>
+        </w:r>
+      </w:hyperlink>
+      <w:r>
+        <w:rPr>
+          <w:lang w:val="zh_TW" w:bidi="zh_TW"/>
+        </w:rPr>
+        <w:t>（赫人的女子），</w:t>
+      </w:r>
+      <w:hyperlink r:id="rId215">
+        <w:r>
+          <w:rPr>
+            <w:lang w:val="zh_TW" w:bidi="zh_TW"/>
+          </w:rPr>
+          <w:rPr>
+            <w:color w:val="0000EE"/>
+            <w:u w:val="single"/>
+          </w:rPr>
+          <w:t>四十九章29至32節</w:t>
+        </w:r>
+      </w:hyperlink>
+      <w:r>
+        <w:rPr>
+          <w:lang w:val="zh_TW" w:bidi="zh_TW"/>
+        </w:rPr>
+        <w:t>，</w:t>
+      </w:r>
+      <w:hyperlink r:id="rId216">
+        <w:r>
+          <w:rPr>
+            <w:lang w:val="zh_TW" w:bidi="zh_TW"/>
+          </w:rPr>
+          <w:rPr>
+            <w:color w:val="0000EE"/>
+            <w:u w:val="single"/>
+          </w:rPr>
+          <w:t>五十章13節</w:t>
+        </w:r>
+      </w:hyperlink>
+      <w:r>
+        <w:rPr>
+          <w:lang w:val="zh_TW" w:bidi="zh_TW"/>
+        </w:rPr>
+        <w:t>（以弗崙）；</w:t>
+      </w:r>
+      <w:hyperlink r:id="rId217">
+        <w:r>
+          <w:rPr>
+            <w:lang w:val="zh_TW" w:bidi="zh_TW"/>
+          </w:rPr>
+          <w:rPr>
+            <w:color w:val="0000EE"/>
+            <w:u w:val="single"/>
+          </w:rPr>
+          <w:t>出埃及記三十三章2節</w:t>
         </w:r>
       </w:hyperlink>
       <w:r>
@@ -866,16 +7698,16 @@
         </w:rPr>
         <w:t>；</w:t>
       </w:r>
-      <w:hyperlink r:id="rId36">
-        <w:r>
-          <w:rPr>
-            <w:lang w:val="zh_TW" w:bidi="zh_TW"/>
-          </w:rPr>
-          <w:rPr>
-            <w:color w:val="0000EE"/>
-            <w:u w:val="single"/>
-          </w:rPr>
-          <w:t>太4:16</w:t>
+      <w:hyperlink r:id="rId218">
+        <w:r>
+          <w:rPr>
+            <w:lang w:val="zh_TW" w:bidi="zh_TW"/>
+          </w:rPr>
+          <w:rPr>
+            <w:color w:val="0000EE"/>
+            <w:u w:val="single"/>
+          </w:rPr>
+          <w:t>民數記十三章29節</w:t>
         </w:r>
       </w:hyperlink>
       <w:r>
@@ -884,16 +7716,16 @@
         </w:rPr>
         <w:t>；</w:t>
       </w:r>
-      <w:hyperlink r:id="rId37">
-        <w:r>
-          <w:rPr>
-            <w:lang w:val="zh_TW" w:bidi="zh_TW"/>
-          </w:rPr>
-          <w:rPr>
-            <w:color w:val="0000EE"/>
-            <w:u w:val="single"/>
-          </w:rPr>
-          <w:t>約1:5</w:t>
+      <w:hyperlink r:id="rId219">
+        <w:r>
+          <w:rPr>
+            <w:lang w:val="zh_TW" w:bidi="zh_TW"/>
+          </w:rPr>
+          <w:rPr>
+            <w:color w:val="0000EE"/>
+            <w:u w:val="single"/>
+          </w:rPr>
+          <w:t>申命記七章1節</w:t>
         </w:r>
       </w:hyperlink>
       <w:r>
@@ -902,16 +7734,46 @@
         </w:rPr>
         <w:t>，</w:t>
       </w:r>
-      <w:hyperlink r:id="rId38">
-        <w:r>
-          <w:rPr>
-            <w:lang w:val="zh_TW" w:bidi="zh_TW"/>
-          </w:rPr>
-          <w:rPr>
-            <w:color w:val="0000EE"/>
-            <w:u w:val="single"/>
-          </w:rPr>
-          <w:t>8:12</w:t>
+      <w:hyperlink r:id="rId220">
+        <w:r>
+          <w:rPr>
+            <w:lang w:val="zh_TW" w:bidi="zh_TW"/>
+          </w:rPr>
+          <w:rPr>
+            <w:color w:val="0000EE"/>
+            <w:u w:val="single"/>
+          </w:rPr>
+          <w:t>二十章17節</w:t>
+        </w:r>
+      </w:hyperlink>
+      <w:r>
+        <w:rPr>
+          <w:lang w:val="zh_TW" w:bidi="zh_TW"/>
+        </w:rPr>
+        <w:t>（</w:t>
+      </w:r>
+      <w:r>
+        <w:rPr>
+          <w:lang w:val="zh_TW" w:bidi="zh_TW"/>
+        </w:rPr>
+        <w:t>滅絕淨盡</w:t>
+      </w:r>
+      <w:r>
+        <w:rPr>
+          <w:lang w:val="zh_TW" w:bidi="zh_TW"/>
+        </w:rPr>
+        <w:t>）；</w:t>
+      </w:r>
+      <w:hyperlink r:id="rId44">
+        <w:r>
+          <w:rPr>
+            <w:lang w:val="zh_TW" w:bidi="zh_TW"/>
+          </w:rPr>
+          <w:rPr>
+            <w:color w:val="0000EE"/>
+            <w:u w:val="single"/>
+          </w:rPr>
+          <w:t>約書亞記十一章3節</w:t>
         </w:r>
       </w:hyperlink>
       <w:r>
@@ -920,16 +7782,34 @@
         </w:rPr>
         <w:t>，</w:t>
       </w:r>
-      <w:hyperlink r:id="rId39">
-        <w:r>
-          <w:rPr>
-            <w:lang w:val="zh_TW" w:bidi="zh_TW"/>
-          </w:rPr>
-          <w:rPr>
-            <w:color w:val="0000EE"/>
-            <w:u w:val="single"/>
-          </w:rPr>
-          <w:t>12:35、46</w:t>
+      <w:hyperlink r:id="rId221">
+        <w:r>
+          <w:rPr>
+            <w:lang w:val="zh_TW" w:bidi="zh_TW"/>
+          </w:rPr>
+          <w:rPr>
+            <w:color w:val="0000EE"/>
+            <w:u w:val="single"/>
+          </w:rPr>
+          <w:t>十二章8節</w:t>
+        </w:r>
+      </w:hyperlink>
+      <w:r>
+        <w:rPr>
+          <w:lang w:val="zh_TW" w:bidi="zh_TW"/>
+        </w:rPr>
+        <w:t>（住在迦南的民）；</w:t>
+      </w:r>
+      <w:hyperlink r:id="rId222">
+        <w:r>
+          <w:rPr>
+            <w:lang w:val="zh_TW" w:bidi="zh_TW"/>
+          </w:rPr>
+          <w:rPr>
+            <w:color w:val="0000EE"/>
+            <w:u w:val="single"/>
+          </w:rPr>
+          <w:t>撒母耳記上二十六章6節</w:t>
         </w:r>
       </w:hyperlink>
       <w:r>
@@ -938,16 +7818,34 @@
         </w:rPr>
         <w:t>；</w:t>
       </w:r>
-      <w:hyperlink r:id="rId40">
-        <w:r>
-          <w:rPr>
-            <w:lang w:val="zh_TW" w:bidi="zh_TW"/>
-          </w:rPr>
-          <w:rPr>
-            <w:color w:val="0000EE"/>
-            <w:u w:val="single"/>
-          </w:rPr>
-          <w:t>約一1:5</w:t>
+      <w:hyperlink r:id="rId223">
+        <w:r>
+          <w:rPr>
+            <w:lang w:val="zh_TW" w:bidi="zh_TW"/>
+          </w:rPr>
+          <w:rPr>
+            <w:color w:val="0000EE"/>
+            <w:u w:val="single"/>
+          </w:rPr>
+          <w:t>撒母耳記下十一至十二章</w:t>
+        </w:r>
+      </w:hyperlink>
+      <w:r>
+        <w:rPr>
+          <w:lang w:val="zh_TW" w:bidi="zh_TW"/>
+        </w:rPr>
+        <w:t>（大衛的勇士烏利亞）；</w:t>
+      </w:r>
+      <w:hyperlink r:id="rId224">
+        <w:r>
+          <w:rPr>
+            <w:lang w:val="zh_TW" w:bidi="zh_TW"/>
+          </w:rPr>
+          <w:rPr>
+            <w:color w:val="0000EE"/>
+            <w:u w:val="single"/>
+          </w:rPr>
+          <w:t>列王紀上九章20節</w:t>
         </w:r>
       </w:hyperlink>
       <w:r>
@@ -956,866 +7854,77 @@
         </w:rPr>
         <w:t>，</w:t>
       </w:r>
-      <w:hyperlink r:id="rId41">
-        <w:r>
-          <w:rPr>
-            <w:lang w:val="zh_TW" w:bidi="zh_TW"/>
-          </w:rPr>
-          <w:rPr>
-            <w:color w:val="0000EE"/>
-            <w:u w:val="single"/>
-          </w:rPr>
-          <w:t>2:8–9、11</w:t>
-        </w:r>
-      </w:hyperlink>
-      <w:r>
-        <w:rPr>
-          <w:lang w:val="zh_TW" w:bidi="zh_TW"/>
-        </w:rPr>
-        <w:t>）。</w:t>
-      </w:r>
-    </w:p>
-    <w:p>
-      <w:pPr/>
-      <w:r>
-        <w:rPr>
-          <w:lang w:val="zh_TW" w:bidi="zh_TW"/>
-        </w:rPr>
-      </w:r>
-      <w:r>
-        <w:rPr>
-          <w:lang w:val="zh_TW" w:bidi="zh_TW"/>
-        </w:rPr>
-        <w:t>在約伯記中，黑暗有時意味著完全的虛空（</w:t>
-      </w:r>
-      <w:hyperlink r:id="rId42">
-        <w:r>
-          <w:rPr>
-            <w:lang w:val="zh_TW" w:bidi="zh_TW"/>
-          </w:rPr>
-          <w:rPr>
-            <w:color w:val="0000EE"/>
-            <w:u w:val="single"/>
-          </w:rPr>
-          <w:t>伯3:4–6</w:t>
-        </w:r>
-      </w:hyperlink>
-      <w:r>
-        <w:rPr>
-          <w:lang w:val="zh_TW" w:bidi="zh_TW"/>
-        </w:rPr>
-        <w:t>）。聖經也用黑暗來談論死亡，描述死人之地為沒有光的幽暗之地（</w:t>
-      </w:r>
-      <w:hyperlink r:id="rId43">
-        <w:r>
-          <w:rPr>
-            <w:lang w:val="zh_TW" w:bidi="zh_TW"/>
-          </w:rPr>
-          <w:rPr>
-            <w:color w:val="0000EE"/>
-            <w:u w:val="single"/>
-          </w:rPr>
-          <w:t>伯10:21–22</w:t>
-        </w:r>
-      </w:hyperlink>
-      <w:r>
-        <w:rPr>
-          <w:lang w:val="zh_TW" w:bidi="zh_TW"/>
-        </w:rPr>
-        <w:t>，</w:t>
-      </w:r>
-      <w:hyperlink r:id="rId44">
-        <w:r>
-          <w:rPr>
-            <w:lang w:val="zh_TW" w:bidi="zh_TW"/>
-          </w:rPr>
-          <w:rPr>
-            <w:color w:val="0000EE"/>
-            <w:u w:val="single"/>
-          </w:rPr>
-          <w:t>15:24</w:t>
-        </w:r>
-      </w:hyperlink>
-      <w:r>
-        <w:rPr>
-          <w:lang w:val="zh_TW" w:bidi="zh_TW"/>
-        </w:rPr>
-        <w:t>，</w:t>
-      </w:r>
-      <w:hyperlink r:id="rId45">
-        <w:r>
-          <w:rPr>
-            <w:lang w:val="zh_TW" w:bidi="zh_TW"/>
-          </w:rPr>
-          <w:rPr>
-            <w:color w:val="0000EE"/>
-            <w:u w:val="single"/>
-          </w:rPr>
-          <w:t>17:12–13</w:t>
-        </w:r>
-      </w:hyperlink>
-      <w:r>
-        <w:rPr>
-          <w:lang w:val="zh_TW" w:bidi="zh_TW"/>
-        </w:rPr>
-        <w:t>，</w:t>
-      </w:r>
-      <w:hyperlink r:id="rId46">
-        <w:r>
-          <w:rPr>
-            <w:lang w:val="zh_TW" w:bidi="zh_TW"/>
-          </w:rPr>
-          <w:rPr>
-            <w:color w:val="0000EE"/>
-            <w:u w:val="single"/>
-          </w:rPr>
-          <w:t>18:18</w:t>
-        </w:r>
-      </w:hyperlink>
-      <w:r>
-        <w:rPr>
-          <w:lang w:val="zh_TW" w:bidi="zh_TW"/>
-        </w:rPr>
-        <w:t>；</w:t>
-      </w:r>
-      <w:hyperlink r:id="rId47">
-        <w:r>
-          <w:rPr>
-            <w:lang w:val="zh_TW" w:bidi="zh_TW"/>
-          </w:rPr>
-          <w:rPr>
-            <w:color w:val="0000EE"/>
-            <w:u w:val="single"/>
-          </w:rPr>
-          <w:t>傳6:4</w:t>
-        </w:r>
-      </w:hyperlink>
-      <w:r>
-        <w:rPr>
-          <w:lang w:val="zh_TW" w:bidi="zh_TW"/>
-        </w:rPr>
-        <w:t>，</w:t>
-      </w:r>
-      <w:hyperlink r:id="rId48">
-        <w:r>
-          <w:rPr>
-            <w:lang w:val="zh_TW" w:bidi="zh_TW"/>
-          </w:rPr>
-          <w:rPr>
-            <w:color w:val="0000EE"/>
-            <w:u w:val="single"/>
-          </w:rPr>
-          <w:t>11:8</w:t>
-        </w:r>
-      </w:hyperlink>
-      <w:r>
-        <w:rPr>
-          <w:lang w:val="zh_TW" w:bidi="zh_TW"/>
-        </w:rPr>
-        <w:t>）。</w:t>
-      </w:r>
-    </w:p>
-    <w:p>
-      <w:pPr/>
-      <w:r>
-        <w:rPr>
-          <w:lang w:val="zh_TW" w:bidi="zh_TW"/>
-        </w:rPr>
-      </w:r>
-      <w:r>
-        <w:rPr>
-          <w:lang w:val="zh_TW" w:bidi="zh_TW"/>
-        </w:rPr>
-        <w:t>黑暗也常象徵負面的情緒，如恐懼與憂愁；它也代表罪人所遭遇的苦難（</w:t>
-      </w:r>
-      <w:hyperlink r:id="rId49">
-        <w:r>
-          <w:rPr>
-            <w:lang w:val="zh_TW" w:bidi="zh_TW"/>
-          </w:rPr>
-          <w:rPr>
-            <w:color w:val="0000EE"/>
-            <w:u w:val="single"/>
-          </w:rPr>
-          <w:t>創15:12</w:t>
-        </w:r>
-      </w:hyperlink>
-      <w:r>
-        <w:rPr>
-          <w:lang w:val="zh_TW" w:bidi="zh_TW"/>
-        </w:rPr>
-        <w:t>；</w:t>
-      </w:r>
-      <w:hyperlink r:id="rId50">
-        <w:r>
-          <w:rPr>
-            <w:lang w:val="zh_TW" w:bidi="zh_TW"/>
-          </w:rPr>
-          <w:rPr>
-            <w:color w:val="0000EE"/>
-            <w:u w:val="single"/>
-          </w:rPr>
-          <w:t>伯5:14</w:t>
-        </w:r>
-      </w:hyperlink>
-      <w:r>
-        <w:rPr>
-          <w:lang w:val="zh_TW" w:bidi="zh_TW"/>
-        </w:rPr>
-        <w:t>，</w:t>
-      </w:r>
-      <w:hyperlink r:id="rId51">
-        <w:r>
-          <w:rPr>
-            <w:lang w:val="zh_TW" w:bidi="zh_TW"/>
-          </w:rPr>
-          <w:rPr>
-            <w:color w:val="0000EE"/>
-            <w:u w:val="single"/>
-          </w:rPr>
-          <w:t>12:25</w:t>
-        </w:r>
-      </w:hyperlink>
-      <w:r>
-        <w:rPr>
-          <w:lang w:val="zh_TW" w:bidi="zh_TW"/>
-        </w:rPr>
-        <w:t>，</w:t>
-      </w:r>
-      <w:hyperlink r:id="rId52">
-        <w:r>
-          <w:rPr>
-            <w:lang w:val="zh_TW" w:bidi="zh_TW"/>
-          </w:rPr>
-          <w:rPr>
-            <w:color w:val="0000EE"/>
-            <w:u w:val="single"/>
-          </w:rPr>
-          <w:t>15:22、30</w:t>
-        </w:r>
-      </w:hyperlink>
-      <w:r>
-        <w:rPr>
-          <w:lang w:val="zh_TW" w:bidi="zh_TW"/>
-        </w:rPr>
-        <w:t>，</w:t>
-      </w:r>
-      <w:hyperlink r:id="rId53">
-        <w:r>
-          <w:rPr>
-            <w:lang w:val="zh_TW" w:bidi="zh_TW"/>
-          </w:rPr>
-          <w:rPr>
-            <w:color w:val="0000EE"/>
-            <w:u w:val="single"/>
-          </w:rPr>
-          <w:t>19:8</w:t>
-        </w:r>
-      </w:hyperlink>
-      <w:r>
-        <w:rPr>
-          <w:lang w:val="zh_TW" w:bidi="zh_TW"/>
-        </w:rPr>
-        <w:t>，</w:t>
-      </w:r>
-      <w:hyperlink r:id="rId54">
-        <w:r>
-          <w:rPr>
-            <w:lang w:val="zh_TW" w:bidi="zh_TW"/>
-          </w:rPr>
-          <w:rPr>
-            <w:color w:val="0000EE"/>
-            <w:u w:val="single"/>
-          </w:rPr>
-          <w:t>22:11</w:t>
-        </w:r>
-      </w:hyperlink>
-      <w:r>
-        <w:rPr>
-          <w:lang w:val="zh_TW" w:bidi="zh_TW"/>
-        </w:rPr>
-        <w:t>；</w:t>
-      </w:r>
-      <w:hyperlink r:id="rId55">
-        <w:r>
-          <w:rPr>
-            <w:lang w:val="zh_TW" w:bidi="zh_TW"/>
-          </w:rPr>
-          <w:rPr>
-            <w:color w:val="0000EE"/>
-            <w:u w:val="single"/>
-          </w:rPr>
-          <w:t>詩35:6</w:t>
-        </w:r>
-      </w:hyperlink>
-      <w:r>
-        <w:rPr>
-          <w:lang w:val="zh_TW" w:bidi="zh_TW"/>
-        </w:rPr>
-        <w:t>，</w:t>
-      </w:r>
-      <w:hyperlink r:id="rId56">
-        <w:r>
-          <w:rPr>
-            <w:lang w:val="zh_TW" w:bidi="zh_TW"/>
-          </w:rPr>
-          <w:rPr>
-            <w:color w:val="0000EE"/>
-            <w:u w:val="single"/>
-          </w:rPr>
-          <w:t>107:10、14</w:t>
-        </w:r>
-      </w:hyperlink>
-      <w:r>
-        <w:rPr>
-          <w:lang w:val="zh_TW" w:bidi="zh_TW"/>
-        </w:rPr>
-        <w:t>；</w:t>
-      </w:r>
-      <w:hyperlink r:id="rId57">
-        <w:r>
-          <w:rPr>
-            <w:lang w:val="zh_TW" w:bidi="zh_TW"/>
-          </w:rPr>
-          <w:rPr>
-            <w:color w:val="0000EE"/>
-            <w:u w:val="single"/>
-          </w:rPr>
-          <w:t>傳5:17</w:t>
-        </w:r>
-      </w:hyperlink>
-      <w:r>
-        <w:rPr>
-          <w:lang w:val="zh_TW" w:bidi="zh_TW"/>
-        </w:rPr>
-        <w:t>；</w:t>
-      </w:r>
-      <w:hyperlink r:id="rId58">
-        <w:r>
-          <w:rPr>
-            <w:lang w:val="zh_TW" w:bidi="zh_TW"/>
-          </w:rPr>
-          <w:rPr>
-            <w:color w:val="0000EE"/>
-            <w:u w:val="single"/>
-          </w:rPr>
-          <w:t>賽5:30</w:t>
-        </w:r>
-      </w:hyperlink>
-      <w:r>
-        <w:rPr>
-          <w:lang w:val="zh_TW" w:bidi="zh_TW"/>
-        </w:rPr>
-        <w:t>）。有時黑暗象徵邪惡的行為（</w:t>
-      </w:r>
-      <w:hyperlink r:id="rId59">
-        <w:r>
-          <w:rPr>
-            <w:lang w:val="zh_TW" w:bidi="zh_TW"/>
-          </w:rPr>
-          <w:rPr>
-            <w:color w:val="0000EE"/>
-            <w:u w:val="single"/>
-          </w:rPr>
-          <w:t>箴2:13</w:t>
-        </w:r>
-      </w:hyperlink>
-      <w:r>
-        <w:rPr>
-          <w:lang w:val="zh_TW" w:bidi="zh_TW"/>
-        </w:rPr>
-        <w:t>，</w:t>
-      </w:r>
-      <w:hyperlink r:id="rId60">
-        <w:r>
-          <w:rPr>
-            <w:lang w:val="zh_TW" w:bidi="zh_TW"/>
-          </w:rPr>
-          <w:rPr>
-            <w:color w:val="0000EE"/>
-            <w:u w:val="single"/>
-          </w:rPr>
-          <w:t>4:19</w:t>
-        </w:r>
-      </w:hyperlink>
-      <w:r>
-        <w:rPr>
-          <w:lang w:val="zh_TW" w:bidi="zh_TW"/>
-        </w:rPr>
-        <w:t>；</w:t>
-      </w:r>
-      <w:hyperlink r:id="rId61">
-        <w:r>
-          <w:rPr>
-            <w:lang w:val="zh_TW" w:bidi="zh_TW"/>
-          </w:rPr>
-          <w:rPr>
-            <w:color w:val="0000EE"/>
-            <w:u w:val="single"/>
-          </w:rPr>
-          <w:t>賽5:20</w:t>
-        </w:r>
-      </w:hyperlink>
-      <w:r>
-        <w:rPr>
-          <w:lang w:val="zh_TW" w:bidi="zh_TW"/>
-        </w:rPr>
-        <w:t>，</w:t>
-      </w:r>
-      <w:hyperlink r:id="rId62">
-        <w:r>
-          <w:rPr>
-            <w:lang w:val="zh_TW" w:bidi="zh_TW"/>
-          </w:rPr>
-          <w:rPr>
-            <w:color w:val="0000EE"/>
-            <w:u w:val="single"/>
-          </w:rPr>
-          <w:t>60:2</w:t>
-        </w:r>
-      </w:hyperlink>
-      <w:r>
-        <w:rPr>
-          <w:lang w:val="zh_TW" w:bidi="zh_TW"/>
-        </w:rPr>
-        <w:t>）。在新約中，「黑暗」通常有兩層意思：指人行惡事，或指人不明白神的真理（</w:t>
-      </w:r>
-      <w:hyperlink r:id="rId36">
-        <w:r>
-          <w:rPr>
-            <w:lang w:val="zh_TW" w:bidi="zh_TW"/>
-          </w:rPr>
-          <w:rPr>
-            <w:color w:val="0000EE"/>
-            <w:u w:val="single"/>
-          </w:rPr>
-          <w:t>太4:16</w:t>
-        </w:r>
-      </w:hyperlink>
-      <w:r>
-        <w:rPr>
-          <w:lang w:val="zh_TW" w:bidi="zh_TW"/>
-        </w:rPr>
-        <w:t>，</w:t>
-      </w:r>
-      <w:hyperlink r:id="rId63">
-        <w:r>
-          <w:rPr>
-            <w:lang w:val="zh_TW" w:bidi="zh_TW"/>
-          </w:rPr>
-          <w:rPr>
-            <w:color w:val="0000EE"/>
-            <w:u w:val="single"/>
-          </w:rPr>
-          <w:t>6:23</w:t>
-        </w:r>
-      </w:hyperlink>
-      <w:r>
-        <w:rPr>
-          <w:lang w:val="zh_TW" w:bidi="zh_TW"/>
-        </w:rPr>
-        <w:t>；</w:t>
-      </w:r>
-      <w:hyperlink r:id="rId64">
-        <w:r>
-          <w:rPr>
-            <w:lang w:val="zh_TW" w:bidi="zh_TW"/>
-          </w:rPr>
-          <w:rPr>
-            <w:color w:val="0000EE"/>
-            <w:u w:val="single"/>
-          </w:rPr>
-          <w:t>路1:79</w:t>
-        </w:r>
-      </w:hyperlink>
-      <w:r>
-        <w:rPr>
-          <w:lang w:val="zh_TW" w:bidi="zh_TW"/>
-        </w:rPr>
-        <w:t>，</w:t>
-      </w:r>
-      <w:hyperlink r:id="rId65">
-        <w:r>
-          <w:rPr>
-            <w:lang w:val="zh_TW" w:bidi="zh_TW"/>
-          </w:rPr>
-          <w:rPr>
-            <w:color w:val="0000EE"/>
-            <w:u w:val="single"/>
-          </w:rPr>
-          <w:t>11:35</w:t>
-        </w:r>
-      </w:hyperlink>
-      <w:r>
-        <w:rPr>
-          <w:lang w:val="zh_TW" w:bidi="zh_TW"/>
-        </w:rPr>
-        <w:t>，</w:t>
-      </w:r>
-      <w:hyperlink r:id="rId66">
-        <w:r>
-          <w:rPr>
-            <w:lang w:val="zh_TW" w:bidi="zh_TW"/>
-          </w:rPr>
-          <w:rPr>
-            <w:color w:val="0000EE"/>
-            <w:u w:val="single"/>
-          </w:rPr>
-          <w:t>22:53</w:t>
-        </w:r>
-      </w:hyperlink>
-      <w:r>
-        <w:rPr>
-          <w:lang w:val="zh_TW" w:bidi="zh_TW"/>
-        </w:rPr>
-        <w:t>；</w:t>
-      </w:r>
-      <w:hyperlink r:id="rId67">
-        <w:r>
-          <w:rPr>
-            <w:lang w:val="zh_TW" w:bidi="zh_TW"/>
-          </w:rPr>
-          <w:rPr>
-            <w:color w:val="0000EE"/>
-            <w:u w:val="single"/>
-          </w:rPr>
-          <w:t>羅2:19</w:t>
-        </w:r>
-      </w:hyperlink>
-      <w:r>
-        <w:rPr>
-          <w:lang w:val="zh_TW" w:bidi="zh_TW"/>
-        </w:rPr>
-        <w:t>；</w:t>
-      </w:r>
-      <w:hyperlink r:id="rId68">
-        <w:r>
-          <w:rPr>
-            <w:lang w:val="zh_TW" w:bidi="zh_TW"/>
-          </w:rPr>
-          <w:rPr>
-            <w:color w:val="0000EE"/>
-            <w:u w:val="single"/>
-          </w:rPr>
-          <w:t>西1:13</w:t>
-        </w:r>
-      </w:hyperlink>
-      <w:r>
-        <w:rPr>
-          <w:lang w:val="zh_TW" w:bidi="zh_TW"/>
-        </w:rPr>
-        <w:t>）。</w:t>
-      </w:r>
-    </w:p>
-    <w:p>
-      <w:pPr/>
-      <w:r>
-        <w:rPr>
-          <w:lang w:val="zh_TW" w:bidi="zh_TW"/>
-        </w:rPr>
-      </w:r>
-      <w:r>
-        <w:rPr>
-          <w:lang w:val="zh_TW" w:bidi="zh_TW"/>
-        </w:rPr>
-        <w:t>舊約先知常提到一個特別的時間，稱為「耶和華的日子」，並形容那日是極其黑暗的（</w:t>
-      </w:r>
-      <w:hyperlink r:id="rId69">
-        <w:r>
-          <w:rPr>
-            <w:lang w:val="zh_TW" w:bidi="zh_TW"/>
-          </w:rPr>
-          <w:rPr>
-            <w:color w:val="0000EE"/>
-            <w:u w:val="single"/>
-          </w:rPr>
-          <w:t>結32:8</w:t>
-        </w:r>
-      </w:hyperlink>
-      <w:r>
-        <w:rPr>
-          <w:lang w:val="zh_TW" w:bidi="zh_TW"/>
-        </w:rPr>
-        <w:t>；</w:t>
-      </w:r>
-      <w:hyperlink r:id="rId70">
-        <w:r>
-          <w:rPr>
-            <w:lang w:val="zh_TW" w:bidi="zh_TW"/>
-          </w:rPr>
-          <w:rPr>
-            <w:color w:val="0000EE"/>
-            <w:u w:val="single"/>
-          </w:rPr>
-          <w:t>珥2:2、31</w:t>
-        </w:r>
-      </w:hyperlink>
-      <w:r>
-        <w:rPr>
-          <w:lang w:val="zh_TW" w:bidi="zh_TW"/>
-        </w:rPr>
-        <w:t>；</w:t>
-      </w:r>
-      <w:hyperlink r:id="rId71">
-        <w:r>
-          <w:rPr>
-            <w:lang w:val="zh_TW" w:bidi="zh_TW"/>
-          </w:rPr>
-          <w:rPr>
-            <w:color w:val="0000EE"/>
-            <w:u w:val="single"/>
-          </w:rPr>
-          <w:t>摩5:18、20</w:t>
-        </w:r>
-      </w:hyperlink>
-      <w:r>
-        <w:rPr>
-          <w:lang w:val="zh_TW" w:bidi="zh_TW"/>
-        </w:rPr>
-        <w:t>；</w:t>
-      </w:r>
-      <w:hyperlink r:id="rId72">
-        <w:r>
-          <w:rPr>
-            <w:lang w:val="zh_TW" w:bidi="zh_TW"/>
-          </w:rPr>
-          <w:rPr>
-            <w:color w:val="0000EE"/>
-            <w:u w:val="single"/>
-          </w:rPr>
-          <w:t>番1:15</w:t>
-        </w:r>
-      </w:hyperlink>
-      <w:r>
-        <w:rPr>
-          <w:lang w:val="zh_TW" w:bidi="zh_TW"/>
-        </w:rPr>
-        <w:t>）。新約也提到這樣的黑暗，用來描述耶穌再來審判世界的時候（</w:t>
-      </w:r>
-      <w:hyperlink r:id="rId73">
-        <w:r>
-          <w:rPr>
-            <w:lang w:val="zh_TW" w:bidi="zh_TW"/>
-          </w:rPr>
-          <w:rPr>
-            <w:color w:val="0000EE"/>
-            <w:u w:val="single"/>
-          </w:rPr>
-          <w:t>太8:12</w:t>
-        </w:r>
-      </w:hyperlink>
-      <w:r>
-        <w:rPr>
-          <w:lang w:val="zh_TW" w:bidi="zh_TW"/>
-        </w:rPr>
-        <w:t>，</w:t>
-      </w:r>
-      <w:hyperlink r:id="rId74">
-        <w:r>
-          <w:rPr>
-            <w:lang w:val="zh_TW" w:bidi="zh_TW"/>
-          </w:rPr>
-          <w:rPr>
-            <w:color w:val="0000EE"/>
-            <w:u w:val="single"/>
-          </w:rPr>
-          <w:t>22:13</w:t>
-        </w:r>
-      </w:hyperlink>
-      <w:r>
-        <w:rPr>
-          <w:lang w:val="zh_TW" w:bidi="zh_TW"/>
-        </w:rPr>
-        <w:t>，</w:t>
-      </w:r>
-      <w:hyperlink r:id="rId75">
-        <w:r>
-          <w:rPr>
-            <w:lang w:val="zh_TW" w:bidi="zh_TW"/>
-          </w:rPr>
-          <w:rPr>
-            <w:color w:val="0000EE"/>
-            <w:u w:val="single"/>
-          </w:rPr>
-          <w:t>25:30</w:t>
-        </w:r>
-      </w:hyperlink>
-      <w:r>
-        <w:rPr>
-          <w:lang w:val="zh_TW" w:bidi="zh_TW"/>
-        </w:rPr>
-        <w:t>；</w:t>
-      </w:r>
-      <w:hyperlink r:id="rId76">
-        <w:r>
-          <w:rPr>
-            <w:lang w:val="zh_TW" w:bidi="zh_TW"/>
-          </w:rPr>
-          <w:rPr>
-            <w:color w:val="0000EE"/>
-            <w:u w:val="single"/>
-          </w:rPr>
-          <w:t>彼後2:17</w:t>
-        </w:r>
-      </w:hyperlink>
-      <w:r>
-        <w:rPr>
-          <w:lang w:val="zh_TW" w:bidi="zh_TW"/>
-        </w:rPr>
-        <w:t>；</w:t>
-      </w:r>
-      <w:hyperlink r:id="rId77">
-        <w:r>
-          <w:rPr>
-            <w:lang w:val="zh_TW" w:bidi="zh_TW"/>
-          </w:rPr>
-          <w:rPr>
-            <w:color w:val="0000EE"/>
-            <w:u w:val="single"/>
-          </w:rPr>
-          <w:t>猶6、13</w:t>
-        </w:r>
-      </w:hyperlink>
-      <w:r>
-        <w:rPr>
-          <w:lang w:val="zh_TW" w:bidi="zh_TW"/>
-        </w:rPr>
-        <w:t>）。聖經說，人若認識神，就好像從黑暗進入光明（</w:t>
-      </w:r>
-      <w:hyperlink r:id="rId78">
-        <w:r>
-          <w:rPr>
-            <w:lang w:val="zh_TW" w:bidi="zh_TW"/>
-          </w:rPr>
-          <w:rPr>
-            <w:color w:val="0000EE"/>
-            <w:u w:val="single"/>
-          </w:rPr>
-          <w:t>賽9:2</w:t>
-        </w:r>
-      </w:hyperlink>
-      <w:r>
-        <w:rPr>
-          <w:lang w:val="zh_TW" w:bidi="zh_TW"/>
-        </w:rPr>
-        <w:t>，</w:t>
-      </w:r>
-      <w:hyperlink r:id="rId79">
-        <w:r>
-          <w:rPr>
-            <w:lang w:val="zh_TW" w:bidi="zh_TW"/>
-          </w:rPr>
-          <w:rPr>
-            <w:color w:val="0000EE"/>
-            <w:u w:val="single"/>
-          </w:rPr>
-          <w:t>29:18</w:t>
-        </w:r>
-      </w:hyperlink>
-      <w:r>
-        <w:rPr>
-          <w:lang w:val="zh_TW" w:bidi="zh_TW"/>
-        </w:rPr>
-        <w:t>，</w:t>
-      </w:r>
-      <w:hyperlink r:id="rId80">
-        <w:r>
-          <w:rPr>
-            <w:lang w:val="zh_TW" w:bidi="zh_TW"/>
-          </w:rPr>
-          <w:rPr>
-            <w:color w:val="0000EE"/>
-            <w:u w:val="single"/>
-          </w:rPr>
-          <w:t>42:7</w:t>
-        </w:r>
-      </w:hyperlink>
-      <w:r>
-        <w:rPr>
-          <w:lang w:val="zh_TW" w:bidi="zh_TW"/>
-        </w:rPr>
-        <w:t>）。黑暗不能成為人躲避神的地方（</w:t>
-      </w:r>
-      <w:hyperlink r:id="rId81">
-        <w:r>
-          <w:rPr>
-            <w:lang w:val="zh_TW" w:bidi="zh_TW"/>
-          </w:rPr>
-          <w:rPr>
-            <w:color w:val="0000EE"/>
-            <w:u w:val="single"/>
-          </w:rPr>
-          <w:t>伯34:22</w:t>
-        </w:r>
-      </w:hyperlink>
-      <w:r>
-        <w:rPr>
-          <w:lang w:val="zh_TW" w:bidi="zh_TW"/>
-        </w:rPr>
-        <w:t>；</w:t>
-      </w:r>
-      <w:hyperlink r:id="rId82">
-        <w:r>
-          <w:rPr>
-            <w:lang w:val="zh_TW" w:bidi="zh_TW"/>
-          </w:rPr>
-          <w:rPr>
-            <w:color w:val="0000EE"/>
-            <w:u w:val="single"/>
-          </w:rPr>
-          <w:t>詩139:11–12</w:t>
-        </w:r>
-      </w:hyperlink>
-      <w:r>
-        <w:rPr>
-          <w:lang w:val="zh_TW" w:bidi="zh_TW"/>
-        </w:rPr>
-        <w:t>；</w:t>
-      </w:r>
-      <w:hyperlink r:id="rId83">
-        <w:r>
-          <w:rPr>
-            <w:lang w:val="zh_TW" w:bidi="zh_TW"/>
-          </w:rPr>
-          <w:rPr>
-            <w:color w:val="0000EE"/>
-            <w:u w:val="single"/>
-          </w:rPr>
-          <w:t>賽29:15</w:t>
-        </w:r>
-      </w:hyperlink>
-      <w:r>
-        <w:rPr>
-          <w:lang w:val="zh_TW" w:bidi="zh_TW"/>
-        </w:rPr>
-        <w:t>）。</w:t>
-      </w:r>
-    </w:p>
-    <w:p>
-      <w:pPr/>
-      <w:r>
-        <w:rPr>
-          <w:lang w:val="zh_TW" w:bidi="zh_TW"/>
-        </w:rPr>
-      </w:r>
-      <w:r>
-        <w:rPr>
-          <w:i/>
-          <w:lang w:val="zh_TW" w:bidi="zh_TW"/>
-        </w:rPr>
-        <w:t>另見</w:t>
-      </w:r>
-      <w:r>
-        <w:rPr>
-          <w:lang w:val="zh_TW" w:bidi="zh_TW"/>
-        </w:rPr>
-        <w:t>光</w:t>
-      </w:r>
-      <w:r>
-        <w:rPr>
-          <w:lang w:val="zh_TW" w:bidi="zh_TW"/>
-        </w:rPr>
-        <w:t>。</w:t>
+      <w:hyperlink r:id="rId225">
+        <w:r>
+          <w:rPr>
+            <w:lang w:val="zh_TW" w:bidi="zh_TW"/>
+          </w:rPr>
+          <w:rPr>
+            <w:color w:val="0000EE"/>
+            <w:u w:val="single"/>
+          </w:rPr>
+          <w:t>十章29節</w:t>
+        </w:r>
+      </w:hyperlink>
+      <w:r>
+        <w:rPr>
+          <w:lang w:val="zh_TW" w:bidi="zh_TW"/>
+        </w:rPr>
+        <w:t>（所羅門的工人或交易的人），</w:t>
+      </w:r>
+      <w:hyperlink r:id="rId226">
+        <w:r>
+          <w:rPr>
+            <w:lang w:val="zh_TW" w:bidi="zh_TW"/>
+          </w:rPr>
+          <w:rPr>
+            <w:color w:val="0000EE"/>
+            <w:u w:val="single"/>
+          </w:rPr>
+          <w:t>十一章1節</w:t>
+        </w:r>
+      </w:hyperlink>
+      <w:r>
+        <w:rPr>
+          <w:lang w:val="zh_TW" w:bidi="zh_TW"/>
+        </w:rPr>
+        <w:t>（所羅門的妃子）、</w:t>
+      </w:r>
+      <w:hyperlink r:id="rId227">
+        <w:r>
+          <w:rPr>
+            <w:lang w:val="zh_TW" w:bidi="zh_TW"/>
+          </w:rPr>
+          <w:rPr>
+            <w:color w:val="0000EE"/>
+            <w:u w:val="single"/>
+          </w:rPr>
+          <w:t>以斯拉記九章1節</w:t>
+        </w:r>
+      </w:hyperlink>
+      <w:r>
+        <w:rPr>
+          <w:lang w:val="zh_TW" w:bidi="zh_TW"/>
+        </w:rPr>
+        <w:t>（外邦人）；</w:t>
+      </w:r>
+      <w:hyperlink r:id="rId228">
+        <w:r>
+          <w:rPr>
+            <w:lang w:val="zh_TW" w:bidi="zh_TW"/>
+          </w:rPr>
+          <w:rPr>
+            <w:color w:val="0000EE"/>
+            <w:u w:val="single"/>
+          </w:rPr>
+          <w:t>以西結書十六章3節、45節</w:t>
+        </w:r>
+      </w:hyperlink>
+      <w:r>
+        <w:rPr>
+          <w:lang w:val="zh_TW" w:bidi="zh_TW"/>
+        </w:rPr>
+        <w:t>（耶路撒冷的先祖）。</w:t>
       </w:r>
       <w:r>
         <w:rPr>
@@ -3718,6 +9827,36 @@
   <w:num w:numId="13" w16cid:durableId="592781308">
     <w:abstractNumId w:val="11"/>
   </w:num>
+  <w:num w:numId="14">
+    <w:abstractNumId w:val="3"/>
+    <w:lvlOverride w:ilvl="0">
+      <w:startOverride w:val="1"/>
+    </w:lvlOverride>
+  </w:num>
+  <w:num w:numId="15">
+    <w:abstractNumId w:val="3"/>
+    <w:lvlOverride w:ilvl="0">
+      <w:startOverride w:val="1"/>
+    </w:lvlOverride>
+  </w:num>
+  <w:num w:numId="16">
+    <w:abstractNumId w:val="3"/>
+    <w:lvlOverride w:ilvl="0">
+      <w:startOverride w:val="1"/>
+    </w:lvlOverride>
+  </w:num>
+  <w:num w:numId="17">
+    <w:abstractNumId w:val="3"/>
+    <w:lvlOverride w:ilvl="0">
+      <w:startOverride w:val="1"/>
+    </w:lvlOverride>
+  </w:num>
+  <w:num w:numId="18">
+    <w:abstractNumId w:val="3"/>
+    <w:lvlOverride w:ilvl="0">
+      <w:startOverride w:val="1"/>
+    </w:lvlOverride>
+  </w:num>
   <w:numIdMacAtCleanup w:val="10"/>
 </w:numbering>
 </file>

--- a/zht/docx/060.content.docx
+++ b/zht/docx/060.content.docx
@@ -233,144 +233,96 @@
         </w:rPr>
         <w:t>一位米甸人，與摩西的家族有親屬關係（</w:t>
       </w:r>
-      <w:hyperlink r:id="rId13">
-        <w:r>
-          <w:rPr>
-            <w:lang w:val="zh_TW" w:bidi="zh_TW"/>
-          </w:rPr>
-          <w:rPr>
-            <w:color w:val="0000EE"/>
-            <w:u w:val="single"/>
-          </w:rPr>
-          <w:t>民10:29</w:t>
-        </w:r>
-      </w:hyperlink>
+      <w:r>
+        <w:rPr>
+          <w:lang w:val="zh_TW" w:bidi="zh_TW"/>
+        </w:rPr>
+        <w:t>民10:29</w:t>
+      </w:r>
       <w:r>
         <w:rPr>
           <w:lang w:val="zh_TW" w:bidi="zh_TW"/>
         </w:rPr>
         <w:t>；</w:t>
       </w:r>
-      <w:hyperlink r:id="rId14">
-        <w:r>
-          <w:rPr>
-            <w:lang w:val="zh_TW" w:bidi="zh_TW"/>
-          </w:rPr>
-          <w:rPr>
-            <w:color w:val="0000EE"/>
-            <w:u w:val="single"/>
-          </w:rPr>
-          <w:t>士4:11</w:t>
-        </w:r>
-      </w:hyperlink>
+      <w:r>
+        <w:rPr>
+          <w:lang w:val="zh_TW" w:bidi="zh_TW"/>
+        </w:rPr>
+        <w:t>士4:11</w:t>
+      </w:r>
       <w:r>
         <w:rPr>
           <w:lang w:val="zh_TW" w:bidi="zh_TW"/>
         </w:rPr>
         <w:t>）。他可能是摩西的岳父，也可能是摩西的內兄。如果他是摩西的岳父，他還有另外兩個名字。他通常稱為葉忒羅（</w:t>
       </w:r>
-      <w:hyperlink r:id="rId15">
-        <w:r>
-          <w:rPr>
-            <w:lang w:val="zh_TW" w:bidi="zh_TW"/>
-          </w:rPr>
-          <w:rPr>
-            <w:color w:val="0000EE"/>
-            <w:u w:val="single"/>
-          </w:rPr>
-          <w:t>出3:1</w:t>
-        </w:r>
-      </w:hyperlink>
+      <w:r>
+        <w:rPr>
+          <w:lang w:val="zh_TW" w:bidi="zh_TW"/>
+        </w:rPr>
+        <w:t>出3:1</w:t>
+      </w:r>
       <w:r>
         <w:rPr>
           <w:lang w:val="zh_TW" w:bidi="zh_TW"/>
         </w:rPr>
         <w:t>，</w:t>
       </w:r>
-      <w:hyperlink r:id="rId16">
-        <w:r>
-          <w:rPr>
-            <w:lang w:val="zh_TW" w:bidi="zh_TW"/>
-          </w:rPr>
-          <w:rPr>
-            <w:color w:val="0000EE"/>
-            <w:u w:val="single"/>
-          </w:rPr>
-          <w:t>4:18</w:t>
-        </w:r>
-      </w:hyperlink>
+      <w:r>
+        <w:rPr>
+          <w:lang w:val="zh_TW" w:bidi="zh_TW"/>
+        </w:rPr>
+        <w:t>4:18</w:t>
+      </w:r>
       <w:r>
         <w:rPr>
           <w:lang w:val="zh_TW" w:bidi="zh_TW"/>
         </w:rPr>
         <w:t>，</w:t>
       </w:r>
-      <w:hyperlink r:id="rId17">
-        <w:r>
-          <w:rPr>
-            <w:lang w:val="zh_TW" w:bidi="zh_TW"/>
-          </w:rPr>
-          <w:rPr>
-            <w:color w:val="0000EE"/>
-            <w:u w:val="single"/>
-          </w:rPr>
-          <w:t>18:1–12</w:t>
-        </w:r>
-      </w:hyperlink>
+      <w:r>
+        <w:rPr>
+          <w:lang w:val="zh_TW" w:bidi="zh_TW"/>
+        </w:rPr>
+        <w:t>18:1–12</w:t>
+      </w:r>
       <w:r>
         <w:rPr>
           <w:lang w:val="zh_TW" w:bidi="zh_TW"/>
         </w:rPr>
         <w:t>）。但他也被稱為流珥（</w:t>
       </w:r>
-      <w:hyperlink r:id="rId18">
-        <w:r>
-          <w:rPr>
-            <w:lang w:val="zh_TW" w:bidi="zh_TW"/>
-          </w:rPr>
-          <w:rPr>
-            <w:color w:val="0000EE"/>
-            <w:u w:val="single"/>
-          </w:rPr>
-          <w:t>出2:18</w:t>
-        </w:r>
-      </w:hyperlink>
+      <w:r>
+        <w:rPr>
+          <w:lang w:val="zh_TW" w:bidi="zh_TW"/>
+        </w:rPr>
+        <w:t>出2:18</w:t>
+      </w:r>
       <w:r>
         <w:rPr>
           <w:lang w:val="zh_TW" w:bidi="zh_TW"/>
         </w:rPr>
         <w:t>）。葉忒羅是米甸的祭司（</w:t>
       </w:r>
-      <w:hyperlink r:id="rId19">
-        <w:r>
-          <w:rPr>
-            <w:lang w:val="zh_TW" w:bidi="zh_TW"/>
-          </w:rPr>
-          <w:rPr>
-            <w:color w:val="0000EE"/>
-            <w:u w:val="single"/>
-          </w:rPr>
-          <w:t>出18:1</w:t>
-        </w:r>
-      </w:hyperlink>
+      <w:r>
+        <w:rPr>
+          <w:lang w:val="zh_TW" w:bidi="zh_TW"/>
+        </w:rPr>
+        <w:t>出18:1</w:t>
+      </w:r>
       <w:r>
         <w:rPr>
           <w:lang w:val="zh_TW" w:bidi="zh_TW"/>
         </w:rPr>
         <w:t>），也是基尼人祖先（</w:t>
       </w:r>
-      <w:hyperlink r:id="rId14">
-        <w:r>
-          <w:rPr>
-            <w:lang w:val="zh_TW" w:bidi="zh_TW"/>
-          </w:rPr>
-          <w:rPr>
-            <w:color w:val="0000EE"/>
-            <w:u w:val="single"/>
-          </w:rPr>
-          <w:t>士4:11）</w:t>
-        </w:r>
-      </w:hyperlink>
+      <w:r>
+        <w:rPr>
+          <w:lang w:val="zh_TW" w:bidi="zh_TW"/>
+        </w:rPr>
+        <w:t>士4:11）</w:t>
+      </w:r>
       <w:r>
         <w:rPr>
           <w:lang w:val="zh_TW" w:bidi="zh_TW"/>
@@ -391,72 +343,48 @@
         </w:rPr>
         <w:t>學者無法確定何巴是摩西的岳父還是小舅子。在</w:t>
       </w:r>
-      <w:hyperlink r:id="rId14">
-        <w:r>
-          <w:rPr>
-            <w:lang w:val="zh_TW" w:bidi="zh_TW"/>
-          </w:rPr>
-          <w:rPr>
-            <w:color w:val="0000EE"/>
-            <w:u w:val="single"/>
-          </w:rPr>
-          <w:t>士師記四章11節</w:t>
-        </w:r>
-      </w:hyperlink>
+      <w:r>
+        <w:rPr>
+          <w:lang w:val="zh_TW" w:bidi="zh_TW"/>
+        </w:rPr>
+        <w:t>士師記四章11節</w:t>
+      </w:r>
       <w:r>
         <w:rPr>
           <w:lang w:val="zh_TW" w:bidi="zh_TW"/>
         </w:rPr>
         <w:t>中，何巴似乎就是葉忒羅。一些古代聖經抄本在</w:t>
       </w:r>
-      <w:hyperlink r:id="rId20">
-        <w:r>
-          <w:rPr>
-            <w:lang w:val="zh_TW" w:bidi="zh_TW"/>
-          </w:rPr>
-          <w:rPr>
-            <w:color w:val="0000EE"/>
-            <w:u w:val="single"/>
-          </w:rPr>
-          <w:t>士師記一章16節</w:t>
-        </w:r>
-      </w:hyperlink>
+      <w:r>
+        <w:rPr>
+          <w:lang w:val="zh_TW" w:bidi="zh_TW"/>
+        </w:rPr>
+        <w:t>士師記一章16節</w:t>
+      </w:r>
       <w:r>
         <w:rPr>
           <w:lang w:val="zh_TW" w:bidi="zh_TW"/>
         </w:rPr>
         <w:t>中提到「摩西的岳父是基尼人」時（譯註：和合本譯為：摩西的內兄是基尼人），加上了何巴這個名字。在</w:t>
       </w:r>
-      <w:hyperlink r:id="rId18">
-        <w:r>
-          <w:rPr>
-            <w:lang w:val="zh_TW" w:bidi="zh_TW"/>
-          </w:rPr>
-          <w:rPr>
-            <w:color w:val="0000EE"/>
-            <w:u w:val="single"/>
-          </w:rPr>
-          <w:t>出埃及記二章18節</w:t>
-        </w:r>
-      </w:hyperlink>
+      <w:r>
+        <w:rPr>
+          <w:lang w:val="zh_TW" w:bidi="zh_TW"/>
+        </w:rPr>
+        <w:t>出埃及記二章18節</w:t>
+      </w:r>
       <w:r>
         <w:rPr>
           <w:lang w:val="zh_TW" w:bidi="zh_TW"/>
         </w:rPr>
         <w:t>中提到流珥時，也加上了何巴這名字。然而，</w:t>
       </w:r>
-      <w:hyperlink r:id="rId13">
-        <w:r>
-          <w:rPr>
-            <w:lang w:val="zh_TW" w:bidi="zh_TW"/>
-          </w:rPr>
-          <w:rPr>
-            <w:color w:val="0000EE"/>
-            <w:u w:val="single"/>
-          </w:rPr>
-          <w:t>民數記十章29節a</w:t>
-        </w:r>
-      </w:hyperlink>
+      <w:r>
+        <w:rPr>
+          <w:lang w:val="zh_TW" w:bidi="zh_TW"/>
+        </w:rPr>
+        <w:t>民數記十章29節a</w:t>
+      </w:r>
       <w:r>
         <w:rPr>
           <w:lang w:val="zh_TW" w:bidi="zh_TW"/>
@@ -544,18 +472,12 @@
         </w:rPr>
         <w:t>亞伯拉罕追擊基大老瑪的軍隊時所到的地方（</w:t>
       </w:r>
-      <w:hyperlink r:id="rId21">
-        <w:r>
-          <w:rPr>
-            <w:lang w:val="zh_TW" w:bidi="zh_TW"/>
-          </w:rPr>
-          <w:rPr>
-            <w:color w:val="0000EE"/>
-            <w:u w:val="single"/>
-          </w:rPr>
-          <w:t>創14:15</w:t>
-        </w:r>
-      </w:hyperlink>
+      <w:r>
+        <w:rPr>
+          <w:lang w:val="zh_TW" w:bidi="zh_TW"/>
+        </w:rPr>
+        <w:t>創14:15</w:t>
+      </w:r>
       <w:r>
         <w:rPr>
           <w:lang w:val="zh_TW" w:bidi="zh_TW"/>
@@ -618,156 +540,102 @@
         </w:rPr>
         <w:t>位於以東地邊界的一座山（</w:t>
       </w:r>
-      <w:hyperlink r:id="rId22">
-        <w:r>
-          <w:rPr>
-            <w:lang w:val="zh_TW" w:bidi="zh_TW"/>
-          </w:rPr>
-          <w:rPr>
-            <w:color w:val="0000EE"/>
-            <w:u w:val="single"/>
-          </w:rPr>
-          <w:t>民20:23，</w:t>
-        </w:r>
-      </w:hyperlink>
-      <w:hyperlink r:id="rId23">
-        <w:r>
-          <w:rPr>
-            <w:lang w:val="zh_TW" w:bidi="zh_TW"/>
-          </w:rPr>
-          <w:rPr>
-            <w:color w:val="0000EE"/>
-            <w:u w:val="single"/>
-          </w:rPr>
-          <w:t>33:37</w:t>
-        </w:r>
-      </w:hyperlink>
+      <w:r>
+        <w:rPr>
+          <w:lang w:val="zh_TW" w:bidi="zh_TW"/>
+        </w:rPr>
+        <w:t>民20:23，</w:t>
+      </w:r>
+      <w:r>
+        <w:rPr>
+          <w:lang w:val="zh_TW" w:bidi="zh_TW"/>
+        </w:rPr>
+        <w:t>33:37</w:t>
+      </w:r>
       <w:r>
         <w:rPr>
           <w:lang w:val="zh_TW" w:bidi="zh_TW"/>
         </w:rPr>
         <w:t>）。以色列人在曠野漂流將近四十年後（</w:t>
       </w:r>
-      <w:hyperlink r:id="rId24">
-        <w:r>
-          <w:rPr>
-            <w:lang w:val="zh_TW" w:bidi="zh_TW"/>
-          </w:rPr>
-          <w:rPr>
-            <w:color w:val="0000EE"/>
-            <w:u w:val="single"/>
-          </w:rPr>
-          <w:t>申2:14</w:t>
-        </w:r>
-      </w:hyperlink>
+      <w:r>
+        <w:rPr>
+          <w:lang w:val="zh_TW" w:bidi="zh_TW"/>
+        </w:rPr>
+        <w:t>申2:14</w:t>
+      </w:r>
       <w:r>
         <w:rPr>
           <w:lang w:val="zh_TW" w:bidi="zh_TW"/>
         </w:rPr>
         <w:t>），首先來到何珥山（</w:t>
       </w:r>
-      <w:hyperlink r:id="rId25">
-        <w:r>
-          <w:rPr>
-            <w:lang w:val="zh_TW" w:bidi="zh_TW"/>
-          </w:rPr>
-          <w:rPr>
-            <w:color w:val="0000EE"/>
-            <w:u w:val="single"/>
-          </w:rPr>
-          <w:t>民20:22</w:t>
-        </w:r>
-      </w:hyperlink>
+      <w:r>
+        <w:rPr>
+          <w:lang w:val="zh_TW" w:bidi="zh_TW"/>
+        </w:rPr>
+        <w:t>民20:22</w:t>
+      </w:r>
       <w:r>
         <w:rPr>
           <w:lang w:val="zh_TW" w:bidi="zh_TW"/>
         </w:rPr>
         <w:t>）。摩西的哥哥亞倫因為在米利巴沒有遵行耶和華的吩咐（</w:t>
       </w:r>
-      <w:hyperlink r:id="rId26">
-        <w:r>
-          <w:rPr>
-            <w:lang w:val="zh_TW" w:bidi="zh_TW"/>
-          </w:rPr>
-          <w:rPr>
-            <w:color w:val="0000EE"/>
-            <w:u w:val="single"/>
-          </w:rPr>
-          <w:t>民20:7–13、24</w:t>
-        </w:r>
-      </w:hyperlink>
+      <w:r>
+        <w:rPr>
+          <w:lang w:val="zh_TW" w:bidi="zh_TW"/>
+        </w:rPr>
+        <w:t>民20:7–13、24</w:t>
+      </w:r>
       <w:r>
         <w:rPr>
           <w:lang w:val="zh_TW" w:bidi="zh_TW"/>
         </w:rPr>
         <w:t>），所以不得進入迦南。亞倫在何珥山山頂脫下祭司的聖衣，由他的兒子以利亞撒穿上，亞倫就在那裡去世，享年123歲（</w:t>
       </w:r>
-      <w:hyperlink r:id="rId27">
-        <w:r>
-          <w:rPr>
-            <w:lang w:val="zh_TW" w:bidi="zh_TW"/>
-          </w:rPr>
-          <w:rPr>
-            <w:color w:val="0000EE"/>
-            <w:u w:val="single"/>
-          </w:rPr>
-          <w:t>民20:25–29</w:t>
-        </w:r>
-      </w:hyperlink>
+      <w:r>
+        <w:rPr>
+          <w:lang w:val="zh_TW" w:bidi="zh_TW"/>
+        </w:rPr>
+        <w:t>民20:25–29</w:t>
+      </w:r>
       <w:r>
         <w:rPr>
           <w:lang w:val="zh_TW" w:bidi="zh_TW"/>
         </w:rPr>
         <w:t>）。後來，摩西也受了相似的懲罰，他死在尼波山，這件事與亞倫死在何珥山的事件相提並論（</w:t>
       </w:r>
-      <w:hyperlink r:id="rId28">
-        <w:r>
-          <w:rPr>
-            <w:lang w:val="zh_TW" w:bidi="zh_TW"/>
-          </w:rPr>
-          <w:rPr>
-            <w:color w:val="0000EE"/>
-            <w:u w:val="single"/>
-          </w:rPr>
-          <w:t>申32:49–51</w:t>
-        </w:r>
-      </w:hyperlink>
+      <w:r>
+        <w:rPr>
+          <w:lang w:val="zh_TW" w:bidi="zh_TW"/>
+        </w:rPr>
+        <w:t>申32:49–51</w:t>
+      </w:r>
       <w:r>
         <w:rPr>
           <w:lang w:val="zh_TW" w:bidi="zh_TW"/>
         </w:rPr>
         <w:t>）。根據</w:t>
       </w:r>
-      <w:hyperlink r:id="rId29">
-        <w:r>
-          <w:rPr>
-            <w:lang w:val="zh_TW" w:bidi="zh_TW"/>
-          </w:rPr>
-          <w:rPr>
-            <w:color w:val="0000EE"/>
-            <w:u w:val="single"/>
-          </w:rPr>
-          <w:t>申命記十章6節</w:t>
-        </w:r>
-      </w:hyperlink>
+      <w:r>
+        <w:rPr>
+          <w:lang w:val="zh_TW" w:bidi="zh_TW"/>
+        </w:rPr>
+        <w:t>申命記十章6節</w:t>
+      </w:r>
       <w:r>
         <w:rPr>
           <w:lang w:val="zh_TW" w:bidi="zh_TW"/>
         </w:rPr>
         <w:t>，亞倫死在摩西拉（可能是</w:t>
       </w:r>
-      <w:hyperlink r:id="rId30">
-        <w:r>
-          <w:rPr>
-            <w:lang w:val="zh_TW" w:bidi="zh_TW"/>
-          </w:rPr>
-          <w:rPr>
-            <w:color w:val="0000EE"/>
-            <w:u w:val="single"/>
-          </w:rPr>
-          <w:t>民33:30–31</w:t>
-        </w:r>
-      </w:hyperlink>
+      <w:r>
+        <w:rPr>
+          <w:lang w:val="zh_TW" w:bidi="zh_TW"/>
+        </w:rPr>
+        <w:t>民33:30–31</w:t>
+      </w:r>
       <w:r>
         <w:rPr>
           <w:lang w:val="zh_TW" w:bidi="zh_TW"/>
@@ -781,18 +649,12 @@
         </w:rPr>
         <w:t>何珥山的確切位置至今仍未確定。傳統認為它是哈倫先知山（Jebel Nebi Harun，意思是「先知亞倫之山」），海拔約4,800英尺（1.5公里），也是以東最高的山。穆斯林認為山頂的一座小建築就是亞倫的墳墓。然而，哈倫先知山位於佩特拉（Petra）附近，在以東腹地，距離加低斯東邊太遠，相較之下，馬代拉山（Jebel Madeira）更可能是這座山。它位於以東西北邊界，距離加低斯東北約15英里（24公里）。此外，希伯來文hor可能只是「山」的意思（如</w:t>
       </w:r>
-      <w:hyperlink r:id="rId31">
-        <w:r>
-          <w:rPr>
-            <w:lang w:val="zh_TW" w:bidi="zh_TW"/>
-          </w:rPr>
-          <w:rPr>
-            <w:color w:val="0000EE"/>
-            <w:u w:val="single"/>
-          </w:rPr>
-          <w:t>創49:26</w:t>
-        </w:r>
-      </w:hyperlink>
+      <w:r>
+        <w:rPr>
+          <w:lang w:val="zh_TW" w:bidi="zh_TW"/>
+        </w:rPr>
+        <w:t>創49:26</w:t>
+      </w:r>
       <w:r>
         <w:rPr>
           <w:lang w:val="zh_TW" w:bidi="zh_TW"/>
@@ -817,18 +679,12 @@
         </w:rPr>
         <w:t>另一座位於北方邊界的山（</w:t>
       </w:r>
-      <w:hyperlink r:id="rId32">
-        <w:r>
-          <w:rPr>
-            <w:lang w:val="zh_TW" w:bidi="zh_TW"/>
-          </w:rPr>
-          <w:rPr>
-            <w:color w:val="0000EE"/>
-            <w:u w:val="single"/>
-          </w:rPr>
-          <w:t>民34:7–8</w:t>
-        </w:r>
-      </w:hyperlink>
+      <w:r>
+        <w:rPr>
+          <w:lang w:val="zh_TW" w:bidi="zh_TW"/>
+        </w:rPr>
+        <w:t>民34:7–8</w:t>
+      </w:r>
       <w:r>
         <w:rPr>
           <w:lang w:val="zh_TW" w:bidi="zh_TW"/>
@@ -891,36 +747,24 @@
         </w:rPr>
         <w:t>羅坍的長子。羅坍是以東地一個何利人宗族的祖先（</w:t>
       </w:r>
-      <w:hyperlink r:id="rId33">
-        <w:r>
-          <w:rPr>
-            <w:lang w:val="zh_TW" w:bidi="zh_TW"/>
-          </w:rPr>
-          <w:rPr>
-            <w:color w:val="0000EE"/>
-            <w:u w:val="single"/>
-          </w:rPr>
-          <w:t>創36:22</w:t>
-        </w:r>
-      </w:hyperlink>
+      <w:r>
+        <w:rPr>
+          <w:lang w:val="zh_TW" w:bidi="zh_TW"/>
+        </w:rPr>
+        <w:t>創36:22</w:t>
+      </w:r>
       <w:r>
         <w:rPr>
           <w:lang w:val="zh_TW" w:bidi="zh_TW"/>
         </w:rPr>
         <w:t>；</w:t>
       </w:r>
-      <w:hyperlink r:id="rId34">
-        <w:r>
-          <w:rPr>
-            <w:lang w:val="zh_TW" w:bidi="zh_TW"/>
-          </w:rPr>
-          <w:rPr>
-            <w:color w:val="0000EE"/>
-            <w:u w:val="single"/>
-          </w:rPr>
-          <w:t>代上1:39</w:t>
-        </w:r>
-      </w:hyperlink>
+      <w:r>
+        <w:rPr>
+          <w:lang w:val="zh_TW" w:bidi="zh_TW"/>
+        </w:rPr>
+        <w:t>代上1:39</w:t>
+      </w:r>
       <w:r>
         <w:rPr>
           <w:lang w:val="zh_TW" w:bidi="zh_TW"/>
@@ -945,18 +789,12 @@
         </w:rPr>
         <w:t>沙法的父親，屬於西緬支派。沙法是摩西派去窺探迦南地的十二個探子之一（</w:t>
       </w:r>
-      <w:hyperlink r:id="rId35">
-        <w:r>
-          <w:rPr>
-            <w:lang w:val="zh_TW" w:bidi="zh_TW"/>
-          </w:rPr>
-          <w:rPr>
-            <w:color w:val="0000EE"/>
-            <w:u w:val="single"/>
-          </w:rPr>
-          <w:t>民13:5</w:t>
-        </w:r>
-      </w:hyperlink>
+      <w:r>
+        <w:rPr>
+          <w:lang w:val="zh_TW" w:bidi="zh_TW"/>
+        </w:rPr>
+        <w:t>民13:5</w:t>
+      </w:r>
       <w:r>
         <w:rPr>
           <w:lang w:val="zh_TW" w:bidi="zh_TW"/>
@@ -1011,72 +849,48 @@
         </w:rPr>
         <w:t>傳統認為他們是住在西珥山洞穴的人，他們在以東人之前居住該處，被稱為西珥的子孫（</w:t>
       </w:r>
-      <w:hyperlink r:id="rId36">
-        <w:r>
-          <w:rPr>
-            <w:lang w:val="zh_TW" w:bidi="zh_TW"/>
-          </w:rPr>
-          <w:rPr>
-            <w:color w:val="0000EE"/>
-            <w:u w:val="single"/>
-          </w:rPr>
-          <w:t>創36:20</w:t>
-        </w:r>
-      </w:hyperlink>
+      <w:r>
+        <w:rPr>
+          <w:lang w:val="zh_TW" w:bidi="zh_TW"/>
+        </w:rPr>
+        <w:t>創36:20</w:t>
+      </w:r>
       <w:r>
         <w:rPr>
           <w:lang w:val="zh_TW" w:bidi="zh_TW"/>
         </w:rPr>
         <w:t>）。在聖經中，他們被基大老瑪和他的盟友擊敗（</w:t>
       </w:r>
-      <w:hyperlink r:id="rId37">
-        <w:r>
-          <w:rPr>
-            <w:lang w:val="zh_TW" w:bidi="zh_TW"/>
-          </w:rPr>
-          <w:rPr>
-            <w:color w:val="0000EE"/>
-            <w:u w:val="single"/>
-          </w:rPr>
-          <w:t>創14:6</w:t>
-        </w:r>
-      </w:hyperlink>
+      <w:r>
+        <w:rPr>
+          <w:lang w:val="zh_TW" w:bidi="zh_TW"/>
+        </w:rPr>
+        <w:t>創14:6</w:t>
+      </w:r>
       <w:r>
         <w:rPr>
           <w:lang w:val="zh_TW" w:bidi="zh_TW"/>
         </w:rPr>
         <w:t>）。他們由族長統治（</w:t>
       </w:r>
-      <w:hyperlink r:id="rId38">
-        <w:r>
-          <w:rPr>
-            <w:lang w:val="zh_TW" w:bidi="zh_TW"/>
-          </w:rPr>
-          <w:rPr>
-            <w:color w:val="0000EE"/>
-            <w:u w:val="single"/>
-          </w:rPr>
-          <w:t>創36:29–30</w:t>
-        </w:r>
-      </w:hyperlink>
+      <w:r>
+        <w:rPr>
+          <w:lang w:val="zh_TW" w:bidi="zh_TW"/>
+        </w:rPr>
+        <w:t>創36:29–30</w:t>
+      </w:r>
       <w:r>
         <w:rPr>
           <w:lang w:val="zh_TW" w:bidi="zh_TW"/>
         </w:rPr>
         <w:t>），最終被以掃的後代消滅（</w:t>
       </w:r>
-      <w:hyperlink r:id="rId39">
-        <w:r>
-          <w:rPr>
-            <w:lang w:val="zh_TW" w:bidi="zh_TW"/>
-          </w:rPr>
-          <w:rPr>
-            <w:color w:val="0000EE"/>
-            <w:u w:val="single"/>
-          </w:rPr>
-          <w:t>申2:12、22</w:t>
-        </w:r>
-      </w:hyperlink>
+      <w:r>
+        <w:rPr>
+          <w:lang w:val="zh_TW" w:bidi="zh_TW"/>
+        </w:rPr>
+        <w:t>申2:12、22</w:t>
+      </w:r>
       <w:r>
         <w:rPr>
           <w:lang w:val="zh_TW" w:bidi="zh_TW"/>
@@ -1136,216 +950,144 @@
         </w:rPr>
         <w:t>。</w:t>
       </w:r>
-      <w:hyperlink r:id="rId40">
-        <w:r>
-          <w:rPr>
-            <w:lang w:val="zh_TW" w:bidi="zh_TW"/>
-          </w:rPr>
-          <w:rPr>
-            <w:color w:val="0000EE"/>
-            <w:u w:val="single"/>
-          </w:rPr>
-          <w:t>創世記三十六章20至30節</w:t>
-        </w:r>
-      </w:hyperlink>
+      <w:r>
+        <w:rPr>
+          <w:lang w:val="zh_TW" w:bidi="zh_TW"/>
+        </w:rPr>
+        <w:t>創世記三十六章20至30節</w:t>
+      </w:r>
       <w:r>
         <w:rPr>
           <w:lang w:val="zh_TW" w:bidi="zh_TW"/>
         </w:rPr>
         <w:t>中的祭便被稱為何利人，而在第</w:t>
       </w:r>
-      <w:hyperlink r:id="rId41">
-        <w:r>
-          <w:rPr>
-            <w:lang w:val="zh_TW" w:bidi="zh_TW"/>
-          </w:rPr>
-          <w:rPr>
-            <w:color w:val="0000EE"/>
-            <w:u w:val="single"/>
-          </w:rPr>
-          <w:t>2</w:t>
-        </w:r>
-      </w:hyperlink>
+      <w:r>
+        <w:rPr>
+          <w:lang w:val="zh_TW" w:bidi="zh_TW"/>
+        </w:rPr>
+        <w:t>2</w:t>
+      </w:r>
       <w:r>
         <w:rPr>
           <w:lang w:val="zh_TW" w:bidi="zh_TW"/>
         </w:rPr>
         <w:t>節中，此人被稱為希未人。</w:t>
       </w:r>
-      <w:hyperlink r:id="rId42">
-        <w:r>
-          <w:rPr>
-            <w:lang w:val="zh_TW" w:bidi="zh_TW"/>
-          </w:rPr>
-          <w:rPr>
-            <w:color w:val="0000EE"/>
-            <w:u w:val="single"/>
-          </w:rPr>
-          <w:t>約書亞記九章7節</w:t>
-        </w:r>
-      </w:hyperlink>
+      <w:r>
+        <w:rPr>
+          <w:lang w:val="zh_TW" w:bidi="zh_TW"/>
+        </w:rPr>
+        <w:t>約書亞記九章7節</w:t>
+      </w:r>
       <w:r>
         <w:rPr>
           <w:lang w:val="zh_TW" w:bidi="zh_TW"/>
         </w:rPr>
         <w:t>和</w:t>
       </w:r>
-      <w:hyperlink r:id="rId43">
-        <w:r>
-          <w:rPr>
-            <w:lang w:val="zh_TW" w:bidi="zh_TW"/>
-          </w:rPr>
-          <w:rPr>
-            <w:color w:val="0000EE"/>
-            <w:u w:val="single"/>
-          </w:rPr>
-          <w:t>創世記三十四章2節</w:t>
-        </w:r>
-      </w:hyperlink>
+      <w:r>
+        <w:rPr>
+          <w:lang w:val="zh_TW" w:bidi="zh_TW"/>
+        </w:rPr>
+        <w:t>創世記三十四章2節</w:t>
+      </w:r>
       <w:r>
         <w:rPr>
           <w:lang w:val="zh_TW" w:bidi="zh_TW"/>
         </w:rPr>
         <w:t>的七十士譯本中是「何利人」，而馬所拉文本則為「希未人」。一些七十士譯本的抄本將馬所拉文本中的「希未人」寫作「赫人」（</w:t>
       </w:r>
-      <w:hyperlink r:id="rId44">
-        <w:r>
-          <w:rPr>
-            <w:lang w:val="zh_TW" w:bidi="zh_TW"/>
-          </w:rPr>
-          <w:rPr>
-            <w:color w:val="0000EE"/>
-            <w:u w:val="single"/>
-          </w:rPr>
-          <w:t>書11:3</w:t>
-        </w:r>
-      </w:hyperlink>
+      <w:r>
+        <w:rPr>
+          <w:lang w:val="zh_TW" w:bidi="zh_TW"/>
+        </w:rPr>
+        <w:t>書11:3</w:t>
+      </w:r>
       <w:r>
         <w:rPr>
           <w:lang w:val="zh_TW" w:bidi="zh_TW"/>
         </w:rPr>
         <w:t>，</w:t>
       </w:r>
-      <w:hyperlink r:id="rId45">
-        <w:r>
-          <w:rPr>
-            <w:lang w:val="zh_TW" w:bidi="zh_TW"/>
-          </w:rPr>
-          <w:rPr>
-            <w:color w:val="0000EE"/>
-            <w:u w:val="single"/>
-          </w:rPr>
-          <w:t>士3:3</w:t>
-        </w:r>
-      </w:hyperlink>
+      <w:r>
+        <w:rPr>
+          <w:lang w:val="zh_TW" w:bidi="zh_TW"/>
+        </w:rPr>
+        <w:t>士3:3</w:t>
+      </w:r>
       <w:r>
         <w:rPr>
           <w:lang w:val="zh_TW" w:bidi="zh_TW"/>
         </w:rPr>
         <w:t>）。在</w:t>
       </w:r>
-      <w:hyperlink r:id="rId41">
-        <w:r>
-          <w:rPr>
-            <w:lang w:val="zh_TW" w:bidi="zh_TW"/>
-          </w:rPr>
-          <w:rPr>
-            <w:color w:val="0000EE"/>
-            <w:u w:val="single"/>
-          </w:rPr>
-          <w:t>創世記三十六章2節</w:t>
-        </w:r>
-      </w:hyperlink>
+      <w:r>
+        <w:rPr>
+          <w:lang w:val="zh_TW" w:bidi="zh_TW"/>
+        </w:rPr>
+        <w:t>創世記三十六章2節</w:t>
+      </w:r>
       <w:r>
         <w:rPr>
           <w:lang w:val="zh_TW" w:bidi="zh_TW"/>
         </w:rPr>
         <w:t>中，現存的希伯來抄本錯誤地將「何利人」寫作「希未人」。看來舊約中的這些經文不適用於戶利安人，何利人的個人名字也不符合戶利安的例子（</w:t>
       </w:r>
-      <w:hyperlink r:id="rId40">
-        <w:r>
-          <w:rPr>
-            <w:lang w:val="zh_TW" w:bidi="zh_TW"/>
-          </w:rPr>
-          <w:rPr>
-            <w:color w:val="0000EE"/>
-            <w:u w:val="single"/>
-          </w:rPr>
-          <w:t>創36:20–30</w:t>
-        </w:r>
-      </w:hyperlink>
+      <w:r>
+        <w:rPr>
+          <w:lang w:val="zh_TW" w:bidi="zh_TW"/>
+        </w:rPr>
+        <w:t>創36:20–30</w:t>
+      </w:r>
       <w:r>
         <w:rPr>
           <w:lang w:val="zh_TW" w:bidi="zh_TW"/>
         </w:rPr>
         <w:t>）。他們似乎是閃族人。何利人來自約旦河東岸，是以東人的前身（</w:t>
       </w:r>
-      <w:hyperlink r:id="rId37">
-        <w:r>
-          <w:rPr>
-            <w:lang w:val="zh_TW" w:bidi="zh_TW"/>
-          </w:rPr>
-          <w:rPr>
-            <w:color w:val="0000EE"/>
-            <w:u w:val="single"/>
-          </w:rPr>
-          <w:t>14:6</w:t>
-        </w:r>
-      </w:hyperlink>
+      <w:r>
+        <w:rPr>
+          <w:lang w:val="zh_TW" w:bidi="zh_TW"/>
+        </w:rPr>
+        <w:t>14:6</w:t>
+      </w:r>
       <w:r>
         <w:rPr>
           <w:lang w:val="zh_TW" w:bidi="zh_TW"/>
         </w:rPr>
         <w:t>）。後來所說的何利人可能是指西部的何利人，他們可能是戶利安人（</w:t>
       </w:r>
-      <w:hyperlink r:id="rId46">
-        <w:r>
-          <w:rPr>
-            <w:lang w:val="zh_TW" w:bidi="zh_TW"/>
-          </w:rPr>
-          <w:rPr>
-            <w:color w:val="0000EE"/>
-            <w:u w:val="single"/>
-          </w:rPr>
-          <w:t>賽17:9</w:t>
-        </w:r>
-      </w:hyperlink>
+      <w:r>
+        <w:rPr>
+          <w:lang w:val="zh_TW" w:bidi="zh_TW"/>
+        </w:rPr>
+        <w:t>賽17:9</w:t>
+      </w:r>
       <w:r>
         <w:rPr>
           <w:lang w:val="zh_TW" w:bidi="zh_TW"/>
         </w:rPr>
         <w:t>），非閃族，但與以東人的前身東部何利人截然不同。</w:t>
       </w:r>
-      <w:hyperlink r:id="rId43">
-        <w:r>
-          <w:rPr>
-            <w:lang w:val="zh_TW" w:bidi="zh_TW"/>
-          </w:rPr>
-          <w:rPr>
-            <w:color w:val="0000EE"/>
-            <w:u w:val="single"/>
-          </w:rPr>
-          <w:t>創世記三十章2節</w:t>
-        </w:r>
-      </w:hyperlink>
+      <w:r>
+        <w:rPr>
+          <w:lang w:val="zh_TW" w:bidi="zh_TW"/>
+        </w:rPr>
+        <w:t>創世記三十章2節</w:t>
+      </w:r>
       <w:r>
         <w:rPr>
           <w:lang w:val="zh_TW" w:bidi="zh_TW"/>
         </w:rPr>
         <w:t>和</w:t>
       </w:r>
-      <w:hyperlink r:id="rId42">
-        <w:r>
-          <w:rPr>
-            <w:lang w:val="zh_TW" w:bidi="zh_TW"/>
-          </w:rPr>
-          <w:rPr>
-            <w:color w:val="0000EE"/>
-            <w:u w:val="single"/>
-          </w:rPr>
-          <w:t>約書亞記九章7節</w:t>
-        </w:r>
-      </w:hyperlink>
+      <w:r>
+        <w:rPr>
+          <w:lang w:val="zh_TW" w:bidi="zh_TW"/>
+        </w:rPr>
+        <w:t>約書亞記九章7節</w:t>
+      </w:r>
       <w:r>
         <w:rPr>
           <w:lang w:val="zh_TW" w:bidi="zh_TW"/>
@@ -1694,210 +1436,144 @@
         </w:rPr>
         <w:t>書中提及猶大的經文段落（例：</w:t>
       </w:r>
-      <w:hyperlink r:id="rId47">
-        <w:r>
-          <w:rPr>
-            <w:lang w:val="zh_TW" w:bidi="zh_TW"/>
-          </w:rPr>
-          <w:rPr>
-            <w:color w:val="0000EE"/>
-            <w:u w:val="single"/>
-          </w:rPr>
-          <w:t>何1:1</w:t>
-        </w:r>
-      </w:hyperlink>
+      <w:r>
+        <w:rPr>
+          <w:lang w:val="zh_TW" w:bidi="zh_TW"/>
+        </w:rPr>
+        <w:t>何1:1</w:t>
+      </w:r>
       <w:r>
         <w:rPr>
           <w:lang w:val="zh_TW" w:bidi="zh_TW"/>
         </w:rPr>
         <w:t>、</w:t>
       </w:r>
-      <w:hyperlink r:id="rId47">
-        <w:r>
-          <w:rPr>
-            <w:lang w:val="zh_TW" w:bidi="zh_TW"/>
-          </w:rPr>
-          <w:rPr>
-            <w:color w:val="0000EE"/>
-            <w:u w:val="single"/>
-          </w:rPr>
-          <w:t>7</w:t>
-        </w:r>
-      </w:hyperlink>
+      <w:r>
+        <w:rPr>
+          <w:lang w:val="zh_TW" w:bidi="zh_TW"/>
+        </w:rPr>
+        <w:t>7</w:t>
+      </w:r>
       <w:r>
         <w:rPr>
           <w:lang w:val="zh_TW" w:bidi="zh_TW"/>
         </w:rPr>
         <w:t>、</w:t>
       </w:r>
-      <w:hyperlink r:id="rId47">
-        <w:r>
-          <w:rPr>
-            <w:lang w:val="zh_TW" w:bidi="zh_TW"/>
-          </w:rPr>
-          <w:rPr>
-            <w:color w:val="0000EE"/>
-            <w:u w:val="single"/>
-          </w:rPr>
-          <w:t>11</w:t>
-        </w:r>
-      </w:hyperlink>
+      <w:r>
+        <w:rPr>
+          <w:lang w:val="zh_TW" w:bidi="zh_TW"/>
+        </w:rPr>
+        <w:t>11</w:t>
+      </w:r>
       <w:r>
         <w:rPr>
           <w:lang w:val="zh_TW" w:bidi="zh_TW"/>
         </w:rPr>
         <w:t>，</w:t>
       </w:r>
-      <w:hyperlink r:id="rId48">
-        <w:r>
-          <w:rPr>
-            <w:lang w:val="zh_TW" w:bidi="zh_TW"/>
-          </w:rPr>
-          <w:rPr>
-            <w:color w:val="0000EE"/>
-            <w:u w:val="single"/>
-          </w:rPr>
-          <w:t>4:15</w:t>
-        </w:r>
-      </w:hyperlink>
+      <w:r>
+        <w:rPr>
+          <w:lang w:val="zh_TW" w:bidi="zh_TW"/>
+        </w:rPr>
+        <w:t>4:15</w:t>
+      </w:r>
       <w:r>
         <w:rPr>
           <w:lang w:val="zh_TW" w:bidi="zh_TW"/>
         </w:rPr>
         <w:t>，</w:t>
       </w:r>
-      <w:hyperlink r:id="rId49">
-        <w:r>
-          <w:rPr>
-            <w:lang w:val="zh_TW" w:bidi="zh_TW"/>
-          </w:rPr>
-          <w:rPr>
-            <w:color w:val="0000EE"/>
-            <w:u w:val="single"/>
-          </w:rPr>
-          <w:t>5:5</w:t>
-        </w:r>
-      </w:hyperlink>
+      <w:r>
+        <w:rPr>
+          <w:lang w:val="zh_TW" w:bidi="zh_TW"/>
+        </w:rPr>
+        <w:t>5:5</w:t>
+      </w:r>
       <w:r>
         <w:rPr>
           <w:lang w:val="zh_TW" w:bidi="zh_TW"/>
         </w:rPr>
         <w:t>、</w:t>
       </w:r>
-      <w:hyperlink r:id="rId49">
-        <w:r>
-          <w:rPr>
-            <w:lang w:val="zh_TW" w:bidi="zh_TW"/>
-          </w:rPr>
-          <w:rPr>
-            <w:color w:val="0000EE"/>
-            <w:u w:val="single"/>
-          </w:rPr>
-          <w:t>10</w:t>
-        </w:r>
-      </w:hyperlink>
-      <w:hyperlink r:id="rId49">
-        <w:r>
-          <w:rPr>
-            <w:lang w:val="zh_TW" w:bidi="zh_TW"/>
-          </w:rPr>
-          <w:rPr>
-            <w:color w:val="0000EE"/>
-            <w:u w:val="single"/>
-          </w:rPr>
-          <w:t>-1</w:t>
-        </w:r>
-      </w:hyperlink>
-      <w:r>
-        <w:rPr>
-          <w:lang w:val="zh_TW" w:bidi="zh_TW"/>
-        </w:rPr>
-        <w:t>4，</w:t>
-      </w:r>
-      <w:hyperlink r:id="rId50">
-        <w:r>
-          <w:rPr>
-            <w:lang w:val="zh_TW" w:bidi="zh_TW"/>
-          </w:rPr>
-          <w:rPr>
-            <w:color w:val="0000EE"/>
-            <w:u w:val="single"/>
-          </w:rPr>
-          <w:t>6:4</w:t>
-        </w:r>
-      </w:hyperlink>
+      <w:r>
+        <w:rPr>
+          <w:lang w:val="zh_TW" w:bidi="zh_TW"/>
+        </w:rPr>
+        <w:t>10</w:t>
+      </w:r>
+      <w:r>
+        <w:rPr>
+          <w:lang w:val="zh_TW" w:bidi="zh_TW"/>
+        </w:rPr>
+        <w:t>-1</w:t>
+      </w:r>
+      <w:r>
+        <w:rPr>
+          <w:lang w:val="zh_TW" w:bidi="zh_TW"/>
+        </w:rPr>
+        <w:t>4</w:t>
+      </w:r>
+      <w:r>
+        <w:rPr>
+          <w:lang w:val="zh_TW" w:bidi="zh_TW"/>
+        </w:rPr>
+        <w:t>，</w:t>
+      </w:r>
+      <w:r>
+        <w:rPr>
+          <w:lang w:val="zh_TW" w:bidi="zh_TW"/>
+        </w:rPr>
+        <w:t>6:4</w:t>
+      </w:r>
       <w:r>
         <w:rPr>
           <w:lang w:val="zh_TW" w:bidi="zh_TW"/>
         </w:rPr>
         <w:t>、</w:t>
       </w:r>
-      <w:hyperlink r:id="rId50">
-        <w:r>
-          <w:rPr>
-            <w:lang w:val="zh_TW" w:bidi="zh_TW"/>
-          </w:rPr>
-          <w:rPr>
-            <w:color w:val="0000EE"/>
-            <w:u w:val="single"/>
-          </w:rPr>
-          <w:t>11</w:t>
-        </w:r>
-      </w:hyperlink>
+      <w:r>
+        <w:rPr>
+          <w:lang w:val="zh_TW" w:bidi="zh_TW"/>
+        </w:rPr>
+        <w:t>11</w:t>
+      </w:r>
       <w:r>
         <w:rPr>
           <w:lang w:val="zh_TW" w:bidi="zh_TW"/>
         </w:rPr>
         <w:t>，</w:t>
       </w:r>
-      <w:hyperlink r:id="rId51">
-        <w:r>
-          <w:rPr>
-            <w:lang w:val="zh_TW" w:bidi="zh_TW"/>
-          </w:rPr>
-          <w:rPr>
-            <w:color w:val="0000EE"/>
-            <w:u w:val="single"/>
-          </w:rPr>
-          <w:t>8:14</w:t>
-        </w:r>
-      </w:hyperlink>
+      <w:r>
+        <w:rPr>
+          <w:lang w:val="zh_TW" w:bidi="zh_TW"/>
+        </w:rPr>
+        <w:t>8:14</w:t>
+      </w:r>
       <w:r>
         <w:rPr>
           <w:lang w:val="zh_TW" w:bidi="zh_TW"/>
         </w:rPr>
         <w:t>，</w:t>
       </w:r>
-      <w:hyperlink r:id="rId52">
-        <w:r>
-          <w:rPr>
-            <w:lang w:val="zh_TW" w:bidi="zh_TW"/>
-          </w:rPr>
-          <w:rPr>
-            <w:color w:val="0000EE"/>
-            <w:u w:val="single"/>
-          </w:rPr>
-          <w:t>11:12</w:t>
-        </w:r>
-      </w:hyperlink>
+      <w:r>
+        <w:rPr>
+          <w:lang w:val="zh_TW" w:bidi="zh_TW"/>
+        </w:rPr>
+        <w:t>11:12</w:t>
+      </w:r>
       <w:r>
         <w:rPr>
           <w:lang w:val="zh_TW" w:bidi="zh_TW"/>
         </w:rPr>
         <w:t>，</w:t>
       </w:r>
-      <w:hyperlink r:id="rId53">
-        <w:r>
-          <w:rPr>
-            <w:lang w:val="zh_TW" w:bidi="zh_TW"/>
-          </w:rPr>
-          <w:rPr>
-            <w:color w:val="0000EE"/>
-            <w:u w:val="single"/>
-          </w:rPr>
-          <w:t>12:2</w:t>
-        </w:r>
-      </w:hyperlink>
+      <w:r>
+        <w:rPr>
+          <w:lang w:val="zh_TW" w:bidi="zh_TW"/>
+        </w:rPr>
+        <w:t>12:2</w:t>
+      </w:r>
       <w:r>
         <w:rPr>
           <w:lang w:val="zh_TW" w:bidi="zh_TW"/>
@@ -1922,36 +1598,24 @@
         </w:rPr>
         <w:t>論及未來祝福與民族拯救的段落（例：</w:t>
       </w:r>
-      <w:hyperlink r:id="rId54">
-        <w:r>
-          <w:rPr>
-            <w:lang w:val="zh_TW" w:bidi="zh_TW"/>
-          </w:rPr>
-          <w:rPr>
-            <w:color w:val="0000EE"/>
-            <w:u w:val="single"/>
-          </w:rPr>
-          <w:t>何11:8–11</w:t>
-        </w:r>
-      </w:hyperlink>
+      <w:r>
+        <w:rPr>
+          <w:lang w:val="zh_TW" w:bidi="zh_TW"/>
+        </w:rPr>
+        <w:t>何11:8–11</w:t>
+      </w:r>
       <w:r>
         <w:rPr>
           <w:lang w:val="zh_TW" w:bidi="zh_TW"/>
         </w:rPr>
         <w:t>，</w:t>
       </w:r>
-      <w:hyperlink r:id="rId55">
-        <w:r>
-          <w:rPr>
-            <w:lang w:val="zh_TW" w:bidi="zh_TW"/>
-          </w:rPr>
-          <w:rPr>
-            <w:color w:val="0000EE"/>
-            <w:u w:val="single"/>
-          </w:rPr>
-          <w:t>14:2–9</w:t>
-        </w:r>
-      </w:hyperlink>
+      <w:r>
+        <w:rPr>
+          <w:lang w:val="zh_TW" w:bidi="zh_TW"/>
+        </w:rPr>
+        <w:t>14:2–9</w:t>
+      </w:r>
       <w:r>
         <w:rPr>
           <w:lang w:val="zh_TW" w:bidi="zh_TW"/>
@@ -2019,18 +1683,12 @@
           <w:lang w:val="zh_TW" w:bidi="zh_TW"/>
         </w:rPr>
       </w:r>
-      <w:hyperlink r:id="rId56">
-        <w:r>
-          <w:rPr>
-            <w:lang w:val="zh_TW" w:bidi="zh_TW"/>
-          </w:rPr>
-          <w:rPr>
-            <w:color w:val="0000EE"/>
-            <w:u w:val="single"/>
-          </w:rPr>
-          <w:t>何西阿書一章1節</w:t>
-        </w:r>
-      </w:hyperlink>
+      <w:r>
+        <w:rPr>
+          <w:lang w:val="zh_TW" w:bidi="zh_TW"/>
+        </w:rPr>
+        <w:t>何西阿書一章1節</w:t>
+      </w:r>
       <w:r>
         <w:rPr>
           <w:lang w:val="zh_TW" w:bidi="zh_TW"/>
@@ -2187,90 +1845,60 @@
         </w:rPr>
         <w:t>耶羅波安在位四十一年，但卻效法他父親尼八的惡行（</w:t>
       </w:r>
-      <w:hyperlink r:id="rId57">
-        <w:r>
-          <w:rPr>
-            <w:lang w:val="zh_TW" w:bidi="zh_TW"/>
-          </w:rPr>
-          <w:rPr>
-            <w:color w:val="0000EE"/>
-            <w:u w:val="single"/>
-          </w:rPr>
-          <w:t>王下14:23–24</w:t>
-        </w:r>
-      </w:hyperlink>
+      <w:r>
+        <w:rPr>
+          <w:lang w:val="zh_TW" w:bidi="zh_TW"/>
+        </w:rPr>
+        <w:t>王下14:23–24</w:t>
+      </w:r>
       <w:r>
         <w:rPr>
           <w:lang w:val="zh_TW" w:bidi="zh_TW"/>
         </w:rPr>
         <w:t>）。雖然以色列的國勢在他統治時一時昌盛，但政府的腐敗及屬靈的敗壞，為日後的動盪埋下了伏筆，並最終導致以色列的滅亡。富有的地主——包括王在內——壓迫窮苦的農民，使許多較低階層的小地主被迫離開田地，湧入城裡。這些社會問題很快引發以色列全面的腐敗，最終使國家陷入混亂的狀態之中（</w:t>
       </w:r>
-      <w:hyperlink r:id="rId58">
-        <w:r>
-          <w:rPr>
-            <w:lang w:val="zh_TW" w:bidi="zh_TW"/>
-          </w:rPr>
-          <w:rPr>
-            <w:color w:val="0000EE"/>
-            <w:u w:val="single"/>
-          </w:rPr>
-          <w:t>何4:1–2</w:t>
-        </w:r>
-      </w:hyperlink>
+      <w:r>
+        <w:rPr>
+          <w:lang w:val="zh_TW" w:bidi="zh_TW"/>
+        </w:rPr>
+        <w:t>何4:1–2</w:t>
+      </w:r>
       <w:r>
         <w:rPr>
           <w:lang w:val="zh_TW" w:bidi="zh_TW"/>
         </w:rPr>
         <w:t>，</w:t>
       </w:r>
-      <w:hyperlink r:id="rId59">
-        <w:r>
-          <w:rPr>
-            <w:lang w:val="zh_TW" w:bidi="zh_TW"/>
-          </w:rPr>
-          <w:rPr>
-            <w:color w:val="0000EE"/>
-            <w:u w:val="single"/>
-          </w:rPr>
-          <w:t>7:1–7</w:t>
-        </w:r>
-      </w:hyperlink>
+      <w:r>
+        <w:rPr>
+          <w:lang w:val="zh_TW" w:bidi="zh_TW"/>
+        </w:rPr>
+        <w:t>7:1–7</w:t>
+      </w:r>
       <w:r>
         <w:rPr>
           <w:lang w:val="zh_TW" w:bidi="zh_TW"/>
         </w:rPr>
         <w:t>，</w:t>
       </w:r>
-      <w:hyperlink r:id="rId60">
-        <w:r>
-          <w:rPr>
-            <w:lang w:val="zh_TW" w:bidi="zh_TW"/>
-          </w:rPr>
-          <w:rPr>
-            <w:color w:val="0000EE"/>
-            <w:u w:val="single"/>
-          </w:rPr>
-          <w:t>8:3–4</w:t>
-        </w:r>
-      </w:hyperlink>
+      <w:r>
+        <w:rPr>
+          <w:lang w:val="zh_TW" w:bidi="zh_TW"/>
+        </w:rPr>
+        <w:t>8:3–4</w:t>
+      </w:r>
       <w:r>
         <w:rPr>
           <w:lang w:val="zh_TW" w:bidi="zh_TW"/>
         </w:rPr>
         <w:t>，</w:t>
       </w:r>
-      <w:hyperlink r:id="rId61">
-        <w:r>
-          <w:rPr>
-            <w:lang w:val="zh_TW" w:bidi="zh_TW"/>
-          </w:rPr>
-          <w:rPr>
-            <w:color w:val="0000EE"/>
-            <w:u w:val="single"/>
-          </w:rPr>
-          <w:t>9:15</w:t>
-        </w:r>
-      </w:hyperlink>
+      <w:r>
+        <w:rPr>
+          <w:lang w:val="zh_TW" w:bidi="zh_TW"/>
+        </w:rPr>
+        <w:t>9:15</w:t>
+      </w:r>
       <w:r>
         <w:rPr>
           <w:lang w:val="zh_TW" w:bidi="zh_TW"/>
@@ -2338,36 +1966,24 @@
         </w:rPr>
         <w:t>「沙勒幔」（</w:t>
       </w:r>
-      <w:hyperlink r:id="rId62">
-        <w:r>
-          <w:rPr>
-            <w:lang w:val="zh_TW" w:bidi="zh_TW"/>
-          </w:rPr>
-          <w:rPr>
-            <w:color w:val="0000EE"/>
-            <w:u w:val="single"/>
-          </w:rPr>
-          <w:t>何10:14</w:t>
-        </w:r>
-      </w:hyperlink>
+      <w:r>
+        <w:rPr>
+          <w:lang w:val="zh_TW" w:bidi="zh_TW"/>
+        </w:rPr>
+        <w:t>何10:14</w:t>
+      </w:r>
       <w:r>
         <w:rPr>
           <w:lang w:val="zh_TW" w:bidi="zh_TW"/>
         </w:rPr>
         <w:t>）可能指的是亞述王撒縵以色，他在何細亞王統治初期入侵以色列（</w:t>
       </w:r>
-      <w:hyperlink r:id="rId63">
-        <w:r>
-          <w:rPr>
-            <w:lang w:val="zh_TW" w:bidi="zh_TW"/>
-          </w:rPr>
-          <w:rPr>
-            <w:color w:val="0000EE"/>
-            <w:u w:val="single"/>
-          </w:rPr>
-          <w:t>王下17:3</w:t>
-        </w:r>
-      </w:hyperlink>
+      <w:r>
+        <w:rPr>
+          <w:lang w:val="zh_TW" w:bidi="zh_TW"/>
+        </w:rPr>
+        <w:t>王下17:3</w:t>
+      </w:r>
       <w:r>
         <w:rPr>
           <w:lang w:val="zh_TW" w:bidi="zh_TW"/>
@@ -2392,36 +2008,24 @@
         </w:rPr>
         <w:t>「耶雷布」（</w:t>
       </w:r>
-      <w:hyperlink r:id="rId64">
-        <w:r>
-          <w:rPr>
-            <w:lang w:val="zh_TW" w:bidi="zh_TW"/>
-          </w:rPr>
-          <w:rPr>
-            <w:color w:val="0000EE"/>
-            <w:u w:val="single"/>
-          </w:rPr>
-          <w:t>何5:13</w:t>
-        </w:r>
-      </w:hyperlink>
+      <w:r>
+        <w:rPr>
+          <w:lang w:val="zh_TW" w:bidi="zh_TW"/>
+        </w:rPr>
+        <w:t>何5:13</w:t>
+      </w:r>
       <w:r>
         <w:rPr>
           <w:lang w:val="zh_TW" w:bidi="zh_TW"/>
         </w:rPr>
         <w:t>，</w:t>
       </w:r>
-      <w:hyperlink r:id="rId65">
-        <w:r>
-          <w:rPr>
-            <w:lang w:val="zh_TW" w:bidi="zh_TW"/>
-          </w:rPr>
-          <w:rPr>
-            <w:color w:val="0000EE"/>
-            <w:u w:val="single"/>
-          </w:rPr>
-          <w:t>10:6</w:t>
-        </w:r>
-      </w:hyperlink>
+      <w:r>
+        <w:rPr>
+          <w:lang w:val="zh_TW" w:bidi="zh_TW"/>
+        </w:rPr>
+        <w:t>10:6</w:t>
+      </w:r>
       <w:r>
         <w:rPr>
           <w:lang w:val="zh_TW" w:bidi="zh_TW"/>
@@ -2446,36 +2050,24 @@
         </w:rPr>
         <w:t>亞述入侵的預言的語氣顯示出這個事件迫在眉睫（</w:t>
       </w:r>
-      <w:hyperlink r:id="rId66">
-        <w:r>
-          <w:rPr>
-            <w:lang w:val="zh_TW" w:bidi="zh_TW"/>
-          </w:rPr>
-          <w:rPr>
-            <w:color w:val="0000EE"/>
-            <w:u w:val="single"/>
-          </w:rPr>
-          <w:t>何10:5–6</w:t>
-        </w:r>
-      </w:hyperlink>
+      <w:r>
+        <w:rPr>
+          <w:lang w:val="zh_TW" w:bidi="zh_TW"/>
+        </w:rPr>
+        <w:t>何10:5–6</w:t>
+      </w:r>
       <w:r>
         <w:rPr>
           <w:lang w:val="zh_TW" w:bidi="zh_TW"/>
         </w:rPr>
         <w:t>，</w:t>
       </w:r>
-      <w:hyperlink r:id="rId67">
-        <w:r>
-          <w:rPr>
-            <w:lang w:val="zh_TW" w:bidi="zh_TW"/>
-          </w:rPr>
-          <w:rPr>
-            <w:color w:val="0000EE"/>
-            <w:u w:val="single"/>
-          </w:rPr>
-          <w:t>13:15–16</w:t>
-        </w:r>
-      </w:hyperlink>
+      <w:r>
+        <w:rPr>
+          <w:lang w:val="zh_TW" w:bidi="zh_TW"/>
+        </w:rPr>
+        <w:t>13:15–16</w:t>
+      </w:r>
       <w:r>
         <w:rPr>
           <w:lang w:val="zh_TW" w:bidi="zh_TW"/>
@@ -2500,36 +2092,24 @@
         </w:rPr>
         <w:t>書中多次提及以色列倚靠埃及尋求政治援助，這正符合何細亞王在期間北國所面臨的政治處境（</w:t>
       </w:r>
-      <w:hyperlink r:id="rId68">
-        <w:r>
-          <w:rPr>
-            <w:lang w:val="zh_TW" w:bidi="zh_TW"/>
-          </w:rPr>
-          <w:rPr>
-            <w:color w:val="0000EE"/>
-            <w:u w:val="single"/>
-          </w:rPr>
-          <w:t>何7:11</w:t>
-        </w:r>
-      </w:hyperlink>
+      <w:r>
+        <w:rPr>
+          <w:lang w:val="zh_TW" w:bidi="zh_TW"/>
+        </w:rPr>
+        <w:t>何7:11</w:t>
+      </w:r>
       <w:r>
         <w:rPr>
           <w:lang w:val="zh_TW" w:bidi="zh_TW"/>
         </w:rPr>
         <w:t>，</w:t>
       </w:r>
-      <w:hyperlink r:id="rId69">
-        <w:r>
-          <w:rPr>
-            <w:lang w:val="zh_TW" w:bidi="zh_TW"/>
-          </w:rPr>
-          <w:rPr>
-            <w:color w:val="0000EE"/>
-            <w:u w:val="single"/>
-          </w:rPr>
-          <w:t>11:11</w:t>
-        </w:r>
-      </w:hyperlink>
+      <w:r>
+        <w:rPr>
+          <w:lang w:val="zh_TW" w:bidi="zh_TW"/>
+        </w:rPr>
+        <w:t>11:11</w:t>
+      </w:r>
       <w:r>
         <w:rPr>
           <w:lang w:val="zh_TW" w:bidi="zh_TW"/>
@@ -2575,54 +2155,36 @@
         </w:rPr>
         <w:t>何西阿是在以色列境內傳講神話語的先知。書中他稱撒馬利亞的君王為「我們的王」（</w:t>
       </w:r>
-      <w:hyperlink r:id="rId70">
-        <w:r>
-          <w:rPr>
-            <w:lang w:val="zh_TW" w:bidi="zh_TW"/>
-          </w:rPr>
-          <w:rPr>
-            <w:color w:val="0000EE"/>
-            <w:u w:val="single"/>
-          </w:rPr>
-          <w:t>何7:5</w:t>
-        </w:r>
-      </w:hyperlink>
+      <w:r>
+        <w:rPr>
+          <w:lang w:val="zh_TW" w:bidi="zh_TW"/>
+        </w:rPr>
+        <w:t>何7:5</w:t>
+      </w:r>
       <w:r>
         <w:rPr>
           <w:lang w:val="zh_TW" w:bidi="zh_TW"/>
         </w:rPr>
         <w:t>）。他對以色列各地的地理環境的描寫十分深刻。當他提及基列時的語氣，彷彿親眼見過該地的情景（</w:t>
       </w:r>
-      <w:hyperlink r:id="rId71">
-        <w:r>
-          <w:rPr>
-            <w:lang w:val="zh_TW" w:bidi="zh_TW"/>
-          </w:rPr>
-          <w:rPr>
-            <w:color w:val="0000EE"/>
-            <w:u w:val="single"/>
-          </w:rPr>
-          <w:t>何6:8</w:t>
-        </w:r>
-      </w:hyperlink>
+      <w:r>
+        <w:rPr>
+          <w:lang w:val="zh_TW" w:bidi="zh_TW"/>
+        </w:rPr>
+        <w:t>何6:8</w:t>
+      </w:r>
       <w:r>
         <w:rPr>
           <w:lang w:val="zh_TW" w:bidi="zh_TW"/>
         </w:rPr>
         <w:t>，</w:t>
       </w:r>
-      <w:hyperlink r:id="rId72">
-        <w:r>
-          <w:rPr>
-            <w:lang w:val="zh_TW" w:bidi="zh_TW"/>
-          </w:rPr>
-          <w:rPr>
-            <w:color w:val="0000EE"/>
-            <w:u w:val="single"/>
-          </w:rPr>
-          <w:t>12:11</w:t>
-        </w:r>
-      </w:hyperlink>
+      <w:r>
+        <w:rPr>
+          <w:lang w:val="zh_TW" w:bidi="zh_TW"/>
+        </w:rPr>
+        <w:t>12:11</w:t>
+      </w:r>
       <w:r>
         <w:rPr>
           <w:lang w:val="zh_TW" w:bidi="zh_TW"/>
@@ -2654,18 +2216,12 @@
         </w:rPr>
         <w:t>先知何西阿受召的主要使命，是呼籲以色列悔改，離棄罪惡，歸回耶和華。他描繪以色列的神乃是一位滿有忍耐與慈愛、並始終信實的神。這一神學核心，是何西阿的信息最鮮明的特色之一（見</w:t>
       </w:r>
-      <w:hyperlink r:id="rId73">
-        <w:r>
-          <w:rPr>
-            <w:lang w:val="zh_TW" w:bidi="zh_TW"/>
-          </w:rPr>
-          <w:rPr>
-            <w:color w:val="0000EE"/>
-            <w:u w:val="single"/>
-          </w:rPr>
-          <w:t>何2:19</w:t>
-        </w:r>
-      </w:hyperlink>
+      <w:r>
+        <w:rPr>
+          <w:lang w:val="zh_TW" w:bidi="zh_TW"/>
+        </w:rPr>
+        <w:t>何2:19</w:t>
+      </w:r>
       <w:r>
         <w:rPr>
           <w:lang w:val="zh_TW" w:bidi="zh_TW"/>
@@ -2750,90 +2306,60 @@
         </w:rPr>
         <w:t>神吩咐何西阿娶妓女歌篾為妻，並與她生兒育女（</w:t>
       </w:r>
-      <w:hyperlink r:id="rId74">
-        <w:r>
-          <w:rPr>
-            <w:lang w:val="zh_TW" w:bidi="zh_TW"/>
-          </w:rPr>
-          <w:rPr>
-            <w:color w:val="0000EE"/>
-            <w:u w:val="single"/>
-          </w:rPr>
-          <w:t>何1:2–3:5</w:t>
-        </w:r>
-      </w:hyperlink>
+      <w:r>
+        <w:rPr>
+          <w:lang w:val="zh_TW" w:bidi="zh_TW"/>
+        </w:rPr>
+        <w:t>何1:2–3:5</w:t>
+      </w:r>
       <w:r>
         <w:rPr>
           <w:lang w:val="zh_TW" w:bidi="zh_TW"/>
         </w:rPr>
         <w:t>）。這一命令長久以來使許多解經家感到困惑，因為在以色列中，祭司與先知並不會與妓女結婚。中世紀的猶太作家多半將此段敘事視為象徵性的記載，而非實際歷史事件。後來有些學者則發現</w:t>
       </w:r>
-      <w:hyperlink r:id="rId75">
-        <w:r>
-          <w:rPr>
-            <w:lang w:val="zh_TW" w:bidi="zh_TW"/>
-          </w:rPr>
-          <w:rPr>
-            <w:color w:val="0000EE"/>
-            <w:u w:val="single"/>
-          </w:rPr>
-          <w:t>何西阿書第一章</w:t>
-        </w:r>
-      </w:hyperlink>
+      <w:r>
+        <w:rPr>
+          <w:lang w:val="zh_TW" w:bidi="zh_TW"/>
+        </w:rPr>
+        <w:t>何西阿書第一章</w:t>
+      </w:r>
       <w:r>
         <w:rPr>
           <w:lang w:val="zh_TW" w:bidi="zh_TW"/>
         </w:rPr>
         <w:t>與</w:t>
       </w:r>
-      <w:hyperlink r:id="rId76">
-        <w:r>
-          <w:rPr>
-            <w:lang w:val="zh_TW" w:bidi="zh_TW"/>
-          </w:rPr>
-          <w:rPr>
-            <w:color w:val="0000EE"/>
-            <w:u w:val="single"/>
-          </w:rPr>
-          <w:t>第三章</w:t>
-        </w:r>
-      </w:hyperlink>
+      <w:r>
+        <w:rPr>
+          <w:lang w:val="zh_TW" w:bidi="zh_TW"/>
+        </w:rPr>
+        <w:t>第三章</w:t>
+      </w:r>
       <w:r>
         <w:rPr>
           <w:lang w:val="zh_TW" w:bidi="zh_TW"/>
         </w:rPr>
         <w:t>間的差異，認為第三章是何西阿對自身婚姻的個人敘述，而第一章則是他對早期先知事奉經歷的回顧。另有部分解經家主張這兩章皆為真實歷史；但也有學者認為</w:t>
       </w:r>
-      <w:hyperlink r:id="rId75">
-        <w:r>
-          <w:rPr>
-            <w:lang w:val="zh_TW" w:bidi="zh_TW"/>
-          </w:rPr>
-          <w:rPr>
-            <w:color w:val="0000EE"/>
-            <w:u w:val="single"/>
-          </w:rPr>
-          <w:t>第一章</w:t>
-        </w:r>
-      </w:hyperlink>
+      <w:r>
+        <w:rPr>
+          <w:lang w:val="zh_TW" w:bidi="zh_TW"/>
+        </w:rPr>
+        <w:t>第一章</w:t>
+      </w:r>
       <w:r>
         <w:rPr>
           <w:lang w:val="zh_TW" w:bidi="zh_TW"/>
         </w:rPr>
         <w:t>屬於歷史記載，而</w:t>
       </w:r>
-      <w:hyperlink r:id="rId76">
-        <w:r>
-          <w:rPr>
-            <w:lang w:val="zh_TW" w:bidi="zh_TW"/>
-          </w:rPr>
-          <w:rPr>
-            <w:color w:val="0000EE"/>
-            <w:u w:val="single"/>
-          </w:rPr>
-          <w:t>第三章</w:t>
-        </w:r>
-      </w:hyperlink>
+      <w:r>
+        <w:rPr>
+          <w:lang w:val="zh_TW" w:bidi="zh_TW"/>
+        </w:rPr>
+        <w:t>第三章</w:t>
+      </w:r>
       <w:r>
         <w:rPr>
           <w:lang w:val="zh_TW" w:bidi="zh_TW"/>
@@ -2876,18 +2402,12 @@
         </w:rPr>
         <w:t>第一種觀點認為，歌篾在與何西阿婚姻的初期可能是一位忠誠的妻子。「娶淫婦為妻」（</w:t>
       </w:r>
-      <w:hyperlink r:id="rId77">
-        <w:r>
-          <w:rPr>
-            <w:lang w:val="zh_TW" w:bidi="zh_TW"/>
-          </w:rPr>
-          <w:rPr>
-            <w:color w:val="0000EE"/>
-            <w:u w:val="single"/>
-          </w:rPr>
-          <w:t>何1:2</w:t>
-        </w:r>
-      </w:hyperlink>
+      <w:r>
+        <w:rPr>
+          <w:lang w:val="zh_TW" w:bidi="zh_TW"/>
+        </w:rPr>
+        <w:t>何1:2</w:t>
+      </w:r>
       <w:r>
         <w:rPr>
           <w:lang w:val="zh_TW" w:bidi="zh_TW"/>
@@ -2926,18 +2446,12 @@
         </w:rPr>
         <w:t>至於何西阿為何需要將歌篾贖回，經文並未明確地説明其具體原因；同樣地，贖價為何部分以糧食、部分以金錢支付，也無從得知。這一交易或許象徵著神將來要將以色列從被擄之地拯救出來。然而，北國的十個支派最終並未從亞述的被擄中歸回。儘管猶大也曾領受警告（</w:t>
       </w:r>
-      <w:hyperlink r:id="rId78">
-        <w:r>
-          <w:rPr>
-            <w:lang w:val="zh_TW" w:bidi="zh_TW"/>
-          </w:rPr>
-          <w:rPr>
-            <w:color w:val="0000EE"/>
-            <w:u w:val="single"/>
-          </w:rPr>
-          <w:t>何6:11</w:t>
-        </w:r>
-      </w:hyperlink>
+      <w:r>
+        <w:rPr>
+          <w:lang w:val="zh_TW" w:bidi="zh_TW"/>
+        </w:rPr>
+        <w:t>何6:11</w:t>
+      </w:r>
       <w:r>
         <w:rPr>
           <w:lang w:val="zh_TW" w:bidi="zh_TW"/>
@@ -2958,54 +2472,36 @@
         </w:rPr>
         <w:t>何西阿與歌篾所生的孩子，都被賦予具有象徵意義的名字。第一個孩子是兒子，名叫耶斯列（</w:t>
       </w:r>
-      <w:hyperlink r:id="rId79">
-        <w:r>
-          <w:rPr>
-            <w:lang w:val="zh_TW" w:bidi="zh_TW"/>
-          </w:rPr>
-          <w:rPr>
-            <w:color w:val="0000EE"/>
-            <w:u w:val="single"/>
-          </w:rPr>
-          <w:t>何1:4a</w:t>
-        </w:r>
-      </w:hyperlink>
+      <w:r>
+        <w:rPr>
+          <w:lang w:val="zh_TW" w:bidi="zh_TW"/>
+        </w:rPr>
+        <w:t>何1:4a</w:t>
+      </w:r>
       <w:r>
         <w:rPr>
           <w:lang w:val="zh_TW" w:bidi="zh_TW"/>
         </w:rPr>
         <w:t>），象徵神對耶戶家族的審判，因耶戶曾在耶斯列平原殺滅亞哈的家族（</w:t>
       </w:r>
-      <w:hyperlink r:id="rId80">
-        <w:r>
-          <w:rPr>
-            <w:lang w:val="zh_TW" w:bidi="zh_TW"/>
-          </w:rPr>
-          <w:rPr>
-            <w:color w:val="0000EE"/>
-            <w:u w:val="single"/>
-          </w:rPr>
-          <w:t>王下10:1–11</w:t>
-        </w:r>
-      </w:hyperlink>
+      <w:r>
+        <w:rPr>
+          <w:lang w:val="zh_TW" w:bidi="zh_TW"/>
+        </w:rPr>
+        <w:t>王下10:1–11</w:t>
+      </w:r>
       <w:r>
         <w:rPr>
           <w:lang w:val="zh_TW" w:bidi="zh_TW"/>
         </w:rPr>
         <w:t>，</w:t>
       </w:r>
-      <w:hyperlink r:id="rId80">
-        <w:r>
-          <w:rPr>
-            <w:lang w:val="zh_TW" w:bidi="zh_TW"/>
-          </w:rPr>
-          <w:rPr>
-            <w:color w:val="0000EE"/>
-            <w:u w:val="single"/>
-          </w:rPr>
-          <w:t>30</w:t>
-        </w:r>
-      </w:hyperlink>
+      <w:r>
+        <w:rPr>
+          <w:lang w:val="zh_TW" w:bidi="zh_TW"/>
+        </w:rPr>
+        <w:t>30</w:t>
+      </w:r>
       <w:r>
         <w:rPr>
           <w:lang w:val="zh_TW" w:bidi="zh_TW"/>
@@ -3026,36 +2522,24 @@
         </w:rPr>
         <w:t>第二個孩子是女兒，名叫羅‧路哈瑪（</w:t>
       </w:r>
-      <w:hyperlink r:id="rId81">
-        <w:r>
-          <w:rPr>
-            <w:lang w:val="zh_TW" w:bidi="zh_TW"/>
-          </w:rPr>
-          <w:rPr>
-            <w:color w:val="0000EE"/>
-            <w:u w:val="single"/>
-          </w:rPr>
-          <w:t>何1:6a</w:t>
-        </w:r>
-      </w:hyperlink>
+      <w:r>
+        <w:rPr>
+          <w:lang w:val="zh_TW" w:bidi="zh_TW"/>
+        </w:rPr>
+        <w:t>何1:6a</w:t>
+      </w:r>
       <w:r>
         <w:rPr>
           <w:lang w:val="zh_TW" w:bidi="zh_TW"/>
         </w:rPr>
         <w:t xml:space="preserve"> ），意為「不蒙憐憫」或「未得慈愛」，象徵北國以色列即將臨到的審判：其屬靈敗壞已達極點，終必被擊敗，並被擄到外邦（</w:t>
       </w:r>
-      <w:hyperlink r:id="rId81">
-        <w:r>
-          <w:rPr>
-            <w:lang w:val="zh_TW" w:bidi="zh_TW"/>
-          </w:rPr>
-          <w:rPr>
-            <w:color w:val="0000EE"/>
-            <w:u w:val="single"/>
-          </w:rPr>
-          <w:t>何1:6b</w:t>
-        </w:r>
-      </w:hyperlink>
+      <w:r>
+        <w:rPr>
+          <w:lang w:val="zh_TW" w:bidi="zh_TW"/>
+        </w:rPr>
+        <w:t>何1:6b</w:t>
+      </w:r>
       <w:r>
         <w:rPr>
           <w:lang w:val="zh_TW" w:bidi="zh_TW"/>
@@ -3076,90 +2560,60 @@
         </w:rPr>
         <w:t>第三個孩子是兒子，名叫羅‧阿米，意為「非我子民」（</w:t>
       </w:r>
-      <w:hyperlink r:id="rId82">
-        <w:r>
-          <w:rPr>
-            <w:lang w:val="zh_TW" w:bidi="zh_TW"/>
-          </w:rPr>
-          <w:rPr>
-            <w:color w:val="0000EE"/>
-            <w:u w:val="single"/>
-          </w:rPr>
-          <w:t>何1:8–9</w:t>
-        </w:r>
-      </w:hyperlink>
+      <w:r>
+        <w:rPr>
+          <w:lang w:val="zh_TW" w:bidi="zh_TW"/>
+        </w:rPr>
+        <w:t>何1:8–9</w:t>
+      </w:r>
       <w:r>
         <w:rPr>
           <w:lang w:val="zh_TW" w:bidi="zh_TW"/>
         </w:rPr>
         <w:t>），表明神暫時否定以色列作為祂子民的身分。然而，這樣的否定並非是永久的（</w:t>
       </w:r>
-      <w:hyperlink r:id="rId83">
-        <w:r>
-          <w:rPr>
-            <w:lang w:val="zh_TW" w:bidi="zh_TW"/>
-          </w:rPr>
-          <w:rPr>
-            <w:color w:val="0000EE"/>
-            <w:u w:val="single"/>
-          </w:rPr>
-          <w:t>何1:10–2:1</w:t>
-        </w:r>
-      </w:hyperlink>
+      <w:r>
+        <w:rPr>
+          <w:lang w:val="zh_TW" w:bidi="zh_TW"/>
+        </w:rPr>
+        <w:t>何1:10–2:1</w:t>
+      </w:r>
       <w:r>
         <w:rPr>
           <w:lang w:val="zh_TW" w:bidi="zh_TW"/>
         </w:rPr>
         <w:t>）。儘管某一世代悖逆不順服，神仍必信實地成就祂對亞伯拉罕的應許（</w:t>
       </w:r>
-      <w:hyperlink r:id="rId84">
-        <w:r>
-          <w:rPr>
-            <w:lang w:val="zh_TW" w:bidi="zh_TW"/>
-          </w:rPr>
-          <w:rPr>
-            <w:color w:val="0000EE"/>
-            <w:u w:val="single"/>
-          </w:rPr>
-          <w:t>何1:10</w:t>
-        </w:r>
-      </w:hyperlink>
+      <w:r>
+        <w:rPr>
+          <w:lang w:val="zh_TW" w:bidi="zh_TW"/>
+        </w:rPr>
+        <w:t>何1:10</w:t>
+      </w:r>
       <w:r>
         <w:rPr>
           <w:lang w:val="zh_TW" w:bidi="zh_TW"/>
         </w:rPr>
         <w:t>；</w:t>
       </w:r>
-      <w:hyperlink r:id="rId85">
-        <w:r>
-          <w:rPr>
-            <w:lang w:val="zh_TW" w:bidi="zh_TW"/>
-          </w:rPr>
-          <w:rPr>
-            <w:color w:val="0000EE"/>
-            <w:u w:val="single"/>
-          </w:rPr>
-          <w:t>創22:17</w:t>
-        </w:r>
-      </w:hyperlink>
+      <w:r>
+        <w:rPr>
+          <w:lang w:val="zh_TW" w:bidi="zh_TW"/>
+        </w:rPr>
+        <w:t>創22:17</w:t>
+      </w:r>
       <w:r>
         <w:rPr>
           <w:lang w:val="zh_TW" w:bidi="zh_TW"/>
         </w:rPr>
         <w:t>），以及祂對與摩西所立的約（</w:t>
       </w:r>
-      <w:hyperlink r:id="rId86">
-        <w:r>
-          <w:rPr>
-            <w:lang w:val="zh_TW" w:bidi="zh_TW"/>
-          </w:rPr>
-          <w:rPr>
-            <w:color w:val="0000EE"/>
-            <w:u w:val="single"/>
-          </w:rPr>
-          <w:t>出19:1–7</w:t>
-        </w:r>
-      </w:hyperlink>
+      <w:r>
+        <w:rPr>
+          <w:lang w:val="zh_TW" w:bidi="zh_TW"/>
+        </w:rPr>
+        <w:t>出19:1–7</w:t>
+      </w:r>
       <w:r>
         <w:rPr>
           <w:lang w:val="zh_TW" w:bidi="zh_TW"/>
@@ -3180,36 +2634,24 @@
         </w:rPr>
         <w:t>歌篾並不喜悅她的婚姻，便轉而尋求其他情人；正如以色列藉著敬拜假神來尋求滿足。他們錯誤地將一切美善與賜福歸功於外邦偶像，而非滿有憐憫的神（</w:t>
       </w:r>
-      <w:hyperlink r:id="rId87">
-        <w:r>
-          <w:rPr>
-            <w:lang w:val="zh_TW" w:bidi="zh_TW"/>
-          </w:rPr>
-          <w:rPr>
-            <w:color w:val="0000EE"/>
-            <w:u w:val="single"/>
-          </w:rPr>
-          <w:t>何2:8</w:t>
-        </w:r>
-      </w:hyperlink>
+      <w:r>
+        <w:rPr>
+          <w:lang w:val="zh_TW" w:bidi="zh_TW"/>
+        </w:rPr>
+        <w:t>何2:8</w:t>
+      </w:r>
       <w:r>
         <w:rPr>
           <w:lang w:val="zh_TW" w:bidi="zh_TW"/>
         </w:rPr>
         <w:t>、</w:t>
       </w:r>
-      <w:hyperlink r:id="rId87">
-        <w:r>
-          <w:rPr>
-            <w:lang w:val="zh_TW" w:bidi="zh_TW"/>
-          </w:rPr>
-          <w:rPr>
-            <w:color w:val="0000EE"/>
-            <w:u w:val="single"/>
-          </w:rPr>
-          <w:t>12</w:t>
-        </w:r>
-      </w:hyperlink>
+      <w:r>
+        <w:rPr>
+          <w:lang w:val="zh_TW" w:bidi="zh_TW"/>
+        </w:rPr>
+        <w:t>12</w:t>
+      </w:r>
       <w:r>
         <w:rPr>
           <w:lang w:val="zh_TW" w:bidi="zh_TW"/>
@@ -3230,54 +2672,36 @@
         </w:rPr>
         <w:t>何西阿因歌篾犯姦淫而宣告與她離婚，象徵耶和華因以色列的不忠而與她離異（</w:t>
       </w:r>
-      <w:hyperlink r:id="rId88">
-        <w:r>
-          <w:rPr>
-            <w:lang w:val="zh_TW" w:bidi="zh_TW"/>
-          </w:rPr>
-          <w:rPr>
-            <w:color w:val="0000EE"/>
-            <w:u w:val="single"/>
-          </w:rPr>
-          <w:t>何2:2</w:t>
-        </w:r>
-      </w:hyperlink>
+      <w:r>
+        <w:rPr>
+          <w:lang w:val="zh_TW" w:bidi="zh_TW"/>
+        </w:rPr>
+        <w:t>何2:2</w:t>
+      </w:r>
       <w:r>
         <w:rPr>
           <w:lang w:val="zh_TW" w:bidi="zh_TW"/>
         </w:rPr>
         <w:t>；另見</w:t>
       </w:r>
-      <w:hyperlink r:id="rId89">
-        <w:r>
-          <w:rPr>
-            <w:lang w:val="zh_TW" w:bidi="zh_TW"/>
-          </w:rPr>
-          <w:rPr>
-            <w:color w:val="0000EE"/>
-            <w:u w:val="single"/>
-          </w:rPr>
-          <w:t>耶3:1–4:2</w:t>
-        </w:r>
-      </w:hyperlink>
+      <w:r>
+        <w:rPr>
+          <w:lang w:val="zh_TW" w:bidi="zh_TW"/>
+        </w:rPr>
+        <w:t>耶3:1–4:2</w:t>
+      </w:r>
       <w:r>
         <w:rPr>
           <w:lang w:val="zh_TW" w:bidi="zh_TW"/>
         </w:rPr>
         <w:t>）。他們的孩子則代表當時以色列民族中的每一個成員（</w:t>
       </w:r>
-      <w:hyperlink r:id="rId90">
-        <w:r>
-          <w:rPr>
-            <w:lang w:val="zh_TW" w:bidi="zh_TW"/>
-          </w:rPr>
-          <w:rPr>
-            <w:color w:val="0000EE"/>
-            <w:u w:val="single"/>
-          </w:rPr>
-          <w:t>何2:2–5</w:t>
-        </w:r>
-      </w:hyperlink>
+      <w:r>
+        <w:rPr>
+          <w:lang w:val="zh_TW" w:bidi="zh_TW"/>
+        </w:rPr>
+        <w:t>何2:2–5</w:t>
+      </w:r>
       <w:r>
         <w:rPr>
           <w:lang w:val="zh_TW" w:bidi="zh_TW"/>
@@ -3292,126 +2716,84 @@
           <w:lang w:val="zh_TW" w:bidi="zh_TW"/>
         </w:rPr>
       </w:r>
-      <w:hyperlink r:id="rId76">
-        <w:r>
-          <w:rPr>
-            <w:lang w:val="zh_TW" w:bidi="zh_TW"/>
-          </w:rPr>
-          <w:rPr>
-            <w:color w:val="0000EE"/>
-            <w:u w:val="single"/>
-          </w:rPr>
-          <w:t>第三章</w:t>
-        </w:r>
-      </w:hyperlink>
+      <w:r>
+        <w:rPr>
+          <w:lang w:val="zh_TW" w:bidi="zh_TW"/>
+        </w:rPr>
+        <w:t>第三章</w:t>
+      </w:r>
       <w:r>
         <w:rPr>
           <w:lang w:val="zh_TW" w:bidi="zh_TW"/>
         </w:rPr>
         <w:t>以恢復為主題，總結以色列的歷史。何西阿為歌篾所付出的贖價（</w:t>
       </w:r>
-      <w:hyperlink r:id="rId91">
-        <w:r>
-          <w:rPr>
-            <w:lang w:val="zh_TW" w:bidi="zh_TW"/>
-          </w:rPr>
-          <w:rPr>
-            <w:color w:val="0000EE"/>
-            <w:u w:val="single"/>
-          </w:rPr>
-          <w:t>何3:2</w:t>
-        </w:r>
-      </w:hyperlink>
+      <w:r>
+        <w:rPr>
+          <w:lang w:val="zh_TW" w:bidi="zh_TW"/>
+        </w:rPr>
+        <w:t>何3:2</w:t>
+      </w:r>
       <w:r>
         <w:rPr>
           <w:lang w:val="zh_TW" w:bidi="zh_TW"/>
         </w:rPr>
         <w:t>）顯明以色列受制於罪與撒但的捆綁（</w:t>
       </w:r>
-      <w:hyperlink r:id="rId92">
-        <w:r>
-          <w:rPr>
-            <w:lang w:val="zh_TW" w:bidi="zh_TW"/>
-          </w:rPr>
-          <w:rPr>
-            <w:color w:val="0000EE"/>
-            <w:u w:val="single"/>
-          </w:rPr>
-          <w:t>來2:14–15</w:t>
-        </w:r>
-      </w:hyperlink>
+      <w:r>
+        <w:rPr>
+          <w:lang w:val="zh_TW" w:bidi="zh_TW"/>
+        </w:rPr>
+        <w:t>來2:14–15</w:t>
+      </w:r>
       <w:r>
         <w:rPr>
           <w:lang w:val="zh_TW" w:bidi="zh_TW"/>
         </w:rPr>
         <w:t>）。這筆贖價是為女奴而付，因歌篾因其淫行而淪為奴隸（見</w:t>
       </w:r>
-      <w:hyperlink r:id="rId93">
-        <w:r>
-          <w:rPr>
-            <w:lang w:val="zh_TW" w:bidi="zh_TW"/>
-          </w:rPr>
-          <w:rPr>
-            <w:color w:val="0000EE"/>
-            <w:u w:val="single"/>
-          </w:rPr>
-          <w:t>出21:32</w:t>
-        </w:r>
-      </w:hyperlink>
+      <w:r>
+        <w:rPr>
+          <w:lang w:val="zh_TW" w:bidi="zh_TW"/>
+        </w:rPr>
+        <w:t>出21:32</w:t>
+      </w:r>
       <w:r>
         <w:rPr>
           <w:lang w:val="zh_TW" w:bidi="zh_TW"/>
         </w:rPr>
         <w:t>）。歌篾被隔離的狀態，如同以色列被擄的處境，其目的乃是為了潔淨（</w:t>
       </w:r>
-      <w:hyperlink r:id="rId94">
-        <w:r>
-          <w:rPr>
-            <w:lang w:val="zh_TW" w:bidi="zh_TW"/>
-          </w:rPr>
-          <w:rPr>
-            <w:color w:val="0000EE"/>
-            <w:u w:val="single"/>
-          </w:rPr>
-          <w:t>何3:3</w:t>
-        </w:r>
-      </w:hyperlink>
+      <w:r>
+        <w:rPr>
+          <w:lang w:val="zh_TW" w:bidi="zh_TW"/>
+        </w:rPr>
+        <w:t>何3:3</w:t>
+      </w:r>
       <w:r>
         <w:rPr>
           <w:lang w:val="zh_TW" w:bidi="zh_TW"/>
         </w:rPr>
         <w:t>；</w:t>
       </w:r>
-      <w:hyperlink r:id="rId95">
-        <w:r>
-          <w:rPr>
-            <w:lang w:val="zh_TW" w:bidi="zh_TW"/>
-          </w:rPr>
-          <w:rPr>
-            <w:color w:val="0000EE"/>
-            <w:u w:val="single"/>
-          </w:rPr>
-          <w:t>申21:13</w:t>
-        </w:r>
-      </w:hyperlink>
+      <w:r>
+        <w:rPr>
+          <w:lang w:val="zh_TW" w:bidi="zh_TW"/>
+        </w:rPr>
+        <w:t>申21:13</w:t>
+      </w:r>
       <w:r>
         <w:rPr>
           <w:lang w:val="zh_TW" w:bidi="zh_TW"/>
         </w:rPr>
         <w:t>，</w:t>
       </w:r>
-      <w:hyperlink r:id="rId96">
-        <w:r>
-          <w:rPr>
-            <w:lang w:val="zh_TW" w:bidi="zh_TW"/>
-          </w:rPr>
-          <w:rPr>
-            <w:color w:val="0000EE"/>
-            <w:u w:val="single"/>
-          </w:rPr>
-          <w:t>30:2</w:t>
-        </w:r>
-      </w:hyperlink>
+      <w:r>
+        <w:rPr>
+          <w:lang w:val="zh_TW" w:bidi="zh_TW"/>
+        </w:rPr>
+        <w:t>30:2</w:t>
+      </w:r>
       <w:r>
         <w:rPr>
           <w:lang w:val="zh_TW" w:bidi="zh_TW"/>
@@ -3432,18 +2814,12 @@
         </w:rPr>
         <w:t>在被擄到巴比倫之後（「後來」），並且在「末後的日子」，以色列將回轉歸向她的丈夫，重新享受這段更新的關係所帶來的祝福。經文中提到彌賽亞——「大衛他們的王」——將要興起，帶領以色列歸向耶和華（</w:t>
       </w:r>
-      <w:hyperlink r:id="rId97">
-        <w:r>
-          <w:rPr>
-            <w:lang w:val="zh_TW" w:bidi="zh_TW"/>
-          </w:rPr>
-          <w:rPr>
-            <w:color w:val="0000EE"/>
-            <w:u w:val="single"/>
-          </w:rPr>
-          <w:t>何3:5</w:t>
-        </w:r>
-      </w:hyperlink>
+      <w:r>
+        <w:rPr>
+          <w:lang w:val="zh_TW" w:bidi="zh_TW"/>
+        </w:rPr>
+        <w:t>何3:5</w:t>
+      </w:r>
       <w:r>
         <w:rPr>
           <w:lang w:val="zh_TW" w:bidi="zh_TW"/>
@@ -3464,18 +2840,12 @@
         </w:rPr>
         <w:t>何西阿書的最後一個主要段落，進一步詳述並展開了</w:t>
       </w:r>
-      <w:hyperlink r:id="rId98">
-        <w:r>
-          <w:rPr>
-            <w:lang w:val="zh_TW" w:bidi="zh_TW"/>
-          </w:rPr>
-          <w:rPr>
-            <w:color w:val="0000EE"/>
-            <w:u w:val="single"/>
-          </w:rPr>
-          <w:t>第一至第三章</w:t>
-        </w:r>
-      </w:hyperlink>
+      <w:r>
+        <w:rPr>
+          <w:lang w:val="zh_TW" w:bidi="zh_TW"/>
+        </w:rPr>
+        <w:t>第一至第三章</w:t>
+      </w:r>
       <w:r>
         <w:rPr>
           <w:lang w:val="zh_TW" w:bidi="zh_TW"/>
@@ -3500,18 +2870,12 @@
         </w:rPr>
         <w:t>以色列的背道（</w:t>
       </w:r>
-      <w:hyperlink r:id="rId99">
-        <w:r>
-          <w:rPr>
-            <w:lang w:val="zh_TW" w:bidi="zh_TW"/>
-          </w:rPr>
-          <w:rPr>
-            <w:color w:val="0000EE"/>
-            <w:u w:val="single"/>
-          </w:rPr>
-          <w:t>何4:1–7:16</w:t>
-        </w:r>
-      </w:hyperlink>
+      <w:r>
+        <w:rPr>
+          <w:lang w:val="zh_TW" w:bidi="zh_TW"/>
+        </w:rPr>
+        <w:t>何4:1–7:16</w:t>
+      </w:r>
       <w:r>
         <w:rPr>
           <w:lang w:val="zh_TW" w:bidi="zh_TW"/>
@@ -3536,18 +2900,12 @@
         </w:rPr>
         <w:t>懲罰（</w:t>
       </w:r>
-      <w:hyperlink r:id="rId100">
-        <w:r>
-          <w:rPr>
-            <w:lang w:val="zh_TW" w:bidi="zh_TW"/>
-          </w:rPr>
-          <w:rPr>
-            <w:color w:val="0000EE"/>
-            <w:u w:val="single"/>
-          </w:rPr>
-          <w:t>何8:1–10:15</w:t>
-        </w:r>
-      </w:hyperlink>
+      <w:r>
+        <w:rPr>
+          <w:lang w:val="zh_TW" w:bidi="zh_TW"/>
+        </w:rPr>
+        <w:t>何8:1–10:15</w:t>
+      </w:r>
       <w:r>
         <w:rPr>
           <w:lang w:val="zh_TW" w:bidi="zh_TW"/>
@@ -3572,18 +2930,12 @@
         </w:rPr>
         <w:t>恢復（</w:t>
       </w:r>
-      <w:hyperlink r:id="rId101">
-        <w:r>
-          <w:rPr>
-            <w:lang w:val="zh_TW" w:bidi="zh_TW"/>
-          </w:rPr>
-          <w:rPr>
-            <w:color w:val="0000EE"/>
-            <w:u w:val="single"/>
-          </w:rPr>
-          <w:t>何11:1–14:9</w:t>
-        </w:r>
-      </w:hyperlink>
+      <w:r>
+        <w:rPr>
+          <w:lang w:val="zh_TW" w:bidi="zh_TW"/>
+        </w:rPr>
+        <w:t>何11:1–14:9</w:t>
+      </w:r>
       <w:r>
         <w:rPr>
           <w:lang w:val="zh_TW" w:bidi="zh_TW"/>
@@ -3615,198 +2967,132 @@
         </w:rPr>
         <w:t>以色列深深陷入不敬虔的行為，並逐漸遠離神（</w:t>
       </w:r>
-      <w:hyperlink r:id="rId58">
-        <w:r>
-          <w:rPr>
-            <w:lang w:val="zh_TW" w:bidi="zh_TW"/>
-          </w:rPr>
-          <w:rPr>
-            <w:color w:val="0000EE"/>
-            <w:u w:val="single"/>
-          </w:rPr>
-          <w:t>何4:1–2</w:t>
-        </w:r>
-      </w:hyperlink>
+      <w:r>
+        <w:rPr>
+          <w:lang w:val="zh_TW" w:bidi="zh_TW"/>
+        </w:rPr>
+        <w:t>何4:1–2</w:t>
+      </w:r>
       <w:r>
         <w:rPr>
           <w:lang w:val="zh_TW" w:bidi="zh_TW"/>
         </w:rPr>
         <w:t>；參</w:t>
       </w:r>
-      <w:hyperlink r:id="rId102">
-        <w:r>
-          <w:rPr>
-            <w:lang w:val="zh_TW" w:bidi="zh_TW"/>
-          </w:rPr>
-          <w:rPr>
-            <w:color w:val="0000EE"/>
-            <w:u w:val="single"/>
-          </w:rPr>
-          <w:t>出20:1–17</w:t>
-        </w:r>
-      </w:hyperlink>
+      <w:r>
+        <w:rPr>
+          <w:lang w:val="zh_TW" w:bidi="zh_TW"/>
+        </w:rPr>
+        <w:t>出20:1–17</w:t>
+      </w:r>
       <w:r>
         <w:rPr>
           <w:lang w:val="zh_TW" w:bidi="zh_TW"/>
         </w:rPr>
         <w:t>）。百姓因冷漠及而祭司的欺騙忽視神的話語（</w:t>
       </w:r>
-      <w:hyperlink r:id="rId103">
-        <w:r>
-          <w:rPr>
-            <w:lang w:val="zh_TW" w:bidi="zh_TW"/>
-          </w:rPr>
-          <w:rPr>
-            <w:color w:val="0000EE"/>
-            <w:u w:val="single"/>
-          </w:rPr>
-          <w:t>何4:6–9</w:t>
-        </w:r>
-      </w:hyperlink>
+      <w:r>
+        <w:rPr>
+          <w:lang w:val="zh_TW" w:bidi="zh_TW"/>
+        </w:rPr>
+        <w:t>何4:6–9</w:t>
+      </w:r>
       <w:r>
         <w:rPr>
           <w:lang w:val="zh_TW" w:bidi="zh_TW"/>
         </w:rPr>
         <w:t>；參</w:t>
       </w:r>
-      <w:hyperlink r:id="rId104">
-        <w:r>
-          <w:rPr>
-            <w:lang w:val="zh_TW" w:bidi="zh_TW"/>
-          </w:rPr>
-          <w:rPr>
-            <w:color w:val="0000EE"/>
-            <w:u w:val="single"/>
-          </w:rPr>
-          <w:t>賽5:13</w:t>
-        </w:r>
-      </w:hyperlink>
+      <w:r>
+        <w:rPr>
+          <w:lang w:val="zh_TW" w:bidi="zh_TW"/>
+        </w:rPr>
+        <w:t>賽5:13</w:t>
+      </w:r>
       <w:r>
         <w:rPr>
           <w:lang w:val="zh_TW" w:bidi="zh_TW"/>
         </w:rPr>
         <w:t>；</w:t>
       </w:r>
-      <w:hyperlink r:id="rId105">
-        <w:r>
-          <w:rPr>
-            <w:lang w:val="zh_TW" w:bidi="zh_TW"/>
-          </w:rPr>
-          <w:rPr>
-            <w:color w:val="0000EE"/>
-            <w:u w:val="single"/>
-          </w:rPr>
-          <w:t>摩8:11–12</w:t>
-        </w:r>
-      </w:hyperlink>
+      <w:r>
+        <w:rPr>
+          <w:lang w:val="zh_TW" w:bidi="zh_TW"/>
+        </w:rPr>
+        <w:t>摩8:11–12</w:t>
+      </w:r>
       <w:r>
         <w:rPr>
           <w:lang w:val="zh_TW" w:bidi="zh_TW"/>
         </w:rPr>
         <w:t>；</w:t>
       </w:r>
-      <w:hyperlink r:id="rId106">
-        <w:r>
-          <w:rPr>
-            <w:lang w:val="zh_TW" w:bidi="zh_TW"/>
-          </w:rPr>
-          <w:rPr>
-            <w:color w:val="0000EE"/>
-            <w:u w:val="single"/>
-          </w:rPr>
-          <w:t>番1:6</w:t>
-        </w:r>
-      </w:hyperlink>
+      <w:r>
+        <w:rPr>
+          <w:lang w:val="zh_TW" w:bidi="zh_TW"/>
+        </w:rPr>
+        <w:t>番1:6</w:t>
+      </w:r>
       <w:r>
         <w:rPr>
           <w:lang w:val="zh_TW" w:bidi="zh_TW"/>
         </w:rPr>
         <w:t>）。以色列跟隨著敗壞的宗教領袖，正如他們的君王效法先前邪惡君王的腐敗行徑一般（</w:t>
       </w:r>
-      <w:hyperlink r:id="rId107">
-        <w:r>
-          <w:rPr>
-            <w:lang w:val="zh_TW" w:bidi="zh_TW"/>
-          </w:rPr>
-          <w:rPr>
-            <w:color w:val="0000EE"/>
-            <w:u w:val="single"/>
-          </w:rPr>
-          <w:t>何4:9</w:t>
-        </w:r>
-      </w:hyperlink>
+      <w:r>
+        <w:rPr>
+          <w:lang w:val="zh_TW" w:bidi="zh_TW"/>
+        </w:rPr>
+        <w:t>何4:9</w:t>
+      </w:r>
       <w:r>
         <w:rPr>
           <w:lang w:val="zh_TW" w:bidi="zh_TW"/>
         </w:rPr>
         <w:t>）。他們不再尋求神的話，反而向偶像與占卜求問指引（</w:t>
       </w:r>
-      <w:hyperlink r:id="rId108">
-        <w:r>
-          <w:rPr>
-            <w:lang w:val="zh_TW" w:bidi="zh_TW"/>
-          </w:rPr>
-          <w:rPr>
-            <w:color w:val="0000EE"/>
-            <w:u w:val="single"/>
-          </w:rPr>
-          <w:t>何4:12–13</w:t>
-        </w:r>
-      </w:hyperlink>
+      <w:r>
+        <w:rPr>
+          <w:lang w:val="zh_TW" w:bidi="zh_TW"/>
+        </w:rPr>
+        <w:t>何4:12–13</w:t>
+      </w:r>
       <w:r>
         <w:rPr>
           <w:lang w:val="zh_TW" w:bidi="zh_TW"/>
         </w:rPr>
         <w:t>）。最終，以色列喪失了其作為祭司的身分（</w:t>
       </w:r>
-      <w:hyperlink r:id="rId109">
-        <w:r>
-          <w:rPr>
-            <w:lang w:val="zh_TW" w:bidi="zh_TW"/>
-          </w:rPr>
-          <w:rPr>
-            <w:color w:val="0000EE"/>
-            <w:u w:val="single"/>
-          </w:rPr>
-          <w:t>何4:6</w:t>
-        </w:r>
-      </w:hyperlink>
+      <w:r>
+        <w:rPr>
+          <w:lang w:val="zh_TW" w:bidi="zh_TW"/>
+        </w:rPr>
+        <w:t>何4:6</w:t>
+      </w:r>
       <w:r>
         <w:rPr>
           <w:lang w:val="zh_TW" w:bidi="zh_TW"/>
         </w:rPr>
         <w:t>；參</w:t>
       </w:r>
-      <w:hyperlink r:id="rId110">
-        <w:r>
-          <w:rPr>
-            <w:lang w:val="zh_TW" w:bidi="zh_TW"/>
-          </w:rPr>
-          <w:rPr>
-            <w:color w:val="0000EE"/>
-            <w:u w:val="single"/>
-          </w:rPr>
-          <w:t>出19:6</w:t>
-        </w:r>
-      </w:hyperlink>
+      <w:r>
+        <w:rPr>
+          <w:lang w:val="zh_TW" w:bidi="zh_TW"/>
+        </w:rPr>
+        <w:t>出19:6</w:t>
+      </w:r>
       <w:r>
         <w:rPr>
           <w:lang w:val="zh_TW" w:bidi="zh_TW"/>
         </w:rPr>
         <w:t>），因為祭司在很大程度上要為國家背離信仰負責（</w:t>
       </w:r>
-      <w:hyperlink r:id="rId111">
-        <w:r>
-          <w:rPr>
-            <w:lang w:val="zh_TW" w:bidi="zh_TW"/>
-          </w:rPr>
-          <w:rPr>
-            <w:color w:val="0000EE"/>
-            <w:u w:val="single"/>
-          </w:rPr>
-          <w:t>何5:1</w:t>
-        </w:r>
-      </w:hyperlink>
+      <w:r>
+        <w:rPr>
+          <w:lang w:val="zh_TW" w:bidi="zh_TW"/>
+        </w:rPr>
+        <w:t>何5:1</w:t>
+      </w:r>
       <w:r>
         <w:rPr>
           <w:lang w:val="zh_TW" w:bidi="zh_TW"/>
@@ -3838,108 +3124,72 @@
         </w:rPr>
         <w:t>在對北國以色列提出控訴之後，神隨即發出嚴厲的警告（</w:t>
       </w:r>
-      <w:hyperlink r:id="rId112">
-        <w:r>
-          <w:rPr>
-            <w:lang w:val="zh_TW" w:bidi="zh_TW"/>
-          </w:rPr>
-          <w:rPr>
-            <w:color w:val="0000EE"/>
-            <w:u w:val="single"/>
-          </w:rPr>
-          <w:t>何5:8–14</w:t>
-        </w:r>
-      </w:hyperlink>
+      <w:r>
+        <w:rPr>
+          <w:lang w:val="zh_TW" w:bidi="zh_TW"/>
+        </w:rPr>
+        <w:t>何5:8–14</w:t>
+      </w:r>
       <w:r>
         <w:rPr>
           <w:lang w:val="zh_TW" w:bidi="zh_TW"/>
         </w:rPr>
         <w:t>）。號角將在便雅憫的山地吹響（</w:t>
       </w:r>
-      <w:hyperlink r:id="rId113">
-        <w:r>
-          <w:rPr>
-            <w:lang w:val="zh_TW" w:bidi="zh_TW"/>
-          </w:rPr>
-          <w:rPr>
-            <w:color w:val="0000EE"/>
-            <w:u w:val="single"/>
-          </w:rPr>
-          <w:t>何5:8</w:t>
-        </w:r>
-      </w:hyperlink>
+      <w:r>
+        <w:rPr>
+          <w:lang w:val="zh_TW" w:bidi="zh_TW"/>
+        </w:rPr>
+        <w:t>何5:8</w:t>
+      </w:r>
       <w:r>
         <w:rPr>
           <w:lang w:val="zh_TW" w:bidi="zh_TW"/>
         </w:rPr>
         <w:t>），這地帶位於以色列與猶大之間。此處的警報表明以色列正遭受入侵，而猶大也同樣面臨危險（</w:t>
       </w:r>
-      <w:hyperlink r:id="rId114">
-        <w:r>
-          <w:rPr>
-            <w:lang w:val="zh_TW" w:bidi="zh_TW"/>
-          </w:rPr>
-          <w:rPr>
-            <w:color w:val="0000EE"/>
-            <w:u w:val="single"/>
-          </w:rPr>
-          <w:t>何5:9–12</w:t>
-        </w:r>
-      </w:hyperlink>
+      <w:r>
+        <w:rPr>
+          <w:lang w:val="zh_TW" w:bidi="zh_TW"/>
+        </w:rPr>
+        <w:t>何5:9–12</w:t>
+      </w:r>
       <w:r>
         <w:rPr>
           <w:lang w:val="zh_TW" w:bidi="zh_TW"/>
         </w:rPr>
         <w:t>）。北國不倚靠神的誡命，反而順從人的命令（</w:t>
       </w:r>
-      <w:hyperlink r:id="rId115">
-        <w:r>
-          <w:rPr>
-            <w:lang w:val="zh_TW" w:bidi="zh_TW"/>
-          </w:rPr>
-          <w:rPr>
-            <w:color w:val="0000EE"/>
-            <w:u w:val="single"/>
-          </w:rPr>
-          <w:t>何5:11</w:t>
-        </w:r>
-      </w:hyperlink>
+      <w:r>
+        <w:rPr>
+          <w:lang w:val="zh_TW" w:bidi="zh_TW"/>
+        </w:rPr>
+        <w:t>何5:11</w:t>
+      </w:r>
       <w:r>
         <w:rPr>
           <w:lang w:val="zh_TW" w:bidi="zh_TW"/>
         </w:rPr>
         <w:t>）。以色列曾向亞述求助，卻最終遭到背叛並走向失敗（</w:t>
       </w:r>
-      <w:hyperlink r:id="rId64">
-        <w:r>
-          <w:rPr>
-            <w:lang w:val="zh_TW" w:bidi="zh_TW"/>
-          </w:rPr>
-          <w:rPr>
-            <w:color w:val="0000EE"/>
-            <w:u w:val="single"/>
-          </w:rPr>
-          <w:t>何5:13</w:t>
-        </w:r>
-      </w:hyperlink>
+      <w:r>
+        <w:rPr>
+          <w:lang w:val="zh_TW" w:bidi="zh_TW"/>
+        </w:rPr>
+        <w:t>何5:13</w:t>
+      </w:r>
       <w:r>
         <w:rPr>
           <w:lang w:val="zh_TW" w:bidi="zh_TW"/>
         </w:rPr>
         <w:t>）。在這段關於公元前722年以色列被亞述滅亡的預言中，何西阿將神描繪為最終的管教者（</w:t>
       </w:r>
-      <w:hyperlink r:id="rId116">
-        <w:r>
-          <w:rPr>
-            <w:lang w:val="zh_TW" w:bidi="zh_TW"/>
-          </w:rPr>
-          <w:rPr>
-            <w:color w:val="0000EE"/>
-            <w:u w:val="single"/>
-          </w:rPr>
-          <w:t>何5:14</w:t>
-        </w:r>
-      </w:hyperlink>
+      <w:r>
+        <w:rPr>
+          <w:lang w:val="zh_TW" w:bidi="zh_TW"/>
+        </w:rPr>
+        <w:t>何5:14</w:t>
+      </w:r>
       <w:r>
         <w:rPr>
           <w:lang w:val="zh_TW" w:bidi="zh_TW"/>
@@ -3960,180 +3210,120 @@
         </w:rPr>
         <w:t>在揭示刑罰之後，神立刻發出悔改的呼召（</w:t>
       </w:r>
-      <w:hyperlink r:id="rId117">
-        <w:r>
-          <w:rPr>
-            <w:lang w:val="zh_TW" w:bidi="zh_TW"/>
-          </w:rPr>
-          <w:rPr>
-            <w:color w:val="0000EE"/>
-            <w:u w:val="single"/>
-          </w:rPr>
-          <w:t>何5:15–6:3</w:t>
-        </w:r>
-      </w:hyperlink>
+      <w:r>
+        <w:rPr>
+          <w:lang w:val="zh_TW" w:bidi="zh_TW"/>
+        </w:rPr>
+        <w:t>何5:15–6:3</w:t>
+      </w:r>
       <w:r>
         <w:rPr>
           <w:lang w:val="zh_TW" w:bidi="zh_TW"/>
         </w:rPr>
         <w:t>）。（此處的章節劃分並不理想，因為</w:t>
       </w:r>
-      <w:hyperlink r:id="rId118">
-        <w:r>
-          <w:rPr>
-            <w:lang w:val="zh_TW" w:bidi="zh_TW"/>
-          </w:rPr>
-          <w:rPr>
-            <w:color w:val="0000EE"/>
-            <w:u w:val="single"/>
-          </w:rPr>
-          <w:t>何西阿書六章1至3節</w:t>
-        </w:r>
-      </w:hyperlink>
+      <w:r>
+        <w:rPr>
+          <w:lang w:val="zh_TW" w:bidi="zh_TW"/>
+        </w:rPr>
+        <w:t>何西阿書六章1至3節</w:t>
+      </w:r>
       <w:r>
         <w:rPr>
           <w:lang w:val="zh_TW" w:bidi="zh_TW"/>
         </w:rPr>
         <w:t>應與</w:t>
       </w:r>
-      <w:hyperlink r:id="rId119">
-        <w:r>
-          <w:rPr>
-            <w:lang w:val="zh_TW" w:bidi="zh_TW"/>
-          </w:rPr>
-          <w:rPr>
-            <w:color w:val="0000EE"/>
-            <w:u w:val="single"/>
-          </w:rPr>
-          <w:t>五章15節</w:t>
-        </w:r>
-      </w:hyperlink>
+      <w:r>
+        <w:rPr>
+          <w:lang w:val="zh_TW" w:bidi="zh_TW"/>
+        </w:rPr>
+        <w:t>五章15節</w:t>
+      </w:r>
       <w:r>
         <w:rPr>
           <w:lang w:val="zh_TW" w:bidi="zh_TW"/>
         </w:rPr>
         <w:t>連在一起理解。）這段呼籲歸向耶和華的話，或可被視為何西阿在領受啟示後的個人回應；然而，更恰當的理解是將</w:t>
       </w:r>
-      <w:hyperlink r:id="rId118">
-        <w:r>
-          <w:rPr>
-            <w:lang w:val="zh_TW" w:bidi="zh_TW"/>
-          </w:rPr>
-          <w:rPr>
-            <w:color w:val="0000EE"/>
-            <w:u w:val="single"/>
-          </w:rPr>
-          <w:t>何西阿書六章1至3節</w:t>
-        </w:r>
-      </w:hyperlink>
+      <w:r>
+        <w:rPr>
+          <w:lang w:val="zh_TW" w:bidi="zh_TW"/>
+        </w:rPr>
+        <w:t>何西阿書六章1至3節</w:t>
+      </w:r>
       <w:r>
         <w:rPr>
           <w:lang w:val="zh_TW" w:bidi="zh_TW"/>
         </w:rPr>
         <w:t>代表將來悔改歸回的餘民之呼聲。亞述無法帶來醫治，任何列國亦然；惟有神能在屬靈、政治與身體各層面醫治以色列（</w:t>
       </w:r>
-      <w:hyperlink r:id="rId120">
-        <w:r>
-          <w:rPr>
-            <w:lang w:val="zh_TW" w:bidi="zh_TW"/>
-          </w:rPr>
-          <w:rPr>
-            <w:color w:val="0000EE"/>
-            <w:u w:val="single"/>
-          </w:rPr>
-          <w:t>何6:1</w:t>
-        </w:r>
-      </w:hyperlink>
+      <w:r>
+        <w:rPr>
+          <w:lang w:val="zh_TW" w:bidi="zh_TW"/>
+        </w:rPr>
+        <w:t>何6:1</w:t>
+      </w:r>
       <w:r>
         <w:rPr>
           <w:lang w:val="zh_TW" w:bidi="zh_TW"/>
         </w:rPr>
         <w:t>；另見</w:t>
       </w:r>
-      <w:hyperlink r:id="rId121">
-        <w:r>
-          <w:rPr>
-            <w:lang w:val="zh_TW" w:bidi="zh_TW"/>
-          </w:rPr>
-          <w:rPr>
-            <w:color w:val="0000EE"/>
-            <w:u w:val="single"/>
-          </w:rPr>
-          <w:t>出15:26</w:t>
-        </w:r>
-      </w:hyperlink>
+      <w:r>
+        <w:rPr>
+          <w:lang w:val="zh_TW" w:bidi="zh_TW"/>
+        </w:rPr>
+        <w:t>出15:26</w:t>
+      </w:r>
       <w:r>
         <w:rPr>
           <w:lang w:val="zh_TW" w:bidi="zh_TW"/>
         </w:rPr>
         <w:t>；</w:t>
       </w:r>
-      <w:hyperlink r:id="rId122">
-        <w:r>
-          <w:rPr>
-            <w:lang w:val="zh_TW" w:bidi="zh_TW"/>
-          </w:rPr>
-          <w:rPr>
-            <w:color w:val="0000EE"/>
-            <w:u w:val="single"/>
-          </w:rPr>
-          <w:t>申32:39</w:t>
-        </w:r>
-      </w:hyperlink>
+      <w:r>
+        <w:rPr>
+          <w:lang w:val="zh_TW" w:bidi="zh_TW"/>
+        </w:rPr>
+        <w:t>申32:39</w:t>
+      </w:r>
       <w:r>
         <w:rPr>
           <w:lang w:val="zh_TW" w:bidi="zh_TW"/>
         </w:rPr>
         <w:t>；</w:t>
       </w:r>
-      <w:hyperlink r:id="rId123">
-        <w:r>
-          <w:rPr>
-            <w:lang w:val="zh_TW" w:bidi="zh_TW"/>
-          </w:rPr>
-          <w:rPr>
-            <w:color w:val="0000EE"/>
-            <w:u w:val="single"/>
-          </w:rPr>
-          <w:t>賽53:5</w:t>
-        </w:r>
-      </w:hyperlink>
+      <w:r>
+        <w:rPr>
+          <w:lang w:val="zh_TW" w:bidi="zh_TW"/>
+        </w:rPr>
+        <w:t>賽53:5</w:t>
+      </w:r>
       <w:r>
         <w:rPr>
           <w:lang w:val="zh_TW" w:bidi="zh_TW"/>
         </w:rPr>
         <w:t>；</w:t>
       </w:r>
-      <w:hyperlink r:id="rId124">
-        <w:r>
-          <w:rPr>
-            <w:lang w:val="zh_TW" w:bidi="zh_TW"/>
-          </w:rPr>
-          <w:rPr>
-            <w:color w:val="0000EE"/>
-            <w:u w:val="single"/>
-          </w:rPr>
-          <w:t>結37:1–14</w:t>
-        </w:r>
-      </w:hyperlink>
+      <w:r>
+        <w:rPr>
+          <w:lang w:val="zh_TW" w:bidi="zh_TW"/>
+        </w:rPr>
+        <w:t>結37:1–14</w:t>
+      </w:r>
       <w:r>
         <w:rPr>
           <w:lang w:val="zh_TW" w:bidi="zh_TW"/>
         </w:rPr>
         <w:t>；</w:t>
       </w:r>
-      <w:hyperlink r:id="rId125">
-        <w:r>
-          <w:rPr>
-            <w:lang w:val="zh_TW" w:bidi="zh_TW"/>
-          </w:rPr>
-          <w:rPr>
-            <w:color w:val="0000EE"/>
-            <w:u w:val="single"/>
-          </w:rPr>
-          <w:t>瑪4:2</w:t>
-        </w:r>
-      </w:hyperlink>
+      <w:r>
+        <w:rPr>
+          <w:lang w:val="zh_TW" w:bidi="zh_TW"/>
+        </w:rPr>
+        <w:t>瑪4:2</w:t>
+      </w:r>
       <w:r>
         <w:rPr>
           <w:lang w:val="zh_TW" w:bidi="zh_TW"/>
@@ -4154,144 +3344,96 @@
         </w:rPr>
         <w:t>在呼召悔改之後，神再次將焦點轉向以色列（</w:t>
       </w:r>
-      <w:hyperlink r:id="rId126">
-        <w:r>
-          <w:rPr>
-            <w:lang w:val="zh_TW" w:bidi="zh_TW"/>
-          </w:rPr>
-          <w:rPr>
-            <w:color w:val="0000EE"/>
-            <w:u w:val="single"/>
-          </w:rPr>
-          <w:t>何6:4–11</w:t>
-        </w:r>
-      </w:hyperlink>
+      <w:r>
+        <w:rPr>
+          <w:lang w:val="zh_TW" w:bidi="zh_TW"/>
+        </w:rPr>
+        <w:t>何6:4–11</w:t>
+      </w:r>
       <w:r>
         <w:rPr>
           <w:lang w:val="zh_TW" w:bidi="zh_TW"/>
         </w:rPr>
         <w:t>，另見</w:t>
       </w:r>
-      <w:hyperlink r:id="rId48">
-        <w:r>
-          <w:rPr>
-            <w:lang w:val="zh_TW" w:bidi="zh_TW"/>
-          </w:rPr>
-          <w:rPr>
-            <w:color w:val="0000EE"/>
-            <w:u w:val="single"/>
-          </w:rPr>
-          <w:t>4:15</w:t>
-        </w:r>
-      </w:hyperlink>
+      <w:r>
+        <w:rPr>
+          <w:lang w:val="zh_TW" w:bidi="zh_TW"/>
+        </w:rPr>
+        <w:t>4:15</w:t>
+      </w:r>
       <w:r>
         <w:rPr>
           <w:lang w:val="zh_TW" w:bidi="zh_TW"/>
         </w:rPr>
         <w:t>）。以色列背離了其創造主，違背了祂的信息（</w:t>
       </w:r>
-      <w:hyperlink r:id="rId127">
-        <w:r>
-          <w:rPr>
-            <w:lang w:val="zh_TW" w:bidi="zh_TW"/>
-          </w:rPr>
-          <w:rPr>
-            <w:color w:val="0000EE"/>
-            <w:u w:val="single"/>
-          </w:rPr>
-          <w:t>何6:7</w:t>
-        </w:r>
-      </w:hyperlink>
+      <w:r>
+        <w:rPr>
+          <w:lang w:val="zh_TW" w:bidi="zh_TW"/>
+        </w:rPr>
+        <w:t>何6:7</w:t>
+      </w:r>
       <w:r>
         <w:rPr>
           <w:lang w:val="zh_TW" w:bidi="zh_TW"/>
         </w:rPr>
         <w:t>）。基列只是以色列暴力本性的其中一個例證（</w:t>
       </w:r>
-      <w:hyperlink r:id="rId71">
-        <w:r>
-          <w:rPr>
-            <w:lang w:val="zh_TW" w:bidi="zh_TW"/>
-          </w:rPr>
-          <w:rPr>
-            <w:color w:val="0000EE"/>
-            <w:u w:val="single"/>
-          </w:rPr>
-          <w:t>何6:8</w:t>
-        </w:r>
-      </w:hyperlink>
+      <w:r>
+        <w:rPr>
+          <w:lang w:val="zh_TW" w:bidi="zh_TW"/>
+        </w:rPr>
+        <w:t>何6:8</w:t>
+      </w:r>
       <w:r>
         <w:rPr>
           <w:lang w:val="zh_TW" w:bidi="zh_TW"/>
         </w:rPr>
         <w:t>）。甚至連祭司也以暴力聞名（</w:t>
       </w:r>
-      <w:hyperlink r:id="rId128">
-        <w:r>
-          <w:rPr>
-            <w:lang w:val="zh_TW" w:bidi="zh_TW"/>
-          </w:rPr>
-          <w:rPr>
-            <w:color w:val="0000EE"/>
-            <w:u w:val="single"/>
-          </w:rPr>
-          <w:t>何6:9</w:t>
-        </w:r>
-      </w:hyperlink>
+      <w:r>
+        <w:rPr>
+          <w:lang w:val="zh_TW" w:bidi="zh_TW"/>
+        </w:rPr>
+        <w:t>何6:9</w:t>
+      </w:r>
       <w:r>
         <w:rPr>
           <w:lang w:val="zh_TW" w:bidi="zh_TW"/>
         </w:rPr>
         <w:t>；另見</w:t>
       </w:r>
-      <w:hyperlink r:id="rId129">
-        <w:r>
-          <w:rPr>
-            <w:lang w:val="zh_TW" w:bidi="zh_TW"/>
-          </w:rPr>
-          <w:rPr>
-            <w:color w:val="0000EE"/>
-            <w:u w:val="single"/>
-          </w:rPr>
-          <w:t>撒上2:12–17</w:t>
-        </w:r>
-      </w:hyperlink>
+      <w:r>
+        <w:rPr>
+          <w:lang w:val="zh_TW" w:bidi="zh_TW"/>
+        </w:rPr>
+        <w:t>撒上2:12–17</w:t>
+      </w:r>
       <w:r>
         <w:rPr>
           <w:lang w:val="zh_TW" w:bidi="zh_TW"/>
         </w:rPr>
         <w:t>；</w:t>
       </w:r>
-      <w:hyperlink r:id="rId130">
-        <w:r>
-          <w:rPr>
-            <w:lang w:val="zh_TW" w:bidi="zh_TW"/>
-          </w:rPr>
-          <w:rPr>
-            <w:color w:val="0000EE"/>
-            <w:u w:val="single"/>
-          </w:rPr>
-          <w:t>耶5:31</w:t>
-        </w:r>
-      </w:hyperlink>
+      <w:r>
+        <w:rPr>
+          <w:lang w:val="zh_TW" w:bidi="zh_TW"/>
+        </w:rPr>
+        <w:t>耶5:31</w:t>
+      </w:r>
       <w:r>
         <w:rPr>
           <w:lang w:val="zh_TW" w:bidi="zh_TW"/>
         </w:rPr>
         <w:t>）。因此，神宣告以色列的罪惡是「可憎的」（</w:t>
       </w:r>
-      <w:hyperlink r:id="rId131">
-        <w:r>
-          <w:rPr>
-            <w:lang w:val="zh_TW" w:bidi="zh_TW"/>
-          </w:rPr>
-          <w:rPr>
-            <w:color w:val="0000EE"/>
-            <w:u w:val="single"/>
-          </w:rPr>
-          <w:t>何6:10</w:t>
-        </w:r>
-      </w:hyperlink>
+      <w:r>
+        <w:rPr>
+          <w:lang w:val="zh_TW" w:bidi="zh_TW"/>
+        </w:rPr>
+        <w:t>何6:10</w:t>
+      </w:r>
       <w:r>
         <w:rPr>
           <w:lang w:val="zh_TW" w:bidi="zh_TW"/>
@@ -4317,198 +3459,132 @@
           <w:lang w:val="zh_TW" w:bidi="zh_TW"/>
         </w:rPr>
       </w:r>
-      <w:hyperlink r:id="rId132">
-        <w:r>
-          <w:rPr>
-            <w:lang w:val="zh_TW" w:bidi="zh_TW"/>
-          </w:rPr>
-          <w:rPr>
-            <w:color w:val="0000EE"/>
-            <w:u w:val="single"/>
-          </w:rPr>
-          <w:t>何西阿書第七章</w:t>
-        </w:r>
-      </w:hyperlink>
+      <w:r>
+        <w:rPr>
+          <w:lang w:val="zh_TW" w:bidi="zh_TW"/>
+        </w:rPr>
+        <w:t>何西阿書第七章</w:t>
+      </w:r>
       <w:r>
         <w:rPr>
           <w:lang w:val="zh_TW" w:bidi="zh_TW"/>
         </w:rPr>
         <w:t>呈現了神對以色列最終的看法。神一切試圖使以色列悔改的作為，反而更加顯明了他們的罪惡（</w:t>
       </w:r>
-      <w:hyperlink r:id="rId133">
-        <w:r>
-          <w:rPr>
-            <w:lang w:val="zh_TW" w:bidi="zh_TW"/>
-          </w:rPr>
-          <w:rPr>
-            <w:color w:val="0000EE"/>
-            <w:u w:val="single"/>
-          </w:rPr>
-          <w:t>何7:1</w:t>
-        </w:r>
-      </w:hyperlink>
+      <w:r>
+        <w:rPr>
+          <w:lang w:val="zh_TW" w:bidi="zh_TW"/>
+        </w:rPr>
+        <w:t>何7:1</w:t>
+      </w:r>
       <w:r>
         <w:rPr>
           <w:lang w:val="zh_TW" w:bidi="zh_TW"/>
         </w:rPr>
         <w:t>）。他們自以為可以犯罪而不被神察覺（</w:t>
       </w:r>
-      <w:hyperlink r:id="rId134">
-        <w:r>
-          <w:rPr>
-            <w:lang w:val="zh_TW" w:bidi="zh_TW"/>
-          </w:rPr>
-          <w:rPr>
-            <w:color w:val="0000EE"/>
-            <w:u w:val="single"/>
-          </w:rPr>
-          <w:t>何7:2</w:t>
-        </w:r>
-      </w:hyperlink>
+      <w:r>
+        <w:rPr>
+          <w:lang w:val="zh_TW" w:bidi="zh_TW"/>
+        </w:rPr>
+        <w:t>何7:2</w:t>
+      </w:r>
       <w:r>
         <w:rPr>
           <w:lang w:val="zh_TW" w:bidi="zh_TW"/>
         </w:rPr>
         <w:t>；另見</w:t>
       </w:r>
-      <w:hyperlink r:id="rId135">
-        <w:r>
-          <w:rPr>
-            <w:lang w:val="zh_TW" w:bidi="zh_TW"/>
-          </w:rPr>
-          <w:rPr>
-            <w:color w:val="0000EE"/>
-            <w:u w:val="single"/>
-          </w:rPr>
-          <w:t>詩90:8</w:t>
-        </w:r>
-      </w:hyperlink>
+      <w:r>
+        <w:rPr>
+          <w:lang w:val="zh_TW" w:bidi="zh_TW"/>
+        </w:rPr>
+        <w:t>詩90:8</w:t>
+      </w:r>
       <w:r>
         <w:rPr>
           <w:lang w:val="zh_TW" w:bidi="zh_TW"/>
         </w:rPr>
         <w:t>；</w:t>
       </w:r>
-      <w:hyperlink r:id="rId136">
-        <w:r>
-          <w:rPr>
-            <w:lang w:val="zh_TW" w:bidi="zh_TW"/>
-          </w:rPr>
-          <w:rPr>
-            <w:color w:val="0000EE"/>
-            <w:u w:val="single"/>
-          </w:rPr>
-          <w:t>太12:36–37</w:t>
-        </w:r>
-      </w:hyperlink>
+      <w:r>
+        <w:rPr>
+          <w:lang w:val="zh_TW" w:bidi="zh_TW"/>
+        </w:rPr>
+        <w:t>太12:36–37</w:t>
+      </w:r>
       <w:r>
         <w:rPr>
           <w:lang w:val="zh_TW" w:bidi="zh_TW"/>
         </w:rPr>
         <w:t>）。以色列的領袖見百姓與君王與首領一樣敗壞，反而以此為樂（</w:t>
       </w:r>
-      <w:hyperlink r:id="rId137">
-        <w:r>
-          <w:rPr>
-            <w:lang w:val="zh_TW" w:bidi="zh_TW"/>
-          </w:rPr>
-          <w:rPr>
-            <w:color w:val="0000EE"/>
-            <w:u w:val="single"/>
-          </w:rPr>
-          <w:t>何7:3</w:t>
-        </w:r>
-      </w:hyperlink>
+      <w:r>
+        <w:rPr>
+          <w:lang w:val="zh_TW" w:bidi="zh_TW"/>
+        </w:rPr>
+        <w:t>何7:3</w:t>
+      </w:r>
       <w:r>
         <w:rPr>
           <w:lang w:val="zh_TW" w:bidi="zh_TW"/>
         </w:rPr>
         <w:t>）。整個以色列因持續不斷的淫亂而惡名昭彰（</w:t>
       </w:r>
-      <w:hyperlink r:id="rId138">
-        <w:r>
-          <w:rPr>
-            <w:lang w:val="zh_TW" w:bidi="zh_TW"/>
-          </w:rPr>
-          <w:rPr>
-            <w:color w:val="0000EE"/>
-            <w:u w:val="single"/>
-          </w:rPr>
-          <w:t>何7:4</w:t>
-        </w:r>
-      </w:hyperlink>
+      <w:r>
+        <w:rPr>
+          <w:lang w:val="zh_TW" w:bidi="zh_TW"/>
+        </w:rPr>
+        <w:t>何7:4</w:t>
+      </w:r>
       <w:r>
         <w:rPr>
           <w:lang w:val="zh_TW" w:bidi="zh_TW"/>
         </w:rPr>
         <w:t>）。以色列沒有將自身與不信之人分別出來（</w:t>
       </w:r>
-      <w:hyperlink r:id="rId139">
-        <w:r>
-          <w:rPr>
-            <w:lang w:val="zh_TW" w:bidi="zh_TW"/>
-          </w:rPr>
-          <w:rPr>
-            <w:color w:val="0000EE"/>
-            <w:u w:val="single"/>
-          </w:rPr>
-          <w:t>何7:8</w:t>
-        </w:r>
-      </w:hyperlink>
+      <w:r>
+        <w:rPr>
+          <w:lang w:val="zh_TW" w:bidi="zh_TW"/>
+        </w:rPr>
+        <w:t>何7:8</w:t>
+      </w:r>
       <w:r>
         <w:rPr>
           <w:lang w:val="zh_TW" w:bidi="zh_TW"/>
         </w:rPr>
         <w:t xml:space="preserve">；另見 </w:t>
       </w:r>
-      <w:hyperlink r:id="rId140">
-        <w:r>
-          <w:rPr>
-            <w:lang w:val="zh_TW" w:bidi="zh_TW"/>
-          </w:rPr>
-          <w:rPr>
-            <w:color w:val="0000EE"/>
-            <w:u w:val="single"/>
-          </w:rPr>
-          <w:t>出34:12–16</w:t>
-        </w:r>
-      </w:hyperlink>
+      <w:r>
+        <w:rPr>
+          <w:lang w:val="zh_TW" w:bidi="zh_TW"/>
+        </w:rPr>
+        <w:t>出34:12–16</w:t>
+      </w:r>
       <w:r>
         <w:rPr>
           <w:lang w:val="zh_TW" w:bidi="zh_TW"/>
         </w:rPr>
         <w:t>；</w:t>
       </w:r>
-      <w:hyperlink r:id="rId141">
-        <w:r>
-          <w:rPr>
-            <w:lang w:val="zh_TW" w:bidi="zh_TW"/>
-          </w:rPr>
-          <w:rPr>
-            <w:color w:val="0000EE"/>
-            <w:u w:val="single"/>
-          </w:rPr>
-          <w:t>林後6:14–7:1</w:t>
-        </w:r>
-      </w:hyperlink>
+      <w:r>
+        <w:rPr>
+          <w:lang w:val="zh_TW" w:bidi="zh_TW"/>
+        </w:rPr>
+        <w:t>林後6:14–7:1</w:t>
+      </w:r>
       <w:r>
         <w:rPr>
           <w:lang w:val="zh_TW" w:bidi="zh_TW"/>
         </w:rPr>
         <w:t>）。何西阿以「沒有翻過的餅」來形容以色列（</w:t>
       </w:r>
-      <w:hyperlink r:id="rId139">
-        <w:r>
-          <w:rPr>
-            <w:lang w:val="zh_TW" w:bidi="zh_TW"/>
-          </w:rPr>
-          <w:rPr>
-            <w:color w:val="0000EE"/>
-            <w:u w:val="single"/>
-          </w:rPr>
-          <w:t>何7:8</w:t>
-        </w:r>
-      </w:hyperlink>
+      <w:r>
+        <w:rPr>
+          <w:lang w:val="zh_TW" w:bidi="zh_TW"/>
+        </w:rPr>
+        <w:t>何7:8</w:t>
+      </w:r>
       <w:r>
         <w:rPr>
           <w:lang w:val="zh_TW" w:bidi="zh_TW"/>
@@ -4541,72 +3617,48 @@
         </w:rPr>
         <w:t>」，在埃及與亞述之間來回擺盪，卻毫無分辨能力（</w:t>
       </w:r>
-      <w:hyperlink r:id="rId68">
-        <w:r>
-          <w:rPr>
-            <w:lang w:val="zh_TW" w:bidi="zh_TW"/>
-          </w:rPr>
-          <w:rPr>
-            <w:color w:val="0000EE"/>
-            <w:u w:val="single"/>
-          </w:rPr>
-          <w:t>何7:11</w:t>
-        </w:r>
-      </w:hyperlink>
+      <w:r>
+        <w:rPr>
+          <w:lang w:val="zh_TW" w:bidi="zh_TW"/>
+        </w:rPr>
+        <w:t>何7:11</w:t>
+      </w:r>
       <w:r>
         <w:rPr>
           <w:lang w:val="zh_TW" w:bidi="zh_TW"/>
         </w:rPr>
         <w:t>）。他們在需要指引之時並未尋求耶和華的旨意，反而倚靠世上的強權。正因他們對耶和華缺乏信心，且未與罪惡分別，神的管教必然臨到（</w:t>
       </w:r>
-      <w:hyperlink r:id="rId142">
-        <w:r>
-          <w:rPr>
-            <w:lang w:val="zh_TW" w:bidi="zh_TW"/>
-          </w:rPr>
-          <w:rPr>
-            <w:color w:val="0000EE"/>
-            <w:u w:val="single"/>
-          </w:rPr>
-          <w:t>何7:12</w:t>
-        </w:r>
-      </w:hyperlink>
+      <w:r>
+        <w:rPr>
+          <w:lang w:val="zh_TW" w:bidi="zh_TW"/>
+        </w:rPr>
+        <w:t>何7:12</w:t>
+      </w:r>
       <w:r>
         <w:rPr>
           <w:lang w:val="zh_TW" w:bidi="zh_TW"/>
         </w:rPr>
         <w:t>；另見</w:t>
       </w:r>
-      <w:hyperlink r:id="rId143">
-        <w:r>
-          <w:rPr>
-            <w:lang w:val="zh_TW" w:bidi="zh_TW"/>
-          </w:rPr>
-          <w:rPr>
-            <w:color w:val="0000EE"/>
-            <w:u w:val="single"/>
-          </w:rPr>
-          <w:t>林前11:32</w:t>
-        </w:r>
-      </w:hyperlink>
+      <w:r>
+        <w:rPr>
+          <w:lang w:val="zh_TW" w:bidi="zh_TW"/>
+        </w:rPr>
+        <w:t>林前11:32</w:t>
+      </w:r>
       <w:r>
         <w:rPr>
           <w:lang w:val="zh_TW" w:bidi="zh_TW"/>
         </w:rPr>
         <w:t>；</w:t>
       </w:r>
-      <w:hyperlink r:id="rId144">
-        <w:r>
-          <w:rPr>
-            <w:lang w:val="zh_TW" w:bidi="zh_TW"/>
-          </w:rPr>
-          <w:rPr>
-            <w:color w:val="0000EE"/>
-            <w:u w:val="single"/>
-          </w:rPr>
-          <w:t>來12:5–15</w:t>
-        </w:r>
-      </w:hyperlink>
+      <w:r>
+        <w:rPr>
+          <w:lang w:val="zh_TW" w:bidi="zh_TW"/>
+        </w:rPr>
+        <w:t>來12:5–15</w:t>
+      </w:r>
       <w:r>
         <w:rPr>
           <w:lang w:val="zh_TW" w:bidi="zh_TW"/>
@@ -4632,234 +3684,156 @@
           <w:lang w:val="zh_TW" w:bidi="zh_TW"/>
         </w:rPr>
       </w:r>
-      <w:hyperlink r:id="rId145">
-        <w:r>
-          <w:rPr>
-            <w:lang w:val="zh_TW" w:bidi="zh_TW"/>
-          </w:rPr>
-          <w:rPr>
-            <w:color w:val="0000EE"/>
-            <w:u w:val="single"/>
-          </w:rPr>
-          <w:t>何西阿書第八章</w:t>
-        </w:r>
-      </w:hyperlink>
+      <w:r>
+        <w:rPr>
+          <w:lang w:val="zh_TW" w:bidi="zh_TW"/>
+        </w:rPr>
+        <w:t>何西阿書第八章</w:t>
+      </w:r>
       <w:r>
         <w:rPr>
           <w:lang w:val="zh_TW" w:bidi="zh_TW"/>
         </w:rPr>
         <w:t xml:space="preserve">論及以色列即將臨到的審判（見 </w:t>
       </w:r>
-      <w:hyperlink r:id="rId146">
-        <w:r>
-          <w:rPr>
-            <w:lang w:val="zh_TW" w:bidi="zh_TW"/>
-          </w:rPr>
-          <w:rPr>
-            <w:color w:val="0000EE"/>
-            <w:u w:val="single"/>
-          </w:rPr>
-          <w:t>何8:7</w:t>
-        </w:r>
-      </w:hyperlink>
+      <w:r>
+        <w:rPr>
+          <w:lang w:val="zh_TW" w:bidi="zh_TW"/>
+        </w:rPr>
+        <w:t>何8:7</w:t>
+      </w:r>
       <w:r>
         <w:rPr>
           <w:lang w:val="zh_TW" w:bidi="zh_TW"/>
         </w:rPr>
         <w:t>）。警報已響起，警告百姓亞述人的逼近（</w:t>
       </w:r>
-      <w:hyperlink r:id="rId147">
-        <w:r>
-          <w:rPr>
-            <w:lang w:val="zh_TW" w:bidi="zh_TW"/>
-          </w:rPr>
-          <w:rPr>
-            <w:color w:val="0000EE"/>
-            <w:u w:val="single"/>
-          </w:rPr>
-          <w:t>何8:1</w:t>
-        </w:r>
-      </w:hyperlink>
+      <w:r>
+        <w:rPr>
+          <w:lang w:val="zh_TW" w:bidi="zh_TW"/>
+        </w:rPr>
+        <w:t>何8:1</w:t>
+      </w:r>
       <w:r>
         <w:rPr>
           <w:lang w:val="zh_TW" w:bidi="zh_TW"/>
         </w:rPr>
         <w:t>；另見</w:t>
       </w:r>
-      <w:hyperlink r:id="rId148">
-        <w:r>
-          <w:rPr>
-            <w:lang w:val="zh_TW" w:bidi="zh_TW"/>
-          </w:rPr>
-          <w:rPr>
-            <w:color w:val="0000EE"/>
-            <w:u w:val="single"/>
-          </w:rPr>
-          <w:t>結17:2–21</w:t>
-        </w:r>
-      </w:hyperlink>
+      <w:r>
+        <w:rPr>
+          <w:lang w:val="zh_TW" w:bidi="zh_TW"/>
+        </w:rPr>
+        <w:t>結17:2–21</w:t>
+      </w:r>
       <w:r>
         <w:rPr>
           <w:lang w:val="zh_TW" w:bidi="zh_TW"/>
         </w:rPr>
         <w:t>）。亞述將攻擊以色列（</w:t>
       </w:r>
-      <w:hyperlink r:id="rId147">
-        <w:r>
-          <w:rPr>
-            <w:lang w:val="zh_TW" w:bidi="zh_TW"/>
-          </w:rPr>
-          <w:rPr>
-            <w:color w:val="0000EE"/>
-            <w:u w:val="single"/>
-          </w:rPr>
-          <w:t>何8:1</w:t>
-        </w:r>
-      </w:hyperlink>
+      <w:r>
+        <w:rPr>
+          <w:lang w:val="zh_TW" w:bidi="zh_TW"/>
+        </w:rPr>
+        <w:t>何8:1</w:t>
+      </w:r>
       <w:r>
         <w:rPr>
           <w:lang w:val="zh_TW" w:bidi="zh_TW"/>
         </w:rPr>
         <w:t>），因為以色列違背了西奈之約（見</w:t>
       </w:r>
-      <w:hyperlink r:id="rId149">
-        <w:r>
-          <w:rPr>
-            <w:lang w:val="zh_TW" w:bidi="zh_TW"/>
-          </w:rPr>
-          <w:rPr>
-            <w:color w:val="0000EE"/>
-            <w:u w:val="single"/>
-          </w:rPr>
-          <w:t>申27:9–29:29</w:t>
-        </w:r>
-      </w:hyperlink>
+      <w:r>
+        <w:rPr>
+          <w:lang w:val="zh_TW" w:bidi="zh_TW"/>
+        </w:rPr>
+        <w:t>申27:9–29:29</w:t>
+      </w:r>
       <w:r>
         <w:rPr>
           <w:lang w:val="zh_TW" w:bidi="zh_TW"/>
         </w:rPr>
         <w:t>），也不遵守摩西的律法。以色列虛假地向神呼求拯救，企圖逃避即將臨到的刑罰（見</w:t>
       </w:r>
-      <w:hyperlink r:id="rId150">
-        <w:r>
-          <w:rPr>
-            <w:lang w:val="zh_TW" w:bidi="zh_TW"/>
-          </w:rPr>
-          <w:rPr>
-            <w:color w:val="0000EE"/>
-            <w:u w:val="single"/>
-          </w:rPr>
-          <w:t>賽10:5</w:t>
-        </w:r>
-      </w:hyperlink>
+      <w:r>
+        <w:rPr>
+          <w:lang w:val="zh_TW" w:bidi="zh_TW"/>
+        </w:rPr>
+        <w:t>賽10:5</w:t>
+      </w:r>
       <w:r>
         <w:rPr>
           <w:lang w:val="zh_TW" w:bidi="zh_TW"/>
         </w:rPr>
         <w:t>），然而神並不回應，亞述仍將持續追擊這十個支派（</w:t>
       </w:r>
-      <w:hyperlink r:id="rId151">
-        <w:r>
-          <w:rPr>
-            <w:lang w:val="zh_TW" w:bidi="zh_TW"/>
-          </w:rPr>
-          <w:rPr>
-            <w:color w:val="0000EE"/>
-            <w:u w:val="single"/>
-          </w:rPr>
-          <w:t>何8:2–3</w:t>
-        </w:r>
-      </w:hyperlink>
+      <w:r>
+        <w:rPr>
+          <w:lang w:val="zh_TW" w:bidi="zh_TW"/>
+        </w:rPr>
+        <w:t>何8:2–3</w:t>
+      </w:r>
       <w:r>
         <w:rPr>
           <w:lang w:val="zh_TW" w:bidi="zh_TW"/>
         </w:rPr>
         <w:t>）。神施行審判的其它原因還包含了：以色列在未尋求神旨意的情況下擅自立王（</w:t>
       </w:r>
-      <w:hyperlink r:id="rId152">
-        <w:r>
-          <w:rPr>
-            <w:lang w:val="zh_TW" w:bidi="zh_TW"/>
-          </w:rPr>
-          <w:rPr>
-            <w:color w:val="0000EE"/>
-            <w:u w:val="single"/>
-          </w:rPr>
-          <w:t>何8:4a</w:t>
-        </w:r>
-      </w:hyperlink>
+      <w:r>
+        <w:rPr>
+          <w:lang w:val="zh_TW" w:bidi="zh_TW"/>
+        </w:rPr>
+        <w:t>何8:4a</w:t>
+      </w:r>
       <w:r>
         <w:rPr>
           <w:lang w:val="zh_TW" w:bidi="zh_TW"/>
         </w:rPr>
         <w:t>），以及他們對偶像的崇拜（</w:t>
       </w:r>
-      <w:hyperlink r:id="rId153">
-        <w:r>
-          <w:rPr>
-            <w:lang w:val="zh_TW" w:bidi="zh_TW"/>
-          </w:rPr>
-          <w:rPr>
-            <w:color w:val="0000EE"/>
-            <w:u w:val="single"/>
-          </w:rPr>
-          <w:t>何8:4b-6</w:t>
-        </w:r>
-      </w:hyperlink>
+      <w:r>
+        <w:rPr>
+          <w:lang w:val="zh_TW" w:bidi="zh_TW"/>
+        </w:rPr>
+        <w:t>何8:4b-6</w:t>
+      </w:r>
       <w:r>
         <w:rPr>
           <w:lang w:val="zh_TW" w:bidi="zh_TW"/>
         </w:rPr>
         <w:t>）。由於全國的悖逆，他們所獻的祭並不蒙悅納（見</w:t>
       </w:r>
-      <w:hyperlink r:id="rId154">
-        <w:r>
-          <w:rPr>
-            <w:lang w:val="zh_TW" w:bidi="zh_TW"/>
-          </w:rPr>
-          <w:rPr>
-            <w:color w:val="0000EE"/>
-            <w:u w:val="single"/>
-          </w:rPr>
-          <w:t>撒上15:22</w:t>
-        </w:r>
-      </w:hyperlink>
+      <w:r>
+        <w:rPr>
+          <w:lang w:val="zh_TW" w:bidi="zh_TW"/>
+        </w:rPr>
+        <w:t>撒上15:22</w:t>
+      </w:r>
       <w:r>
         <w:rPr>
           <w:lang w:val="zh_TW" w:bidi="zh_TW"/>
         </w:rPr>
         <w:t>；</w:t>
       </w:r>
-      <w:hyperlink r:id="rId155">
-        <w:r>
-          <w:rPr>
-            <w:lang w:val="zh_TW" w:bidi="zh_TW"/>
-          </w:rPr>
-          <w:rPr>
-            <w:color w:val="0000EE"/>
-            <w:u w:val="single"/>
-          </w:rPr>
-          <w:t>賽1:11–15</w:t>
-        </w:r>
-      </w:hyperlink>
+      <w:r>
+        <w:rPr>
+          <w:lang w:val="zh_TW" w:bidi="zh_TW"/>
+        </w:rPr>
+        <w:t>賽1:11–15</w:t>
+      </w:r>
       <w:r>
         <w:rPr>
           <w:lang w:val="zh_TW" w:bidi="zh_TW"/>
         </w:rPr>
         <w:t>）。因此，以色列將再次被擄，彷彿先前在埃及的被擄（</w:t>
       </w:r>
-      <w:hyperlink r:id="rId156">
-        <w:r>
-          <w:rPr>
-            <w:lang w:val="zh_TW" w:bidi="zh_TW"/>
-          </w:rPr>
-          <w:rPr>
-            <w:color w:val="0000EE"/>
-            <w:u w:val="single"/>
-          </w:rPr>
-          <w:t>何8:13</w:t>
-        </w:r>
-      </w:hyperlink>
+      <w:r>
+        <w:rPr>
+          <w:lang w:val="zh_TW" w:bidi="zh_TW"/>
+        </w:rPr>
+        <w:t>何8:13</w:t>
+      </w:r>
       <w:r>
         <w:rPr>
           <w:lang w:val="zh_TW" w:bidi="zh_TW"/>
@@ -4885,90 +3859,60 @@
           <w:lang w:val="zh_TW" w:bidi="zh_TW"/>
         </w:rPr>
       </w:r>
-      <w:hyperlink r:id="rId157">
-        <w:r>
-          <w:rPr>
-            <w:lang w:val="zh_TW" w:bidi="zh_TW"/>
-          </w:rPr>
-          <w:rPr>
-            <w:color w:val="0000EE"/>
-            <w:u w:val="single"/>
-          </w:rPr>
-          <w:t>何西阿書第九章</w:t>
-        </w:r>
-      </w:hyperlink>
+      <w:r>
+        <w:rPr>
+          <w:lang w:val="zh_TW" w:bidi="zh_TW"/>
+        </w:rPr>
+        <w:t>何西阿書第九章</w:t>
+      </w:r>
       <w:r>
         <w:rPr>
           <w:lang w:val="zh_TW" w:bidi="zh_TW"/>
         </w:rPr>
         <w:t>繼續深化被擄的主題。以色列將失去一切喜樂（</w:t>
       </w:r>
-      <w:hyperlink r:id="rId158">
-        <w:r>
-          <w:rPr>
-            <w:lang w:val="zh_TW" w:bidi="zh_TW"/>
-          </w:rPr>
-          <w:rPr>
-            <w:color w:val="0000EE"/>
-            <w:u w:val="single"/>
-          </w:rPr>
-          <w:t>何9:1</w:t>
-        </w:r>
-      </w:hyperlink>
+      <w:r>
+        <w:rPr>
+          <w:lang w:val="zh_TW" w:bidi="zh_TW"/>
+        </w:rPr>
+        <w:t>何9:1</w:t>
+      </w:r>
       <w:r>
         <w:rPr>
           <w:lang w:val="zh_TW" w:bidi="zh_TW"/>
         </w:rPr>
         <w:t>）。土地的出產不再供養他們，因為他們將不再居住在那地（</w:t>
       </w:r>
-      <w:hyperlink r:id="rId159">
-        <w:r>
-          <w:rPr>
-            <w:lang w:val="zh_TW" w:bidi="zh_TW"/>
-          </w:rPr>
-          <w:rPr>
-            <w:color w:val="0000EE"/>
-            <w:u w:val="single"/>
-          </w:rPr>
-          <w:t>何9:2–3</w:t>
-        </w:r>
-      </w:hyperlink>
+      <w:r>
+        <w:rPr>
+          <w:lang w:val="zh_TW" w:bidi="zh_TW"/>
+        </w:rPr>
+        <w:t>何9:2–3</w:t>
+      </w:r>
       <w:r>
         <w:rPr>
           <w:lang w:val="zh_TW" w:bidi="zh_TW"/>
         </w:rPr>
         <w:t>）。部分以色列人將逃往埃及，其餘的人則被擄到亞述。所有獻祭都會停止，他們甚至必須為了生存而耗用原本屬於獻祭用的酒與肉（</w:t>
       </w:r>
-      <w:hyperlink r:id="rId160">
-        <w:r>
-          <w:rPr>
-            <w:lang w:val="zh_TW" w:bidi="zh_TW"/>
-          </w:rPr>
-          <w:rPr>
-            <w:color w:val="0000EE"/>
-            <w:u w:val="single"/>
-          </w:rPr>
-          <w:t>何9:4–5</w:t>
-        </w:r>
-      </w:hyperlink>
+      <w:r>
+        <w:rPr>
+          <w:lang w:val="zh_TW" w:bidi="zh_TW"/>
+        </w:rPr>
+        <w:t>何9:4–5</w:t>
+      </w:r>
       <w:r>
         <w:rPr>
           <w:lang w:val="zh_TW" w:bidi="zh_TW"/>
         </w:rPr>
         <w:t>）。那些逃往埃及的人也難逃死亡，他們也將被埃及人所殺（</w:t>
       </w:r>
-      <w:hyperlink r:id="rId161">
-        <w:r>
-          <w:rPr>
-            <w:lang w:val="zh_TW" w:bidi="zh_TW"/>
-          </w:rPr>
-          <w:rPr>
-            <w:color w:val="0000EE"/>
-            <w:u w:val="single"/>
-          </w:rPr>
-          <w:t>何9:6</w:t>
-        </w:r>
-      </w:hyperlink>
+      <w:r>
+        <w:rPr>
+          <w:lang w:val="zh_TW" w:bidi="zh_TW"/>
+        </w:rPr>
+        <w:t>何9:6</w:t>
+      </w:r>
       <w:r>
         <w:rPr>
           <w:lang w:val="zh_TW" w:bidi="zh_TW"/>
@@ -4994,126 +3938,84 @@
           <w:lang w:val="zh_TW" w:bidi="zh_TW"/>
         </w:rPr>
       </w:r>
-      <w:hyperlink r:id="rId162">
-        <w:r>
-          <w:rPr>
-            <w:lang w:val="zh_TW" w:bidi="zh_TW"/>
-          </w:rPr>
-          <w:rPr>
-            <w:color w:val="0000EE"/>
-            <w:u w:val="single"/>
-          </w:rPr>
-          <w:t>何西阿書第十章</w:t>
-        </w:r>
-      </w:hyperlink>
+      <w:r>
+        <w:rPr>
+          <w:lang w:val="zh_TW" w:bidi="zh_TW"/>
+        </w:rPr>
+        <w:t>何西阿書第十章</w:t>
+      </w:r>
       <w:r>
         <w:rPr>
           <w:lang w:val="zh_TW" w:bidi="zh_TW"/>
         </w:rPr>
         <w:t>進一步描寫以色列的惡行所帶來的後果。以色列原本如同一棵結實纍纍的葡萄樹（</w:t>
       </w:r>
-      <w:hyperlink r:id="rId163">
-        <w:r>
-          <w:rPr>
-            <w:lang w:val="zh_TW" w:bidi="zh_TW"/>
-          </w:rPr>
-          <w:rPr>
-            <w:color w:val="0000EE"/>
-            <w:u w:val="single"/>
-          </w:rPr>
-          <w:t>何10:1</w:t>
-        </w:r>
-      </w:hyperlink>
+      <w:r>
+        <w:rPr>
+          <w:lang w:val="zh_TW" w:bidi="zh_TW"/>
+        </w:rPr>
+        <w:t>何10:1</w:t>
+      </w:r>
       <w:r>
         <w:rPr>
           <w:lang w:val="zh_TW" w:bidi="zh_TW"/>
         </w:rPr>
         <w:t>），卻將其豐盛的祝福濫用於異教祭壇的獻祭。他們在神面前成為有罪的百姓，且神將拆毀他們的祭壇，並廢去他們的君王（</w:t>
       </w:r>
-      <w:hyperlink r:id="rId164">
-        <w:r>
-          <w:rPr>
-            <w:lang w:val="zh_TW" w:bidi="zh_TW"/>
-          </w:rPr>
-          <w:rPr>
-            <w:color w:val="0000EE"/>
-            <w:u w:val="single"/>
-          </w:rPr>
-          <w:t>何10:2–3</w:t>
-        </w:r>
-      </w:hyperlink>
+      <w:r>
+        <w:rPr>
+          <w:lang w:val="zh_TW" w:bidi="zh_TW"/>
+        </w:rPr>
+        <w:t>何10:2–3</w:t>
+      </w:r>
       <w:r>
         <w:rPr>
           <w:lang w:val="zh_TW" w:bidi="zh_TW"/>
         </w:rPr>
         <w:t>）。基比亞事件再次被提及（</w:t>
       </w:r>
-      <w:hyperlink r:id="rId165">
-        <w:r>
-          <w:rPr>
-            <w:lang w:val="zh_TW" w:bidi="zh_TW"/>
-          </w:rPr>
-          <w:rPr>
-            <w:color w:val="0000EE"/>
-            <w:u w:val="single"/>
-          </w:rPr>
-          <w:t>何9:9</w:t>
-        </w:r>
-      </w:hyperlink>
+      <w:r>
+        <w:rPr>
+          <w:lang w:val="zh_TW" w:bidi="zh_TW"/>
+        </w:rPr>
+        <w:t>何9:9</w:t>
+      </w:r>
       <w:r>
         <w:rPr>
           <w:lang w:val="zh_TW" w:bidi="zh_TW"/>
         </w:rPr>
         <w:t>），為要提醒以色列：偏離神的罪惡不僅具有傳染性，而且會帶來長久而深遠的後果（</w:t>
       </w:r>
-      <w:hyperlink r:id="rId165">
-        <w:r>
-          <w:rPr>
-            <w:lang w:val="zh_TW" w:bidi="zh_TW"/>
-          </w:rPr>
-          <w:rPr>
-            <w:color w:val="0000EE"/>
-            <w:u w:val="single"/>
-          </w:rPr>
-          <w:t>何9:10</w:t>
-        </w:r>
-      </w:hyperlink>
+      <w:r>
+        <w:rPr>
+          <w:lang w:val="zh_TW" w:bidi="zh_TW"/>
+        </w:rPr>
+        <w:t>何9:10</w:t>
+      </w:r>
       <w:r>
         <w:rPr>
           <w:lang w:val="zh_TW" w:bidi="zh_TW"/>
         </w:rPr>
         <w:t>）。</w:t>
       </w:r>
-      <w:hyperlink r:id="rId166">
-        <w:r>
-          <w:rPr>
-            <w:lang w:val="zh_TW" w:bidi="zh_TW"/>
-          </w:rPr>
-          <w:rPr>
-            <w:color w:val="0000EE"/>
-            <w:u w:val="single"/>
-          </w:rPr>
-          <w:t>何西阿書十章10節</w:t>
-        </w:r>
-      </w:hyperlink>
+      <w:r>
+        <w:rPr>
+          <w:lang w:val="zh_TW" w:bidi="zh_TW"/>
+        </w:rPr>
+        <w:t>何西阿書十章10節</w:t>
+      </w:r>
       <w:r>
         <w:rPr>
           <w:lang w:val="zh_TW" w:bidi="zh_TW"/>
         </w:rPr>
         <w:t>所提到的「兩樣的罪」，很可能是指在伯特利與但所設立的兩個金牛犢偶像，這些都招致了神的刑罰。而其結果將是沉重勞役與嚴厲的轄制（</w:t>
       </w:r>
-      <w:hyperlink r:id="rId167">
-        <w:r>
-          <w:rPr>
-            <w:lang w:val="zh_TW" w:bidi="zh_TW"/>
-          </w:rPr>
-          <w:rPr>
-            <w:color w:val="0000EE"/>
-            <w:u w:val="single"/>
-          </w:rPr>
-          <w:t>何10:11</w:t>
-        </w:r>
-      </w:hyperlink>
+      <w:r>
+        <w:rPr>
+          <w:lang w:val="zh_TW" w:bidi="zh_TW"/>
+        </w:rPr>
+        <w:t>何10:11</w:t>
+      </w:r>
       <w:r>
         <w:rPr>
           <w:lang w:val="zh_TW" w:bidi="zh_TW"/>
@@ -5145,144 +4047,96 @@
         </w:rPr>
         <w:t>第十一至第十四章總結了何西阿的預言，宣告了以色列將來得以恢復的信息。這恢復的根基在於父不變的慈愛（</w:t>
       </w:r>
-      <w:hyperlink r:id="rId168">
-        <w:r>
-          <w:rPr>
-            <w:lang w:val="zh_TW" w:bidi="zh_TW"/>
-          </w:rPr>
-          <w:rPr>
-            <w:color w:val="0000EE"/>
-            <w:u w:val="single"/>
-          </w:rPr>
-          <w:t>何11:1–12</w:t>
-        </w:r>
-      </w:hyperlink>
+      <w:r>
+        <w:rPr>
+          <w:lang w:val="zh_TW" w:bidi="zh_TW"/>
+        </w:rPr>
+        <w:t>何11:1–12</w:t>
+      </w:r>
       <w:r>
         <w:rPr>
           <w:lang w:val="zh_TW" w:bidi="zh_TW"/>
         </w:rPr>
         <w:t>）。作為一個民族，以色列曾被呼召出埃及，成為耶和華的兒子（</w:t>
       </w:r>
-      <w:hyperlink r:id="rId169">
-        <w:r>
-          <w:rPr>
-            <w:lang w:val="zh_TW" w:bidi="zh_TW"/>
-          </w:rPr>
-          <w:rPr>
-            <w:color w:val="0000EE"/>
-            <w:u w:val="single"/>
-          </w:rPr>
-          <w:t>何11:1</w:t>
-        </w:r>
-      </w:hyperlink>
+      <w:r>
+        <w:rPr>
+          <w:lang w:val="zh_TW" w:bidi="zh_TW"/>
+        </w:rPr>
+        <w:t>何11:1</w:t>
+      </w:r>
       <w:r>
         <w:rPr>
           <w:lang w:val="zh_TW" w:bidi="zh_TW"/>
         </w:rPr>
         <w:t>；另見</w:t>
       </w:r>
-      <w:hyperlink r:id="rId170">
-        <w:r>
-          <w:rPr>
-            <w:lang w:val="zh_TW" w:bidi="zh_TW"/>
-          </w:rPr>
-          <w:rPr>
-            <w:color w:val="0000EE"/>
-            <w:u w:val="single"/>
-          </w:rPr>
-          <w:t>出4:22–23</w:t>
-        </w:r>
-      </w:hyperlink>
+      <w:r>
+        <w:rPr>
+          <w:lang w:val="zh_TW" w:bidi="zh_TW"/>
+        </w:rPr>
+        <w:t>出4:22–23</w:t>
+      </w:r>
       <w:r>
         <w:rPr>
           <w:lang w:val="zh_TW" w:bidi="zh_TW"/>
         </w:rPr>
         <w:t>）。然而，以色列並未回應父的愛，反而轉向與外邦結盟（</w:t>
       </w:r>
-      <w:hyperlink r:id="rId171">
-        <w:r>
-          <w:rPr>
-            <w:lang w:val="zh_TW" w:bidi="zh_TW"/>
-          </w:rPr>
-          <w:rPr>
-            <w:color w:val="0000EE"/>
-            <w:u w:val="single"/>
-          </w:rPr>
-          <w:t>何11:5</w:t>
-        </w:r>
-      </w:hyperlink>
+      <w:r>
+        <w:rPr>
+          <w:lang w:val="zh_TW" w:bidi="zh_TW"/>
+        </w:rPr>
+        <w:t>何11:5</w:t>
+      </w:r>
       <w:r>
         <w:rPr>
           <w:lang w:val="zh_TW" w:bidi="zh_TW"/>
         </w:rPr>
         <w:t>），因此招致審判（</w:t>
       </w:r>
-      <w:hyperlink r:id="rId172">
-        <w:r>
-          <w:rPr>
-            <w:lang w:val="zh_TW" w:bidi="zh_TW"/>
-          </w:rPr>
-          <w:rPr>
-            <w:color w:val="0000EE"/>
-            <w:u w:val="single"/>
-          </w:rPr>
-          <w:t>何11:5–7</w:t>
-        </w:r>
-      </w:hyperlink>
+      <w:r>
+        <w:rPr>
+          <w:lang w:val="zh_TW" w:bidi="zh_TW"/>
+        </w:rPr>
+        <w:t>何11:5–7</w:t>
+      </w:r>
       <w:r>
         <w:rPr>
           <w:lang w:val="zh_TW" w:bidi="zh_TW"/>
         </w:rPr>
         <w:t>）。耶和華的話語顯明，因祂完全的聖潔與公義，祂的審判決不改變（</w:t>
       </w:r>
-      <w:hyperlink r:id="rId173">
-        <w:r>
-          <w:rPr>
-            <w:lang w:val="zh_TW" w:bidi="zh_TW"/>
-          </w:rPr>
-          <w:rPr>
-            <w:color w:val="0000EE"/>
-            <w:u w:val="single"/>
-          </w:rPr>
-          <w:t>何12:1–13:16</w:t>
-        </w:r>
-      </w:hyperlink>
+      <w:r>
+        <w:rPr>
+          <w:lang w:val="zh_TW" w:bidi="zh_TW"/>
+        </w:rPr>
+        <w:t>何12:1–13:16</w:t>
+      </w:r>
       <w:r>
         <w:rPr>
           <w:lang w:val="zh_TW" w:bidi="zh_TW"/>
         </w:rPr>
         <w:t>）。以色列的罪惡要求公正的刑罰（</w:t>
       </w:r>
-      <w:hyperlink r:id="rId174">
-        <w:r>
-          <w:rPr>
-            <w:lang w:val="zh_TW" w:bidi="zh_TW"/>
-          </w:rPr>
-          <w:rPr>
-            <w:color w:val="0000EE"/>
-            <w:u w:val="single"/>
-          </w:rPr>
-          <w:t>何12:1–2</w:t>
-        </w:r>
-      </w:hyperlink>
+      <w:r>
+        <w:rPr>
+          <w:lang w:val="zh_TW" w:bidi="zh_TW"/>
+        </w:rPr>
+        <w:t>何12:1–2</w:t>
+      </w:r>
       <w:r>
         <w:rPr>
           <w:lang w:val="zh_TW" w:bidi="zh_TW"/>
         </w:rPr>
         <w:t>），而北國的滅亡正是以色列自己所造成的結果。儘管如此，神仍宣告祂可以成為以色列的幫助（</w:t>
       </w:r>
-      <w:hyperlink r:id="rId175">
-        <w:r>
-          <w:rPr>
-            <w:lang w:val="zh_TW" w:bidi="zh_TW"/>
-          </w:rPr>
-          <w:rPr>
-            <w:color w:val="0000EE"/>
-            <w:u w:val="single"/>
-          </w:rPr>
-          <w:t>何13:9</w:t>
-        </w:r>
-      </w:hyperlink>
+      <w:r>
+        <w:rPr>
+          <w:lang w:val="zh_TW" w:bidi="zh_TW"/>
+        </w:rPr>
+        <w:t>何13:9</w:t>
+      </w:r>
       <w:r>
         <w:rPr>
           <w:lang w:val="zh_TW" w:bidi="zh_TW"/>
@@ -5303,90 +4157,60 @@
         </w:rPr>
         <w:t>以色列本應及時悔改，卻始終沒有作為（</w:t>
       </w:r>
-      <w:hyperlink r:id="rId176">
-        <w:r>
-          <w:rPr>
-            <w:lang w:val="zh_TW" w:bidi="zh_TW"/>
-          </w:rPr>
-          <w:rPr>
-            <w:color w:val="0000EE"/>
-            <w:u w:val="single"/>
-          </w:rPr>
-          <w:t>何13:13</w:t>
-        </w:r>
-      </w:hyperlink>
+      <w:r>
+        <w:rPr>
+          <w:lang w:val="zh_TW" w:bidi="zh_TW"/>
+        </w:rPr>
+        <w:t>何13:13</w:t>
+      </w:r>
       <w:r>
         <w:rPr>
           <w:lang w:val="zh_TW" w:bidi="zh_TW"/>
         </w:rPr>
         <w:t>）。然而，耶和華的憐憫最終將勝過死亡，使以色列在屬靈、政治，甚至可能在身體層面得以存活（</w:t>
       </w:r>
-      <w:hyperlink r:id="rId177">
-        <w:r>
-          <w:rPr>
-            <w:lang w:val="zh_TW" w:bidi="zh_TW"/>
-          </w:rPr>
-          <w:rPr>
-            <w:color w:val="0000EE"/>
-            <w:u w:val="single"/>
-          </w:rPr>
-          <w:t>13:14</w:t>
-        </w:r>
-      </w:hyperlink>
+      <w:r>
+        <w:rPr>
+          <w:lang w:val="zh_TW" w:bidi="zh_TW"/>
+        </w:rPr>
+        <w:t>13:14</w:t>
+      </w:r>
       <w:r>
         <w:rPr>
           <w:lang w:val="zh_TW" w:bidi="zh_TW"/>
         </w:rPr>
         <w:t>；另見</w:t>
       </w:r>
-      <w:hyperlink r:id="rId124">
-        <w:r>
-          <w:rPr>
-            <w:lang w:val="zh_TW" w:bidi="zh_TW"/>
-          </w:rPr>
-          <w:rPr>
-            <w:color w:val="0000EE"/>
-            <w:u w:val="single"/>
-          </w:rPr>
-          <w:t>拉37:1–14</w:t>
-        </w:r>
-      </w:hyperlink>
+      <w:r>
+        <w:rPr>
+          <w:lang w:val="zh_TW" w:bidi="zh_TW"/>
+        </w:rPr>
+        <w:t>拉37:1–14</w:t>
+      </w:r>
       <w:r>
         <w:rPr>
           <w:lang w:val="zh_TW" w:bidi="zh_TW"/>
         </w:rPr>
         <w:t>；</w:t>
       </w:r>
-      <w:hyperlink r:id="rId178">
-        <w:r>
-          <w:rPr>
-            <w:lang w:val="zh_TW" w:bidi="zh_TW"/>
-          </w:rPr>
-          <w:rPr>
-            <w:color w:val="0000EE"/>
-            <w:u w:val="single"/>
-          </w:rPr>
-          <w:t>但12:1–2</w:t>
-        </w:r>
-      </w:hyperlink>
+      <w:r>
+        <w:rPr>
+          <w:lang w:val="zh_TW" w:bidi="zh_TW"/>
+        </w:rPr>
+        <w:t>但12:1–2</w:t>
+      </w:r>
       <w:r>
         <w:rPr>
           <w:lang w:val="zh_TW" w:bidi="zh_TW"/>
         </w:rPr>
         <w:t>、</w:t>
       </w:r>
-      <w:hyperlink r:id="rId178">
-        <w:r>
-          <w:rPr>
-            <w:lang w:val="zh_TW" w:bidi="zh_TW"/>
-          </w:rPr>
-          <w:rPr>
-            <w:color w:val="0000EE"/>
-            <w:u w:val="single"/>
-          </w:rPr>
-          <w:t>13</w:t>
-        </w:r>
-      </w:hyperlink>
+      <w:r>
+        <w:rPr>
+          <w:lang w:val="zh_TW" w:bidi="zh_TW"/>
+        </w:rPr>
+        <w:t>13</w:t>
+      </w:r>
       <w:r>
         <w:rPr>
           <w:lang w:val="zh_TW" w:bidi="zh_TW"/>
@@ -5401,162 +4225,108 @@
           <w:lang w:val="zh_TW" w:bidi="zh_TW"/>
         </w:rPr>
       </w:r>
-      <w:hyperlink r:id="rId179">
-        <w:r>
-          <w:rPr>
-            <w:lang w:val="zh_TW" w:bidi="zh_TW"/>
-          </w:rPr>
-          <w:rPr>
-            <w:color w:val="0000EE"/>
-            <w:u w:val="single"/>
-          </w:rPr>
-          <w:t>何西阿書十四章</w:t>
-        </w:r>
-      </w:hyperlink>
+      <w:r>
+        <w:rPr>
+          <w:lang w:val="zh_TW" w:bidi="zh_TW"/>
+        </w:rPr>
+        <w:t>何西阿書十四章</w:t>
+      </w:r>
       <w:r>
         <w:rPr>
           <w:lang w:val="zh_TW" w:bidi="zh_TW"/>
         </w:rPr>
         <w:t>呈現了神滿有慈愛的邀請，呼籲以色列藉著認罪、禱告與讚美回轉歸向祂（</w:t>
       </w:r>
-      <w:hyperlink r:id="rId180">
-        <w:r>
-          <w:rPr>
-            <w:lang w:val="zh_TW" w:bidi="zh_TW"/>
-          </w:rPr>
-          <w:rPr>
-            <w:color w:val="0000EE"/>
-            <w:u w:val="single"/>
-          </w:rPr>
-          <w:t>何14:2</w:t>
-        </w:r>
-      </w:hyperlink>
+      <w:r>
+        <w:rPr>
+          <w:lang w:val="zh_TW" w:bidi="zh_TW"/>
+        </w:rPr>
+        <w:t>何14:2</w:t>
+      </w:r>
       <w:r>
         <w:rPr>
           <w:lang w:val="zh_TW" w:bidi="zh_TW"/>
         </w:rPr>
         <w:t>）。「嘴唇的祭」（</w:t>
       </w:r>
-      <w:hyperlink r:id="rId180">
-        <w:r>
-          <w:rPr>
-            <w:lang w:val="zh_TW" w:bidi="zh_TW"/>
-          </w:rPr>
-          <w:rPr>
-            <w:color w:val="0000EE"/>
-            <w:u w:val="single"/>
-          </w:rPr>
-          <w:t>何14:2</w:t>
-        </w:r>
-      </w:hyperlink>
+      <w:r>
+        <w:rPr>
+          <w:lang w:val="zh_TW" w:bidi="zh_TW"/>
+        </w:rPr>
+        <w:t>何14:2</w:t>
+      </w:r>
       <w:r>
         <w:rPr>
           <w:lang w:val="zh_TW" w:bidi="zh_TW"/>
         </w:rPr>
         <w:t>）指的是感謝祭，這類祭物通常包括年幼的公牛（</w:t>
       </w:r>
-      <w:hyperlink r:id="rId181">
-        <w:r>
-          <w:rPr>
-            <w:lang w:val="zh_TW" w:bidi="zh_TW"/>
-          </w:rPr>
-          <w:rPr>
-            <w:color w:val="0000EE"/>
-            <w:u w:val="single"/>
-          </w:rPr>
-          <w:t>出24:5</w:t>
-        </w:r>
-      </w:hyperlink>
+      <w:r>
+        <w:rPr>
+          <w:lang w:val="zh_TW" w:bidi="zh_TW"/>
+        </w:rPr>
+        <w:t>出24:5</w:t>
+      </w:r>
       <w:r>
         <w:rPr>
           <w:lang w:val="zh_TW" w:bidi="zh_TW"/>
         </w:rPr>
         <w:t>；</w:t>
       </w:r>
-      <w:hyperlink r:id="rId182">
-        <w:r>
-          <w:rPr>
-            <w:lang w:val="zh_TW" w:bidi="zh_TW"/>
-          </w:rPr>
-          <w:rPr>
-            <w:color w:val="0000EE"/>
-            <w:u w:val="single"/>
-          </w:rPr>
-          <w:t>利7:11–15</w:t>
-        </w:r>
-      </w:hyperlink>
+      <w:r>
+        <w:rPr>
+          <w:lang w:val="zh_TW" w:bidi="zh_TW"/>
+        </w:rPr>
+        <w:t>利7:11–15</w:t>
+      </w:r>
       <w:r>
         <w:rPr>
           <w:lang w:val="zh_TW" w:bidi="zh_TW"/>
         </w:rPr>
         <w:t>；另見</w:t>
       </w:r>
-      <w:hyperlink r:id="rId183">
-        <w:r>
-          <w:rPr>
-            <w:lang w:val="zh_TW" w:bidi="zh_TW"/>
-          </w:rPr>
-          <w:rPr>
-            <w:color w:val="0000EE"/>
-            <w:u w:val="single"/>
-          </w:rPr>
-          <w:t>詩51:17–19</w:t>
-        </w:r>
-      </w:hyperlink>
+      <w:r>
+        <w:rPr>
+          <w:lang w:val="zh_TW" w:bidi="zh_TW"/>
+        </w:rPr>
+        <w:t>詩51:17–19</w:t>
+      </w:r>
       <w:r>
         <w:rPr>
           <w:lang w:val="zh_TW" w:bidi="zh_TW"/>
         </w:rPr>
         <w:t>，</w:t>
       </w:r>
-      <w:hyperlink r:id="rId184">
-        <w:r>
-          <w:rPr>
-            <w:lang w:val="zh_TW" w:bidi="zh_TW"/>
-          </w:rPr>
-          <w:rPr>
-            <w:color w:val="0000EE"/>
-            <w:u w:val="single"/>
-          </w:rPr>
-          <w:t>69:30–31</w:t>
-        </w:r>
-      </w:hyperlink>
+      <w:r>
+        <w:rPr>
+          <w:lang w:val="zh_TW" w:bidi="zh_TW"/>
+        </w:rPr>
+        <w:t>69:30–31</w:t>
+      </w:r>
       <w:r>
         <w:rPr>
           <w:lang w:val="zh_TW" w:bidi="zh_TW"/>
         </w:rPr>
         <w:t>；</w:t>
       </w:r>
-      <w:hyperlink r:id="rId185">
-        <w:r>
-          <w:rPr>
-            <w:lang w:val="zh_TW" w:bidi="zh_TW"/>
-          </w:rPr>
-          <w:rPr>
-            <w:color w:val="0000EE"/>
-            <w:u w:val="single"/>
-          </w:rPr>
-          <w:t>來13:15–16</w:t>
-        </w:r>
-      </w:hyperlink>
+      <w:r>
+        <w:rPr>
+          <w:lang w:val="zh_TW" w:bidi="zh_TW"/>
+        </w:rPr>
+        <w:t>來13:15–16</w:t>
+      </w:r>
       <w:r>
         <w:rPr>
           <w:lang w:val="zh_TW" w:bidi="zh_TW"/>
         </w:rPr>
         <w:t>）。以色列在認罪時，也必須承認拯救既不來自亞述（政治聯盟），也不來自偶像（</w:t>
       </w:r>
-      <w:hyperlink r:id="rId186">
-        <w:r>
-          <w:rPr>
-            <w:lang w:val="zh_TW" w:bidi="zh_TW"/>
-          </w:rPr>
-          <w:rPr>
-            <w:color w:val="0000EE"/>
-            <w:u w:val="single"/>
-          </w:rPr>
-          <w:t>何14:3</w:t>
-        </w:r>
-      </w:hyperlink>
+      <w:r>
+        <w:rPr>
+          <w:lang w:val="zh_TW" w:bidi="zh_TW"/>
+        </w:rPr>
+        <w:t>何14:3</w:t>
+      </w:r>
       <w:r>
         <w:rPr>
           <w:lang w:val="zh_TW" w:bidi="zh_TW"/>
@@ -5577,36 +4347,24 @@
         </w:rPr>
         <w:t>神在以色列恢復的過程中屢次應許祂的祝福（請注意</w:t>
       </w:r>
-      <w:hyperlink r:id="rId187">
-        <w:r>
-          <w:rPr>
-            <w:lang w:val="zh_TW" w:bidi="zh_TW"/>
-          </w:rPr>
-          <w:rPr>
-            <w:color w:val="0000EE"/>
-            <w:u w:val="single"/>
-          </w:rPr>
-          <w:t>何14:4–5</w:t>
-        </w:r>
-      </w:hyperlink>
+      <w:r>
+        <w:rPr>
+          <w:lang w:val="zh_TW" w:bidi="zh_TW"/>
+        </w:rPr>
+        <w:t>何14:4–5</w:t>
+      </w:r>
       <w:r>
         <w:rPr>
           <w:lang w:val="zh_TW" w:bidi="zh_TW"/>
         </w:rPr>
         <w:t>中反覆出現「我必」）。耶和華將在屬靈上醫治以色列、無條件地愛他們、使他們全然昌盛，並完全保護他們（</w:t>
       </w:r>
-      <w:hyperlink r:id="rId188">
-        <w:r>
-          <w:rPr>
-            <w:lang w:val="zh_TW" w:bidi="zh_TW"/>
-          </w:rPr>
-          <w:rPr>
-            <w:color w:val="0000EE"/>
-            <w:u w:val="single"/>
-          </w:rPr>
-          <w:t>何14:4–7</w:t>
-        </w:r>
-      </w:hyperlink>
+      <w:r>
+        <w:rPr>
+          <w:lang w:val="zh_TW" w:bidi="zh_TW"/>
+        </w:rPr>
+        <w:t>何14:4–7</w:t>
+      </w:r>
       <w:r>
         <w:rPr>
           <w:lang w:val="zh_TW" w:bidi="zh_TW"/>
@@ -5638,18 +4396,12 @@
         </w:rPr>
         <w:t>何西阿書的核心信息集中在全書最後一節經文（</w:t>
       </w:r>
-      <w:hyperlink r:id="rId189">
-        <w:r>
-          <w:rPr>
-            <w:lang w:val="zh_TW" w:bidi="zh_TW"/>
-          </w:rPr>
-          <w:rPr>
-            <w:color w:val="0000EE"/>
-            <w:u w:val="single"/>
-          </w:rPr>
-          <w:t>何14:9</w:t>
-        </w:r>
-      </w:hyperlink>
+      <w:r>
+        <w:rPr>
+          <w:lang w:val="zh_TW" w:bidi="zh_TW"/>
+        </w:rPr>
+        <w:t>何14:9</w:t>
+      </w:r>
       <w:r>
         <w:rPr>
           <w:lang w:val="zh_TW" w:bidi="zh_TW"/>
@@ -5692,18 +4444,12 @@
         </w:rPr>
         <w:t>勝過死亡（</w:t>
       </w:r>
-      <w:hyperlink r:id="rId177">
-        <w:r>
-          <w:rPr>
-            <w:lang w:val="zh_TW" w:bidi="zh_TW"/>
-          </w:rPr>
-          <w:rPr>
-            <w:color w:val="0000EE"/>
-            <w:u w:val="single"/>
-          </w:rPr>
-          <w:t>何13:14</w:t>
-        </w:r>
-      </w:hyperlink>
+      <w:r>
+        <w:rPr>
+          <w:lang w:val="zh_TW" w:bidi="zh_TW"/>
+        </w:rPr>
+        <w:t>何13:14</w:t>
+      </w:r>
       <w:r>
         <w:rPr>
           <w:lang w:val="zh_TW" w:bidi="zh_TW"/>
@@ -5728,18 +4474,12 @@
         </w:rPr>
         <w:t>祝福（</w:t>
       </w:r>
-      <w:hyperlink r:id="rId188">
-        <w:r>
-          <w:rPr>
-            <w:lang w:val="zh_TW" w:bidi="zh_TW"/>
-          </w:rPr>
-          <w:rPr>
-            <w:color w:val="0000EE"/>
-            <w:u w:val="single"/>
-          </w:rPr>
-          <w:t>何14:4–7</w:t>
-        </w:r>
-      </w:hyperlink>
+      <w:r>
+        <w:rPr>
+          <w:lang w:val="zh_TW" w:bidi="zh_TW"/>
+        </w:rPr>
+        <w:t>何14:4–7</w:t>
+      </w:r>
       <w:r>
         <w:rPr>
           <w:lang w:val="zh_TW" w:bidi="zh_TW"/>
@@ -5864,18 +4604,12 @@
         </w:rPr>
         <w:t>外邦神明（</w:t>
       </w:r>
-      <w:hyperlink r:id="rId190">
-        <w:r>
-          <w:rPr>
-            <w:lang w:val="zh_TW" w:bidi="zh_TW"/>
-          </w:rPr>
-          <w:rPr>
-            <w:color w:val="0000EE"/>
-            <w:u w:val="single"/>
-          </w:rPr>
-          <w:t>何4:12–19</w:t>
-        </w:r>
-      </w:hyperlink>
+      <w:r>
+        <w:rPr>
+          <w:lang w:val="zh_TW" w:bidi="zh_TW"/>
+        </w:rPr>
+        <w:t>何4:12–19</w:t>
+      </w:r>
       <w:r>
         <w:rPr>
           <w:lang w:val="zh_TW" w:bidi="zh_TW"/>
@@ -5900,18 +4634,12 @@
         </w:rPr>
         <w:t>民族驕傲（</w:t>
       </w:r>
-      <w:hyperlink r:id="rId191">
-        <w:r>
-          <w:rPr>
-            <w:lang w:val="zh_TW" w:bidi="zh_TW"/>
-          </w:rPr>
-          <w:rPr>
-            <w:color w:val="0000EE"/>
-            <w:u w:val="single"/>
-          </w:rPr>
-          <w:t>何5:5</w:t>
-        </w:r>
-      </w:hyperlink>
+      <w:r>
+        <w:rPr>
+          <w:lang w:val="zh_TW" w:bidi="zh_TW"/>
+        </w:rPr>
+        <w:t>何5:5</w:t>
+      </w:r>
       <w:r>
         <w:rPr>
           <w:lang w:val="zh_TW" w:bidi="zh_TW"/>
@@ -5936,18 +4664,12 @@
         </w:rPr>
         <w:t>宗教儀式（</w:t>
       </w:r>
-      <w:hyperlink r:id="rId192">
-        <w:r>
-          <w:rPr>
-            <w:lang w:val="zh_TW" w:bidi="zh_TW"/>
-          </w:rPr>
-          <w:rPr>
-            <w:color w:val="0000EE"/>
-            <w:u w:val="single"/>
-          </w:rPr>
-          <w:t>何6:6</w:t>
-        </w:r>
-      </w:hyperlink>
+      <w:r>
+        <w:rPr>
+          <w:lang w:val="zh_TW" w:bidi="zh_TW"/>
+        </w:rPr>
+        <w:t>何6:6</w:t>
+      </w:r>
       <w:r>
         <w:rPr>
           <w:lang w:val="zh_TW" w:bidi="zh_TW"/>
@@ -5972,18 +4694,12 @@
         </w:rPr>
         <w:t>政治上的權宜之計（</w:t>
       </w:r>
-      <w:hyperlink r:id="rId137">
-        <w:r>
-          <w:rPr>
-            <w:lang w:val="zh_TW" w:bidi="zh_TW"/>
-          </w:rPr>
-          <w:rPr>
-            <w:color w:val="0000EE"/>
-            <w:u w:val="single"/>
-          </w:rPr>
-          <w:t>何7:3</w:t>
-        </w:r>
-      </w:hyperlink>
+      <w:r>
+        <w:rPr>
+          <w:lang w:val="zh_TW" w:bidi="zh_TW"/>
+        </w:rPr>
+        <w:t>何7:3</w:t>
+      </w:r>
       <w:r>
         <w:rPr>
           <w:lang w:val="zh_TW" w:bidi="zh_TW"/>
@@ -6008,18 +4724,12 @@
         </w:rPr>
         <w:t>政治聯盟（</w:t>
       </w:r>
-      <w:hyperlink r:id="rId68">
-        <w:r>
-          <w:rPr>
-            <w:lang w:val="zh_TW" w:bidi="zh_TW"/>
-          </w:rPr>
-          <w:rPr>
-            <w:color w:val="0000EE"/>
-            <w:u w:val="single"/>
-          </w:rPr>
-          <w:t>何7:11</w:t>
-        </w:r>
-      </w:hyperlink>
+      <w:r>
+        <w:rPr>
+          <w:lang w:val="zh_TW" w:bidi="zh_TW"/>
+        </w:rPr>
+        <w:t>何7:11</w:t>
+      </w:r>
       <w:r>
         <w:rPr>
           <w:lang w:val="zh_TW" w:bidi="zh_TW"/>
@@ -6044,18 +4754,12 @@
         </w:rPr>
         <w:t>世俗政權（</w:t>
       </w:r>
-      <w:hyperlink r:id="rId152">
-        <w:r>
-          <w:rPr>
-            <w:lang w:val="zh_TW" w:bidi="zh_TW"/>
-          </w:rPr>
-          <w:rPr>
-            <w:color w:val="0000EE"/>
-            <w:u w:val="single"/>
-          </w:rPr>
-          <w:t>何8:4</w:t>
-        </w:r>
-      </w:hyperlink>
+      <w:r>
+        <w:rPr>
+          <w:lang w:val="zh_TW" w:bidi="zh_TW"/>
+        </w:rPr>
+        <w:t>何8:4</w:t>
+      </w:r>
       <w:r>
         <w:rPr>
           <w:lang w:val="zh_TW" w:bidi="zh_TW"/>
@@ -6080,18 +4784,12 @@
         </w:rPr>
         <w:t>建設工程（</w:t>
       </w:r>
-      <w:hyperlink r:id="rId51">
-        <w:r>
-          <w:rPr>
-            <w:lang w:val="zh_TW" w:bidi="zh_TW"/>
-          </w:rPr>
-          <w:rPr>
-            <w:color w:val="0000EE"/>
-            <w:u w:val="single"/>
-          </w:rPr>
-          <w:t>何8:14</w:t>
-        </w:r>
-      </w:hyperlink>
+      <w:r>
+        <w:rPr>
+          <w:lang w:val="zh_TW" w:bidi="zh_TW"/>
+        </w:rPr>
+        <w:t>何8:14</w:t>
+      </w:r>
       <w:r>
         <w:rPr>
           <w:lang w:val="zh_TW" w:bidi="zh_TW"/>
@@ -6116,18 +4814,12 @@
         </w:rPr>
         <w:t>自私的財富（</w:t>
       </w:r>
-      <w:hyperlink r:id="rId163">
-        <w:r>
-          <w:rPr>
-            <w:lang w:val="zh_TW" w:bidi="zh_TW"/>
-          </w:rPr>
-          <w:rPr>
-            <w:color w:val="0000EE"/>
-            <w:u w:val="single"/>
-          </w:rPr>
-          <w:t>何10:1</w:t>
-        </w:r>
-      </w:hyperlink>
+      <w:r>
+        <w:rPr>
+          <w:lang w:val="zh_TW" w:bidi="zh_TW"/>
+        </w:rPr>
+        <w:t>何10:1</w:t>
+      </w:r>
       <w:r>
         <w:rPr>
           <w:lang w:val="zh_TW" w:bidi="zh_TW"/>
@@ -6152,18 +4844,12 @@
         </w:rPr>
         <w:t>偶像崇拜（</w:t>
       </w:r>
-      <w:hyperlink r:id="rId193">
-        <w:r>
-          <w:rPr>
-            <w:lang w:val="zh_TW" w:bidi="zh_TW"/>
-          </w:rPr>
-          <w:rPr>
-            <w:color w:val="0000EE"/>
-            <w:u w:val="single"/>
-          </w:rPr>
-          <w:t>何13:2</w:t>
-        </w:r>
-      </w:hyperlink>
+      <w:r>
+        <w:rPr>
+          <w:lang w:val="zh_TW" w:bidi="zh_TW"/>
+        </w:rPr>
+        <w:t>何13:2</w:t>
+      </w:r>
       <w:r>
         <w:rPr>
           <w:lang w:val="zh_TW" w:bidi="zh_TW"/>
@@ -6184,54 +4870,36 @@
         </w:rPr>
         <w:t>然而，真正的祝福與安全，唯有在神裡面才能尋得（</w:t>
       </w:r>
-      <w:hyperlink r:id="rId194">
-        <w:r>
-          <w:rPr>
-            <w:lang w:val="zh_TW" w:bidi="zh_TW"/>
-          </w:rPr>
-          <w:rPr>
-            <w:color w:val="0000EE"/>
-            <w:u w:val="single"/>
-          </w:rPr>
-          <w:t>何13:4</w:t>
-        </w:r>
-      </w:hyperlink>
+      <w:r>
+        <w:rPr>
+          <w:lang w:val="zh_TW" w:bidi="zh_TW"/>
+        </w:rPr>
+        <w:t>何13:4</w:t>
+      </w:r>
       <w:r>
         <w:rPr>
           <w:lang w:val="zh_TW" w:bidi="zh_TW"/>
         </w:rPr>
         <w:t>、</w:t>
       </w:r>
-      <w:hyperlink r:id="rId194">
-        <w:r>
-          <w:rPr>
-            <w:lang w:val="zh_TW" w:bidi="zh_TW"/>
-          </w:rPr>
-          <w:rPr>
-            <w:color w:val="0000EE"/>
-            <w:u w:val="single"/>
-          </w:rPr>
-          <w:t>9</w:t>
-        </w:r>
-      </w:hyperlink>
+      <w:r>
+        <w:rPr>
+          <w:lang w:val="zh_TW" w:bidi="zh_TW"/>
+        </w:rPr>
+        <w:t>9</w:t>
+      </w:r>
       <w:r>
         <w:rPr>
           <w:lang w:val="zh_TW" w:bidi="zh_TW"/>
         </w:rPr>
         <w:t>，</w:t>
       </w:r>
-      <w:hyperlink r:id="rId188">
-        <w:r>
-          <w:rPr>
-            <w:lang w:val="zh_TW" w:bidi="zh_TW"/>
-          </w:rPr>
-          <w:rPr>
-            <w:color w:val="0000EE"/>
-            <w:u w:val="single"/>
-          </w:rPr>
-          <w:t>14:4–7</w:t>
-        </w:r>
-      </w:hyperlink>
+      <w:r>
+        <w:rPr>
+          <w:lang w:val="zh_TW" w:bidi="zh_TW"/>
+        </w:rPr>
+        <w:t>14:4–7</w:t>
+      </w:r>
       <w:r>
         <w:rPr>
           <w:lang w:val="zh_TW" w:bidi="zh_TW"/>
@@ -6252,72 +4920,48 @@
         </w:rPr>
         <w:t>何西阿將背道（離棄信仰）描述為具有傳染性的罪。它可能會從屬靈領袖或百姓中的任何一方開始，隨後在彼此之間蔓延擴散（</w:t>
       </w:r>
-      <w:hyperlink r:id="rId107">
-        <w:r>
-          <w:rPr>
-            <w:lang w:val="zh_TW" w:bidi="zh_TW"/>
-          </w:rPr>
-          <w:rPr>
-            <w:color w:val="0000EE"/>
-            <w:u w:val="single"/>
-          </w:rPr>
-          <w:t>何4:9</w:t>
-        </w:r>
-      </w:hyperlink>
+      <w:r>
+        <w:rPr>
+          <w:lang w:val="zh_TW" w:bidi="zh_TW"/>
+        </w:rPr>
+        <w:t>何4:9</w:t>
+      </w:r>
       <w:r>
         <w:rPr>
           <w:lang w:val="zh_TW" w:bidi="zh_TW"/>
         </w:rPr>
         <w:t>）。而對背道的懲罰，則取決於個人所承擔的責任大小（</w:t>
       </w:r>
-      <w:hyperlink r:id="rId111">
-        <w:r>
-          <w:rPr>
-            <w:lang w:val="zh_TW" w:bidi="zh_TW"/>
-          </w:rPr>
-          <w:rPr>
-            <w:color w:val="0000EE"/>
-            <w:u w:val="single"/>
-          </w:rPr>
-          <w:t>何5:1</w:t>
-        </w:r>
-      </w:hyperlink>
+      <w:r>
+        <w:rPr>
+          <w:lang w:val="zh_TW" w:bidi="zh_TW"/>
+        </w:rPr>
+        <w:t>何5:1</w:t>
+      </w:r>
       <w:r>
         <w:rPr>
           <w:lang w:val="zh_TW" w:bidi="zh_TW"/>
         </w:rPr>
         <w:t>，</w:t>
       </w:r>
-      <w:hyperlink r:id="rId175">
-        <w:r>
-          <w:rPr>
-            <w:lang w:val="zh_TW" w:bidi="zh_TW"/>
-          </w:rPr>
-          <w:rPr>
-            <w:color w:val="0000EE"/>
-            <w:u w:val="single"/>
-          </w:rPr>
-          <w:t>13:9</w:t>
-        </w:r>
-      </w:hyperlink>
+      <w:r>
+        <w:rPr>
+          <w:lang w:val="zh_TW" w:bidi="zh_TW"/>
+        </w:rPr>
+        <w:t>13:9</w:t>
+      </w:r>
       <w:r>
         <w:rPr>
           <w:lang w:val="zh_TW" w:bidi="zh_TW"/>
         </w:rPr>
         <w:t>，</w:t>
       </w:r>
-      <w:hyperlink r:id="rId195">
-        <w:r>
-          <w:rPr>
-            <w:lang w:val="zh_TW" w:bidi="zh_TW"/>
-          </w:rPr>
-          <w:rPr>
-            <w:color w:val="0000EE"/>
-            <w:u w:val="single"/>
-          </w:rPr>
-          <w:t>14:4</w:t>
-        </w:r>
-      </w:hyperlink>
+      <w:r>
+        <w:rPr>
+          <w:lang w:val="zh_TW" w:bidi="zh_TW"/>
+        </w:rPr>
+        <w:t>14:4</w:t>
+      </w:r>
       <w:r>
         <w:rPr>
           <w:lang w:val="zh_TW" w:bidi="zh_TW"/>
@@ -6441,18 +5085,12 @@
         </w:rPr>
         <w:t>希伯來文的意思是「拯救」。它來自</w:t>
       </w:r>
-      <w:hyperlink r:id="rId196">
-        <w:r>
-          <w:rPr>
-            <w:lang w:val="zh_TW" w:bidi="zh_TW"/>
-          </w:rPr>
-          <w:rPr>
-            <w:color w:val="0000EE"/>
-            <w:u w:val="single"/>
-          </w:rPr>
-          <w:t>詩篇一一八篇25節</w:t>
-        </w:r>
-      </w:hyperlink>
+      <w:r>
+        <w:rPr>
+          <w:lang w:val="zh_TW" w:bidi="zh_TW"/>
+        </w:rPr>
+        <w:t>詩篇一一八篇25節</w:t>
+      </w:r>
       <w:r>
         <w:rPr>
           <w:lang w:val="zh_TW" w:bidi="zh_TW"/>
@@ -6467,59 +5105,29 @@
           <w:lang w:val="zh_TW" w:bidi="zh_TW"/>
         </w:rPr>
       </w:r>
-      <w:hyperlink r:id="rId197">
-        <w:r>
-          <w:rPr>
-            <w:lang w:val="zh_TW" w:bidi="zh_TW"/>
-          </w:rPr>
-          <w:rPr>
-            <w:color w:val="0000EE"/>
-            <w:u w:val="single"/>
-          </w:rPr>
-          <w:t>詩篇一一八篇</w:t>
-        </w:r>
-      </w:hyperlink>
+      <w:r>
+        <w:rPr>
+          <w:lang w:val="zh_TW" w:bidi="zh_TW"/>
+        </w:rPr>
+        <w:t>詩篇一一八篇</w:t>
+      </w:r>
       <w:r>
         <w:rPr>
           <w:lang w:val="zh_TW" w:bidi="zh_TW"/>
         </w:rPr>
         <w:t>是一首表達信靠耶和華幫助的詩歌。當人需要神的幫助時，就會這樣說。整首詩篇是「讚美詩」（Hallel）的一部分，是猶太人在重要節日中吟唱的詩歌。第</w:t>
       </w:r>
-      <w:hyperlink r:id="rId196">
-        <w:r>
-          <w:rPr>
-            <w:lang w:val="zh_TW" w:bidi="zh_TW"/>
-          </w:rPr>
-          <w:rPr>
-            <w:color w:val="0000EE"/>
-            <w:u w:val="single"/>
-          </w:rPr>
-          <w:t>25</w:t>
-        </w:r>
-      </w:hyperlink>
-      <w:r>
-        <w:rPr>
-          <w:lang w:val="zh_TW" w:bidi="zh_TW"/>
-        </w:rPr>
-        <w:t>節在住棚節中被使用，當經文被誦讀時，人們會揮動番石榴樹、柳樹和棕樹的枝條。此外，在其它慶典中，人們也可能以揮動枝條的方式來表達喜樂。例如，在</w:t>
-      </w:r>
-      <w:hyperlink r:id="rId198">
-        <w:r>
-          <w:rPr>
-            <w:lang w:val="zh_TW" w:bidi="zh_TW"/>
-          </w:rPr>
-          <w:rPr>
-            <w:color w:val="0000EE"/>
-            <w:u w:val="single"/>
-          </w:rPr>
-          <w:t>馬加比二書十章6至7節</w:t>
-        </w:r>
-      </w:hyperlink>
-      <w:r>
-        <w:rPr>
-          <w:lang w:val="zh_TW" w:bidi="zh_TW"/>
-        </w:rPr>
-        <w:t>記載中，人們在為了使聖殿恢復聖潔而舉行的儀式上，也揮動枝條。</w:t>
+      <w:r>
+        <w:rPr>
+          <w:lang w:val="zh_TW" w:bidi="zh_TW"/>
+        </w:rPr>
+        <w:t>25</w:t>
+      </w:r>
+      <w:r>
+        <w:rPr>
+          <w:lang w:val="zh_TW" w:bidi="zh_TW"/>
+        </w:rPr>
+        <w:t>節在住棚節中被使用，當經文被誦讀時，人們會揮動番石榴樹、柳樹和棕樹的枝條。此外，在其它慶典中，人們也可能以揮動枝條的方式來表達喜樂。例如，在馬加比二書十章6至7節記載中，人們在為了使聖殿恢復聖潔而舉行的儀式上，也揮動枝條。</w:t>
       </w:r>
     </w:p>
     <w:p>
@@ -6535,60 +5143,36 @@
         </w:rPr>
         <w:t>當耶穌進入耶路撒冷時，群眾高喊「和散那」（</w:t>
       </w:r>
-      <w:hyperlink r:id="rId199">
-        <w:r>
-          <w:rPr>
-            <w:lang w:val="zh_TW" w:bidi="zh_TW"/>
-          </w:rPr>
-          <w:rPr>
-            <w:color w:val="0000EE"/>
-            <w:u w:val="single"/>
-          </w:rPr>
-          <w:t>太21:9；</w:t>
-        </w:r>
-      </w:hyperlink>
-      <w:hyperlink r:id="rId200">
-        <w:r>
-          <w:rPr>
-            <w:lang w:val="zh_TW" w:bidi="zh_TW"/>
-          </w:rPr>
-          <w:rPr>
-            <w:color w:val="0000EE"/>
-            <w:u w:val="single"/>
-          </w:rPr>
-          <w:t>可11:9–10；</w:t>
-        </w:r>
-      </w:hyperlink>
-      <w:hyperlink r:id="rId201">
-        <w:r>
-          <w:rPr>
-            <w:lang w:val="zh_TW" w:bidi="zh_TW"/>
-          </w:rPr>
-          <w:rPr>
-            <w:color w:val="0000EE"/>
-            <w:u w:val="single"/>
-          </w:rPr>
-          <w:t>約12:13</w:t>
-        </w:r>
-      </w:hyperlink>
+      <w:r>
+        <w:rPr>
+          <w:lang w:val="zh_TW" w:bidi="zh_TW"/>
+        </w:rPr>
+        <w:t>太21:9；</w:t>
+      </w:r>
+      <w:r>
+        <w:rPr>
+          <w:lang w:val="zh_TW" w:bidi="zh_TW"/>
+        </w:rPr>
+        <w:t>可11:9–10；</w:t>
+      </w:r>
+      <w:r>
+        <w:rPr>
+          <w:lang w:val="zh_TW" w:bidi="zh_TW"/>
+        </w:rPr>
+        <w:t>約12:13</w:t>
+      </w:r>
       <w:r>
         <w:rPr>
           <w:lang w:val="zh_TW" w:bidi="zh_TW"/>
         </w:rPr>
         <w:t>）。然後他們說：「奉耶和華名來的是應當稱頌的！」（</w:t>
       </w:r>
-      <w:hyperlink r:id="rId202">
-        <w:r>
-          <w:rPr>
-            <w:lang w:val="zh_TW" w:bidi="zh_TW"/>
-          </w:rPr>
-          <w:rPr>
-            <w:color w:val="0000EE"/>
-            <w:u w:val="single"/>
-          </w:rPr>
-          <w:t>詩118:26</w:t>
-        </w:r>
-      </w:hyperlink>
+      <w:r>
+        <w:rPr>
+          <w:lang w:val="zh_TW" w:bidi="zh_TW"/>
+        </w:rPr>
+        <w:t>詩118:26</w:t>
+      </w:r>
       <w:r>
         <w:rPr>
           <w:lang w:val="zh_TW" w:bidi="zh_TW"/>
@@ -6623,54 +5207,36 @@
         </w:rPr>
         <w:t>耶穌進入耶路撒冷時，群眾的其他稱呼也支持這一觀點。在</w:t>
       </w:r>
-      <w:hyperlink r:id="rId199">
-        <w:r>
-          <w:rPr>
-            <w:lang w:val="zh_TW" w:bidi="zh_TW"/>
-          </w:rPr>
-          <w:rPr>
-            <w:color w:val="0000EE"/>
-            <w:u w:val="single"/>
-          </w:rPr>
-          <w:t>馬太福音二十章9節</w:t>
-        </w:r>
-      </w:hyperlink>
+      <w:r>
+        <w:rPr>
+          <w:lang w:val="zh_TW" w:bidi="zh_TW"/>
+        </w:rPr>
+        <w:t>馬太福音二十章9節</w:t>
+      </w:r>
       <w:r>
         <w:rPr>
           <w:lang w:val="zh_TW" w:bidi="zh_TW"/>
         </w:rPr>
         <w:t>中，耶穌被稱為「大衛的子孫」；在</w:t>
       </w:r>
-      <w:hyperlink r:id="rId203">
-        <w:r>
-          <w:rPr>
-            <w:lang w:val="zh_TW" w:bidi="zh_TW"/>
-          </w:rPr>
-          <w:rPr>
-            <w:color w:val="0000EE"/>
-            <w:u w:val="single"/>
-          </w:rPr>
-          <w:t>馬可福音十一章10節</w:t>
-        </w:r>
-      </w:hyperlink>
+      <w:r>
+        <w:rPr>
+          <w:lang w:val="zh_TW" w:bidi="zh_TW"/>
+        </w:rPr>
+        <w:t>馬可福音十一章10節</w:t>
+      </w:r>
       <w:r>
         <w:rPr>
           <w:lang w:val="zh_TW" w:bidi="zh_TW"/>
         </w:rPr>
         <w:t>中，提到了「我祖大衛之國」。在</w:t>
       </w:r>
-      <w:hyperlink r:id="rId201">
-        <w:r>
-          <w:rPr>
-            <w:lang w:val="zh_TW" w:bidi="zh_TW"/>
-          </w:rPr>
-          <w:rPr>
-            <w:color w:val="0000EE"/>
-            <w:u w:val="single"/>
-          </w:rPr>
-          <w:t>約翰福音十二章13節</w:t>
-        </w:r>
-      </w:hyperlink>
+      <w:r>
+        <w:rPr>
+          <w:lang w:val="zh_TW" w:bidi="zh_TW"/>
+        </w:rPr>
+        <w:t>約翰福音十二章13節</w:t>
+      </w:r>
       <w:r>
         <w:rPr>
           <w:lang w:val="zh_TW" w:bidi="zh_TW"/>
@@ -6784,18 +5350,12 @@
         </w:rPr>
         <w:t>某英文譯本在</w:t>
       </w:r>
-      <w:hyperlink r:id="rId33">
-        <w:r>
-          <w:rPr>
-            <w:lang w:val="zh_TW" w:bidi="zh_TW"/>
-          </w:rPr>
-          <w:rPr>
-            <w:color w:val="0000EE"/>
-            <w:u w:val="single"/>
-          </w:rPr>
-          <w:t>創世記三十六章22節</w:t>
-        </w:r>
-      </w:hyperlink>
+      <w:r>
+        <w:rPr>
+          <w:lang w:val="zh_TW" w:bidi="zh_TW"/>
+        </w:rPr>
+        <w:t>創世記三十六章22節</w:t>
+      </w:r>
       <w:r>
         <w:rPr>
           <w:lang w:val="zh_TW" w:bidi="zh_TW"/>
@@ -6869,36 +5429,24 @@
         </w:rPr>
         <w:t>含的後代，迦南的後裔，赫人之祖（</w:t>
       </w:r>
-      <w:hyperlink r:id="rId204">
-        <w:r>
-          <w:rPr>
-            <w:lang w:val="zh_TW" w:bidi="zh_TW"/>
-          </w:rPr>
-          <w:rPr>
-            <w:color w:val="0000EE"/>
-            <w:u w:val="single"/>
-          </w:rPr>
-          <w:t>創10:15</w:t>
-        </w:r>
-      </w:hyperlink>
+      <w:r>
+        <w:rPr>
+          <w:lang w:val="zh_TW" w:bidi="zh_TW"/>
+        </w:rPr>
+        <w:t>創10:15</w:t>
+      </w:r>
       <w:r>
         <w:rPr>
           <w:lang w:val="zh_TW" w:bidi="zh_TW"/>
         </w:rPr>
         <w:t>；</w:t>
       </w:r>
-      <w:hyperlink r:id="rId205">
-        <w:r>
-          <w:rPr>
-            <w:lang w:val="zh_TW" w:bidi="zh_TW"/>
-          </w:rPr>
-          <w:rPr>
-            <w:color w:val="0000EE"/>
-            <w:u w:val="single"/>
-          </w:rPr>
-          <w:t>代上1:13</w:t>
-        </w:r>
-      </w:hyperlink>
+      <w:r>
+        <w:rPr>
+          <w:lang w:val="zh_TW" w:bidi="zh_TW"/>
+        </w:rPr>
+        <w:t>代上1:13</w:t>
+      </w:r>
       <w:r>
         <w:rPr>
           <w:lang w:val="zh_TW" w:bidi="zh_TW"/>
@@ -7014,48 +5562,30 @@
         </w:rPr>
         <w:t>在舊約聖經中，赫里奧坡里稱為安城。約瑟在埃及作官期間，娶了亞西納，她的父親波提非拉是安城的祭司（</w:t>
       </w:r>
-      <w:hyperlink r:id="rId206">
-        <w:r>
-          <w:rPr>
-            <w:lang w:val="zh_TW" w:bidi="zh_TW"/>
-          </w:rPr>
-          <w:rPr>
-            <w:color w:val="0000EE"/>
-            <w:u w:val="single"/>
-          </w:rPr>
-          <w:t>創41:45、50，</w:t>
-        </w:r>
-      </w:hyperlink>
-      <w:hyperlink r:id="rId207">
-        <w:r>
-          <w:rPr>
-            <w:lang w:val="zh_TW" w:bidi="zh_TW"/>
-          </w:rPr>
-          <w:rPr>
-            <w:color w:val="0000EE"/>
-            <w:u w:val="single"/>
-          </w:rPr>
-          <w:t>46:20</w:t>
-        </w:r>
-      </w:hyperlink>
+      <w:r>
+        <w:rPr>
+          <w:lang w:val="zh_TW" w:bidi="zh_TW"/>
+        </w:rPr>
+        <w:t>創41:45、50，</w:t>
+      </w:r>
+      <w:r>
+        <w:rPr>
+          <w:lang w:val="zh_TW" w:bidi="zh_TW"/>
+        </w:rPr>
+        <w:t>46:20</w:t>
+      </w:r>
       <w:r>
         <w:rPr>
           <w:lang w:val="zh_TW" w:bidi="zh_TW"/>
         </w:rPr>
         <w:t>）。先知以西結曾警告，巴比倫王尼布甲尼撒會毀滅埃及的諸城，其中包括赫里奧坡里（</w:t>
       </w:r>
-      <w:hyperlink r:id="rId208">
-        <w:r>
-          <w:rPr>
-            <w:lang w:val="zh_TW" w:bidi="zh_TW"/>
-          </w:rPr>
-          <w:rPr>
-            <w:color w:val="0000EE"/>
-            <w:u w:val="single"/>
-          </w:rPr>
-          <w:t>結30:17</w:t>
-        </w:r>
-      </w:hyperlink>
+      <w:r>
+        <w:rPr>
+          <w:lang w:val="zh_TW" w:bidi="zh_TW"/>
+        </w:rPr>
+        <w:t>結30:17</w:t>
+      </w:r>
       <w:r>
         <w:rPr>
           <w:lang w:val="zh_TW" w:bidi="zh_TW"/>
@@ -7076,36 +5606,24 @@
         </w:rPr>
         <w:t>在</w:t>
       </w:r>
-      <w:hyperlink r:id="rId209">
-        <w:r>
-          <w:rPr>
-            <w:lang w:val="zh_TW" w:bidi="zh_TW"/>
-          </w:rPr>
-          <w:rPr>
-            <w:color w:val="0000EE"/>
-            <w:u w:val="single"/>
-          </w:rPr>
-          <w:t>阿摩司書一章5節</w:t>
-        </w:r>
-      </w:hyperlink>
+      <w:r>
+        <w:rPr>
+          <w:lang w:val="zh_TW" w:bidi="zh_TW"/>
+        </w:rPr>
+        <w:t>阿摩司書一章5節</w:t>
+      </w:r>
       <w:r>
         <w:rPr>
           <w:lang w:val="zh_TW" w:bidi="zh_TW"/>
         </w:rPr>
         <w:t>中，有英文譯本採用另一種譯法，並在旁註中指出，「亞文平原」也可譯為「安（On）」。同樣的改動也見於</w:t>
       </w:r>
-      <w:hyperlink r:id="rId208">
-        <w:r>
-          <w:rPr>
-            <w:lang w:val="zh_TW" w:bidi="zh_TW"/>
-          </w:rPr>
-          <w:rPr>
-            <w:color w:val="0000EE"/>
-            <w:u w:val="single"/>
-          </w:rPr>
-          <w:t>以西結書三十章17節</w:t>
-        </w:r>
-      </w:hyperlink>
+      <w:r>
+        <w:rPr>
+          <w:lang w:val="zh_TW" w:bidi="zh_TW"/>
+        </w:rPr>
+        <w:t>以西結書三十章17節</w:t>
+      </w:r>
       <w:r>
         <w:rPr>
           <w:lang w:val="zh_TW" w:bidi="zh_TW"/>
@@ -7126,36 +5644,24 @@
         </w:rPr>
         <w:t>耶利米也說，赫里奧坡里的神聖柱像將遭受毀壞（</w:t>
       </w:r>
-      <w:hyperlink r:id="rId210">
-        <w:r>
-          <w:rPr>
-            <w:lang w:val="zh_TW" w:bidi="zh_TW"/>
-          </w:rPr>
-          <w:rPr>
-            <w:color w:val="0000EE"/>
-            <w:u w:val="single"/>
-          </w:rPr>
-          <w:t>耶43:13</w:t>
-        </w:r>
-      </w:hyperlink>
+      <w:r>
+        <w:rPr>
+          <w:lang w:val="zh_TW" w:bidi="zh_TW"/>
+        </w:rPr>
+        <w:t>耶43:13</w:t>
+      </w:r>
       <w:r>
         <w:rPr>
           <w:lang w:val="zh_TW" w:bidi="zh_TW"/>
         </w:rPr>
         <w:t>）。</w:t>
       </w:r>
-      <w:hyperlink r:id="rId211">
-        <w:r>
-          <w:rPr>
-            <w:lang w:val="zh_TW" w:bidi="zh_TW"/>
-          </w:rPr>
-          <w:rPr>
-            <w:color w:val="0000EE"/>
-            <w:u w:val="single"/>
-          </w:rPr>
-          <w:t>以賽亞書十九章18節</w:t>
-        </w:r>
-      </w:hyperlink>
+      <w:r>
+        <w:rPr>
+          <w:lang w:val="zh_TW" w:bidi="zh_TW"/>
+        </w:rPr>
+        <w:t>以賽亞書十九章18節</w:t>
+      </w:r>
       <w:r>
         <w:rPr>
           <w:lang w:val="zh_TW" w:bidi="zh_TW"/>
@@ -7540,54 +6046,36 @@
         </w:rPr>
         <w:t>「赫人」這個名字在舊約中出現近50次，但在新約則沒有出現；如果將赫人的祖先赫的名字包括在內，那出現的次數就超過60次。其中許多次，是與迦南的赫人有關。他們的祖先和同名的赫在「國家列表」中，被列為迦南的一個兒子（</w:t>
       </w:r>
-      <w:hyperlink r:id="rId204">
-        <w:r>
-          <w:rPr>
-            <w:lang w:val="zh_TW" w:bidi="zh_TW"/>
-          </w:rPr>
-          <w:rPr>
-            <w:color w:val="0000EE"/>
-            <w:u w:val="single"/>
-          </w:rPr>
-          <w:t>創10:15</w:t>
-        </w:r>
-      </w:hyperlink>
+      <w:r>
+        <w:rPr>
+          <w:lang w:val="zh_TW" w:bidi="zh_TW"/>
+        </w:rPr>
+        <w:t>創10:15</w:t>
+      </w:r>
       <w:r>
         <w:rPr>
           <w:lang w:val="zh_TW" w:bidi="zh_TW"/>
         </w:rPr>
         <w:t>；參</w:t>
       </w:r>
-      <w:hyperlink r:id="rId205">
-        <w:r>
-          <w:rPr>
-            <w:lang w:val="zh_TW" w:bidi="zh_TW"/>
-          </w:rPr>
-          <w:rPr>
-            <w:color w:val="0000EE"/>
-            <w:u w:val="single"/>
-          </w:rPr>
-          <w:t>代上1:13</w:t>
-        </w:r>
-      </w:hyperlink>
+      <w:r>
+        <w:rPr>
+          <w:lang w:val="zh_TW" w:bidi="zh_TW"/>
+        </w:rPr>
+        <w:t>代上1:13</w:t>
+      </w:r>
       <w:r>
         <w:rPr>
           <w:lang w:val="zh_TW" w:bidi="zh_TW"/>
         </w:rPr>
         <w:t>）。大多數提到「赫人的兒子」（sons of Heth，和合本作「赫人」）的經文，出現在亞伯拉罕購買麥比拉洞的敘述中（</w:t>
       </w:r>
-      <w:hyperlink r:id="rId212">
-        <w:r>
-          <w:rPr>
-            <w:lang w:val="zh_TW" w:bidi="zh_TW"/>
-          </w:rPr>
-          <w:rPr>
-            <w:color w:val="0000EE"/>
-            <w:u w:val="single"/>
-          </w:rPr>
-          <w:t>創23</w:t>
-        </w:r>
-      </w:hyperlink>
+      <w:r>
+        <w:rPr>
+          <w:lang w:val="zh_TW" w:bidi="zh_TW"/>
+        </w:rPr>
+        <w:t>創23</w:t>
+      </w:r>
       <w:r>
         <w:rPr>
           <w:lang w:val="zh_TW" w:bidi="zh_TW"/>
@@ -7608,144 +6096,96 @@
         </w:rPr>
         <w:t>舊約提到赫人的地方，包括</w:t>
       </w:r>
-      <w:hyperlink r:id="rId213">
-        <w:r>
-          <w:rPr>
-            <w:lang w:val="zh_TW" w:bidi="zh_TW"/>
-          </w:rPr>
-          <w:rPr>
-            <w:color w:val="0000EE"/>
-            <w:u w:val="single"/>
-          </w:rPr>
-          <w:t>創世記二十六章34節</w:t>
-        </w:r>
-      </w:hyperlink>
+      <w:r>
+        <w:rPr>
+          <w:lang w:val="zh_TW" w:bidi="zh_TW"/>
+        </w:rPr>
+        <w:t>創世記二十六章34節</w:t>
+      </w:r>
       <w:r>
         <w:rPr>
           <w:lang w:val="zh_TW" w:bidi="zh_TW"/>
         </w:rPr>
         <w:t>，</w:t>
       </w:r>
-      <w:hyperlink r:id="rId214">
-        <w:r>
-          <w:rPr>
-            <w:lang w:val="zh_TW" w:bidi="zh_TW"/>
-          </w:rPr>
-          <w:rPr>
-            <w:color w:val="0000EE"/>
-            <w:u w:val="single"/>
-          </w:rPr>
-          <w:t>二十七章46節</w:t>
-        </w:r>
-      </w:hyperlink>
+      <w:r>
+        <w:rPr>
+          <w:lang w:val="zh_TW" w:bidi="zh_TW"/>
+        </w:rPr>
+        <w:t>二十七章46節</w:t>
+      </w:r>
       <w:r>
         <w:rPr>
           <w:lang w:val="zh_TW" w:bidi="zh_TW"/>
         </w:rPr>
         <w:t>（赫人的女子），</w:t>
       </w:r>
-      <w:hyperlink r:id="rId215">
-        <w:r>
-          <w:rPr>
-            <w:lang w:val="zh_TW" w:bidi="zh_TW"/>
-          </w:rPr>
-          <w:rPr>
-            <w:color w:val="0000EE"/>
-            <w:u w:val="single"/>
-          </w:rPr>
-          <w:t>四十九章29至32節</w:t>
-        </w:r>
-      </w:hyperlink>
+      <w:r>
+        <w:rPr>
+          <w:lang w:val="zh_TW" w:bidi="zh_TW"/>
+        </w:rPr>
+        <w:t>四十九章29至32節</w:t>
+      </w:r>
       <w:r>
         <w:rPr>
           <w:lang w:val="zh_TW" w:bidi="zh_TW"/>
         </w:rPr>
         <w:t>，</w:t>
       </w:r>
-      <w:hyperlink r:id="rId216">
-        <w:r>
-          <w:rPr>
-            <w:lang w:val="zh_TW" w:bidi="zh_TW"/>
-          </w:rPr>
-          <w:rPr>
-            <w:color w:val="0000EE"/>
-            <w:u w:val="single"/>
-          </w:rPr>
-          <w:t>五十章13節</w:t>
-        </w:r>
-      </w:hyperlink>
+      <w:r>
+        <w:rPr>
+          <w:lang w:val="zh_TW" w:bidi="zh_TW"/>
+        </w:rPr>
+        <w:t>五十章13節</w:t>
+      </w:r>
       <w:r>
         <w:rPr>
           <w:lang w:val="zh_TW" w:bidi="zh_TW"/>
         </w:rPr>
         <w:t>（以弗崙）；</w:t>
       </w:r>
-      <w:hyperlink r:id="rId217">
-        <w:r>
-          <w:rPr>
-            <w:lang w:val="zh_TW" w:bidi="zh_TW"/>
-          </w:rPr>
-          <w:rPr>
-            <w:color w:val="0000EE"/>
-            <w:u w:val="single"/>
-          </w:rPr>
-          <w:t>出埃及記三十三章2節</w:t>
-        </w:r>
-      </w:hyperlink>
+      <w:r>
+        <w:rPr>
+          <w:lang w:val="zh_TW" w:bidi="zh_TW"/>
+        </w:rPr>
+        <w:t>出埃及記三十三章2節</w:t>
+      </w:r>
       <w:r>
         <w:rPr>
           <w:lang w:val="zh_TW" w:bidi="zh_TW"/>
         </w:rPr>
         <w:t>；</w:t>
       </w:r>
-      <w:hyperlink r:id="rId218">
-        <w:r>
-          <w:rPr>
-            <w:lang w:val="zh_TW" w:bidi="zh_TW"/>
-          </w:rPr>
-          <w:rPr>
-            <w:color w:val="0000EE"/>
-            <w:u w:val="single"/>
-          </w:rPr>
-          <w:t>民數記十三章29節</w:t>
-        </w:r>
-      </w:hyperlink>
+      <w:r>
+        <w:rPr>
+          <w:lang w:val="zh_TW" w:bidi="zh_TW"/>
+        </w:rPr>
+        <w:t>民數記十三章29節</w:t>
+      </w:r>
       <w:r>
         <w:rPr>
           <w:lang w:val="zh_TW" w:bidi="zh_TW"/>
         </w:rPr>
         <w:t>；</w:t>
       </w:r>
-      <w:hyperlink r:id="rId219">
-        <w:r>
-          <w:rPr>
-            <w:lang w:val="zh_TW" w:bidi="zh_TW"/>
-          </w:rPr>
-          <w:rPr>
-            <w:color w:val="0000EE"/>
-            <w:u w:val="single"/>
-          </w:rPr>
-          <w:t>申命記七章1節</w:t>
-        </w:r>
-      </w:hyperlink>
+      <w:r>
+        <w:rPr>
+          <w:lang w:val="zh_TW" w:bidi="zh_TW"/>
+        </w:rPr>
+        <w:t>申命記七章1節</w:t>
+      </w:r>
       <w:r>
         <w:rPr>
           <w:lang w:val="zh_TW" w:bidi="zh_TW"/>
         </w:rPr>
         <w:t>，</w:t>
       </w:r>
-      <w:hyperlink r:id="rId220">
-        <w:r>
-          <w:rPr>
-            <w:lang w:val="zh_TW" w:bidi="zh_TW"/>
-          </w:rPr>
-          <w:rPr>
-            <w:color w:val="0000EE"/>
-            <w:u w:val="single"/>
-          </w:rPr>
-          <w:t>二十章17節</w:t>
-        </w:r>
-      </w:hyperlink>
+      <w:r>
+        <w:rPr>
+          <w:lang w:val="zh_TW" w:bidi="zh_TW"/>
+        </w:rPr>
+        <w:t>二十章17節</w:t>
+      </w:r>
       <w:r>
         <w:rPr>
           <w:lang w:val="zh_TW" w:bidi="zh_TW"/>
@@ -7764,162 +6204,108 @@
         </w:rPr>
         <w:t>）；</w:t>
       </w:r>
-      <w:hyperlink r:id="rId44">
-        <w:r>
-          <w:rPr>
-            <w:lang w:val="zh_TW" w:bidi="zh_TW"/>
-          </w:rPr>
-          <w:rPr>
-            <w:color w:val="0000EE"/>
-            <w:u w:val="single"/>
-          </w:rPr>
-          <w:t>約書亞記十一章3節</w:t>
-        </w:r>
-      </w:hyperlink>
+      <w:r>
+        <w:rPr>
+          <w:lang w:val="zh_TW" w:bidi="zh_TW"/>
+        </w:rPr>
+        <w:t>約書亞記十一章3節</w:t>
+      </w:r>
       <w:r>
         <w:rPr>
           <w:lang w:val="zh_TW" w:bidi="zh_TW"/>
         </w:rPr>
         <w:t>，</w:t>
       </w:r>
-      <w:hyperlink r:id="rId221">
-        <w:r>
-          <w:rPr>
-            <w:lang w:val="zh_TW" w:bidi="zh_TW"/>
-          </w:rPr>
-          <w:rPr>
-            <w:color w:val="0000EE"/>
-            <w:u w:val="single"/>
-          </w:rPr>
-          <w:t>十二章8節</w:t>
-        </w:r>
-      </w:hyperlink>
+      <w:r>
+        <w:rPr>
+          <w:lang w:val="zh_TW" w:bidi="zh_TW"/>
+        </w:rPr>
+        <w:t>十二章8節</w:t>
+      </w:r>
       <w:r>
         <w:rPr>
           <w:lang w:val="zh_TW" w:bidi="zh_TW"/>
         </w:rPr>
         <w:t>（住在迦南的民）；</w:t>
       </w:r>
-      <w:hyperlink r:id="rId222">
-        <w:r>
-          <w:rPr>
-            <w:lang w:val="zh_TW" w:bidi="zh_TW"/>
-          </w:rPr>
-          <w:rPr>
-            <w:color w:val="0000EE"/>
-            <w:u w:val="single"/>
-          </w:rPr>
-          <w:t>撒母耳記上二十六章6節</w:t>
-        </w:r>
-      </w:hyperlink>
+      <w:r>
+        <w:rPr>
+          <w:lang w:val="zh_TW" w:bidi="zh_TW"/>
+        </w:rPr>
+        <w:t>撒母耳記上二十六章6節</w:t>
+      </w:r>
       <w:r>
         <w:rPr>
           <w:lang w:val="zh_TW" w:bidi="zh_TW"/>
         </w:rPr>
         <w:t>；</w:t>
       </w:r>
-      <w:hyperlink r:id="rId223">
-        <w:r>
-          <w:rPr>
-            <w:lang w:val="zh_TW" w:bidi="zh_TW"/>
-          </w:rPr>
-          <w:rPr>
-            <w:color w:val="0000EE"/>
-            <w:u w:val="single"/>
-          </w:rPr>
-          <w:t>撒母耳記下十一至十二章</w:t>
-        </w:r>
-      </w:hyperlink>
+      <w:r>
+        <w:rPr>
+          <w:lang w:val="zh_TW" w:bidi="zh_TW"/>
+        </w:rPr>
+        <w:t>撒母耳記下十一至十二章</w:t>
+      </w:r>
       <w:r>
         <w:rPr>
           <w:lang w:val="zh_TW" w:bidi="zh_TW"/>
         </w:rPr>
         <w:t>（大衛的勇士烏利亞）；</w:t>
       </w:r>
-      <w:hyperlink r:id="rId224">
-        <w:r>
-          <w:rPr>
-            <w:lang w:val="zh_TW" w:bidi="zh_TW"/>
-          </w:rPr>
-          <w:rPr>
-            <w:color w:val="0000EE"/>
-            <w:u w:val="single"/>
-          </w:rPr>
-          <w:t>列王紀上九章20節</w:t>
-        </w:r>
-      </w:hyperlink>
+      <w:r>
+        <w:rPr>
+          <w:lang w:val="zh_TW" w:bidi="zh_TW"/>
+        </w:rPr>
+        <w:t>列王紀上九章20節</w:t>
+      </w:r>
       <w:r>
         <w:rPr>
           <w:lang w:val="zh_TW" w:bidi="zh_TW"/>
         </w:rPr>
         <w:t>，</w:t>
       </w:r>
-      <w:hyperlink r:id="rId225">
-        <w:r>
-          <w:rPr>
-            <w:lang w:val="zh_TW" w:bidi="zh_TW"/>
-          </w:rPr>
-          <w:rPr>
-            <w:color w:val="0000EE"/>
-            <w:u w:val="single"/>
-          </w:rPr>
-          <w:t>十章29節</w:t>
-        </w:r>
-      </w:hyperlink>
+      <w:r>
+        <w:rPr>
+          <w:lang w:val="zh_TW" w:bidi="zh_TW"/>
+        </w:rPr>
+        <w:t>十章29節</w:t>
+      </w:r>
       <w:r>
         <w:rPr>
           <w:lang w:val="zh_TW" w:bidi="zh_TW"/>
         </w:rPr>
         <w:t>（所羅門的工人或交易的人），</w:t>
       </w:r>
-      <w:hyperlink r:id="rId226">
-        <w:r>
-          <w:rPr>
-            <w:lang w:val="zh_TW" w:bidi="zh_TW"/>
-          </w:rPr>
-          <w:rPr>
-            <w:color w:val="0000EE"/>
-            <w:u w:val="single"/>
-          </w:rPr>
-          <w:t>十一章1節</w:t>
-        </w:r>
-      </w:hyperlink>
+      <w:r>
+        <w:rPr>
+          <w:lang w:val="zh_TW" w:bidi="zh_TW"/>
+        </w:rPr>
+        <w:t>十一章1節</w:t>
+      </w:r>
       <w:r>
         <w:rPr>
           <w:lang w:val="zh_TW" w:bidi="zh_TW"/>
         </w:rPr>
         <w:t>（所羅門的妃子）、</w:t>
       </w:r>
-      <w:hyperlink r:id="rId227">
-        <w:r>
-          <w:rPr>
-            <w:lang w:val="zh_TW" w:bidi="zh_TW"/>
-          </w:rPr>
-          <w:rPr>
-            <w:color w:val="0000EE"/>
-            <w:u w:val="single"/>
-          </w:rPr>
-          <w:t>以斯拉記九章1節</w:t>
-        </w:r>
-      </w:hyperlink>
+      <w:r>
+        <w:rPr>
+          <w:lang w:val="zh_TW" w:bidi="zh_TW"/>
+        </w:rPr>
+        <w:t>以斯拉記九章1節</w:t>
+      </w:r>
       <w:r>
         <w:rPr>
           <w:lang w:val="zh_TW" w:bidi="zh_TW"/>
         </w:rPr>
         <w:t>（外邦人）；</w:t>
       </w:r>
-      <w:hyperlink r:id="rId228">
-        <w:r>
-          <w:rPr>
-            <w:lang w:val="zh_TW" w:bidi="zh_TW"/>
-          </w:rPr>
-          <w:rPr>
-            <w:color w:val="0000EE"/>
-            <w:u w:val="single"/>
-          </w:rPr>
-          <w:t>以西結書十六章3節、45節</w:t>
-        </w:r>
-      </w:hyperlink>
+      <w:r>
+        <w:rPr>
+          <w:lang w:val="zh_TW" w:bidi="zh_TW"/>
+        </w:rPr>
+        <w:t>以西結書十六章3節、45節</w:t>
+      </w:r>
       <w:r>
         <w:rPr>
           <w:lang w:val="zh_TW" w:bidi="zh_TW"/>
